--- a/AIChatbot/AI Documents/AI Theory.docx
+++ b/AIChatbot/AI Documents/AI Theory.docx
@@ -1446,25 +1446,7 @@
           <w:sz w:val="28"/>
           <w:szCs w:val="28"/>
         </w:rPr>
-        <w:t xml:space="preserve">Azure </w:t>
-      </w:r>
-      <w:proofErr w:type="spellStart"/>
-      <w:r>
-        <w:rPr>
-          <w:rFonts w:ascii="Times New Roman" w:hAnsi="Times New Roman" w:cs="Times New Roman"/>
-          <w:sz w:val="28"/>
-          <w:szCs w:val="28"/>
-        </w:rPr>
-        <w:t>DevOps</w:t>
-      </w:r>
-      <w:proofErr w:type="spellEnd"/>
-      <w:r>
-        <w:rPr>
-          <w:rFonts w:ascii="Times New Roman" w:hAnsi="Times New Roman" w:cs="Times New Roman"/>
-          <w:sz w:val="28"/>
-          <w:szCs w:val="28"/>
-        </w:rPr>
-        <w:t xml:space="preserve"> </w:t>
+        <w:t xml:space="preserve">Azure DevOps </w:t>
       </w:r>
     </w:p>
     <w:p>
@@ -3328,23 +3310,13 @@
           <w14:ligatures w14:val="none"/>
         </w:rPr>
       </w:pPr>
-      <w:proofErr w:type="spellStart"/>
-      <w:r>
-        <w:rPr>
-          <w:rFonts w:ascii="Times New Roman" w:eastAsia="Times New Roman" w:hAnsi="Times New Roman" w:cs="Times New Roman"/>
-          <w:kern w:val="0"/>
-          <w14:ligatures w14:val="none"/>
-        </w:rPr>
-        <w:t>Milvus</w:t>
-      </w:r>
-      <w:proofErr w:type="spellEnd"/>
-      <w:r>
-        <w:rPr>
-          <w:rFonts w:ascii="Times New Roman" w:eastAsia="Times New Roman" w:hAnsi="Times New Roman" w:cs="Times New Roman"/>
-          <w:kern w:val="0"/>
-          <w14:ligatures w14:val="none"/>
-        </w:rPr>
-        <w:t xml:space="preserve"> </w:t>
+      <w:r>
+        <w:rPr>
+          <w:rFonts w:ascii="Times New Roman" w:eastAsia="Times New Roman" w:hAnsi="Times New Roman" w:cs="Times New Roman"/>
+          <w:kern w:val="0"/>
+          <w14:ligatures w14:val="none"/>
+        </w:rPr>
+        <w:t xml:space="preserve">Milvus </w:t>
       </w:r>
     </w:p>
     <w:p>
@@ -9153,28 +9125,7 @@
           <w:szCs w:val="28"/>
         </w:rPr>
         <w:tab/>
-      </w:r>
-      <w:proofErr w:type="spellStart"/>
-      <w:r>
-        <w:rPr>
-          <w:rFonts w:ascii="Times New Roman" w:hAnsi="Times New Roman" w:cs="Times New Roman"/>
-          <w:b/>
-          <w:bCs/>
-          <w:sz w:val="28"/>
-          <w:szCs w:val="28"/>
-        </w:rPr>
-        <w:t>vs</w:t>
-      </w:r>
-      <w:proofErr w:type="spellEnd"/>
-      <w:r>
-        <w:rPr>
-          <w:rFonts w:ascii="Times New Roman" w:hAnsi="Times New Roman" w:cs="Times New Roman"/>
-          <w:b/>
-          <w:bCs/>
-          <w:sz w:val="28"/>
-          <w:szCs w:val="28"/>
-        </w:rPr>
-        <w:t xml:space="preserve"> </w:t>
+        <w:t xml:space="preserve">vs </w:t>
       </w:r>
       <w:r>
         <w:rPr>
@@ -9623,6 +9574,13 @@
       <w:pPr>
         <w:rPr>
           <w:rFonts w:ascii="Times New Roman" w:hAnsi="Times New Roman" w:cs="Times New Roman"/>
+        </w:rPr>
+      </w:pPr>
+    </w:p>
+    <w:p>
+      <w:pPr>
+        <w:rPr>
+          <w:rFonts w:ascii="Times New Roman" w:hAnsi="Times New Roman" w:cs="Times New Roman"/>
           <w:b/>
           <w:bCs/>
           <w:sz w:val="32"/>
@@ -9637,6 +9595,7 @@
           <w:sz w:val="32"/>
           <w:szCs w:val="32"/>
         </w:rPr>
+        <w:lastRenderedPageBreak/>
         <w:t>What is Word2Vec?</w:t>
       </w:r>
     </w:p>
@@ -9652,7 +9611,6 @@
           <w:b/>
           <w:bCs/>
         </w:rPr>
-        <w:lastRenderedPageBreak/>
         <w:t>Word2Vec</w:t>
       </w:r>
       <w:r>
@@ -10200,6 +10158,7 @@
           <w:sz w:val="28"/>
           <w:szCs w:val="28"/>
         </w:rPr>
+        <w:lastRenderedPageBreak/>
         <w:t>How Does Word2Vec Learn?</w:t>
       </w:r>
     </w:p>
@@ -10213,7 +10172,6 @@
         <w:rPr>
           <w:rFonts w:ascii="Times New Roman" w:hAnsi="Times New Roman" w:cs="Times New Roman"/>
         </w:rPr>
-        <w:lastRenderedPageBreak/>
         <w:t>It reads millions (or billions) of sentences.</w:t>
       </w:r>
     </w:p>
@@ -10515,6 +10473,7 @@
           <w:sz w:val="40"/>
           <w:szCs w:val="40"/>
         </w:rPr>
+        <w:lastRenderedPageBreak/>
         <w:t>You've covered a lot in a short period:</w:t>
       </w:r>
     </w:p>
@@ -10532,7 +10491,6 @@
         <w:rPr>
           <w:rFonts w:ascii="Times New Roman" w:hAnsi="Times New Roman" w:cs="Times New Roman"/>
         </w:rPr>
-        <w:lastRenderedPageBreak/>
         <w:t xml:space="preserve">Text preprocessing </w:t>
       </w:r>
     </w:p>
@@ -10952,6 +10910,7 @@
         <w:rPr>
           <w:rFonts w:ascii="Times New Roman" w:hAnsi="Times New Roman" w:cs="Times New Roman"/>
         </w:rPr>
+        <w:lastRenderedPageBreak/>
         <w:t>6. N-Grams</w:t>
       </w:r>
     </w:p>
@@ -10965,7 +10924,6 @@
         <w:rPr>
           <w:rFonts w:ascii="Times New Roman" w:hAnsi="Times New Roman" w:cs="Times New Roman"/>
         </w:rPr>
-        <w:lastRenderedPageBreak/>
         <w:t>7. Bag of Words</w:t>
       </w:r>
     </w:p>
@@ -11415,6 +11373,7 @@
         <w:rPr>
           <w:rFonts w:ascii="Times New Roman" w:hAnsi="Times New Roman" w:cs="Times New Roman"/>
         </w:rPr>
+        <w:lastRenderedPageBreak/>
         <w:t>CalculateIDF</w:t>
       </w:r>
       <w:proofErr w:type="spellEnd"/>
@@ -11440,7 +11399,6 @@
         <w:rPr>
           <w:rFonts w:ascii="Times New Roman" w:hAnsi="Times New Roman" w:cs="Times New Roman"/>
         </w:rPr>
-        <w:lastRenderedPageBreak/>
         <w:t>CalculateTFIDF</w:t>
       </w:r>
       <w:proofErr w:type="spellEnd"/>
@@ -11808,6 +11766,7 @@
         <w:rPr>
           <w:rFonts w:ascii="Times New Roman" w:hAnsi="Times New Roman" w:cs="Times New Roman"/>
         </w:rPr>
+        <w:lastRenderedPageBreak/>
         <w:t>Cosine Similarity</w:t>
       </w:r>
     </w:p>
@@ -11821,7 +11780,6 @@
         <w:rPr>
           <w:rFonts w:ascii="Times New Roman" w:hAnsi="Times New Roman" w:cs="Times New Roman"/>
         </w:rPr>
-        <w:lastRenderedPageBreak/>
         <w:t xml:space="preserve">    ↓</w:t>
       </w:r>
     </w:p>
@@ -12030,6 +11988,7 @@
           <w:sz w:val="40"/>
           <w:szCs w:val="40"/>
         </w:rPr>
+        <w:lastRenderedPageBreak/>
         <w:t>My Recommendation for You</w:t>
       </w:r>
     </w:p>
@@ -12043,7 +12002,6 @@
         <w:rPr>
           <w:rFonts w:ascii="Times New Roman" w:hAnsi="Times New Roman" w:cs="Times New Roman"/>
         </w:rPr>
-        <w:lastRenderedPageBreak/>
         <w:t xml:space="preserve">Since you're a </w:t>
       </w:r>
       <w:r>
@@ -13104,7 +13062,6 @@
           <w:sz w:val="32"/>
           <w:szCs w:val="32"/>
         </w:rPr>
-        <w:lastRenderedPageBreak/>
         <w:t>FAQ Search Engine</w:t>
       </w:r>
     </w:p>
@@ -13582,7 +13539,6 @@
           <w:sz w:val="28"/>
           <w:szCs w:val="28"/>
         </w:rPr>
-        <w:lastRenderedPageBreak/>
         <w:t>Resume Search Engine</w:t>
       </w:r>
     </w:p>
@@ -13958,8 +13914,6 @@
           <w:rFonts w:ascii="Times New Roman" w:hAnsi="Times New Roman" w:cs="Times New Roman"/>
         </w:rPr>
       </w:pPr>
-      <w:bookmarkStart w:id="0" w:name="_GoBack"/>
-      <w:bookmarkEnd w:id="0"/>
     </w:p>
     <w:p>
       <w:pPr>
@@ -13986,23 +13940,2519 @@
           <w:sz w:val="28"/>
           <w:szCs w:val="28"/>
         </w:rPr>
+        <w:t>Similar Document Finder</w:t>
+      </w:r>
+    </w:p>
+    <w:p>
+      <w:pPr>
+        <w:rPr>
+          <w:rFonts w:ascii="Times New Roman" w:hAnsi="Times New Roman" w:cs="Times New Roman"/>
+        </w:rPr>
+      </w:pPr>
+      <w:r>
+        <w:rPr>
+          <w:rFonts w:ascii="Times New Roman" w:hAnsi="Times New Roman" w:cs="Times New Roman"/>
+          <w:b/>
+          <w:bCs/>
+        </w:rPr>
+        <w:t>Real-world use</w:t>
+      </w:r>
+    </w:p>
+    <w:p>
+      <w:pPr>
+        <w:pStyle w:val="ListParagraph"/>
+        <w:numPr>
+          <w:ilvl w:val="0"/>
+          <w:numId w:val="32"/>
+        </w:numPr>
+        <w:rPr>
+          <w:rFonts w:ascii="Times New Roman" w:hAnsi="Times New Roman" w:cs="Times New Roman"/>
+        </w:rPr>
+      </w:pPr>
+      <w:r>
+        <w:rPr>
+          <w:rFonts w:ascii="Times New Roman" w:hAnsi="Times New Roman" w:cs="Times New Roman"/>
+        </w:rPr>
+        <w:t>Match job descriptions with the most suitable resumes.</w:t>
+      </w:r>
+    </w:p>
+    <w:p>
+      <w:pPr>
+        <w:rPr>
+          <w:rFonts w:ascii="Times New Roman" w:hAnsi="Times New Roman" w:cs="Times New Roman"/>
+        </w:rPr>
+      </w:pPr>
+    </w:p>
+    <w:p>
+      <w:pPr>
+        <w:rPr>
+          <w:rFonts w:ascii="Times New Roman" w:hAnsi="Times New Roman" w:cs="Times New Roman"/>
+          <w:b/>
+          <w:sz w:val="28"/>
+          <w:szCs w:val="28"/>
+        </w:rPr>
+      </w:pPr>
+      <w:r>
+        <w:rPr>
+          <w:rFonts w:ascii="Times New Roman" w:hAnsi="Times New Roman" w:cs="Times New Roman"/>
+          <w:b/>
+          <w:sz w:val="28"/>
+          <w:szCs w:val="28"/>
+        </w:rPr>
+        <w:t>Spam Detection</w:t>
+      </w:r>
+    </w:p>
+    <w:p>
+      <w:pPr>
+        <w:rPr>
+          <w:rFonts w:ascii="Times New Roman" w:hAnsi="Times New Roman" w:cs="Times New Roman"/>
+          <w:b/>
+          <w:sz w:val="28"/>
+          <w:szCs w:val="28"/>
+        </w:rPr>
+      </w:pPr>
+    </w:p>
+    <w:p>
+      <w:pPr>
+        <w:spacing w:before="100" w:beforeAutospacing="1" w:after="100" w:afterAutospacing="1" w:line="240" w:lineRule="auto"/>
+        <w:outlineLvl w:val="0"/>
+        <w:rPr>
+          <w:rFonts w:ascii="Times New Roman" w:eastAsia="Times New Roman" w:hAnsi="Times New Roman" w:cs="Times New Roman"/>
+          <w:b/>
+          <w:bCs/>
+          <w:kern w:val="36"/>
+          <w:sz w:val="48"/>
+          <w:szCs w:val="48"/>
+          <w14:ligatures w14:val="none"/>
+        </w:rPr>
+      </w:pPr>
+      <w:proofErr w:type="gramStart"/>
+      <w:r>
+        <w:rPr>
+          <w:rFonts w:ascii="Times New Roman" w:eastAsia="Times New Roman" w:hAnsi="Times New Roman" w:cs="Times New Roman"/>
+          <w:b/>
+          <w:bCs/>
+          <w:kern w:val="36"/>
+          <w:sz w:val="48"/>
+          <w:szCs w:val="48"/>
+          <w14:ligatures w14:val="none"/>
+        </w:rPr>
+        <w:t>Your</w:t>
+      </w:r>
+      <w:proofErr w:type="gramEnd"/>
+      <w:r>
+        <w:rPr>
+          <w:rFonts w:ascii="Times New Roman" w:eastAsia="Times New Roman" w:hAnsi="Times New Roman" w:cs="Times New Roman"/>
+          <w:b/>
+          <w:bCs/>
+          <w:kern w:val="36"/>
+          <w:sz w:val="48"/>
+          <w:szCs w:val="48"/>
+          <w14:ligatures w14:val="none"/>
+        </w:rPr>
+        <w:t xml:space="preserve"> Roadmap</w:t>
+      </w:r>
+    </w:p>
+    <w:p>
+      <w:pPr>
+        <w:tabs>
+          <w:tab w:val="left" w:pos="916"/>
+          <w:tab w:val="left" w:pos="1832"/>
+          <w:tab w:val="left" w:pos="2748"/>
+          <w:tab w:val="left" w:pos="3664"/>
+          <w:tab w:val="left" w:pos="4580"/>
+          <w:tab w:val="left" w:pos="5496"/>
+          <w:tab w:val="left" w:pos="6412"/>
+          <w:tab w:val="left" w:pos="7328"/>
+          <w:tab w:val="left" w:pos="8244"/>
+          <w:tab w:val="left" w:pos="9160"/>
+          <w:tab w:val="left" w:pos="10076"/>
+          <w:tab w:val="left" w:pos="10992"/>
+          <w:tab w:val="left" w:pos="11908"/>
+          <w:tab w:val="left" w:pos="12824"/>
+          <w:tab w:val="left" w:pos="13740"/>
+          <w:tab w:val="left" w:pos="14656"/>
+        </w:tabs>
+        <w:spacing w:after="0" w:line="240" w:lineRule="auto"/>
+        <w:rPr>
+          <w:rFonts w:ascii="Courier New" w:eastAsia="Times New Roman" w:hAnsi="Courier New" w:cs="Courier New"/>
+          <w:kern w:val="0"/>
+          <w:sz w:val="20"/>
+          <w:szCs w:val="20"/>
+          <w14:ligatures w14:val="none"/>
+        </w:rPr>
+      </w:pPr>
+      <w:r>
+        <w:rPr>
+          <w:rFonts w:ascii="Segoe UI Symbol" w:eastAsia="Times New Roman" w:hAnsi="Segoe UI Symbol" w:cs="Segoe UI Symbol"/>
+          <w:kern w:val="0"/>
+          <w:sz w:val="20"/>
+          <w:szCs w:val="20"/>
+          <w14:ligatures w14:val="none"/>
+        </w:rPr>
+        <w:t>✔</w:t>
+      </w:r>
+      <w:r>
+        <w:rPr>
+          <w:rFonts w:ascii="Courier New" w:eastAsia="Times New Roman" w:hAnsi="Courier New" w:cs="Courier New"/>
+          <w:kern w:val="0"/>
+          <w:sz w:val="20"/>
+          <w:szCs w:val="20"/>
+          <w14:ligatures w14:val="none"/>
+        </w:rPr>
+        <w:t xml:space="preserve"> Dataset</w:t>
+      </w:r>
+    </w:p>
+    <w:p>
+      <w:pPr>
+        <w:tabs>
+          <w:tab w:val="left" w:pos="916"/>
+          <w:tab w:val="left" w:pos="1832"/>
+          <w:tab w:val="left" w:pos="2748"/>
+          <w:tab w:val="left" w:pos="3664"/>
+          <w:tab w:val="left" w:pos="4580"/>
+          <w:tab w:val="left" w:pos="5496"/>
+          <w:tab w:val="left" w:pos="6412"/>
+          <w:tab w:val="left" w:pos="7328"/>
+          <w:tab w:val="left" w:pos="8244"/>
+          <w:tab w:val="left" w:pos="9160"/>
+          <w:tab w:val="left" w:pos="10076"/>
+          <w:tab w:val="left" w:pos="10992"/>
+          <w:tab w:val="left" w:pos="11908"/>
+          <w:tab w:val="left" w:pos="12824"/>
+          <w:tab w:val="left" w:pos="13740"/>
+          <w:tab w:val="left" w:pos="14656"/>
+        </w:tabs>
+        <w:spacing w:after="0" w:line="240" w:lineRule="auto"/>
+        <w:rPr>
+          <w:rFonts w:ascii="Courier New" w:eastAsia="Times New Roman" w:hAnsi="Courier New" w:cs="Courier New"/>
+          <w:kern w:val="0"/>
+          <w:sz w:val="20"/>
+          <w:szCs w:val="20"/>
+          <w14:ligatures w14:val="none"/>
+        </w:rPr>
+      </w:pPr>
+      <w:r>
+        <w:rPr>
+          <w:rFonts w:ascii="Segoe UI Symbol" w:eastAsia="Times New Roman" w:hAnsi="Segoe UI Symbol" w:cs="Segoe UI Symbol"/>
+          <w:kern w:val="0"/>
+          <w:sz w:val="20"/>
+          <w:szCs w:val="20"/>
+          <w14:ligatures w14:val="none"/>
+        </w:rPr>
+        <w:t>✔</w:t>
+      </w:r>
+      <w:r>
+        <w:rPr>
+          <w:rFonts w:ascii="Courier New" w:eastAsia="Times New Roman" w:hAnsi="Courier New" w:cs="Courier New"/>
+          <w:kern w:val="0"/>
+          <w:sz w:val="20"/>
+          <w:szCs w:val="20"/>
+          <w14:ligatures w14:val="none"/>
+        </w:rPr>
+        <w:t xml:space="preserve"> Preprocessing</w:t>
+      </w:r>
+    </w:p>
+    <w:p>
+      <w:pPr>
+        <w:tabs>
+          <w:tab w:val="left" w:pos="916"/>
+          <w:tab w:val="left" w:pos="1832"/>
+          <w:tab w:val="left" w:pos="2748"/>
+          <w:tab w:val="left" w:pos="3664"/>
+          <w:tab w:val="left" w:pos="4580"/>
+          <w:tab w:val="left" w:pos="5496"/>
+          <w:tab w:val="left" w:pos="6412"/>
+          <w:tab w:val="left" w:pos="7328"/>
+          <w:tab w:val="left" w:pos="8244"/>
+          <w:tab w:val="left" w:pos="9160"/>
+          <w:tab w:val="left" w:pos="10076"/>
+          <w:tab w:val="left" w:pos="10992"/>
+          <w:tab w:val="left" w:pos="11908"/>
+          <w:tab w:val="left" w:pos="12824"/>
+          <w:tab w:val="left" w:pos="13740"/>
+          <w:tab w:val="left" w:pos="14656"/>
+        </w:tabs>
+        <w:spacing w:after="0" w:line="240" w:lineRule="auto"/>
+        <w:rPr>
+          <w:rFonts w:ascii="Courier New" w:eastAsia="Times New Roman" w:hAnsi="Courier New" w:cs="Courier New"/>
+          <w:kern w:val="0"/>
+          <w:sz w:val="20"/>
+          <w:szCs w:val="20"/>
+          <w14:ligatures w14:val="none"/>
+        </w:rPr>
+      </w:pPr>
+      <w:r>
+        <w:rPr>
+          <w:rFonts w:ascii="Segoe UI Symbol" w:eastAsia="Times New Roman" w:hAnsi="Segoe UI Symbol" w:cs="Segoe UI Symbol"/>
+          <w:kern w:val="0"/>
+          <w:sz w:val="20"/>
+          <w:szCs w:val="20"/>
+          <w14:ligatures w14:val="none"/>
+        </w:rPr>
+        <w:t>✔</w:t>
+      </w:r>
+      <w:r>
+        <w:rPr>
+          <w:rFonts w:ascii="Courier New" w:eastAsia="Times New Roman" w:hAnsi="Courier New" w:cs="Courier New"/>
+          <w:kern w:val="0"/>
+          <w:sz w:val="20"/>
+          <w:szCs w:val="20"/>
+          <w14:ligatures w14:val="none"/>
+        </w:rPr>
+        <w:t xml:space="preserve"> Vocabulary</w:t>
+      </w:r>
+    </w:p>
+    <w:p>
+      <w:pPr>
+        <w:tabs>
+          <w:tab w:val="left" w:pos="916"/>
+          <w:tab w:val="left" w:pos="1832"/>
+          <w:tab w:val="left" w:pos="2748"/>
+          <w:tab w:val="left" w:pos="3664"/>
+          <w:tab w:val="left" w:pos="4580"/>
+          <w:tab w:val="left" w:pos="5496"/>
+          <w:tab w:val="left" w:pos="6412"/>
+          <w:tab w:val="left" w:pos="7328"/>
+          <w:tab w:val="left" w:pos="8244"/>
+          <w:tab w:val="left" w:pos="9160"/>
+          <w:tab w:val="left" w:pos="10076"/>
+          <w:tab w:val="left" w:pos="10992"/>
+          <w:tab w:val="left" w:pos="11908"/>
+          <w:tab w:val="left" w:pos="12824"/>
+          <w:tab w:val="left" w:pos="13740"/>
+          <w:tab w:val="left" w:pos="14656"/>
+        </w:tabs>
+        <w:spacing w:after="0" w:line="240" w:lineRule="auto"/>
+        <w:rPr>
+          <w:rFonts w:ascii="Courier New" w:eastAsia="Times New Roman" w:hAnsi="Courier New" w:cs="Courier New"/>
+          <w:kern w:val="0"/>
+          <w:sz w:val="20"/>
+          <w:szCs w:val="20"/>
+          <w14:ligatures w14:val="none"/>
+        </w:rPr>
+      </w:pPr>
+      <w:r>
+        <w:rPr>
+          <w:rFonts w:ascii="Segoe UI Symbol" w:eastAsia="Times New Roman" w:hAnsi="Segoe UI Symbol" w:cs="Segoe UI Symbol"/>
+          <w:kern w:val="0"/>
+          <w:sz w:val="20"/>
+          <w:szCs w:val="20"/>
+          <w14:ligatures w14:val="none"/>
+        </w:rPr>
+        <w:t>✔</w:t>
+      </w:r>
+      <w:r>
+        <w:rPr>
+          <w:rFonts w:ascii="Courier New" w:eastAsia="Times New Roman" w:hAnsi="Courier New" w:cs="Courier New"/>
+          <w:kern w:val="0"/>
+          <w:sz w:val="20"/>
+          <w:szCs w:val="20"/>
+          <w14:ligatures w14:val="none"/>
+        </w:rPr>
+        <w:t xml:space="preserve"> TF</w:t>
+      </w:r>
+    </w:p>
+    <w:p>
+      <w:pPr>
+        <w:tabs>
+          <w:tab w:val="left" w:pos="916"/>
+          <w:tab w:val="left" w:pos="1832"/>
+          <w:tab w:val="left" w:pos="2748"/>
+          <w:tab w:val="left" w:pos="3664"/>
+          <w:tab w:val="left" w:pos="4580"/>
+          <w:tab w:val="left" w:pos="5496"/>
+          <w:tab w:val="left" w:pos="6412"/>
+          <w:tab w:val="left" w:pos="7328"/>
+          <w:tab w:val="left" w:pos="8244"/>
+          <w:tab w:val="left" w:pos="9160"/>
+          <w:tab w:val="left" w:pos="10076"/>
+          <w:tab w:val="left" w:pos="10992"/>
+          <w:tab w:val="left" w:pos="11908"/>
+          <w:tab w:val="left" w:pos="12824"/>
+          <w:tab w:val="left" w:pos="13740"/>
+          <w:tab w:val="left" w:pos="14656"/>
+        </w:tabs>
+        <w:spacing w:after="0" w:line="240" w:lineRule="auto"/>
+        <w:rPr>
+          <w:rFonts w:ascii="Courier New" w:eastAsia="Times New Roman" w:hAnsi="Courier New" w:cs="Courier New"/>
+          <w:kern w:val="0"/>
+          <w:sz w:val="20"/>
+          <w:szCs w:val="20"/>
+          <w14:ligatures w14:val="none"/>
+        </w:rPr>
+      </w:pPr>
+      <w:r>
+        <w:rPr>
+          <w:rFonts w:ascii="Segoe UI Symbol" w:eastAsia="Times New Roman" w:hAnsi="Segoe UI Symbol" w:cs="Segoe UI Symbol"/>
+          <w:kern w:val="0"/>
+          <w:sz w:val="20"/>
+          <w:szCs w:val="20"/>
+          <w14:ligatures w14:val="none"/>
+        </w:rPr>
+        <w:t>✔</w:t>
+      </w:r>
+      <w:r>
+        <w:rPr>
+          <w:rFonts w:ascii="Courier New" w:eastAsia="Times New Roman" w:hAnsi="Courier New" w:cs="Courier New"/>
+          <w:kern w:val="0"/>
+          <w:sz w:val="20"/>
+          <w:szCs w:val="20"/>
+          <w14:ligatures w14:val="none"/>
+        </w:rPr>
+        <w:t xml:space="preserve"> IDF</w:t>
+      </w:r>
+    </w:p>
+    <w:p>
+      <w:pPr>
+        <w:tabs>
+          <w:tab w:val="left" w:pos="916"/>
+          <w:tab w:val="left" w:pos="1832"/>
+          <w:tab w:val="left" w:pos="2748"/>
+          <w:tab w:val="left" w:pos="3664"/>
+          <w:tab w:val="left" w:pos="4580"/>
+          <w:tab w:val="left" w:pos="5496"/>
+          <w:tab w:val="left" w:pos="6412"/>
+          <w:tab w:val="left" w:pos="7328"/>
+          <w:tab w:val="left" w:pos="8244"/>
+          <w:tab w:val="left" w:pos="9160"/>
+          <w:tab w:val="left" w:pos="10076"/>
+          <w:tab w:val="left" w:pos="10992"/>
+          <w:tab w:val="left" w:pos="11908"/>
+          <w:tab w:val="left" w:pos="12824"/>
+          <w:tab w:val="left" w:pos="13740"/>
+          <w:tab w:val="left" w:pos="14656"/>
+        </w:tabs>
+        <w:spacing w:after="0" w:line="240" w:lineRule="auto"/>
+        <w:rPr>
+          <w:rFonts w:ascii="Courier New" w:eastAsia="Times New Roman" w:hAnsi="Courier New" w:cs="Courier New"/>
+          <w:kern w:val="0"/>
+          <w:sz w:val="20"/>
+          <w:szCs w:val="20"/>
+          <w14:ligatures w14:val="none"/>
+        </w:rPr>
+      </w:pPr>
+      <w:r>
+        <w:rPr>
+          <w:rFonts w:ascii="Segoe UI Symbol" w:eastAsia="Times New Roman" w:hAnsi="Segoe UI Symbol" w:cs="Segoe UI Symbol"/>
+          <w:kern w:val="0"/>
+          <w:sz w:val="20"/>
+          <w:szCs w:val="20"/>
+          <w14:ligatures w14:val="none"/>
+        </w:rPr>
+        <w:t>✔</w:t>
+      </w:r>
+      <w:r>
+        <w:rPr>
+          <w:rFonts w:ascii="Courier New" w:eastAsia="Times New Roman" w:hAnsi="Courier New" w:cs="Courier New"/>
+          <w:kern w:val="0"/>
+          <w:sz w:val="20"/>
+          <w:szCs w:val="20"/>
+          <w14:ligatures w14:val="none"/>
+        </w:rPr>
+        <w:t xml:space="preserve"> TF-IDF</w:t>
+      </w:r>
+    </w:p>
+    <w:p>
+      <w:pPr>
+        <w:tabs>
+          <w:tab w:val="left" w:pos="916"/>
+          <w:tab w:val="left" w:pos="1832"/>
+          <w:tab w:val="left" w:pos="2748"/>
+          <w:tab w:val="left" w:pos="3664"/>
+          <w:tab w:val="left" w:pos="4580"/>
+          <w:tab w:val="left" w:pos="5496"/>
+          <w:tab w:val="left" w:pos="6412"/>
+          <w:tab w:val="left" w:pos="7328"/>
+          <w:tab w:val="left" w:pos="8244"/>
+          <w:tab w:val="left" w:pos="9160"/>
+          <w:tab w:val="left" w:pos="10076"/>
+          <w:tab w:val="left" w:pos="10992"/>
+          <w:tab w:val="left" w:pos="11908"/>
+          <w:tab w:val="left" w:pos="12824"/>
+          <w:tab w:val="left" w:pos="13740"/>
+          <w:tab w:val="left" w:pos="14656"/>
+        </w:tabs>
+        <w:spacing w:after="0" w:line="240" w:lineRule="auto"/>
+        <w:rPr>
+          <w:rFonts w:ascii="Courier New" w:eastAsia="Times New Roman" w:hAnsi="Courier New" w:cs="Courier New"/>
+          <w:kern w:val="0"/>
+          <w:sz w:val="20"/>
+          <w:szCs w:val="20"/>
+          <w14:ligatures w14:val="none"/>
+        </w:rPr>
+      </w:pPr>
+      <w:r>
+        <w:rPr>
+          <w:rFonts w:ascii="Segoe UI Symbol" w:eastAsia="Times New Roman" w:hAnsi="Segoe UI Symbol" w:cs="Segoe UI Symbol"/>
+          <w:kern w:val="0"/>
+          <w:sz w:val="20"/>
+          <w:szCs w:val="20"/>
+          <w14:ligatures w14:val="none"/>
+        </w:rPr>
+        <w:t>⬜</w:t>
+      </w:r>
+      <w:r>
+        <w:rPr>
+          <w:rFonts w:ascii="Courier New" w:eastAsia="Times New Roman" w:hAnsi="Courier New" w:cs="Courier New"/>
+          <w:kern w:val="0"/>
+          <w:sz w:val="20"/>
+          <w:szCs w:val="20"/>
+          <w14:ligatures w14:val="none"/>
+        </w:rPr>
+        <w:t xml:space="preserve"> Naive Bayes Theory</w:t>
+      </w:r>
+    </w:p>
+    <w:p>
+      <w:pPr>
+        <w:tabs>
+          <w:tab w:val="left" w:pos="916"/>
+          <w:tab w:val="left" w:pos="1832"/>
+          <w:tab w:val="left" w:pos="2748"/>
+          <w:tab w:val="left" w:pos="3664"/>
+          <w:tab w:val="left" w:pos="4580"/>
+          <w:tab w:val="left" w:pos="5496"/>
+          <w:tab w:val="left" w:pos="6412"/>
+          <w:tab w:val="left" w:pos="7328"/>
+          <w:tab w:val="left" w:pos="8244"/>
+          <w:tab w:val="left" w:pos="9160"/>
+          <w:tab w:val="left" w:pos="10076"/>
+          <w:tab w:val="left" w:pos="10992"/>
+          <w:tab w:val="left" w:pos="11908"/>
+          <w:tab w:val="left" w:pos="12824"/>
+          <w:tab w:val="left" w:pos="13740"/>
+          <w:tab w:val="left" w:pos="14656"/>
+        </w:tabs>
+        <w:spacing w:after="0" w:line="240" w:lineRule="auto"/>
+        <w:rPr>
+          <w:rFonts w:ascii="Courier New" w:eastAsia="Times New Roman" w:hAnsi="Courier New" w:cs="Courier New"/>
+          <w:kern w:val="0"/>
+          <w:sz w:val="20"/>
+          <w:szCs w:val="20"/>
+          <w14:ligatures w14:val="none"/>
+        </w:rPr>
+      </w:pPr>
+      <w:r>
+        <w:rPr>
+          <w:rFonts w:ascii="Segoe UI Symbol" w:eastAsia="Times New Roman" w:hAnsi="Segoe UI Symbol" w:cs="Segoe UI Symbol"/>
+          <w:kern w:val="0"/>
+          <w:sz w:val="20"/>
+          <w:szCs w:val="20"/>
+          <w14:ligatures w14:val="none"/>
+        </w:rPr>
+        <w:t>⬜</w:t>
+      </w:r>
+      <w:r>
+        <w:rPr>
+          <w:rFonts w:ascii="Courier New" w:eastAsia="Times New Roman" w:hAnsi="Courier New" w:cs="Courier New"/>
+          <w:kern w:val="0"/>
+          <w:sz w:val="20"/>
+          <w:szCs w:val="20"/>
+          <w14:ligatures w14:val="none"/>
+        </w:rPr>
+        <w:t xml:space="preserve"> Train Naive Bayes</w:t>
+      </w:r>
+    </w:p>
+    <w:p>
+      <w:pPr>
+        <w:tabs>
+          <w:tab w:val="left" w:pos="916"/>
+          <w:tab w:val="left" w:pos="1832"/>
+          <w:tab w:val="left" w:pos="2748"/>
+          <w:tab w:val="left" w:pos="3664"/>
+          <w:tab w:val="left" w:pos="4580"/>
+          <w:tab w:val="left" w:pos="5496"/>
+          <w:tab w:val="left" w:pos="6412"/>
+          <w:tab w:val="left" w:pos="7328"/>
+          <w:tab w:val="left" w:pos="8244"/>
+          <w:tab w:val="left" w:pos="9160"/>
+          <w:tab w:val="left" w:pos="10076"/>
+          <w:tab w:val="left" w:pos="10992"/>
+          <w:tab w:val="left" w:pos="11908"/>
+          <w:tab w:val="left" w:pos="12824"/>
+          <w:tab w:val="left" w:pos="13740"/>
+          <w:tab w:val="left" w:pos="14656"/>
+        </w:tabs>
+        <w:spacing w:after="0" w:line="240" w:lineRule="auto"/>
+        <w:rPr>
+          <w:rFonts w:ascii="Courier New" w:eastAsia="Times New Roman" w:hAnsi="Courier New" w:cs="Courier New"/>
+          <w:kern w:val="0"/>
+          <w:sz w:val="20"/>
+          <w:szCs w:val="20"/>
+          <w14:ligatures w14:val="none"/>
+        </w:rPr>
+      </w:pPr>
+      <w:r>
+        <w:rPr>
+          <w:rFonts w:ascii="Segoe UI Symbol" w:eastAsia="Times New Roman" w:hAnsi="Segoe UI Symbol" w:cs="Segoe UI Symbol"/>
+          <w:kern w:val="0"/>
+          <w:sz w:val="20"/>
+          <w:szCs w:val="20"/>
+          <w14:ligatures w14:val="none"/>
+        </w:rPr>
+        <w:t>⬜</w:t>
+      </w:r>
+      <w:r>
+        <w:rPr>
+          <w:rFonts w:ascii="Courier New" w:eastAsia="Times New Roman" w:hAnsi="Courier New" w:cs="Courier New"/>
+          <w:kern w:val="0"/>
+          <w:sz w:val="20"/>
+          <w:szCs w:val="20"/>
+          <w14:ligatures w14:val="none"/>
+        </w:rPr>
+        <w:t xml:space="preserve"> Predict Spam/Ham</w:t>
+      </w:r>
+    </w:p>
+    <w:p>
+      <w:pPr>
+        <w:tabs>
+          <w:tab w:val="left" w:pos="916"/>
+          <w:tab w:val="left" w:pos="1832"/>
+          <w:tab w:val="left" w:pos="2748"/>
+          <w:tab w:val="left" w:pos="3664"/>
+          <w:tab w:val="left" w:pos="4580"/>
+          <w:tab w:val="left" w:pos="5496"/>
+          <w:tab w:val="left" w:pos="6412"/>
+          <w:tab w:val="left" w:pos="7328"/>
+          <w:tab w:val="left" w:pos="8244"/>
+          <w:tab w:val="left" w:pos="9160"/>
+          <w:tab w:val="left" w:pos="10076"/>
+          <w:tab w:val="left" w:pos="10992"/>
+          <w:tab w:val="left" w:pos="11908"/>
+          <w:tab w:val="left" w:pos="12824"/>
+          <w:tab w:val="left" w:pos="13740"/>
+          <w:tab w:val="left" w:pos="14656"/>
+        </w:tabs>
+        <w:spacing w:after="0" w:line="240" w:lineRule="auto"/>
+        <w:rPr>
+          <w:rFonts w:ascii="Courier New" w:eastAsia="Times New Roman" w:hAnsi="Courier New" w:cs="Courier New"/>
+          <w:kern w:val="0"/>
+          <w:sz w:val="20"/>
+          <w:szCs w:val="20"/>
+          <w14:ligatures w14:val="none"/>
+        </w:rPr>
+      </w:pPr>
+      <w:r>
+        <w:rPr>
+          <w:rFonts w:ascii="Segoe UI Symbol" w:eastAsia="Times New Roman" w:hAnsi="Segoe UI Symbol" w:cs="Segoe UI Symbol"/>
+          <w:kern w:val="0"/>
+          <w:sz w:val="20"/>
+          <w:szCs w:val="20"/>
+          <w14:ligatures w14:val="none"/>
+        </w:rPr>
+        <w:t>⬜</w:t>
+      </w:r>
+      <w:r>
+        <w:rPr>
+          <w:rFonts w:ascii="Courier New" w:eastAsia="Times New Roman" w:hAnsi="Courier New" w:cs="Courier New"/>
+          <w:kern w:val="0"/>
+          <w:sz w:val="20"/>
+          <w:szCs w:val="20"/>
+          <w14:ligatures w14:val="none"/>
+        </w:rPr>
+        <w:t xml:space="preserve"> Evaluate Accuracy</w:t>
+      </w:r>
+    </w:p>
+    <w:p>
+      <w:pPr>
+        <w:tabs>
+          <w:tab w:val="left" w:pos="916"/>
+          <w:tab w:val="left" w:pos="1832"/>
+          <w:tab w:val="left" w:pos="2748"/>
+          <w:tab w:val="left" w:pos="3664"/>
+          <w:tab w:val="left" w:pos="4580"/>
+          <w:tab w:val="left" w:pos="5496"/>
+          <w:tab w:val="left" w:pos="6412"/>
+          <w:tab w:val="left" w:pos="7328"/>
+          <w:tab w:val="left" w:pos="8244"/>
+          <w:tab w:val="left" w:pos="9160"/>
+          <w:tab w:val="left" w:pos="10076"/>
+          <w:tab w:val="left" w:pos="10992"/>
+          <w:tab w:val="left" w:pos="11908"/>
+          <w:tab w:val="left" w:pos="12824"/>
+          <w:tab w:val="left" w:pos="13740"/>
+          <w:tab w:val="left" w:pos="14656"/>
+        </w:tabs>
+        <w:spacing w:after="0" w:line="240" w:lineRule="auto"/>
+        <w:rPr>
+          <w:rFonts w:ascii="Courier New" w:eastAsia="Times New Roman" w:hAnsi="Courier New" w:cs="Courier New"/>
+          <w:kern w:val="0"/>
+          <w:sz w:val="20"/>
+          <w:szCs w:val="20"/>
+          <w14:ligatures w14:val="none"/>
+        </w:rPr>
+      </w:pPr>
+      <w:r>
+        <w:rPr>
+          <w:rFonts w:ascii="Segoe UI Symbol" w:eastAsia="Times New Roman" w:hAnsi="Segoe UI Symbol" w:cs="Segoe UI Symbol"/>
+          <w:kern w:val="0"/>
+          <w:sz w:val="20"/>
+          <w:szCs w:val="20"/>
+          <w14:ligatures w14:val="none"/>
+        </w:rPr>
+        <w:t>⬜</w:t>
+      </w:r>
+      <w:r>
+        <w:rPr>
+          <w:rFonts w:ascii="Courier New" w:eastAsia="Times New Roman" w:hAnsi="Courier New" w:cs="Courier New"/>
+          <w:kern w:val="0"/>
+          <w:sz w:val="20"/>
+          <w:szCs w:val="20"/>
+          <w14:ligatures w14:val="none"/>
+        </w:rPr>
+        <w:t xml:space="preserve"> </w:t>
+      </w:r>
+      <w:proofErr w:type="gramStart"/>
+      <w:r>
+        <w:rPr>
+          <w:rFonts w:ascii="Courier New" w:eastAsia="Times New Roman" w:hAnsi="Courier New" w:cs="Courier New"/>
+          <w:kern w:val="0"/>
+          <w:sz w:val="20"/>
+          <w:szCs w:val="20"/>
+          <w14:ligatures w14:val="none"/>
+        </w:rPr>
+        <w:t>Save</w:t>
+      </w:r>
+      <w:proofErr w:type="gramEnd"/>
+      <w:r>
+        <w:rPr>
+          <w:rFonts w:ascii="Courier New" w:eastAsia="Times New Roman" w:hAnsi="Courier New" w:cs="Courier New"/>
+          <w:kern w:val="0"/>
+          <w:sz w:val="20"/>
+          <w:szCs w:val="20"/>
+          <w14:ligatures w14:val="none"/>
+        </w:rPr>
+        <w:t xml:space="preserve"> </w:t>
+      </w:r>
+      <w:r>
+        <w:rPr>
+          <w:rFonts w:ascii="Courier New" w:eastAsia="Times New Roman" w:hAnsi="Courier New" w:cs="Courier New"/>
+          <w:kern w:val="0"/>
+          <w:sz w:val="20"/>
+          <w:szCs w:val="20"/>
+          <w14:ligatures w14:val="none"/>
+        </w:rPr>
+        <w:t>Model</w:t>
+      </w:r>
+    </w:p>
+    <w:p>
+      <w:pPr>
+        <w:tabs>
+          <w:tab w:val="left" w:pos="916"/>
+          <w:tab w:val="left" w:pos="1832"/>
+          <w:tab w:val="left" w:pos="2748"/>
+          <w:tab w:val="left" w:pos="3664"/>
+          <w:tab w:val="left" w:pos="4580"/>
+          <w:tab w:val="left" w:pos="5496"/>
+          <w:tab w:val="left" w:pos="6412"/>
+          <w:tab w:val="left" w:pos="7328"/>
+          <w:tab w:val="left" w:pos="8244"/>
+          <w:tab w:val="left" w:pos="9160"/>
+          <w:tab w:val="left" w:pos="10076"/>
+          <w:tab w:val="left" w:pos="10992"/>
+          <w:tab w:val="left" w:pos="11908"/>
+          <w:tab w:val="left" w:pos="12824"/>
+          <w:tab w:val="left" w:pos="13740"/>
+          <w:tab w:val="left" w:pos="14656"/>
+        </w:tabs>
+        <w:spacing w:after="0" w:line="240" w:lineRule="auto"/>
+        <w:rPr>
+          <w:rFonts w:ascii="Courier New" w:eastAsia="Times New Roman" w:hAnsi="Courier New" w:cs="Courier New"/>
+          <w:kern w:val="0"/>
+          <w:sz w:val="20"/>
+          <w:szCs w:val="20"/>
+          <w14:ligatures w14:val="none"/>
+        </w:rPr>
+      </w:pPr>
+      <w:r>
+        <w:rPr>
+          <w:rFonts w:ascii="Segoe UI Symbol" w:eastAsia="Times New Roman" w:hAnsi="Segoe UI Symbol" w:cs="Segoe UI Symbol"/>
+          <w:kern w:val="0"/>
+          <w:sz w:val="20"/>
+          <w:szCs w:val="20"/>
+          <w14:ligatures w14:val="none"/>
+        </w:rPr>
+        <w:t>⬜</w:t>
+      </w:r>
+      <w:r>
+        <w:rPr>
+          <w:rFonts w:ascii="Courier New" w:eastAsia="Times New Roman" w:hAnsi="Courier New" w:cs="Courier New"/>
+          <w:kern w:val="0"/>
+          <w:sz w:val="20"/>
+          <w:szCs w:val="20"/>
+          <w14:ligatures w14:val="none"/>
+        </w:rPr>
+        <w:t xml:space="preserve"> Load Model</w:t>
+      </w:r>
+    </w:p>
+    <w:p>
+      <w:pPr>
+        <w:rPr>
+          <w:rFonts w:ascii="Times New Roman" w:hAnsi="Times New Roman" w:cs="Times New Roman"/>
+          <w:b/>
+          <w:sz w:val="28"/>
+          <w:szCs w:val="28"/>
+        </w:rPr>
+      </w:pPr>
+      <w:r>
+        <w:rPr>
+          <w:rFonts w:ascii="Times New Roman" w:hAnsi="Times New Roman" w:cs="Times New Roman"/>
+          <w:b/>
+          <w:sz w:val="28"/>
+          <w:szCs w:val="28"/>
+        </w:rPr>
+        <w:t xml:space="preserve"> </w:t>
+      </w:r>
+    </w:p>
+    <w:p>
+      <w:pPr>
+        <w:spacing w:before="100" w:beforeAutospacing="1" w:after="100" w:afterAutospacing="1" w:line="240" w:lineRule="auto"/>
+        <w:outlineLvl w:val="0"/>
+        <w:rPr>
+          <w:rFonts w:ascii="Times New Roman" w:eastAsia="Times New Roman" w:hAnsi="Times New Roman" w:cs="Times New Roman"/>
+          <w:b/>
+          <w:bCs/>
+          <w:kern w:val="36"/>
+          <w:sz w:val="48"/>
+          <w:szCs w:val="48"/>
+          <w14:ligatures w14:val="none"/>
+        </w:rPr>
+      </w:pPr>
+      <w:r>
+        <w:rPr>
+          <w:rFonts w:ascii="Times New Roman" w:eastAsia="Times New Roman" w:hAnsi="Times New Roman" w:cs="Times New Roman"/>
+          <w:b/>
+          <w:bCs/>
+          <w:kern w:val="36"/>
+          <w:sz w:val="48"/>
+          <w:szCs w:val="48"/>
+          <w14:ligatures w14:val="none"/>
+        </w:rPr>
+        <w:t>Choose a Classification Algorithm</w:t>
+      </w:r>
+    </w:p>
+    <w:p>
+      <w:pPr>
+        <w:spacing w:before="100" w:beforeAutospacing="1" w:after="100" w:afterAutospacing="1" w:line="240" w:lineRule="auto"/>
+        <w:rPr>
+          <w:rFonts w:ascii="Times New Roman" w:eastAsia="Times New Roman" w:hAnsi="Times New Roman" w:cs="Times New Roman"/>
+          <w:kern w:val="0"/>
+          <w14:ligatures w14:val="none"/>
+        </w:rPr>
+      </w:pPr>
+      <w:r>
+        <w:rPr>
+          <w:rFonts w:ascii="Times New Roman" w:eastAsia="Times New Roman" w:hAnsi="Times New Roman" w:cs="Times New Roman"/>
+          <w:kern w:val="0"/>
+          <w14:ligatures w14:val="none"/>
+        </w:rPr>
+        <w:t>For spam detection, common choices are:</w:t>
+      </w:r>
+    </w:p>
+    <w:tbl>
+      <w:tblPr>
+        <w:tblW w:w="0" w:type="auto"/>
+        <w:tblCellSpacing w:w="15" w:type="dxa"/>
+        <w:tblCellMar>
+          <w:top w:w="15" w:type="dxa"/>
+          <w:left w:w="15" w:type="dxa"/>
+          <w:bottom w:w="15" w:type="dxa"/>
+          <w:right w:w="15" w:type="dxa"/>
+        </w:tblCellMar>
+        <w:tblLook w:val="04A0" w:firstRow="1" w:lastRow="0" w:firstColumn="1" w:lastColumn="0" w:noHBand="0" w:noVBand="1"/>
+      </w:tblPr>
+      <w:tblGrid>
+        <w:gridCol w:w="1989"/>
+        <w:gridCol w:w="2802"/>
+      </w:tblGrid>
+      <w:tr>
+        <w:trPr>
+          <w:tblHeader/>
+          <w:tblCellSpacing w:w="15" w:type="dxa"/>
+        </w:trPr>
+        <w:tc>
+          <w:tcPr>
+            <w:tcW w:w="0" w:type="auto"/>
+            <w:vAlign w:val="center"/>
+            <w:hideMark/>
+          </w:tcPr>
+          <w:p>
+            <w:pPr>
+              <w:spacing w:after="0" w:line="240" w:lineRule="auto"/>
+              <w:rPr>
+                <w:rFonts w:ascii="Times New Roman" w:eastAsia="Times New Roman" w:hAnsi="Times New Roman" w:cs="Times New Roman"/>
+                <w:b/>
+                <w:bCs/>
+                <w:kern w:val="0"/>
+                <w14:ligatures w14:val="none"/>
+              </w:rPr>
+            </w:pPr>
+            <w:r>
+              <w:rPr>
+                <w:rFonts w:ascii="Times New Roman" w:eastAsia="Times New Roman" w:hAnsi="Times New Roman" w:cs="Times New Roman"/>
+                <w:b/>
+                <w:bCs/>
+                <w:kern w:val="0"/>
+                <w14:ligatures w14:val="none"/>
+              </w:rPr>
+              <w:t>Algorithm</w:t>
+            </w:r>
+          </w:p>
+        </w:tc>
+        <w:tc>
+          <w:tcPr>
+            <w:tcW w:w="0" w:type="auto"/>
+            <w:vAlign w:val="center"/>
+            <w:hideMark/>
+          </w:tcPr>
+          <w:p>
+            <w:pPr>
+              <w:spacing w:after="0" w:line="240" w:lineRule="auto"/>
+              <w:jc w:val="center"/>
+              <w:rPr>
+                <w:rFonts w:ascii="Times New Roman" w:eastAsia="Times New Roman" w:hAnsi="Times New Roman" w:cs="Times New Roman"/>
+                <w:b/>
+                <w:bCs/>
+                <w:kern w:val="0"/>
+                <w14:ligatures w14:val="none"/>
+              </w:rPr>
+            </w:pPr>
+            <w:r>
+              <w:rPr>
+                <w:rFonts w:ascii="Times New Roman" w:eastAsia="Times New Roman" w:hAnsi="Times New Roman" w:cs="Times New Roman"/>
+                <w:b/>
+                <w:bCs/>
+                <w:kern w:val="0"/>
+                <w14:ligatures w14:val="none"/>
+              </w:rPr>
+              <w:t>Good for Spam Detection?</w:t>
+            </w:r>
+          </w:p>
+        </w:tc>
+      </w:tr>
+      <w:tr>
+        <w:trPr>
+          <w:tblCellSpacing w:w="15" w:type="dxa"/>
+        </w:trPr>
+        <w:tc>
+          <w:tcPr>
+            <w:tcW w:w="0" w:type="auto"/>
+            <w:vAlign w:val="center"/>
+            <w:hideMark/>
+          </w:tcPr>
+          <w:p>
+            <w:pPr>
+              <w:spacing w:after="0" w:line="240" w:lineRule="auto"/>
+              <w:rPr>
+                <w:rFonts w:ascii="Times New Roman" w:eastAsia="Times New Roman" w:hAnsi="Times New Roman" w:cs="Times New Roman"/>
+                <w:kern w:val="0"/>
+                <w14:ligatures w14:val="none"/>
+              </w:rPr>
+            </w:pPr>
+            <w:r>
+              <w:rPr>
+                <w:rFonts w:ascii="Times New Roman" w:eastAsia="Times New Roman" w:hAnsi="Times New Roman" w:cs="Times New Roman"/>
+                <w:kern w:val="0"/>
+                <w14:ligatures w14:val="none"/>
+              </w:rPr>
+              <w:t>Naive Bayes</w:t>
+            </w:r>
+          </w:p>
+        </w:tc>
+        <w:tc>
+          <w:tcPr>
+            <w:tcW w:w="0" w:type="auto"/>
+            <w:vAlign w:val="center"/>
+            <w:hideMark/>
+          </w:tcPr>
+          <w:p>
+            <w:pPr>
+              <w:spacing w:after="0" w:line="240" w:lineRule="auto"/>
+              <w:rPr>
+                <w:rFonts w:ascii="Times New Roman" w:eastAsia="Times New Roman" w:hAnsi="Times New Roman" w:cs="Times New Roman"/>
+                <w:kern w:val="0"/>
+                <w14:ligatures w14:val="none"/>
+              </w:rPr>
+            </w:pPr>
+            <w:r>
+              <w:rPr>
+                <w:rFonts w:ascii="Segoe UI Symbol" w:eastAsia="Times New Roman" w:hAnsi="Segoe UI Symbol" w:cs="Segoe UI Symbol"/>
+                <w:kern w:val="0"/>
+                <w14:ligatures w14:val="none"/>
+              </w:rPr>
+              <w:t>⭐⭐⭐⭐⭐</w:t>
+            </w:r>
+            <w:r>
+              <w:rPr>
+                <w:rFonts w:ascii="Times New Roman" w:eastAsia="Times New Roman" w:hAnsi="Times New Roman" w:cs="Times New Roman"/>
+                <w:kern w:val="0"/>
+                <w14:ligatures w14:val="none"/>
+              </w:rPr>
+              <w:t xml:space="preserve"> Excellent</w:t>
+            </w:r>
+          </w:p>
+        </w:tc>
+      </w:tr>
+      <w:tr>
+        <w:trPr>
+          <w:tblCellSpacing w:w="15" w:type="dxa"/>
+        </w:trPr>
+        <w:tc>
+          <w:tcPr>
+            <w:tcW w:w="0" w:type="auto"/>
+            <w:vAlign w:val="center"/>
+            <w:hideMark/>
+          </w:tcPr>
+          <w:p>
+            <w:pPr>
+              <w:spacing w:after="0" w:line="240" w:lineRule="auto"/>
+              <w:rPr>
+                <w:rFonts w:ascii="Times New Roman" w:eastAsia="Times New Roman" w:hAnsi="Times New Roman" w:cs="Times New Roman"/>
+                <w:kern w:val="0"/>
+                <w14:ligatures w14:val="none"/>
+              </w:rPr>
+            </w:pPr>
+            <w:r>
+              <w:rPr>
+                <w:rFonts w:ascii="Times New Roman" w:eastAsia="Times New Roman" w:hAnsi="Times New Roman" w:cs="Times New Roman"/>
+                <w:kern w:val="0"/>
+                <w14:ligatures w14:val="none"/>
+              </w:rPr>
+              <w:t>Logistic Regression</w:t>
+            </w:r>
+          </w:p>
+        </w:tc>
+        <w:tc>
+          <w:tcPr>
+            <w:tcW w:w="0" w:type="auto"/>
+            <w:vAlign w:val="center"/>
+            <w:hideMark/>
+          </w:tcPr>
+          <w:p>
+            <w:pPr>
+              <w:spacing w:after="0" w:line="240" w:lineRule="auto"/>
+              <w:rPr>
+                <w:rFonts w:ascii="Times New Roman" w:eastAsia="Times New Roman" w:hAnsi="Times New Roman" w:cs="Times New Roman"/>
+                <w:kern w:val="0"/>
+                <w14:ligatures w14:val="none"/>
+              </w:rPr>
+            </w:pPr>
+            <w:r>
+              <w:rPr>
+                <w:rFonts w:ascii="Segoe UI Symbol" w:eastAsia="Times New Roman" w:hAnsi="Segoe UI Symbol" w:cs="Segoe UI Symbol"/>
+                <w:kern w:val="0"/>
+                <w14:ligatures w14:val="none"/>
+              </w:rPr>
+              <w:t>⭐⭐⭐⭐⭐</w:t>
+            </w:r>
+            <w:r>
+              <w:rPr>
+                <w:rFonts w:ascii="Times New Roman" w:eastAsia="Times New Roman" w:hAnsi="Times New Roman" w:cs="Times New Roman"/>
+                <w:kern w:val="0"/>
+                <w14:ligatures w14:val="none"/>
+              </w:rPr>
+              <w:t xml:space="preserve"> Excellent</w:t>
+            </w:r>
+          </w:p>
+        </w:tc>
+      </w:tr>
+      <w:tr>
+        <w:trPr>
+          <w:tblCellSpacing w:w="15" w:type="dxa"/>
+        </w:trPr>
+        <w:tc>
+          <w:tcPr>
+            <w:tcW w:w="0" w:type="auto"/>
+            <w:vAlign w:val="center"/>
+            <w:hideMark/>
+          </w:tcPr>
+          <w:p>
+            <w:pPr>
+              <w:spacing w:after="0" w:line="240" w:lineRule="auto"/>
+              <w:rPr>
+                <w:rFonts w:ascii="Times New Roman" w:eastAsia="Times New Roman" w:hAnsi="Times New Roman" w:cs="Times New Roman"/>
+                <w:kern w:val="0"/>
+                <w14:ligatures w14:val="none"/>
+              </w:rPr>
+            </w:pPr>
+            <w:r>
+              <w:rPr>
+                <w:rFonts w:ascii="Times New Roman" w:eastAsia="Times New Roman" w:hAnsi="Times New Roman" w:cs="Times New Roman"/>
+                <w:kern w:val="0"/>
+                <w14:ligatures w14:val="none"/>
+              </w:rPr>
+              <w:t>Linear SVM</w:t>
+            </w:r>
+          </w:p>
+        </w:tc>
+        <w:tc>
+          <w:tcPr>
+            <w:tcW w:w="0" w:type="auto"/>
+            <w:vAlign w:val="center"/>
+            <w:hideMark/>
+          </w:tcPr>
+          <w:p>
+            <w:pPr>
+              <w:spacing w:after="0" w:line="240" w:lineRule="auto"/>
+              <w:rPr>
+                <w:rFonts w:ascii="Times New Roman" w:eastAsia="Times New Roman" w:hAnsi="Times New Roman" w:cs="Times New Roman"/>
+                <w:kern w:val="0"/>
+                <w14:ligatures w14:val="none"/>
+              </w:rPr>
+            </w:pPr>
+            <w:r>
+              <w:rPr>
+                <w:rFonts w:ascii="Segoe UI Symbol" w:eastAsia="Times New Roman" w:hAnsi="Segoe UI Symbol" w:cs="Segoe UI Symbol"/>
+                <w:kern w:val="0"/>
+                <w14:ligatures w14:val="none"/>
+              </w:rPr>
+              <w:t>⭐⭐⭐⭐</w:t>
+            </w:r>
+          </w:p>
+        </w:tc>
+      </w:tr>
+      <w:tr>
+        <w:trPr>
+          <w:tblCellSpacing w:w="15" w:type="dxa"/>
+        </w:trPr>
+        <w:tc>
+          <w:tcPr>
+            <w:tcW w:w="0" w:type="auto"/>
+            <w:vAlign w:val="center"/>
+            <w:hideMark/>
+          </w:tcPr>
+          <w:p>
+            <w:pPr>
+              <w:spacing w:after="0" w:line="240" w:lineRule="auto"/>
+              <w:rPr>
+                <w:rFonts w:ascii="Times New Roman" w:eastAsia="Times New Roman" w:hAnsi="Times New Roman" w:cs="Times New Roman"/>
+                <w:kern w:val="0"/>
+                <w14:ligatures w14:val="none"/>
+              </w:rPr>
+            </w:pPr>
+            <w:r>
+              <w:rPr>
+                <w:rFonts w:ascii="Times New Roman" w:eastAsia="Times New Roman" w:hAnsi="Times New Roman" w:cs="Times New Roman"/>
+                <w:kern w:val="0"/>
+                <w14:ligatures w14:val="none"/>
+              </w:rPr>
+              <w:t>Decision Tree</w:t>
+            </w:r>
+          </w:p>
+        </w:tc>
+        <w:tc>
+          <w:tcPr>
+            <w:tcW w:w="0" w:type="auto"/>
+            <w:vAlign w:val="center"/>
+            <w:hideMark/>
+          </w:tcPr>
+          <w:p>
+            <w:pPr>
+              <w:spacing w:after="0" w:line="240" w:lineRule="auto"/>
+              <w:rPr>
+                <w:rFonts w:ascii="Times New Roman" w:eastAsia="Times New Roman" w:hAnsi="Times New Roman" w:cs="Times New Roman"/>
+                <w:kern w:val="0"/>
+                <w14:ligatures w14:val="none"/>
+              </w:rPr>
+            </w:pPr>
+            <w:r>
+              <w:rPr>
+                <w:rFonts w:ascii="Segoe UI Symbol" w:eastAsia="Times New Roman" w:hAnsi="Segoe UI Symbol" w:cs="Segoe UI Symbol"/>
+                <w:kern w:val="0"/>
+                <w14:ligatures w14:val="none"/>
+              </w:rPr>
+              <w:t>⭐⭐⭐</w:t>
+            </w:r>
+          </w:p>
+        </w:tc>
+      </w:tr>
+      <w:tr>
+        <w:trPr>
+          <w:tblCellSpacing w:w="15" w:type="dxa"/>
+        </w:trPr>
+        <w:tc>
+          <w:tcPr>
+            <w:tcW w:w="0" w:type="auto"/>
+            <w:vAlign w:val="center"/>
+            <w:hideMark/>
+          </w:tcPr>
+          <w:p>
+            <w:pPr>
+              <w:spacing w:after="0" w:line="240" w:lineRule="auto"/>
+              <w:rPr>
+                <w:rFonts w:ascii="Times New Roman" w:eastAsia="Times New Roman" w:hAnsi="Times New Roman" w:cs="Times New Roman"/>
+                <w:kern w:val="0"/>
+                <w14:ligatures w14:val="none"/>
+              </w:rPr>
+            </w:pPr>
+            <w:r>
+              <w:rPr>
+                <w:rFonts w:ascii="Times New Roman" w:eastAsia="Times New Roman" w:hAnsi="Times New Roman" w:cs="Times New Roman"/>
+                <w:kern w:val="0"/>
+                <w14:ligatures w14:val="none"/>
+              </w:rPr>
+              <w:t>Random Forest</w:t>
+            </w:r>
+          </w:p>
+        </w:tc>
+        <w:tc>
+          <w:tcPr>
+            <w:tcW w:w="0" w:type="auto"/>
+            <w:vAlign w:val="center"/>
+            <w:hideMark/>
+          </w:tcPr>
+          <w:p>
+            <w:pPr>
+              <w:spacing w:after="0" w:line="240" w:lineRule="auto"/>
+              <w:rPr>
+                <w:rFonts w:ascii="Times New Roman" w:eastAsia="Times New Roman" w:hAnsi="Times New Roman" w:cs="Times New Roman"/>
+                <w:kern w:val="0"/>
+                <w14:ligatures w14:val="none"/>
+              </w:rPr>
+            </w:pPr>
+            <w:r>
+              <w:rPr>
+                <w:rFonts w:ascii="Segoe UI Symbol" w:eastAsia="Times New Roman" w:hAnsi="Segoe UI Symbol" w:cs="Segoe UI Symbol"/>
+                <w:kern w:val="0"/>
+                <w14:ligatures w14:val="none"/>
+              </w:rPr>
+              <w:t>⭐⭐⭐</w:t>
+            </w:r>
+          </w:p>
+        </w:tc>
+      </w:tr>
+    </w:tbl>
+    <w:p>
+      <w:pPr>
+        <w:spacing w:before="100" w:beforeAutospacing="1" w:after="100" w:afterAutospacing="1" w:line="240" w:lineRule="auto"/>
+        <w:rPr>
+          <w:rFonts w:ascii="Times New Roman" w:eastAsia="Times New Roman" w:hAnsi="Times New Roman" w:cs="Times New Roman"/>
+          <w:kern w:val="0"/>
+          <w14:ligatures w14:val="none"/>
+        </w:rPr>
+      </w:pPr>
+      <w:r>
+        <w:rPr>
+          <w:rFonts w:ascii="Times New Roman" w:eastAsia="Times New Roman" w:hAnsi="Times New Roman" w:cs="Times New Roman"/>
+          <w:kern w:val="0"/>
+          <w14:ligatures w14:val="none"/>
+        </w:rPr>
+        <w:t xml:space="preserve">For learning NLP, </w:t>
+      </w:r>
+      <w:r>
+        <w:rPr>
+          <w:rFonts w:ascii="Times New Roman" w:eastAsia="Times New Roman" w:hAnsi="Times New Roman" w:cs="Times New Roman"/>
+          <w:b/>
+          <w:bCs/>
+          <w:kern w:val="0"/>
+          <w14:ligatures w14:val="none"/>
+        </w:rPr>
+        <w:t>Naive Bayes</w:t>
+      </w:r>
+      <w:r>
+        <w:rPr>
+          <w:rFonts w:ascii="Times New Roman" w:eastAsia="Times New Roman" w:hAnsi="Times New Roman" w:cs="Times New Roman"/>
+          <w:kern w:val="0"/>
+          <w14:ligatures w14:val="none"/>
+        </w:rPr>
+        <w:t xml:space="preserve"> is the classic starting point because it's simple and performs very well on text.</w:t>
+      </w:r>
+    </w:p>
+    <w:p>
+      <w:pPr>
+        <w:spacing w:before="100" w:beforeAutospacing="1" w:after="100" w:afterAutospacing="1" w:line="240" w:lineRule="auto"/>
+        <w:outlineLvl w:val="0"/>
+        <w:rPr>
+          <w:rFonts w:ascii="Times New Roman" w:eastAsia="Times New Roman" w:hAnsi="Times New Roman" w:cs="Times New Roman"/>
+          <w:b/>
+          <w:bCs/>
+          <w:i/>
+          <w:kern w:val="36"/>
+          <w:sz w:val="28"/>
+          <w:szCs w:val="28"/>
+          <w14:ligatures w14:val="none"/>
+        </w:rPr>
+      </w:pPr>
+      <w:r>
+        <w:rPr>
+          <w:rFonts w:ascii="Times New Roman" w:eastAsia="Times New Roman" w:hAnsi="Times New Roman" w:cs="Times New Roman"/>
+          <w:b/>
+          <w:bCs/>
+          <w:i/>
+          <w:kern w:val="36"/>
+          <w:sz w:val="28"/>
+          <w:szCs w:val="28"/>
+          <w14:ligatures w14:val="none"/>
+        </w:rPr>
         <w:lastRenderedPageBreak/>
-        <w:t>Similar Document Finder</w:t>
-      </w:r>
-    </w:p>
-    <w:p>
-      <w:pPr>
-        <w:rPr>
-          <w:rFonts w:ascii="Times New Roman" w:hAnsi="Times New Roman" w:cs="Times New Roman"/>
-        </w:rPr>
-      </w:pPr>
-    </w:p>
-    <w:p>
-      <w:pPr>
-        <w:rPr>
-          <w:rFonts w:ascii="Times New Roman" w:hAnsi="Times New Roman" w:cs="Times New Roman"/>
-        </w:rPr>
-      </w:pPr>
+        <w:t>Train a Machine Learning Model</w:t>
+      </w:r>
+    </w:p>
+    <w:p>
+      <w:pPr>
+        <w:spacing w:before="100" w:beforeAutospacing="1" w:after="100" w:afterAutospacing="1" w:line="240" w:lineRule="auto"/>
+        <w:rPr>
+          <w:rFonts w:ascii="Times New Roman" w:eastAsia="Times New Roman" w:hAnsi="Times New Roman" w:cs="Times New Roman"/>
+          <w:kern w:val="0"/>
+          <w14:ligatures w14:val="none"/>
+        </w:rPr>
+      </w:pPr>
+      <w:r>
+        <w:rPr>
+          <w:rFonts w:ascii="Times New Roman" w:eastAsia="Times New Roman" w:hAnsi="Times New Roman" w:cs="Times New Roman"/>
+          <w:kern w:val="0"/>
+          <w14:ligatures w14:val="none"/>
+        </w:rPr>
+        <w:t>Use the training data to learn patterns.</w:t>
+      </w:r>
+      <w:r>
+        <w:rPr>
+          <w:rFonts w:ascii="Times New Roman" w:eastAsia="Times New Roman" w:hAnsi="Times New Roman" w:cs="Times New Roman"/>
+          <w:kern w:val="0"/>
+          <w14:ligatures w14:val="none"/>
+        </w:rPr>
+        <w:t xml:space="preserve"> </w:t>
+      </w:r>
+    </w:p>
+    <w:p>
+      <w:pPr>
+        <w:spacing w:before="100" w:beforeAutospacing="1" w:after="100" w:afterAutospacing="1" w:line="240" w:lineRule="auto"/>
+        <w:rPr>
+          <w:rFonts w:ascii="Times New Roman" w:eastAsia="Times New Roman" w:hAnsi="Times New Roman" w:cs="Times New Roman"/>
+          <w:kern w:val="0"/>
+          <w14:ligatures w14:val="none"/>
+        </w:rPr>
+      </w:pPr>
+      <w:r>
+        <w:rPr>
+          <w:rFonts w:ascii="Times New Roman" w:eastAsia="Times New Roman" w:hAnsi="Times New Roman" w:cs="Times New Roman"/>
+          <w:kern w:val="0"/>
+          <w14:ligatures w14:val="none"/>
+        </w:rPr>
+        <w:t>Popular algorithms:</w:t>
+      </w:r>
+    </w:p>
+    <w:p>
+      <w:pPr>
+        <w:numPr>
+          <w:ilvl w:val="0"/>
+          <w:numId w:val="33"/>
+        </w:numPr>
+        <w:spacing w:before="100" w:beforeAutospacing="1" w:after="100" w:afterAutospacing="1" w:line="240" w:lineRule="auto"/>
+        <w:rPr>
+          <w:rFonts w:ascii="Times New Roman" w:eastAsia="Times New Roman" w:hAnsi="Times New Roman" w:cs="Times New Roman"/>
+          <w:kern w:val="0"/>
+          <w14:ligatures w14:val="none"/>
+        </w:rPr>
+      </w:pPr>
+      <w:r>
+        <w:rPr>
+          <w:rFonts w:ascii="Times New Roman" w:eastAsia="Times New Roman" w:hAnsi="Times New Roman" w:cs="Times New Roman"/>
+          <w:kern w:val="0"/>
+          <w14:ligatures w14:val="none"/>
+        </w:rPr>
+        <w:t xml:space="preserve">Naive Bayes </w:t>
+      </w:r>
+      <w:r>
+        <w:rPr>
+          <w:rFonts w:ascii="Segoe UI Symbol" w:eastAsia="Times New Roman" w:hAnsi="Segoe UI Symbol" w:cs="Segoe UI Symbol"/>
+          <w:kern w:val="0"/>
+          <w14:ligatures w14:val="none"/>
+        </w:rPr>
+        <w:t>⭐</w:t>
+      </w:r>
+      <w:r>
+        <w:rPr>
+          <w:rFonts w:ascii="Times New Roman" w:eastAsia="Times New Roman" w:hAnsi="Times New Roman" w:cs="Times New Roman"/>
+          <w:kern w:val="0"/>
+          <w14:ligatures w14:val="none"/>
+        </w:rPr>
+        <w:t xml:space="preserve"> (best for beginners) </w:t>
+      </w:r>
+    </w:p>
+    <w:p>
+      <w:pPr>
+        <w:numPr>
+          <w:ilvl w:val="0"/>
+          <w:numId w:val="33"/>
+        </w:numPr>
+        <w:spacing w:before="100" w:beforeAutospacing="1" w:after="100" w:afterAutospacing="1" w:line="240" w:lineRule="auto"/>
+        <w:rPr>
+          <w:rFonts w:ascii="Times New Roman" w:eastAsia="Times New Roman" w:hAnsi="Times New Roman" w:cs="Times New Roman"/>
+          <w:kern w:val="0"/>
+          <w14:ligatures w14:val="none"/>
+        </w:rPr>
+      </w:pPr>
+      <w:r>
+        <w:rPr>
+          <w:rFonts w:ascii="Times New Roman" w:eastAsia="Times New Roman" w:hAnsi="Times New Roman" w:cs="Times New Roman"/>
+          <w:kern w:val="0"/>
+          <w14:ligatures w14:val="none"/>
+        </w:rPr>
+        <w:t xml:space="preserve">Logistic Regression </w:t>
+      </w:r>
+    </w:p>
+    <w:p>
+      <w:pPr>
+        <w:numPr>
+          <w:ilvl w:val="0"/>
+          <w:numId w:val="33"/>
+        </w:numPr>
+        <w:spacing w:before="100" w:beforeAutospacing="1" w:after="100" w:afterAutospacing="1" w:line="240" w:lineRule="auto"/>
+        <w:rPr>
+          <w:rFonts w:ascii="Times New Roman" w:eastAsia="Times New Roman" w:hAnsi="Times New Roman" w:cs="Times New Roman"/>
+          <w:kern w:val="0"/>
+          <w14:ligatures w14:val="none"/>
+        </w:rPr>
+      </w:pPr>
+      <w:r>
+        <w:rPr>
+          <w:rFonts w:ascii="Times New Roman" w:eastAsia="Times New Roman" w:hAnsi="Times New Roman" w:cs="Times New Roman"/>
+          <w:kern w:val="0"/>
+          <w14:ligatures w14:val="none"/>
+        </w:rPr>
+        <w:t xml:space="preserve">Support Vector Machine (SVM) </w:t>
+      </w:r>
+    </w:p>
+    <w:p>
+      <w:pPr>
+        <w:numPr>
+          <w:ilvl w:val="0"/>
+          <w:numId w:val="33"/>
+        </w:numPr>
+        <w:spacing w:before="100" w:beforeAutospacing="1" w:after="100" w:afterAutospacing="1" w:line="240" w:lineRule="auto"/>
+        <w:rPr>
+          <w:rFonts w:ascii="Times New Roman" w:eastAsia="Times New Roman" w:hAnsi="Times New Roman" w:cs="Times New Roman"/>
+          <w:kern w:val="0"/>
+          <w14:ligatures w14:val="none"/>
+        </w:rPr>
+      </w:pPr>
+      <w:r>
+        <w:rPr>
+          <w:rFonts w:ascii="Times New Roman" w:eastAsia="Times New Roman" w:hAnsi="Times New Roman" w:cs="Times New Roman"/>
+          <w:kern w:val="0"/>
+          <w14:ligatures w14:val="none"/>
+        </w:rPr>
+        <w:t xml:space="preserve">Decision Tree </w:t>
+      </w:r>
+    </w:p>
+    <w:p>
+      <w:pPr>
+        <w:numPr>
+          <w:ilvl w:val="0"/>
+          <w:numId w:val="33"/>
+        </w:numPr>
+        <w:spacing w:before="100" w:beforeAutospacing="1" w:after="100" w:afterAutospacing="1" w:line="240" w:lineRule="auto"/>
+        <w:rPr>
+          <w:rFonts w:ascii="Times New Roman" w:eastAsia="Times New Roman" w:hAnsi="Times New Roman" w:cs="Times New Roman"/>
+          <w:kern w:val="0"/>
+          <w14:ligatures w14:val="none"/>
+        </w:rPr>
+      </w:pPr>
+      <w:r>
+        <w:rPr>
+          <w:rFonts w:ascii="Times New Roman" w:eastAsia="Times New Roman" w:hAnsi="Times New Roman" w:cs="Times New Roman"/>
+          <w:kern w:val="0"/>
+          <w14:ligatures w14:val="none"/>
+        </w:rPr>
+        <w:t xml:space="preserve">Random Forest </w:t>
+      </w:r>
+    </w:p>
+    <w:p>
+      <w:pPr>
+        <w:spacing w:before="100" w:beforeAutospacing="1" w:after="100" w:afterAutospacing="1" w:line="240" w:lineRule="auto"/>
+        <w:rPr>
+          <w:rFonts w:ascii="Times New Roman" w:eastAsia="Times New Roman" w:hAnsi="Times New Roman" w:cs="Times New Roman"/>
+          <w:kern w:val="0"/>
+          <w14:ligatures w14:val="none"/>
+        </w:rPr>
+      </w:pPr>
+      <w:r>
+        <w:rPr>
+          <w:rFonts w:ascii="Times New Roman" w:eastAsia="Times New Roman" w:hAnsi="Times New Roman" w:cs="Times New Roman"/>
+          <w:kern w:val="0"/>
+          <w14:ligatures w14:val="none"/>
+        </w:rPr>
+        <w:t xml:space="preserve">For your first project, we'll use </w:t>
+      </w:r>
+      <w:r>
+        <w:rPr>
+          <w:rFonts w:ascii="Times New Roman" w:eastAsia="Times New Roman" w:hAnsi="Times New Roman" w:cs="Times New Roman"/>
+          <w:b/>
+          <w:bCs/>
+          <w:kern w:val="0"/>
+          <w14:ligatures w14:val="none"/>
+        </w:rPr>
+        <w:t>Naive Bayes</w:t>
+      </w:r>
+      <w:r>
+        <w:rPr>
+          <w:rFonts w:ascii="Times New Roman" w:eastAsia="Times New Roman" w:hAnsi="Times New Roman" w:cs="Times New Roman"/>
+          <w:kern w:val="0"/>
+          <w14:ligatures w14:val="none"/>
+        </w:rPr>
+        <w:t>.</w:t>
+      </w:r>
+    </w:p>
+    <w:p>
+      <w:pPr>
+        <w:spacing w:before="100" w:beforeAutospacing="1" w:after="100" w:afterAutospacing="1" w:line="240" w:lineRule="auto"/>
+        <w:outlineLvl w:val="0"/>
+        <w:rPr>
+          <w:rFonts w:ascii="Times New Roman" w:eastAsia="Times New Roman" w:hAnsi="Times New Roman" w:cs="Times New Roman"/>
+          <w:b/>
+          <w:bCs/>
+          <w:kern w:val="36"/>
+          <w:sz w:val="48"/>
+          <w:szCs w:val="48"/>
+          <w14:ligatures w14:val="none"/>
+        </w:rPr>
+      </w:pPr>
+      <w:r>
+        <w:rPr>
+          <w:rFonts w:ascii="Times New Roman" w:eastAsia="Times New Roman" w:hAnsi="Times New Roman" w:cs="Times New Roman"/>
+          <w:b/>
+          <w:bCs/>
+          <w:kern w:val="36"/>
+          <w:sz w:val="48"/>
+          <w:szCs w:val="48"/>
+          <w14:ligatures w14:val="none"/>
+        </w:rPr>
+        <w:t>Complete Workflow</w:t>
+      </w:r>
+    </w:p>
+    <w:p>
+      <w:pPr>
+        <w:tabs>
+          <w:tab w:val="left" w:pos="916"/>
+          <w:tab w:val="left" w:pos="1832"/>
+          <w:tab w:val="left" w:pos="2748"/>
+          <w:tab w:val="left" w:pos="3664"/>
+          <w:tab w:val="left" w:pos="4580"/>
+          <w:tab w:val="left" w:pos="5496"/>
+          <w:tab w:val="left" w:pos="6412"/>
+          <w:tab w:val="left" w:pos="7328"/>
+          <w:tab w:val="left" w:pos="8244"/>
+          <w:tab w:val="left" w:pos="9160"/>
+          <w:tab w:val="left" w:pos="10076"/>
+          <w:tab w:val="left" w:pos="10992"/>
+          <w:tab w:val="left" w:pos="11908"/>
+          <w:tab w:val="left" w:pos="12824"/>
+          <w:tab w:val="left" w:pos="13740"/>
+          <w:tab w:val="left" w:pos="14656"/>
+        </w:tabs>
+        <w:spacing w:after="0" w:line="240" w:lineRule="auto"/>
+        <w:rPr>
+          <w:rFonts w:ascii="Courier New" w:eastAsia="Times New Roman" w:hAnsi="Courier New" w:cs="Courier New"/>
+          <w:kern w:val="0"/>
+          <w:sz w:val="20"/>
+          <w:szCs w:val="20"/>
+          <w14:ligatures w14:val="none"/>
+        </w:rPr>
+      </w:pPr>
+      <w:r>
+        <w:rPr>
+          <w:rFonts w:ascii="Courier New" w:eastAsia="Times New Roman" w:hAnsi="Courier New" w:cs="Courier New"/>
+          <w:kern w:val="0"/>
+          <w:sz w:val="20"/>
+          <w:szCs w:val="20"/>
+          <w14:ligatures w14:val="none"/>
+        </w:rPr>
+        <w:t>Collect Dataset</w:t>
+      </w:r>
+    </w:p>
+    <w:p>
+      <w:pPr>
+        <w:tabs>
+          <w:tab w:val="left" w:pos="916"/>
+          <w:tab w:val="left" w:pos="1832"/>
+          <w:tab w:val="left" w:pos="2748"/>
+          <w:tab w:val="left" w:pos="3664"/>
+          <w:tab w:val="left" w:pos="4580"/>
+          <w:tab w:val="left" w:pos="5496"/>
+          <w:tab w:val="left" w:pos="6412"/>
+          <w:tab w:val="left" w:pos="7328"/>
+          <w:tab w:val="left" w:pos="8244"/>
+          <w:tab w:val="left" w:pos="9160"/>
+          <w:tab w:val="left" w:pos="10076"/>
+          <w:tab w:val="left" w:pos="10992"/>
+          <w:tab w:val="left" w:pos="11908"/>
+          <w:tab w:val="left" w:pos="12824"/>
+          <w:tab w:val="left" w:pos="13740"/>
+          <w:tab w:val="left" w:pos="14656"/>
+        </w:tabs>
+        <w:spacing w:after="0" w:line="240" w:lineRule="auto"/>
+        <w:rPr>
+          <w:rFonts w:ascii="Courier New" w:eastAsia="Times New Roman" w:hAnsi="Courier New" w:cs="Courier New"/>
+          <w:kern w:val="0"/>
+          <w:sz w:val="20"/>
+          <w:szCs w:val="20"/>
+          <w14:ligatures w14:val="none"/>
+        </w:rPr>
+      </w:pPr>
+      <w:r>
+        <w:rPr>
+          <w:rFonts w:ascii="Courier New" w:eastAsia="Times New Roman" w:hAnsi="Courier New" w:cs="Courier New"/>
+          <w:kern w:val="0"/>
+          <w:sz w:val="20"/>
+          <w:szCs w:val="20"/>
+          <w14:ligatures w14:val="none"/>
+        </w:rPr>
+        <w:t xml:space="preserve">        ↓</w:t>
+      </w:r>
+    </w:p>
+    <w:p>
+      <w:pPr>
+        <w:tabs>
+          <w:tab w:val="left" w:pos="916"/>
+          <w:tab w:val="left" w:pos="1832"/>
+          <w:tab w:val="left" w:pos="2748"/>
+          <w:tab w:val="left" w:pos="3664"/>
+          <w:tab w:val="left" w:pos="4580"/>
+          <w:tab w:val="left" w:pos="5496"/>
+          <w:tab w:val="left" w:pos="6412"/>
+          <w:tab w:val="left" w:pos="7328"/>
+          <w:tab w:val="left" w:pos="8244"/>
+          <w:tab w:val="left" w:pos="9160"/>
+          <w:tab w:val="left" w:pos="10076"/>
+          <w:tab w:val="left" w:pos="10992"/>
+          <w:tab w:val="left" w:pos="11908"/>
+          <w:tab w:val="left" w:pos="12824"/>
+          <w:tab w:val="left" w:pos="13740"/>
+          <w:tab w:val="left" w:pos="14656"/>
+        </w:tabs>
+        <w:spacing w:after="0" w:line="240" w:lineRule="auto"/>
+        <w:rPr>
+          <w:rFonts w:ascii="Courier New" w:eastAsia="Times New Roman" w:hAnsi="Courier New" w:cs="Courier New"/>
+          <w:kern w:val="0"/>
+          <w:sz w:val="20"/>
+          <w:szCs w:val="20"/>
+          <w14:ligatures w14:val="none"/>
+        </w:rPr>
+      </w:pPr>
+      <w:r>
+        <w:rPr>
+          <w:rFonts w:ascii="Courier New" w:eastAsia="Times New Roman" w:hAnsi="Courier New" w:cs="Courier New"/>
+          <w:kern w:val="0"/>
+          <w:sz w:val="20"/>
+          <w:szCs w:val="20"/>
+          <w14:ligatures w14:val="none"/>
+        </w:rPr>
+        <w:t>Text Preprocessing</w:t>
+      </w:r>
+    </w:p>
+    <w:p>
+      <w:pPr>
+        <w:tabs>
+          <w:tab w:val="left" w:pos="916"/>
+          <w:tab w:val="left" w:pos="1832"/>
+          <w:tab w:val="left" w:pos="2748"/>
+          <w:tab w:val="left" w:pos="3664"/>
+          <w:tab w:val="left" w:pos="4580"/>
+          <w:tab w:val="left" w:pos="5496"/>
+          <w:tab w:val="left" w:pos="6412"/>
+          <w:tab w:val="left" w:pos="7328"/>
+          <w:tab w:val="left" w:pos="8244"/>
+          <w:tab w:val="left" w:pos="9160"/>
+          <w:tab w:val="left" w:pos="10076"/>
+          <w:tab w:val="left" w:pos="10992"/>
+          <w:tab w:val="left" w:pos="11908"/>
+          <w:tab w:val="left" w:pos="12824"/>
+          <w:tab w:val="left" w:pos="13740"/>
+          <w:tab w:val="left" w:pos="14656"/>
+        </w:tabs>
+        <w:spacing w:after="0" w:line="240" w:lineRule="auto"/>
+        <w:rPr>
+          <w:rFonts w:ascii="Courier New" w:eastAsia="Times New Roman" w:hAnsi="Courier New" w:cs="Courier New"/>
+          <w:kern w:val="0"/>
+          <w:sz w:val="20"/>
+          <w:szCs w:val="20"/>
+          <w14:ligatures w14:val="none"/>
+        </w:rPr>
+      </w:pPr>
+      <w:r>
+        <w:rPr>
+          <w:rFonts w:ascii="Courier New" w:eastAsia="Times New Roman" w:hAnsi="Courier New" w:cs="Courier New"/>
+          <w:kern w:val="0"/>
+          <w:sz w:val="20"/>
+          <w:szCs w:val="20"/>
+          <w14:ligatures w14:val="none"/>
+        </w:rPr>
+        <w:t xml:space="preserve">        ↓</w:t>
+      </w:r>
+    </w:p>
+    <w:p>
+      <w:pPr>
+        <w:tabs>
+          <w:tab w:val="left" w:pos="916"/>
+          <w:tab w:val="left" w:pos="1832"/>
+          <w:tab w:val="left" w:pos="2748"/>
+          <w:tab w:val="left" w:pos="3664"/>
+          <w:tab w:val="left" w:pos="4580"/>
+          <w:tab w:val="left" w:pos="5496"/>
+          <w:tab w:val="left" w:pos="6412"/>
+          <w:tab w:val="left" w:pos="7328"/>
+          <w:tab w:val="left" w:pos="8244"/>
+          <w:tab w:val="left" w:pos="9160"/>
+          <w:tab w:val="left" w:pos="10076"/>
+          <w:tab w:val="left" w:pos="10992"/>
+          <w:tab w:val="left" w:pos="11908"/>
+          <w:tab w:val="left" w:pos="12824"/>
+          <w:tab w:val="left" w:pos="13740"/>
+          <w:tab w:val="left" w:pos="14656"/>
+        </w:tabs>
+        <w:spacing w:after="0" w:line="240" w:lineRule="auto"/>
+        <w:rPr>
+          <w:rFonts w:ascii="Courier New" w:eastAsia="Times New Roman" w:hAnsi="Courier New" w:cs="Courier New"/>
+          <w:kern w:val="0"/>
+          <w:sz w:val="20"/>
+          <w:szCs w:val="20"/>
+          <w14:ligatures w14:val="none"/>
+        </w:rPr>
+      </w:pPr>
+      <w:r>
+        <w:rPr>
+          <w:rFonts w:ascii="Courier New" w:eastAsia="Times New Roman" w:hAnsi="Courier New" w:cs="Courier New"/>
+          <w:kern w:val="0"/>
+          <w:sz w:val="20"/>
+          <w:szCs w:val="20"/>
+          <w14:ligatures w14:val="none"/>
+        </w:rPr>
+        <w:t>TF-IDF Feature Extraction</w:t>
+      </w:r>
+    </w:p>
+    <w:p>
+      <w:pPr>
+        <w:tabs>
+          <w:tab w:val="left" w:pos="916"/>
+          <w:tab w:val="left" w:pos="1832"/>
+          <w:tab w:val="left" w:pos="2748"/>
+          <w:tab w:val="left" w:pos="3664"/>
+          <w:tab w:val="left" w:pos="4580"/>
+          <w:tab w:val="left" w:pos="5496"/>
+          <w:tab w:val="left" w:pos="6412"/>
+          <w:tab w:val="left" w:pos="7328"/>
+          <w:tab w:val="left" w:pos="8244"/>
+          <w:tab w:val="left" w:pos="9160"/>
+          <w:tab w:val="left" w:pos="10076"/>
+          <w:tab w:val="left" w:pos="10992"/>
+          <w:tab w:val="left" w:pos="11908"/>
+          <w:tab w:val="left" w:pos="12824"/>
+          <w:tab w:val="left" w:pos="13740"/>
+          <w:tab w:val="left" w:pos="14656"/>
+        </w:tabs>
+        <w:spacing w:after="0" w:line="240" w:lineRule="auto"/>
+        <w:rPr>
+          <w:rFonts w:ascii="Courier New" w:eastAsia="Times New Roman" w:hAnsi="Courier New" w:cs="Courier New"/>
+          <w:kern w:val="0"/>
+          <w:sz w:val="20"/>
+          <w:szCs w:val="20"/>
+          <w14:ligatures w14:val="none"/>
+        </w:rPr>
+      </w:pPr>
+      <w:r>
+        <w:rPr>
+          <w:rFonts w:ascii="Courier New" w:eastAsia="Times New Roman" w:hAnsi="Courier New" w:cs="Courier New"/>
+          <w:kern w:val="0"/>
+          <w:sz w:val="20"/>
+          <w:szCs w:val="20"/>
+          <w14:ligatures w14:val="none"/>
+        </w:rPr>
+        <w:t xml:space="preserve">        ↓</w:t>
+      </w:r>
+    </w:p>
+    <w:p>
+      <w:pPr>
+        <w:tabs>
+          <w:tab w:val="left" w:pos="916"/>
+          <w:tab w:val="left" w:pos="1832"/>
+          <w:tab w:val="left" w:pos="2748"/>
+          <w:tab w:val="left" w:pos="3664"/>
+          <w:tab w:val="left" w:pos="4580"/>
+          <w:tab w:val="left" w:pos="5496"/>
+          <w:tab w:val="left" w:pos="6412"/>
+          <w:tab w:val="left" w:pos="7328"/>
+          <w:tab w:val="left" w:pos="8244"/>
+          <w:tab w:val="left" w:pos="9160"/>
+          <w:tab w:val="left" w:pos="10076"/>
+          <w:tab w:val="left" w:pos="10992"/>
+          <w:tab w:val="left" w:pos="11908"/>
+          <w:tab w:val="left" w:pos="12824"/>
+          <w:tab w:val="left" w:pos="13740"/>
+          <w:tab w:val="left" w:pos="14656"/>
+        </w:tabs>
+        <w:spacing w:after="0" w:line="240" w:lineRule="auto"/>
+        <w:rPr>
+          <w:rFonts w:ascii="Courier New" w:eastAsia="Times New Roman" w:hAnsi="Courier New" w:cs="Courier New"/>
+          <w:kern w:val="0"/>
+          <w:sz w:val="20"/>
+          <w:szCs w:val="20"/>
+          <w14:ligatures w14:val="none"/>
+        </w:rPr>
+      </w:pPr>
+      <w:r>
+        <w:rPr>
+          <w:rFonts w:ascii="Courier New" w:eastAsia="Times New Roman" w:hAnsi="Courier New" w:cs="Courier New"/>
+          <w:kern w:val="0"/>
+          <w:sz w:val="20"/>
+          <w:szCs w:val="20"/>
+          <w14:ligatures w14:val="none"/>
+        </w:rPr>
+        <w:t>Train/Test Split</w:t>
+      </w:r>
+    </w:p>
+    <w:p>
+      <w:pPr>
+        <w:tabs>
+          <w:tab w:val="left" w:pos="916"/>
+          <w:tab w:val="left" w:pos="1832"/>
+          <w:tab w:val="left" w:pos="2748"/>
+          <w:tab w:val="left" w:pos="3664"/>
+          <w:tab w:val="left" w:pos="4580"/>
+          <w:tab w:val="left" w:pos="5496"/>
+          <w:tab w:val="left" w:pos="6412"/>
+          <w:tab w:val="left" w:pos="7328"/>
+          <w:tab w:val="left" w:pos="8244"/>
+          <w:tab w:val="left" w:pos="9160"/>
+          <w:tab w:val="left" w:pos="10076"/>
+          <w:tab w:val="left" w:pos="10992"/>
+          <w:tab w:val="left" w:pos="11908"/>
+          <w:tab w:val="left" w:pos="12824"/>
+          <w:tab w:val="left" w:pos="13740"/>
+          <w:tab w:val="left" w:pos="14656"/>
+        </w:tabs>
+        <w:spacing w:after="0" w:line="240" w:lineRule="auto"/>
+        <w:rPr>
+          <w:rFonts w:ascii="Courier New" w:eastAsia="Times New Roman" w:hAnsi="Courier New" w:cs="Courier New"/>
+          <w:kern w:val="0"/>
+          <w:sz w:val="20"/>
+          <w:szCs w:val="20"/>
+          <w14:ligatures w14:val="none"/>
+        </w:rPr>
+      </w:pPr>
+      <w:r>
+        <w:rPr>
+          <w:rFonts w:ascii="Courier New" w:eastAsia="Times New Roman" w:hAnsi="Courier New" w:cs="Courier New"/>
+          <w:kern w:val="0"/>
+          <w:sz w:val="20"/>
+          <w:szCs w:val="20"/>
+          <w14:ligatures w14:val="none"/>
+        </w:rPr>
+        <w:t xml:space="preserve">        ↓</w:t>
+      </w:r>
+    </w:p>
+    <w:p>
+      <w:pPr>
+        <w:tabs>
+          <w:tab w:val="left" w:pos="916"/>
+          <w:tab w:val="left" w:pos="1832"/>
+          <w:tab w:val="left" w:pos="2748"/>
+          <w:tab w:val="left" w:pos="3664"/>
+          <w:tab w:val="left" w:pos="4580"/>
+          <w:tab w:val="left" w:pos="5496"/>
+          <w:tab w:val="left" w:pos="6412"/>
+          <w:tab w:val="left" w:pos="7328"/>
+          <w:tab w:val="left" w:pos="8244"/>
+          <w:tab w:val="left" w:pos="9160"/>
+          <w:tab w:val="left" w:pos="10076"/>
+          <w:tab w:val="left" w:pos="10992"/>
+          <w:tab w:val="left" w:pos="11908"/>
+          <w:tab w:val="left" w:pos="12824"/>
+          <w:tab w:val="left" w:pos="13740"/>
+          <w:tab w:val="left" w:pos="14656"/>
+        </w:tabs>
+        <w:spacing w:after="0" w:line="240" w:lineRule="auto"/>
+        <w:rPr>
+          <w:rFonts w:ascii="Courier New" w:eastAsia="Times New Roman" w:hAnsi="Courier New" w:cs="Courier New"/>
+          <w:kern w:val="0"/>
+          <w:sz w:val="20"/>
+          <w:szCs w:val="20"/>
+          <w14:ligatures w14:val="none"/>
+        </w:rPr>
+      </w:pPr>
+      <w:r>
+        <w:rPr>
+          <w:rFonts w:ascii="Courier New" w:eastAsia="Times New Roman" w:hAnsi="Courier New" w:cs="Courier New"/>
+          <w:kern w:val="0"/>
+          <w:sz w:val="20"/>
+          <w:szCs w:val="20"/>
+          <w14:ligatures w14:val="none"/>
+        </w:rPr>
+        <w:t>Train Naive Bayes Model</w:t>
+      </w:r>
+    </w:p>
+    <w:p>
+      <w:pPr>
+        <w:tabs>
+          <w:tab w:val="left" w:pos="916"/>
+          <w:tab w:val="left" w:pos="1832"/>
+          <w:tab w:val="left" w:pos="2748"/>
+          <w:tab w:val="left" w:pos="3664"/>
+          <w:tab w:val="left" w:pos="4580"/>
+          <w:tab w:val="left" w:pos="5496"/>
+          <w:tab w:val="left" w:pos="6412"/>
+          <w:tab w:val="left" w:pos="7328"/>
+          <w:tab w:val="left" w:pos="8244"/>
+          <w:tab w:val="left" w:pos="9160"/>
+          <w:tab w:val="left" w:pos="10076"/>
+          <w:tab w:val="left" w:pos="10992"/>
+          <w:tab w:val="left" w:pos="11908"/>
+          <w:tab w:val="left" w:pos="12824"/>
+          <w:tab w:val="left" w:pos="13740"/>
+          <w:tab w:val="left" w:pos="14656"/>
+        </w:tabs>
+        <w:spacing w:after="0" w:line="240" w:lineRule="auto"/>
+        <w:rPr>
+          <w:rFonts w:ascii="Courier New" w:eastAsia="Times New Roman" w:hAnsi="Courier New" w:cs="Courier New"/>
+          <w:kern w:val="0"/>
+          <w:sz w:val="20"/>
+          <w:szCs w:val="20"/>
+          <w14:ligatures w14:val="none"/>
+        </w:rPr>
+      </w:pPr>
+      <w:r>
+        <w:rPr>
+          <w:rFonts w:ascii="Courier New" w:eastAsia="Times New Roman" w:hAnsi="Courier New" w:cs="Courier New"/>
+          <w:kern w:val="0"/>
+          <w:sz w:val="20"/>
+          <w:szCs w:val="20"/>
+          <w14:ligatures w14:val="none"/>
+        </w:rPr>
+        <w:t xml:space="preserve">        ↓</w:t>
+      </w:r>
+    </w:p>
+    <w:p>
+      <w:pPr>
+        <w:tabs>
+          <w:tab w:val="left" w:pos="916"/>
+          <w:tab w:val="left" w:pos="1832"/>
+          <w:tab w:val="left" w:pos="2748"/>
+          <w:tab w:val="left" w:pos="3664"/>
+          <w:tab w:val="left" w:pos="4580"/>
+          <w:tab w:val="left" w:pos="5496"/>
+          <w:tab w:val="left" w:pos="6412"/>
+          <w:tab w:val="left" w:pos="7328"/>
+          <w:tab w:val="left" w:pos="8244"/>
+          <w:tab w:val="left" w:pos="9160"/>
+          <w:tab w:val="left" w:pos="10076"/>
+          <w:tab w:val="left" w:pos="10992"/>
+          <w:tab w:val="left" w:pos="11908"/>
+          <w:tab w:val="left" w:pos="12824"/>
+          <w:tab w:val="left" w:pos="13740"/>
+          <w:tab w:val="left" w:pos="14656"/>
+        </w:tabs>
+        <w:spacing w:after="0" w:line="240" w:lineRule="auto"/>
+        <w:rPr>
+          <w:rFonts w:ascii="Courier New" w:eastAsia="Times New Roman" w:hAnsi="Courier New" w:cs="Courier New"/>
+          <w:kern w:val="0"/>
+          <w:sz w:val="20"/>
+          <w:szCs w:val="20"/>
+          <w14:ligatures w14:val="none"/>
+        </w:rPr>
+      </w:pPr>
+      <w:r>
+        <w:rPr>
+          <w:rFonts w:ascii="Courier New" w:eastAsia="Times New Roman" w:hAnsi="Courier New" w:cs="Courier New"/>
+          <w:kern w:val="0"/>
+          <w:sz w:val="20"/>
+          <w:szCs w:val="20"/>
+          <w14:ligatures w14:val="none"/>
+        </w:rPr>
+        <w:t>Evaluate Model</w:t>
+      </w:r>
+    </w:p>
+    <w:p>
+      <w:pPr>
+        <w:tabs>
+          <w:tab w:val="left" w:pos="916"/>
+          <w:tab w:val="left" w:pos="1832"/>
+          <w:tab w:val="left" w:pos="2748"/>
+          <w:tab w:val="left" w:pos="3664"/>
+          <w:tab w:val="left" w:pos="4580"/>
+          <w:tab w:val="left" w:pos="5496"/>
+          <w:tab w:val="left" w:pos="6412"/>
+          <w:tab w:val="left" w:pos="7328"/>
+          <w:tab w:val="left" w:pos="8244"/>
+          <w:tab w:val="left" w:pos="9160"/>
+          <w:tab w:val="left" w:pos="10076"/>
+          <w:tab w:val="left" w:pos="10992"/>
+          <w:tab w:val="left" w:pos="11908"/>
+          <w:tab w:val="left" w:pos="12824"/>
+          <w:tab w:val="left" w:pos="13740"/>
+          <w:tab w:val="left" w:pos="14656"/>
+        </w:tabs>
+        <w:spacing w:after="0" w:line="240" w:lineRule="auto"/>
+        <w:rPr>
+          <w:rFonts w:ascii="Courier New" w:eastAsia="Times New Roman" w:hAnsi="Courier New" w:cs="Courier New"/>
+          <w:kern w:val="0"/>
+          <w:sz w:val="20"/>
+          <w:szCs w:val="20"/>
+          <w14:ligatures w14:val="none"/>
+        </w:rPr>
+      </w:pPr>
+      <w:r>
+        <w:rPr>
+          <w:rFonts w:ascii="Courier New" w:eastAsia="Times New Roman" w:hAnsi="Courier New" w:cs="Courier New"/>
+          <w:kern w:val="0"/>
+          <w:sz w:val="20"/>
+          <w:szCs w:val="20"/>
+          <w14:ligatures w14:val="none"/>
+        </w:rPr>
+        <w:t xml:space="preserve">        ↓</w:t>
+      </w:r>
+    </w:p>
+    <w:p>
+      <w:pPr>
+        <w:tabs>
+          <w:tab w:val="left" w:pos="916"/>
+          <w:tab w:val="left" w:pos="1832"/>
+          <w:tab w:val="left" w:pos="2748"/>
+          <w:tab w:val="left" w:pos="3664"/>
+          <w:tab w:val="left" w:pos="4580"/>
+          <w:tab w:val="left" w:pos="5496"/>
+          <w:tab w:val="left" w:pos="6412"/>
+          <w:tab w:val="left" w:pos="7328"/>
+          <w:tab w:val="left" w:pos="8244"/>
+          <w:tab w:val="left" w:pos="9160"/>
+          <w:tab w:val="left" w:pos="10076"/>
+          <w:tab w:val="left" w:pos="10992"/>
+          <w:tab w:val="left" w:pos="11908"/>
+          <w:tab w:val="left" w:pos="12824"/>
+          <w:tab w:val="left" w:pos="13740"/>
+          <w:tab w:val="left" w:pos="14656"/>
+        </w:tabs>
+        <w:spacing w:after="0" w:line="240" w:lineRule="auto"/>
+        <w:rPr>
+          <w:rFonts w:ascii="Courier New" w:eastAsia="Times New Roman" w:hAnsi="Courier New" w:cs="Courier New"/>
+          <w:kern w:val="0"/>
+          <w:sz w:val="20"/>
+          <w:szCs w:val="20"/>
+          <w14:ligatures w14:val="none"/>
+        </w:rPr>
+      </w:pPr>
+      <w:r>
+        <w:rPr>
+          <w:rFonts w:ascii="Courier New" w:eastAsia="Times New Roman" w:hAnsi="Courier New" w:cs="Courier New"/>
+          <w:kern w:val="0"/>
+          <w:sz w:val="20"/>
+          <w:szCs w:val="20"/>
+          <w14:ligatures w14:val="none"/>
+        </w:rPr>
+        <w:t>Save Model</w:t>
+      </w:r>
+    </w:p>
+    <w:p>
+      <w:pPr>
+        <w:tabs>
+          <w:tab w:val="left" w:pos="916"/>
+          <w:tab w:val="left" w:pos="1832"/>
+          <w:tab w:val="left" w:pos="2748"/>
+          <w:tab w:val="left" w:pos="3664"/>
+          <w:tab w:val="left" w:pos="4580"/>
+          <w:tab w:val="left" w:pos="5496"/>
+          <w:tab w:val="left" w:pos="6412"/>
+          <w:tab w:val="left" w:pos="7328"/>
+          <w:tab w:val="left" w:pos="8244"/>
+          <w:tab w:val="left" w:pos="9160"/>
+          <w:tab w:val="left" w:pos="10076"/>
+          <w:tab w:val="left" w:pos="10992"/>
+          <w:tab w:val="left" w:pos="11908"/>
+          <w:tab w:val="left" w:pos="12824"/>
+          <w:tab w:val="left" w:pos="13740"/>
+          <w:tab w:val="left" w:pos="14656"/>
+        </w:tabs>
+        <w:spacing w:after="0" w:line="240" w:lineRule="auto"/>
+        <w:rPr>
+          <w:rFonts w:ascii="Courier New" w:eastAsia="Times New Roman" w:hAnsi="Courier New" w:cs="Courier New"/>
+          <w:kern w:val="0"/>
+          <w:sz w:val="20"/>
+          <w:szCs w:val="20"/>
+          <w14:ligatures w14:val="none"/>
+        </w:rPr>
+      </w:pPr>
+      <w:r>
+        <w:rPr>
+          <w:rFonts w:ascii="Courier New" w:eastAsia="Times New Roman" w:hAnsi="Courier New" w:cs="Courier New"/>
+          <w:kern w:val="0"/>
+          <w:sz w:val="20"/>
+          <w:szCs w:val="20"/>
+          <w14:ligatures w14:val="none"/>
+        </w:rPr>
+        <w:t xml:space="preserve">        ↓</w:t>
+      </w:r>
+    </w:p>
+    <w:p>
+      <w:pPr>
+        <w:tabs>
+          <w:tab w:val="left" w:pos="916"/>
+          <w:tab w:val="left" w:pos="1832"/>
+          <w:tab w:val="left" w:pos="2748"/>
+          <w:tab w:val="left" w:pos="3664"/>
+          <w:tab w:val="left" w:pos="4580"/>
+          <w:tab w:val="left" w:pos="5496"/>
+          <w:tab w:val="left" w:pos="6412"/>
+          <w:tab w:val="left" w:pos="7328"/>
+          <w:tab w:val="left" w:pos="8244"/>
+          <w:tab w:val="left" w:pos="9160"/>
+          <w:tab w:val="left" w:pos="10076"/>
+          <w:tab w:val="left" w:pos="10992"/>
+          <w:tab w:val="left" w:pos="11908"/>
+          <w:tab w:val="left" w:pos="12824"/>
+          <w:tab w:val="left" w:pos="13740"/>
+          <w:tab w:val="left" w:pos="14656"/>
+        </w:tabs>
+        <w:spacing w:after="0" w:line="240" w:lineRule="auto"/>
+        <w:rPr>
+          <w:rFonts w:ascii="Courier New" w:eastAsia="Times New Roman" w:hAnsi="Courier New" w:cs="Courier New"/>
+          <w:kern w:val="0"/>
+          <w:sz w:val="20"/>
+          <w:szCs w:val="20"/>
+          <w14:ligatures w14:val="none"/>
+        </w:rPr>
+      </w:pPr>
+      <w:r>
+        <w:rPr>
+          <w:rFonts w:ascii="Courier New" w:eastAsia="Times New Roman" w:hAnsi="Courier New" w:cs="Courier New"/>
+          <w:kern w:val="0"/>
+          <w:sz w:val="20"/>
+          <w:szCs w:val="20"/>
+          <w14:ligatures w14:val="none"/>
+        </w:rPr>
+        <w:t>Load Model</w:t>
+      </w:r>
+    </w:p>
+    <w:p>
+      <w:pPr>
+        <w:tabs>
+          <w:tab w:val="left" w:pos="916"/>
+          <w:tab w:val="left" w:pos="1832"/>
+          <w:tab w:val="left" w:pos="2748"/>
+          <w:tab w:val="left" w:pos="3664"/>
+          <w:tab w:val="left" w:pos="4580"/>
+          <w:tab w:val="left" w:pos="5496"/>
+          <w:tab w:val="left" w:pos="6412"/>
+          <w:tab w:val="left" w:pos="7328"/>
+          <w:tab w:val="left" w:pos="8244"/>
+          <w:tab w:val="left" w:pos="9160"/>
+          <w:tab w:val="left" w:pos="10076"/>
+          <w:tab w:val="left" w:pos="10992"/>
+          <w:tab w:val="left" w:pos="11908"/>
+          <w:tab w:val="left" w:pos="12824"/>
+          <w:tab w:val="left" w:pos="13740"/>
+          <w:tab w:val="left" w:pos="14656"/>
+        </w:tabs>
+        <w:spacing w:after="0" w:line="240" w:lineRule="auto"/>
+        <w:rPr>
+          <w:rFonts w:ascii="Courier New" w:eastAsia="Times New Roman" w:hAnsi="Courier New" w:cs="Courier New"/>
+          <w:kern w:val="0"/>
+          <w:sz w:val="20"/>
+          <w:szCs w:val="20"/>
+          <w14:ligatures w14:val="none"/>
+        </w:rPr>
+      </w:pPr>
+      <w:r>
+        <w:rPr>
+          <w:rFonts w:ascii="Courier New" w:eastAsia="Times New Roman" w:hAnsi="Courier New" w:cs="Courier New"/>
+          <w:kern w:val="0"/>
+          <w:sz w:val="20"/>
+          <w:szCs w:val="20"/>
+          <w14:ligatures w14:val="none"/>
+        </w:rPr>
+        <w:t xml:space="preserve">        ↓</w:t>
+      </w:r>
+    </w:p>
+    <w:p>
+      <w:pPr>
+        <w:tabs>
+          <w:tab w:val="left" w:pos="916"/>
+          <w:tab w:val="left" w:pos="1832"/>
+          <w:tab w:val="left" w:pos="2748"/>
+          <w:tab w:val="left" w:pos="3664"/>
+          <w:tab w:val="left" w:pos="4580"/>
+          <w:tab w:val="left" w:pos="5496"/>
+          <w:tab w:val="left" w:pos="6412"/>
+          <w:tab w:val="left" w:pos="7328"/>
+          <w:tab w:val="left" w:pos="8244"/>
+          <w:tab w:val="left" w:pos="9160"/>
+          <w:tab w:val="left" w:pos="10076"/>
+          <w:tab w:val="left" w:pos="10992"/>
+          <w:tab w:val="left" w:pos="11908"/>
+          <w:tab w:val="left" w:pos="12824"/>
+          <w:tab w:val="left" w:pos="13740"/>
+          <w:tab w:val="left" w:pos="14656"/>
+        </w:tabs>
+        <w:spacing w:after="0" w:line="240" w:lineRule="auto"/>
+        <w:rPr>
+          <w:rFonts w:ascii="Courier New" w:eastAsia="Times New Roman" w:hAnsi="Courier New" w:cs="Courier New"/>
+          <w:kern w:val="0"/>
+          <w:sz w:val="20"/>
+          <w:szCs w:val="20"/>
+          <w14:ligatures w14:val="none"/>
+        </w:rPr>
+      </w:pPr>
+      <w:r>
+        <w:rPr>
+          <w:rFonts w:ascii="Courier New" w:eastAsia="Times New Roman" w:hAnsi="Courier New" w:cs="Courier New"/>
+          <w:kern w:val="0"/>
+          <w:sz w:val="20"/>
+          <w:szCs w:val="20"/>
+          <w14:ligatures w14:val="none"/>
+        </w:rPr>
+        <w:t>Predict New Messages</w:t>
+      </w:r>
+    </w:p>
+    <w:p>
+      <w:pPr>
+        <w:rPr>
+          <w:rFonts w:ascii="Times New Roman" w:hAnsi="Times New Roman" w:cs="Times New Roman"/>
+        </w:rPr>
+      </w:pPr>
+    </w:p>
+    <w:p>
+      <w:pPr>
+        <w:pStyle w:val="Heading1"/>
+      </w:pPr>
+    </w:p>
+    <w:p>
+      <w:pPr>
+        <w:pStyle w:val="Heading1"/>
+      </w:pPr>
+    </w:p>
+    <w:p>
+      <w:pPr>
+        <w:pStyle w:val="Heading1"/>
+      </w:pPr>
+    </w:p>
+    <w:p>
+      <w:pPr>
+        <w:pStyle w:val="Heading1"/>
+      </w:pPr>
+      <w:bookmarkStart w:id="0" w:name="_GoBack"/>
+      <w:bookmarkEnd w:id="0"/>
+    </w:p>
+    <w:p>
+      <w:pPr>
+        <w:pStyle w:val="Heading1"/>
+      </w:pPr>
+      <w:r>
+        <w:lastRenderedPageBreak/>
+        <w:t>What is Classification?</w:t>
+      </w:r>
+    </w:p>
+    <w:p>
+      <w:pPr>
+        <w:pStyle w:val="NormalWeb"/>
+      </w:pPr>
+      <w:r>
+        <w:t>Classification means assigning an item to a predefined category.</w:t>
+      </w:r>
+    </w:p>
+    <w:p>
+      <w:pPr>
+        <w:pStyle w:val="NormalWeb"/>
+      </w:pPr>
+      <w:r>
+        <w:t>Think of a fruit sorting machine.</w:t>
+      </w:r>
+    </w:p>
+    <w:p>
+      <w:pPr>
+        <w:pStyle w:val="NormalWeb"/>
+      </w:pPr>
+      <w:r>
+        <w:t>Input:</w:t>
+      </w:r>
+    </w:p>
+    <w:p>
+      <w:pPr>
+        <w:pStyle w:val="HTMLPreformatted"/>
+        <w:rPr>
+          <w:rStyle w:val="HTMLCode"/>
+        </w:rPr>
+      </w:pPr>
+      <w:r>
+        <w:rPr>
+          <w:rStyle w:val="HTMLCode"/>
+          <w:rFonts w:ascii="Segoe UI Symbol" w:hAnsi="Segoe UI Symbol" w:cs="Segoe UI Symbol"/>
+        </w:rPr>
+        <w:t>🍎</w:t>
+      </w:r>
+    </w:p>
+    <w:p>
+      <w:pPr>
+        <w:pStyle w:val="HTMLPreformatted"/>
+        <w:rPr>
+          <w:rStyle w:val="HTMLCode"/>
+        </w:rPr>
+      </w:pPr>
+      <w:r>
+        <w:rPr>
+          <w:rStyle w:val="HTMLCode"/>
+          <w:rFonts w:ascii="Segoe UI Symbol" w:hAnsi="Segoe UI Symbol" w:cs="Segoe UI Symbol"/>
+        </w:rPr>
+        <w:t>🍌</w:t>
+      </w:r>
+    </w:p>
+    <w:p>
+      <w:pPr>
+        <w:pStyle w:val="HTMLPreformatted"/>
+        <w:rPr>
+          <w:rStyle w:val="HTMLCode"/>
+        </w:rPr>
+      </w:pPr>
+      <w:r>
+        <w:rPr>
+          <w:rStyle w:val="HTMLCode"/>
+          <w:rFonts w:ascii="Segoe UI Symbol" w:hAnsi="Segoe UI Symbol" w:cs="Segoe UI Symbol"/>
+        </w:rPr>
+        <w:t>🍊</w:t>
+      </w:r>
+    </w:p>
+    <w:p>
+      <w:pPr>
+        <w:pStyle w:val="HTMLPreformatted"/>
+        <w:rPr>
+          <w:rStyle w:val="HTMLCode"/>
+        </w:rPr>
+      </w:pPr>
+      <w:r>
+        <w:rPr>
+          <w:rStyle w:val="HTMLCode"/>
+          <w:rFonts w:ascii="Segoe UI Symbol" w:hAnsi="Segoe UI Symbol" w:cs="Segoe UI Symbol"/>
+        </w:rPr>
+        <w:t>🍎</w:t>
+      </w:r>
+    </w:p>
+    <w:p>
+      <w:pPr>
+        <w:pStyle w:val="HTMLPreformatted"/>
+      </w:pPr>
+      <w:r>
+        <w:rPr>
+          <w:rStyle w:val="HTMLCode"/>
+          <w:rFonts w:ascii="Segoe UI Symbol" w:hAnsi="Segoe UI Symbol" w:cs="Segoe UI Symbol"/>
+        </w:rPr>
+        <w:t>🍌</w:t>
+      </w:r>
+    </w:p>
+    <w:p>
+      <w:pPr>
+        <w:pStyle w:val="NormalWeb"/>
+      </w:pPr>
+      <w:r>
+        <w:t>Output:</w:t>
+      </w:r>
+    </w:p>
+    <w:p>
+      <w:pPr>
+        <w:pStyle w:val="HTMLPreformatted"/>
+        <w:rPr>
+          <w:rStyle w:val="HTMLCode"/>
+        </w:rPr>
+      </w:pPr>
+      <w:r>
+        <w:rPr>
+          <w:rStyle w:val="HTMLCode"/>
+        </w:rPr>
+        <w:t>Apple</w:t>
+      </w:r>
+    </w:p>
+    <w:p>
+      <w:pPr>
+        <w:pStyle w:val="HTMLPreformatted"/>
+        <w:rPr>
+          <w:rStyle w:val="HTMLCode"/>
+        </w:rPr>
+      </w:pPr>
+      <w:r>
+        <w:rPr>
+          <w:rStyle w:val="HTMLCode"/>
+        </w:rPr>
+        <w:t>Banana</w:t>
+      </w:r>
+    </w:p>
+    <w:p>
+      <w:pPr>
+        <w:pStyle w:val="HTMLPreformatted"/>
+        <w:rPr>
+          <w:rStyle w:val="HTMLCode"/>
+        </w:rPr>
+      </w:pPr>
+      <w:r>
+        <w:rPr>
+          <w:rStyle w:val="HTMLCode"/>
+        </w:rPr>
+        <w:t>Orange</w:t>
+      </w:r>
+    </w:p>
+    <w:p>
+      <w:pPr>
+        <w:pStyle w:val="HTMLPreformatted"/>
+        <w:rPr>
+          <w:rStyle w:val="HTMLCode"/>
+        </w:rPr>
+      </w:pPr>
+      <w:r>
+        <w:rPr>
+          <w:rStyle w:val="HTMLCode"/>
+        </w:rPr>
+        <w:t>Apple</w:t>
+      </w:r>
+    </w:p>
+    <w:p>
+      <w:pPr>
+        <w:pStyle w:val="HTMLPreformatted"/>
+      </w:pPr>
+      <w:r>
+        <w:rPr>
+          <w:rStyle w:val="HTMLCode"/>
+        </w:rPr>
+        <w:t>Banana</w:t>
+      </w:r>
+    </w:p>
+    <w:p>
+      <w:pPr>
+        <w:pStyle w:val="NormalWeb"/>
+      </w:pPr>
+      <w:r>
+        <w:t>Spam Detection works exactly the same way.</w:t>
+      </w:r>
+    </w:p>
+    <w:p>
+      <w:pPr>
+        <w:pStyle w:val="Heading1"/>
+        <w:rPr>
+          <w:sz w:val="28"/>
+          <w:szCs w:val="28"/>
+        </w:rPr>
+      </w:pPr>
+      <w:r>
+        <w:rPr>
+          <w:sz w:val="28"/>
+          <w:szCs w:val="28"/>
+        </w:rPr>
+        <w:t>Where is Spam Detection Used?</w:t>
+      </w:r>
+    </w:p>
+    <w:p>
+      <w:pPr>
+        <w:numPr>
+          <w:ilvl w:val="0"/>
+          <w:numId w:val="34"/>
+        </w:numPr>
+        <w:spacing w:before="100" w:beforeAutospacing="1" w:after="100" w:afterAutospacing="1" w:line="240" w:lineRule="auto"/>
+      </w:pPr>
+      <w:r>
+        <w:t xml:space="preserve">Email systems (Gmail, Outlook, Yahoo Mail) </w:t>
+      </w:r>
+    </w:p>
+    <w:p>
+      <w:pPr>
+        <w:numPr>
+          <w:ilvl w:val="0"/>
+          <w:numId w:val="34"/>
+        </w:numPr>
+        <w:spacing w:before="100" w:beforeAutospacing="1" w:after="100" w:afterAutospacing="1" w:line="240" w:lineRule="auto"/>
+      </w:pPr>
+      <w:r>
+        <w:t xml:space="preserve">SMS filtering </w:t>
+      </w:r>
+    </w:p>
+    <w:p>
+      <w:pPr>
+        <w:numPr>
+          <w:ilvl w:val="0"/>
+          <w:numId w:val="34"/>
+        </w:numPr>
+        <w:spacing w:before="100" w:beforeAutospacing="1" w:after="100" w:afterAutospacing="1" w:line="240" w:lineRule="auto"/>
+      </w:pPr>
+      <w:r>
+        <w:t xml:space="preserve">Banking fraud alerts </w:t>
+      </w:r>
+    </w:p>
+    <w:p>
+      <w:pPr>
+        <w:numPr>
+          <w:ilvl w:val="0"/>
+          <w:numId w:val="34"/>
+        </w:numPr>
+        <w:spacing w:before="100" w:beforeAutospacing="1" w:after="100" w:afterAutospacing="1" w:line="240" w:lineRule="auto"/>
+      </w:pPr>
+      <w:r>
+        <w:t xml:space="preserve">Social media message filtering </w:t>
+      </w:r>
+    </w:p>
+    <w:p>
+      <w:pPr>
+        <w:numPr>
+          <w:ilvl w:val="0"/>
+          <w:numId w:val="34"/>
+        </w:numPr>
+        <w:spacing w:before="100" w:beforeAutospacing="1" w:after="100" w:afterAutospacing="1" w:line="240" w:lineRule="auto"/>
+      </w:pPr>
+      <w:r>
+        <w:t xml:space="preserve">E-commerce review filtering </w:t>
+      </w:r>
+    </w:p>
+    <w:p>
+      <w:pPr>
+        <w:numPr>
+          <w:ilvl w:val="0"/>
+          <w:numId w:val="34"/>
+        </w:numPr>
+        <w:spacing w:before="100" w:beforeAutospacing="1" w:after="100" w:afterAutospacing="1" w:line="240" w:lineRule="auto"/>
+      </w:pPr>
+      <w:r>
+        <w:t xml:space="preserve">Comment moderation </w:t>
+      </w:r>
+    </w:p>
+    <w:p>
+      <w:pPr>
+        <w:numPr>
+          <w:ilvl w:val="0"/>
+          <w:numId w:val="34"/>
+        </w:numPr>
+        <w:spacing w:before="100" w:beforeAutospacing="1" w:after="100" w:afterAutospacing="1" w:line="240" w:lineRule="auto"/>
+      </w:pPr>
+      <w:r>
+        <w:t xml:space="preserve">Customer support systems </w:t>
+      </w:r>
+    </w:p>
+    <w:p>
+      <w:pPr>
+        <w:numPr>
+          <w:ilvl w:val="0"/>
+          <w:numId w:val="34"/>
+        </w:numPr>
+        <w:spacing w:before="100" w:beforeAutospacing="1" w:after="100" w:afterAutospacing="1" w:line="240" w:lineRule="auto"/>
+      </w:pPr>
+      <w:r>
+        <w:t xml:space="preserve">Online forums </w:t>
+      </w:r>
+    </w:p>
+    <w:p>
+      <w:pPr>
+        <w:numPr>
+          <w:ilvl w:val="0"/>
+          <w:numId w:val="34"/>
+        </w:numPr>
+        <w:spacing w:before="100" w:beforeAutospacing="1" w:after="100" w:afterAutospacing="1" w:line="240" w:lineRule="auto"/>
+      </w:pPr>
+      <w:r>
+        <w:t xml:space="preserve">Chat applications </w:t>
+      </w:r>
+    </w:p>
+    <w:p>
+      <w:pPr>
+        <w:numPr>
+          <w:ilvl w:val="0"/>
+          <w:numId w:val="34"/>
+        </w:numPr>
+        <w:spacing w:before="100" w:beforeAutospacing="1" w:after="100" w:afterAutospacing="1" w:line="240" w:lineRule="auto"/>
+      </w:pPr>
+      <w:r>
+        <w:t>Enterprise security systems</w:t>
+      </w:r>
     </w:p>
     <w:p>
       <w:pPr>
@@ -14051,7 +16501,7 @@
 
 <file path=word/numbering.xml><?xml version="1.0" encoding="utf-8"?>
 <w:numbering xmlns:wpc="http://schemas.microsoft.com/office/word/2010/wordprocessingCanvas" xmlns:mc="http://schemas.openxmlformats.org/markup-compatibility/2006" xmlns:o="urn:schemas-microsoft-com:office:office" xmlns:r="http://schemas.openxmlformats.org/officeDocument/2006/relationships" xmlns:m="http://schemas.openxmlformats.org/officeDocument/2006/math" xmlns:v="urn:schemas-microsoft-com:vml" xmlns:wp14="http://schemas.microsoft.com/office/word/2010/wordprocessingDrawing" xmlns:wp="http://schemas.openxmlformats.org/drawingml/2006/wordprocessingDrawing" xmlns:w10="urn:schemas-microsoft-com:office:word" xmlns:w="http://schemas.openxmlformats.org/wordprocessingml/2006/main" xmlns:w14="http://schemas.microsoft.com/office/word/2010/wordml" xmlns:w15="http://schemas.microsoft.com/office/word/2012/wordml" xmlns:wpg="http://schemas.microsoft.com/office/word/2010/wordprocessingGroup" xmlns:wpi="http://schemas.microsoft.com/office/word/2010/wordprocessingInk" xmlns:wne="http://schemas.microsoft.com/office/word/2006/wordml" xmlns:wps="http://schemas.microsoft.com/office/word/2010/wordprocessingShape" mc:Ignorable="w14 w15 wp14">
-  <w:abstractNum w:abstractNumId="0">
+  <w:abstractNum w:abstractNumId="0" w15:restartNumberingAfterBreak="0">
     <w:nsid w:val="002E0AD0"/>
     <w:multiLevelType w:val="multilevel"/>
     <w:tmpl w:val="FB20A9E6"/>
@@ -14200,7 +16650,7 @@
       </w:rPr>
     </w:lvl>
   </w:abstractNum>
-  <w:abstractNum w:abstractNumId="1">
+  <w:abstractNum w:abstractNumId="1" w15:restartNumberingAfterBreak="0">
     <w:nsid w:val="01794064"/>
     <w:multiLevelType w:val="multilevel"/>
     <w:tmpl w:val="06987890"/>
@@ -14349,7 +16799,7 @@
       </w:rPr>
     </w:lvl>
   </w:abstractNum>
-  <w:abstractNum w:abstractNumId="2">
+  <w:abstractNum w:abstractNumId="2" w15:restartNumberingAfterBreak="0">
     <w:nsid w:val="0855449D"/>
     <w:multiLevelType w:val="multilevel"/>
     <w:tmpl w:val="E98E8D36"/>
@@ -14498,7 +16948,7 @@
       </w:rPr>
     </w:lvl>
   </w:abstractNum>
-  <w:abstractNum w:abstractNumId="3">
+  <w:abstractNum w:abstractNumId="3" w15:restartNumberingAfterBreak="0">
     <w:nsid w:val="0B974E6A"/>
     <w:multiLevelType w:val="multilevel"/>
     <w:tmpl w:val="F4B0868A"/>
@@ -14647,7 +17097,7 @@
       </w:rPr>
     </w:lvl>
   </w:abstractNum>
-  <w:abstractNum w:abstractNumId="4">
+  <w:abstractNum w:abstractNumId="4" w15:restartNumberingAfterBreak="0">
     <w:nsid w:val="14E303A9"/>
     <w:multiLevelType w:val="multilevel"/>
     <w:tmpl w:val="308E217A"/>
@@ -14796,7 +17246,7 @@
       </w:rPr>
     </w:lvl>
   </w:abstractNum>
-  <w:abstractNum w:abstractNumId="5">
+  <w:abstractNum w:abstractNumId="5" w15:restartNumberingAfterBreak="0">
     <w:nsid w:val="1D766E3E"/>
     <w:multiLevelType w:val="multilevel"/>
     <w:tmpl w:val="1390C080"/>
@@ -14945,7 +17395,7 @@
       </w:rPr>
     </w:lvl>
   </w:abstractNum>
-  <w:abstractNum w:abstractNumId="6">
+  <w:abstractNum w:abstractNumId="6" w15:restartNumberingAfterBreak="0">
     <w:nsid w:val="211736D2"/>
     <w:multiLevelType w:val="multilevel"/>
     <w:tmpl w:val="C278E678"/>
@@ -15094,7 +17544,7 @@
       </w:rPr>
     </w:lvl>
   </w:abstractNum>
-  <w:abstractNum w:abstractNumId="7">
+  <w:abstractNum w:abstractNumId="7" w15:restartNumberingAfterBreak="0">
     <w:nsid w:val="21AE4140"/>
     <w:multiLevelType w:val="multilevel"/>
     <w:tmpl w:val="CA92CF24"/>
@@ -15243,7 +17693,7 @@
       </w:rPr>
     </w:lvl>
   </w:abstractNum>
-  <w:abstractNum w:abstractNumId="8">
+  <w:abstractNum w:abstractNumId="8" w15:restartNumberingAfterBreak="0">
     <w:nsid w:val="21DE0300"/>
     <w:multiLevelType w:val="multilevel"/>
     <w:tmpl w:val="A2AADC0C"/>
@@ -15392,7 +17842,7 @@
       </w:rPr>
     </w:lvl>
   </w:abstractNum>
-  <w:abstractNum w:abstractNumId="9">
+  <w:abstractNum w:abstractNumId="9" w15:restartNumberingAfterBreak="0">
     <w:nsid w:val="22AD0827"/>
     <w:multiLevelType w:val="multilevel"/>
     <w:tmpl w:val="03D45162"/>
@@ -15505,7 +17955,7 @@
       </w:pPr>
     </w:lvl>
   </w:abstractNum>
-  <w:abstractNum w:abstractNumId="10">
+  <w:abstractNum w:abstractNumId="10" w15:restartNumberingAfterBreak="0">
     <w:nsid w:val="29A71443"/>
     <w:multiLevelType w:val="multilevel"/>
     <w:tmpl w:val="EDC06010"/>
@@ -15654,7 +18104,7 @@
       </w:rPr>
     </w:lvl>
   </w:abstractNum>
-  <w:abstractNum w:abstractNumId="11">
+  <w:abstractNum w:abstractNumId="11" w15:restartNumberingAfterBreak="0">
     <w:nsid w:val="29DB6DBE"/>
     <w:multiLevelType w:val="multilevel"/>
     <w:tmpl w:val="A74CC210"/>
@@ -15803,7 +18253,7 @@
       </w:rPr>
     </w:lvl>
   </w:abstractNum>
-  <w:abstractNum w:abstractNumId="12">
+  <w:abstractNum w:abstractNumId="12" w15:restartNumberingAfterBreak="0">
     <w:nsid w:val="2AF2507A"/>
     <w:multiLevelType w:val="multilevel"/>
     <w:tmpl w:val="2D847308"/>
@@ -15952,7 +18402,7 @@
       </w:rPr>
     </w:lvl>
   </w:abstractNum>
-  <w:abstractNum w:abstractNumId="13">
+  <w:abstractNum w:abstractNumId="13" w15:restartNumberingAfterBreak="0">
     <w:nsid w:val="2C1D1825"/>
     <w:multiLevelType w:val="multilevel"/>
     <w:tmpl w:val="1242B92C"/>
@@ -16065,7 +18515,7 @@
       </w:pPr>
     </w:lvl>
   </w:abstractNum>
-  <w:abstractNum w:abstractNumId="14">
+  <w:abstractNum w:abstractNumId="14" w15:restartNumberingAfterBreak="0">
     <w:nsid w:val="31136993"/>
     <w:multiLevelType w:val="multilevel"/>
     <w:tmpl w:val="D5DAAD0C"/>
@@ -16214,7 +18664,120 @@
       </w:rPr>
     </w:lvl>
   </w:abstractNum>
-  <w:abstractNum w:abstractNumId="15">
+  <w:abstractNum w:abstractNumId="15" w15:restartNumberingAfterBreak="0">
+    <w:nsid w:val="3C066EFB"/>
+    <w:multiLevelType w:val="hybridMultilevel"/>
+    <w:tmpl w:val="BFD29038"/>
+    <w:lvl w:ilvl="0" w:tplc="04090001">
+      <w:start w:val="1"/>
+      <w:numFmt w:val="bullet"/>
+      <w:lvlText w:val=""/>
+      <w:lvlJc w:val="left"/>
+      <w:pPr>
+        <w:ind w:left="720" w:hanging="360"/>
+      </w:pPr>
+      <w:rPr>
+        <w:rFonts w:ascii="Symbol" w:hAnsi="Symbol" w:hint="default"/>
+      </w:rPr>
+    </w:lvl>
+    <w:lvl w:ilvl="1" w:tplc="04090003" w:tentative="1">
+      <w:start w:val="1"/>
+      <w:numFmt w:val="bullet"/>
+      <w:lvlText w:val="o"/>
+      <w:lvlJc w:val="left"/>
+      <w:pPr>
+        <w:ind w:left="1440" w:hanging="360"/>
+      </w:pPr>
+      <w:rPr>
+        <w:rFonts w:ascii="Courier New" w:hAnsi="Courier New" w:cs="Courier New" w:hint="default"/>
+      </w:rPr>
+    </w:lvl>
+    <w:lvl w:ilvl="2" w:tplc="04090005" w:tentative="1">
+      <w:start w:val="1"/>
+      <w:numFmt w:val="bullet"/>
+      <w:lvlText w:val=""/>
+      <w:lvlJc w:val="left"/>
+      <w:pPr>
+        <w:ind w:left="2160" w:hanging="360"/>
+      </w:pPr>
+      <w:rPr>
+        <w:rFonts w:ascii="Wingdings" w:hAnsi="Wingdings" w:hint="default"/>
+      </w:rPr>
+    </w:lvl>
+    <w:lvl w:ilvl="3" w:tplc="04090001" w:tentative="1">
+      <w:start w:val="1"/>
+      <w:numFmt w:val="bullet"/>
+      <w:lvlText w:val=""/>
+      <w:lvlJc w:val="left"/>
+      <w:pPr>
+        <w:ind w:left="2880" w:hanging="360"/>
+      </w:pPr>
+      <w:rPr>
+        <w:rFonts w:ascii="Symbol" w:hAnsi="Symbol" w:hint="default"/>
+      </w:rPr>
+    </w:lvl>
+    <w:lvl w:ilvl="4" w:tplc="04090003" w:tentative="1">
+      <w:start w:val="1"/>
+      <w:numFmt w:val="bullet"/>
+      <w:lvlText w:val="o"/>
+      <w:lvlJc w:val="left"/>
+      <w:pPr>
+        <w:ind w:left="3600" w:hanging="360"/>
+      </w:pPr>
+      <w:rPr>
+        <w:rFonts w:ascii="Courier New" w:hAnsi="Courier New" w:cs="Courier New" w:hint="default"/>
+      </w:rPr>
+    </w:lvl>
+    <w:lvl w:ilvl="5" w:tplc="04090005" w:tentative="1">
+      <w:start w:val="1"/>
+      <w:numFmt w:val="bullet"/>
+      <w:lvlText w:val=""/>
+      <w:lvlJc w:val="left"/>
+      <w:pPr>
+        <w:ind w:left="4320" w:hanging="360"/>
+      </w:pPr>
+      <w:rPr>
+        <w:rFonts w:ascii="Wingdings" w:hAnsi="Wingdings" w:hint="default"/>
+      </w:rPr>
+    </w:lvl>
+    <w:lvl w:ilvl="6" w:tplc="04090001" w:tentative="1">
+      <w:start w:val="1"/>
+      <w:numFmt w:val="bullet"/>
+      <w:lvlText w:val=""/>
+      <w:lvlJc w:val="left"/>
+      <w:pPr>
+        <w:ind w:left="5040" w:hanging="360"/>
+      </w:pPr>
+      <w:rPr>
+        <w:rFonts w:ascii="Symbol" w:hAnsi="Symbol" w:hint="default"/>
+      </w:rPr>
+    </w:lvl>
+    <w:lvl w:ilvl="7" w:tplc="04090003" w:tentative="1">
+      <w:start w:val="1"/>
+      <w:numFmt w:val="bullet"/>
+      <w:lvlText w:val="o"/>
+      <w:lvlJc w:val="left"/>
+      <w:pPr>
+        <w:ind w:left="5760" w:hanging="360"/>
+      </w:pPr>
+      <w:rPr>
+        <w:rFonts w:ascii="Courier New" w:hAnsi="Courier New" w:cs="Courier New" w:hint="default"/>
+      </w:rPr>
+    </w:lvl>
+    <w:lvl w:ilvl="8" w:tplc="04090005" w:tentative="1">
+      <w:start w:val="1"/>
+      <w:numFmt w:val="bullet"/>
+      <w:lvlText w:val=""/>
+      <w:lvlJc w:val="left"/>
+      <w:pPr>
+        <w:ind w:left="6480" w:hanging="360"/>
+      </w:pPr>
+      <w:rPr>
+        <w:rFonts w:ascii="Wingdings" w:hAnsi="Wingdings" w:hint="default"/>
+      </w:rPr>
+    </w:lvl>
+  </w:abstractNum>
+  <w:abstractNum w:abstractNumId="16" w15:restartNumberingAfterBreak="0">
     <w:nsid w:val="446A4AF4"/>
     <w:multiLevelType w:val="multilevel"/>
     <w:tmpl w:val="6F462F32"/>
@@ -16363,7 +18926,7 @@
       </w:rPr>
     </w:lvl>
   </w:abstractNum>
-  <w:abstractNum w:abstractNumId="16">
+  <w:abstractNum w:abstractNumId="17" w15:restartNumberingAfterBreak="0">
     <w:nsid w:val="44F821BA"/>
     <w:multiLevelType w:val="multilevel"/>
     <w:tmpl w:val="30F6B4E0"/>
@@ -16512,7 +19075,7 @@
       </w:rPr>
     </w:lvl>
   </w:abstractNum>
-  <w:abstractNum w:abstractNumId="17">
+  <w:abstractNum w:abstractNumId="18" w15:restartNumberingAfterBreak="0">
     <w:nsid w:val="45F75818"/>
     <w:multiLevelType w:val="multilevel"/>
     <w:tmpl w:val="C2A02B46"/>
@@ -16661,7 +19224,7 @@
       </w:rPr>
     </w:lvl>
   </w:abstractNum>
-  <w:abstractNum w:abstractNumId="18">
+  <w:abstractNum w:abstractNumId="19" w15:restartNumberingAfterBreak="0">
     <w:nsid w:val="4717033F"/>
     <w:multiLevelType w:val="multilevel"/>
     <w:tmpl w:val="8F7A9ECC"/>
@@ -16810,7 +19373,7 @@
       </w:rPr>
     </w:lvl>
   </w:abstractNum>
-  <w:abstractNum w:abstractNumId="19">
+  <w:abstractNum w:abstractNumId="20" w15:restartNumberingAfterBreak="0">
     <w:nsid w:val="49B14255"/>
     <w:multiLevelType w:val="multilevel"/>
     <w:tmpl w:val="DB76D846"/>
@@ -16959,7 +19522,7 @@
       </w:rPr>
     </w:lvl>
   </w:abstractNum>
-  <w:abstractNum w:abstractNumId="20">
+  <w:abstractNum w:abstractNumId="21" w15:restartNumberingAfterBreak="0">
     <w:nsid w:val="4E490A66"/>
     <w:multiLevelType w:val="multilevel"/>
     <w:tmpl w:val="3FA067DA"/>
@@ -17108,7 +19671,7 @@
       </w:rPr>
     </w:lvl>
   </w:abstractNum>
-  <w:abstractNum w:abstractNumId="21">
+  <w:abstractNum w:abstractNumId="22" w15:restartNumberingAfterBreak="0">
     <w:nsid w:val="50CB485C"/>
     <w:multiLevelType w:val="multilevel"/>
     <w:tmpl w:val="4DF2C8B2"/>
@@ -17257,7 +19820,120 @@
       </w:rPr>
     </w:lvl>
   </w:abstractNum>
-  <w:abstractNum w:abstractNumId="22">
+  <w:abstractNum w:abstractNumId="23" w15:restartNumberingAfterBreak="0">
+    <w:nsid w:val="5C7651F5"/>
+    <w:multiLevelType w:val="multilevel"/>
+    <w:tmpl w:val="C6486E5C"/>
+    <w:lvl w:ilvl="0">
+      <w:start w:val="1"/>
+      <w:numFmt w:val="decimal"/>
+      <w:lvlText w:val="%1."/>
+      <w:lvlJc w:val="left"/>
+      <w:pPr>
+        <w:tabs>
+          <w:tab w:val="num" w:pos="720"/>
+        </w:tabs>
+        <w:ind w:left="720" w:hanging="360"/>
+      </w:pPr>
+    </w:lvl>
+    <w:lvl w:ilvl="1" w:tentative="1">
+      <w:start w:val="1"/>
+      <w:numFmt w:val="decimal"/>
+      <w:lvlText w:val="%2."/>
+      <w:lvlJc w:val="left"/>
+      <w:pPr>
+        <w:tabs>
+          <w:tab w:val="num" w:pos="1440"/>
+        </w:tabs>
+        <w:ind w:left="1440" w:hanging="360"/>
+      </w:pPr>
+    </w:lvl>
+    <w:lvl w:ilvl="2" w:tentative="1">
+      <w:start w:val="1"/>
+      <w:numFmt w:val="decimal"/>
+      <w:lvlText w:val="%3."/>
+      <w:lvlJc w:val="left"/>
+      <w:pPr>
+        <w:tabs>
+          <w:tab w:val="num" w:pos="2160"/>
+        </w:tabs>
+        <w:ind w:left="2160" w:hanging="360"/>
+      </w:pPr>
+    </w:lvl>
+    <w:lvl w:ilvl="3" w:tentative="1">
+      <w:start w:val="1"/>
+      <w:numFmt w:val="decimal"/>
+      <w:lvlText w:val="%4."/>
+      <w:lvlJc w:val="left"/>
+      <w:pPr>
+        <w:tabs>
+          <w:tab w:val="num" w:pos="2880"/>
+        </w:tabs>
+        <w:ind w:left="2880" w:hanging="360"/>
+      </w:pPr>
+    </w:lvl>
+    <w:lvl w:ilvl="4" w:tentative="1">
+      <w:start w:val="1"/>
+      <w:numFmt w:val="decimal"/>
+      <w:lvlText w:val="%5."/>
+      <w:lvlJc w:val="left"/>
+      <w:pPr>
+        <w:tabs>
+          <w:tab w:val="num" w:pos="3600"/>
+        </w:tabs>
+        <w:ind w:left="3600" w:hanging="360"/>
+      </w:pPr>
+    </w:lvl>
+    <w:lvl w:ilvl="5" w:tentative="1">
+      <w:start w:val="1"/>
+      <w:numFmt w:val="decimal"/>
+      <w:lvlText w:val="%6."/>
+      <w:lvlJc w:val="left"/>
+      <w:pPr>
+        <w:tabs>
+          <w:tab w:val="num" w:pos="4320"/>
+        </w:tabs>
+        <w:ind w:left="4320" w:hanging="360"/>
+      </w:pPr>
+    </w:lvl>
+    <w:lvl w:ilvl="6" w:tentative="1">
+      <w:start w:val="1"/>
+      <w:numFmt w:val="decimal"/>
+      <w:lvlText w:val="%7."/>
+      <w:lvlJc w:val="left"/>
+      <w:pPr>
+        <w:tabs>
+          <w:tab w:val="num" w:pos="5040"/>
+        </w:tabs>
+        <w:ind w:left="5040" w:hanging="360"/>
+      </w:pPr>
+    </w:lvl>
+    <w:lvl w:ilvl="7" w:tentative="1">
+      <w:start w:val="1"/>
+      <w:numFmt w:val="decimal"/>
+      <w:lvlText w:val="%8."/>
+      <w:lvlJc w:val="left"/>
+      <w:pPr>
+        <w:tabs>
+          <w:tab w:val="num" w:pos="5760"/>
+        </w:tabs>
+        <w:ind w:left="5760" w:hanging="360"/>
+      </w:pPr>
+    </w:lvl>
+    <w:lvl w:ilvl="8" w:tentative="1">
+      <w:start w:val="1"/>
+      <w:numFmt w:val="decimal"/>
+      <w:lvlText w:val="%9."/>
+      <w:lvlJc w:val="left"/>
+      <w:pPr>
+        <w:tabs>
+          <w:tab w:val="num" w:pos="6480"/>
+        </w:tabs>
+        <w:ind w:left="6480" w:hanging="360"/>
+      </w:pPr>
+    </w:lvl>
+  </w:abstractNum>
+  <w:abstractNum w:abstractNumId="24" w15:restartNumberingAfterBreak="0">
     <w:nsid w:val="626D4350"/>
     <w:multiLevelType w:val="multilevel"/>
     <w:tmpl w:val="081097C0"/>
@@ -17406,7 +20082,7 @@
       </w:rPr>
     </w:lvl>
   </w:abstractNum>
-  <w:abstractNum w:abstractNumId="23">
+  <w:abstractNum w:abstractNumId="25" w15:restartNumberingAfterBreak="0">
     <w:nsid w:val="658B4A8D"/>
     <w:multiLevelType w:val="multilevel"/>
     <w:tmpl w:val="87CC1000"/>
@@ -17555,7 +20231,7 @@
       </w:rPr>
     </w:lvl>
   </w:abstractNum>
-  <w:abstractNum w:abstractNumId="24">
+  <w:abstractNum w:abstractNumId="26" w15:restartNumberingAfterBreak="0">
     <w:nsid w:val="6616161E"/>
     <w:multiLevelType w:val="multilevel"/>
     <w:tmpl w:val="6EA06F0E"/>
@@ -17704,7 +20380,7 @@
       </w:rPr>
     </w:lvl>
   </w:abstractNum>
-  <w:abstractNum w:abstractNumId="25">
+  <w:abstractNum w:abstractNumId="27" w15:restartNumberingAfterBreak="0">
     <w:nsid w:val="672D69CA"/>
     <w:multiLevelType w:val="multilevel"/>
     <w:tmpl w:val="6FD4A39C"/>
@@ -17853,7 +20529,7 @@
       </w:rPr>
     </w:lvl>
   </w:abstractNum>
-  <w:abstractNum w:abstractNumId="26">
+  <w:abstractNum w:abstractNumId="28" w15:restartNumberingAfterBreak="0">
     <w:nsid w:val="67FE5139"/>
     <w:multiLevelType w:val="multilevel"/>
     <w:tmpl w:val="60063E96"/>
@@ -18002,7 +20678,7 @@
       </w:rPr>
     </w:lvl>
   </w:abstractNum>
-  <w:abstractNum w:abstractNumId="27">
+  <w:abstractNum w:abstractNumId="29" w15:restartNumberingAfterBreak="0">
     <w:nsid w:val="684F60C2"/>
     <w:multiLevelType w:val="multilevel"/>
     <w:tmpl w:val="77CEB86E"/>
@@ -18151,7 +20827,7 @@
       </w:rPr>
     </w:lvl>
   </w:abstractNum>
-  <w:abstractNum w:abstractNumId="28">
+  <w:abstractNum w:abstractNumId="30" w15:restartNumberingAfterBreak="0">
     <w:nsid w:val="74860F14"/>
     <w:multiLevelType w:val="multilevel"/>
     <w:tmpl w:val="486E165E"/>
@@ -18300,7 +20976,156 @@
       </w:rPr>
     </w:lvl>
   </w:abstractNum>
-  <w:abstractNum w:abstractNumId="29">
+  <w:abstractNum w:abstractNumId="31" w15:restartNumberingAfterBreak="0">
+    <w:nsid w:val="76240C17"/>
+    <w:multiLevelType w:val="multilevel"/>
+    <w:tmpl w:val="24E86140"/>
+    <w:lvl w:ilvl="0">
+      <w:start w:val="1"/>
+      <w:numFmt w:val="bullet"/>
+      <w:lvlText w:val=""/>
+      <w:lvlJc w:val="left"/>
+      <w:pPr>
+        <w:tabs>
+          <w:tab w:val="num" w:pos="720"/>
+        </w:tabs>
+        <w:ind w:left="720" w:hanging="360"/>
+      </w:pPr>
+      <w:rPr>
+        <w:rFonts w:ascii="Symbol" w:hAnsi="Symbol" w:hint="default"/>
+        <w:sz w:val="20"/>
+      </w:rPr>
+    </w:lvl>
+    <w:lvl w:ilvl="1" w:tentative="1">
+      <w:start w:val="1"/>
+      <w:numFmt w:val="bullet"/>
+      <w:lvlText w:val="o"/>
+      <w:lvlJc w:val="left"/>
+      <w:pPr>
+        <w:tabs>
+          <w:tab w:val="num" w:pos="1440"/>
+        </w:tabs>
+        <w:ind w:left="1440" w:hanging="360"/>
+      </w:pPr>
+      <w:rPr>
+        <w:rFonts w:ascii="Courier New" w:hAnsi="Courier New" w:hint="default"/>
+        <w:sz w:val="20"/>
+      </w:rPr>
+    </w:lvl>
+    <w:lvl w:ilvl="2" w:tentative="1">
+      <w:start w:val="1"/>
+      <w:numFmt w:val="bullet"/>
+      <w:lvlText w:val=""/>
+      <w:lvlJc w:val="left"/>
+      <w:pPr>
+        <w:tabs>
+          <w:tab w:val="num" w:pos="2160"/>
+        </w:tabs>
+        <w:ind w:left="2160" w:hanging="360"/>
+      </w:pPr>
+      <w:rPr>
+        <w:rFonts w:ascii="Wingdings" w:hAnsi="Wingdings" w:hint="default"/>
+        <w:sz w:val="20"/>
+      </w:rPr>
+    </w:lvl>
+    <w:lvl w:ilvl="3" w:tentative="1">
+      <w:start w:val="1"/>
+      <w:numFmt w:val="bullet"/>
+      <w:lvlText w:val=""/>
+      <w:lvlJc w:val="left"/>
+      <w:pPr>
+        <w:tabs>
+          <w:tab w:val="num" w:pos="2880"/>
+        </w:tabs>
+        <w:ind w:left="2880" w:hanging="360"/>
+      </w:pPr>
+      <w:rPr>
+        <w:rFonts w:ascii="Wingdings" w:hAnsi="Wingdings" w:hint="default"/>
+        <w:sz w:val="20"/>
+      </w:rPr>
+    </w:lvl>
+    <w:lvl w:ilvl="4" w:tentative="1">
+      <w:start w:val="1"/>
+      <w:numFmt w:val="bullet"/>
+      <w:lvlText w:val=""/>
+      <w:lvlJc w:val="left"/>
+      <w:pPr>
+        <w:tabs>
+          <w:tab w:val="num" w:pos="3600"/>
+        </w:tabs>
+        <w:ind w:left="3600" w:hanging="360"/>
+      </w:pPr>
+      <w:rPr>
+        <w:rFonts w:ascii="Wingdings" w:hAnsi="Wingdings" w:hint="default"/>
+        <w:sz w:val="20"/>
+      </w:rPr>
+    </w:lvl>
+    <w:lvl w:ilvl="5" w:tentative="1">
+      <w:start w:val="1"/>
+      <w:numFmt w:val="bullet"/>
+      <w:lvlText w:val=""/>
+      <w:lvlJc w:val="left"/>
+      <w:pPr>
+        <w:tabs>
+          <w:tab w:val="num" w:pos="4320"/>
+        </w:tabs>
+        <w:ind w:left="4320" w:hanging="360"/>
+      </w:pPr>
+      <w:rPr>
+        <w:rFonts w:ascii="Wingdings" w:hAnsi="Wingdings" w:hint="default"/>
+        <w:sz w:val="20"/>
+      </w:rPr>
+    </w:lvl>
+    <w:lvl w:ilvl="6" w:tentative="1">
+      <w:start w:val="1"/>
+      <w:numFmt w:val="bullet"/>
+      <w:lvlText w:val=""/>
+      <w:lvlJc w:val="left"/>
+      <w:pPr>
+        <w:tabs>
+          <w:tab w:val="num" w:pos="5040"/>
+        </w:tabs>
+        <w:ind w:left="5040" w:hanging="360"/>
+      </w:pPr>
+      <w:rPr>
+        <w:rFonts w:ascii="Wingdings" w:hAnsi="Wingdings" w:hint="default"/>
+        <w:sz w:val="20"/>
+      </w:rPr>
+    </w:lvl>
+    <w:lvl w:ilvl="7" w:tentative="1">
+      <w:start w:val="1"/>
+      <w:numFmt w:val="bullet"/>
+      <w:lvlText w:val=""/>
+      <w:lvlJc w:val="left"/>
+      <w:pPr>
+        <w:tabs>
+          <w:tab w:val="num" w:pos="5760"/>
+        </w:tabs>
+        <w:ind w:left="5760" w:hanging="360"/>
+      </w:pPr>
+      <w:rPr>
+        <w:rFonts w:ascii="Wingdings" w:hAnsi="Wingdings" w:hint="default"/>
+        <w:sz w:val="20"/>
+      </w:rPr>
+    </w:lvl>
+    <w:lvl w:ilvl="8" w:tentative="1">
+      <w:start w:val="1"/>
+      <w:numFmt w:val="bullet"/>
+      <w:lvlText w:val=""/>
+      <w:lvlJc w:val="left"/>
+      <w:pPr>
+        <w:tabs>
+          <w:tab w:val="num" w:pos="6480"/>
+        </w:tabs>
+        <w:ind w:left="6480" w:hanging="360"/>
+      </w:pPr>
+      <w:rPr>
+        <w:rFonts w:ascii="Wingdings" w:hAnsi="Wingdings" w:hint="default"/>
+        <w:sz w:val="20"/>
+      </w:rPr>
+    </w:lvl>
+  </w:abstractNum>
+  <w:abstractNum w:abstractNumId="32" w15:restartNumberingAfterBreak="0">
     <w:nsid w:val="7D8E7FB2"/>
     <w:multiLevelType w:val="multilevel"/>
     <w:tmpl w:val="61488092"/>
@@ -18449,7 +21274,7 @@
       </w:rPr>
     </w:lvl>
   </w:abstractNum>
-  <w:abstractNum w:abstractNumId="30">
+  <w:abstractNum w:abstractNumId="33" w15:restartNumberingAfterBreak="0">
     <w:nsid w:val="7F9D706B"/>
     <w:multiLevelType w:val="multilevel"/>
     <w:tmpl w:val="2B026A70"/>
@@ -18608,46 +21433,46 @@
     <w:abstractNumId w:val="8"/>
   </w:num>
   <w:num w:numId="4">
-    <w:abstractNumId w:val="15"/>
+    <w:abstractNumId w:val="16"/>
   </w:num>
   <w:num w:numId="5">
-    <w:abstractNumId w:val="30"/>
+    <w:abstractNumId w:val="33"/>
   </w:num>
   <w:num w:numId="6">
-    <w:abstractNumId w:val="22"/>
+    <w:abstractNumId w:val="24"/>
   </w:num>
   <w:num w:numId="7">
     <w:abstractNumId w:val="13"/>
   </w:num>
   <w:num w:numId="8">
-    <w:abstractNumId w:val="26"/>
+    <w:abstractNumId w:val="28"/>
   </w:num>
   <w:num w:numId="9">
     <w:abstractNumId w:val="7"/>
   </w:num>
   <w:num w:numId="10">
-    <w:abstractNumId w:val="17"/>
+    <w:abstractNumId w:val="18"/>
   </w:num>
   <w:num w:numId="11">
-    <w:abstractNumId w:val="25"/>
+    <w:abstractNumId w:val="27"/>
   </w:num>
   <w:num w:numId="12">
-    <w:abstractNumId w:val="19"/>
+    <w:abstractNumId w:val="20"/>
   </w:num>
   <w:num w:numId="13">
-    <w:abstractNumId w:val="29"/>
+    <w:abstractNumId w:val="32"/>
   </w:num>
   <w:num w:numId="14">
     <w:abstractNumId w:val="2"/>
   </w:num>
   <w:num w:numId="15">
-    <w:abstractNumId w:val="24"/>
+    <w:abstractNumId w:val="26"/>
   </w:num>
   <w:num w:numId="16">
     <w:abstractNumId w:val="10"/>
   </w:num>
   <w:num w:numId="17">
-    <w:abstractNumId w:val="27"/>
+    <w:abstractNumId w:val="29"/>
   </w:num>
   <w:num w:numId="18">
     <w:abstractNumId w:val="12"/>
@@ -18659,7 +21484,7 @@
     <w:abstractNumId w:val="1"/>
   </w:num>
   <w:num w:numId="21">
-    <w:abstractNumId w:val="20"/>
+    <w:abstractNumId w:val="21"/>
   </w:num>
   <w:num w:numId="22">
     <w:abstractNumId w:val="14"/>
@@ -18668,28 +21493,37 @@
     <w:abstractNumId w:val="9"/>
   </w:num>
   <w:num w:numId="24">
-    <w:abstractNumId w:val="16"/>
+    <w:abstractNumId w:val="17"/>
   </w:num>
   <w:num w:numId="25">
-    <w:abstractNumId w:val="21"/>
+    <w:abstractNumId w:val="22"/>
   </w:num>
   <w:num w:numId="26">
     <w:abstractNumId w:val="11"/>
   </w:num>
   <w:num w:numId="27">
-    <w:abstractNumId w:val="28"/>
+    <w:abstractNumId w:val="30"/>
   </w:num>
   <w:num w:numId="28">
     <w:abstractNumId w:val="3"/>
   </w:num>
   <w:num w:numId="29">
-    <w:abstractNumId w:val="18"/>
+    <w:abstractNumId w:val="19"/>
   </w:num>
   <w:num w:numId="30">
-    <w:abstractNumId w:val="23"/>
+    <w:abstractNumId w:val="25"/>
   </w:num>
   <w:num w:numId="31">
     <w:abstractNumId w:val="0"/>
+  </w:num>
+  <w:num w:numId="32">
+    <w:abstractNumId w:val="15"/>
+  </w:num>
+  <w:num w:numId="33">
+    <w:abstractNumId w:val="31"/>
+  </w:num>
+  <w:num w:numId="34">
+    <w:abstractNumId w:val="23"/>
   </w:num>
 </w:numbering>
 </file>
@@ -19098,6 +21932,27 @@
       <w14:ligatures w14:val="standardContextual"/>
     </w:rPr>
   </w:style>
+  <w:style w:type="paragraph" w:styleId="Heading1">
+    <w:name w:val="heading 1"/>
+    <w:basedOn w:val="Normal"/>
+    <w:link w:val="Heading1Char"/>
+    <w:uiPriority w:val="9"/>
+    <w:qFormat/>
+    <w:rsid w:val="00EA21B6"/>
+    <w:pPr>
+      <w:spacing w:before="100" w:beforeAutospacing="1" w:after="100" w:afterAutospacing="1" w:line="240" w:lineRule="auto"/>
+      <w:outlineLvl w:val="0"/>
+    </w:pPr>
+    <w:rPr>
+      <w:rFonts w:ascii="Times New Roman" w:eastAsia="Times New Roman" w:hAnsi="Times New Roman" w:cs="Times New Roman"/>
+      <w:b/>
+      <w:bCs/>
+      <w:kern w:val="36"/>
+      <w:sz w:val="48"/>
+      <w:szCs w:val="48"/>
+      <w14:ligatures w14:val="none"/>
+    </w:rPr>
+  </w:style>
   <w:style w:type="character" w:default="1" w:styleId="DefaultParagraphFont">
     <w:name w:val="Default Paragraph Font"/>
     <w:uiPriority w:val="1"/>
@@ -19124,6 +21979,122 @@
     <w:uiPriority w:val="99"/>
     <w:semiHidden/>
     <w:unhideWhenUsed/>
+  </w:style>
+  <w:style w:type="paragraph" w:styleId="ListParagraph">
+    <w:name w:val="List Paragraph"/>
+    <w:basedOn w:val="Normal"/>
+    <w:uiPriority w:val="34"/>
+    <w:qFormat/>
+    <w:rsid w:val="006C6A35"/>
+    <w:pPr>
+      <w:ind w:left="720"/>
+      <w:contextualSpacing/>
+    </w:pPr>
+  </w:style>
+  <w:style w:type="character" w:customStyle="1" w:styleId="Heading1Char">
+    <w:name w:val="Heading 1 Char"/>
+    <w:basedOn w:val="DefaultParagraphFont"/>
+    <w:link w:val="Heading1"/>
+    <w:uiPriority w:val="9"/>
+    <w:rsid w:val="00EA21B6"/>
+    <w:rPr>
+      <w:rFonts w:ascii="Times New Roman" w:eastAsia="Times New Roman" w:hAnsi="Times New Roman" w:cs="Times New Roman"/>
+      <w:b/>
+      <w:bCs/>
+      <w:kern w:val="36"/>
+      <w:sz w:val="48"/>
+      <w:szCs w:val="48"/>
+    </w:rPr>
+  </w:style>
+  <w:style w:type="paragraph" w:styleId="HTMLPreformatted">
+    <w:name w:val="HTML Preformatted"/>
+    <w:basedOn w:val="Normal"/>
+    <w:link w:val="HTMLPreformattedChar"/>
+    <w:uiPriority w:val="99"/>
+    <w:semiHidden/>
+    <w:unhideWhenUsed/>
+    <w:rsid w:val="00EA21B6"/>
+    <w:pPr>
+      <w:tabs>
+        <w:tab w:val="left" w:pos="916"/>
+        <w:tab w:val="left" w:pos="1832"/>
+        <w:tab w:val="left" w:pos="2748"/>
+        <w:tab w:val="left" w:pos="3664"/>
+        <w:tab w:val="left" w:pos="4580"/>
+        <w:tab w:val="left" w:pos="5496"/>
+        <w:tab w:val="left" w:pos="6412"/>
+        <w:tab w:val="left" w:pos="7328"/>
+        <w:tab w:val="left" w:pos="8244"/>
+        <w:tab w:val="left" w:pos="9160"/>
+        <w:tab w:val="left" w:pos="10076"/>
+        <w:tab w:val="left" w:pos="10992"/>
+        <w:tab w:val="left" w:pos="11908"/>
+        <w:tab w:val="left" w:pos="12824"/>
+        <w:tab w:val="left" w:pos="13740"/>
+        <w:tab w:val="left" w:pos="14656"/>
+      </w:tabs>
+      <w:spacing w:after="0" w:line="240" w:lineRule="auto"/>
+    </w:pPr>
+    <w:rPr>
+      <w:rFonts w:ascii="Courier New" w:eastAsia="Times New Roman" w:hAnsi="Courier New" w:cs="Courier New"/>
+      <w:kern w:val="0"/>
+      <w:sz w:val="20"/>
+      <w:szCs w:val="20"/>
+      <w14:ligatures w14:val="none"/>
+    </w:rPr>
+  </w:style>
+  <w:style w:type="character" w:customStyle="1" w:styleId="HTMLPreformattedChar">
+    <w:name w:val="HTML Preformatted Char"/>
+    <w:basedOn w:val="DefaultParagraphFont"/>
+    <w:link w:val="HTMLPreformatted"/>
+    <w:uiPriority w:val="99"/>
+    <w:semiHidden/>
+    <w:rsid w:val="00EA21B6"/>
+    <w:rPr>
+      <w:rFonts w:ascii="Courier New" w:eastAsia="Times New Roman" w:hAnsi="Courier New" w:cs="Courier New"/>
+      <w:sz w:val="20"/>
+      <w:szCs w:val="20"/>
+    </w:rPr>
+  </w:style>
+  <w:style w:type="character" w:styleId="HTMLCode">
+    <w:name w:val="HTML Code"/>
+    <w:basedOn w:val="DefaultParagraphFont"/>
+    <w:uiPriority w:val="99"/>
+    <w:semiHidden/>
+    <w:unhideWhenUsed/>
+    <w:rsid w:val="00EA21B6"/>
+    <w:rPr>
+      <w:rFonts w:ascii="Courier New" w:eastAsia="Times New Roman" w:hAnsi="Courier New" w:cs="Courier New"/>
+      <w:sz w:val="20"/>
+      <w:szCs w:val="20"/>
+    </w:rPr>
+  </w:style>
+  <w:style w:type="paragraph" w:styleId="NormalWeb">
+    <w:name w:val="Normal (Web)"/>
+    <w:basedOn w:val="Normal"/>
+    <w:uiPriority w:val="99"/>
+    <w:semiHidden/>
+    <w:unhideWhenUsed/>
+    <w:rsid w:val="00060B00"/>
+    <w:pPr>
+      <w:spacing w:before="100" w:beforeAutospacing="1" w:after="100" w:afterAutospacing="1" w:line="240" w:lineRule="auto"/>
+    </w:pPr>
+    <w:rPr>
+      <w:rFonts w:ascii="Times New Roman" w:eastAsia="Times New Roman" w:hAnsi="Times New Roman" w:cs="Times New Roman"/>
+      <w:kern w:val="0"/>
+      <w14:ligatures w14:val="none"/>
+    </w:rPr>
+  </w:style>
+  <w:style w:type="character" w:styleId="Strong">
+    <w:name w:val="Strong"/>
+    <w:basedOn w:val="DefaultParagraphFont"/>
+    <w:uiPriority w:val="22"/>
+    <w:qFormat/>
+    <w:rsid w:val="00762759"/>
+    <w:rPr>
+      <w:b/>
+      <w:bCs/>
+    </w:rPr>
   </w:style>
 </w:styles>
 </file>

--- a/AIChatbot/AI Documents/AI Theory.docx
+++ b/AIChatbot/AI Documents/AI Theory.docx
@@ -16127,8 +16127,6 @@
       <w:pPr>
         <w:pStyle w:val="Heading1"/>
       </w:pPr>
-      <w:bookmarkStart w:id="0" w:name="_GoBack"/>
-      <w:bookmarkEnd w:id="0"/>
     </w:p>
     <w:p>
       <w:pPr>
@@ -16488,6 +16486,546 @@
           <w:rFonts w:ascii="Times New Roman" w:hAnsi="Times New Roman" w:cs="Times New Roman"/>
         </w:rPr>
       </w:pPr>
+    </w:p>
+    <w:p>
+      <w:pPr>
+        <w:rPr>
+          <w:rFonts w:ascii="Times New Roman" w:hAnsi="Times New Roman" w:cs="Times New Roman"/>
+          <w:b/>
+          <w:sz w:val="32"/>
+          <w:szCs w:val="32"/>
+        </w:rPr>
+      </w:pPr>
+      <w:r>
+        <w:rPr>
+          <w:rFonts w:ascii="Times New Roman" w:hAnsi="Times New Roman" w:cs="Times New Roman"/>
+          <w:b/>
+          <w:sz w:val="32"/>
+          <w:szCs w:val="32"/>
+        </w:rPr>
+        <w:lastRenderedPageBreak/>
+        <w:t>Sentiment Analysis</w:t>
+      </w:r>
+    </w:p>
+    <w:p>
+      <w:pPr>
+        <w:spacing w:before="100" w:beforeAutospacing="1" w:after="100" w:afterAutospacing="1" w:line="240" w:lineRule="auto"/>
+        <w:outlineLvl w:val="0"/>
+        <w:rPr>
+          <w:rFonts w:ascii="Times New Roman" w:eastAsia="Times New Roman" w:hAnsi="Times New Roman" w:cs="Times New Roman"/>
+          <w:b/>
+          <w:bCs/>
+          <w:kern w:val="36"/>
+          <w:sz w:val="28"/>
+          <w:szCs w:val="28"/>
+          <w14:ligatures w14:val="none"/>
+        </w:rPr>
+      </w:pPr>
+      <w:r>
+        <w:rPr>
+          <w:rFonts w:ascii="Times New Roman" w:eastAsia="Times New Roman" w:hAnsi="Times New Roman" w:cs="Times New Roman"/>
+          <w:b/>
+          <w:bCs/>
+          <w:kern w:val="36"/>
+          <w:sz w:val="28"/>
+          <w:szCs w:val="28"/>
+          <w14:ligatures w14:val="none"/>
+        </w:rPr>
+        <w:t>Real World Applications</w:t>
+      </w:r>
+    </w:p>
+    <w:p>
+      <w:pPr>
+        <w:numPr>
+          <w:ilvl w:val="0"/>
+          <w:numId w:val="35"/>
+        </w:numPr>
+        <w:spacing w:before="100" w:beforeAutospacing="1" w:after="100" w:afterAutospacing="1" w:line="240" w:lineRule="auto"/>
+        <w:rPr>
+          <w:rFonts w:ascii="Times New Roman" w:eastAsia="Times New Roman" w:hAnsi="Times New Roman" w:cs="Times New Roman"/>
+          <w:kern w:val="0"/>
+          <w14:ligatures w14:val="none"/>
+        </w:rPr>
+      </w:pPr>
+      <w:r>
+        <w:rPr>
+          <w:rFonts w:ascii="Times New Roman" w:eastAsia="Times New Roman" w:hAnsi="Times New Roman" w:cs="Times New Roman"/>
+          <w:kern w:val="0"/>
+          <w14:ligatures w14:val="none"/>
+        </w:rPr>
+        <w:t xml:space="preserve">Product Review Analysis </w:t>
+      </w:r>
+    </w:p>
+    <w:p>
+      <w:pPr>
+        <w:numPr>
+          <w:ilvl w:val="0"/>
+          <w:numId w:val="35"/>
+        </w:numPr>
+        <w:spacing w:before="100" w:beforeAutospacing="1" w:after="100" w:afterAutospacing="1" w:line="240" w:lineRule="auto"/>
+        <w:rPr>
+          <w:rFonts w:ascii="Times New Roman" w:eastAsia="Times New Roman" w:hAnsi="Times New Roman" w:cs="Times New Roman"/>
+          <w:kern w:val="0"/>
+          <w14:ligatures w14:val="none"/>
+        </w:rPr>
+      </w:pPr>
+      <w:r>
+        <w:rPr>
+          <w:rFonts w:ascii="Times New Roman" w:eastAsia="Times New Roman" w:hAnsi="Times New Roman" w:cs="Times New Roman"/>
+          <w:kern w:val="0"/>
+          <w14:ligatures w14:val="none"/>
+        </w:rPr>
+        <w:t xml:space="preserve">Facebook/Twitter Sentiment </w:t>
+      </w:r>
+    </w:p>
+    <w:p>
+      <w:pPr>
+        <w:numPr>
+          <w:ilvl w:val="0"/>
+          <w:numId w:val="35"/>
+        </w:numPr>
+        <w:spacing w:before="100" w:beforeAutospacing="1" w:after="100" w:afterAutospacing="1" w:line="240" w:lineRule="auto"/>
+        <w:rPr>
+          <w:rFonts w:ascii="Times New Roman" w:eastAsia="Times New Roman" w:hAnsi="Times New Roman" w:cs="Times New Roman"/>
+          <w:kern w:val="0"/>
+          <w14:ligatures w14:val="none"/>
+        </w:rPr>
+      </w:pPr>
+      <w:r>
+        <w:rPr>
+          <w:rFonts w:ascii="Times New Roman" w:eastAsia="Times New Roman" w:hAnsi="Times New Roman" w:cs="Times New Roman"/>
+          <w:kern w:val="0"/>
+          <w14:ligatures w14:val="none"/>
+        </w:rPr>
+        <w:t xml:space="preserve">Movie Review Classification </w:t>
+      </w:r>
+    </w:p>
+    <w:p>
+      <w:pPr>
+        <w:numPr>
+          <w:ilvl w:val="0"/>
+          <w:numId w:val="35"/>
+        </w:numPr>
+        <w:spacing w:before="100" w:beforeAutospacing="1" w:after="100" w:afterAutospacing="1" w:line="240" w:lineRule="auto"/>
+        <w:rPr>
+          <w:rFonts w:ascii="Times New Roman" w:eastAsia="Times New Roman" w:hAnsi="Times New Roman" w:cs="Times New Roman"/>
+          <w:kern w:val="0"/>
+          <w14:ligatures w14:val="none"/>
+        </w:rPr>
+      </w:pPr>
+      <w:r>
+        <w:rPr>
+          <w:rFonts w:ascii="Times New Roman" w:eastAsia="Times New Roman" w:hAnsi="Times New Roman" w:cs="Times New Roman"/>
+          <w:kern w:val="0"/>
+          <w14:ligatures w14:val="none"/>
+        </w:rPr>
+        <w:t xml:space="preserve">Customer Feedback Analysis </w:t>
+      </w:r>
+    </w:p>
+    <w:p>
+      <w:pPr>
+        <w:numPr>
+          <w:ilvl w:val="0"/>
+          <w:numId w:val="35"/>
+        </w:numPr>
+        <w:spacing w:before="100" w:beforeAutospacing="1" w:after="100" w:afterAutospacing="1" w:line="240" w:lineRule="auto"/>
+        <w:rPr>
+          <w:rFonts w:ascii="Times New Roman" w:eastAsia="Times New Roman" w:hAnsi="Times New Roman" w:cs="Times New Roman"/>
+          <w:kern w:val="0"/>
+          <w14:ligatures w14:val="none"/>
+        </w:rPr>
+      </w:pPr>
+      <w:r>
+        <w:rPr>
+          <w:rFonts w:ascii="Times New Roman" w:eastAsia="Times New Roman" w:hAnsi="Times New Roman" w:cs="Times New Roman"/>
+          <w:kern w:val="0"/>
+          <w14:ligatures w14:val="none"/>
+        </w:rPr>
+        <w:t xml:space="preserve">Brand Monitoring </w:t>
+      </w:r>
+    </w:p>
+    <w:p>
+      <w:pPr>
+        <w:numPr>
+          <w:ilvl w:val="0"/>
+          <w:numId w:val="35"/>
+        </w:numPr>
+        <w:spacing w:before="100" w:beforeAutospacing="1" w:after="100" w:afterAutospacing="1" w:line="240" w:lineRule="auto"/>
+        <w:rPr>
+          <w:rFonts w:ascii="Times New Roman" w:eastAsia="Times New Roman" w:hAnsi="Times New Roman" w:cs="Times New Roman"/>
+          <w:kern w:val="0"/>
+          <w14:ligatures w14:val="none"/>
+        </w:rPr>
+      </w:pPr>
+      <w:proofErr w:type="spellStart"/>
+      <w:r>
+        <w:rPr>
+          <w:rFonts w:ascii="Times New Roman" w:eastAsia="Times New Roman" w:hAnsi="Times New Roman" w:cs="Times New Roman"/>
+          <w:kern w:val="0"/>
+          <w14:ligatures w14:val="none"/>
+        </w:rPr>
+        <w:t>Chatbot</w:t>
+      </w:r>
+      <w:proofErr w:type="spellEnd"/>
+      <w:r>
+        <w:rPr>
+          <w:rFonts w:ascii="Times New Roman" w:eastAsia="Times New Roman" w:hAnsi="Times New Roman" w:cs="Times New Roman"/>
+          <w:kern w:val="0"/>
+          <w14:ligatures w14:val="none"/>
+        </w:rPr>
+        <w:t xml:space="preserve"> Emotion Detection </w:t>
+      </w:r>
+    </w:p>
+    <w:p>
+      <w:pPr>
+        <w:numPr>
+          <w:ilvl w:val="0"/>
+          <w:numId w:val="35"/>
+        </w:numPr>
+        <w:spacing w:before="100" w:beforeAutospacing="1" w:after="100" w:afterAutospacing="1" w:line="240" w:lineRule="auto"/>
+        <w:rPr>
+          <w:rFonts w:ascii="Times New Roman" w:eastAsia="Times New Roman" w:hAnsi="Times New Roman" w:cs="Times New Roman"/>
+          <w:kern w:val="0"/>
+          <w14:ligatures w14:val="none"/>
+        </w:rPr>
+      </w:pPr>
+      <w:r>
+        <w:rPr>
+          <w:rFonts w:ascii="Times New Roman" w:eastAsia="Times New Roman" w:hAnsi="Times New Roman" w:cs="Times New Roman"/>
+          <w:kern w:val="0"/>
+          <w14:ligatures w14:val="none"/>
+        </w:rPr>
+        <w:t xml:space="preserve">Hotel Review Analysis </w:t>
+      </w:r>
+    </w:p>
+    <w:p>
+      <w:pPr>
+        <w:numPr>
+          <w:ilvl w:val="0"/>
+          <w:numId w:val="35"/>
+        </w:numPr>
+        <w:spacing w:before="100" w:beforeAutospacing="1" w:after="100" w:afterAutospacing="1" w:line="240" w:lineRule="auto"/>
+        <w:rPr>
+          <w:rFonts w:ascii="Times New Roman" w:eastAsia="Times New Roman" w:hAnsi="Times New Roman" w:cs="Times New Roman"/>
+          <w:kern w:val="0"/>
+          <w14:ligatures w14:val="none"/>
+        </w:rPr>
+      </w:pPr>
+      <w:r>
+        <w:rPr>
+          <w:rFonts w:ascii="Times New Roman" w:eastAsia="Times New Roman" w:hAnsi="Times New Roman" w:cs="Times New Roman"/>
+          <w:kern w:val="0"/>
+          <w14:ligatures w14:val="none"/>
+        </w:rPr>
+        <w:t>Political Opinion Mining</w:t>
+      </w:r>
+    </w:p>
+    <w:p>
+      <w:pPr>
+        <w:rPr>
+          <w:rFonts w:ascii="Times New Roman" w:hAnsi="Times New Roman" w:cs="Times New Roman"/>
+        </w:rPr>
+      </w:pPr>
+    </w:p>
+    <w:p>
+      <w:pPr>
+        <w:rPr>
+          <w:rFonts w:ascii="Times New Roman" w:hAnsi="Times New Roman" w:cs="Times New Roman"/>
+        </w:rPr>
+      </w:pPr>
+    </w:p>
+    <w:p>
+      <w:pPr>
+        <w:rPr>
+          <w:rFonts w:ascii="Times New Roman" w:hAnsi="Times New Roman" w:cs="Times New Roman"/>
+          <w:b/>
+          <w:sz w:val="28"/>
+          <w:szCs w:val="28"/>
+        </w:rPr>
+      </w:pPr>
+      <w:r>
+        <w:rPr>
+          <w:rFonts w:ascii="Times New Roman" w:hAnsi="Times New Roman" w:cs="Times New Roman"/>
+          <w:b/>
+          <w:sz w:val="28"/>
+          <w:szCs w:val="28"/>
+        </w:rPr>
+        <w:t>Intent Classification</w:t>
+      </w:r>
+    </w:p>
+    <w:p>
+      <w:pPr>
+        <w:pStyle w:val="ListParagraph"/>
+        <w:numPr>
+          <w:ilvl w:val="0"/>
+          <w:numId w:val="32"/>
+        </w:numPr>
+        <w:rPr>
+          <w:rFonts w:ascii="Times New Roman" w:hAnsi="Times New Roman" w:cs="Times New Roman"/>
+        </w:rPr>
+      </w:pPr>
+      <w:r>
+        <w:rPr>
+          <w:rFonts w:ascii="Times New Roman" w:hAnsi="Times New Roman" w:cs="Times New Roman"/>
+        </w:rPr>
+        <w:t xml:space="preserve">Real-life example: Customer Support </w:t>
+      </w:r>
+      <w:proofErr w:type="spellStart"/>
+      <w:r>
+        <w:rPr>
+          <w:rFonts w:ascii="Times New Roman" w:hAnsi="Times New Roman" w:cs="Times New Roman"/>
+        </w:rPr>
+        <w:t>Chatbot</w:t>
+      </w:r>
+      <w:proofErr w:type="spellEnd"/>
+    </w:p>
+    <w:p>
+      <w:pPr>
+        <w:pStyle w:val="Heading1"/>
+      </w:pPr>
+      <w:r>
+        <w:t>Why do we need the intents?</w:t>
+      </w:r>
+    </w:p>
+    <w:p>
+      <w:pPr>
+        <w:pStyle w:val="NormalWeb"/>
+      </w:pPr>
+      <w:r>
+        <w:t xml:space="preserve">Because Intent Classification is fundamentally a </w:t>
+      </w:r>
+      <w:r>
+        <w:rPr>
+          <w:rStyle w:val="Strong"/>
+        </w:rPr>
+        <w:t>multi-class classification problem</w:t>
+      </w:r>
+      <w:r>
+        <w:t>.</w:t>
+      </w:r>
+    </w:p>
+    <w:p>
+      <w:pPr>
+        <w:pStyle w:val="NormalWeb"/>
+      </w:pPr>
+      <w:r>
+        <w:t>For example:</w:t>
+      </w:r>
+    </w:p>
+    <w:p>
+      <w:pPr>
+        <w:pStyle w:val="HTMLPreformatted"/>
+        <w:rPr>
+          <w:rStyle w:val="HTMLCode"/>
+        </w:rPr>
+      </w:pPr>
+      <w:r>
+        <w:rPr>
+          <w:rStyle w:val="HTMLCode"/>
+        </w:rPr>
+        <w:t xml:space="preserve">                    Input</w:t>
+      </w:r>
+    </w:p>
+    <w:p>
+      <w:pPr>
+        <w:pStyle w:val="HTMLPreformatted"/>
+        <w:rPr>
+          <w:rStyle w:val="HTMLCode"/>
+        </w:rPr>
+      </w:pPr>
+      <w:r>
+        <w:rPr>
+          <w:rStyle w:val="HTMLCode"/>
+        </w:rPr>
+        <w:t xml:space="preserve">                      │</w:t>
+      </w:r>
+    </w:p>
+    <w:p>
+      <w:pPr>
+        <w:pStyle w:val="HTMLPreformatted"/>
+        <w:rPr>
+          <w:rStyle w:val="HTMLCode"/>
+        </w:rPr>
+      </w:pPr>
+      <w:r>
+        <w:rPr>
+          <w:rStyle w:val="HTMLCode"/>
+        </w:rPr>
+        <w:t xml:space="preserve">                      ▼</w:t>
+      </w:r>
+    </w:p>
+    <w:p>
+      <w:pPr>
+        <w:pStyle w:val="HTMLPreformatted"/>
+        <w:rPr>
+          <w:rStyle w:val="HTMLCode"/>
+        </w:rPr>
+      </w:pPr>
+      <w:r>
+        <w:rPr>
+          <w:rStyle w:val="HTMLCode"/>
+        </w:rPr>
+        <w:t xml:space="preserve">             "Track my package"</w:t>
+      </w:r>
+    </w:p>
+    <w:p>
+      <w:pPr>
+        <w:pStyle w:val="HTMLPreformatted"/>
+        <w:rPr>
+          <w:rStyle w:val="HTMLCode"/>
+        </w:rPr>
+      </w:pPr>
+      <w:r>
+        <w:rPr>
+          <w:rStyle w:val="HTMLCode"/>
+        </w:rPr>
+        <w:t xml:space="preserve">                      │</w:t>
+      </w:r>
+    </w:p>
+    <w:p>
+      <w:pPr>
+        <w:pStyle w:val="HTMLPreformatted"/>
+        <w:rPr>
+          <w:rStyle w:val="HTMLCode"/>
+        </w:rPr>
+      </w:pPr>
+      <w:r>
+        <w:rPr>
+          <w:rStyle w:val="HTMLCode"/>
+        </w:rPr>
+        <w:t xml:space="preserve">          ┌───────────┼───────────┐</w:t>
+      </w:r>
+    </w:p>
+    <w:p>
+      <w:pPr>
+        <w:pStyle w:val="HTMLPreformatted"/>
+        <w:rPr>
+          <w:rStyle w:val="HTMLCode"/>
+        </w:rPr>
+      </w:pPr>
+      <w:r>
+        <w:rPr>
+          <w:rStyle w:val="HTMLCode"/>
+        </w:rPr>
+        <w:t xml:space="preserve">          ▼           ▼           ▼</w:t>
+      </w:r>
+    </w:p>
+    <w:p>
+      <w:pPr>
+        <w:pStyle w:val="HTMLPreformatted"/>
+        <w:rPr>
+          <w:rStyle w:val="HTMLCode"/>
+        </w:rPr>
+      </w:pPr>
+      <w:r>
+        <w:rPr>
+          <w:rStyle w:val="HTMLCode"/>
+        </w:rPr>
+        <w:t xml:space="preserve">       Greeting   </w:t>
+      </w:r>
+      <w:proofErr w:type="spellStart"/>
+      <w:r>
+        <w:rPr>
+          <w:rStyle w:val="HTMLCode"/>
+        </w:rPr>
+        <w:t>TrackOrder</w:t>
+      </w:r>
+      <w:proofErr w:type="spellEnd"/>
+      <w:r>
+        <w:rPr>
+          <w:rStyle w:val="HTMLCode"/>
+        </w:rPr>
+        <w:t xml:space="preserve">   Refund</w:t>
+      </w:r>
+    </w:p>
+    <w:p>
+      <w:pPr>
+        <w:pStyle w:val="HTMLPreformatted"/>
+      </w:pPr>
+      <w:r>
+        <w:rPr>
+          <w:rStyle w:val="HTMLCode"/>
+        </w:rPr>
+        <w:t xml:space="preserve">          0          0.92        0.01</w:t>
+      </w:r>
+    </w:p>
+    <w:p>
+      <w:pPr>
+        <w:pStyle w:val="NormalWeb"/>
+      </w:pPr>
+      <w:r>
+        <w:t>The classifier eventually calculates a score/probability for every possible intent.</w:t>
+      </w:r>
+    </w:p>
+    <w:p>
+      <w:pPr>
+        <w:pStyle w:val="NormalWeb"/>
+      </w:pPr>
+      <w:r>
+        <w:t>The highest one wins:</w:t>
+      </w:r>
+    </w:p>
+    <w:p>
+      <w:pPr>
+        <w:pStyle w:val="HTMLPreformatted"/>
+      </w:pPr>
+      <w:proofErr w:type="spellStart"/>
+      <w:r>
+        <w:rPr>
+          <w:rStyle w:val="HTMLCode"/>
+        </w:rPr>
+        <w:t>TrackOrder</w:t>
+      </w:r>
+      <w:proofErr w:type="spellEnd"/>
+      <w:r>
+        <w:rPr>
+          <w:rStyle w:val="HTMLCode"/>
+        </w:rPr>
+        <w:t xml:space="preserve"> = 0.92</w:t>
+      </w:r>
+    </w:p>
+    <w:p>
+      <w:pPr>
+        <w:pStyle w:val="NormalWeb"/>
+      </w:pPr>
+      <w:r>
+        <w:t>Therefore:</w:t>
+      </w:r>
+    </w:p>
+    <w:p>
+      <w:pPr>
+        <w:pStyle w:val="HTMLPreformatted"/>
+      </w:pPr>
+      <w:r>
+        <w:rPr>
+          <w:rStyle w:val="HTMLCode"/>
+        </w:rPr>
+        <w:t xml:space="preserve">Prediction = </w:t>
+      </w:r>
+      <w:proofErr w:type="spellStart"/>
+      <w:r>
+        <w:rPr>
+          <w:rStyle w:val="HTMLCode"/>
+        </w:rPr>
+        <w:t>TrackOrder</w:t>
+      </w:r>
+      <w:proofErr w:type="spellEnd"/>
+    </w:p>
+    <w:p>
+      <w:pPr>
+        <w:rPr>
+          <w:rFonts w:ascii="Times New Roman" w:hAnsi="Times New Roman" w:cs="Times New Roman"/>
+        </w:rPr>
+      </w:pPr>
+    </w:p>
+    <w:p>
+      <w:pPr>
+        <w:rPr>
+          <w:rFonts w:ascii="Times New Roman" w:hAnsi="Times New Roman" w:cs="Times New Roman"/>
+        </w:rPr>
+      </w:pPr>
+      <w:bookmarkStart w:id="0" w:name="_GoBack"/>
+      <w:bookmarkEnd w:id="0"/>
     </w:p>
     <w:sectPr>
       <w:pgSz w:w="12240" w:h="15840"/>
@@ -18667,7 +19205,7 @@
   <w:abstractNum w:abstractNumId="15" w15:restartNumberingAfterBreak="0">
     <w:nsid w:val="3C066EFB"/>
     <w:multiLevelType w:val="hybridMultilevel"/>
-    <w:tmpl w:val="BFD29038"/>
+    <w:tmpl w:val="19AE71C0"/>
     <w:lvl w:ilvl="0" w:tplc="04090001">
       <w:start w:val="1"/>
       <w:numFmt w:val="bullet"/>
@@ -20828,6 +21366,155 @@
     </w:lvl>
   </w:abstractNum>
   <w:abstractNum w:abstractNumId="30" w15:restartNumberingAfterBreak="0">
+    <w:nsid w:val="6CE7357A"/>
+    <w:multiLevelType w:val="multilevel"/>
+    <w:tmpl w:val="B54EE770"/>
+    <w:lvl w:ilvl="0">
+      <w:start w:val="1"/>
+      <w:numFmt w:val="bullet"/>
+      <w:lvlText w:val=""/>
+      <w:lvlJc w:val="left"/>
+      <w:pPr>
+        <w:tabs>
+          <w:tab w:val="num" w:pos="720"/>
+        </w:tabs>
+        <w:ind w:left="720" w:hanging="360"/>
+      </w:pPr>
+      <w:rPr>
+        <w:rFonts w:ascii="Symbol" w:hAnsi="Symbol" w:hint="default"/>
+        <w:sz w:val="20"/>
+      </w:rPr>
+    </w:lvl>
+    <w:lvl w:ilvl="1" w:tentative="1">
+      <w:start w:val="1"/>
+      <w:numFmt w:val="bullet"/>
+      <w:lvlText w:val="o"/>
+      <w:lvlJc w:val="left"/>
+      <w:pPr>
+        <w:tabs>
+          <w:tab w:val="num" w:pos="1440"/>
+        </w:tabs>
+        <w:ind w:left="1440" w:hanging="360"/>
+      </w:pPr>
+      <w:rPr>
+        <w:rFonts w:ascii="Courier New" w:hAnsi="Courier New" w:hint="default"/>
+        <w:sz w:val="20"/>
+      </w:rPr>
+    </w:lvl>
+    <w:lvl w:ilvl="2" w:tentative="1">
+      <w:start w:val="1"/>
+      <w:numFmt w:val="bullet"/>
+      <w:lvlText w:val=""/>
+      <w:lvlJc w:val="left"/>
+      <w:pPr>
+        <w:tabs>
+          <w:tab w:val="num" w:pos="2160"/>
+        </w:tabs>
+        <w:ind w:left="2160" w:hanging="360"/>
+      </w:pPr>
+      <w:rPr>
+        <w:rFonts w:ascii="Wingdings" w:hAnsi="Wingdings" w:hint="default"/>
+        <w:sz w:val="20"/>
+      </w:rPr>
+    </w:lvl>
+    <w:lvl w:ilvl="3" w:tentative="1">
+      <w:start w:val="1"/>
+      <w:numFmt w:val="bullet"/>
+      <w:lvlText w:val=""/>
+      <w:lvlJc w:val="left"/>
+      <w:pPr>
+        <w:tabs>
+          <w:tab w:val="num" w:pos="2880"/>
+        </w:tabs>
+        <w:ind w:left="2880" w:hanging="360"/>
+      </w:pPr>
+      <w:rPr>
+        <w:rFonts w:ascii="Wingdings" w:hAnsi="Wingdings" w:hint="default"/>
+        <w:sz w:val="20"/>
+      </w:rPr>
+    </w:lvl>
+    <w:lvl w:ilvl="4" w:tentative="1">
+      <w:start w:val="1"/>
+      <w:numFmt w:val="bullet"/>
+      <w:lvlText w:val=""/>
+      <w:lvlJc w:val="left"/>
+      <w:pPr>
+        <w:tabs>
+          <w:tab w:val="num" w:pos="3600"/>
+        </w:tabs>
+        <w:ind w:left="3600" w:hanging="360"/>
+      </w:pPr>
+      <w:rPr>
+        <w:rFonts w:ascii="Wingdings" w:hAnsi="Wingdings" w:hint="default"/>
+        <w:sz w:val="20"/>
+      </w:rPr>
+    </w:lvl>
+    <w:lvl w:ilvl="5" w:tentative="1">
+      <w:start w:val="1"/>
+      <w:numFmt w:val="bullet"/>
+      <w:lvlText w:val=""/>
+      <w:lvlJc w:val="left"/>
+      <w:pPr>
+        <w:tabs>
+          <w:tab w:val="num" w:pos="4320"/>
+        </w:tabs>
+        <w:ind w:left="4320" w:hanging="360"/>
+      </w:pPr>
+      <w:rPr>
+        <w:rFonts w:ascii="Wingdings" w:hAnsi="Wingdings" w:hint="default"/>
+        <w:sz w:val="20"/>
+      </w:rPr>
+    </w:lvl>
+    <w:lvl w:ilvl="6" w:tentative="1">
+      <w:start w:val="1"/>
+      <w:numFmt w:val="bullet"/>
+      <w:lvlText w:val=""/>
+      <w:lvlJc w:val="left"/>
+      <w:pPr>
+        <w:tabs>
+          <w:tab w:val="num" w:pos="5040"/>
+        </w:tabs>
+        <w:ind w:left="5040" w:hanging="360"/>
+      </w:pPr>
+      <w:rPr>
+        <w:rFonts w:ascii="Wingdings" w:hAnsi="Wingdings" w:hint="default"/>
+        <w:sz w:val="20"/>
+      </w:rPr>
+    </w:lvl>
+    <w:lvl w:ilvl="7" w:tentative="1">
+      <w:start w:val="1"/>
+      <w:numFmt w:val="bullet"/>
+      <w:lvlText w:val=""/>
+      <w:lvlJc w:val="left"/>
+      <w:pPr>
+        <w:tabs>
+          <w:tab w:val="num" w:pos="5760"/>
+        </w:tabs>
+        <w:ind w:left="5760" w:hanging="360"/>
+      </w:pPr>
+      <w:rPr>
+        <w:rFonts w:ascii="Wingdings" w:hAnsi="Wingdings" w:hint="default"/>
+        <w:sz w:val="20"/>
+      </w:rPr>
+    </w:lvl>
+    <w:lvl w:ilvl="8" w:tentative="1">
+      <w:start w:val="1"/>
+      <w:numFmt w:val="bullet"/>
+      <w:lvlText w:val=""/>
+      <w:lvlJc w:val="left"/>
+      <w:pPr>
+        <w:tabs>
+          <w:tab w:val="num" w:pos="6480"/>
+        </w:tabs>
+        <w:ind w:left="6480" w:hanging="360"/>
+      </w:pPr>
+      <w:rPr>
+        <w:rFonts w:ascii="Wingdings" w:hAnsi="Wingdings" w:hint="default"/>
+        <w:sz w:val="20"/>
+      </w:rPr>
+    </w:lvl>
+  </w:abstractNum>
+  <w:abstractNum w:abstractNumId="31" w15:restartNumberingAfterBreak="0">
     <w:nsid w:val="74860F14"/>
     <w:multiLevelType w:val="multilevel"/>
     <w:tmpl w:val="486E165E"/>
@@ -20976,7 +21663,7 @@
       </w:rPr>
     </w:lvl>
   </w:abstractNum>
-  <w:abstractNum w:abstractNumId="31" w15:restartNumberingAfterBreak="0">
+  <w:abstractNum w:abstractNumId="32" w15:restartNumberingAfterBreak="0">
     <w:nsid w:val="76240C17"/>
     <w:multiLevelType w:val="multilevel"/>
     <w:tmpl w:val="24E86140"/>
@@ -21125,7 +21812,7 @@
       </w:rPr>
     </w:lvl>
   </w:abstractNum>
-  <w:abstractNum w:abstractNumId="32" w15:restartNumberingAfterBreak="0">
+  <w:abstractNum w:abstractNumId="33" w15:restartNumberingAfterBreak="0">
     <w:nsid w:val="7D8E7FB2"/>
     <w:multiLevelType w:val="multilevel"/>
     <w:tmpl w:val="61488092"/>
@@ -21274,7 +21961,7 @@
       </w:rPr>
     </w:lvl>
   </w:abstractNum>
-  <w:abstractNum w:abstractNumId="33" w15:restartNumberingAfterBreak="0">
+  <w:abstractNum w:abstractNumId="34" w15:restartNumberingAfterBreak="0">
     <w:nsid w:val="7F9D706B"/>
     <w:multiLevelType w:val="multilevel"/>
     <w:tmpl w:val="2B026A70"/>
@@ -21436,7 +22123,7 @@
     <w:abstractNumId w:val="16"/>
   </w:num>
   <w:num w:numId="5">
-    <w:abstractNumId w:val="33"/>
+    <w:abstractNumId w:val="34"/>
   </w:num>
   <w:num w:numId="6">
     <w:abstractNumId w:val="24"/>
@@ -21460,7 +22147,7 @@
     <w:abstractNumId w:val="20"/>
   </w:num>
   <w:num w:numId="13">
-    <w:abstractNumId w:val="32"/>
+    <w:abstractNumId w:val="33"/>
   </w:num>
   <w:num w:numId="14">
     <w:abstractNumId w:val="2"/>
@@ -21502,7 +22189,7 @@
     <w:abstractNumId w:val="11"/>
   </w:num>
   <w:num w:numId="27">
-    <w:abstractNumId w:val="30"/>
+    <w:abstractNumId w:val="31"/>
   </w:num>
   <w:num w:numId="28">
     <w:abstractNumId w:val="3"/>
@@ -21520,10 +22207,13 @@
     <w:abstractNumId w:val="15"/>
   </w:num>
   <w:num w:numId="33">
-    <w:abstractNumId w:val="31"/>
+    <w:abstractNumId w:val="32"/>
   </w:num>
   <w:num w:numId="34">
     <w:abstractNumId w:val="23"/>
+  </w:num>
+  <w:num w:numId="35">
+    <w:abstractNumId w:val="30"/>
   </w:num>
 </w:numbering>
 </file>
@@ -21956,7 +22646,6 @@
   <w:style w:type="character" w:default="1" w:styleId="DefaultParagraphFont">
     <w:name w:val="Default Paragraph Font"/>
     <w:uiPriority w:val="1"/>
-    <w:semiHidden/>
     <w:unhideWhenUsed/>
   </w:style>
   <w:style w:type="table" w:default="1" w:styleId="TableNormal">

--- a/AIChatbot/AI Documents/AI Theory.docx
+++ b/AIChatbot/AI Documents/AI Theory.docx
@@ -12579,7 +12579,7 @@
           <w:p>
             <w:pPr>
               <w:rPr>
-                <w:rFonts w:ascii="Times New Roman" w:hAnsi="Times New Roman" w:cs="Times New Roman"/>
+                <w:rFonts w:ascii="Segoe UI Symbol" w:hAnsi="Segoe UI Symbol" w:cs="Segoe UI Symbol"/>
               </w:rPr>
             </w:pPr>
             <w:r>
@@ -12588,6 +12588,13 @@
               </w:rPr>
               <w:t>⭐⭐⭐⭐</w:t>
             </w:r>
+          </w:p>
+          <w:p>
+            <w:pPr>
+              <w:rPr>
+                <w:rFonts w:ascii="Times New Roman" w:hAnsi="Times New Roman" w:cs="Times New Roman"/>
+              </w:rPr>
+            </w:pPr>
           </w:p>
         </w:tc>
       </w:tr>
@@ -13006,8 +13013,41 @@
       <w:pPr>
         <w:rPr>
           <w:rFonts w:ascii="Times New Roman" w:hAnsi="Times New Roman" w:cs="Times New Roman"/>
-        </w:rPr>
-      </w:pPr>
+          <w:b/>
+          <w:i/>
+          <w:sz w:val="28"/>
+          <w:szCs w:val="28"/>
+        </w:rPr>
+      </w:pPr>
+      <w:r>
+        <w:rPr>
+          <w:b/>
+          <w:i/>
+          <w:sz w:val="28"/>
+          <w:szCs w:val="28"/>
+        </w:rPr>
+        <w:t xml:space="preserve">Logistic Regression → Word </w:t>
+      </w:r>
+      <w:proofErr w:type="spellStart"/>
+      <w:r>
+        <w:rPr>
+          <w:b/>
+          <w:i/>
+          <w:sz w:val="28"/>
+          <w:szCs w:val="28"/>
+        </w:rPr>
+        <w:t>Embeddings</w:t>
+      </w:r>
+      <w:proofErr w:type="spellEnd"/>
+      <w:r>
+        <w:rPr>
+          <w:b/>
+          <w:i/>
+          <w:sz w:val="28"/>
+          <w:szCs w:val="28"/>
+        </w:rPr>
+        <w:t xml:space="preserve"> → Semantic Search → Vector DB → RAG.</w:t>
+      </w:r>
     </w:p>
     <w:p>
       <w:pPr>
@@ -13498,6 +13538,7 @@
         <w:rPr>
           <w:rFonts w:ascii="Segoe UI Symbol" w:hAnsi="Segoe UI Symbol" w:cs="Segoe UI Symbol"/>
         </w:rPr>
+        <w:lastRenderedPageBreak/>
         <w:t>✅</w:t>
       </w:r>
       <w:r>
@@ -15091,6 +15132,7 @@
                 <w:kern w:val="0"/>
                 <w14:ligatures w14:val="none"/>
               </w:rPr>
+              <w:lastRenderedPageBreak/>
               <w:t>Random Forest</w:t>
             </w:r>
           </w:p>
@@ -15184,7 +15226,6 @@
           <w:szCs w:val="28"/>
           <w14:ligatures w14:val="none"/>
         </w:rPr>
-        <w:lastRenderedPageBreak/>
         <w:t>Train a Machine Learning Model</w:t>
       </w:r>
     </w:p>
@@ -16133,7 +16174,6 @@
         <w:pStyle w:val="Heading1"/>
       </w:pPr>
       <w:r>
-        <w:lastRenderedPageBreak/>
         <w:t>What is Classification?</w:t>
       </w:r>
     </w:p>
@@ -16477,20 +16517,6 @@
       <w:pPr>
         <w:rPr>
           <w:rFonts w:ascii="Times New Roman" w:hAnsi="Times New Roman" w:cs="Times New Roman"/>
-        </w:rPr>
-      </w:pPr>
-    </w:p>
-    <w:p>
-      <w:pPr>
-        <w:rPr>
-          <w:rFonts w:ascii="Times New Roman" w:hAnsi="Times New Roman" w:cs="Times New Roman"/>
-        </w:rPr>
-      </w:pPr>
-    </w:p>
-    <w:p>
-      <w:pPr>
-        <w:rPr>
-          <w:rFonts w:ascii="Times New Roman" w:hAnsi="Times New Roman" w:cs="Times New Roman"/>
           <w:b/>
           <w:sz w:val="32"/>
           <w:szCs w:val="32"/>
@@ -16503,7 +16529,6 @@
           <w:sz w:val="32"/>
           <w:szCs w:val="32"/>
         </w:rPr>
-        <w:lastRenderedPageBreak/>
         <w:t>Sentiment Analysis</w:t>
       </w:r>
     </w:p>
@@ -16731,13 +16756,6 @@
       <w:pPr>
         <w:rPr>
           <w:rFonts w:ascii="Times New Roman" w:hAnsi="Times New Roman" w:cs="Times New Roman"/>
-        </w:rPr>
-      </w:pPr>
-    </w:p>
-    <w:p>
-      <w:pPr>
-        <w:rPr>
-          <w:rFonts w:ascii="Times New Roman" w:hAnsi="Times New Roman" w:cs="Times New Roman"/>
           <w:b/>
           <w:sz w:val="28"/>
           <w:szCs w:val="28"/>
@@ -17022,10 +17040,1468 @@
       <w:pPr>
         <w:rPr>
           <w:rFonts w:ascii="Times New Roman" w:hAnsi="Times New Roman" w:cs="Times New Roman"/>
+          <w:b/>
+          <w:sz w:val="28"/>
+          <w:szCs w:val="28"/>
+        </w:rPr>
+      </w:pPr>
+      <w:r>
+        <w:rPr>
+          <w:rFonts w:ascii="Times New Roman" w:hAnsi="Times New Roman" w:cs="Times New Roman"/>
+          <w:b/>
+          <w:sz w:val="28"/>
+          <w:szCs w:val="28"/>
+        </w:rPr>
+        <w:lastRenderedPageBreak/>
+        <w:t>What is Semantic Search?</w:t>
+      </w:r>
+    </w:p>
+    <w:p>
+      <w:pPr>
+        <w:pStyle w:val="NormalWeb"/>
+      </w:pPr>
+      <w:r>
+        <w:rPr>
+          <w:rStyle w:val="Strong"/>
+        </w:rPr>
+        <w:t>Semantic Search means searching based on the meaning of the query, rather than just matching the exact words.</w:t>
+      </w:r>
+    </w:p>
+    <w:p>
+      <w:pPr>
+        <w:spacing w:before="100" w:beforeAutospacing="1" w:after="100" w:afterAutospacing="1" w:line="240" w:lineRule="auto"/>
+        <w:outlineLvl w:val="2"/>
+        <w:rPr>
+          <w:rFonts w:ascii="Times New Roman" w:eastAsia="Times New Roman" w:hAnsi="Times New Roman" w:cs="Times New Roman"/>
+          <w:b/>
+          <w:bCs/>
+          <w:kern w:val="0"/>
+          <w:sz w:val="27"/>
+          <w:szCs w:val="27"/>
+          <w14:ligatures w14:val="none"/>
+        </w:rPr>
+      </w:pPr>
+      <w:r>
+        <w:rPr>
+          <w:rFonts w:ascii="Times New Roman" w:eastAsia="Times New Roman" w:hAnsi="Times New Roman" w:cs="Times New Roman"/>
+          <w:b/>
+          <w:bCs/>
+          <w:kern w:val="0"/>
+          <w:sz w:val="27"/>
+          <w:szCs w:val="27"/>
+          <w14:ligatures w14:val="none"/>
+        </w:rPr>
+        <w:t>Semantic Search</w:t>
+      </w:r>
+    </w:p>
+    <w:p>
+      <w:pPr>
+        <w:pStyle w:val="Heading3"/>
+        <w:rPr>
+          <w:kern w:val="0"/>
+          <w:sz w:val="27"/>
+          <w:szCs w:val="27"/>
+          <w14:ligatures w14:val="none"/>
+        </w:rPr>
+      </w:pPr>
+      <w:r>
+        <w:t>Traditional keyword search</w:t>
+      </w:r>
+    </w:p>
+    <w:p>
+      <w:pPr>
+        <w:pStyle w:val="NormalWeb"/>
+      </w:pPr>
+      <w:r>
+        <w:t>Suppose your database contains:</w:t>
+      </w:r>
+    </w:p>
+    <w:p>
+      <w:pPr>
+        <w:pStyle w:val="HTMLPreformatted"/>
+        <w:rPr>
+          <w:rStyle w:val="HTMLCode"/>
+        </w:rPr>
+      </w:pPr>
+      <w:r>
+        <w:rPr>
+          <w:rStyle w:val="HTMLCode"/>
+        </w:rPr>
+        <w:t>1. How to reset your password</w:t>
+      </w:r>
+    </w:p>
+    <w:p>
+      <w:pPr>
+        <w:pStyle w:val="HTMLPreformatted"/>
+        <w:rPr>
+          <w:rStyle w:val="HTMLCode"/>
+        </w:rPr>
+      </w:pPr>
+      <w:r>
+        <w:rPr>
+          <w:rStyle w:val="HTMLCode"/>
+        </w:rPr>
+        <w:t>2. How to change your email address</w:t>
+      </w:r>
+    </w:p>
+    <w:p>
+      <w:pPr>
+        <w:pStyle w:val="HTMLPreformatted"/>
+      </w:pPr>
+      <w:r>
+        <w:rPr>
+          <w:rStyle w:val="HTMLCode"/>
+        </w:rPr>
+        <w:t>3. How to apply for leave</w:t>
+      </w:r>
+    </w:p>
+    <w:p>
+      <w:pPr>
+        <w:pStyle w:val="NormalWeb"/>
+      </w:pPr>
+      <w:r>
+        <w:t>User searches:</w:t>
+      </w:r>
+    </w:p>
+    <w:p>
+      <w:pPr>
+        <w:pStyle w:val="HTMLPreformatted"/>
+      </w:pPr>
+      <w:r>
+        <w:rPr>
+          <w:rStyle w:val="HTMLCode"/>
+        </w:rPr>
+        <w:t>"I forgot my password"</w:t>
+      </w:r>
+    </w:p>
+    <w:p>
+      <w:pPr>
+        <w:spacing w:before="100" w:beforeAutospacing="1" w:after="100" w:afterAutospacing="1" w:line="240" w:lineRule="auto"/>
+        <w:rPr>
+          <w:rFonts w:ascii="Times New Roman" w:eastAsia="Times New Roman" w:hAnsi="Times New Roman" w:cs="Times New Roman"/>
+          <w:kern w:val="0"/>
+          <w14:ligatures w14:val="none"/>
+        </w:rPr>
+      </w:pPr>
+      <w:r>
+        <w:rPr>
+          <w:rFonts w:ascii="Times New Roman" w:eastAsia="Times New Roman" w:hAnsi="Times New Roman" w:cs="Times New Roman"/>
+          <w:kern w:val="0"/>
+          <w14:ligatures w14:val="none"/>
+        </w:rPr>
+        <w:t>Semantic search tries to understand that:</w:t>
+      </w:r>
+    </w:p>
+    <w:p>
+      <w:pPr>
+        <w:tabs>
+          <w:tab w:val="left" w:pos="916"/>
+          <w:tab w:val="left" w:pos="1832"/>
+          <w:tab w:val="left" w:pos="2748"/>
+          <w:tab w:val="left" w:pos="3664"/>
+          <w:tab w:val="left" w:pos="4580"/>
+          <w:tab w:val="left" w:pos="5496"/>
+          <w:tab w:val="left" w:pos="6412"/>
+          <w:tab w:val="left" w:pos="7328"/>
+          <w:tab w:val="left" w:pos="8244"/>
+          <w:tab w:val="left" w:pos="9160"/>
+          <w:tab w:val="left" w:pos="10076"/>
+          <w:tab w:val="left" w:pos="10992"/>
+          <w:tab w:val="left" w:pos="11908"/>
+          <w:tab w:val="left" w:pos="12824"/>
+          <w:tab w:val="left" w:pos="13740"/>
+          <w:tab w:val="left" w:pos="14656"/>
+        </w:tabs>
+        <w:spacing w:after="0" w:line="240" w:lineRule="auto"/>
+        <w:rPr>
+          <w:rFonts w:ascii="Courier New" w:eastAsia="Times New Roman" w:hAnsi="Courier New" w:cs="Courier New"/>
+          <w:kern w:val="0"/>
+          <w:sz w:val="20"/>
+          <w:szCs w:val="20"/>
+          <w14:ligatures w14:val="none"/>
+        </w:rPr>
+      </w:pPr>
+      <w:r>
+        <w:rPr>
+          <w:rFonts w:ascii="Courier New" w:eastAsia="Times New Roman" w:hAnsi="Courier New" w:cs="Courier New"/>
+          <w:kern w:val="0"/>
+          <w:sz w:val="20"/>
+          <w:szCs w:val="20"/>
+          <w14:ligatures w14:val="none"/>
+        </w:rPr>
+        <w:t>"</w:t>
+      </w:r>
+      <w:proofErr w:type="gramStart"/>
+      <w:r>
+        <w:rPr>
+          <w:rFonts w:ascii="Courier New" w:eastAsia="Times New Roman" w:hAnsi="Courier New" w:cs="Courier New"/>
+          <w:kern w:val="0"/>
+          <w:sz w:val="20"/>
+          <w:szCs w:val="20"/>
+          <w14:ligatures w14:val="none"/>
+        </w:rPr>
+        <w:t>forgot</w:t>
+      </w:r>
+      <w:proofErr w:type="gramEnd"/>
+      <w:r>
+        <w:rPr>
+          <w:rFonts w:ascii="Courier New" w:eastAsia="Times New Roman" w:hAnsi="Courier New" w:cs="Courier New"/>
+          <w:kern w:val="0"/>
+          <w:sz w:val="20"/>
+          <w:szCs w:val="20"/>
+          <w14:ligatures w14:val="none"/>
+        </w:rPr>
+        <w:t xml:space="preserve"> my password"</w:t>
+      </w:r>
+    </w:p>
+    <w:p>
+      <w:pPr>
+        <w:spacing w:before="100" w:beforeAutospacing="1" w:after="100" w:afterAutospacing="1" w:line="240" w:lineRule="auto"/>
+        <w:rPr>
+          <w:rFonts w:ascii="Times New Roman" w:eastAsia="Times New Roman" w:hAnsi="Times New Roman" w:cs="Times New Roman"/>
+          <w:kern w:val="0"/>
+          <w14:ligatures w14:val="none"/>
+        </w:rPr>
+      </w:pPr>
+      <w:proofErr w:type="gramStart"/>
+      <w:r>
+        <w:rPr>
+          <w:rFonts w:ascii="Times New Roman" w:eastAsia="Times New Roman" w:hAnsi="Times New Roman" w:cs="Times New Roman"/>
+          <w:kern w:val="0"/>
+          <w14:ligatures w14:val="none"/>
+        </w:rPr>
+        <w:t>and</w:t>
+      </w:r>
+      <w:proofErr w:type="gramEnd"/>
+    </w:p>
+    <w:p>
+      <w:pPr>
+        <w:tabs>
+          <w:tab w:val="left" w:pos="916"/>
+          <w:tab w:val="left" w:pos="1832"/>
+          <w:tab w:val="left" w:pos="2748"/>
+          <w:tab w:val="left" w:pos="3664"/>
+          <w:tab w:val="left" w:pos="4580"/>
+          <w:tab w:val="left" w:pos="5496"/>
+          <w:tab w:val="left" w:pos="6412"/>
+          <w:tab w:val="left" w:pos="7328"/>
+          <w:tab w:val="left" w:pos="8244"/>
+          <w:tab w:val="left" w:pos="9160"/>
+          <w:tab w:val="left" w:pos="10076"/>
+          <w:tab w:val="left" w:pos="10992"/>
+          <w:tab w:val="left" w:pos="11908"/>
+          <w:tab w:val="left" w:pos="12824"/>
+          <w:tab w:val="left" w:pos="13740"/>
+          <w:tab w:val="left" w:pos="14656"/>
+        </w:tabs>
+        <w:spacing w:after="0" w:line="240" w:lineRule="auto"/>
+        <w:rPr>
+          <w:rFonts w:ascii="Courier New" w:eastAsia="Times New Roman" w:hAnsi="Courier New" w:cs="Courier New"/>
+          <w:kern w:val="0"/>
+          <w:sz w:val="20"/>
+          <w:szCs w:val="20"/>
+          <w14:ligatures w14:val="none"/>
+        </w:rPr>
+      </w:pPr>
+      <w:r>
+        <w:rPr>
+          <w:rFonts w:ascii="Courier New" w:eastAsia="Times New Roman" w:hAnsi="Courier New" w:cs="Courier New"/>
+          <w:kern w:val="0"/>
+          <w:sz w:val="20"/>
+          <w:szCs w:val="20"/>
+          <w14:ligatures w14:val="none"/>
+        </w:rPr>
+        <w:t>"</w:t>
+      </w:r>
+      <w:proofErr w:type="gramStart"/>
+      <w:r>
+        <w:rPr>
+          <w:rFonts w:ascii="Courier New" w:eastAsia="Times New Roman" w:hAnsi="Courier New" w:cs="Courier New"/>
+          <w:kern w:val="0"/>
+          <w:sz w:val="20"/>
+          <w:szCs w:val="20"/>
+          <w14:ligatures w14:val="none"/>
+        </w:rPr>
+        <w:t>reset</w:t>
+      </w:r>
+      <w:proofErr w:type="gramEnd"/>
+      <w:r>
+        <w:rPr>
+          <w:rFonts w:ascii="Courier New" w:eastAsia="Times New Roman" w:hAnsi="Courier New" w:cs="Courier New"/>
+          <w:kern w:val="0"/>
+          <w:sz w:val="20"/>
+          <w:szCs w:val="20"/>
+          <w14:ligatures w14:val="none"/>
+        </w:rPr>
+        <w:t xml:space="preserve"> your password"</w:t>
+      </w:r>
+    </w:p>
+    <w:p>
+      <w:pPr>
+        <w:spacing w:before="100" w:beforeAutospacing="1" w:after="100" w:afterAutospacing="1" w:line="240" w:lineRule="auto"/>
+        <w:rPr>
+          <w:rFonts w:ascii="Times New Roman" w:eastAsia="Times New Roman" w:hAnsi="Times New Roman" w:cs="Times New Roman"/>
+          <w:kern w:val="0"/>
+          <w14:ligatures w14:val="none"/>
+        </w:rPr>
+      </w:pPr>
+      <w:proofErr w:type="gramStart"/>
+      <w:r>
+        <w:rPr>
+          <w:rFonts w:ascii="Times New Roman" w:eastAsia="Times New Roman" w:hAnsi="Times New Roman" w:cs="Times New Roman"/>
+          <w:kern w:val="0"/>
+          <w14:ligatures w14:val="none"/>
+        </w:rPr>
+        <w:t>have</w:t>
+      </w:r>
+      <w:proofErr w:type="gramEnd"/>
+      <w:r>
+        <w:rPr>
+          <w:rFonts w:ascii="Times New Roman" w:eastAsia="Times New Roman" w:hAnsi="Times New Roman" w:cs="Times New Roman"/>
+          <w:kern w:val="0"/>
+          <w14:ligatures w14:val="none"/>
+        </w:rPr>
+        <w:t xml:space="preserve"> </w:t>
+      </w:r>
+      <w:r>
+        <w:rPr>
+          <w:rFonts w:ascii="Times New Roman" w:eastAsia="Times New Roman" w:hAnsi="Times New Roman" w:cs="Times New Roman"/>
+          <w:b/>
+          <w:bCs/>
+          <w:kern w:val="0"/>
+          <w14:ligatures w14:val="none"/>
+        </w:rPr>
+        <w:t>similar meanings</w:t>
+      </w:r>
+      <w:r>
+        <w:rPr>
+          <w:rFonts w:ascii="Times New Roman" w:eastAsia="Times New Roman" w:hAnsi="Times New Roman" w:cs="Times New Roman"/>
+          <w:kern w:val="0"/>
+          <w14:ligatures w14:val="none"/>
+        </w:rPr>
+        <w:t>, even though the words aren't exactly the same.</w:t>
+      </w:r>
+    </w:p>
+    <w:p>
+      <w:pPr>
+        <w:spacing w:before="100" w:beforeAutospacing="1" w:after="100" w:afterAutospacing="1" w:line="240" w:lineRule="auto"/>
+        <w:rPr>
+          <w:rFonts w:ascii="Times New Roman" w:eastAsia="Times New Roman" w:hAnsi="Times New Roman" w:cs="Times New Roman"/>
+          <w:kern w:val="0"/>
+          <w14:ligatures w14:val="none"/>
+        </w:rPr>
+      </w:pPr>
+      <w:r>
+        <w:rPr>
+          <w:rFonts w:ascii="Times New Roman" w:eastAsia="Times New Roman" w:hAnsi="Times New Roman" w:cs="Times New Roman"/>
+          <w:kern w:val="0"/>
+          <w14:ligatures w14:val="none"/>
+        </w:rPr>
+        <w:t>So it can return:</w:t>
+      </w:r>
+    </w:p>
+    <w:p>
+      <w:pPr>
+        <w:tabs>
+          <w:tab w:val="left" w:pos="916"/>
+          <w:tab w:val="left" w:pos="1832"/>
+          <w:tab w:val="left" w:pos="2748"/>
+          <w:tab w:val="left" w:pos="3664"/>
+          <w:tab w:val="left" w:pos="4580"/>
+          <w:tab w:val="left" w:pos="5496"/>
+          <w:tab w:val="left" w:pos="6412"/>
+          <w:tab w:val="left" w:pos="7328"/>
+          <w:tab w:val="left" w:pos="8244"/>
+          <w:tab w:val="left" w:pos="9160"/>
+          <w:tab w:val="left" w:pos="10076"/>
+          <w:tab w:val="left" w:pos="10992"/>
+          <w:tab w:val="left" w:pos="11908"/>
+          <w:tab w:val="left" w:pos="12824"/>
+          <w:tab w:val="left" w:pos="13740"/>
+          <w:tab w:val="left" w:pos="14656"/>
+        </w:tabs>
+        <w:spacing w:after="0" w:line="240" w:lineRule="auto"/>
+        <w:rPr>
+          <w:rFonts w:ascii="Courier New" w:eastAsia="Times New Roman" w:hAnsi="Courier New" w:cs="Courier New"/>
+          <w:kern w:val="0"/>
+          <w:sz w:val="20"/>
+          <w:szCs w:val="20"/>
+          <w14:ligatures w14:val="none"/>
+        </w:rPr>
+      </w:pPr>
+      <w:r>
+        <w:rPr>
+          <w:rFonts w:ascii="Courier New" w:eastAsia="Times New Roman" w:hAnsi="Courier New" w:cs="Courier New"/>
+          <w:kern w:val="0"/>
+          <w:sz w:val="20"/>
+          <w:szCs w:val="20"/>
+          <w14:ligatures w14:val="none"/>
+        </w:rPr>
+        <w:t>How to reset your password</w:t>
+      </w:r>
+    </w:p>
+    <w:p>
+      <w:pPr>
+        <w:spacing w:before="100" w:beforeAutospacing="1" w:after="100" w:afterAutospacing="1" w:line="240" w:lineRule="auto"/>
+        <w:rPr>
+          <w:rFonts w:ascii="Times New Roman" w:eastAsia="Times New Roman" w:hAnsi="Times New Roman" w:cs="Times New Roman"/>
+          <w:kern w:val="0"/>
+          <w14:ligatures w14:val="none"/>
+        </w:rPr>
+      </w:pPr>
+      <w:proofErr w:type="gramStart"/>
+      <w:r>
+        <w:rPr>
+          <w:rFonts w:ascii="Times New Roman" w:eastAsia="Times New Roman" w:hAnsi="Times New Roman" w:cs="Times New Roman"/>
+          <w:kern w:val="0"/>
+          <w14:ligatures w14:val="none"/>
+        </w:rPr>
+        <w:t>as</w:t>
+      </w:r>
+      <w:proofErr w:type="gramEnd"/>
+      <w:r>
+        <w:rPr>
+          <w:rFonts w:ascii="Times New Roman" w:eastAsia="Times New Roman" w:hAnsi="Times New Roman" w:cs="Times New Roman"/>
+          <w:kern w:val="0"/>
+          <w14:ligatures w14:val="none"/>
+        </w:rPr>
+        <w:t xml:space="preserve"> the most relevant result.</w:t>
+      </w:r>
+    </w:p>
+    <w:p>
+      <w:pPr>
+        <w:rPr>
+          <w:rFonts w:ascii="Times New Roman" w:hAnsi="Times New Roman" w:cs="Times New Roman"/>
+        </w:rPr>
+      </w:pPr>
+    </w:p>
+    <w:p>
+      <w:pPr>
+        <w:rPr>
+          <w:rFonts w:ascii="Times New Roman" w:hAnsi="Times New Roman" w:cs="Times New Roman"/>
+        </w:rPr>
+      </w:pPr>
+    </w:p>
+    <w:p>
+      <w:pPr>
+        <w:rPr>
+          <w:rFonts w:ascii="Times New Roman" w:hAnsi="Times New Roman" w:cs="Times New Roman"/>
+        </w:rPr>
+      </w:pPr>
+    </w:p>
+    <w:p>
+      <w:pPr>
+        <w:rPr>
+          <w:rFonts w:ascii="Times New Roman" w:hAnsi="Times New Roman" w:cs="Times New Roman"/>
+        </w:rPr>
+      </w:pPr>
+    </w:p>
+    <w:p>
+      <w:pPr>
+        <w:rPr>
+          <w:rFonts w:ascii="Times New Roman" w:hAnsi="Times New Roman" w:cs="Times New Roman"/>
+        </w:rPr>
+      </w:pPr>
+    </w:p>
+    <w:p>
+      <w:pPr>
+        <w:pStyle w:val="Heading1"/>
+      </w:pPr>
+      <w:r>
+        <w:lastRenderedPageBreak/>
+        <w:t>One important distinction for your learning path</w:t>
+      </w:r>
+    </w:p>
+    <w:p>
+      <w:pPr>
+        <w:pStyle w:val="NormalWeb"/>
+      </w:pPr>
+      <w:r>
+        <w:t xml:space="preserve">You have already implemented </w:t>
+      </w:r>
+      <w:r>
+        <w:rPr>
+          <w:rStyle w:val="Strong"/>
+        </w:rPr>
+        <w:t>TF-IDF</w:t>
+      </w:r>
+      <w:r>
+        <w:t>.</w:t>
+      </w:r>
+    </w:p>
+    <w:p>
+      <w:pPr>
+        <w:pStyle w:val="NormalWeb"/>
+      </w:pPr>
+      <w:r>
+        <w:t>TF-IDF can also be used for a basic search engine:</w:t>
+      </w:r>
+    </w:p>
+    <w:p>
+      <w:pPr>
+        <w:pStyle w:val="HTMLPreformatted"/>
+        <w:rPr>
+          <w:rStyle w:val="HTMLCode"/>
+        </w:rPr>
+      </w:pPr>
+      <w:r>
+        <w:rPr>
+          <w:rStyle w:val="HTMLCode"/>
+        </w:rPr>
+        <w:t>Text</w:t>
+      </w:r>
+    </w:p>
+    <w:p>
+      <w:pPr>
+        <w:pStyle w:val="HTMLPreformatted"/>
+        <w:rPr>
+          <w:rStyle w:val="HTMLCode"/>
+        </w:rPr>
+      </w:pPr>
+      <w:r>
+        <w:rPr>
+          <w:rStyle w:val="HTMLCode"/>
+        </w:rPr>
+        <w:t xml:space="preserve"> ↓</w:t>
+      </w:r>
+    </w:p>
+    <w:p>
+      <w:pPr>
+        <w:pStyle w:val="HTMLPreformatted"/>
+        <w:rPr>
+          <w:rStyle w:val="HTMLCode"/>
+        </w:rPr>
+      </w:pPr>
+      <w:r>
+        <w:rPr>
+          <w:rStyle w:val="HTMLCode"/>
+        </w:rPr>
+        <w:t>TF-IDF</w:t>
+      </w:r>
+    </w:p>
+    <w:p>
+      <w:pPr>
+        <w:pStyle w:val="HTMLPreformatted"/>
+        <w:rPr>
+          <w:rStyle w:val="HTMLCode"/>
+        </w:rPr>
+      </w:pPr>
+      <w:r>
+        <w:rPr>
+          <w:rStyle w:val="HTMLCode"/>
+        </w:rPr>
+        <w:t xml:space="preserve"> ↓</w:t>
+      </w:r>
+    </w:p>
+    <w:p>
+      <w:pPr>
+        <w:pStyle w:val="HTMLPreformatted"/>
+        <w:rPr>
+          <w:rStyle w:val="HTMLCode"/>
+        </w:rPr>
+      </w:pPr>
+      <w:r>
+        <w:rPr>
+          <w:rStyle w:val="HTMLCode"/>
+        </w:rPr>
+        <w:t>Vector</w:t>
+      </w:r>
+    </w:p>
+    <w:p>
+      <w:pPr>
+        <w:pStyle w:val="HTMLPreformatted"/>
+        <w:rPr>
+          <w:rStyle w:val="HTMLCode"/>
+        </w:rPr>
+      </w:pPr>
+      <w:r>
+        <w:rPr>
+          <w:rStyle w:val="HTMLCode"/>
+        </w:rPr>
+        <w:t xml:space="preserve"> ↓</w:t>
+      </w:r>
+    </w:p>
+    <w:p>
+      <w:pPr>
+        <w:pStyle w:val="HTMLPreformatted"/>
+        <w:rPr>
+          <w:rStyle w:val="HTMLCode"/>
+        </w:rPr>
+      </w:pPr>
+      <w:r>
+        <w:rPr>
+          <w:rStyle w:val="HTMLCode"/>
+        </w:rPr>
+        <w:t>Cosine Similarity</w:t>
+      </w:r>
+    </w:p>
+    <w:p>
+      <w:pPr>
+        <w:pStyle w:val="HTMLPreformatted"/>
+        <w:rPr>
+          <w:rStyle w:val="HTMLCode"/>
+        </w:rPr>
+      </w:pPr>
+      <w:r>
+        <w:rPr>
+          <w:rStyle w:val="HTMLCode"/>
+        </w:rPr>
+        <w:t xml:space="preserve"> ↓</w:t>
+      </w:r>
+    </w:p>
+    <w:p>
+      <w:pPr>
+        <w:pStyle w:val="HTMLPreformatted"/>
+      </w:pPr>
+      <w:r>
+        <w:rPr>
+          <w:rStyle w:val="HTMLCode"/>
+        </w:rPr>
+        <w:t>Search Results</w:t>
+      </w:r>
+    </w:p>
+    <w:p>
+      <w:pPr>
+        <w:pStyle w:val="NormalWeb"/>
+      </w:pPr>
+      <w:r>
+        <w:t xml:space="preserve">This is often called </w:t>
+      </w:r>
+      <w:r>
+        <w:rPr>
+          <w:rStyle w:val="Strong"/>
+        </w:rPr>
+        <w:t>similarity search / lexical search</w:t>
+      </w:r>
+      <w:r>
+        <w:t>, and it's an excellent stepping stone.</w:t>
+      </w:r>
+    </w:p>
+    <w:p>
+      <w:pPr>
+        <w:pStyle w:val="NormalWeb"/>
+      </w:pPr>
+      <w:r>
+        <w:t>Modern semantic search usually uses:</w:t>
+      </w:r>
+    </w:p>
+    <w:p>
+      <w:pPr>
+        <w:pStyle w:val="HTMLPreformatted"/>
+        <w:rPr>
+          <w:rStyle w:val="HTMLCode"/>
+        </w:rPr>
+      </w:pPr>
+      <w:r>
+        <w:rPr>
+          <w:rStyle w:val="HTMLCode"/>
+        </w:rPr>
+        <w:t>Text</w:t>
+      </w:r>
+    </w:p>
+    <w:p>
+      <w:pPr>
+        <w:pStyle w:val="HTMLPreformatted"/>
+        <w:rPr>
+          <w:rStyle w:val="HTMLCode"/>
+        </w:rPr>
+      </w:pPr>
+      <w:r>
+        <w:rPr>
+          <w:rStyle w:val="HTMLCode"/>
+        </w:rPr>
+        <w:t xml:space="preserve"> ↓</w:t>
+      </w:r>
+    </w:p>
+    <w:p>
+      <w:pPr>
+        <w:pStyle w:val="HTMLPreformatted"/>
+        <w:rPr>
+          <w:rStyle w:val="HTMLCode"/>
+        </w:rPr>
+      </w:pPr>
+      <w:r>
+        <w:rPr>
+          <w:rStyle w:val="HTMLCode"/>
+        </w:rPr>
+        <w:t>Embedding Model</w:t>
+      </w:r>
+    </w:p>
+    <w:p>
+      <w:pPr>
+        <w:pStyle w:val="HTMLPreformatted"/>
+        <w:rPr>
+          <w:rStyle w:val="HTMLCode"/>
+        </w:rPr>
+      </w:pPr>
+      <w:r>
+        <w:rPr>
+          <w:rStyle w:val="HTMLCode"/>
+        </w:rPr>
+        <w:t xml:space="preserve"> ↓</w:t>
+      </w:r>
+    </w:p>
+    <w:p>
+      <w:pPr>
+        <w:pStyle w:val="HTMLPreformatted"/>
+        <w:rPr>
+          <w:rStyle w:val="HTMLCode"/>
+        </w:rPr>
+      </w:pPr>
+      <w:r>
+        <w:rPr>
+          <w:rStyle w:val="HTMLCode"/>
+        </w:rPr>
+        <w:t>Dense Vector</w:t>
+      </w:r>
+    </w:p>
+    <w:p>
+      <w:pPr>
+        <w:pStyle w:val="HTMLPreformatted"/>
+        <w:rPr>
+          <w:rStyle w:val="HTMLCode"/>
+        </w:rPr>
+      </w:pPr>
+      <w:r>
+        <w:rPr>
+          <w:rStyle w:val="HTMLCode"/>
+        </w:rPr>
+        <w:t xml:space="preserve"> ↓</w:t>
+      </w:r>
+    </w:p>
+    <w:p>
+      <w:pPr>
+        <w:pStyle w:val="HTMLPreformatted"/>
+        <w:rPr>
+          <w:rStyle w:val="HTMLCode"/>
+        </w:rPr>
+      </w:pPr>
+      <w:r>
+        <w:rPr>
+          <w:rStyle w:val="HTMLCode"/>
+        </w:rPr>
+        <w:t>Vector Search</w:t>
+      </w:r>
+    </w:p>
+    <w:p>
+      <w:pPr>
+        <w:pStyle w:val="HTMLPreformatted"/>
+        <w:rPr>
+          <w:rStyle w:val="HTMLCode"/>
+        </w:rPr>
+      </w:pPr>
+      <w:r>
+        <w:rPr>
+          <w:rStyle w:val="HTMLCode"/>
+        </w:rPr>
+        <w:t xml:space="preserve"> ↓</w:t>
+      </w:r>
+    </w:p>
+    <w:p>
+      <w:pPr>
+        <w:pStyle w:val="HTMLPreformatted"/>
+      </w:pPr>
+      <w:r>
+        <w:rPr>
+          <w:rStyle w:val="HTMLCode"/>
+        </w:rPr>
+        <w:t>Semantic Results</w:t>
+      </w:r>
+    </w:p>
+    <w:p>
+      <w:pPr>
+        <w:pStyle w:val="NormalWeb"/>
+      </w:pPr>
+      <w:r>
+        <w:t xml:space="preserve">So I recommend you learn semantic search in </w:t>
+      </w:r>
+      <w:r>
+        <w:rPr>
+          <w:rStyle w:val="Strong"/>
+        </w:rPr>
+        <w:t>two stages</w:t>
+      </w:r>
+      <w:r>
+        <w:t>:</w:t>
+      </w:r>
+    </w:p>
+    <w:p>
+      <w:pPr>
+        <w:pStyle w:val="Heading3"/>
+        <w:rPr>
+          <w:b/>
+        </w:rPr>
+      </w:pPr>
+      <w:r>
+        <w:rPr>
+          <w:b/>
+        </w:rPr>
+        <w:t>Stage 1 — Build it yourself</w:t>
+      </w:r>
+    </w:p>
+    <w:p>
+      <w:pPr>
+        <w:pStyle w:val="HTMLPreformatted"/>
+        <w:rPr>
+          <w:rStyle w:val="HTMLCode"/>
+        </w:rPr>
+      </w:pPr>
+      <w:r>
+        <w:rPr>
+          <w:rStyle w:val="HTMLCode"/>
+        </w:rPr>
+        <w:t>TF-IDF</w:t>
+      </w:r>
+    </w:p>
+    <w:p>
+      <w:pPr>
+        <w:pStyle w:val="HTMLPreformatted"/>
+        <w:rPr>
+          <w:rStyle w:val="HTMLCode"/>
+        </w:rPr>
+      </w:pPr>
+      <w:r>
+        <w:rPr>
+          <w:rStyle w:val="HTMLCode"/>
+        </w:rPr>
+        <w:t xml:space="preserve">   ↓</w:t>
+      </w:r>
+    </w:p>
+    <w:p>
+      <w:pPr>
+        <w:pStyle w:val="HTMLPreformatted"/>
+        <w:rPr>
+          <w:rStyle w:val="HTMLCode"/>
+        </w:rPr>
+      </w:pPr>
+      <w:r>
+        <w:rPr>
+          <w:rStyle w:val="HTMLCode"/>
+        </w:rPr>
+        <w:t>Vectors</w:t>
+      </w:r>
+    </w:p>
+    <w:p>
+      <w:pPr>
+        <w:pStyle w:val="HTMLPreformatted"/>
+        <w:rPr>
+          <w:rStyle w:val="HTMLCode"/>
+        </w:rPr>
+      </w:pPr>
+      <w:r>
+        <w:rPr>
+          <w:rStyle w:val="HTMLCode"/>
+        </w:rPr>
+        <w:t xml:space="preserve">   ↓</w:t>
+      </w:r>
+    </w:p>
+    <w:p>
+      <w:pPr>
+        <w:pStyle w:val="HTMLPreformatted"/>
+        <w:rPr>
+          <w:rStyle w:val="HTMLCode"/>
+        </w:rPr>
+      </w:pPr>
+      <w:r>
+        <w:rPr>
+          <w:rStyle w:val="HTMLCode"/>
+        </w:rPr>
+        <w:t>Cosine Similarity</w:t>
+      </w:r>
+    </w:p>
+    <w:p>
+      <w:pPr>
+        <w:pStyle w:val="HTMLPreformatted"/>
+        <w:rPr>
+          <w:rStyle w:val="HTMLCode"/>
+        </w:rPr>
+      </w:pPr>
+      <w:r>
+        <w:rPr>
+          <w:rStyle w:val="HTMLCode"/>
+        </w:rPr>
+        <w:t xml:space="preserve">   ↓</w:t>
+      </w:r>
+    </w:p>
+    <w:p>
+      <w:pPr>
+        <w:pStyle w:val="HTMLPreformatted"/>
+      </w:pPr>
+      <w:r>
+        <w:rPr>
+          <w:rStyle w:val="HTMLCode"/>
+        </w:rPr>
+        <w:t>Rank documents</w:t>
+      </w:r>
+    </w:p>
+    <w:p>
+      <w:pPr>
+        <w:pStyle w:val="NormalWeb"/>
+      </w:pPr>
+      <w:r>
+        <w:t>This will strengthen what you've already learned.</w:t>
+      </w:r>
+    </w:p>
+    <w:p>
+      <w:pPr>
+        <w:pStyle w:val="Heading3"/>
+      </w:pPr>
+    </w:p>
+    <w:p>
+      <w:pPr>
+        <w:pStyle w:val="Heading3"/>
+      </w:pPr>
+    </w:p>
+    <w:p>
+      <w:pPr>
+        <w:pStyle w:val="Heading3"/>
+      </w:pPr>
+    </w:p>
+    <w:p>
+      <w:pPr>
+        <w:pStyle w:val="Heading3"/>
+        <w:rPr>
+          <w:b/>
+        </w:rPr>
+      </w:pPr>
+      <w:r>
+        <w:rPr>
+          <w:b/>
+        </w:rPr>
+        <w:t>Stage 2 — Modern semantic search</w:t>
+      </w:r>
+    </w:p>
+    <w:p>
+      <w:pPr>
+        <w:pStyle w:val="HTMLPreformatted"/>
+        <w:rPr>
+          <w:rStyle w:val="HTMLCode"/>
+        </w:rPr>
+      </w:pPr>
+      <w:r>
+        <w:rPr>
+          <w:rStyle w:val="HTMLCode"/>
+        </w:rPr>
+        <w:t>Sentence</w:t>
+      </w:r>
+    </w:p>
+    <w:p>
+      <w:pPr>
+        <w:pStyle w:val="HTMLPreformatted"/>
+        <w:rPr>
+          <w:rStyle w:val="HTMLCode"/>
+        </w:rPr>
+      </w:pPr>
+      <w:r>
+        <w:rPr>
+          <w:rStyle w:val="HTMLCode"/>
+        </w:rPr>
+        <w:t xml:space="preserve">   ↓</w:t>
+      </w:r>
+    </w:p>
+    <w:p>
+      <w:pPr>
+        <w:pStyle w:val="HTMLPreformatted"/>
+        <w:rPr>
+          <w:rStyle w:val="HTMLCode"/>
+        </w:rPr>
+      </w:pPr>
+      <w:r>
+        <w:rPr>
+          <w:rStyle w:val="HTMLCode"/>
+        </w:rPr>
+        <w:t>Embedding Model</w:t>
+      </w:r>
+    </w:p>
+    <w:p>
+      <w:pPr>
+        <w:pStyle w:val="HTMLPreformatted"/>
+        <w:rPr>
+          <w:rStyle w:val="HTMLCode"/>
+        </w:rPr>
+      </w:pPr>
+      <w:r>
+        <w:rPr>
+          <w:rStyle w:val="HTMLCode"/>
+        </w:rPr>
+        <w:t xml:space="preserve">   ↓</w:t>
+      </w:r>
+    </w:p>
+    <w:p>
+      <w:pPr>
+        <w:pStyle w:val="HTMLPreformatted"/>
+        <w:rPr>
+          <w:rStyle w:val="HTMLCode"/>
+        </w:rPr>
+      </w:pPr>
+      <w:r>
+        <w:rPr>
+          <w:rStyle w:val="HTMLCode"/>
+        </w:rPr>
+        <w:t>Embedding Vector</w:t>
+      </w:r>
+    </w:p>
+    <w:p>
+      <w:pPr>
+        <w:pStyle w:val="HTMLPreformatted"/>
+        <w:rPr>
+          <w:rStyle w:val="HTMLCode"/>
+        </w:rPr>
+      </w:pPr>
+      <w:r>
+        <w:rPr>
+          <w:rStyle w:val="HTMLCode"/>
+        </w:rPr>
+        <w:t xml:space="preserve">   ↓</w:t>
+      </w:r>
+    </w:p>
+    <w:p>
+      <w:pPr>
+        <w:pStyle w:val="HTMLPreformatted"/>
+        <w:rPr>
+          <w:rStyle w:val="HTMLCode"/>
+        </w:rPr>
+      </w:pPr>
+      <w:r>
+        <w:rPr>
+          <w:rStyle w:val="HTMLCode"/>
+        </w:rPr>
+        <w:t>Vector Database</w:t>
+      </w:r>
+    </w:p>
+    <w:p>
+      <w:pPr>
+        <w:pStyle w:val="HTMLPreformatted"/>
+        <w:rPr>
+          <w:rStyle w:val="HTMLCode"/>
+        </w:rPr>
+      </w:pPr>
+      <w:r>
+        <w:rPr>
+          <w:rStyle w:val="HTMLCode"/>
+        </w:rPr>
+        <w:t xml:space="preserve">   ↓</w:t>
+      </w:r>
+    </w:p>
+    <w:p>
+      <w:pPr>
+        <w:pStyle w:val="HTMLPreformatted"/>
+        <w:rPr>
+          <w:rStyle w:val="HTMLCode"/>
+        </w:rPr>
+      </w:pPr>
+      <w:r>
+        <w:rPr>
+          <w:rStyle w:val="HTMLCode"/>
+        </w:rPr>
+        <w:t>Similarity Search</w:t>
+      </w:r>
+    </w:p>
+    <w:p>
+      <w:pPr>
+        <w:pStyle w:val="HTMLPreformatted"/>
+        <w:rPr>
+          <w:rStyle w:val="HTMLCode"/>
+        </w:rPr>
+      </w:pPr>
+      <w:r>
+        <w:rPr>
+          <w:rStyle w:val="HTMLCode"/>
+        </w:rPr>
+        <w:t xml:space="preserve">   ↓</w:t>
+      </w:r>
+    </w:p>
+    <w:p>
+      <w:pPr>
+        <w:pStyle w:val="HTMLPreformatted"/>
+      </w:pPr>
+      <w:r>
+        <w:rPr>
+          <w:rStyle w:val="HTMLCode"/>
+        </w:rPr>
+        <w:t>Top-K Results</w:t>
+      </w:r>
+    </w:p>
+    <w:p>
+      <w:pPr>
+        <w:pStyle w:val="NormalWeb"/>
+      </w:pPr>
+      <w:r>
+        <w:t xml:space="preserve">That's the foundation you'll later need for </w:t>
+      </w:r>
+      <w:r>
+        <w:rPr>
+          <w:rStyle w:val="Strong"/>
+        </w:rPr>
+        <w:t>Vector DB → RAG → LLM applications</w:t>
+      </w:r>
+      <w:r>
+        <w:t>.</w:t>
+      </w:r>
+    </w:p>
+    <w:p>
+      <w:pPr>
+        <w:pStyle w:val="NormalWeb"/>
+      </w:pPr>
+      <w:r>
+        <w:t>So the simplest definition to remember is:</w:t>
+      </w:r>
+    </w:p>
+    <w:p>
+      <w:pPr>
+        <w:pStyle w:val="NormalWeb"/>
+      </w:pPr>
+      <w:r>
+        <w:rPr>
+          <w:rStyle w:val="Strong"/>
+        </w:rPr>
+        <w:t>Semantic Search finds information based on the meaning of the query, not just the exact words used in the query.</w:t>
+      </w:r>
+    </w:p>
+    <w:p>
+      <w:pPr>
+        <w:pStyle w:val="Heading2"/>
+        <w:rPr>
+          <w:b/>
+          <w:kern w:val="0"/>
+          <w:sz w:val="36"/>
+          <w:szCs w:val="36"/>
+          <w14:ligatures w14:val="none"/>
+        </w:rPr>
+      </w:pPr>
+      <w:r>
+        <w:rPr>
+          <w:b/>
+        </w:rPr>
+        <w:t>What is Cosine Similarity?</w:t>
+      </w:r>
+    </w:p>
+    <w:p>
+      <w:pPr>
+        <w:pStyle w:val="NormalWeb"/>
+      </w:pPr>
+      <w:r>
+        <w:t xml:space="preserve">Cosine Similarity measures </w:t>
+      </w:r>
+      <w:r>
+        <w:rPr>
+          <w:rStyle w:val="Strong"/>
+        </w:rPr>
+        <w:t>how similar two vectors are based on their direction</w:t>
+      </w:r>
+      <w:r>
+        <w:t>.</w:t>
+      </w:r>
+    </w:p>
+    <w:p>
+      <w:pPr>
+        <w:pStyle w:val="NormalWeb"/>
+      </w:pPr>
+      <w:r>
+        <w:t>In your case:</w:t>
+      </w:r>
+    </w:p>
+    <w:p>
+      <w:pPr>
+        <w:pStyle w:val="HTMLPreformatted"/>
+        <w:rPr>
+          <w:rStyle w:val="HTMLCode"/>
+        </w:rPr>
+      </w:pPr>
+      <w:r>
+        <w:rPr>
+          <w:rStyle w:val="HTMLCode"/>
+        </w:rPr>
+        <w:t>Query Vector</w:t>
+      </w:r>
+    </w:p>
+    <w:p>
+      <w:pPr>
+        <w:pStyle w:val="HTMLPreformatted"/>
+        <w:rPr>
+          <w:rStyle w:val="HTMLCode"/>
+        </w:rPr>
+      </w:pPr>
+      <w:r>
+        <w:rPr>
+          <w:rStyle w:val="HTMLCode"/>
+        </w:rPr>
+        <w:t xml:space="preserve">     ↕</w:t>
+      </w:r>
+    </w:p>
+    <w:p>
+      <w:pPr>
+        <w:pStyle w:val="HTMLPreformatted"/>
+      </w:pPr>
+      <w:r>
+        <w:rPr>
+          <w:rStyle w:val="HTMLCode"/>
+        </w:rPr>
+        <w:t>Document Vector</w:t>
+      </w:r>
+    </w:p>
+    <w:p>
+      <w:pPr>
+        <w:pStyle w:val="NormalWeb"/>
+      </w:pPr>
+      <w:r>
+        <w:t>You want to answer:</w:t>
+      </w:r>
+    </w:p>
+    <w:p>
+      <w:pPr>
+        <w:pStyle w:val="NormalWeb"/>
+      </w:pPr>
+      <w:r>
+        <w:t>"How similar is this document to what the user searched for?"</w:t>
+      </w:r>
+    </w:p>
+    <w:p>
+      <w:pPr>
+        <w:rPr>
+          <w:rFonts w:ascii="Times New Roman" w:hAnsi="Times New Roman" w:cs="Times New Roman"/>
         </w:rPr>
       </w:pPr>
       <w:bookmarkStart w:id="0" w:name="_GoBack"/>
       <w:bookmarkEnd w:id="0"/>
+    </w:p>
+    <w:p>
+      <w:pPr>
+        <w:rPr>
+          <w:rFonts w:ascii="Times New Roman" w:hAnsi="Times New Roman" w:cs="Times New Roman"/>
+        </w:rPr>
+      </w:pPr>
+    </w:p>
+    <w:p>
+      <w:pPr>
+        <w:rPr>
+          <w:rFonts w:ascii="Times New Roman" w:hAnsi="Times New Roman" w:cs="Times New Roman"/>
+        </w:rPr>
+      </w:pPr>
+    </w:p>
+    <w:p>
+      <w:pPr>
+        <w:rPr>
+          <w:rFonts w:ascii="Times New Roman" w:hAnsi="Times New Roman" w:cs="Times New Roman"/>
+        </w:rPr>
+      </w:pPr>
+    </w:p>
+    <w:p>
+      <w:pPr>
+        <w:rPr>
+          <w:rFonts w:ascii="Times New Roman" w:hAnsi="Times New Roman" w:cs="Times New Roman"/>
+        </w:rPr>
+      </w:pPr>
+    </w:p>
+    <w:p>
+      <w:pPr>
+        <w:rPr>
+          <w:rFonts w:ascii="Times New Roman" w:hAnsi="Times New Roman" w:cs="Times New Roman"/>
+        </w:rPr>
+      </w:pPr>
+    </w:p>
+    <w:p>
+      <w:pPr>
+        <w:rPr>
+          <w:rFonts w:ascii="Times New Roman" w:hAnsi="Times New Roman" w:cs="Times New Roman"/>
+        </w:rPr>
+      </w:pPr>
+    </w:p>
+    <w:p>
+      <w:pPr>
+        <w:rPr>
+          <w:rFonts w:ascii="Times New Roman" w:hAnsi="Times New Roman" w:cs="Times New Roman"/>
+        </w:rPr>
+      </w:pPr>
+    </w:p>
+    <w:p>
+      <w:pPr>
+        <w:rPr>
+          <w:rFonts w:ascii="Times New Roman" w:hAnsi="Times New Roman" w:cs="Times New Roman"/>
+        </w:rPr>
+      </w:pPr>
+    </w:p>
+    <w:p>
+      <w:pPr>
+        <w:rPr>
+          <w:rFonts w:ascii="Times New Roman" w:hAnsi="Times New Roman" w:cs="Times New Roman"/>
+        </w:rPr>
+      </w:pPr>
+    </w:p>
+    <w:p>
+      <w:pPr>
+        <w:rPr>
+          <w:rFonts w:ascii="Times New Roman" w:hAnsi="Times New Roman" w:cs="Times New Roman"/>
+        </w:rPr>
+      </w:pPr>
+    </w:p>
+    <w:p>
+      <w:pPr>
+        <w:rPr>
+          <w:rFonts w:ascii="Times New Roman" w:hAnsi="Times New Roman" w:cs="Times New Roman"/>
+        </w:rPr>
+      </w:pPr>
+    </w:p>
+    <w:p>
+      <w:pPr>
+        <w:rPr>
+          <w:rFonts w:ascii="Times New Roman" w:hAnsi="Times New Roman" w:cs="Times New Roman"/>
+        </w:rPr>
+      </w:pPr>
+    </w:p>
+    <w:p>
+      <w:pPr>
+        <w:rPr>
+          <w:rFonts w:ascii="Times New Roman" w:hAnsi="Times New Roman" w:cs="Times New Roman"/>
+        </w:rPr>
+      </w:pPr>
+    </w:p>
+    <w:p>
+      <w:pPr>
+        <w:rPr>
+          <w:rFonts w:ascii="Times New Roman" w:hAnsi="Times New Roman" w:cs="Times New Roman"/>
+        </w:rPr>
+      </w:pPr>
+    </w:p>
+    <w:p>
+      <w:pPr>
+        <w:rPr>
+          <w:rFonts w:ascii="Times New Roman" w:hAnsi="Times New Roman" w:cs="Times New Roman"/>
+        </w:rPr>
+      </w:pPr>
+    </w:p>
+    <w:p>
+      <w:pPr>
+        <w:rPr>
+          <w:rFonts w:ascii="Times New Roman" w:hAnsi="Times New Roman" w:cs="Times New Roman"/>
+        </w:rPr>
+      </w:pPr>
+    </w:p>
+    <w:p>
+      <w:pPr>
+        <w:rPr>
+          <w:rFonts w:ascii="Times New Roman" w:hAnsi="Times New Roman" w:cs="Times New Roman"/>
+        </w:rPr>
+      </w:pPr>
+    </w:p>
+    <w:p>
+      <w:pPr>
+        <w:rPr>
+          <w:rFonts w:ascii="Times New Roman" w:hAnsi="Times New Roman" w:cs="Times New Roman"/>
+        </w:rPr>
+      </w:pPr>
+    </w:p>
+    <w:p>
+      <w:pPr>
+        <w:rPr>
+          <w:rFonts w:ascii="Times New Roman" w:hAnsi="Times New Roman" w:cs="Times New Roman"/>
+        </w:rPr>
+      </w:pPr>
+    </w:p>
+    <w:p>
+      <w:pPr>
+        <w:rPr>
+          <w:rFonts w:ascii="Times New Roman" w:hAnsi="Times New Roman" w:cs="Times New Roman"/>
+        </w:rPr>
+      </w:pPr>
+    </w:p>
+    <w:p>
+      <w:pPr>
+        <w:rPr>
+          <w:rFonts w:ascii="Times New Roman" w:hAnsi="Times New Roman" w:cs="Times New Roman"/>
+        </w:rPr>
+      </w:pPr>
+    </w:p>
+    <w:p>
+      <w:pPr>
+        <w:rPr>
+          <w:rFonts w:ascii="Times New Roman" w:hAnsi="Times New Roman" w:cs="Times New Roman"/>
+        </w:rPr>
+      </w:pPr>
+    </w:p>
+    <w:p>
+      <w:pPr>
+        <w:rPr>
+          <w:rFonts w:ascii="Times New Roman" w:hAnsi="Times New Roman" w:cs="Times New Roman"/>
+        </w:rPr>
+      </w:pPr>
+    </w:p>
+    <w:p>
+      <w:pPr>
+        <w:rPr>
+          <w:rFonts w:ascii="Times New Roman" w:hAnsi="Times New Roman" w:cs="Times New Roman"/>
+        </w:rPr>
+      </w:pPr>
+    </w:p>
+    <w:p>
+      <w:pPr>
+        <w:rPr>
+          <w:rFonts w:ascii="Times New Roman" w:hAnsi="Times New Roman" w:cs="Times New Roman"/>
+        </w:rPr>
+      </w:pPr>
+    </w:p>
+    <w:p>
+      <w:pPr>
+        <w:rPr>
+          <w:rFonts w:ascii="Times New Roman" w:hAnsi="Times New Roman" w:cs="Times New Roman"/>
+        </w:rPr>
+      </w:pPr>
+    </w:p>
+    <w:p>
+      <w:pPr>
+        <w:rPr>
+          <w:rFonts w:ascii="Times New Roman" w:hAnsi="Times New Roman" w:cs="Times New Roman"/>
+        </w:rPr>
+      </w:pPr>
+    </w:p>
+    <w:p>
+      <w:pPr>
+        <w:rPr>
+          <w:rFonts w:ascii="Times New Roman" w:hAnsi="Times New Roman" w:cs="Times New Roman"/>
+        </w:rPr>
+      </w:pPr>
+    </w:p>
+    <w:p>
+      <w:pPr>
+        <w:rPr>
+          <w:rFonts w:ascii="Times New Roman" w:hAnsi="Times New Roman" w:cs="Times New Roman"/>
+        </w:rPr>
+      </w:pPr>
+    </w:p>
+    <w:p>
+      <w:pPr>
+        <w:rPr>
+          <w:rFonts w:ascii="Times New Roman" w:hAnsi="Times New Roman" w:cs="Times New Roman"/>
+        </w:rPr>
+      </w:pPr>
+    </w:p>
+    <w:p>
+      <w:pPr>
+        <w:rPr>
+          <w:rFonts w:ascii="Times New Roman" w:hAnsi="Times New Roman" w:cs="Times New Roman"/>
+        </w:rPr>
+      </w:pPr>
+    </w:p>
+    <w:p>
+      <w:pPr>
+        <w:rPr>
+          <w:rFonts w:ascii="Times New Roman" w:hAnsi="Times New Roman" w:cs="Times New Roman"/>
+        </w:rPr>
+      </w:pPr>
+    </w:p>
+    <w:p>
+      <w:pPr>
+        <w:rPr>
+          <w:rFonts w:ascii="Times New Roman" w:hAnsi="Times New Roman" w:cs="Times New Roman"/>
+        </w:rPr>
+      </w:pPr>
+    </w:p>
+    <w:p>
+      <w:pPr>
+        <w:rPr>
+          <w:rFonts w:ascii="Times New Roman" w:hAnsi="Times New Roman" w:cs="Times New Roman"/>
+        </w:rPr>
+      </w:pPr>
     </w:p>
     <w:sectPr>
       <w:pgSz w:w="12240" w:h="15840"/>
@@ -22643,9 +24119,54 @@
       <w14:ligatures w14:val="none"/>
     </w:rPr>
   </w:style>
+  <w:style w:type="paragraph" w:styleId="Heading2">
+    <w:name w:val="heading 2"/>
+    <w:basedOn w:val="Normal"/>
+    <w:next w:val="Normal"/>
+    <w:link w:val="Heading2Char"/>
+    <w:uiPriority w:val="9"/>
+    <w:semiHidden/>
+    <w:unhideWhenUsed/>
+    <w:qFormat/>
+    <w:rsid w:val="002A6A76"/>
+    <w:pPr>
+      <w:keepNext/>
+      <w:keepLines/>
+      <w:spacing w:before="40" w:after="0"/>
+      <w:outlineLvl w:val="1"/>
+    </w:pPr>
+    <w:rPr>
+      <w:rFonts w:asciiTheme="majorHAnsi" w:eastAsiaTheme="majorEastAsia" w:hAnsiTheme="majorHAnsi" w:cstheme="majorBidi"/>
+      <w:color w:val="2E74B5" w:themeColor="accent1" w:themeShade="BF"/>
+      <w:sz w:val="26"/>
+      <w:szCs w:val="26"/>
+    </w:rPr>
+  </w:style>
+  <w:style w:type="paragraph" w:styleId="Heading3">
+    <w:name w:val="heading 3"/>
+    <w:basedOn w:val="Normal"/>
+    <w:next w:val="Normal"/>
+    <w:link w:val="Heading3Char"/>
+    <w:uiPriority w:val="9"/>
+    <w:semiHidden/>
+    <w:unhideWhenUsed/>
+    <w:qFormat/>
+    <w:rsid w:val="002A6A76"/>
+    <w:pPr>
+      <w:keepNext/>
+      <w:keepLines/>
+      <w:spacing w:before="40" w:after="0"/>
+      <w:outlineLvl w:val="2"/>
+    </w:pPr>
+    <w:rPr>
+      <w:rFonts w:asciiTheme="majorHAnsi" w:eastAsiaTheme="majorEastAsia" w:hAnsiTheme="majorHAnsi" w:cstheme="majorBidi"/>
+      <w:color w:val="1F4D78" w:themeColor="accent1" w:themeShade="7F"/>
+    </w:rPr>
+  </w:style>
   <w:style w:type="character" w:default="1" w:styleId="DefaultParagraphFont">
     <w:name w:val="Default Paragraph Font"/>
     <w:uiPriority w:val="1"/>
+    <w:semiHidden/>
     <w:unhideWhenUsed/>
   </w:style>
   <w:style w:type="table" w:default="1" w:styleId="TableNormal">
@@ -22700,7 +24221,6 @@
     <w:basedOn w:val="Normal"/>
     <w:link w:val="HTMLPreformattedChar"/>
     <w:uiPriority w:val="99"/>
-    <w:semiHidden/>
     <w:unhideWhenUsed/>
     <w:rsid w:val="00EA21B6"/>
     <w:pPr>
@@ -22737,7 +24257,6 @@
     <w:basedOn w:val="DefaultParagraphFont"/>
     <w:link w:val="HTMLPreformatted"/>
     <w:uiPriority w:val="99"/>
-    <w:semiHidden/>
     <w:rsid w:val="00EA21B6"/>
     <w:rPr>
       <w:rFonts w:ascii="Courier New" w:eastAsia="Times New Roman" w:hAnsi="Courier New" w:cs="Courier New"/>
@@ -22783,6 +24302,38 @@
     <w:rPr>
       <w:b/>
       <w:bCs/>
+    </w:rPr>
+  </w:style>
+  <w:style w:type="character" w:customStyle="1" w:styleId="Heading2Char">
+    <w:name w:val="Heading 2 Char"/>
+    <w:basedOn w:val="DefaultParagraphFont"/>
+    <w:link w:val="Heading2"/>
+    <w:uiPriority w:val="9"/>
+    <w:semiHidden/>
+    <w:rsid w:val="002A6A76"/>
+    <w:rPr>
+      <w:rFonts w:asciiTheme="majorHAnsi" w:eastAsiaTheme="majorEastAsia" w:hAnsiTheme="majorHAnsi" w:cstheme="majorBidi"/>
+      <w:color w:val="2E74B5" w:themeColor="accent1" w:themeShade="BF"/>
+      <w:kern w:val="2"/>
+      <w:sz w:val="26"/>
+      <w:szCs w:val="26"/>
+      <w14:ligatures w14:val="standardContextual"/>
+    </w:rPr>
+  </w:style>
+  <w:style w:type="character" w:customStyle="1" w:styleId="Heading3Char">
+    <w:name w:val="Heading 3 Char"/>
+    <w:basedOn w:val="DefaultParagraphFont"/>
+    <w:link w:val="Heading3"/>
+    <w:uiPriority w:val="9"/>
+    <w:semiHidden/>
+    <w:rsid w:val="002A6A76"/>
+    <w:rPr>
+      <w:rFonts w:asciiTheme="majorHAnsi" w:eastAsiaTheme="majorEastAsia" w:hAnsiTheme="majorHAnsi" w:cstheme="majorBidi"/>
+      <w:color w:val="1F4D78" w:themeColor="accent1" w:themeShade="7F"/>
+      <w:kern w:val="2"/>
+      <w:sz w:val="24"/>
+      <w:szCs w:val="24"/>
+      <w14:ligatures w14:val="standardContextual"/>
     </w:rPr>
   </w:style>
 </w:styles>

--- a/AIChatbot/AI Documents/AI Theory.docx
+++ b/AIChatbot/AI Documents/AI Theory.docx
@@ -1,6 +1,6 @@
 
 <file path=word/document.xml><?xml version="1.0" encoding="utf-8"?>
-<w:document xmlns:wpc="http://schemas.microsoft.com/office/word/2010/wordprocessingCanvas" xmlns:mc="http://schemas.openxmlformats.org/markup-compatibility/2006" xmlns:o="urn:schemas-microsoft-com:office:office" xmlns:r="http://schemas.openxmlformats.org/officeDocument/2006/relationships" xmlns:m="http://schemas.openxmlformats.org/officeDocument/2006/math" xmlns:v="urn:schemas-microsoft-com:vml" xmlns:wp14="http://schemas.microsoft.com/office/word/2010/wordprocessingDrawing" xmlns:wp="http://schemas.openxmlformats.org/drawingml/2006/wordprocessingDrawing" xmlns:w10="urn:schemas-microsoft-com:office:word" xmlns:w="http://schemas.openxmlformats.org/wordprocessingml/2006/main" xmlns:w14="http://schemas.microsoft.com/office/word/2010/wordml" xmlns:w15="http://schemas.microsoft.com/office/word/2012/wordml" xmlns:wpg="http://schemas.microsoft.com/office/word/2010/wordprocessingGroup" xmlns:wpi="http://schemas.microsoft.com/office/word/2010/wordprocessingInk" xmlns:wne="http://schemas.microsoft.com/office/word/2006/wordml" xmlns:wps="http://schemas.microsoft.com/office/word/2010/wordprocessingShape" mc:Ignorable="w14 w15 wp14">
+<w:document xmlns:wpc="http://schemas.microsoft.com/office/word/2010/wordprocessingCanvas" xmlns:cx="http://schemas.microsoft.com/office/drawing/2014/chartex" xmlns:cx1="http://schemas.microsoft.com/office/drawing/2015/9/8/chartex" xmlns:cx2="http://schemas.microsoft.com/office/drawing/2015/10/21/chartex" xmlns:cx3="http://schemas.microsoft.com/office/drawing/2016/5/9/chartex" xmlns:cx4="http://schemas.microsoft.com/office/drawing/2016/5/10/chartex" xmlns:cx5="http://schemas.microsoft.com/office/drawing/2016/5/11/chartex" xmlns:cx6="http://schemas.microsoft.com/office/drawing/2016/5/12/chartex" xmlns:cx7="http://schemas.microsoft.com/office/drawing/2016/5/13/chartex" xmlns:cx8="http://schemas.microsoft.com/office/drawing/2016/5/14/chartex" xmlns:mc="http://schemas.openxmlformats.org/markup-compatibility/2006" xmlns:aink="http://schemas.microsoft.com/office/drawing/2016/ink" xmlns:am3d="http://schemas.microsoft.com/office/drawing/2017/model3d" xmlns:o="urn:schemas-microsoft-com:office:office" xmlns:oel="http://schemas.microsoft.com/office/2019/extlst" xmlns:r="http://schemas.openxmlformats.org/officeDocument/2006/relationships" xmlns:m="http://schemas.openxmlformats.org/officeDocument/2006/math" xmlns:v="urn:schemas-microsoft-com:vml" xmlns:wp14="http://schemas.microsoft.com/office/word/2010/wordprocessingDrawing" xmlns:wp="http://schemas.openxmlformats.org/drawingml/2006/wordprocessingDrawing" xmlns:w10="urn:schemas-microsoft-com:office:word" xmlns:w="http://schemas.openxmlformats.org/wordprocessingml/2006/main" xmlns:w14="http://schemas.microsoft.com/office/word/2010/wordml" xmlns:w15="http://schemas.microsoft.com/office/word/2012/wordml" xmlns:w16cex="http://schemas.microsoft.com/office/word/2018/wordml/cex" xmlns:w16cid="http://schemas.microsoft.com/office/word/2016/wordml/cid" xmlns:w16="http://schemas.microsoft.com/office/word/2018/wordml" xmlns:w16sdtdh="http://schemas.microsoft.com/office/word/2020/wordml/sdtdatahash" xmlns:w16se="http://schemas.microsoft.com/office/word/2015/wordml/symex" xmlns:wpg="http://schemas.microsoft.com/office/word/2010/wordprocessingGroup" xmlns:wpi="http://schemas.microsoft.com/office/word/2010/wordprocessingInk" xmlns:wne="http://schemas.microsoft.com/office/word/2006/wordml" xmlns:wps="http://schemas.microsoft.com/office/word/2010/wordprocessingShape" mc:Ignorable="w14 w15 w16se w16cid w16 w16cex w16sdtdh wp14">
   <w:body>
     <w:p>
       <w:pPr>
@@ -42,25 +42,7 @@
           <w:sz w:val="32"/>
           <w:szCs w:val="32"/>
         </w:rPr>
-        <w:t xml:space="preserve">1. Rule-Based </w:t>
-      </w:r>
-      <w:proofErr w:type="spellStart"/>
-      <w:r>
-        <w:rPr>
-          <w:rFonts w:ascii="Times New Roman" w:hAnsi="Times New Roman" w:cs="Times New Roman"/>
-          <w:sz w:val="32"/>
-          <w:szCs w:val="32"/>
-        </w:rPr>
-        <w:t>Chatbot</w:t>
-      </w:r>
-      <w:proofErr w:type="spellEnd"/>
-      <w:r>
-        <w:rPr>
-          <w:rFonts w:ascii="Times New Roman" w:hAnsi="Times New Roman" w:cs="Times New Roman"/>
-          <w:sz w:val="32"/>
-          <w:szCs w:val="32"/>
-        </w:rPr>
-        <w:t xml:space="preserve">          </w:t>
+        <w:t xml:space="preserve">1. Rule-Based Chatbot          </w:t>
       </w:r>
       <w:r>
         <w:rPr>
@@ -77,25 +59,7 @@
           <w:szCs w:val="32"/>
         </w:rPr>
         <w:br/>
-        <w:t xml:space="preserve">2. Intent-Based </w:t>
-      </w:r>
-      <w:proofErr w:type="spellStart"/>
-      <w:r>
-        <w:rPr>
-          <w:rFonts w:ascii="Times New Roman" w:hAnsi="Times New Roman" w:cs="Times New Roman"/>
-          <w:sz w:val="32"/>
-          <w:szCs w:val="32"/>
-        </w:rPr>
-        <w:t>Chatbot</w:t>
-      </w:r>
-      <w:proofErr w:type="spellEnd"/>
-      <w:r>
-        <w:rPr>
-          <w:rFonts w:ascii="Times New Roman" w:hAnsi="Times New Roman" w:cs="Times New Roman"/>
-          <w:sz w:val="32"/>
-          <w:szCs w:val="32"/>
-        </w:rPr>
-        <w:t xml:space="preserve">        </w:t>
+        <w:t xml:space="preserve">2. Intent-Based Chatbot        </w:t>
       </w:r>
       <w:r>
         <w:rPr>
@@ -112,25 +76,7 @@
           <w:szCs w:val="32"/>
         </w:rPr>
         <w:br/>
-        <w:t xml:space="preserve">3. Knowledge-Based </w:t>
-      </w:r>
-      <w:proofErr w:type="spellStart"/>
-      <w:r>
-        <w:rPr>
-          <w:rFonts w:ascii="Times New Roman" w:hAnsi="Times New Roman" w:cs="Times New Roman"/>
-          <w:sz w:val="32"/>
-          <w:szCs w:val="32"/>
-        </w:rPr>
-        <w:t>Chatbot</w:t>
-      </w:r>
-      <w:proofErr w:type="spellEnd"/>
-      <w:r>
-        <w:rPr>
-          <w:rFonts w:ascii="Times New Roman" w:hAnsi="Times New Roman" w:cs="Times New Roman"/>
-          <w:sz w:val="32"/>
-          <w:szCs w:val="32"/>
-        </w:rPr>
-        <w:t xml:space="preserve">     </w:t>
+        <w:t xml:space="preserve">3. Knowledge-Based Chatbot     </w:t>
       </w:r>
       <w:r>
         <w:rPr>
@@ -165,18 +111,17 @@
           <w:szCs w:val="32"/>
         </w:rPr>
         <w:br/>
-        <w:t xml:space="preserve">6. Machine Learning </w:t>
-      </w:r>
-      <w:proofErr w:type="spellStart"/>
+        <w:t>6. Machine Learning Chatbot</w:t>
+      </w:r>
       <w:r>
         <w:rPr>
           <w:rFonts w:ascii="Times New Roman" w:hAnsi="Times New Roman" w:cs="Times New Roman"/>
           <w:sz w:val="32"/>
           <w:szCs w:val="32"/>
         </w:rPr>
-        <w:t>Chatbot</w:t>
-      </w:r>
-      <w:proofErr w:type="spellEnd"/>
+        <w:br/>
+        <w:t>7. Semantic Search</w:t>
+      </w:r>
       <w:r>
         <w:rPr>
           <w:rFonts w:ascii="Times New Roman" w:hAnsi="Times New Roman" w:cs="Times New Roman"/>
@@ -184,7 +129,7 @@
           <w:szCs w:val="32"/>
         </w:rPr>
         <w:br/>
-        <w:t>7. Semantic Search</w:t>
+        <w:t>8. Embeddings</w:t>
       </w:r>
       <w:r>
         <w:rPr>
@@ -193,18 +138,17 @@
           <w:szCs w:val="32"/>
         </w:rPr>
         <w:br/>
-        <w:t xml:space="preserve">8. </w:t>
-      </w:r>
-      <w:proofErr w:type="spellStart"/>
+        <w:t>9. Vector Database</w:t>
+      </w:r>
       <w:r>
         <w:rPr>
           <w:rFonts w:ascii="Times New Roman" w:hAnsi="Times New Roman" w:cs="Times New Roman"/>
           <w:sz w:val="32"/>
           <w:szCs w:val="32"/>
         </w:rPr>
-        <w:t>Embeddings</w:t>
-      </w:r>
-      <w:proofErr w:type="spellEnd"/>
+        <w:br/>
+        <w:t>10. RAG Chatbot (Retrieval-Augmented Generation)</w:t>
+      </w:r>
       <w:r>
         <w:rPr>
           <w:rFonts w:ascii="Times New Roman" w:hAnsi="Times New Roman" w:cs="Times New Roman"/>
@@ -212,64 +156,8 @@
           <w:szCs w:val="32"/>
         </w:rPr>
         <w:br/>
-        <w:t>9. Vector Database</w:t>
-      </w:r>
-      <w:r>
-        <w:rPr>
-          <w:rFonts w:ascii="Times New Roman" w:hAnsi="Times New Roman" w:cs="Times New Roman"/>
-          <w:sz w:val="32"/>
-          <w:szCs w:val="32"/>
-        </w:rPr>
-        <w:br/>
-        <w:t xml:space="preserve">10. RAG </w:t>
-      </w:r>
-      <w:proofErr w:type="spellStart"/>
-      <w:r>
-        <w:rPr>
-          <w:rFonts w:ascii="Times New Roman" w:hAnsi="Times New Roman" w:cs="Times New Roman"/>
-          <w:sz w:val="32"/>
-          <w:szCs w:val="32"/>
-        </w:rPr>
-        <w:t>Chatbot</w:t>
-      </w:r>
-      <w:proofErr w:type="spellEnd"/>
-      <w:r>
-        <w:rPr>
-          <w:rFonts w:ascii="Times New Roman" w:hAnsi="Times New Roman" w:cs="Times New Roman"/>
-          <w:sz w:val="32"/>
-          <w:szCs w:val="32"/>
-        </w:rPr>
-        <w:t xml:space="preserve"> (Retrieval-Augmented Generation</w:t>
-      </w:r>
-      <w:proofErr w:type="gramStart"/>
-      <w:r>
-        <w:rPr>
-          <w:rFonts w:ascii="Times New Roman" w:hAnsi="Times New Roman" w:cs="Times New Roman"/>
-          <w:sz w:val="32"/>
-          <w:szCs w:val="32"/>
-        </w:rPr>
-        <w:t>)</w:t>
-      </w:r>
-      <w:proofErr w:type="gramEnd"/>
-      <w:r>
-        <w:rPr>
-          <w:rFonts w:ascii="Times New Roman" w:hAnsi="Times New Roman" w:cs="Times New Roman"/>
-          <w:sz w:val="32"/>
-          <w:szCs w:val="32"/>
-        </w:rPr>
-        <w:br/>
-        <w:t>11. LLM Integration (Large Language Model Integration</w:t>
-      </w:r>
-      <w:proofErr w:type="gramStart"/>
-      <w:r>
-        <w:rPr>
-          <w:rFonts w:ascii="Times New Roman" w:hAnsi="Times New Roman" w:cs="Times New Roman"/>
-          <w:sz w:val="32"/>
-          <w:szCs w:val="32"/>
-        </w:rPr>
-        <w:t>)</w:t>
-      </w:r>
-      <w:proofErr w:type="gramEnd"/>
+        <w:t>11. LLM Integration (Large Language Model Integration)</w:t>
+      </w:r>
       <w:r>
         <w:rPr>
           <w:rFonts w:ascii="Times New Roman" w:hAnsi="Times New Roman" w:cs="Times New Roman"/>
@@ -389,7 +277,6 @@
           <w:szCs w:val="32"/>
         </w:rPr>
       </w:pPr>
-      <w:proofErr w:type="gramStart"/>
       <w:r>
         <w:rPr>
           <w:rFonts w:ascii="Times New Roman" w:hAnsi="Times New Roman" w:cs="Times New Roman"/>
@@ -399,9 +286,535 @@
           <w:szCs w:val="32"/>
         </w:rPr>
         <w:lastRenderedPageBreak/>
-        <w:t>Your</w:t>
-      </w:r>
-      <w:proofErr w:type="gramEnd"/>
+        <w:t>Your AI Learning Roadmap</w:t>
+      </w:r>
+    </w:p>
+    <w:p>
+      <w:pPr>
+        <w:rPr>
+          <w:rFonts w:ascii="Times New Roman" w:hAnsi="Times New Roman" w:cs="Times New Roman"/>
+          <w:sz w:val="32"/>
+          <w:szCs w:val="32"/>
+        </w:rPr>
+      </w:pPr>
+      <w:r>
+        <w:rPr>
+          <w:rFonts w:ascii="Times New Roman" w:hAnsi="Times New Roman" w:cs="Times New Roman"/>
+          <w:sz w:val="32"/>
+          <w:szCs w:val="32"/>
+        </w:rPr>
+        <w:t>Here's the path I recommend based on what you've completed:</w:t>
+      </w:r>
+    </w:p>
+    <w:p>
+      <w:pPr>
+        <w:rPr>
+          <w:rFonts w:ascii="Times New Roman" w:hAnsi="Times New Roman" w:cs="Times New Roman"/>
+        </w:rPr>
+      </w:pPr>
+      <w:r>
+        <w:rPr>
+          <w:rFonts w:ascii="Segoe UI Symbol" w:hAnsi="Segoe UI Symbol" w:cs="Segoe UI Symbol"/>
+        </w:rPr>
+        <w:t>✅</w:t>
+      </w:r>
+      <w:r>
+        <w:rPr>
+          <w:rFonts w:ascii="Times New Roman" w:hAnsi="Times New Roman" w:cs="Times New Roman"/>
+        </w:rPr>
+        <w:t xml:space="preserve"> Rule-Based Chatbot</w:t>
+      </w:r>
+    </w:p>
+    <w:p>
+      <w:pPr>
+        <w:rPr>
+          <w:rFonts w:ascii="Times New Roman" w:hAnsi="Times New Roman" w:cs="Times New Roman"/>
+        </w:rPr>
+      </w:pPr>
+      <w:r>
+        <w:rPr>
+          <w:rFonts w:ascii="Times New Roman" w:hAnsi="Times New Roman" w:cs="Times New Roman"/>
+        </w:rPr>
+        <w:t xml:space="preserve">        ↓</w:t>
+      </w:r>
+    </w:p>
+    <w:p>
+      <w:pPr>
+        <w:rPr>
+          <w:rFonts w:ascii="Times New Roman" w:hAnsi="Times New Roman" w:cs="Times New Roman"/>
+        </w:rPr>
+      </w:pPr>
+      <w:r>
+        <w:rPr>
+          <w:rFonts w:ascii="Segoe UI Symbol" w:hAnsi="Segoe UI Symbol" w:cs="Segoe UI Symbol"/>
+        </w:rPr>
+        <w:t>✅</w:t>
+      </w:r>
+      <w:r>
+        <w:rPr>
+          <w:rFonts w:ascii="Times New Roman" w:hAnsi="Times New Roman" w:cs="Times New Roman"/>
+        </w:rPr>
+        <w:t xml:space="preserve"> Intent-Based Chatbot</w:t>
+      </w:r>
+    </w:p>
+    <w:p>
+      <w:pPr>
+        <w:rPr>
+          <w:rFonts w:ascii="Times New Roman" w:hAnsi="Times New Roman" w:cs="Times New Roman"/>
+        </w:rPr>
+      </w:pPr>
+      <w:r>
+        <w:rPr>
+          <w:rFonts w:ascii="Times New Roman" w:hAnsi="Times New Roman" w:cs="Times New Roman"/>
+        </w:rPr>
+        <w:t xml:space="preserve">        ↓</w:t>
+      </w:r>
+    </w:p>
+    <w:p>
+      <w:pPr>
+        <w:rPr>
+          <w:rFonts w:ascii="Times New Roman" w:hAnsi="Times New Roman" w:cs="Times New Roman"/>
+        </w:rPr>
+      </w:pPr>
+      <w:r>
+        <w:rPr>
+          <w:rFonts w:ascii="Segoe UI Symbol" w:hAnsi="Segoe UI Symbol" w:cs="Segoe UI Symbol"/>
+        </w:rPr>
+        <w:t>✅</w:t>
+      </w:r>
+      <w:r>
+        <w:rPr>
+          <w:rFonts w:ascii="Times New Roman" w:hAnsi="Times New Roman" w:cs="Times New Roman"/>
+        </w:rPr>
+        <w:t xml:space="preserve"> Knowledge-Based Chatbot</w:t>
+      </w:r>
+    </w:p>
+    <w:p>
+      <w:pPr>
+        <w:rPr>
+          <w:rFonts w:ascii="Times New Roman" w:hAnsi="Times New Roman" w:cs="Times New Roman"/>
+        </w:rPr>
+      </w:pPr>
+      <w:r>
+        <w:rPr>
+          <w:rFonts w:ascii="Times New Roman" w:hAnsi="Times New Roman" w:cs="Times New Roman"/>
+        </w:rPr>
+        <w:t xml:space="preserve">        ↓</w:t>
+      </w:r>
+    </w:p>
+    <w:p>
+      <w:pPr>
+        <w:rPr>
+          <w:rFonts w:ascii="Times New Roman" w:hAnsi="Times New Roman" w:cs="Times New Roman"/>
+        </w:rPr>
+      </w:pPr>
+      <w:r>
+        <w:rPr>
+          <w:rFonts w:ascii="Segoe UI Symbol" w:hAnsi="Segoe UI Symbol" w:cs="Segoe UI Symbol"/>
+        </w:rPr>
+        <w:t>✅</w:t>
+      </w:r>
+      <w:r>
+        <w:rPr>
+          <w:rFonts w:ascii="Times New Roman" w:hAnsi="Times New Roman" w:cs="Times New Roman"/>
+        </w:rPr>
+        <w:t xml:space="preserve"> NLP</w:t>
+      </w:r>
+    </w:p>
+    <w:p>
+      <w:pPr>
+        <w:rPr>
+          <w:rFonts w:ascii="Times New Roman" w:hAnsi="Times New Roman" w:cs="Times New Roman"/>
+        </w:rPr>
+      </w:pPr>
+      <w:r>
+        <w:rPr>
+          <w:rFonts w:ascii="Times New Roman" w:hAnsi="Times New Roman" w:cs="Times New Roman"/>
+        </w:rPr>
+        <w:t xml:space="preserve">        ↓</w:t>
+      </w:r>
+    </w:p>
+    <w:p>
+      <w:pPr>
+        <w:rPr>
+          <w:rFonts w:ascii="Times New Roman" w:hAnsi="Times New Roman" w:cs="Times New Roman"/>
+        </w:rPr>
+      </w:pPr>
+      <w:r>
+        <w:rPr>
+          <w:rFonts w:ascii="Segoe UI Symbol" w:hAnsi="Segoe UI Symbol" w:cs="Segoe UI Symbol"/>
+        </w:rPr>
+        <w:t>✅</w:t>
+      </w:r>
+      <w:r>
+        <w:rPr>
+          <w:rFonts w:ascii="Times New Roman" w:hAnsi="Times New Roman" w:cs="Times New Roman"/>
+        </w:rPr>
+        <w:t xml:space="preserve"> Bag of Words</w:t>
+      </w:r>
+    </w:p>
+    <w:p>
+      <w:pPr>
+        <w:rPr>
+          <w:rFonts w:ascii="Times New Roman" w:hAnsi="Times New Roman" w:cs="Times New Roman"/>
+        </w:rPr>
+      </w:pPr>
+      <w:r>
+        <w:rPr>
+          <w:rFonts w:ascii="Times New Roman" w:hAnsi="Times New Roman" w:cs="Times New Roman"/>
+        </w:rPr>
+        <w:t xml:space="preserve">        ↓</w:t>
+      </w:r>
+    </w:p>
+    <w:p>
+      <w:pPr>
+        <w:rPr>
+          <w:rFonts w:ascii="Times New Roman" w:hAnsi="Times New Roman" w:cs="Times New Roman"/>
+        </w:rPr>
+      </w:pPr>
+      <w:r>
+        <w:rPr>
+          <w:rFonts w:ascii="Segoe UI Symbol" w:hAnsi="Segoe UI Symbol" w:cs="Segoe UI Symbol"/>
+        </w:rPr>
+        <w:t>✅</w:t>
+      </w:r>
+      <w:r>
+        <w:rPr>
+          <w:rFonts w:ascii="Times New Roman" w:hAnsi="Times New Roman" w:cs="Times New Roman"/>
+        </w:rPr>
+        <w:t xml:space="preserve"> TF</w:t>
+      </w:r>
+    </w:p>
+    <w:p>
+      <w:pPr>
+        <w:rPr>
+          <w:rFonts w:ascii="Times New Roman" w:hAnsi="Times New Roman" w:cs="Times New Roman"/>
+        </w:rPr>
+      </w:pPr>
+      <w:r>
+        <w:rPr>
+          <w:rFonts w:ascii="Times New Roman" w:hAnsi="Times New Roman" w:cs="Times New Roman"/>
+        </w:rPr>
+        <w:t xml:space="preserve">        ↓</w:t>
+      </w:r>
+    </w:p>
+    <w:p>
+      <w:pPr>
+        <w:rPr>
+          <w:rFonts w:ascii="Times New Roman" w:hAnsi="Times New Roman" w:cs="Times New Roman"/>
+        </w:rPr>
+      </w:pPr>
+      <w:r>
+        <w:rPr>
+          <w:rFonts w:ascii="Segoe UI Symbol" w:hAnsi="Segoe UI Symbol" w:cs="Segoe UI Symbol"/>
+        </w:rPr>
+        <w:t>✅</w:t>
+      </w:r>
+      <w:r>
+        <w:rPr>
+          <w:rFonts w:ascii="Times New Roman" w:hAnsi="Times New Roman" w:cs="Times New Roman"/>
+        </w:rPr>
+        <w:t xml:space="preserve"> IDF</w:t>
+      </w:r>
+    </w:p>
+    <w:p>
+      <w:pPr>
+        <w:rPr>
+          <w:rFonts w:ascii="Times New Roman" w:hAnsi="Times New Roman" w:cs="Times New Roman"/>
+        </w:rPr>
+      </w:pPr>
+      <w:r>
+        <w:rPr>
+          <w:rFonts w:ascii="Times New Roman" w:hAnsi="Times New Roman" w:cs="Times New Roman"/>
+        </w:rPr>
+        <w:t xml:space="preserve">        ↓</w:t>
+      </w:r>
+    </w:p>
+    <w:p>
+      <w:pPr>
+        <w:rPr>
+          <w:rFonts w:ascii="Times New Roman" w:hAnsi="Times New Roman" w:cs="Times New Roman"/>
+        </w:rPr>
+      </w:pPr>
+      <w:r>
+        <w:rPr>
+          <w:rFonts w:ascii="Segoe UI Symbol" w:hAnsi="Segoe UI Symbol" w:cs="Segoe UI Symbol"/>
+        </w:rPr>
+        <w:t>✅</w:t>
+      </w:r>
+      <w:r>
+        <w:rPr>
+          <w:rFonts w:ascii="Times New Roman" w:hAnsi="Times New Roman" w:cs="Times New Roman"/>
+        </w:rPr>
+        <w:t xml:space="preserve"> TF-IDF</w:t>
+      </w:r>
+    </w:p>
+    <w:p>
+      <w:pPr>
+        <w:rPr>
+          <w:rFonts w:ascii="Times New Roman" w:hAnsi="Times New Roman" w:cs="Times New Roman"/>
+        </w:rPr>
+      </w:pPr>
+      <w:r>
+        <w:rPr>
+          <w:rFonts w:ascii="Times New Roman" w:hAnsi="Times New Roman" w:cs="Times New Roman"/>
+        </w:rPr>
+        <w:t xml:space="preserve">        ↓</w:t>
+      </w:r>
+    </w:p>
+    <w:p>
+      <w:pPr>
+        <w:rPr>
+          <w:rFonts w:ascii="Times New Roman" w:hAnsi="Times New Roman" w:cs="Times New Roman"/>
+        </w:rPr>
+      </w:pPr>
+      <w:r>
+        <w:rPr>
+          <w:rFonts w:ascii="Segoe UI Symbol" w:hAnsi="Segoe UI Symbol" w:cs="Segoe UI Symbol"/>
+        </w:rPr>
+        <w:t>✅</w:t>
+      </w:r>
+      <w:r>
+        <w:rPr>
+          <w:rFonts w:ascii="Times New Roman" w:hAnsi="Times New Roman" w:cs="Times New Roman"/>
+        </w:rPr>
+        <w:t xml:space="preserve"> Cosine Similarity</w:t>
+      </w:r>
+    </w:p>
+    <w:p>
+      <w:pPr>
+        <w:rPr>
+          <w:rFonts w:ascii="Times New Roman" w:hAnsi="Times New Roman" w:cs="Times New Roman"/>
+        </w:rPr>
+      </w:pPr>
+      <w:r>
+        <w:rPr>
+          <w:rFonts w:ascii="Times New Roman" w:hAnsi="Times New Roman" w:cs="Times New Roman"/>
+        </w:rPr>
+        <w:t xml:space="preserve">        ↓</w:t>
+      </w:r>
+    </w:p>
+    <w:p>
+      <w:pPr>
+        <w:rPr>
+          <w:rFonts w:ascii="Times New Roman" w:hAnsi="Times New Roman" w:cs="Times New Roman"/>
+        </w:rPr>
+      </w:pPr>
+      <w:r>
+        <w:rPr>
+          <w:rFonts w:ascii="Times New Roman" w:hAnsi="Times New Roman" w:cs="Times New Roman"/>
+        </w:rPr>
+        <w:t>🟢 Word Embeddings (Current Topic)</w:t>
+      </w:r>
+    </w:p>
+    <w:p>
+      <w:pPr>
+        <w:rPr>
+          <w:rFonts w:ascii="Times New Roman" w:hAnsi="Times New Roman" w:cs="Times New Roman"/>
+        </w:rPr>
+      </w:pPr>
+      <w:r>
+        <w:rPr>
+          <w:rFonts w:ascii="Times New Roman" w:hAnsi="Times New Roman" w:cs="Times New Roman"/>
+        </w:rPr>
+        <w:t xml:space="preserve">        ↓</w:t>
+      </w:r>
+    </w:p>
+    <w:p>
+      <w:pPr>
+        <w:rPr>
+          <w:rFonts w:ascii="Times New Roman" w:hAnsi="Times New Roman" w:cs="Times New Roman"/>
+        </w:rPr>
+      </w:pPr>
+      <w:r>
+        <w:rPr>
+          <w:rFonts w:ascii="Times New Roman" w:hAnsi="Times New Roman" w:cs="Times New Roman"/>
+        </w:rPr>
+        <w:t>Sentence Embeddings</w:t>
+      </w:r>
+    </w:p>
+    <w:p>
+      <w:pPr>
+        <w:rPr>
+          <w:rFonts w:ascii="Times New Roman" w:hAnsi="Times New Roman" w:cs="Times New Roman"/>
+        </w:rPr>
+      </w:pPr>
+      <w:r>
+        <w:rPr>
+          <w:rFonts w:ascii="Times New Roman" w:hAnsi="Times New Roman" w:cs="Times New Roman"/>
+        </w:rPr>
+        <w:t xml:space="preserve">        ↓</w:t>
+      </w:r>
+    </w:p>
+    <w:p>
+      <w:pPr>
+        <w:rPr>
+          <w:rFonts w:ascii="Times New Roman" w:hAnsi="Times New Roman" w:cs="Times New Roman"/>
+        </w:rPr>
+      </w:pPr>
+      <w:r>
+        <w:rPr>
+          <w:rFonts w:ascii="Times New Roman" w:hAnsi="Times New Roman" w:cs="Times New Roman"/>
+        </w:rPr>
+        <w:t>Vector Database</w:t>
+      </w:r>
+    </w:p>
+    <w:p>
+      <w:pPr>
+        <w:rPr>
+          <w:rFonts w:ascii="Times New Roman" w:hAnsi="Times New Roman" w:cs="Times New Roman"/>
+        </w:rPr>
+      </w:pPr>
+      <w:r>
+        <w:rPr>
+          <w:rFonts w:ascii="Times New Roman" w:hAnsi="Times New Roman" w:cs="Times New Roman"/>
+        </w:rPr>
+        <w:lastRenderedPageBreak/>
+        <w:t xml:space="preserve">        ↓</w:t>
+      </w:r>
+    </w:p>
+    <w:p>
+      <w:pPr>
+        <w:rPr>
+          <w:rFonts w:ascii="Times New Roman" w:hAnsi="Times New Roman" w:cs="Times New Roman"/>
+        </w:rPr>
+      </w:pPr>
+      <w:r>
+        <w:rPr>
+          <w:rFonts w:ascii="Times New Roman" w:hAnsi="Times New Roman" w:cs="Times New Roman"/>
+        </w:rPr>
+        <w:t>Semantic Search</w:t>
+      </w:r>
+    </w:p>
+    <w:p>
+      <w:pPr>
+        <w:rPr>
+          <w:rFonts w:ascii="Times New Roman" w:hAnsi="Times New Roman" w:cs="Times New Roman"/>
+        </w:rPr>
+      </w:pPr>
+      <w:r>
+        <w:rPr>
+          <w:rFonts w:ascii="Times New Roman" w:hAnsi="Times New Roman" w:cs="Times New Roman"/>
+        </w:rPr>
+        <w:t xml:space="preserve">        ↓</w:t>
+      </w:r>
+    </w:p>
+    <w:p>
+      <w:pPr>
+        <w:rPr>
+          <w:rFonts w:ascii="Times New Roman" w:hAnsi="Times New Roman" w:cs="Times New Roman"/>
+        </w:rPr>
+      </w:pPr>
+      <w:r>
+        <w:rPr>
+          <w:rFonts w:ascii="Times New Roman" w:hAnsi="Times New Roman" w:cs="Times New Roman"/>
+        </w:rPr>
+        <w:t>RAG Chatbot</w:t>
+      </w:r>
+    </w:p>
+    <w:p>
+      <w:pPr>
+        <w:rPr>
+          <w:rFonts w:ascii="Times New Roman" w:hAnsi="Times New Roman" w:cs="Times New Roman"/>
+        </w:rPr>
+      </w:pPr>
+      <w:r>
+        <w:rPr>
+          <w:rFonts w:ascii="Times New Roman" w:hAnsi="Times New Roman" w:cs="Times New Roman"/>
+        </w:rPr>
+        <w:t xml:space="preserve">        ↓</w:t>
+      </w:r>
+    </w:p>
+    <w:p>
+      <w:pPr>
+        <w:rPr>
+          <w:rFonts w:ascii="Times New Roman" w:hAnsi="Times New Roman" w:cs="Times New Roman"/>
+        </w:rPr>
+      </w:pPr>
+      <w:r>
+        <w:rPr>
+          <w:rFonts w:ascii="Times New Roman" w:hAnsi="Times New Roman" w:cs="Times New Roman"/>
+        </w:rPr>
+        <w:t>LLM Integration</w:t>
+      </w:r>
+    </w:p>
+    <w:p>
+      <w:pPr>
+        <w:rPr>
+          <w:rFonts w:ascii="Times New Roman" w:hAnsi="Times New Roman" w:cs="Times New Roman"/>
+        </w:rPr>
+      </w:pPr>
+      <w:r>
+        <w:rPr>
+          <w:rFonts w:ascii="Times New Roman" w:hAnsi="Times New Roman" w:cs="Times New Roman"/>
+        </w:rPr>
+        <w:t xml:space="preserve">        ↓</w:t>
+      </w:r>
+    </w:p>
+    <w:p>
+      <w:pPr>
+        <w:rPr>
+          <w:rFonts w:ascii="Times New Roman" w:hAnsi="Times New Roman" w:cs="Times New Roman"/>
+        </w:rPr>
+      </w:pPr>
+      <w:r>
+        <w:rPr>
+          <w:rFonts w:ascii="Times New Roman" w:hAnsi="Times New Roman" w:cs="Times New Roman"/>
+        </w:rPr>
+        <w:t>AI Agent</w:t>
+      </w:r>
+    </w:p>
+    <w:p>
+      <w:pPr>
+        <w:rPr>
+          <w:rFonts w:ascii="Times New Roman" w:hAnsi="Times New Roman" w:cs="Times New Roman"/>
+        </w:rPr>
+      </w:pPr>
+    </w:p>
+    <w:p>
+      <w:pPr>
+        <w:rPr>
+          <w:rFonts w:ascii="Times New Roman" w:hAnsi="Times New Roman" w:cs="Times New Roman"/>
+        </w:rPr>
+      </w:pPr>
+    </w:p>
+    <w:p>
+      <w:pPr>
+        <w:rPr>
+          <w:rFonts w:ascii="Times New Roman" w:hAnsi="Times New Roman" w:cs="Times New Roman"/>
+          <w:sz w:val="32"/>
+          <w:szCs w:val="32"/>
+        </w:rPr>
+      </w:pPr>
+      <w:r>
+        <w:rPr>
+          <w:rFonts w:ascii="Times New Roman" w:hAnsi="Times New Roman" w:cs="Times New Roman"/>
+          <w:sz w:val="32"/>
+          <w:szCs w:val="32"/>
+        </w:rPr>
+        <w:t>The next practical project I'd recommend is:</w:t>
+      </w:r>
+    </w:p>
+    <w:p>
+      <w:pPr>
+        <w:numPr>
+          <w:ilvl w:val="0"/>
+          <w:numId w:val="7"/>
+        </w:numPr>
+        <w:rPr>
+          <w:rFonts w:ascii="Times New Roman" w:hAnsi="Times New Roman" w:cs="Times New Roman"/>
+          <w:sz w:val="32"/>
+          <w:szCs w:val="32"/>
+        </w:rPr>
+      </w:pPr>
+      <w:r>
+        <w:rPr>
+          <w:rFonts w:ascii="Times New Roman" w:hAnsi="Times New Roman" w:cs="Times New Roman"/>
+          <w:sz w:val="32"/>
+          <w:szCs w:val="32"/>
+        </w:rPr>
+        <w:t xml:space="preserve">Build a </w:t>
+      </w:r>
       <w:r>
         <w:rPr>
           <w:rFonts w:ascii="Times New Roman" w:hAnsi="Times New Roman" w:cs="Times New Roman"/>
@@ -410,567 +823,15 @@
           <w:sz w:val="32"/>
           <w:szCs w:val="32"/>
         </w:rPr>
-        <w:t xml:space="preserve"> AI Learning Roadmap</w:t>
-      </w:r>
-    </w:p>
-    <w:p>
-      <w:pPr>
+        <w:t>Word2Vec-style concept demo</w:t>
+      </w:r>
+      <w:r>
         <w:rPr>
           <w:rFonts w:ascii="Times New Roman" w:hAnsi="Times New Roman" w:cs="Times New Roman"/>
           <w:sz w:val="32"/>
           <w:szCs w:val="32"/>
         </w:rPr>
-      </w:pPr>
-      <w:r>
-        <w:rPr>
-          <w:rFonts w:ascii="Times New Roman" w:hAnsi="Times New Roman" w:cs="Times New Roman"/>
-          <w:sz w:val="32"/>
-          <w:szCs w:val="32"/>
-        </w:rPr>
-        <w:t>Here's the path I recommend based on what you've completed:</w:t>
-      </w:r>
-    </w:p>
-    <w:p>
-      <w:pPr>
-        <w:rPr>
-          <w:rFonts w:ascii="Times New Roman" w:hAnsi="Times New Roman" w:cs="Times New Roman"/>
-        </w:rPr>
-      </w:pPr>
-      <w:r>
-        <w:rPr>
-          <w:rFonts w:ascii="Segoe UI Symbol" w:hAnsi="Segoe UI Symbol" w:cs="Segoe UI Symbol"/>
-        </w:rPr>
-        <w:t>✅</w:t>
-      </w:r>
-      <w:r>
-        <w:rPr>
-          <w:rFonts w:ascii="Times New Roman" w:hAnsi="Times New Roman" w:cs="Times New Roman"/>
-        </w:rPr>
-        <w:t xml:space="preserve"> Rule-Based </w:t>
-      </w:r>
-      <w:proofErr w:type="spellStart"/>
-      <w:r>
-        <w:rPr>
-          <w:rFonts w:ascii="Times New Roman" w:hAnsi="Times New Roman" w:cs="Times New Roman"/>
-        </w:rPr>
-        <w:t>Chatbot</w:t>
-      </w:r>
-      <w:proofErr w:type="spellEnd"/>
-    </w:p>
-    <w:p>
-      <w:pPr>
-        <w:rPr>
-          <w:rFonts w:ascii="Times New Roman" w:hAnsi="Times New Roman" w:cs="Times New Roman"/>
-        </w:rPr>
-      </w:pPr>
-      <w:r>
-        <w:rPr>
-          <w:rFonts w:ascii="Times New Roman" w:hAnsi="Times New Roman" w:cs="Times New Roman"/>
-        </w:rPr>
-        <w:t xml:space="preserve">        ↓</w:t>
-      </w:r>
-    </w:p>
-    <w:p>
-      <w:pPr>
-        <w:rPr>
-          <w:rFonts w:ascii="Times New Roman" w:hAnsi="Times New Roman" w:cs="Times New Roman"/>
-        </w:rPr>
-      </w:pPr>
-      <w:r>
-        <w:rPr>
-          <w:rFonts w:ascii="Segoe UI Symbol" w:hAnsi="Segoe UI Symbol" w:cs="Segoe UI Symbol"/>
-        </w:rPr>
-        <w:t>✅</w:t>
-      </w:r>
-      <w:r>
-        <w:rPr>
-          <w:rFonts w:ascii="Times New Roman" w:hAnsi="Times New Roman" w:cs="Times New Roman"/>
-        </w:rPr>
-        <w:t xml:space="preserve"> Intent-Based </w:t>
-      </w:r>
-      <w:proofErr w:type="spellStart"/>
-      <w:r>
-        <w:rPr>
-          <w:rFonts w:ascii="Times New Roman" w:hAnsi="Times New Roman" w:cs="Times New Roman"/>
-        </w:rPr>
-        <w:t>Chatbot</w:t>
-      </w:r>
-      <w:proofErr w:type="spellEnd"/>
-    </w:p>
-    <w:p>
-      <w:pPr>
-        <w:rPr>
-          <w:rFonts w:ascii="Times New Roman" w:hAnsi="Times New Roman" w:cs="Times New Roman"/>
-        </w:rPr>
-      </w:pPr>
-      <w:r>
-        <w:rPr>
-          <w:rFonts w:ascii="Times New Roman" w:hAnsi="Times New Roman" w:cs="Times New Roman"/>
-        </w:rPr>
-        <w:t xml:space="preserve">        ↓</w:t>
-      </w:r>
-    </w:p>
-    <w:p>
-      <w:pPr>
-        <w:rPr>
-          <w:rFonts w:ascii="Times New Roman" w:hAnsi="Times New Roman" w:cs="Times New Roman"/>
-        </w:rPr>
-      </w:pPr>
-      <w:r>
-        <w:rPr>
-          <w:rFonts w:ascii="Segoe UI Symbol" w:hAnsi="Segoe UI Symbol" w:cs="Segoe UI Symbol"/>
-        </w:rPr>
-        <w:t>✅</w:t>
-      </w:r>
-      <w:r>
-        <w:rPr>
-          <w:rFonts w:ascii="Times New Roman" w:hAnsi="Times New Roman" w:cs="Times New Roman"/>
-        </w:rPr>
-        <w:t xml:space="preserve"> Knowledge-Based </w:t>
-      </w:r>
-      <w:proofErr w:type="spellStart"/>
-      <w:r>
-        <w:rPr>
-          <w:rFonts w:ascii="Times New Roman" w:hAnsi="Times New Roman" w:cs="Times New Roman"/>
-        </w:rPr>
-        <w:t>Chatbot</w:t>
-      </w:r>
-      <w:proofErr w:type="spellEnd"/>
-    </w:p>
-    <w:p>
-      <w:pPr>
-        <w:rPr>
-          <w:rFonts w:ascii="Times New Roman" w:hAnsi="Times New Roman" w:cs="Times New Roman"/>
-        </w:rPr>
-      </w:pPr>
-      <w:r>
-        <w:rPr>
-          <w:rFonts w:ascii="Times New Roman" w:hAnsi="Times New Roman" w:cs="Times New Roman"/>
-        </w:rPr>
-        <w:t xml:space="preserve">        ↓</w:t>
-      </w:r>
-    </w:p>
-    <w:p>
-      <w:pPr>
-        <w:rPr>
-          <w:rFonts w:ascii="Times New Roman" w:hAnsi="Times New Roman" w:cs="Times New Roman"/>
-        </w:rPr>
-      </w:pPr>
-      <w:r>
-        <w:rPr>
-          <w:rFonts w:ascii="Segoe UI Symbol" w:hAnsi="Segoe UI Symbol" w:cs="Segoe UI Symbol"/>
-        </w:rPr>
-        <w:t>✅</w:t>
-      </w:r>
-      <w:r>
-        <w:rPr>
-          <w:rFonts w:ascii="Times New Roman" w:hAnsi="Times New Roman" w:cs="Times New Roman"/>
-        </w:rPr>
-        <w:t xml:space="preserve"> NLP</w:t>
-      </w:r>
-    </w:p>
-    <w:p>
-      <w:pPr>
-        <w:rPr>
-          <w:rFonts w:ascii="Times New Roman" w:hAnsi="Times New Roman" w:cs="Times New Roman"/>
-        </w:rPr>
-      </w:pPr>
-      <w:r>
-        <w:rPr>
-          <w:rFonts w:ascii="Times New Roman" w:hAnsi="Times New Roman" w:cs="Times New Roman"/>
-        </w:rPr>
-        <w:t xml:space="preserve">        ↓</w:t>
-      </w:r>
-    </w:p>
-    <w:p>
-      <w:pPr>
-        <w:rPr>
-          <w:rFonts w:ascii="Times New Roman" w:hAnsi="Times New Roman" w:cs="Times New Roman"/>
-        </w:rPr>
-      </w:pPr>
-      <w:r>
-        <w:rPr>
-          <w:rFonts w:ascii="Segoe UI Symbol" w:hAnsi="Segoe UI Symbol" w:cs="Segoe UI Symbol"/>
-        </w:rPr>
-        <w:t>✅</w:t>
-      </w:r>
-      <w:r>
-        <w:rPr>
-          <w:rFonts w:ascii="Times New Roman" w:hAnsi="Times New Roman" w:cs="Times New Roman"/>
-        </w:rPr>
-        <w:t xml:space="preserve"> Bag of Words</w:t>
-      </w:r>
-    </w:p>
-    <w:p>
-      <w:pPr>
-        <w:rPr>
-          <w:rFonts w:ascii="Times New Roman" w:hAnsi="Times New Roman" w:cs="Times New Roman"/>
-        </w:rPr>
-      </w:pPr>
-      <w:r>
-        <w:rPr>
-          <w:rFonts w:ascii="Times New Roman" w:hAnsi="Times New Roman" w:cs="Times New Roman"/>
-        </w:rPr>
-        <w:t xml:space="preserve">        ↓</w:t>
-      </w:r>
-    </w:p>
-    <w:p>
-      <w:pPr>
-        <w:rPr>
-          <w:rFonts w:ascii="Times New Roman" w:hAnsi="Times New Roman" w:cs="Times New Roman"/>
-        </w:rPr>
-      </w:pPr>
-      <w:r>
-        <w:rPr>
-          <w:rFonts w:ascii="Segoe UI Symbol" w:hAnsi="Segoe UI Symbol" w:cs="Segoe UI Symbol"/>
-        </w:rPr>
-        <w:t>✅</w:t>
-      </w:r>
-      <w:r>
-        <w:rPr>
-          <w:rFonts w:ascii="Times New Roman" w:hAnsi="Times New Roman" w:cs="Times New Roman"/>
-        </w:rPr>
-        <w:t xml:space="preserve"> TF</w:t>
-      </w:r>
-    </w:p>
-    <w:p>
-      <w:pPr>
-        <w:rPr>
-          <w:rFonts w:ascii="Times New Roman" w:hAnsi="Times New Roman" w:cs="Times New Roman"/>
-        </w:rPr>
-      </w:pPr>
-      <w:r>
-        <w:rPr>
-          <w:rFonts w:ascii="Times New Roman" w:hAnsi="Times New Roman" w:cs="Times New Roman"/>
-        </w:rPr>
-        <w:t xml:space="preserve">        ↓</w:t>
-      </w:r>
-    </w:p>
-    <w:p>
-      <w:pPr>
-        <w:rPr>
-          <w:rFonts w:ascii="Times New Roman" w:hAnsi="Times New Roman" w:cs="Times New Roman"/>
-        </w:rPr>
-      </w:pPr>
-      <w:r>
-        <w:rPr>
-          <w:rFonts w:ascii="Segoe UI Symbol" w:hAnsi="Segoe UI Symbol" w:cs="Segoe UI Symbol"/>
-        </w:rPr>
-        <w:t>✅</w:t>
-      </w:r>
-      <w:r>
-        <w:rPr>
-          <w:rFonts w:ascii="Times New Roman" w:hAnsi="Times New Roman" w:cs="Times New Roman"/>
-        </w:rPr>
-        <w:t xml:space="preserve"> IDF</w:t>
-      </w:r>
-    </w:p>
-    <w:p>
-      <w:pPr>
-        <w:rPr>
-          <w:rFonts w:ascii="Times New Roman" w:hAnsi="Times New Roman" w:cs="Times New Roman"/>
-        </w:rPr>
-      </w:pPr>
-      <w:r>
-        <w:rPr>
-          <w:rFonts w:ascii="Times New Roman" w:hAnsi="Times New Roman" w:cs="Times New Roman"/>
-        </w:rPr>
-        <w:t xml:space="preserve">        ↓</w:t>
-      </w:r>
-    </w:p>
-    <w:p>
-      <w:pPr>
-        <w:rPr>
-          <w:rFonts w:ascii="Times New Roman" w:hAnsi="Times New Roman" w:cs="Times New Roman"/>
-        </w:rPr>
-      </w:pPr>
-      <w:r>
-        <w:rPr>
-          <w:rFonts w:ascii="Segoe UI Symbol" w:hAnsi="Segoe UI Symbol" w:cs="Segoe UI Symbol"/>
-        </w:rPr>
-        <w:t>✅</w:t>
-      </w:r>
-      <w:r>
-        <w:rPr>
-          <w:rFonts w:ascii="Times New Roman" w:hAnsi="Times New Roman" w:cs="Times New Roman"/>
-        </w:rPr>
-        <w:t xml:space="preserve"> TF-IDF</w:t>
-      </w:r>
-    </w:p>
-    <w:p>
-      <w:pPr>
-        <w:rPr>
-          <w:rFonts w:ascii="Times New Roman" w:hAnsi="Times New Roman" w:cs="Times New Roman"/>
-        </w:rPr>
-      </w:pPr>
-      <w:r>
-        <w:rPr>
-          <w:rFonts w:ascii="Times New Roman" w:hAnsi="Times New Roman" w:cs="Times New Roman"/>
-        </w:rPr>
-        <w:t xml:space="preserve">        ↓</w:t>
-      </w:r>
-    </w:p>
-    <w:p>
-      <w:pPr>
-        <w:rPr>
-          <w:rFonts w:ascii="Times New Roman" w:hAnsi="Times New Roman" w:cs="Times New Roman"/>
-        </w:rPr>
-      </w:pPr>
-      <w:r>
-        <w:rPr>
-          <w:rFonts w:ascii="Segoe UI Symbol" w:hAnsi="Segoe UI Symbol" w:cs="Segoe UI Symbol"/>
-        </w:rPr>
-        <w:t>✅</w:t>
-      </w:r>
-      <w:r>
-        <w:rPr>
-          <w:rFonts w:ascii="Times New Roman" w:hAnsi="Times New Roman" w:cs="Times New Roman"/>
-        </w:rPr>
-        <w:t xml:space="preserve"> Cosine Similarity</w:t>
-      </w:r>
-    </w:p>
-    <w:p>
-      <w:pPr>
-        <w:rPr>
-          <w:rFonts w:ascii="Times New Roman" w:hAnsi="Times New Roman" w:cs="Times New Roman"/>
-        </w:rPr>
-      </w:pPr>
-      <w:r>
-        <w:rPr>
-          <w:rFonts w:ascii="Times New Roman" w:hAnsi="Times New Roman" w:cs="Times New Roman"/>
-        </w:rPr>
-        <w:t xml:space="preserve">        ↓</w:t>
-      </w:r>
-    </w:p>
-    <w:p>
-      <w:pPr>
-        <w:rPr>
-          <w:rFonts w:ascii="Times New Roman" w:hAnsi="Times New Roman" w:cs="Times New Roman"/>
-        </w:rPr>
-      </w:pPr>
-      <w:r>
-        <w:rPr>
-          <w:rFonts w:ascii="Times New Roman" w:hAnsi="Times New Roman" w:cs="Times New Roman"/>
-        </w:rPr>
-        <w:t xml:space="preserve">🟢 Word </w:t>
-      </w:r>
-      <w:proofErr w:type="spellStart"/>
-      <w:r>
-        <w:rPr>
-          <w:rFonts w:ascii="Times New Roman" w:hAnsi="Times New Roman" w:cs="Times New Roman"/>
-        </w:rPr>
-        <w:t>Embeddings</w:t>
-      </w:r>
-      <w:proofErr w:type="spellEnd"/>
-      <w:r>
-        <w:rPr>
-          <w:rFonts w:ascii="Times New Roman" w:hAnsi="Times New Roman" w:cs="Times New Roman"/>
-        </w:rPr>
-        <w:t xml:space="preserve"> (Current Topic)</w:t>
-      </w:r>
-    </w:p>
-    <w:p>
-      <w:pPr>
-        <w:rPr>
-          <w:rFonts w:ascii="Times New Roman" w:hAnsi="Times New Roman" w:cs="Times New Roman"/>
-        </w:rPr>
-      </w:pPr>
-      <w:r>
-        <w:rPr>
-          <w:rFonts w:ascii="Times New Roman" w:hAnsi="Times New Roman" w:cs="Times New Roman"/>
-        </w:rPr>
-        <w:t xml:space="preserve">        ↓</w:t>
-      </w:r>
-    </w:p>
-    <w:p>
-      <w:pPr>
-        <w:rPr>
-          <w:rFonts w:ascii="Times New Roman" w:hAnsi="Times New Roman" w:cs="Times New Roman"/>
-        </w:rPr>
-      </w:pPr>
-      <w:r>
-        <w:rPr>
-          <w:rFonts w:ascii="Times New Roman" w:hAnsi="Times New Roman" w:cs="Times New Roman"/>
-        </w:rPr>
-        <w:t xml:space="preserve">Sentence </w:t>
-      </w:r>
-      <w:proofErr w:type="spellStart"/>
-      <w:r>
-        <w:rPr>
-          <w:rFonts w:ascii="Times New Roman" w:hAnsi="Times New Roman" w:cs="Times New Roman"/>
-        </w:rPr>
-        <w:t>Embeddings</w:t>
-      </w:r>
-      <w:proofErr w:type="spellEnd"/>
-    </w:p>
-    <w:p>
-      <w:pPr>
-        <w:rPr>
-          <w:rFonts w:ascii="Times New Roman" w:hAnsi="Times New Roman" w:cs="Times New Roman"/>
-        </w:rPr>
-      </w:pPr>
-      <w:r>
-        <w:rPr>
-          <w:rFonts w:ascii="Times New Roman" w:hAnsi="Times New Roman" w:cs="Times New Roman"/>
-        </w:rPr>
-        <w:t xml:space="preserve">        ↓</w:t>
-      </w:r>
-    </w:p>
-    <w:p>
-      <w:pPr>
-        <w:rPr>
-          <w:rFonts w:ascii="Times New Roman" w:hAnsi="Times New Roman" w:cs="Times New Roman"/>
-        </w:rPr>
-      </w:pPr>
-      <w:r>
-        <w:rPr>
-          <w:rFonts w:ascii="Times New Roman" w:hAnsi="Times New Roman" w:cs="Times New Roman"/>
-        </w:rPr>
-        <w:t>Vector Database</w:t>
-      </w:r>
-    </w:p>
-    <w:p>
-      <w:pPr>
-        <w:rPr>
-          <w:rFonts w:ascii="Times New Roman" w:hAnsi="Times New Roman" w:cs="Times New Roman"/>
-        </w:rPr>
-      </w:pPr>
-      <w:r>
-        <w:rPr>
-          <w:rFonts w:ascii="Times New Roman" w:hAnsi="Times New Roman" w:cs="Times New Roman"/>
-        </w:rPr>
-        <w:t xml:space="preserve">        ↓</w:t>
-      </w:r>
-    </w:p>
-    <w:p>
-      <w:pPr>
-        <w:rPr>
-          <w:rFonts w:ascii="Times New Roman" w:hAnsi="Times New Roman" w:cs="Times New Roman"/>
-        </w:rPr>
-      </w:pPr>
-      <w:r>
-        <w:rPr>
-          <w:rFonts w:ascii="Times New Roman" w:hAnsi="Times New Roman" w:cs="Times New Roman"/>
-        </w:rPr>
-        <w:lastRenderedPageBreak/>
-        <w:t>Semantic Search</w:t>
-      </w:r>
-    </w:p>
-    <w:p>
-      <w:pPr>
-        <w:rPr>
-          <w:rFonts w:ascii="Times New Roman" w:hAnsi="Times New Roman" w:cs="Times New Roman"/>
-        </w:rPr>
-      </w:pPr>
-      <w:r>
-        <w:rPr>
-          <w:rFonts w:ascii="Times New Roman" w:hAnsi="Times New Roman" w:cs="Times New Roman"/>
-        </w:rPr>
-        <w:t xml:space="preserve">        ↓</w:t>
-      </w:r>
-    </w:p>
-    <w:p>
-      <w:pPr>
-        <w:rPr>
-          <w:rFonts w:ascii="Times New Roman" w:hAnsi="Times New Roman" w:cs="Times New Roman"/>
-        </w:rPr>
-      </w:pPr>
-      <w:r>
-        <w:rPr>
-          <w:rFonts w:ascii="Times New Roman" w:hAnsi="Times New Roman" w:cs="Times New Roman"/>
-        </w:rPr>
-        <w:t xml:space="preserve">RAG </w:t>
-      </w:r>
-      <w:proofErr w:type="spellStart"/>
-      <w:r>
-        <w:rPr>
-          <w:rFonts w:ascii="Times New Roman" w:hAnsi="Times New Roman" w:cs="Times New Roman"/>
-        </w:rPr>
-        <w:t>Chatbot</w:t>
-      </w:r>
-      <w:proofErr w:type="spellEnd"/>
-    </w:p>
-    <w:p>
-      <w:pPr>
-        <w:rPr>
-          <w:rFonts w:ascii="Times New Roman" w:hAnsi="Times New Roman" w:cs="Times New Roman"/>
-        </w:rPr>
-      </w:pPr>
-      <w:r>
-        <w:rPr>
-          <w:rFonts w:ascii="Times New Roman" w:hAnsi="Times New Roman" w:cs="Times New Roman"/>
-        </w:rPr>
-        <w:t xml:space="preserve">        ↓</w:t>
-      </w:r>
-    </w:p>
-    <w:p>
-      <w:pPr>
-        <w:rPr>
-          <w:rFonts w:ascii="Times New Roman" w:hAnsi="Times New Roman" w:cs="Times New Roman"/>
-        </w:rPr>
-      </w:pPr>
-      <w:r>
-        <w:rPr>
-          <w:rFonts w:ascii="Times New Roman" w:hAnsi="Times New Roman" w:cs="Times New Roman"/>
-        </w:rPr>
-        <w:t>LLM Integration</w:t>
-      </w:r>
-    </w:p>
-    <w:p>
-      <w:pPr>
-        <w:rPr>
-          <w:rFonts w:ascii="Times New Roman" w:hAnsi="Times New Roman" w:cs="Times New Roman"/>
-        </w:rPr>
-      </w:pPr>
-      <w:r>
-        <w:rPr>
-          <w:rFonts w:ascii="Times New Roman" w:hAnsi="Times New Roman" w:cs="Times New Roman"/>
-        </w:rPr>
-        <w:t xml:space="preserve">        ↓</w:t>
-      </w:r>
-    </w:p>
-    <w:p>
-      <w:pPr>
-        <w:rPr>
-          <w:rFonts w:ascii="Times New Roman" w:hAnsi="Times New Roman" w:cs="Times New Roman"/>
-        </w:rPr>
-      </w:pPr>
-      <w:r>
-        <w:rPr>
-          <w:rFonts w:ascii="Times New Roman" w:hAnsi="Times New Roman" w:cs="Times New Roman"/>
-        </w:rPr>
-        <w:t>AI Agent</w:t>
-      </w:r>
-    </w:p>
-    <w:p>
-      <w:pPr>
-        <w:rPr>
-          <w:rFonts w:ascii="Times New Roman" w:hAnsi="Times New Roman" w:cs="Times New Roman"/>
-        </w:rPr>
-      </w:pPr>
-    </w:p>
-    <w:p>
-      <w:pPr>
-        <w:rPr>
-          <w:rFonts w:ascii="Times New Roman" w:hAnsi="Times New Roman" w:cs="Times New Roman"/>
-        </w:rPr>
-      </w:pPr>
-    </w:p>
-    <w:p>
-      <w:pPr>
-        <w:rPr>
-          <w:rFonts w:ascii="Times New Roman" w:hAnsi="Times New Roman" w:cs="Times New Roman"/>
-          <w:sz w:val="32"/>
-          <w:szCs w:val="32"/>
-        </w:rPr>
-      </w:pPr>
-      <w:r>
-        <w:rPr>
-          <w:rFonts w:ascii="Times New Roman" w:hAnsi="Times New Roman" w:cs="Times New Roman"/>
-          <w:sz w:val="32"/>
-          <w:szCs w:val="32"/>
-        </w:rPr>
-        <w:t>The next practical project I'd recommend is:</w:t>
+        <w:t xml:space="preserve"> to understand embeddings. </w:t>
       </w:r>
     </w:p>
     <w:p>
@@ -991,7 +852,7 @@
           <w:sz w:val="32"/>
           <w:szCs w:val="32"/>
         </w:rPr>
-        <w:t xml:space="preserve">Build a </w:t>
+        <w:t xml:space="preserve">Learn </w:t>
       </w:r>
       <w:r>
         <w:rPr>
@@ -1001,7 +862,7 @@
           <w:sz w:val="32"/>
           <w:szCs w:val="32"/>
         </w:rPr>
-        <w:t>Word2Vec-style concept demo</w:t>
+        <w:t>sentence embeddings</w:t>
       </w:r>
       <w:r>
         <w:rPr>
@@ -1009,25 +870,7 @@
           <w:sz w:val="32"/>
           <w:szCs w:val="32"/>
         </w:rPr>
-        <w:t xml:space="preserve"> to understand </w:t>
-      </w:r>
-      <w:proofErr w:type="spellStart"/>
-      <w:r>
-        <w:rPr>
-          <w:rFonts w:ascii="Times New Roman" w:hAnsi="Times New Roman" w:cs="Times New Roman"/>
-          <w:sz w:val="32"/>
-          <w:szCs w:val="32"/>
-        </w:rPr>
-        <w:t>embeddings</w:t>
-      </w:r>
-      <w:proofErr w:type="spellEnd"/>
-      <w:r>
-        <w:rPr>
-          <w:rFonts w:ascii="Times New Roman" w:hAnsi="Times New Roman" w:cs="Times New Roman"/>
-          <w:sz w:val="32"/>
-          <w:szCs w:val="32"/>
-        </w:rPr>
-        <w:t xml:space="preserve">. </w:t>
+        <w:t xml:space="preserve"> using an embedding API or local model. </w:t>
       </w:r>
     </w:p>
     <w:p>
@@ -1048,7 +891,7 @@
           <w:sz w:val="32"/>
           <w:szCs w:val="32"/>
         </w:rPr>
-        <w:t xml:space="preserve">Learn </w:t>
+        <w:t xml:space="preserve">Build a </w:t>
       </w:r>
       <w:r>
         <w:rPr>
@@ -1058,9 +901,37 @@
           <w:sz w:val="32"/>
           <w:szCs w:val="32"/>
         </w:rPr>
-        <w:t xml:space="preserve">sentence </w:t>
-      </w:r>
-      <w:proofErr w:type="spellStart"/>
+        <w:t>semantic search engine in C#</w:t>
+      </w:r>
+      <w:r>
+        <w:rPr>
+          <w:rFonts w:ascii="Times New Roman" w:hAnsi="Times New Roman" w:cs="Times New Roman"/>
+          <w:sz w:val="32"/>
+          <w:szCs w:val="32"/>
+        </w:rPr>
+        <w:t xml:space="preserve"> that stores document embeddings and retrieves the most similar documents using cosine similarity. </w:t>
+      </w:r>
+    </w:p>
+    <w:p>
+      <w:pPr>
+        <w:numPr>
+          <w:ilvl w:val="0"/>
+          <w:numId w:val="7"/>
+        </w:numPr>
+        <w:rPr>
+          <w:rFonts w:ascii="Times New Roman" w:hAnsi="Times New Roman" w:cs="Times New Roman"/>
+          <w:sz w:val="32"/>
+          <w:szCs w:val="32"/>
+        </w:rPr>
+      </w:pPr>
+      <w:r>
+        <w:rPr>
+          <w:rFonts w:ascii="Times New Roman" w:hAnsi="Times New Roman" w:cs="Times New Roman"/>
+          <w:sz w:val="32"/>
+          <w:szCs w:val="32"/>
+        </w:rPr>
+        <w:t xml:space="preserve">Use that retrieval step as the foundation of a </w:t>
+      </w:r>
       <w:r>
         <w:rPr>
           <w:rFonts w:ascii="Times New Roman" w:hAnsi="Times New Roman" w:cs="Times New Roman"/>
@@ -1069,117 +940,8 @@
           <w:sz w:val="32"/>
           <w:szCs w:val="32"/>
         </w:rPr>
-        <w:t>embeddings</w:t>
-      </w:r>
-      <w:proofErr w:type="spellEnd"/>
-      <w:r>
-        <w:rPr>
-          <w:rFonts w:ascii="Times New Roman" w:hAnsi="Times New Roman" w:cs="Times New Roman"/>
-          <w:sz w:val="32"/>
-          <w:szCs w:val="32"/>
-        </w:rPr>
-        <w:t xml:space="preserve"> using an embedding API or local model. </w:t>
-      </w:r>
-    </w:p>
-    <w:p>
-      <w:pPr>
-        <w:numPr>
-          <w:ilvl w:val="0"/>
-          <w:numId w:val="7"/>
-        </w:numPr>
-        <w:rPr>
-          <w:rFonts w:ascii="Times New Roman" w:hAnsi="Times New Roman" w:cs="Times New Roman"/>
-          <w:sz w:val="32"/>
-          <w:szCs w:val="32"/>
-        </w:rPr>
-      </w:pPr>
-      <w:r>
-        <w:rPr>
-          <w:rFonts w:ascii="Times New Roman" w:hAnsi="Times New Roman" w:cs="Times New Roman"/>
-          <w:sz w:val="32"/>
-          <w:szCs w:val="32"/>
-        </w:rPr>
-        <w:t xml:space="preserve">Build a </w:t>
-      </w:r>
-      <w:r>
-        <w:rPr>
-          <w:rFonts w:ascii="Times New Roman" w:hAnsi="Times New Roman" w:cs="Times New Roman"/>
-          <w:b/>
-          <w:bCs/>
-          <w:sz w:val="32"/>
-          <w:szCs w:val="32"/>
-        </w:rPr>
-        <w:t>semantic search engine in C#</w:t>
-      </w:r>
-      <w:r>
-        <w:rPr>
-          <w:rFonts w:ascii="Times New Roman" w:hAnsi="Times New Roman" w:cs="Times New Roman"/>
-          <w:sz w:val="32"/>
-          <w:szCs w:val="32"/>
-        </w:rPr>
-        <w:t xml:space="preserve"> that stores document </w:t>
-      </w:r>
-      <w:proofErr w:type="spellStart"/>
-      <w:r>
-        <w:rPr>
-          <w:rFonts w:ascii="Times New Roman" w:hAnsi="Times New Roman" w:cs="Times New Roman"/>
-          <w:sz w:val="32"/>
-          <w:szCs w:val="32"/>
-        </w:rPr>
-        <w:t>embeddings</w:t>
-      </w:r>
-      <w:proofErr w:type="spellEnd"/>
-      <w:r>
-        <w:rPr>
-          <w:rFonts w:ascii="Times New Roman" w:hAnsi="Times New Roman" w:cs="Times New Roman"/>
-          <w:sz w:val="32"/>
-          <w:szCs w:val="32"/>
-        </w:rPr>
-        <w:t xml:space="preserve"> and retrieves the most similar documents using cosine similarity. </w:t>
-      </w:r>
-    </w:p>
-    <w:p>
-      <w:pPr>
-        <w:numPr>
-          <w:ilvl w:val="0"/>
-          <w:numId w:val="7"/>
-        </w:numPr>
-        <w:rPr>
-          <w:rFonts w:ascii="Times New Roman" w:hAnsi="Times New Roman" w:cs="Times New Roman"/>
-          <w:sz w:val="32"/>
-          <w:szCs w:val="32"/>
-        </w:rPr>
-      </w:pPr>
-      <w:r>
-        <w:rPr>
-          <w:rFonts w:ascii="Times New Roman" w:hAnsi="Times New Roman" w:cs="Times New Roman"/>
-          <w:sz w:val="32"/>
-          <w:szCs w:val="32"/>
-        </w:rPr>
-        <w:t xml:space="preserve">Use that retrieval step as the foundation of a </w:t>
-      </w:r>
-      <w:r>
-        <w:rPr>
-          <w:rFonts w:ascii="Times New Roman" w:hAnsi="Times New Roman" w:cs="Times New Roman"/>
-          <w:b/>
-          <w:bCs/>
-          <w:sz w:val="32"/>
-          <w:szCs w:val="32"/>
-        </w:rPr>
-        <w:t xml:space="preserve">RAG </w:t>
-      </w:r>
-      <w:proofErr w:type="spellStart"/>
-      <w:r>
-        <w:rPr>
-          <w:rFonts w:ascii="Times New Roman" w:hAnsi="Times New Roman" w:cs="Times New Roman"/>
-          <w:b/>
-          <w:bCs/>
-          <w:sz w:val="32"/>
-          <w:szCs w:val="32"/>
-        </w:rPr>
-        <w:t>chatbot</w:t>
-      </w:r>
-      <w:proofErr w:type="spellEnd"/>
+        <w:t>RAG chatbot</w:t>
+      </w:r>
       <w:r>
         <w:rPr>
           <w:rFonts w:ascii="Times New Roman" w:hAnsi="Times New Roman" w:cs="Times New Roman"/>
@@ -1488,25 +1250,7 @@
           <w:sz w:val="28"/>
           <w:szCs w:val="28"/>
         </w:rPr>
-        <w:t xml:space="preserve">Rule-based, intent-based, and knowledge-based </w:t>
-      </w:r>
-      <w:proofErr w:type="spellStart"/>
-      <w:r>
-        <w:rPr>
-          <w:rFonts w:ascii="Times New Roman" w:hAnsi="Times New Roman" w:cs="Times New Roman"/>
-          <w:sz w:val="28"/>
-          <w:szCs w:val="28"/>
-        </w:rPr>
-        <w:t>chatbots</w:t>
-      </w:r>
-      <w:proofErr w:type="spellEnd"/>
-      <w:r>
-        <w:rPr>
-          <w:rFonts w:ascii="Times New Roman" w:hAnsi="Times New Roman" w:cs="Times New Roman"/>
-          <w:sz w:val="28"/>
-          <w:szCs w:val="28"/>
-        </w:rPr>
-        <w:t xml:space="preserve"> </w:t>
+        <w:t xml:space="preserve">Rule-based, intent-based, and knowledge-based chatbots </w:t>
       </w:r>
     </w:p>
     <w:p>
@@ -2108,7 +1852,7 @@
           <w:kern w:val="0"/>
           <w14:ligatures w14:val="none"/>
         </w:rPr>
-        <w:pict>
+        <w:pict w14:anchorId="48916B11">
           <v:rect id="_x0000_i1025" style="width:0;height:1.5pt" o:hralign="center" o:hrstd="t" o:hr="t" fillcolor="#a0a0a0" stroked="f"/>
         </w:pict>
       </w:r>
@@ -2625,7 +2369,7 @@
           <w:kern w:val="0"/>
           <w14:ligatures w14:val="none"/>
         </w:rPr>
-        <w:pict>
+        <w:pict w14:anchorId="48916B12">
           <v:rect id="_x0000_i1026" style="width:0;height:1.5pt" o:hralign="center" o:hrstd="t" o:hr="t" fillcolor="#a0a0a0" stroked="f"/>
         </w:pict>
       </w:r>
@@ -2792,25 +2536,7 @@
           <w:kern w:val="0"/>
           <w14:ligatures w14:val="none"/>
         </w:rPr>
-        <w:t xml:space="preserve"> Sentence </w:t>
-      </w:r>
-      <w:proofErr w:type="spellStart"/>
-      <w:r>
-        <w:rPr>
-          <w:rFonts w:ascii="Times New Roman" w:eastAsia="Times New Roman" w:hAnsi="Times New Roman" w:cs="Times New Roman"/>
-          <w:kern w:val="0"/>
-          <w14:ligatures w14:val="none"/>
-        </w:rPr>
-        <w:t>Embeddings</w:t>
-      </w:r>
-      <w:proofErr w:type="spellEnd"/>
-      <w:r>
-        <w:rPr>
-          <w:rFonts w:ascii="Times New Roman" w:eastAsia="Times New Roman" w:hAnsi="Times New Roman" w:cs="Times New Roman"/>
-          <w:kern w:val="0"/>
-          <w14:ligatures w14:val="none"/>
-        </w:rPr>
-        <w:t xml:space="preserve"> </w:t>
+        <w:t xml:space="preserve"> Sentence Embeddings </w:t>
       </w:r>
     </w:p>
     <w:p>
@@ -3055,7 +2781,7 @@
           <w:kern w:val="0"/>
           <w14:ligatures w14:val="none"/>
         </w:rPr>
-        <w:pict>
+        <w:pict w14:anchorId="48916B13">
           <v:rect id="_x0000_i1027" style="width:0;height:1.5pt" o:hralign="center" o:hrstd="t" o:hr="t" fillcolor="#a0a0a0" stroked="f"/>
         </w:pict>
       </w:r>
@@ -3118,23 +2844,13 @@
           <w14:ligatures w14:val="none"/>
         </w:rPr>
       </w:pPr>
-      <w:proofErr w:type="spellStart"/>
-      <w:r>
-        <w:rPr>
-          <w:rFonts w:ascii="Times New Roman" w:eastAsia="Times New Roman" w:hAnsi="Times New Roman" w:cs="Times New Roman"/>
-          <w:kern w:val="0"/>
-          <w14:ligatures w14:val="none"/>
-        </w:rPr>
-        <w:t>Embeddings</w:t>
-      </w:r>
-      <w:proofErr w:type="spellEnd"/>
-      <w:r>
-        <w:rPr>
-          <w:rFonts w:ascii="Times New Roman" w:eastAsia="Times New Roman" w:hAnsi="Times New Roman" w:cs="Times New Roman"/>
-          <w:kern w:val="0"/>
-          <w14:ligatures w14:val="none"/>
-        </w:rPr>
-        <w:t xml:space="preserve"> </w:t>
+      <w:r>
+        <w:rPr>
+          <w:rFonts w:ascii="Times New Roman" w:eastAsia="Times New Roman" w:hAnsi="Times New Roman" w:cs="Times New Roman"/>
+          <w:kern w:val="0"/>
+          <w14:ligatures w14:val="none"/>
+        </w:rPr>
+        <w:t xml:space="preserve">Embeddings </w:t>
       </w:r>
     </w:p>
     <w:p>
@@ -3156,25 +2872,7 @@
           <w:kern w:val="0"/>
           <w14:ligatures w14:val="none"/>
         </w:rPr>
-        <w:t xml:space="preserve">Cosine Similarity on </w:t>
-      </w:r>
-      <w:proofErr w:type="spellStart"/>
-      <w:r>
-        <w:rPr>
-          <w:rFonts w:ascii="Times New Roman" w:eastAsia="Times New Roman" w:hAnsi="Times New Roman" w:cs="Times New Roman"/>
-          <w:kern w:val="0"/>
-          <w14:ligatures w14:val="none"/>
-        </w:rPr>
-        <w:t>embeddings</w:t>
-      </w:r>
-      <w:proofErr w:type="spellEnd"/>
-      <w:r>
-        <w:rPr>
-          <w:rFonts w:ascii="Times New Roman" w:eastAsia="Times New Roman" w:hAnsi="Times New Roman" w:cs="Times New Roman"/>
-          <w:kern w:val="0"/>
-          <w14:ligatures w14:val="none"/>
-        </w:rPr>
-        <w:t xml:space="preserve"> </w:t>
+        <w:t xml:space="preserve">Cosine Similarity on embeddings </w:t>
       </w:r>
     </w:p>
     <w:p>
@@ -3396,7 +3094,7 @@
           <w:kern w:val="0"/>
           <w14:ligatures w14:val="none"/>
         </w:rPr>
-        <w:pict>
+        <w:pict w14:anchorId="48916B14">
           <v:rect id="_x0000_i1028" style="width:0;height:1.5pt" o:hralign="center" o:hrstd="t" o:hr="t" fillcolor="#a0a0a0" stroked="f"/>
         </w:pict>
       </w:r>
@@ -3803,6 +3501,7 @@
           <w:szCs w:val="20"/>
           <w14:ligatures w14:val="none"/>
         </w:rPr>
+        <w:lastRenderedPageBreak/>
         <w:t>Retrieve</w:t>
       </w:r>
     </w:p>
@@ -3883,7 +3582,6 @@
           <w:szCs w:val="20"/>
           <w14:ligatures w14:val="none"/>
         </w:rPr>
-        <w:lastRenderedPageBreak/>
         <w:t>LLM</w:t>
       </w:r>
     </w:p>
@@ -4004,25 +3702,7 @@
           <w:kern w:val="0"/>
           <w14:ligatures w14:val="none"/>
         </w:rPr>
-        <w:t xml:space="preserve">Company Knowledge </w:t>
-      </w:r>
-      <w:proofErr w:type="spellStart"/>
-      <w:r>
-        <w:rPr>
-          <w:rFonts w:ascii="Times New Roman" w:eastAsia="Times New Roman" w:hAnsi="Times New Roman" w:cs="Times New Roman"/>
-          <w:kern w:val="0"/>
-          <w14:ligatures w14:val="none"/>
-        </w:rPr>
-        <w:t>Chatbot</w:t>
-      </w:r>
-      <w:proofErr w:type="spellEnd"/>
-      <w:r>
-        <w:rPr>
-          <w:rFonts w:ascii="Times New Roman" w:eastAsia="Times New Roman" w:hAnsi="Times New Roman" w:cs="Times New Roman"/>
-          <w:kern w:val="0"/>
-          <w14:ligatures w14:val="none"/>
-        </w:rPr>
-        <w:t xml:space="preserve"> </w:t>
+        <w:t xml:space="preserve">Company Knowledge Chatbot </w:t>
       </w:r>
     </w:p>
     <w:p>
@@ -4106,7 +3786,7 @@
           <w:kern w:val="0"/>
           <w14:ligatures w14:val="none"/>
         </w:rPr>
-        <w:pict>
+        <w:pict w14:anchorId="48916B15">
           <v:rect id="_x0000_i1029" style="width:0;height:1.5pt" o:hralign="center" o:hrstd="t" o:hr="t" fillcolor="#a0a0a0" stroked="f"/>
         </w:pict>
       </w:r>
@@ -4169,23 +3849,13 @@
           <w14:ligatures w14:val="none"/>
         </w:rPr>
       </w:pPr>
-      <w:proofErr w:type="spellStart"/>
-      <w:r>
-        <w:rPr>
-          <w:rFonts w:ascii="Times New Roman" w:eastAsia="Times New Roman" w:hAnsi="Times New Roman" w:cs="Times New Roman"/>
-          <w:kern w:val="0"/>
-          <w14:ligatures w14:val="none"/>
-        </w:rPr>
-        <w:t>OpenAI</w:t>
-      </w:r>
-      <w:proofErr w:type="spellEnd"/>
-      <w:r>
-        <w:rPr>
-          <w:rFonts w:ascii="Times New Roman" w:eastAsia="Times New Roman" w:hAnsi="Times New Roman" w:cs="Times New Roman"/>
-          <w:kern w:val="0"/>
-          <w14:ligatures w14:val="none"/>
-        </w:rPr>
-        <w:t xml:space="preserve"> API </w:t>
+      <w:r>
+        <w:rPr>
+          <w:rFonts w:ascii="Times New Roman" w:eastAsia="Times New Roman" w:hAnsi="Times New Roman" w:cs="Times New Roman"/>
+          <w:kern w:val="0"/>
+          <w14:ligatures w14:val="none"/>
+        </w:rPr>
+        <w:t xml:space="preserve">OpenAI API </w:t>
       </w:r>
     </w:p>
     <w:p>
@@ -4207,25 +3877,7 @@
           <w:kern w:val="0"/>
           <w14:ligatures w14:val="none"/>
         </w:rPr>
-        <w:t xml:space="preserve">Azure </w:t>
-      </w:r>
-      <w:proofErr w:type="spellStart"/>
-      <w:r>
-        <w:rPr>
-          <w:rFonts w:ascii="Times New Roman" w:eastAsia="Times New Roman" w:hAnsi="Times New Roman" w:cs="Times New Roman"/>
-          <w:kern w:val="0"/>
-          <w14:ligatures w14:val="none"/>
-        </w:rPr>
-        <w:t>OpenAI</w:t>
-      </w:r>
-      <w:proofErr w:type="spellEnd"/>
-      <w:r>
-        <w:rPr>
-          <w:rFonts w:ascii="Times New Roman" w:eastAsia="Times New Roman" w:hAnsi="Times New Roman" w:cs="Times New Roman"/>
-          <w:kern w:val="0"/>
-          <w14:ligatures w14:val="none"/>
-        </w:rPr>
-        <w:t xml:space="preserve"> </w:t>
+        <w:t xml:space="preserve">Azure OpenAI </w:t>
       </w:r>
     </w:p>
     <w:p>
@@ -4459,7 +4111,7 @@
           <w:kern w:val="0"/>
           <w14:ligatures w14:val="none"/>
         </w:rPr>
-        <w:pict>
+        <w:pict w14:anchorId="48916B16">
           <v:rect id="_x0000_i1030" style="width:0;height:1.5pt" o:hralign="center" o:hrstd="t" o:hr="t" fillcolor="#a0a0a0" stroked="f"/>
         </w:pict>
       </w:r>
@@ -4644,6 +4296,7 @@
           <w:kern w:val="0"/>
           <w14:ligatures w14:val="none"/>
         </w:rPr>
+        <w:lastRenderedPageBreak/>
         <w:t>Projects:</w:t>
       </w:r>
     </w:p>
@@ -4666,7 +4319,6 @@
           <w:kern w:val="0"/>
           <w14:ligatures w14:val="none"/>
         </w:rPr>
-        <w:lastRenderedPageBreak/>
         <w:t xml:space="preserve">Coding Assistant </w:t>
       </w:r>
     </w:p>
@@ -4751,7 +4403,7 @@
           <w:kern w:val="0"/>
           <w14:ligatures w14:val="none"/>
         </w:rPr>
-        <w:pict>
+        <w:pict w14:anchorId="48916B17">
           <v:rect id="_x0000_i1031" style="width:0;height:1.5pt" o:hralign="center" o:hrstd="t" o:hr="t" fillcolor="#a0a0a0" stroked="f"/>
         </w:pict>
       </w:r>
@@ -4808,20 +4460,8 @@
           <w:kern w:val="0"/>
           <w14:ligatures w14:val="none"/>
         </w:rPr>
-        <w:t xml:space="preserve">Sentence </w:t>
-      </w:r>
-      <w:proofErr w:type="spellStart"/>
-      <w:r>
-        <w:rPr>
-          <w:rFonts w:ascii="Times New Roman" w:eastAsia="Times New Roman" w:hAnsi="Times New Roman" w:cs="Times New Roman"/>
-          <w:b/>
-          <w:bCs/>
-          <w:kern w:val="0"/>
-          <w14:ligatures w14:val="none"/>
-        </w:rPr>
-        <w:t>Embeddings</w:t>
-      </w:r>
-      <w:proofErr w:type="spellEnd"/>
+        <w:t>Sentence Embeddings</w:t>
+      </w:r>
       <w:r>
         <w:rPr>
           <w:rFonts w:ascii="Times New Roman" w:eastAsia="Times New Roman" w:hAnsi="Times New Roman" w:cs="Times New Roman"/>
@@ -5064,20 +4704,8 @@
           <w:szCs w:val="20"/>
           <w14:ligatures w14:val="none"/>
         </w:rPr>
-        <w:t xml:space="preserve">Sentence </w:t>
-      </w:r>
-      <w:proofErr w:type="spellStart"/>
-      <w:r>
-        <w:rPr>
-          <w:rFonts w:ascii="Times New Roman" w:eastAsia="Times New Roman" w:hAnsi="Times New Roman" w:cs="Times New Roman"/>
-          <w:kern w:val="0"/>
-          <w:sz w:val="20"/>
-          <w:szCs w:val="20"/>
-          <w14:ligatures w14:val="none"/>
-        </w:rPr>
-        <w:t>Embeddings</w:t>
-      </w:r>
-      <w:proofErr w:type="spellEnd"/>
+        <w:t>Sentence Embeddings</w:t>
+      </w:r>
     </w:p>
     <w:p>
       <w:pPr>
@@ -5969,6 +5597,7 @@
           <w:szCs w:val="36"/>
           <w14:ligatures w14:val="none"/>
         </w:rPr>
+        <w:lastRenderedPageBreak/>
         <w:t>My recommendation</w:t>
       </w:r>
     </w:p>
@@ -5987,7 +5616,6 @@
           <w:kern w:val="0"/>
           <w14:ligatures w14:val="none"/>
         </w:rPr>
-        <w:lastRenderedPageBreak/>
         <w:t>Since you're learning for understanding—not just to use APIs—I recommend we continue with this order:</w:t>
       </w:r>
     </w:p>
@@ -6537,18 +6165,8 @@
           <w:sz w:val="28"/>
           <w:szCs w:val="28"/>
         </w:rPr>
-        <w:t xml:space="preserve">A semantic search engine using </w:t>
-      </w:r>
-      <w:proofErr w:type="spellStart"/>
-      <w:r>
-        <w:rPr>
-          <w:rFonts w:ascii="Times New Roman" w:hAnsi="Times New Roman" w:cs="Times New Roman"/>
-          <w:sz w:val="28"/>
-          <w:szCs w:val="28"/>
-        </w:rPr>
-        <w:t>embeddings</w:t>
-      </w:r>
-      <w:proofErr w:type="spellEnd"/>
+        <w:t>A semantic search engine using embeddings</w:t>
+      </w:r>
     </w:p>
     <w:p>
       <w:pPr>
@@ -6585,25 +6203,7 @@
           <w:sz w:val="28"/>
           <w:szCs w:val="28"/>
         </w:rPr>
-        <w:t xml:space="preserve">A PDF </w:t>
-      </w:r>
-      <w:proofErr w:type="spellStart"/>
-      <w:r>
-        <w:rPr>
-          <w:rFonts w:ascii="Times New Roman" w:hAnsi="Times New Roman" w:cs="Times New Roman"/>
-          <w:sz w:val="28"/>
-          <w:szCs w:val="28"/>
-        </w:rPr>
-        <w:t>chatbot</w:t>
-      </w:r>
-      <w:proofErr w:type="spellEnd"/>
-      <w:r>
-        <w:rPr>
-          <w:rFonts w:ascii="Times New Roman" w:hAnsi="Times New Roman" w:cs="Times New Roman"/>
-          <w:sz w:val="28"/>
-          <w:szCs w:val="28"/>
-        </w:rPr>
-        <w:t xml:space="preserve"> (RAG)</w:t>
+        <w:t>A PDF chatbot (RAG)</w:t>
       </w:r>
     </w:p>
     <w:p>
@@ -6641,6 +6241,7 @@
           <w:sz w:val="28"/>
           <w:szCs w:val="28"/>
         </w:rPr>
+        <w:lastRenderedPageBreak/>
         <w:t xml:space="preserve">A local AI assistant integrated into an ASP.NET Core or </w:t>
       </w:r>
       <w:proofErr w:type="spellStart"/>
@@ -6749,25 +6350,7 @@
           <w:kern w:val="0"/>
           <w14:ligatures w14:val="none"/>
         </w:rPr>
-        <w:t xml:space="preserve"> where practical. Instead of using libraries immediately, we'll first implement simplified versions of concepts like tokenization, stop-word removal, TF-IDF, and cosine similarity. Once you understand how they work internally, we'll compare your implementations with professional libraries and finally move on to </w:t>
-      </w:r>
-      <w:proofErr w:type="spellStart"/>
-      <w:r>
-        <w:rPr>
-          <w:rFonts w:ascii="Times New Roman" w:eastAsia="Times New Roman" w:hAnsi="Times New Roman" w:cs="Times New Roman"/>
-          <w:kern w:val="0"/>
-          <w14:ligatures w14:val="none"/>
-        </w:rPr>
-        <w:t>embeddings</w:t>
-      </w:r>
-      <w:proofErr w:type="spellEnd"/>
-      <w:r>
-        <w:rPr>
-          <w:rFonts w:ascii="Times New Roman" w:eastAsia="Times New Roman" w:hAnsi="Times New Roman" w:cs="Times New Roman"/>
-          <w:kern w:val="0"/>
-          <w14:ligatures w14:val="none"/>
-        </w:rPr>
-        <w:t xml:space="preserve"> and LLMs.</w:t>
+        <w:t xml:space="preserve"> where practical. Instead of using libraries immediately, we'll first implement simplified versions of concepts like tokenization, stop-word removal, TF-IDF, and cosine similarity. Once you understand how they work internally, we'll compare your implementations with professional libraries and finally move on to embeddings and LLMs.</w:t>
       </w:r>
     </w:p>
     <w:p>
@@ -6785,25 +6368,7 @@
           <w:kern w:val="0"/>
           <w14:ligatures w14:val="none"/>
         </w:rPr>
-        <w:t xml:space="preserve">This approach gives you both the practical skills to build </w:t>
-      </w:r>
-      <w:proofErr w:type="spellStart"/>
-      <w:r>
-        <w:rPr>
-          <w:rFonts w:ascii="Times New Roman" w:eastAsia="Times New Roman" w:hAnsi="Times New Roman" w:cs="Times New Roman"/>
-          <w:kern w:val="0"/>
-          <w14:ligatures w14:val="none"/>
-        </w:rPr>
-        <w:t>chatbots</w:t>
-      </w:r>
-      <w:proofErr w:type="spellEnd"/>
-      <w:r>
-        <w:rPr>
-          <w:rFonts w:ascii="Times New Roman" w:eastAsia="Times New Roman" w:hAnsi="Times New Roman" w:cs="Times New Roman"/>
-          <w:kern w:val="0"/>
-          <w14:ligatures w14:val="none"/>
-        </w:rPr>
-        <w:t xml:space="preserve"> and the understanding needed to work confidently with modern AI technologies.</w:t>
+        <w:t>This approach gives you both the practical skills to build chatbots and the understanding needed to work confidently with modern AI technologies.</w:t>
       </w:r>
     </w:p>
     <w:p>
@@ -7097,6 +6662,7 @@
         <w:rPr>
           <w:rFonts w:ascii="Times New Roman" w:hAnsi="Times New Roman" w:cs="Times New Roman"/>
         </w:rPr>
+        <w:lastRenderedPageBreak/>
         <w:t xml:space="preserve">TF-IDF </w:t>
       </w:r>
     </w:p>
@@ -7114,7 +6680,6 @@
         <w:rPr>
           <w:rFonts w:ascii="Times New Roman" w:hAnsi="Times New Roman" w:cs="Times New Roman"/>
         </w:rPr>
-        <w:lastRenderedPageBreak/>
         <w:t xml:space="preserve">Cosine Similarity </w:t>
       </w:r>
     </w:p>
@@ -7234,63 +6799,35 @@
         <w:rPr>
           <w:rFonts w:ascii="Times New Roman" w:hAnsi="Times New Roman" w:cs="Times New Roman"/>
         </w:rPr>
-        <w:t xml:space="preserve">Word </w:t>
+        <w:t xml:space="preserve">Word Embeddings (Word2Vec, </w:t>
       </w:r>
       <w:proofErr w:type="spellStart"/>
       <w:r>
         <w:rPr>
           <w:rFonts w:ascii="Times New Roman" w:hAnsi="Times New Roman" w:cs="Times New Roman"/>
         </w:rPr>
-        <w:t>Embeddings</w:t>
+        <w:t>GloVe</w:t>
       </w:r>
       <w:proofErr w:type="spellEnd"/>
       <w:r>
         <w:rPr>
           <w:rFonts w:ascii="Times New Roman" w:hAnsi="Times New Roman" w:cs="Times New Roman"/>
         </w:rPr>
-        <w:t xml:space="preserve"> (Word2Vec, </w:t>
+        <w:t xml:space="preserve">, </w:t>
       </w:r>
       <w:proofErr w:type="spellStart"/>
       <w:r>
         <w:rPr>
           <w:rFonts w:ascii="Times New Roman" w:hAnsi="Times New Roman" w:cs="Times New Roman"/>
         </w:rPr>
-        <w:t>GloVe</w:t>
+        <w:t>FastText</w:t>
       </w:r>
       <w:proofErr w:type="spellEnd"/>
       <w:r>
         <w:rPr>
           <w:rFonts w:ascii="Times New Roman" w:hAnsi="Times New Roman" w:cs="Times New Roman"/>
         </w:rPr>
-        <w:t xml:space="preserve">, </w:t>
-      </w:r>
-      <w:proofErr w:type="spellStart"/>
-      <w:r>
-        <w:rPr>
-          <w:rFonts w:ascii="Times New Roman" w:hAnsi="Times New Roman" w:cs="Times New Roman"/>
-        </w:rPr>
-        <w:t>FastText</w:t>
-      </w:r>
-      <w:proofErr w:type="spellEnd"/>
-      <w:r>
-        <w:rPr>
-          <w:rFonts w:ascii="Times New Roman" w:hAnsi="Times New Roman" w:cs="Times New Roman"/>
-        </w:rPr>
-        <w:t xml:space="preserve">, and sentence </w:t>
-      </w:r>
-      <w:proofErr w:type="spellStart"/>
-      <w:r>
-        <w:rPr>
-          <w:rFonts w:ascii="Times New Roman" w:hAnsi="Times New Roman" w:cs="Times New Roman"/>
-        </w:rPr>
-        <w:t>embeddings</w:t>
-      </w:r>
-      <w:proofErr w:type="spellEnd"/>
-      <w:r>
-        <w:rPr>
-          <w:rFonts w:ascii="Times New Roman" w:hAnsi="Times New Roman" w:cs="Times New Roman"/>
-        </w:rPr>
-        <w:t>)</w:t>
+        <w:t>, and sentence embeddings)</w:t>
       </w:r>
     </w:p>
     <w:p>
@@ -7307,21 +6844,7 @@
         <w:rPr>
           <w:rFonts w:ascii="Times New Roman" w:hAnsi="Times New Roman" w:cs="Times New Roman"/>
         </w:rPr>
-        <w:t xml:space="preserve">Sentence </w:t>
-      </w:r>
-      <w:proofErr w:type="spellStart"/>
-      <w:r>
-        <w:rPr>
-          <w:rFonts w:ascii="Times New Roman" w:hAnsi="Times New Roman" w:cs="Times New Roman"/>
-        </w:rPr>
-        <w:t>Embeddings</w:t>
-      </w:r>
-      <w:proofErr w:type="spellEnd"/>
-      <w:r>
-        <w:rPr>
-          <w:rFonts w:ascii="Times New Roman" w:hAnsi="Times New Roman" w:cs="Times New Roman"/>
-        </w:rPr>
-        <w:t xml:space="preserve"> </w:t>
+        <w:t xml:space="preserve">Sentence Embeddings </w:t>
       </w:r>
     </w:p>
     <w:p>
@@ -7550,7 +7073,6 @@
         </w:rPr>
         <w:t xml:space="preserve">, and eventually </w:t>
       </w:r>
-      <w:proofErr w:type="spellStart"/>
       <w:r>
         <w:rPr>
           <w:rFonts w:ascii="Times New Roman" w:hAnsi="Times New Roman" w:cs="Times New Roman"/>
@@ -7559,7 +7081,6 @@
         </w:rPr>
         <w:t>Embeddings</w:t>
       </w:r>
-      <w:proofErr w:type="spellEnd"/>
       <w:r>
         <w:rPr>
           <w:rFonts w:ascii="Times New Roman" w:hAnsi="Times New Roman" w:cs="Times New Roman"/>
@@ -8009,6 +7530,7 @@
         <w:t xml:space="preserve">             Load </w:t>
       </w:r>
       <w:proofErr w:type="spellStart"/>
+      <w:proofErr w:type="gramStart"/>
       <w:r>
         <w:rPr>
           <w:rFonts w:ascii="Times New Roman" w:hAnsi="Times New Roman" w:cs="Times New Roman"/>
@@ -8016,407 +7538,7 @@
         <w:t>knowledge.json</w:t>
       </w:r>
       <w:proofErr w:type="spellEnd"/>
-    </w:p>
-    <w:p>
-      <w:pPr>
-        <w:rPr>
-          <w:rFonts w:ascii="Times New Roman" w:hAnsi="Times New Roman" w:cs="Times New Roman"/>
-        </w:rPr>
-      </w:pPr>
-      <w:r>
-        <w:rPr>
-          <w:rFonts w:ascii="Times New Roman" w:hAnsi="Times New Roman" w:cs="Times New Roman"/>
-        </w:rPr>
-        <w:t xml:space="preserve">                       │</w:t>
-      </w:r>
-    </w:p>
-    <w:p>
-      <w:pPr>
-        <w:rPr>
-          <w:rFonts w:ascii="Times New Roman" w:hAnsi="Times New Roman" w:cs="Times New Roman"/>
-        </w:rPr>
-      </w:pPr>
-      <w:r>
-        <w:rPr>
-          <w:rFonts w:ascii="Times New Roman" w:hAnsi="Times New Roman" w:cs="Times New Roman"/>
-        </w:rPr>
-        <w:t xml:space="preserve">                       ▼</w:t>
-      </w:r>
-    </w:p>
-    <w:p>
-      <w:pPr>
-        <w:rPr>
-          <w:rFonts w:ascii="Times New Roman" w:hAnsi="Times New Roman" w:cs="Times New Roman"/>
-        </w:rPr>
-      </w:pPr>
-      <w:r>
-        <w:rPr>
-          <w:rFonts w:ascii="Times New Roman" w:hAnsi="Times New Roman" w:cs="Times New Roman"/>
-        </w:rPr>
-        <w:lastRenderedPageBreak/>
-        <w:t xml:space="preserve">      Tokenize → </w:t>
-      </w:r>
-      <w:proofErr w:type="spellStart"/>
-      <w:r>
-        <w:rPr>
-          <w:rFonts w:ascii="Times New Roman" w:hAnsi="Times New Roman" w:cs="Times New Roman"/>
-        </w:rPr>
-        <w:t>StopWords</w:t>
-      </w:r>
-      <w:proofErr w:type="spellEnd"/>
-      <w:r>
-        <w:rPr>
-          <w:rFonts w:ascii="Times New Roman" w:hAnsi="Times New Roman" w:cs="Times New Roman"/>
-        </w:rPr>
-        <w:t xml:space="preserve"> → Lemmatize</w:t>
-      </w:r>
-    </w:p>
-    <w:p>
-      <w:pPr>
-        <w:rPr>
-          <w:rFonts w:ascii="Times New Roman" w:hAnsi="Times New Roman" w:cs="Times New Roman"/>
-        </w:rPr>
-      </w:pPr>
-      <w:r>
-        <w:rPr>
-          <w:rFonts w:ascii="Times New Roman" w:hAnsi="Times New Roman" w:cs="Times New Roman"/>
-        </w:rPr>
-        <w:t xml:space="preserve">                       │</w:t>
-      </w:r>
-    </w:p>
-    <w:p>
-      <w:pPr>
-        <w:rPr>
-          <w:rFonts w:ascii="Times New Roman" w:hAnsi="Times New Roman" w:cs="Times New Roman"/>
-        </w:rPr>
-      </w:pPr>
-      <w:r>
-        <w:rPr>
-          <w:rFonts w:ascii="Times New Roman" w:hAnsi="Times New Roman" w:cs="Times New Roman"/>
-        </w:rPr>
-        <w:t xml:space="preserve">                       ▼</w:t>
-      </w:r>
-    </w:p>
-    <w:p>
-      <w:pPr>
-        <w:rPr>
-          <w:rFonts w:ascii="Times New Roman" w:hAnsi="Times New Roman" w:cs="Times New Roman"/>
-        </w:rPr>
-      </w:pPr>
-      <w:r>
-        <w:rPr>
-          <w:rFonts w:ascii="Times New Roman" w:hAnsi="Times New Roman" w:cs="Times New Roman"/>
-        </w:rPr>
-        <w:t xml:space="preserve">              Build Vocabulary</w:t>
-      </w:r>
-    </w:p>
-    <w:p>
-      <w:pPr>
-        <w:rPr>
-          <w:rFonts w:ascii="Times New Roman" w:hAnsi="Times New Roman" w:cs="Times New Roman"/>
-        </w:rPr>
-      </w:pPr>
-      <w:r>
-        <w:rPr>
-          <w:rFonts w:ascii="Times New Roman" w:hAnsi="Times New Roman" w:cs="Times New Roman"/>
-        </w:rPr>
-        <w:t xml:space="preserve">                       │</w:t>
-      </w:r>
-    </w:p>
-    <w:p>
-      <w:pPr>
-        <w:rPr>
-          <w:rFonts w:ascii="Times New Roman" w:hAnsi="Times New Roman" w:cs="Times New Roman"/>
-        </w:rPr>
-      </w:pPr>
-      <w:r>
-        <w:rPr>
-          <w:rFonts w:ascii="Times New Roman" w:hAnsi="Times New Roman" w:cs="Times New Roman"/>
-        </w:rPr>
-        <w:t xml:space="preserve">                       ▼</w:t>
-      </w:r>
-    </w:p>
-    <w:p>
-      <w:pPr>
-        <w:rPr>
-          <w:rFonts w:ascii="Times New Roman" w:hAnsi="Times New Roman" w:cs="Times New Roman"/>
-        </w:rPr>
-      </w:pPr>
-      <w:r>
-        <w:rPr>
-          <w:rFonts w:ascii="Times New Roman" w:hAnsi="Times New Roman" w:cs="Times New Roman"/>
-        </w:rPr>
-        <w:t xml:space="preserve">      Generate Bag of Words Vector</w:t>
-      </w:r>
-    </w:p>
-    <w:p>
-      <w:pPr>
-        <w:rPr>
-          <w:rFonts w:ascii="Times New Roman" w:hAnsi="Times New Roman" w:cs="Times New Roman"/>
-        </w:rPr>
-      </w:pPr>
-      <w:r>
-        <w:rPr>
-          <w:rFonts w:ascii="Times New Roman" w:hAnsi="Times New Roman" w:cs="Times New Roman"/>
-        </w:rPr>
-        <w:t xml:space="preserve">      </w:t>
-      </w:r>
-      <w:proofErr w:type="gramStart"/>
-      <w:r>
-        <w:rPr>
-          <w:rFonts w:ascii="Times New Roman" w:hAnsi="Times New Roman" w:cs="Times New Roman"/>
-        </w:rPr>
-        <w:t>for</w:t>
-      </w:r>
       <w:proofErr w:type="gramEnd"/>
-      <w:r>
-        <w:rPr>
-          <w:rFonts w:ascii="Times New Roman" w:hAnsi="Times New Roman" w:cs="Times New Roman"/>
-        </w:rPr>
-        <w:t xml:space="preserve"> every Knowledge Question</w:t>
-      </w:r>
-    </w:p>
-    <w:p>
-      <w:pPr>
-        <w:rPr>
-          <w:rFonts w:ascii="Times New Roman" w:hAnsi="Times New Roman" w:cs="Times New Roman"/>
-        </w:rPr>
-      </w:pPr>
-      <w:r>
-        <w:rPr>
-          <w:rFonts w:ascii="Times New Roman" w:hAnsi="Times New Roman" w:cs="Times New Roman"/>
-        </w:rPr>
-        <w:t xml:space="preserve">                       │</w:t>
-      </w:r>
-    </w:p>
-    <w:p>
-      <w:pPr>
-        <w:rPr>
-          <w:rFonts w:ascii="Times New Roman" w:hAnsi="Times New Roman" w:cs="Times New Roman"/>
-        </w:rPr>
-      </w:pPr>
-      <w:r>
-        <w:rPr>
-          <w:rFonts w:ascii="Times New Roman" w:hAnsi="Times New Roman" w:cs="Times New Roman"/>
-        </w:rPr>
-        <w:t xml:space="preserve">                       ▼</w:t>
-      </w:r>
-    </w:p>
-    <w:p>
-      <w:pPr>
-        <w:rPr>
-          <w:rFonts w:ascii="Times New Roman" w:hAnsi="Times New Roman" w:cs="Times New Roman"/>
-        </w:rPr>
-      </w:pPr>
-      <w:r>
-        <w:rPr>
-          <w:rFonts w:ascii="Times New Roman" w:hAnsi="Times New Roman" w:cs="Times New Roman"/>
-        </w:rPr>
-        <w:t xml:space="preserve">          Store Feature Vectors</w:t>
-      </w:r>
-    </w:p>
-    <w:p>
-      <w:pPr>
-        <w:rPr>
-          <w:rFonts w:ascii="Times New Roman" w:hAnsi="Times New Roman" w:cs="Times New Roman"/>
-        </w:rPr>
-      </w:pPr>
-      <w:r>
-        <w:rPr>
-          <w:rFonts w:ascii="Times New Roman" w:hAnsi="Times New Roman" w:cs="Times New Roman"/>
-        </w:rPr>
-        <w:t>────────────────────────────────────────</w:t>
-      </w:r>
-    </w:p>
-    <w:p>
-      <w:pPr>
-        <w:rPr>
-          <w:rFonts w:ascii="Times New Roman" w:hAnsi="Times New Roman" w:cs="Times New Roman"/>
-        </w:rPr>
-      </w:pPr>
-    </w:p>
-    <w:p>
-      <w:pPr>
-        <w:rPr>
-          <w:rFonts w:ascii="Times New Roman" w:hAnsi="Times New Roman" w:cs="Times New Roman"/>
-        </w:rPr>
-      </w:pPr>
-      <w:r>
-        <w:rPr>
-          <w:rFonts w:ascii="Times New Roman" w:hAnsi="Times New Roman" w:cs="Times New Roman"/>
-        </w:rPr>
-        <w:t xml:space="preserve">             User asks a question</w:t>
-      </w:r>
-    </w:p>
-    <w:p>
-      <w:pPr>
-        <w:rPr>
-          <w:rFonts w:ascii="Times New Roman" w:hAnsi="Times New Roman" w:cs="Times New Roman"/>
-        </w:rPr>
-      </w:pPr>
-      <w:r>
-        <w:rPr>
-          <w:rFonts w:ascii="Times New Roman" w:hAnsi="Times New Roman" w:cs="Times New Roman"/>
-        </w:rPr>
-        <w:t xml:space="preserve">                       │</w:t>
-      </w:r>
-    </w:p>
-    <w:p>
-      <w:pPr>
-        <w:rPr>
-          <w:rFonts w:ascii="Times New Roman" w:hAnsi="Times New Roman" w:cs="Times New Roman"/>
-        </w:rPr>
-      </w:pPr>
-      <w:r>
-        <w:rPr>
-          <w:rFonts w:ascii="Times New Roman" w:hAnsi="Times New Roman" w:cs="Times New Roman"/>
-        </w:rPr>
-        <w:t xml:space="preserve">                       ▼</w:t>
-      </w:r>
-    </w:p>
-    <w:p>
-      <w:pPr>
-        <w:rPr>
-          <w:rFonts w:ascii="Times New Roman" w:hAnsi="Times New Roman" w:cs="Times New Roman"/>
-        </w:rPr>
-      </w:pPr>
-      <w:r>
-        <w:rPr>
-          <w:rFonts w:ascii="Times New Roman" w:hAnsi="Times New Roman" w:cs="Times New Roman"/>
-        </w:rPr>
-        <w:t xml:space="preserve">      Tokenize → </w:t>
-      </w:r>
-      <w:proofErr w:type="spellStart"/>
-      <w:r>
-        <w:rPr>
-          <w:rFonts w:ascii="Times New Roman" w:hAnsi="Times New Roman" w:cs="Times New Roman"/>
-        </w:rPr>
-        <w:t>StopWords</w:t>
-      </w:r>
-      <w:proofErr w:type="spellEnd"/>
-      <w:r>
-        <w:rPr>
-          <w:rFonts w:ascii="Times New Roman" w:hAnsi="Times New Roman" w:cs="Times New Roman"/>
-        </w:rPr>
-        <w:t xml:space="preserve"> → Lemmatize</w:t>
-      </w:r>
-    </w:p>
-    <w:p>
-      <w:pPr>
-        <w:rPr>
-          <w:rFonts w:ascii="Times New Roman" w:hAnsi="Times New Roman" w:cs="Times New Roman"/>
-        </w:rPr>
-      </w:pPr>
-      <w:r>
-        <w:rPr>
-          <w:rFonts w:ascii="Times New Roman" w:hAnsi="Times New Roman" w:cs="Times New Roman"/>
-        </w:rPr>
-        <w:t xml:space="preserve">                       │</w:t>
-      </w:r>
-    </w:p>
-    <w:p>
-      <w:pPr>
-        <w:rPr>
-          <w:rFonts w:ascii="Times New Roman" w:hAnsi="Times New Roman" w:cs="Times New Roman"/>
-        </w:rPr>
-      </w:pPr>
-      <w:r>
-        <w:rPr>
-          <w:rFonts w:ascii="Times New Roman" w:hAnsi="Times New Roman" w:cs="Times New Roman"/>
-        </w:rPr>
-        <w:t xml:space="preserve">                       ▼</w:t>
-      </w:r>
-    </w:p>
-    <w:p>
-      <w:pPr>
-        <w:rPr>
-          <w:rFonts w:ascii="Times New Roman" w:hAnsi="Times New Roman" w:cs="Times New Roman"/>
-        </w:rPr>
-      </w:pPr>
-      <w:r>
-        <w:rPr>
-          <w:rFonts w:ascii="Times New Roman" w:hAnsi="Times New Roman" w:cs="Times New Roman"/>
-        </w:rPr>
-        <w:t xml:space="preserve">        Generate Bag of Words Vector</w:t>
-      </w:r>
-    </w:p>
-    <w:p>
-      <w:pPr>
-        <w:rPr>
-          <w:rFonts w:ascii="Times New Roman" w:hAnsi="Times New Roman" w:cs="Times New Roman"/>
-        </w:rPr>
-      </w:pPr>
-      <w:r>
-        <w:rPr>
-          <w:rFonts w:ascii="Times New Roman" w:hAnsi="Times New Roman" w:cs="Times New Roman"/>
-        </w:rPr>
-        <w:t xml:space="preserve">                       │</w:t>
-      </w:r>
-    </w:p>
-    <w:p>
-      <w:pPr>
-        <w:rPr>
-          <w:rFonts w:ascii="Times New Roman" w:hAnsi="Times New Roman" w:cs="Times New Roman"/>
-        </w:rPr>
-      </w:pPr>
-      <w:r>
-        <w:rPr>
-          <w:rFonts w:ascii="Times New Roman" w:hAnsi="Times New Roman" w:cs="Times New Roman"/>
-        </w:rPr>
-        <w:t xml:space="preserve">                       ▼</w:t>
-      </w:r>
-    </w:p>
-    <w:p>
-      <w:pPr>
-        <w:rPr>
-          <w:rFonts w:ascii="Times New Roman" w:hAnsi="Times New Roman" w:cs="Times New Roman"/>
-        </w:rPr>
-      </w:pPr>
-      <w:r>
-        <w:rPr>
-          <w:rFonts w:ascii="Times New Roman" w:hAnsi="Times New Roman" w:cs="Times New Roman"/>
-        </w:rPr>
-        <w:t xml:space="preserve">     Compare with Stored Vectors</w:t>
-      </w:r>
-    </w:p>
-    <w:p>
-      <w:pPr>
-        <w:rPr>
-          <w:rFonts w:ascii="Times New Roman" w:hAnsi="Times New Roman" w:cs="Times New Roman"/>
-        </w:rPr>
-      </w:pPr>
-      <w:r>
-        <w:rPr>
-          <w:rFonts w:ascii="Times New Roman" w:hAnsi="Times New Roman" w:cs="Times New Roman"/>
-        </w:rPr>
-        <w:t xml:space="preserve">                       │</w:t>
-      </w:r>
-    </w:p>
-    <w:p>
-      <w:pPr>
-        <w:rPr>
-          <w:rFonts w:ascii="Times New Roman" w:hAnsi="Times New Roman" w:cs="Times New Roman"/>
-        </w:rPr>
-      </w:pPr>
-      <w:r>
-        <w:rPr>
-          <w:rFonts w:ascii="Times New Roman" w:hAnsi="Times New Roman" w:cs="Times New Roman"/>
-        </w:rPr>
-        <w:t xml:space="preserve">                       ▼</w:t>
-      </w:r>
-    </w:p>
-    <w:p>
-      <w:pPr>
-        <w:rPr>
-          <w:rFonts w:ascii="Times New Roman" w:hAnsi="Times New Roman" w:cs="Times New Roman"/>
-        </w:rPr>
-      </w:pPr>
-      <w:r>
-        <w:rPr>
-          <w:rFonts w:ascii="Times New Roman" w:hAnsi="Times New Roman" w:cs="Times New Roman"/>
-        </w:rPr>
-        <w:t xml:space="preserve">         Cosine Similarity</w:t>
-      </w:r>
     </w:p>
     <w:p>
       <w:pPr>
@@ -8455,6 +7577,393 @@
         <w:rPr>
           <w:rFonts w:ascii="Times New Roman" w:hAnsi="Times New Roman" w:cs="Times New Roman"/>
         </w:rPr>
+        <w:t xml:space="preserve">      Tokenize → </w:t>
+      </w:r>
+      <w:proofErr w:type="spellStart"/>
+      <w:r>
+        <w:rPr>
+          <w:rFonts w:ascii="Times New Roman" w:hAnsi="Times New Roman" w:cs="Times New Roman"/>
+        </w:rPr>
+        <w:t>StopWords</w:t>
+      </w:r>
+      <w:proofErr w:type="spellEnd"/>
+      <w:r>
+        <w:rPr>
+          <w:rFonts w:ascii="Times New Roman" w:hAnsi="Times New Roman" w:cs="Times New Roman"/>
+        </w:rPr>
+        <w:t xml:space="preserve"> → Lemmatize</w:t>
+      </w:r>
+    </w:p>
+    <w:p>
+      <w:pPr>
+        <w:rPr>
+          <w:rFonts w:ascii="Times New Roman" w:hAnsi="Times New Roman" w:cs="Times New Roman"/>
+        </w:rPr>
+      </w:pPr>
+      <w:r>
+        <w:rPr>
+          <w:rFonts w:ascii="Times New Roman" w:hAnsi="Times New Roman" w:cs="Times New Roman"/>
+        </w:rPr>
+        <w:t xml:space="preserve">                       │</w:t>
+      </w:r>
+    </w:p>
+    <w:p>
+      <w:pPr>
+        <w:rPr>
+          <w:rFonts w:ascii="Times New Roman" w:hAnsi="Times New Roman" w:cs="Times New Roman"/>
+        </w:rPr>
+      </w:pPr>
+      <w:r>
+        <w:rPr>
+          <w:rFonts w:ascii="Times New Roman" w:hAnsi="Times New Roman" w:cs="Times New Roman"/>
+        </w:rPr>
+        <w:t xml:space="preserve">                       ▼</w:t>
+      </w:r>
+    </w:p>
+    <w:p>
+      <w:pPr>
+        <w:rPr>
+          <w:rFonts w:ascii="Times New Roman" w:hAnsi="Times New Roman" w:cs="Times New Roman"/>
+        </w:rPr>
+      </w:pPr>
+      <w:r>
+        <w:rPr>
+          <w:rFonts w:ascii="Times New Roman" w:hAnsi="Times New Roman" w:cs="Times New Roman"/>
+        </w:rPr>
+        <w:t xml:space="preserve">              Build Vocabulary</w:t>
+      </w:r>
+    </w:p>
+    <w:p>
+      <w:pPr>
+        <w:rPr>
+          <w:rFonts w:ascii="Times New Roman" w:hAnsi="Times New Roman" w:cs="Times New Roman"/>
+        </w:rPr>
+      </w:pPr>
+      <w:r>
+        <w:rPr>
+          <w:rFonts w:ascii="Times New Roman" w:hAnsi="Times New Roman" w:cs="Times New Roman"/>
+        </w:rPr>
+        <w:t xml:space="preserve">                       │</w:t>
+      </w:r>
+    </w:p>
+    <w:p>
+      <w:pPr>
+        <w:rPr>
+          <w:rFonts w:ascii="Times New Roman" w:hAnsi="Times New Roman" w:cs="Times New Roman"/>
+        </w:rPr>
+      </w:pPr>
+      <w:r>
+        <w:rPr>
+          <w:rFonts w:ascii="Times New Roman" w:hAnsi="Times New Roman" w:cs="Times New Roman"/>
+        </w:rPr>
+        <w:t xml:space="preserve">                       ▼</w:t>
+      </w:r>
+    </w:p>
+    <w:p>
+      <w:pPr>
+        <w:rPr>
+          <w:rFonts w:ascii="Times New Roman" w:hAnsi="Times New Roman" w:cs="Times New Roman"/>
+        </w:rPr>
+      </w:pPr>
+      <w:r>
+        <w:rPr>
+          <w:rFonts w:ascii="Times New Roman" w:hAnsi="Times New Roman" w:cs="Times New Roman"/>
+        </w:rPr>
+        <w:t xml:space="preserve">      Generate Bag of Words Vector</w:t>
+      </w:r>
+    </w:p>
+    <w:p>
+      <w:pPr>
+        <w:rPr>
+          <w:rFonts w:ascii="Times New Roman" w:hAnsi="Times New Roman" w:cs="Times New Roman"/>
+        </w:rPr>
+      </w:pPr>
+      <w:r>
+        <w:rPr>
+          <w:rFonts w:ascii="Times New Roman" w:hAnsi="Times New Roman" w:cs="Times New Roman"/>
+        </w:rPr>
+        <w:t xml:space="preserve">      for every Knowledge Question</w:t>
+      </w:r>
+    </w:p>
+    <w:p>
+      <w:pPr>
+        <w:rPr>
+          <w:rFonts w:ascii="Times New Roman" w:hAnsi="Times New Roman" w:cs="Times New Roman"/>
+        </w:rPr>
+      </w:pPr>
+      <w:r>
+        <w:rPr>
+          <w:rFonts w:ascii="Times New Roman" w:hAnsi="Times New Roman" w:cs="Times New Roman"/>
+        </w:rPr>
+        <w:t xml:space="preserve">                       │</w:t>
+      </w:r>
+    </w:p>
+    <w:p>
+      <w:pPr>
+        <w:rPr>
+          <w:rFonts w:ascii="Times New Roman" w:hAnsi="Times New Roman" w:cs="Times New Roman"/>
+        </w:rPr>
+      </w:pPr>
+      <w:r>
+        <w:rPr>
+          <w:rFonts w:ascii="Times New Roman" w:hAnsi="Times New Roman" w:cs="Times New Roman"/>
+        </w:rPr>
+        <w:t xml:space="preserve">                       ▼</w:t>
+      </w:r>
+    </w:p>
+    <w:p>
+      <w:pPr>
+        <w:rPr>
+          <w:rFonts w:ascii="Times New Roman" w:hAnsi="Times New Roman" w:cs="Times New Roman"/>
+        </w:rPr>
+      </w:pPr>
+      <w:r>
+        <w:rPr>
+          <w:rFonts w:ascii="Times New Roman" w:hAnsi="Times New Roman" w:cs="Times New Roman"/>
+        </w:rPr>
+        <w:t xml:space="preserve">          Store Feature Vectors</w:t>
+      </w:r>
+    </w:p>
+    <w:p>
+      <w:pPr>
+        <w:rPr>
+          <w:rFonts w:ascii="Times New Roman" w:hAnsi="Times New Roman" w:cs="Times New Roman"/>
+        </w:rPr>
+      </w:pPr>
+      <w:r>
+        <w:rPr>
+          <w:rFonts w:ascii="Times New Roman" w:hAnsi="Times New Roman" w:cs="Times New Roman"/>
+        </w:rPr>
+        <w:t>────────────────────────────────────────</w:t>
+      </w:r>
+    </w:p>
+    <w:p>
+      <w:pPr>
+        <w:rPr>
+          <w:rFonts w:ascii="Times New Roman" w:hAnsi="Times New Roman" w:cs="Times New Roman"/>
+        </w:rPr>
+      </w:pPr>
+    </w:p>
+    <w:p>
+      <w:pPr>
+        <w:rPr>
+          <w:rFonts w:ascii="Times New Roman" w:hAnsi="Times New Roman" w:cs="Times New Roman"/>
+        </w:rPr>
+      </w:pPr>
+      <w:r>
+        <w:rPr>
+          <w:rFonts w:ascii="Times New Roman" w:hAnsi="Times New Roman" w:cs="Times New Roman"/>
+        </w:rPr>
+        <w:t xml:space="preserve">             User asks a question</w:t>
+      </w:r>
+    </w:p>
+    <w:p>
+      <w:pPr>
+        <w:rPr>
+          <w:rFonts w:ascii="Times New Roman" w:hAnsi="Times New Roman" w:cs="Times New Roman"/>
+        </w:rPr>
+      </w:pPr>
+      <w:r>
+        <w:rPr>
+          <w:rFonts w:ascii="Times New Roman" w:hAnsi="Times New Roman" w:cs="Times New Roman"/>
+        </w:rPr>
+        <w:t xml:space="preserve">                       │</w:t>
+      </w:r>
+    </w:p>
+    <w:p>
+      <w:pPr>
+        <w:rPr>
+          <w:rFonts w:ascii="Times New Roman" w:hAnsi="Times New Roman" w:cs="Times New Roman"/>
+        </w:rPr>
+      </w:pPr>
+      <w:r>
+        <w:rPr>
+          <w:rFonts w:ascii="Times New Roman" w:hAnsi="Times New Roman" w:cs="Times New Roman"/>
+        </w:rPr>
+        <w:t xml:space="preserve">                       ▼</w:t>
+      </w:r>
+    </w:p>
+    <w:p>
+      <w:pPr>
+        <w:rPr>
+          <w:rFonts w:ascii="Times New Roman" w:hAnsi="Times New Roman" w:cs="Times New Roman"/>
+        </w:rPr>
+      </w:pPr>
+      <w:r>
+        <w:rPr>
+          <w:rFonts w:ascii="Times New Roman" w:hAnsi="Times New Roman" w:cs="Times New Roman"/>
+        </w:rPr>
+        <w:t xml:space="preserve">      Tokenize → </w:t>
+      </w:r>
+      <w:proofErr w:type="spellStart"/>
+      <w:r>
+        <w:rPr>
+          <w:rFonts w:ascii="Times New Roman" w:hAnsi="Times New Roman" w:cs="Times New Roman"/>
+        </w:rPr>
+        <w:t>StopWords</w:t>
+      </w:r>
+      <w:proofErr w:type="spellEnd"/>
+      <w:r>
+        <w:rPr>
+          <w:rFonts w:ascii="Times New Roman" w:hAnsi="Times New Roman" w:cs="Times New Roman"/>
+        </w:rPr>
+        <w:t xml:space="preserve"> → Lemmatize</w:t>
+      </w:r>
+    </w:p>
+    <w:p>
+      <w:pPr>
+        <w:rPr>
+          <w:rFonts w:ascii="Times New Roman" w:hAnsi="Times New Roman" w:cs="Times New Roman"/>
+        </w:rPr>
+      </w:pPr>
+      <w:r>
+        <w:rPr>
+          <w:rFonts w:ascii="Times New Roman" w:hAnsi="Times New Roman" w:cs="Times New Roman"/>
+        </w:rPr>
+        <w:t xml:space="preserve">                       │</w:t>
+      </w:r>
+    </w:p>
+    <w:p>
+      <w:pPr>
+        <w:rPr>
+          <w:rFonts w:ascii="Times New Roman" w:hAnsi="Times New Roman" w:cs="Times New Roman"/>
+        </w:rPr>
+      </w:pPr>
+      <w:r>
+        <w:rPr>
+          <w:rFonts w:ascii="Times New Roman" w:hAnsi="Times New Roman" w:cs="Times New Roman"/>
+        </w:rPr>
+        <w:t xml:space="preserve">                       ▼</w:t>
+      </w:r>
+    </w:p>
+    <w:p>
+      <w:pPr>
+        <w:rPr>
+          <w:rFonts w:ascii="Times New Roman" w:hAnsi="Times New Roman" w:cs="Times New Roman"/>
+        </w:rPr>
+      </w:pPr>
+      <w:r>
+        <w:rPr>
+          <w:rFonts w:ascii="Times New Roman" w:hAnsi="Times New Roman" w:cs="Times New Roman"/>
+        </w:rPr>
+        <w:t xml:space="preserve">        Generate Bag of Words Vector</w:t>
+      </w:r>
+    </w:p>
+    <w:p>
+      <w:pPr>
+        <w:rPr>
+          <w:rFonts w:ascii="Times New Roman" w:hAnsi="Times New Roman" w:cs="Times New Roman"/>
+        </w:rPr>
+      </w:pPr>
+      <w:r>
+        <w:rPr>
+          <w:rFonts w:ascii="Times New Roman" w:hAnsi="Times New Roman" w:cs="Times New Roman"/>
+        </w:rPr>
+        <w:t xml:space="preserve">                       │</w:t>
+      </w:r>
+    </w:p>
+    <w:p>
+      <w:pPr>
+        <w:rPr>
+          <w:rFonts w:ascii="Times New Roman" w:hAnsi="Times New Roman" w:cs="Times New Roman"/>
+        </w:rPr>
+      </w:pPr>
+      <w:r>
+        <w:rPr>
+          <w:rFonts w:ascii="Times New Roman" w:hAnsi="Times New Roman" w:cs="Times New Roman"/>
+        </w:rPr>
+        <w:t xml:space="preserve">                       ▼</w:t>
+      </w:r>
+    </w:p>
+    <w:p>
+      <w:pPr>
+        <w:rPr>
+          <w:rFonts w:ascii="Times New Roman" w:hAnsi="Times New Roman" w:cs="Times New Roman"/>
+        </w:rPr>
+      </w:pPr>
+      <w:r>
+        <w:rPr>
+          <w:rFonts w:ascii="Times New Roman" w:hAnsi="Times New Roman" w:cs="Times New Roman"/>
+        </w:rPr>
+        <w:t xml:space="preserve">     Compare with Stored Vectors</w:t>
+      </w:r>
+    </w:p>
+    <w:p>
+      <w:pPr>
+        <w:rPr>
+          <w:rFonts w:ascii="Times New Roman" w:hAnsi="Times New Roman" w:cs="Times New Roman"/>
+        </w:rPr>
+      </w:pPr>
+      <w:r>
+        <w:rPr>
+          <w:rFonts w:ascii="Times New Roman" w:hAnsi="Times New Roman" w:cs="Times New Roman"/>
+        </w:rPr>
+        <w:t xml:space="preserve">                       │</w:t>
+      </w:r>
+    </w:p>
+    <w:p>
+      <w:pPr>
+        <w:rPr>
+          <w:rFonts w:ascii="Times New Roman" w:hAnsi="Times New Roman" w:cs="Times New Roman"/>
+        </w:rPr>
+      </w:pPr>
+      <w:r>
+        <w:rPr>
+          <w:rFonts w:ascii="Times New Roman" w:hAnsi="Times New Roman" w:cs="Times New Roman"/>
+        </w:rPr>
+        <w:t xml:space="preserve">                       ▼</w:t>
+      </w:r>
+    </w:p>
+    <w:p>
+      <w:pPr>
+        <w:rPr>
+          <w:rFonts w:ascii="Times New Roman" w:hAnsi="Times New Roman" w:cs="Times New Roman"/>
+        </w:rPr>
+      </w:pPr>
+      <w:r>
+        <w:rPr>
+          <w:rFonts w:ascii="Times New Roman" w:hAnsi="Times New Roman" w:cs="Times New Roman"/>
+        </w:rPr>
+        <w:t xml:space="preserve">         Cosine Similarity</w:t>
+      </w:r>
+    </w:p>
+    <w:p>
+      <w:pPr>
+        <w:rPr>
+          <w:rFonts w:ascii="Times New Roman" w:hAnsi="Times New Roman" w:cs="Times New Roman"/>
+        </w:rPr>
+      </w:pPr>
+      <w:r>
+        <w:rPr>
+          <w:rFonts w:ascii="Times New Roman" w:hAnsi="Times New Roman" w:cs="Times New Roman"/>
+        </w:rPr>
+        <w:lastRenderedPageBreak/>
+        <w:t xml:space="preserve">                       │</w:t>
+      </w:r>
+    </w:p>
+    <w:p>
+      <w:pPr>
+        <w:rPr>
+          <w:rFonts w:ascii="Times New Roman" w:hAnsi="Times New Roman" w:cs="Times New Roman"/>
+        </w:rPr>
+      </w:pPr>
+      <w:r>
+        <w:rPr>
+          <w:rFonts w:ascii="Times New Roman" w:hAnsi="Times New Roman" w:cs="Times New Roman"/>
+        </w:rPr>
+        <w:t xml:space="preserve">                       ▼</w:t>
+      </w:r>
+    </w:p>
+    <w:p>
+      <w:pPr>
+        <w:rPr>
+          <w:rFonts w:ascii="Times New Roman" w:hAnsi="Times New Roman" w:cs="Times New Roman"/>
+        </w:rPr>
+      </w:pPr>
+      <w:r>
+        <w:rPr>
+          <w:rFonts w:ascii="Times New Roman" w:hAnsi="Times New Roman" w:cs="Times New Roman"/>
+        </w:rPr>
         <w:t xml:space="preserve">         Return Best Matching Answer</w:t>
       </w:r>
     </w:p>
@@ -8553,18 +8062,8 @@
           <w:b/>
           <w:bCs/>
         </w:rPr>
-        <w:t xml:space="preserve">There are two different ways to build a </w:t>
-      </w:r>
-      <w:proofErr w:type="spellStart"/>
-      <w:r>
-        <w:rPr>
-          <w:rFonts w:ascii="Times New Roman" w:hAnsi="Times New Roman" w:cs="Times New Roman"/>
-          <w:b/>
-          <w:bCs/>
-        </w:rPr>
-        <w:t>chatbot</w:t>
-      </w:r>
-      <w:proofErr w:type="spellEnd"/>
+        <w:t>There are two different ways to build a chatbot</w:t>
+      </w:r>
     </w:p>
     <w:p>
       <w:pPr>
@@ -8712,7 +8211,21 @@
         <w:rPr>
           <w:rFonts w:ascii="Times New Roman" w:hAnsi="Times New Roman" w:cs="Times New Roman"/>
         </w:rPr>
-        <w:t xml:space="preserve">(Search)           </w:t>
+        <w:t>(</w:t>
+      </w:r>
+      <w:proofErr w:type="gramStart"/>
+      <w:r>
+        <w:rPr>
+          <w:rFonts w:ascii="Times New Roman" w:hAnsi="Times New Roman" w:cs="Times New Roman"/>
+        </w:rPr>
+        <w:t xml:space="preserve">Search)   </w:t>
+      </w:r>
+      <w:proofErr w:type="gramEnd"/>
+      <w:r>
+        <w:rPr>
+          <w:rFonts w:ascii="Times New Roman" w:hAnsi="Times New Roman" w:cs="Times New Roman"/>
+        </w:rPr>
+        <w:t xml:space="preserve">        </w:t>
       </w:r>
       <w:r>
         <w:rPr>
@@ -8794,19 +8307,11 @@
           <w:rFonts w:ascii="Times New Roman" w:hAnsi="Times New Roman" w:cs="Times New Roman"/>
         </w:rPr>
       </w:pPr>
-      <w:proofErr w:type="spellStart"/>
-      <w:r>
-        <w:rPr>
-          <w:rFonts w:ascii="Times New Roman" w:hAnsi="Times New Roman" w:cs="Times New Roman"/>
-        </w:rPr>
-        <w:t>Chatbots</w:t>
-      </w:r>
-      <w:proofErr w:type="spellEnd"/>
-      <w:r>
-        <w:rPr>
-          <w:rFonts w:ascii="Times New Roman" w:hAnsi="Times New Roman" w:cs="Times New Roman"/>
-        </w:rPr>
-        <w:t xml:space="preserve"> </w:t>
+      <w:r>
+        <w:rPr>
+          <w:rFonts w:ascii="Times New Roman" w:hAnsi="Times New Roman" w:cs="Times New Roman"/>
+        </w:rPr>
+        <w:t xml:space="preserve">Chatbots </w:t>
       </w:r>
     </w:p>
     <w:p>
@@ -8925,6 +8430,7 @@
         <w:rPr>
           <w:rFonts w:ascii="Times New Roman" w:hAnsi="Times New Roman" w:cs="Times New Roman"/>
         </w:rPr>
+        <w:lastRenderedPageBreak/>
         <w:t xml:space="preserve">Grammar checking </w:t>
       </w:r>
     </w:p>
@@ -8942,7 +8448,6 @@
         <w:rPr>
           <w:rFonts w:ascii="Times New Roman" w:hAnsi="Times New Roman" w:cs="Times New Roman"/>
         </w:rPr>
-        <w:lastRenderedPageBreak/>
         <w:t xml:space="preserve">Sentiment analysis </w:t>
       </w:r>
     </w:p>
@@ -8988,10 +8493,39 @@
           <w:sz w:val="28"/>
           <w:szCs w:val="28"/>
         </w:rPr>
-        <w:t xml:space="preserve">Word </w:t>
-      </w:r>
-      <w:proofErr w:type="spellStart"/>
-      <w:r>
+        <w:t xml:space="preserve">Word Embeddings </w:t>
+      </w:r>
+    </w:p>
+    <w:p>
+      <w:pPr>
+        <w:rPr>
+          <w:rFonts w:ascii="Times New Roman" w:hAnsi="Times New Roman" w:cs="Times New Roman"/>
+        </w:rPr>
+      </w:pPr>
+      <w:r>
+        <w:rPr>
+          <w:rFonts w:ascii="Times New Roman" w:hAnsi="Times New Roman" w:cs="Times New Roman"/>
+          <w:b/>
+          <w:bCs/>
+        </w:rPr>
+        <w:t>Word Embeddings</w:t>
+      </w:r>
+      <w:r>
+        <w:rPr>
+          <w:rFonts w:ascii="Times New Roman" w:hAnsi="Times New Roman" w:cs="Times New Roman"/>
+        </w:rPr>
+        <w:t xml:space="preserve">, which is the foundation of ChatGPT, RAG, Vector Databases, Semantic Search, and AI Agents. </w:t>
+      </w:r>
+    </w:p>
+    <w:p>
+      <w:pPr>
+        <w:rPr>
+          <w:rFonts w:ascii="Times New Roman" w:hAnsi="Times New Roman" w:cs="Times New Roman"/>
+        </w:rPr>
+      </w:pPr>
+    </w:p>
+    <w:p>
+      <w:pPr>
         <w:rPr>
           <w:rFonts w:ascii="Times New Roman" w:hAnsi="Times New Roman" w:cs="Times New Roman"/>
           <w:b/>
@@ -8999,9 +8533,7 @@
           <w:sz w:val="28"/>
           <w:szCs w:val="28"/>
         </w:rPr>
-        <w:t>Embeddings</w:t>
-      </w:r>
-      <w:proofErr w:type="spellEnd"/>
+      </w:pPr>
       <w:r>
         <w:rPr>
           <w:rFonts w:ascii="Times New Roman" w:hAnsi="Times New Roman" w:cs="Times New Roman"/>
@@ -9010,63 +8542,9 @@
           <w:sz w:val="28"/>
           <w:szCs w:val="28"/>
         </w:rPr>
-        <w:t xml:space="preserve"> </w:t>
-      </w:r>
-    </w:p>
-    <w:p>
-      <w:pPr>
-        <w:rPr>
-          <w:rFonts w:ascii="Times New Roman" w:hAnsi="Times New Roman" w:cs="Times New Roman"/>
-        </w:rPr>
-      </w:pPr>
-      <w:r>
-        <w:rPr>
-          <w:rFonts w:ascii="Times New Roman" w:hAnsi="Times New Roman" w:cs="Times New Roman"/>
-          <w:b/>
-          <w:bCs/>
-        </w:rPr>
-        <w:t xml:space="preserve">Word </w:t>
-      </w:r>
-      <w:proofErr w:type="spellStart"/>
-      <w:r>
-        <w:rPr>
-          <w:rFonts w:ascii="Times New Roman" w:hAnsi="Times New Roman" w:cs="Times New Roman"/>
-          <w:b/>
-          <w:bCs/>
-        </w:rPr>
-        <w:t>Embeddings</w:t>
-      </w:r>
-      <w:proofErr w:type="spellEnd"/>
-      <w:r>
-        <w:rPr>
-          <w:rFonts w:ascii="Times New Roman" w:hAnsi="Times New Roman" w:cs="Times New Roman"/>
-        </w:rPr>
-        <w:t xml:space="preserve">, which is the foundation of </w:t>
-      </w:r>
-      <w:proofErr w:type="spellStart"/>
-      <w:r>
-        <w:rPr>
-          <w:rFonts w:ascii="Times New Roman" w:hAnsi="Times New Roman" w:cs="Times New Roman"/>
-        </w:rPr>
-        <w:t>ChatGPT</w:t>
-      </w:r>
-      <w:proofErr w:type="spellEnd"/>
-      <w:r>
-        <w:rPr>
-          <w:rFonts w:ascii="Times New Roman" w:hAnsi="Times New Roman" w:cs="Times New Roman"/>
-        </w:rPr>
-        <w:t xml:space="preserve">, RAG, Vector Databases, Semantic Search, and AI Agents. </w:t>
-      </w:r>
-    </w:p>
-    <w:p>
-      <w:pPr>
-        <w:rPr>
-          <w:rFonts w:ascii="Times New Roman" w:hAnsi="Times New Roman" w:cs="Times New Roman"/>
-        </w:rPr>
-      </w:pPr>
-    </w:p>
-    <w:p>
-      <w:pPr>
+        <w:t xml:space="preserve">Traditional NLP </w:t>
+      </w:r>
+      <w:r>
         <w:rPr>
           <w:rFonts w:ascii="Times New Roman" w:hAnsi="Times New Roman" w:cs="Times New Roman"/>
           <w:b/>
@@ -9074,7 +8552,9 @@
           <w:sz w:val="28"/>
           <w:szCs w:val="28"/>
         </w:rPr>
-      </w:pPr>
+        <w:tab/>
+        <w:t xml:space="preserve">    </w:t>
+      </w:r>
       <w:r>
         <w:rPr>
           <w:rFonts w:ascii="Times New Roman" w:hAnsi="Times New Roman" w:cs="Times New Roman"/>
@@ -9083,7 +8563,7 @@
           <w:sz w:val="28"/>
           <w:szCs w:val="28"/>
         </w:rPr>
-        <w:t xml:space="preserve">Traditional NLP </w:t>
+        <w:tab/>
       </w:r>
       <w:r>
         <w:rPr>
@@ -9094,7 +8574,6 @@
           <w:szCs w:val="28"/>
         </w:rPr>
         <w:tab/>
-        <w:t xml:space="preserve">    </w:t>
       </w:r>
       <w:r>
         <w:rPr>
@@ -9105,6 +8584,7 @@
           <w:szCs w:val="28"/>
         </w:rPr>
         <w:tab/>
+        <w:t xml:space="preserve">vs </w:t>
       </w:r>
       <w:r>
         <w:rPr>
@@ -9125,7 +8605,7 @@
           <w:szCs w:val="28"/>
         </w:rPr>
         <w:tab/>
-        <w:t xml:space="preserve">vs </w:t>
+        <w:t xml:space="preserve">     </w:t>
       </w:r>
       <w:r>
         <w:rPr>
@@ -9136,40 +8616,8 @@
           <w:szCs w:val="28"/>
         </w:rPr>
         <w:tab/>
-      </w:r>
-      <w:r>
-        <w:rPr>
-          <w:rFonts w:ascii="Times New Roman" w:hAnsi="Times New Roman" w:cs="Times New Roman"/>
-          <w:b/>
-          <w:bCs/>
-          <w:sz w:val="28"/>
-          <w:szCs w:val="28"/>
-        </w:rPr>
-        <w:tab/>
-        <w:t xml:space="preserve">     </w:t>
-      </w:r>
-      <w:r>
-        <w:rPr>
-          <w:rFonts w:ascii="Times New Roman" w:hAnsi="Times New Roman" w:cs="Times New Roman"/>
-          <w:b/>
-          <w:bCs/>
-          <w:sz w:val="28"/>
-          <w:szCs w:val="28"/>
-        </w:rPr>
-        <w:tab/>
-      </w:r>
-      <w:proofErr w:type="spellStart"/>
-      <w:r>
-        <w:rPr>
-          <w:rFonts w:ascii="Times New Roman" w:hAnsi="Times New Roman" w:cs="Times New Roman"/>
-          <w:b/>
-          <w:bCs/>
-          <w:sz w:val="28"/>
-          <w:szCs w:val="28"/>
-        </w:rPr>
         <w:t>Embeddings</w:t>
       </w:r>
-      <w:proofErr w:type="spellEnd"/>
     </w:p>
     <w:tbl>
       <w:tblPr>
@@ -9231,7 +8679,6 @@
                 <w:bCs/>
               </w:rPr>
             </w:pPr>
-            <w:proofErr w:type="spellStart"/>
             <w:r>
               <w:rPr>
                 <w:rFonts w:ascii="Times New Roman" w:hAnsi="Times New Roman" w:cs="Times New Roman"/>
@@ -9240,7 +8687,6 @@
               </w:rPr>
               <w:t>Embeddings</w:t>
             </w:r>
-            <w:proofErr w:type="spellEnd"/>
           </w:p>
         </w:tc>
       </w:tr>
@@ -9595,7 +9041,6 @@
           <w:sz w:val="32"/>
           <w:szCs w:val="32"/>
         </w:rPr>
-        <w:lastRenderedPageBreak/>
         <w:t>What is Word2Vec?</w:t>
       </w:r>
     </w:p>
@@ -9681,14 +9126,12 @@
           <w:rFonts w:ascii="Times New Roman" w:hAnsi="Times New Roman" w:cs="Times New Roman"/>
         </w:rPr>
       </w:pPr>
-      <w:proofErr w:type="gramStart"/>
       <w:r>
         <w:rPr>
           <w:rFonts w:ascii="Times New Roman" w:hAnsi="Times New Roman" w:cs="Times New Roman"/>
         </w:rPr>
         <w:t>cat</w:t>
       </w:r>
-      <w:proofErr w:type="gramEnd"/>
     </w:p>
     <w:p>
       <w:pPr>
@@ -9713,16 +9156,8 @@
         <w:rPr>
           <w:rFonts w:ascii="Times New Roman" w:hAnsi="Times New Roman" w:cs="Times New Roman"/>
         </w:rPr>
-        <w:t xml:space="preserve">[0.21, -0.54, 0.82, </w:t>
-      </w:r>
-      <w:proofErr w:type="gramStart"/>
-      <w:r>
-        <w:rPr>
-          <w:rFonts w:ascii="Times New Roman" w:hAnsi="Times New Roman" w:cs="Times New Roman"/>
-        </w:rPr>
-        <w:t>0.13, ...]</w:t>
-      </w:r>
-      <w:proofErr w:type="gramEnd"/>
+        <w:t>[0.21, -0.54, 0.82, 0.13, ...]</w:t>
+      </w:r>
     </w:p>
     <w:p>
       <w:pPr>
@@ -10137,6 +9572,7 @@
         <w:rPr>
           <w:rFonts w:ascii="Times New Roman" w:hAnsi="Times New Roman" w:cs="Times New Roman"/>
         </w:rPr>
+        <w:lastRenderedPageBreak/>
         <w:t>Word2Vec learns this automatically.</w:t>
       </w:r>
     </w:p>
@@ -10158,7 +9594,6 @@
           <w:sz w:val="28"/>
           <w:szCs w:val="28"/>
         </w:rPr>
-        <w:lastRenderedPageBreak/>
         <w:t>How Does Word2Vec Learn?</w:t>
       </w:r>
     </w:p>
@@ -10200,7 +9635,29 @@
           <w:sz w:val="28"/>
           <w:szCs w:val="28"/>
         </w:rPr>
-        <w:t>Why Don't We Implement Word2Vec From Scratch?</w:t>
+        <w:t xml:space="preserve">Why Don't We Implement Word2Vec </w:t>
+      </w:r>
+      <w:proofErr w:type="gramStart"/>
+      <w:r>
+        <w:rPr>
+          <w:rFonts w:ascii="Times New Roman" w:hAnsi="Times New Roman" w:cs="Times New Roman"/>
+          <w:b/>
+          <w:bCs/>
+          <w:sz w:val="28"/>
+          <w:szCs w:val="28"/>
+        </w:rPr>
+        <w:t>From</w:t>
+      </w:r>
+      <w:proofErr w:type="gramEnd"/>
+      <w:r>
+        <w:rPr>
+          <w:rFonts w:ascii="Times New Roman" w:hAnsi="Times New Roman" w:cs="Times New Roman"/>
+          <w:b/>
+          <w:bCs/>
+          <w:sz w:val="28"/>
+          <w:szCs w:val="28"/>
+        </w:rPr>
+        <w:t xml:space="preserve"> Scratch?</w:t>
       </w:r>
     </w:p>
     <w:p>
@@ -10244,21 +9701,7 @@
         <w:rPr>
           <w:rFonts w:ascii="Times New Roman" w:hAnsi="Times New Roman" w:cs="Times New Roman"/>
         </w:rPr>
-        <w:t xml:space="preserve"> to produce good </w:t>
-      </w:r>
-      <w:proofErr w:type="spellStart"/>
-      <w:r>
-        <w:rPr>
-          <w:rFonts w:ascii="Times New Roman" w:hAnsi="Times New Roman" w:cs="Times New Roman"/>
-        </w:rPr>
-        <w:t>embeddings</w:t>
-      </w:r>
-      <w:proofErr w:type="spellEnd"/>
-      <w:r>
-        <w:rPr>
-          <w:rFonts w:ascii="Times New Roman" w:hAnsi="Times New Roman" w:cs="Times New Roman"/>
-        </w:rPr>
-        <w:t xml:space="preserve">. </w:t>
+        <w:t xml:space="preserve"> to produce good embeddings. </w:t>
       </w:r>
     </w:p>
     <w:p>
@@ -10473,7 +9916,6 @@
           <w:sz w:val="40"/>
           <w:szCs w:val="40"/>
         </w:rPr>
-        <w:lastRenderedPageBreak/>
         <w:t>You've covered a lot in a short period:</w:t>
       </w:r>
     </w:p>
@@ -10708,19 +10150,11 @@
           <w:rFonts w:ascii="Times New Roman" w:hAnsi="Times New Roman" w:cs="Times New Roman"/>
         </w:rPr>
       </w:pPr>
-      <w:proofErr w:type="spellStart"/>
-      <w:r>
-        <w:rPr>
-          <w:rFonts w:ascii="Times New Roman" w:hAnsi="Times New Roman" w:cs="Times New Roman"/>
-        </w:rPr>
-        <w:t>Embeddings</w:t>
-      </w:r>
-      <w:proofErr w:type="spellEnd"/>
-      <w:r>
-        <w:rPr>
-          <w:rFonts w:ascii="Times New Roman" w:hAnsi="Times New Roman" w:cs="Times New Roman"/>
-        </w:rPr>
-        <w:t xml:space="preserve"> </w:t>
+      <w:r>
+        <w:rPr>
+          <w:rFonts w:ascii="Times New Roman" w:hAnsi="Times New Roman" w:cs="Times New Roman"/>
+        </w:rPr>
+        <w:t xml:space="preserve">Embeddings </w:t>
       </w:r>
     </w:p>
     <w:p>
@@ -10737,21 +10171,7 @@
         <w:rPr>
           <w:rFonts w:ascii="Times New Roman" w:hAnsi="Times New Roman" w:cs="Times New Roman"/>
         </w:rPr>
-        <w:t xml:space="preserve">Sentence </w:t>
-      </w:r>
-      <w:proofErr w:type="spellStart"/>
-      <w:r>
-        <w:rPr>
-          <w:rFonts w:ascii="Times New Roman" w:hAnsi="Times New Roman" w:cs="Times New Roman"/>
-        </w:rPr>
-        <w:t>Embeddings</w:t>
-      </w:r>
-      <w:proofErr w:type="spellEnd"/>
-      <w:r>
-        <w:rPr>
-          <w:rFonts w:ascii="Times New Roman" w:hAnsi="Times New Roman" w:cs="Times New Roman"/>
-        </w:rPr>
-        <w:t xml:space="preserve"> </w:t>
+        <w:t xml:space="preserve">Sentence Embeddings </w:t>
       </w:r>
     </w:p>
     <w:p>
@@ -10897,6 +10317,7 @@
         <w:rPr>
           <w:rFonts w:ascii="Times New Roman" w:hAnsi="Times New Roman" w:cs="Times New Roman"/>
         </w:rPr>
+        <w:lastRenderedPageBreak/>
         <w:t>5. Lemmatization</w:t>
       </w:r>
     </w:p>
@@ -10910,7 +10331,6 @@
         <w:rPr>
           <w:rFonts w:ascii="Times New Roman" w:hAnsi="Times New Roman" w:cs="Times New Roman"/>
         </w:rPr>
-        <w:lastRenderedPageBreak/>
         <w:t>6. N-Grams</w:t>
       </w:r>
     </w:p>
@@ -11002,37 +10422,21 @@
         <w:rPr>
           <w:rFonts w:ascii="Times New Roman" w:hAnsi="Times New Roman" w:cs="Times New Roman"/>
         </w:rPr>
-        <w:t xml:space="preserve">13. </w:t>
-      </w:r>
-      <w:proofErr w:type="spellStart"/>
-      <w:r>
-        <w:rPr>
-          <w:rFonts w:ascii="Times New Roman" w:hAnsi="Times New Roman" w:cs="Times New Roman"/>
-        </w:rPr>
-        <w:t>Embeddings</w:t>
-      </w:r>
-      <w:proofErr w:type="spellEnd"/>
-    </w:p>
-    <w:p>
-      <w:pPr>
-        <w:rPr>
-          <w:rFonts w:ascii="Times New Roman" w:hAnsi="Times New Roman" w:cs="Times New Roman"/>
-        </w:rPr>
-      </w:pPr>
-      <w:r>
-        <w:rPr>
-          <w:rFonts w:ascii="Times New Roman" w:hAnsi="Times New Roman" w:cs="Times New Roman"/>
-        </w:rPr>
-        <w:t xml:space="preserve">14. Sentence </w:t>
-      </w:r>
-      <w:proofErr w:type="spellStart"/>
-      <w:r>
-        <w:rPr>
-          <w:rFonts w:ascii="Times New Roman" w:hAnsi="Times New Roman" w:cs="Times New Roman"/>
-        </w:rPr>
-        <w:t>Embeddings</w:t>
-      </w:r>
-      <w:proofErr w:type="spellEnd"/>
+        <w:t>13. Embeddings</w:t>
+      </w:r>
+    </w:p>
+    <w:p>
+      <w:pPr>
+        <w:rPr>
+          <w:rFonts w:ascii="Times New Roman" w:hAnsi="Times New Roman" w:cs="Times New Roman"/>
+        </w:rPr>
+      </w:pPr>
+      <w:r>
+        <w:rPr>
+          <w:rFonts w:ascii="Times New Roman" w:hAnsi="Times New Roman" w:cs="Times New Roman"/>
+        </w:rPr>
+        <w:t>14. Sentence Embeddings</w:t>
+      </w:r>
     </w:p>
     <w:p>
       <w:pPr>
@@ -11168,7 +10572,7 @@
         <w:rPr>
           <w:rFonts w:ascii="Times New Roman" w:hAnsi="Times New Roman" w:cs="Times New Roman"/>
         </w:rPr>
-        <w:pict>
+        <w:pict w14:anchorId="48916B18">
           <v:rect id="_x0000_i1032" style="width:0;height:1.5pt" o:hralign="center" o:hrstd="t" o:hr="t" fillcolor="#a0a0a0" stroked="f"/>
         </w:pict>
       </w:r>
@@ -11218,6 +10622,7 @@
         </w:rPr>
       </w:pPr>
       <w:proofErr w:type="spellStart"/>
+      <w:proofErr w:type="gramStart"/>
       <w:r>
         <w:rPr>
           <w:rFonts w:ascii="Times New Roman" w:hAnsi="Times New Roman" w:cs="Times New Roman"/>
@@ -11229,7 +10634,14 @@
         <w:rPr>
           <w:rFonts w:ascii="Times New Roman" w:hAnsi="Times New Roman" w:cs="Times New Roman"/>
         </w:rPr>
-        <w:t xml:space="preserve">() </w:t>
+        <w:t>(</w:t>
+      </w:r>
+      <w:proofErr w:type="gramEnd"/>
+      <w:r>
+        <w:rPr>
+          <w:rFonts w:ascii="Times New Roman" w:hAnsi="Times New Roman" w:cs="Times New Roman"/>
+        </w:rPr>
+        <w:t xml:space="preserve">) </w:t>
       </w:r>
     </w:p>
     <w:p>
@@ -11242,11 +10654,19 @@
           <w:rFonts w:ascii="Times New Roman" w:hAnsi="Times New Roman" w:cs="Times New Roman"/>
         </w:rPr>
       </w:pPr>
-      <w:r>
-        <w:rPr>
-          <w:rFonts w:ascii="Times New Roman" w:hAnsi="Times New Roman" w:cs="Times New Roman"/>
-        </w:rPr>
-        <w:t xml:space="preserve">Tokenization() </w:t>
+      <w:proofErr w:type="gramStart"/>
+      <w:r>
+        <w:rPr>
+          <w:rFonts w:ascii="Times New Roman" w:hAnsi="Times New Roman" w:cs="Times New Roman"/>
+        </w:rPr>
+        <w:t>Tokenization(</w:t>
+      </w:r>
+      <w:proofErr w:type="gramEnd"/>
+      <w:r>
+        <w:rPr>
+          <w:rFonts w:ascii="Times New Roman" w:hAnsi="Times New Roman" w:cs="Times New Roman"/>
+        </w:rPr>
+        <w:t xml:space="preserve">) </w:t>
       </w:r>
     </w:p>
     <w:p>
@@ -11260,6 +10680,7 @@
         </w:rPr>
       </w:pPr>
       <w:proofErr w:type="spellStart"/>
+      <w:proofErr w:type="gramStart"/>
       <w:r>
         <w:rPr>
           <w:rFonts w:ascii="Times New Roman" w:hAnsi="Times New Roman" w:cs="Times New Roman"/>
@@ -11271,7 +10692,14 @@
         <w:rPr>
           <w:rFonts w:ascii="Times New Roman" w:hAnsi="Times New Roman" w:cs="Times New Roman"/>
         </w:rPr>
-        <w:t xml:space="preserve">() </w:t>
+        <w:t>(</w:t>
+      </w:r>
+      <w:proofErr w:type="gramEnd"/>
+      <w:r>
+        <w:rPr>
+          <w:rFonts w:ascii="Times New Roman" w:hAnsi="Times New Roman" w:cs="Times New Roman"/>
+        </w:rPr>
+        <w:t xml:space="preserve">) </w:t>
       </w:r>
     </w:p>
     <w:p>
@@ -11284,11 +10712,19 @@
           <w:rFonts w:ascii="Times New Roman" w:hAnsi="Times New Roman" w:cs="Times New Roman"/>
         </w:rPr>
       </w:pPr>
-      <w:r>
-        <w:rPr>
-          <w:rFonts w:ascii="Times New Roman" w:hAnsi="Times New Roman" w:cs="Times New Roman"/>
-        </w:rPr>
-        <w:t xml:space="preserve">Stemming() </w:t>
+      <w:proofErr w:type="gramStart"/>
+      <w:r>
+        <w:rPr>
+          <w:rFonts w:ascii="Times New Roman" w:hAnsi="Times New Roman" w:cs="Times New Roman"/>
+        </w:rPr>
+        <w:t>Stemming(</w:t>
+      </w:r>
+      <w:proofErr w:type="gramEnd"/>
+      <w:r>
+        <w:rPr>
+          <w:rFonts w:ascii="Times New Roman" w:hAnsi="Times New Roman" w:cs="Times New Roman"/>
+        </w:rPr>
+        <w:t xml:space="preserve">) </w:t>
       </w:r>
     </w:p>
     <w:p>
@@ -11301,11 +10737,19 @@
           <w:rFonts w:ascii="Times New Roman" w:hAnsi="Times New Roman" w:cs="Times New Roman"/>
         </w:rPr>
       </w:pPr>
-      <w:r>
-        <w:rPr>
-          <w:rFonts w:ascii="Times New Roman" w:hAnsi="Times New Roman" w:cs="Times New Roman"/>
-        </w:rPr>
-        <w:t xml:space="preserve">Lemmatization() </w:t>
+      <w:proofErr w:type="gramStart"/>
+      <w:r>
+        <w:rPr>
+          <w:rFonts w:ascii="Times New Roman" w:hAnsi="Times New Roman" w:cs="Times New Roman"/>
+        </w:rPr>
+        <w:t>Lemmatization(</w:t>
+      </w:r>
+      <w:proofErr w:type="gramEnd"/>
+      <w:r>
+        <w:rPr>
+          <w:rFonts w:ascii="Times New Roman" w:hAnsi="Times New Roman" w:cs="Times New Roman"/>
+        </w:rPr>
+        <w:t xml:space="preserve">) </w:t>
       </w:r>
     </w:p>
     <w:p>
@@ -11319,6 +10763,7 @@
         </w:rPr>
       </w:pPr>
       <w:proofErr w:type="spellStart"/>
+      <w:proofErr w:type="gramStart"/>
       <w:r>
         <w:rPr>
           <w:rFonts w:ascii="Times New Roman" w:hAnsi="Times New Roman" w:cs="Times New Roman"/>
@@ -11330,7 +10775,14 @@
         <w:rPr>
           <w:rFonts w:ascii="Times New Roman" w:hAnsi="Times New Roman" w:cs="Times New Roman"/>
         </w:rPr>
-        <w:t xml:space="preserve">() </w:t>
+        <w:t>(</w:t>
+      </w:r>
+      <w:proofErr w:type="gramEnd"/>
+      <w:r>
+        <w:rPr>
+          <w:rFonts w:ascii="Times New Roman" w:hAnsi="Times New Roman" w:cs="Times New Roman"/>
+        </w:rPr>
+        <w:t xml:space="preserve">) </w:t>
       </w:r>
     </w:p>
     <w:p>
@@ -11344,10 +10796,12 @@
         </w:rPr>
       </w:pPr>
       <w:proofErr w:type="spellStart"/>
-      <w:r>
-        <w:rPr>
-          <w:rFonts w:ascii="Times New Roman" w:hAnsi="Times New Roman" w:cs="Times New Roman"/>
-        </w:rPr>
+      <w:proofErr w:type="gramStart"/>
+      <w:r>
+        <w:rPr>
+          <w:rFonts w:ascii="Times New Roman" w:hAnsi="Times New Roman" w:cs="Times New Roman"/>
+        </w:rPr>
+        <w:lastRenderedPageBreak/>
         <w:t>CalculateTF</w:t>
       </w:r>
       <w:proofErr w:type="spellEnd"/>
@@ -11355,7 +10809,14 @@
         <w:rPr>
           <w:rFonts w:ascii="Times New Roman" w:hAnsi="Times New Roman" w:cs="Times New Roman"/>
         </w:rPr>
-        <w:t xml:space="preserve">() </w:t>
+        <w:t>(</w:t>
+      </w:r>
+      <w:proofErr w:type="gramEnd"/>
+      <w:r>
+        <w:rPr>
+          <w:rFonts w:ascii="Times New Roman" w:hAnsi="Times New Roman" w:cs="Times New Roman"/>
+        </w:rPr>
+        <w:t xml:space="preserve">) </w:t>
       </w:r>
     </w:p>
     <w:p>
@@ -11369,11 +10830,11 @@
         </w:rPr>
       </w:pPr>
       <w:proofErr w:type="spellStart"/>
-      <w:r>
-        <w:rPr>
-          <w:rFonts w:ascii="Times New Roman" w:hAnsi="Times New Roman" w:cs="Times New Roman"/>
-        </w:rPr>
-        <w:lastRenderedPageBreak/>
+      <w:proofErr w:type="gramStart"/>
+      <w:r>
+        <w:rPr>
+          <w:rFonts w:ascii="Times New Roman" w:hAnsi="Times New Roman" w:cs="Times New Roman"/>
+        </w:rPr>
         <w:t>CalculateIDF</w:t>
       </w:r>
       <w:proofErr w:type="spellEnd"/>
@@ -11381,7 +10842,14 @@
         <w:rPr>
           <w:rFonts w:ascii="Times New Roman" w:hAnsi="Times New Roman" w:cs="Times New Roman"/>
         </w:rPr>
-        <w:t xml:space="preserve">() </w:t>
+        <w:t>(</w:t>
+      </w:r>
+      <w:proofErr w:type="gramEnd"/>
+      <w:r>
+        <w:rPr>
+          <w:rFonts w:ascii="Times New Roman" w:hAnsi="Times New Roman" w:cs="Times New Roman"/>
+        </w:rPr>
+        <w:t xml:space="preserve">) </w:t>
       </w:r>
     </w:p>
     <w:p>
@@ -11395,6 +10863,7 @@
         </w:rPr>
       </w:pPr>
       <w:proofErr w:type="spellStart"/>
+      <w:proofErr w:type="gramStart"/>
       <w:r>
         <w:rPr>
           <w:rFonts w:ascii="Times New Roman" w:hAnsi="Times New Roman" w:cs="Times New Roman"/>
@@ -11406,7 +10875,14 @@
         <w:rPr>
           <w:rFonts w:ascii="Times New Roman" w:hAnsi="Times New Roman" w:cs="Times New Roman"/>
         </w:rPr>
-        <w:t xml:space="preserve">() </w:t>
+        <w:t>(</w:t>
+      </w:r>
+      <w:proofErr w:type="gramEnd"/>
+      <w:r>
+        <w:rPr>
+          <w:rFonts w:ascii="Times New Roman" w:hAnsi="Times New Roman" w:cs="Times New Roman"/>
+        </w:rPr>
+        <w:t xml:space="preserve">) </w:t>
       </w:r>
     </w:p>
     <w:p>
@@ -11420,6 +10896,7 @@
         </w:rPr>
       </w:pPr>
       <w:proofErr w:type="spellStart"/>
+      <w:proofErr w:type="gramStart"/>
       <w:r>
         <w:rPr>
           <w:rFonts w:ascii="Times New Roman" w:hAnsi="Times New Roman" w:cs="Times New Roman"/>
@@ -11431,7 +10908,14 @@
         <w:rPr>
           <w:rFonts w:ascii="Times New Roman" w:hAnsi="Times New Roman" w:cs="Times New Roman"/>
         </w:rPr>
-        <w:t xml:space="preserve">() </w:t>
+        <w:t>(</w:t>
+      </w:r>
+      <w:proofErr w:type="gramEnd"/>
+      <w:r>
+        <w:rPr>
+          <w:rFonts w:ascii="Times New Roman" w:hAnsi="Times New Roman" w:cs="Times New Roman"/>
+        </w:rPr>
+        <w:t xml:space="preserve">) </w:t>
       </w:r>
     </w:p>
     <w:p>
@@ -11457,7 +10941,7 @@
         <w:rPr>
           <w:rFonts w:ascii="Times New Roman" w:hAnsi="Times New Roman" w:cs="Times New Roman"/>
         </w:rPr>
-        <w:pict>
+        <w:pict w14:anchorId="48916B19">
           <v:rect id="_x0000_i1033" style="width:0;height:1.5pt" o:hralign="center" o:hrstd="t" o:hr="t" fillcolor="#a0a0a0" stroked="f"/>
         </w:pict>
       </w:r>
@@ -11753,6 +11237,7 @@
         <w:rPr>
           <w:rFonts w:ascii="Times New Roman" w:hAnsi="Times New Roman" w:cs="Times New Roman"/>
         </w:rPr>
+        <w:lastRenderedPageBreak/>
         <w:t xml:space="preserve">    ↓</w:t>
       </w:r>
     </w:p>
@@ -11766,7 +11251,6 @@
         <w:rPr>
           <w:rFonts w:ascii="Times New Roman" w:hAnsi="Times New Roman" w:cs="Times New Roman"/>
         </w:rPr>
-        <w:lastRenderedPageBreak/>
         <w:t>Cosine Similarity</w:t>
       </w:r>
     </w:p>
@@ -11988,7 +11472,6 @@
           <w:sz w:val="40"/>
           <w:szCs w:val="40"/>
         </w:rPr>
-        <w:lastRenderedPageBreak/>
         <w:t>My Recommendation for You</w:t>
       </w:r>
     </w:p>
@@ -12705,16 +12188,8 @@
               <w:rPr>
                 <w:rFonts w:ascii="Times New Roman" w:hAnsi="Times New Roman" w:cs="Times New Roman"/>
               </w:rPr>
-              <w:t xml:space="preserve">PDF </w:t>
+              <w:t>PDF Chatbot</w:t>
             </w:r>
-            <w:proofErr w:type="spellStart"/>
-            <w:r>
-              <w:rPr>
-                <w:rFonts w:ascii="Times New Roman" w:hAnsi="Times New Roman" w:cs="Times New Roman"/>
-              </w:rPr>
-              <w:t>Chatbot</w:t>
-            </w:r>
-            <w:proofErr w:type="spellEnd"/>
           </w:p>
         </w:tc>
         <w:tc>
@@ -12964,21 +12439,7 @@
         <w:rPr>
           <w:rFonts w:ascii="Times New Roman" w:hAnsi="Times New Roman" w:cs="Times New Roman"/>
         </w:rPr>
-        <w:t xml:space="preserve">It ties together everything you've learned in Traditional NLP—preprocessing, TF-IDF, and cosine similarity—and gives you a solid foundation before moving to </w:t>
-      </w:r>
-      <w:proofErr w:type="spellStart"/>
-      <w:r>
-        <w:rPr>
-          <w:rFonts w:ascii="Times New Roman" w:hAnsi="Times New Roman" w:cs="Times New Roman"/>
-        </w:rPr>
-        <w:t>embeddings</w:t>
-      </w:r>
-      <w:proofErr w:type="spellEnd"/>
-      <w:r>
-        <w:rPr>
-          <w:rFonts w:ascii="Times New Roman" w:hAnsi="Times New Roman" w:cs="Times New Roman"/>
-        </w:rPr>
-        <w:t xml:space="preserve"> and RAG. After that, the </w:t>
+        <w:t xml:space="preserve">It ties together everything you've learned in Traditional NLP—preprocessing, TF-IDF, and cosine similarity—and gives you a solid foundation before moving to embeddings and RAG. After that, the </w:t>
       </w:r>
       <w:r>
         <w:rPr>
@@ -13026,27 +12487,7 @@
           <w:sz w:val="28"/>
           <w:szCs w:val="28"/>
         </w:rPr>
-        <w:t xml:space="preserve">Logistic Regression → Word </w:t>
-      </w:r>
-      <w:proofErr w:type="spellStart"/>
-      <w:r>
-        <w:rPr>
-          <w:b/>
-          <w:i/>
-          <w:sz w:val="28"/>
-          <w:szCs w:val="28"/>
-        </w:rPr>
-        <w:t>Embeddings</w:t>
-      </w:r>
-      <w:proofErr w:type="spellEnd"/>
-      <w:r>
-        <w:rPr>
-          <w:b/>
-          <w:i/>
-          <w:sz w:val="28"/>
-          <w:szCs w:val="28"/>
-        </w:rPr>
-        <w:t xml:space="preserve"> → Semantic Search → Vector DB → RAG.</w:t>
+        <w:t>Logistic Regression → Word Embeddings → Semantic Search → Vector DB → RAG.</w:t>
       </w:r>
     </w:p>
     <w:p>
@@ -13217,21 +12658,7 @@
         <w:rPr>
           <w:rFonts w:ascii="Times New Roman" w:hAnsi="Times New Roman" w:cs="Times New Roman"/>
         </w:rPr>
-        <w:t xml:space="preserve">HR </w:t>
-      </w:r>
-      <w:proofErr w:type="spellStart"/>
-      <w:r>
-        <w:rPr>
-          <w:rFonts w:ascii="Times New Roman" w:hAnsi="Times New Roman" w:cs="Times New Roman"/>
-        </w:rPr>
-        <w:t>Chatbot</w:t>
-      </w:r>
-      <w:proofErr w:type="spellEnd"/>
-      <w:r>
-        <w:rPr>
-          <w:rFonts w:ascii="Times New Roman" w:hAnsi="Times New Roman" w:cs="Times New Roman"/>
-        </w:rPr>
-        <w:t xml:space="preserve"> </w:t>
+        <w:t xml:space="preserve">HR Chatbot </w:t>
       </w:r>
     </w:p>
     <w:p>
@@ -14067,7 +13494,6 @@
           <w14:ligatures w14:val="none"/>
         </w:rPr>
       </w:pPr>
-      <w:proofErr w:type="gramStart"/>
       <w:r>
         <w:rPr>
           <w:rFonts w:ascii="Times New Roman" w:eastAsia="Times New Roman" w:hAnsi="Times New Roman" w:cs="Times New Roman"/>
@@ -14078,20 +13504,7 @@
           <w:szCs w:val="48"/>
           <w14:ligatures w14:val="none"/>
         </w:rPr>
-        <w:t>Your</w:t>
-      </w:r>
-      <w:proofErr w:type="gramEnd"/>
-      <w:r>
-        <w:rPr>
-          <w:rFonts w:ascii="Times New Roman" w:eastAsia="Times New Roman" w:hAnsi="Times New Roman" w:cs="Times New Roman"/>
-          <w:b/>
-          <w:bCs/>
-          <w:kern w:val="36"/>
-          <w:sz w:val="48"/>
-          <w:szCs w:val="48"/>
-          <w14:ligatures w14:val="none"/>
-        </w:rPr>
-        <w:t xml:space="preserve"> Roadmap</w:t>
+        <w:t>Your Roadmap</w:t>
       </w:r>
     </w:p>
     <w:p>
@@ -14641,29 +14054,7 @@
           <w:szCs w:val="20"/>
           <w14:ligatures w14:val="none"/>
         </w:rPr>
-        <w:t xml:space="preserve"> </w:t>
-      </w:r>
-      <w:proofErr w:type="gramStart"/>
-      <w:r>
-        <w:rPr>
-          <w:rFonts w:ascii="Courier New" w:eastAsia="Times New Roman" w:hAnsi="Courier New" w:cs="Courier New"/>
-          <w:kern w:val="0"/>
-          <w:sz w:val="20"/>
-          <w:szCs w:val="20"/>
-          <w14:ligatures w14:val="none"/>
-        </w:rPr>
-        <w:t>Save</w:t>
-      </w:r>
-      <w:proofErr w:type="gramEnd"/>
-      <w:r>
-        <w:rPr>
-          <w:rFonts w:ascii="Courier New" w:eastAsia="Times New Roman" w:hAnsi="Courier New" w:cs="Courier New"/>
-          <w:kern w:val="0"/>
-          <w:sz w:val="20"/>
-          <w:szCs w:val="20"/>
-          <w14:ligatures w14:val="none"/>
-        </w:rPr>
-        <w:t xml:space="preserve"> </w:t>
+        <w:t xml:space="preserve"> Save </w:t>
       </w:r>
       <w:r>
         <w:rPr>
@@ -16682,23 +16073,13 @@
           <w14:ligatures w14:val="none"/>
         </w:rPr>
       </w:pPr>
-      <w:proofErr w:type="spellStart"/>
-      <w:r>
-        <w:rPr>
-          <w:rFonts w:ascii="Times New Roman" w:eastAsia="Times New Roman" w:hAnsi="Times New Roman" w:cs="Times New Roman"/>
-          <w:kern w:val="0"/>
-          <w14:ligatures w14:val="none"/>
-        </w:rPr>
-        <w:t>Chatbot</w:t>
-      </w:r>
-      <w:proofErr w:type="spellEnd"/>
-      <w:r>
-        <w:rPr>
-          <w:rFonts w:ascii="Times New Roman" w:eastAsia="Times New Roman" w:hAnsi="Times New Roman" w:cs="Times New Roman"/>
-          <w:kern w:val="0"/>
-          <w14:ligatures w14:val="none"/>
-        </w:rPr>
-        <w:t xml:space="preserve"> Emotion Detection </w:t>
+      <w:r>
+        <w:rPr>
+          <w:rFonts w:ascii="Times New Roman" w:eastAsia="Times New Roman" w:hAnsi="Times New Roman" w:cs="Times New Roman"/>
+          <w:kern w:val="0"/>
+          <w14:ligatures w14:val="none"/>
+        </w:rPr>
+        <w:t xml:space="preserve">Chatbot Emotion Detection </w:t>
       </w:r>
     </w:p>
     <w:p>
@@ -16786,16 +16167,8 @@
         <w:rPr>
           <w:rFonts w:ascii="Times New Roman" w:hAnsi="Times New Roman" w:cs="Times New Roman"/>
         </w:rPr>
-        <w:t xml:space="preserve">Real-life example: Customer Support </w:t>
-      </w:r>
-      <w:proofErr w:type="spellStart"/>
-      <w:r>
-        <w:rPr>
-          <w:rFonts w:ascii="Times New Roman" w:hAnsi="Times New Roman" w:cs="Times New Roman"/>
-        </w:rPr>
-        <w:t>Chatbot</w:t>
-      </w:r>
-      <w:proofErr w:type="spellEnd"/>
+        <w:t>Real-life example: Customer Support Chatbot</w:t>
+      </w:r>
     </w:p>
     <w:p>
       <w:pPr>
@@ -17263,7 +16636,6 @@
           <w14:ligatures w14:val="none"/>
         </w:rPr>
       </w:pPr>
-      <w:proofErr w:type="gramStart"/>
       <w:r>
         <w:rPr>
           <w:rFonts w:ascii="Times New Roman" w:eastAsia="Times New Roman" w:hAnsi="Times New Roman" w:cs="Times New Roman"/>
@@ -17272,7 +16644,6 @@
         </w:rPr>
         <w:t>and</w:t>
       </w:r>
-      <w:proofErr w:type="gramEnd"/>
     </w:p>
     <w:p>
       <w:pPr>
@@ -17345,23 +16716,13 @@
           <w14:ligatures w14:val="none"/>
         </w:rPr>
       </w:pPr>
-      <w:proofErr w:type="gramStart"/>
-      <w:r>
-        <w:rPr>
-          <w:rFonts w:ascii="Times New Roman" w:eastAsia="Times New Roman" w:hAnsi="Times New Roman" w:cs="Times New Roman"/>
-          <w:kern w:val="0"/>
-          <w14:ligatures w14:val="none"/>
-        </w:rPr>
-        <w:t>have</w:t>
-      </w:r>
-      <w:proofErr w:type="gramEnd"/>
-      <w:r>
-        <w:rPr>
-          <w:rFonts w:ascii="Times New Roman" w:eastAsia="Times New Roman" w:hAnsi="Times New Roman" w:cs="Times New Roman"/>
-          <w:kern w:val="0"/>
-          <w14:ligatures w14:val="none"/>
-        </w:rPr>
-        <w:t xml:space="preserve"> </w:t>
+      <w:r>
+        <w:rPr>
+          <w:rFonts w:ascii="Times New Roman" w:eastAsia="Times New Roman" w:hAnsi="Times New Roman" w:cs="Times New Roman"/>
+          <w:kern w:val="0"/>
+          <w14:ligatures w14:val="none"/>
+        </w:rPr>
+        <w:t xml:space="preserve">have </w:t>
       </w:r>
       <w:r>
         <w:rPr>
@@ -17391,13 +16752,23 @@
           <w14:ligatures w14:val="none"/>
         </w:rPr>
       </w:pPr>
-      <w:r>
-        <w:rPr>
-          <w:rFonts w:ascii="Times New Roman" w:eastAsia="Times New Roman" w:hAnsi="Times New Roman" w:cs="Times New Roman"/>
-          <w:kern w:val="0"/>
-          <w14:ligatures w14:val="none"/>
-        </w:rPr>
-        <w:t>So it can return:</w:t>
+      <w:proofErr w:type="gramStart"/>
+      <w:r>
+        <w:rPr>
+          <w:rFonts w:ascii="Times New Roman" w:eastAsia="Times New Roman" w:hAnsi="Times New Roman" w:cs="Times New Roman"/>
+          <w:kern w:val="0"/>
+          <w14:ligatures w14:val="none"/>
+        </w:rPr>
+        <w:t>So</w:t>
+      </w:r>
+      <w:proofErr w:type="gramEnd"/>
+      <w:r>
+        <w:rPr>
+          <w:rFonts w:ascii="Times New Roman" w:eastAsia="Times New Roman" w:hAnsi="Times New Roman" w:cs="Times New Roman"/>
+          <w:kern w:val="0"/>
+          <w14:ligatures w14:val="none"/>
+        </w:rPr>
+        <w:t xml:space="preserve"> it can return:</w:t>
       </w:r>
     </w:p>
     <w:p>
@@ -17449,23 +16820,13 @@
           <w14:ligatures w14:val="none"/>
         </w:rPr>
       </w:pPr>
-      <w:proofErr w:type="gramStart"/>
-      <w:r>
-        <w:rPr>
-          <w:rFonts w:ascii="Times New Roman" w:eastAsia="Times New Roman" w:hAnsi="Times New Roman" w:cs="Times New Roman"/>
-          <w:kern w:val="0"/>
-          <w14:ligatures w14:val="none"/>
-        </w:rPr>
-        <w:t>as</w:t>
-      </w:r>
-      <w:proofErr w:type="gramEnd"/>
-      <w:r>
-        <w:rPr>
-          <w:rFonts w:ascii="Times New Roman" w:eastAsia="Times New Roman" w:hAnsi="Times New Roman" w:cs="Times New Roman"/>
-          <w:kern w:val="0"/>
-          <w14:ligatures w14:val="none"/>
-        </w:rPr>
-        <w:t xml:space="preserve"> the most relevant result.</w:t>
+      <w:r>
+        <w:rPr>
+          <w:rFonts w:ascii="Times New Roman" w:eastAsia="Times New Roman" w:hAnsi="Times New Roman" w:cs="Times New Roman"/>
+          <w:kern w:val="0"/>
+          <w14:ligatures w14:val="none"/>
+        </w:rPr>
+        <w:t>as the most relevant result.</w:t>
       </w:r>
     </w:p>
     <w:p>
@@ -17812,8 +17173,13 @@
       <w:pPr>
         <w:pStyle w:val="NormalWeb"/>
       </w:pPr>
-      <w:r>
-        <w:t xml:space="preserve">So I recommend you learn semantic search in </w:t>
+      <w:proofErr w:type="gramStart"/>
+      <w:r>
+        <w:t>So</w:t>
+      </w:r>
+      <w:proofErr w:type="gramEnd"/>
+      <w:r>
+        <w:t xml:space="preserve"> I recommend you learn semantic search in </w:t>
       </w:r>
       <w:r>
         <w:rPr>
@@ -17838,6 +17204,25 @@
         </w:rPr>
         <w:t>Stage 1 — Build it yourself</w:t>
       </w:r>
+      <w:r>
+        <w:rPr>
+          <w:b/>
+        </w:rPr>
+        <w:t>.</w:t>
+      </w:r>
+      <w:r>
+        <w:rPr>
+          <w:b/>
+        </w:rPr>
+        <w:t xml:space="preserve"> </w:t>
+      </w:r>
+      <w:r>
+        <w:rPr>
+          <w:b/>
+          <w:bCs/>
+        </w:rPr>
+        <w:t>TF-IDF-based Semantic Search</w:t>
+      </w:r>
     </w:p>
     <w:p>
       <w:pPr>
@@ -17970,6 +17355,18 @@
         </w:rPr>
         <w:t>Stage 2 — Modern semantic search</w:t>
       </w:r>
+      <w:r>
+        <w:rPr>
+          <w:b/>
+        </w:rPr>
+        <w:t xml:space="preserve">, </w:t>
+      </w:r>
+      <w:r>
+        <w:rPr>
+          <w:b/>
+        </w:rPr>
+        <w:t>Sentence Embeddings</w:t>
+      </w:r>
     </w:p>
     <w:p>
       <w:pPr>
@@ -18143,8 +17540,13 @@
       <w:pPr>
         <w:pStyle w:val="NormalWeb"/>
       </w:pPr>
-      <w:r>
-        <w:t>So the simplest definition to remember is:</w:t>
+      <w:proofErr w:type="gramStart"/>
+      <w:r>
+        <w:t>So</w:t>
+      </w:r>
+      <w:proofErr w:type="gramEnd"/>
+      <w:r>
+        <w:t xml:space="preserve"> the simplest definition to remember is:</w:t>
       </w:r>
     </w:p>
     <w:p>
@@ -18262,169 +17664,2431 @@
           <w:rFonts w:ascii="Times New Roman" w:hAnsi="Times New Roman" w:cs="Times New Roman"/>
         </w:rPr>
       </w:pPr>
-      <w:bookmarkStart w:id="0" w:name="_GoBack"/>
-      <w:bookmarkEnd w:id="0"/>
-    </w:p>
-    <w:p>
-      <w:pPr>
-        <w:rPr>
-          <w:rFonts w:ascii="Times New Roman" w:hAnsi="Times New Roman" w:cs="Times New Roman"/>
-        </w:rPr>
-      </w:pPr>
-    </w:p>
-    <w:p>
-      <w:pPr>
-        <w:rPr>
-          <w:rFonts w:ascii="Times New Roman" w:hAnsi="Times New Roman" w:cs="Times New Roman"/>
-        </w:rPr>
-      </w:pPr>
-    </w:p>
-    <w:p>
-      <w:pPr>
-        <w:rPr>
-          <w:rFonts w:ascii="Times New Roman" w:hAnsi="Times New Roman" w:cs="Times New Roman"/>
-        </w:rPr>
-      </w:pPr>
-    </w:p>
-    <w:p>
-      <w:pPr>
-        <w:rPr>
-          <w:rFonts w:ascii="Times New Roman" w:hAnsi="Times New Roman" w:cs="Times New Roman"/>
-        </w:rPr>
-      </w:pPr>
-    </w:p>
-    <w:p>
-      <w:pPr>
-        <w:rPr>
-          <w:rFonts w:ascii="Times New Roman" w:hAnsi="Times New Roman" w:cs="Times New Roman"/>
-        </w:rPr>
-      </w:pPr>
-    </w:p>
-    <w:p>
-      <w:pPr>
-        <w:rPr>
-          <w:rFonts w:ascii="Times New Roman" w:hAnsi="Times New Roman" w:cs="Times New Roman"/>
-        </w:rPr>
-      </w:pPr>
-    </w:p>
-    <w:p>
-      <w:pPr>
-        <w:rPr>
-          <w:rFonts w:ascii="Times New Roman" w:hAnsi="Times New Roman" w:cs="Times New Roman"/>
-        </w:rPr>
-      </w:pPr>
-    </w:p>
-    <w:p>
-      <w:pPr>
-        <w:rPr>
-          <w:rFonts w:ascii="Times New Roman" w:hAnsi="Times New Roman" w:cs="Times New Roman"/>
-        </w:rPr>
-      </w:pPr>
-    </w:p>
-    <w:p>
-      <w:pPr>
-        <w:rPr>
-          <w:rFonts w:ascii="Times New Roman" w:hAnsi="Times New Roman" w:cs="Times New Roman"/>
-        </w:rPr>
-      </w:pPr>
-    </w:p>
-    <w:p>
-      <w:pPr>
-        <w:rPr>
-          <w:rFonts w:ascii="Times New Roman" w:hAnsi="Times New Roman" w:cs="Times New Roman"/>
-        </w:rPr>
-      </w:pPr>
-    </w:p>
-    <w:p>
-      <w:pPr>
-        <w:rPr>
-          <w:rFonts w:ascii="Times New Roman" w:hAnsi="Times New Roman" w:cs="Times New Roman"/>
-        </w:rPr>
-      </w:pPr>
-    </w:p>
-    <w:p>
-      <w:pPr>
-        <w:rPr>
-          <w:rFonts w:ascii="Times New Roman" w:hAnsi="Times New Roman" w:cs="Times New Roman"/>
-        </w:rPr>
-      </w:pPr>
-    </w:p>
-    <w:p>
-      <w:pPr>
-        <w:rPr>
-          <w:rFonts w:ascii="Times New Roman" w:hAnsi="Times New Roman" w:cs="Times New Roman"/>
-        </w:rPr>
-      </w:pPr>
-    </w:p>
-    <w:p>
-      <w:pPr>
-        <w:rPr>
-          <w:rFonts w:ascii="Times New Roman" w:hAnsi="Times New Roman" w:cs="Times New Roman"/>
-        </w:rPr>
-      </w:pPr>
-    </w:p>
-    <w:p>
-      <w:pPr>
-        <w:rPr>
-          <w:rFonts w:ascii="Times New Roman" w:hAnsi="Times New Roman" w:cs="Times New Roman"/>
-        </w:rPr>
-      </w:pPr>
-    </w:p>
-    <w:p>
-      <w:pPr>
-        <w:rPr>
-          <w:rFonts w:ascii="Times New Roman" w:hAnsi="Times New Roman" w:cs="Times New Roman"/>
-        </w:rPr>
-      </w:pPr>
-    </w:p>
-    <w:p>
-      <w:pPr>
-        <w:rPr>
-          <w:rFonts w:ascii="Times New Roman" w:hAnsi="Times New Roman" w:cs="Times New Roman"/>
-        </w:rPr>
-      </w:pPr>
-    </w:p>
-    <w:p>
-      <w:pPr>
-        <w:rPr>
-          <w:rFonts w:ascii="Times New Roman" w:hAnsi="Times New Roman" w:cs="Times New Roman"/>
-        </w:rPr>
-      </w:pPr>
-    </w:p>
-    <w:p>
-      <w:pPr>
-        <w:rPr>
-          <w:rFonts w:ascii="Times New Roman" w:hAnsi="Times New Roman" w:cs="Times New Roman"/>
-        </w:rPr>
-      </w:pPr>
-    </w:p>
-    <w:p>
-      <w:pPr>
-        <w:rPr>
-          <w:rFonts w:ascii="Times New Roman" w:hAnsi="Times New Roman" w:cs="Times New Roman"/>
-        </w:rPr>
-      </w:pPr>
-    </w:p>
-    <w:p>
-      <w:pPr>
-        <w:rPr>
-          <w:rFonts w:ascii="Times New Roman" w:hAnsi="Times New Roman" w:cs="Times New Roman"/>
-        </w:rPr>
-      </w:pPr>
-    </w:p>
-    <w:p>
-      <w:pPr>
-        <w:rPr>
-          <w:rFonts w:ascii="Times New Roman" w:hAnsi="Times New Roman" w:cs="Times New Roman"/>
-        </w:rPr>
-      </w:pPr>
-    </w:p>
-    <w:p>
-      <w:pPr>
-        <w:rPr>
-          <w:rFonts w:ascii="Times New Roman" w:hAnsi="Times New Roman" w:cs="Times New Roman"/>
-        </w:rPr>
-      </w:pPr>
+    </w:p>
+    <w:p>
+      <w:pPr>
+        <w:rPr>
+          <w:rFonts w:ascii="Times New Roman" w:hAnsi="Times New Roman" w:cs="Times New Roman"/>
+        </w:rPr>
+      </w:pPr>
+    </w:p>
+    <w:p>
+      <w:pPr>
+        <w:rPr>
+          <w:rFonts w:ascii="Times New Roman" w:hAnsi="Times New Roman" w:cs="Times New Roman"/>
+        </w:rPr>
+      </w:pPr>
+    </w:p>
+    <w:p>
+      <w:pPr>
+        <w:rPr>
+          <w:rFonts w:ascii="Times New Roman" w:hAnsi="Times New Roman" w:cs="Times New Roman"/>
+        </w:rPr>
+      </w:pPr>
+    </w:p>
+    <w:p>
+      <w:pPr>
+        <w:rPr>
+          <w:rFonts w:ascii="Times New Roman" w:hAnsi="Times New Roman" w:cs="Times New Roman"/>
+        </w:rPr>
+      </w:pPr>
+    </w:p>
+    <w:p>
+      <w:pPr>
+        <w:rPr>
+          <w:rFonts w:ascii="Times New Roman" w:hAnsi="Times New Roman" w:cs="Times New Roman"/>
+        </w:rPr>
+      </w:pPr>
+    </w:p>
+    <w:p>
+      <w:pPr>
+        <w:rPr>
+          <w:rFonts w:ascii="Times New Roman" w:hAnsi="Times New Roman" w:cs="Times New Roman"/>
+          <w:b/>
+          <w:bCs/>
+          <w:sz w:val="28"/>
+          <w:szCs w:val="28"/>
+        </w:rPr>
+      </w:pPr>
+      <w:r>
+        <w:rPr>
+          <w:rFonts w:ascii="Times New Roman" w:hAnsi="Times New Roman" w:cs="Times New Roman"/>
+          <w:b/>
+          <w:bCs/>
+          <w:sz w:val="28"/>
+          <w:szCs w:val="28"/>
+        </w:rPr>
+        <w:lastRenderedPageBreak/>
+        <w:t>An embedding model can understand that both sentences have essentially the same meaning.</w:t>
+      </w:r>
+    </w:p>
+    <w:p>
+      <w:pPr>
+        <w:rPr>
+          <w:rFonts w:ascii="Times New Roman" w:hAnsi="Times New Roman" w:cs="Times New Roman"/>
+          <w:b/>
+          <w:bCs/>
+        </w:rPr>
+      </w:pPr>
+      <w:r>
+        <w:rPr>
+          <w:rFonts w:ascii="Times New Roman" w:hAnsi="Times New Roman" w:cs="Times New Roman"/>
+          <w:b/>
+          <w:bCs/>
+        </w:rPr>
+        <w:t>What we'll learn today</w:t>
+      </w:r>
+    </w:p>
+    <w:p>
+      <w:pPr>
+        <w:rPr>
+          <w:rFonts w:ascii="Times New Roman" w:hAnsi="Times New Roman" w:cs="Times New Roman"/>
+        </w:rPr>
+      </w:pPr>
+      <w:r>
+        <w:rPr>
+          <w:rFonts w:ascii="Times New Roman" w:hAnsi="Times New Roman" w:cs="Times New Roman"/>
+        </w:rPr>
+        <w:t>I'd suggest this order:</w:t>
+      </w:r>
+    </w:p>
+    <w:p>
+      <w:pPr>
+        <w:numPr>
+          <w:ilvl w:val="0"/>
+          <w:numId w:val="36"/>
+        </w:numPr>
+        <w:rPr>
+          <w:rFonts w:ascii="Times New Roman" w:hAnsi="Times New Roman" w:cs="Times New Roman"/>
+        </w:rPr>
+      </w:pPr>
+      <w:r>
+        <w:rPr>
+          <w:rFonts w:ascii="Times New Roman" w:hAnsi="Times New Roman" w:cs="Times New Roman"/>
+          <w:b/>
+          <w:bCs/>
+        </w:rPr>
+        <w:t>What is an embedding?</w:t>
+      </w:r>
+      <w:r>
+        <w:rPr>
+          <w:rFonts w:ascii="Times New Roman" w:hAnsi="Times New Roman" w:cs="Times New Roman"/>
+        </w:rPr>
+        <w:t xml:space="preserve"> </w:t>
+      </w:r>
+    </w:p>
+    <w:p>
+      <w:pPr>
+        <w:numPr>
+          <w:ilvl w:val="0"/>
+          <w:numId w:val="36"/>
+        </w:numPr>
+        <w:rPr>
+          <w:rFonts w:ascii="Times New Roman" w:hAnsi="Times New Roman" w:cs="Times New Roman"/>
+        </w:rPr>
+      </w:pPr>
+      <w:r>
+        <w:rPr>
+          <w:rFonts w:ascii="Times New Roman" w:hAnsi="Times New Roman" w:cs="Times New Roman"/>
+          <w:b/>
+          <w:bCs/>
+        </w:rPr>
+        <w:t>Dense vector vs TF-IDF vector</w:t>
+      </w:r>
+      <w:r>
+        <w:rPr>
+          <w:rFonts w:ascii="Times New Roman" w:hAnsi="Times New Roman" w:cs="Times New Roman"/>
+        </w:rPr>
+        <w:t xml:space="preserve"> </w:t>
+      </w:r>
+    </w:p>
+    <w:p>
+      <w:pPr>
+        <w:numPr>
+          <w:ilvl w:val="0"/>
+          <w:numId w:val="36"/>
+        </w:numPr>
+        <w:rPr>
+          <w:rFonts w:ascii="Times New Roman" w:hAnsi="Times New Roman" w:cs="Times New Roman"/>
+        </w:rPr>
+      </w:pPr>
+      <w:r>
+        <w:rPr>
+          <w:rFonts w:ascii="Times New Roman" w:hAnsi="Times New Roman" w:cs="Times New Roman"/>
+          <w:b/>
+          <w:bCs/>
+        </w:rPr>
+        <w:t>How an embedding model converts text → vector</w:t>
+      </w:r>
+      <w:r>
+        <w:rPr>
+          <w:rFonts w:ascii="Times New Roman" w:hAnsi="Times New Roman" w:cs="Times New Roman"/>
+        </w:rPr>
+        <w:t xml:space="preserve"> </w:t>
+      </w:r>
+    </w:p>
+    <w:p>
+      <w:pPr>
+        <w:numPr>
+          <w:ilvl w:val="0"/>
+          <w:numId w:val="36"/>
+        </w:numPr>
+        <w:rPr>
+          <w:rFonts w:ascii="Times New Roman" w:hAnsi="Times New Roman" w:cs="Times New Roman"/>
+        </w:rPr>
+      </w:pPr>
+      <w:r>
+        <w:rPr>
+          <w:rFonts w:ascii="Times New Roman" w:hAnsi="Times New Roman" w:cs="Times New Roman"/>
+          <w:b/>
+          <w:bCs/>
+        </w:rPr>
+        <w:t>Choosing an embedding model</w:t>
+      </w:r>
+      <w:r>
+        <w:rPr>
+          <w:rFonts w:ascii="Times New Roman" w:hAnsi="Times New Roman" w:cs="Times New Roman"/>
+        </w:rPr>
+        <w:t xml:space="preserve"> </w:t>
+      </w:r>
+    </w:p>
+    <w:p>
+      <w:pPr>
+        <w:numPr>
+          <w:ilvl w:val="0"/>
+          <w:numId w:val="36"/>
+        </w:numPr>
+        <w:rPr>
+          <w:rFonts w:ascii="Times New Roman" w:hAnsi="Times New Roman" w:cs="Times New Roman"/>
+        </w:rPr>
+      </w:pPr>
+      <w:r>
+        <w:rPr>
+          <w:rFonts w:ascii="Times New Roman" w:hAnsi="Times New Roman" w:cs="Times New Roman"/>
+          <w:b/>
+          <w:bCs/>
+        </w:rPr>
+        <w:t>Using an embedding model from C#</w:t>
+      </w:r>
+      <w:r>
+        <w:rPr>
+          <w:rFonts w:ascii="Times New Roman" w:hAnsi="Times New Roman" w:cs="Times New Roman"/>
+        </w:rPr>
+        <w:t xml:space="preserve"> </w:t>
+      </w:r>
+    </w:p>
+    <w:p>
+      <w:pPr>
+        <w:numPr>
+          <w:ilvl w:val="0"/>
+          <w:numId w:val="36"/>
+        </w:numPr>
+        <w:rPr>
+          <w:rFonts w:ascii="Times New Roman" w:hAnsi="Times New Roman" w:cs="Times New Roman"/>
+        </w:rPr>
+      </w:pPr>
+      <w:r>
+        <w:rPr>
+          <w:rFonts w:ascii="Times New Roman" w:hAnsi="Times New Roman" w:cs="Times New Roman"/>
+        </w:rPr>
+        <w:t xml:space="preserve">Generate embeddings for your 35 documents </w:t>
+      </w:r>
+    </w:p>
+    <w:p>
+      <w:pPr>
+        <w:numPr>
+          <w:ilvl w:val="0"/>
+          <w:numId w:val="36"/>
+        </w:numPr>
+        <w:rPr>
+          <w:rFonts w:ascii="Times New Roman" w:hAnsi="Times New Roman" w:cs="Times New Roman"/>
+        </w:rPr>
+      </w:pPr>
+      <w:r>
+        <w:rPr>
+          <w:rFonts w:ascii="Times New Roman" w:hAnsi="Times New Roman" w:cs="Times New Roman"/>
+        </w:rPr>
+        <w:t xml:space="preserve">Generate an embedding for the user's query </w:t>
+      </w:r>
+    </w:p>
+    <w:p>
+      <w:pPr>
+        <w:numPr>
+          <w:ilvl w:val="0"/>
+          <w:numId w:val="36"/>
+        </w:numPr>
+        <w:rPr>
+          <w:rFonts w:ascii="Times New Roman" w:hAnsi="Times New Roman" w:cs="Times New Roman"/>
+        </w:rPr>
+      </w:pPr>
+      <w:r>
+        <w:rPr>
+          <w:rFonts w:ascii="Times New Roman" w:hAnsi="Times New Roman" w:cs="Times New Roman"/>
+        </w:rPr>
+        <w:t xml:space="preserve">Calculate cosine similarity </w:t>
+      </w:r>
+    </w:p>
+    <w:p>
+      <w:pPr>
+        <w:numPr>
+          <w:ilvl w:val="0"/>
+          <w:numId w:val="36"/>
+        </w:numPr>
+        <w:rPr>
+          <w:rFonts w:ascii="Times New Roman" w:hAnsi="Times New Roman" w:cs="Times New Roman"/>
+        </w:rPr>
+      </w:pPr>
+      <w:r>
+        <w:rPr>
+          <w:rFonts w:ascii="Times New Roman" w:hAnsi="Times New Roman" w:cs="Times New Roman"/>
+        </w:rPr>
+        <w:t xml:space="preserve">Rank the documents </w:t>
+      </w:r>
+    </w:p>
+    <w:p>
+      <w:pPr>
+        <w:numPr>
+          <w:ilvl w:val="0"/>
+          <w:numId w:val="36"/>
+        </w:numPr>
+        <w:rPr>
+          <w:rFonts w:ascii="Times New Roman" w:hAnsi="Times New Roman" w:cs="Times New Roman"/>
+        </w:rPr>
+      </w:pPr>
+      <w:r>
+        <w:rPr>
+          <w:rFonts w:ascii="Times New Roman" w:hAnsi="Times New Roman" w:cs="Times New Roman"/>
+        </w:rPr>
+        <w:t xml:space="preserve">Compare </w:t>
+      </w:r>
+      <w:r>
+        <w:rPr>
+          <w:rFonts w:ascii="Times New Roman" w:hAnsi="Times New Roman" w:cs="Times New Roman"/>
+          <w:b/>
+          <w:bCs/>
+        </w:rPr>
+        <w:t>TF-IDF Semantic Search vs Embedding Semantic Search</w:t>
+      </w:r>
+    </w:p>
+    <w:p>
+      <w:pPr>
+        <w:rPr>
+          <w:rFonts w:ascii="Times New Roman" w:hAnsi="Times New Roman" w:cs="Times New Roman"/>
+          <w:b/>
+          <w:bCs/>
+        </w:rPr>
+      </w:pPr>
+    </w:p>
+    <w:p>
+      <w:pPr>
+        <w:rPr>
+          <w:rFonts w:ascii="Times New Roman" w:hAnsi="Times New Roman" w:cs="Times New Roman"/>
+          <w:b/>
+          <w:bCs/>
+        </w:rPr>
+      </w:pPr>
+    </w:p>
+    <w:p>
+      <w:pPr>
+        <w:rPr>
+          <w:rFonts w:ascii="Times New Roman" w:hAnsi="Times New Roman" w:cs="Times New Roman"/>
+          <w:b/>
+          <w:bCs/>
+        </w:rPr>
+      </w:pPr>
+    </w:p>
+    <w:p>
+      <w:pPr>
+        <w:rPr>
+          <w:rFonts w:ascii="Times New Roman" w:hAnsi="Times New Roman" w:cs="Times New Roman"/>
+          <w:b/>
+          <w:bCs/>
+        </w:rPr>
+      </w:pPr>
+    </w:p>
+    <w:p>
+      <w:pPr>
+        <w:rPr>
+          <w:rFonts w:ascii="Times New Roman" w:hAnsi="Times New Roman" w:cs="Times New Roman"/>
+          <w:b/>
+          <w:bCs/>
+        </w:rPr>
+      </w:pPr>
+    </w:p>
+    <w:p>
+      <w:pPr>
+        <w:rPr>
+          <w:rFonts w:ascii="Times New Roman" w:hAnsi="Times New Roman" w:cs="Times New Roman"/>
+          <w:b/>
+          <w:bCs/>
+        </w:rPr>
+      </w:pPr>
+    </w:p>
+    <w:p>
+      <w:pPr>
+        <w:rPr>
+          <w:rFonts w:ascii="Times New Roman" w:hAnsi="Times New Roman" w:cs="Times New Roman"/>
+          <w:b/>
+          <w:bCs/>
+        </w:rPr>
+      </w:pPr>
+    </w:p>
+    <w:p>
+      <w:pPr>
+        <w:rPr>
+          <w:rFonts w:ascii="Times New Roman" w:hAnsi="Times New Roman" w:cs="Times New Roman"/>
+          <w:b/>
+          <w:bCs/>
+        </w:rPr>
+      </w:pPr>
+    </w:p>
+    <w:p>
+      <w:pPr>
+        <w:rPr>
+          <w:rFonts w:ascii="Times New Roman" w:hAnsi="Times New Roman" w:cs="Times New Roman"/>
+          <w:b/>
+          <w:bCs/>
+        </w:rPr>
+      </w:pPr>
+    </w:p>
+    <w:p>
+      <w:pPr>
+        <w:rPr>
+          <w:rFonts w:ascii="Times New Roman" w:hAnsi="Times New Roman" w:cs="Times New Roman"/>
+          <w:b/>
+          <w:bCs/>
+        </w:rPr>
+      </w:pPr>
+    </w:p>
+    <w:p>
+      <w:pPr>
+        <w:rPr>
+          <w:rFonts w:ascii="Times New Roman" w:hAnsi="Times New Roman" w:cs="Times New Roman"/>
+          <w:b/>
+          <w:bCs/>
+        </w:rPr>
+      </w:pPr>
+    </w:p>
+    <w:p>
+      <w:pPr>
+        <w:rPr>
+          <w:rFonts w:ascii="Times New Roman" w:hAnsi="Times New Roman" w:cs="Times New Roman"/>
+          <w:b/>
+          <w:bCs/>
+        </w:rPr>
+      </w:pPr>
+    </w:p>
+    <w:p>
+      <w:pPr>
+        <w:rPr>
+          <w:rFonts w:ascii="Times New Roman" w:hAnsi="Times New Roman" w:cs="Times New Roman"/>
+          <w:b/>
+          <w:bCs/>
+        </w:rPr>
+      </w:pPr>
+    </w:p>
+    <w:p>
+      <w:pPr>
+        <w:rPr>
+          <w:rFonts w:ascii="Times New Roman" w:hAnsi="Times New Roman" w:cs="Times New Roman"/>
+          <w:b/>
+          <w:bCs/>
+          <w:sz w:val="28"/>
+          <w:szCs w:val="28"/>
+        </w:rPr>
+      </w:pPr>
+      <w:r>
+        <w:rPr>
+          <w:rFonts w:ascii="Times New Roman" w:hAnsi="Times New Roman" w:cs="Times New Roman"/>
+          <w:b/>
+          <w:bCs/>
+          <w:sz w:val="28"/>
+          <w:szCs w:val="28"/>
+        </w:rPr>
+        <w:lastRenderedPageBreak/>
+        <w:t>E</w:t>
+      </w:r>
+      <w:r>
+        <w:rPr>
+          <w:rFonts w:ascii="Times New Roman" w:hAnsi="Times New Roman" w:cs="Times New Roman"/>
+          <w:b/>
+          <w:bCs/>
+          <w:sz w:val="28"/>
+          <w:szCs w:val="28"/>
+        </w:rPr>
+        <w:t>mbedding model.</w:t>
+      </w:r>
+    </w:p>
+    <w:p>
+      <w:pPr>
+        <w:rPr>
+          <w:rFonts w:ascii="Times New Roman" w:hAnsi="Times New Roman" w:cs="Times New Roman"/>
+        </w:rPr>
+      </w:pPr>
+      <w:r>
+        <w:rPr>
+          <w:rFonts w:ascii="Times New Roman" w:hAnsi="Times New Roman" w:cs="Times New Roman"/>
+        </w:rPr>
+        <w:t xml:space="preserve">                 </w:t>
+      </w:r>
+      <w:proofErr w:type="spellStart"/>
+      <w:proofErr w:type="gramStart"/>
+      <w:r>
+        <w:rPr>
+          <w:rFonts w:ascii="Times New Roman" w:hAnsi="Times New Roman" w:cs="Times New Roman"/>
+        </w:rPr>
+        <w:t>documents.json</w:t>
+      </w:r>
+      <w:proofErr w:type="spellEnd"/>
+      <w:proofErr w:type="gramEnd"/>
+    </w:p>
+    <w:p>
+      <w:pPr>
+        <w:rPr>
+          <w:rFonts w:ascii="Times New Roman" w:hAnsi="Times New Roman" w:cs="Times New Roman"/>
+        </w:rPr>
+      </w:pPr>
+      <w:r>
+        <w:rPr>
+          <w:rFonts w:ascii="Times New Roman" w:hAnsi="Times New Roman" w:cs="Times New Roman"/>
+        </w:rPr>
+        <w:t xml:space="preserve">                       ↓</w:t>
+      </w:r>
+    </w:p>
+    <w:p>
+      <w:pPr>
+        <w:rPr>
+          <w:rFonts w:ascii="Times New Roman" w:hAnsi="Times New Roman" w:cs="Times New Roman"/>
+        </w:rPr>
+      </w:pPr>
+      <w:r>
+        <w:rPr>
+          <w:rFonts w:ascii="Times New Roman" w:hAnsi="Times New Roman" w:cs="Times New Roman"/>
+        </w:rPr>
+        <w:t xml:space="preserve">                    Documents</w:t>
+      </w:r>
+    </w:p>
+    <w:p>
+      <w:pPr>
+        <w:rPr>
+          <w:rFonts w:ascii="Times New Roman" w:hAnsi="Times New Roman" w:cs="Times New Roman"/>
+        </w:rPr>
+      </w:pPr>
+      <w:r>
+        <w:rPr>
+          <w:rFonts w:ascii="Times New Roman" w:hAnsi="Times New Roman" w:cs="Times New Roman"/>
+        </w:rPr>
+        <w:t xml:space="preserve">                       ↓</w:t>
+      </w:r>
+    </w:p>
+    <w:p>
+      <w:pPr>
+        <w:rPr>
+          <w:rFonts w:ascii="Times New Roman" w:hAnsi="Times New Roman" w:cs="Times New Roman"/>
+        </w:rPr>
+      </w:pPr>
+      <w:r>
+        <w:rPr>
+          <w:rFonts w:ascii="Times New Roman" w:hAnsi="Times New Roman" w:cs="Times New Roman"/>
+        </w:rPr>
+        <w:t xml:space="preserve">                Embedding Model</w:t>
+      </w:r>
+    </w:p>
+    <w:p>
+      <w:pPr>
+        <w:rPr>
+          <w:rFonts w:ascii="Times New Roman" w:hAnsi="Times New Roman" w:cs="Times New Roman"/>
+        </w:rPr>
+      </w:pPr>
+      <w:r>
+        <w:rPr>
+          <w:rFonts w:ascii="Times New Roman" w:hAnsi="Times New Roman" w:cs="Times New Roman"/>
+        </w:rPr>
+        <w:t xml:space="preserve">                       ↓</w:t>
+      </w:r>
+    </w:p>
+    <w:p>
+      <w:pPr>
+        <w:rPr>
+          <w:rFonts w:ascii="Times New Roman" w:hAnsi="Times New Roman" w:cs="Times New Roman"/>
+        </w:rPr>
+      </w:pPr>
+      <w:r>
+        <w:rPr>
+          <w:rFonts w:ascii="Times New Roman" w:hAnsi="Times New Roman" w:cs="Times New Roman"/>
+        </w:rPr>
+        <w:t xml:space="preserve">              Document Embeddings</w:t>
+      </w:r>
+    </w:p>
+    <w:p>
+      <w:pPr>
+        <w:rPr>
+          <w:rFonts w:ascii="Times New Roman" w:hAnsi="Times New Roman" w:cs="Times New Roman"/>
+        </w:rPr>
+      </w:pPr>
+      <w:r>
+        <w:rPr>
+          <w:rFonts w:ascii="Times New Roman" w:hAnsi="Times New Roman" w:cs="Times New Roman"/>
+        </w:rPr>
+        <w:t xml:space="preserve">                       ↓</w:t>
+      </w:r>
+    </w:p>
+    <w:p>
+      <w:pPr>
+        <w:rPr>
+          <w:rFonts w:ascii="Times New Roman" w:hAnsi="Times New Roman" w:cs="Times New Roman"/>
+        </w:rPr>
+      </w:pPr>
+      <w:r>
+        <w:rPr>
+          <w:rFonts w:ascii="Times New Roman" w:hAnsi="Times New Roman" w:cs="Times New Roman"/>
+        </w:rPr>
+        <w:t xml:space="preserve">                 Store Vectors</w:t>
+      </w:r>
+    </w:p>
+    <w:p>
+      <w:pPr>
+        <w:rPr>
+          <w:rFonts w:ascii="Times New Roman" w:hAnsi="Times New Roman" w:cs="Times New Roman"/>
+        </w:rPr>
+      </w:pPr>
+      <w:r>
+        <w:rPr>
+          <w:rFonts w:ascii="Times New Roman" w:hAnsi="Times New Roman" w:cs="Times New Roman"/>
+        </w:rPr>
+        <w:t xml:space="preserve">                       │</w:t>
+      </w:r>
+    </w:p>
+    <w:p>
+      <w:pPr>
+        <w:rPr>
+          <w:rFonts w:ascii="Times New Roman" w:hAnsi="Times New Roman" w:cs="Times New Roman"/>
+        </w:rPr>
+      </w:pPr>
+      <w:r>
+        <w:rPr>
+          <w:rFonts w:ascii="Times New Roman" w:hAnsi="Times New Roman" w:cs="Times New Roman"/>
+        </w:rPr>
+        <w:t xml:space="preserve">                       │</w:t>
+      </w:r>
+    </w:p>
+    <w:p>
+      <w:pPr>
+        <w:rPr>
+          <w:rFonts w:ascii="Times New Roman" w:hAnsi="Times New Roman" w:cs="Times New Roman"/>
+        </w:rPr>
+      </w:pPr>
+      <w:r>
+        <w:rPr>
+          <w:rFonts w:ascii="Times New Roman" w:hAnsi="Times New Roman" w:cs="Times New Roman"/>
+        </w:rPr>
+        <w:t xml:space="preserve">                       │</w:t>
+      </w:r>
+    </w:p>
+    <w:p>
+      <w:pPr>
+        <w:rPr>
+          <w:rFonts w:ascii="Times New Roman" w:hAnsi="Times New Roman" w:cs="Times New Roman"/>
+        </w:rPr>
+      </w:pPr>
+      <w:r>
+        <w:rPr>
+          <w:rFonts w:ascii="Times New Roman" w:hAnsi="Times New Roman" w:cs="Times New Roman"/>
+        </w:rPr>
+        <w:t>User Query ─────→ Embedding Model</w:t>
+      </w:r>
+    </w:p>
+    <w:p>
+      <w:pPr>
+        <w:rPr>
+          <w:rFonts w:ascii="Times New Roman" w:hAnsi="Times New Roman" w:cs="Times New Roman"/>
+        </w:rPr>
+      </w:pPr>
+      <w:r>
+        <w:rPr>
+          <w:rFonts w:ascii="Times New Roman" w:hAnsi="Times New Roman" w:cs="Times New Roman"/>
+        </w:rPr>
+        <w:t xml:space="preserve">                       ↓</w:t>
+      </w:r>
+    </w:p>
+    <w:p>
+      <w:pPr>
+        <w:rPr>
+          <w:rFonts w:ascii="Times New Roman" w:hAnsi="Times New Roman" w:cs="Times New Roman"/>
+        </w:rPr>
+      </w:pPr>
+      <w:r>
+        <w:rPr>
+          <w:rFonts w:ascii="Times New Roman" w:hAnsi="Times New Roman" w:cs="Times New Roman"/>
+        </w:rPr>
+        <w:t xml:space="preserve">                 Query Embedding</w:t>
+      </w:r>
+    </w:p>
+    <w:p>
+      <w:pPr>
+        <w:rPr>
+          <w:rFonts w:ascii="Times New Roman" w:hAnsi="Times New Roman" w:cs="Times New Roman"/>
+        </w:rPr>
+      </w:pPr>
+      <w:r>
+        <w:rPr>
+          <w:rFonts w:ascii="Times New Roman" w:hAnsi="Times New Roman" w:cs="Times New Roman"/>
+        </w:rPr>
+        <w:t xml:space="preserve">                       ↓</w:t>
+      </w:r>
+    </w:p>
+    <w:p>
+      <w:pPr>
+        <w:rPr>
+          <w:rFonts w:ascii="Times New Roman" w:hAnsi="Times New Roman" w:cs="Times New Roman"/>
+        </w:rPr>
+      </w:pPr>
+      <w:r>
+        <w:rPr>
+          <w:rFonts w:ascii="Times New Roman" w:hAnsi="Times New Roman" w:cs="Times New Roman"/>
+        </w:rPr>
+        <w:t xml:space="preserve">               Cosine Similarity</w:t>
+      </w:r>
+    </w:p>
+    <w:p>
+      <w:pPr>
+        <w:rPr>
+          <w:rFonts w:ascii="Times New Roman" w:hAnsi="Times New Roman" w:cs="Times New Roman"/>
+        </w:rPr>
+      </w:pPr>
+      <w:r>
+        <w:rPr>
+          <w:rFonts w:ascii="Times New Roman" w:hAnsi="Times New Roman" w:cs="Times New Roman"/>
+        </w:rPr>
+        <w:t xml:space="preserve">                       ↓</w:t>
+      </w:r>
+    </w:p>
+    <w:p>
+      <w:pPr>
+        <w:rPr>
+          <w:rFonts w:ascii="Times New Roman" w:hAnsi="Times New Roman" w:cs="Times New Roman"/>
+        </w:rPr>
+      </w:pPr>
+      <w:r>
+        <w:rPr>
+          <w:rFonts w:ascii="Times New Roman" w:hAnsi="Times New Roman" w:cs="Times New Roman"/>
+        </w:rPr>
+        <w:t xml:space="preserve">                  Rank Results</w:t>
+      </w:r>
+    </w:p>
+    <w:p>
+      <w:pPr>
+        <w:rPr>
+          <w:rFonts w:ascii="Times New Roman" w:hAnsi="Times New Roman" w:cs="Times New Roman"/>
+        </w:rPr>
+      </w:pPr>
+      <w:r>
+        <w:rPr>
+          <w:rFonts w:ascii="Times New Roman" w:hAnsi="Times New Roman" w:cs="Times New Roman"/>
+        </w:rPr>
+        <w:t xml:space="preserve">                       ↓</w:t>
+      </w:r>
+    </w:p>
+    <w:p>
+      <w:pPr>
+        <w:rPr>
+          <w:rFonts w:ascii="Times New Roman" w:hAnsi="Times New Roman" w:cs="Times New Roman"/>
+        </w:rPr>
+      </w:pPr>
+      <w:r>
+        <w:rPr>
+          <w:rFonts w:ascii="Times New Roman" w:hAnsi="Times New Roman" w:cs="Times New Roman"/>
+        </w:rPr>
+        <w:t xml:space="preserve">                 Top Documents</w:t>
+      </w:r>
+    </w:p>
+    <w:p>
+      <w:pPr>
+        <w:rPr>
+          <w:rFonts w:ascii="Times New Roman" w:hAnsi="Times New Roman" w:cs="Times New Roman"/>
+        </w:rPr>
+      </w:pPr>
+    </w:p>
+    <w:p>
+      <w:pPr>
+        <w:rPr>
+          <w:rFonts w:ascii="Times New Roman" w:hAnsi="Times New Roman" w:cs="Times New Roman"/>
+        </w:rPr>
+      </w:pPr>
+    </w:p>
+    <w:p>
+      <w:pPr>
+        <w:rPr>
+          <w:rFonts w:ascii="Times New Roman" w:hAnsi="Times New Roman" w:cs="Times New Roman"/>
+        </w:rPr>
+      </w:pPr>
+    </w:p>
+    <w:p>
+      <w:pPr>
+        <w:rPr>
+          <w:rFonts w:ascii="Times New Roman" w:hAnsi="Times New Roman" w:cs="Times New Roman"/>
+        </w:rPr>
+      </w:pPr>
+    </w:p>
+    <w:p>
+      <w:pPr>
+        <w:rPr>
+          <w:rFonts w:ascii="Times New Roman" w:hAnsi="Times New Roman" w:cs="Times New Roman"/>
+        </w:rPr>
+      </w:pPr>
+    </w:p>
+    <w:p>
+      <w:pPr>
+        <w:rPr>
+          <w:rFonts w:ascii="Times New Roman" w:hAnsi="Times New Roman" w:cs="Times New Roman"/>
+          <w:b/>
+          <w:bCs/>
+        </w:rPr>
+      </w:pPr>
+      <w:r>
+        <w:rPr>
+          <w:rFonts w:ascii="Times New Roman" w:hAnsi="Times New Roman" w:cs="Times New Roman"/>
+          <w:b/>
+          <w:bCs/>
+        </w:rPr>
+        <w:lastRenderedPageBreak/>
+        <w:t>That means this pipeline is successfully working:</w:t>
+      </w:r>
+    </w:p>
+    <w:p>
+      <w:pPr>
+        <w:rPr>
+          <w:rFonts w:ascii="Times New Roman" w:hAnsi="Times New Roman" w:cs="Times New Roman"/>
+        </w:rPr>
+      </w:pPr>
+      <w:r>
+        <w:rPr>
+          <w:rFonts w:ascii="Times New Roman" w:hAnsi="Times New Roman" w:cs="Times New Roman"/>
+        </w:rPr>
+        <w:t>"I forgot my password"</w:t>
+      </w:r>
+    </w:p>
+    <w:p>
+      <w:pPr>
+        <w:rPr>
+          <w:rFonts w:ascii="Times New Roman" w:hAnsi="Times New Roman" w:cs="Times New Roman"/>
+        </w:rPr>
+      </w:pPr>
+      <w:r>
+        <w:rPr>
+          <w:rFonts w:ascii="Times New Roman" w:hAnsi="Times New Roman" w:cs="Times New Roman"/>
+        </w:rPr>
+        <w:t xml:space="preserve">        ↓</w:t>
+      </w:r>
+    </w:p>
+    <w:p>
+      <w:pPr>
+        <w:rPr>
+          <w:rFonts w:ascii="Times New Roman" w:hAnsi="Times New Roman" w:cs="Times New Roman"/>
+        </w:rPr>
+      </w:pPr>
+      <w:r>
+        <w:rPr>
+          <w:rFonts w:ascii="Times New Roman" w:hAnsi="Times New Roman" w:cs="Times New Roman"/>
+        </w:rPr>
+        <w:t xml:space="preserve">     Tokenizer</w:t>
+      </w:r>
+    </w:p>
+    <w:p>
+      <w:pPr>
+        <w:rPr>
+          <w:rFonts w:ascii="Times New Roman" w:hAnsi="Times New Roman" w:cs="Times New Roman"/>
+        </w:rPr>
+      </w:pPr>
+      <w:r>
+        <w:rPr>
+          <w:rFonts w:ascii="Times New Roman" w:hAnsi="Times New Roman" w:cs="Times New Roman"/>
+        </w:rPr>
+        <w:t xml:space="preserve">        ↓</w:t>
+      </w:r>
+    </w:p>
+    <w:p>
+      <w:pPr>
+        <w:rPr>
+          <w:rFonts w:ascii="Times New Roman" w:hAnsi="Times New Roman" w:cs="Times New Roman"/>
+        </w:rPr>
+      </w:pPr>
+      <w:r>
+        <w:rPr>
+          <w:rFonts w:ascii="Times New Roman" w:hAnsi="Times New Roman" w:cs="Times New Roman"/>
+        </w:rPr>
+        <w:t xml:space="preserve">     </w:t>
+      </w:r>
+      <w:proofErr w:type="spellStart"/>
+      <w:r>
+        <w:rPr>
+          <w:rFonts w:ascii="Times New Roman" w:hAnsi="Times New Roman" w:cs="Times New Roman"/>
+        </w:rPr>
+        <w:t>input_ids</w:t>
+      </w:r>
+      <w:proofErr w:type="spellEnd"/>
+    </w:p>
+    <w:p>
+      <w:pPr>
+        <w:rPr>
+          <w:rFonts w:ascii="Times New Roman" w:hAnsi="Times New Roman" w:cs="Times New Roman"/>
+        </w:rPr>
+      </w:pPr>
+      <w:r>
+        <w:rPr>
+          <w:rFonts w:ascii="Times New Roman" w:hAnsi="Times New Roman" w:cs="Times New Roman"/>
+        </w:rPr>
+        <w:t xml:space="preserve">        ↓</w:t>
+      </w:r>
+    </w:p>
+    <w:p>
+      <w:pPr>
+        <w:rPr>
+          <w:rFonts w:ascii="Times New Roman" w:hAnsi="Times New Roman" w:cs="Times New Roman"/>
+        </w:rPr>
+      </w:pPr>
+      <w:r>
+        <w:rPr>
+          <w:rFonts w:ascii="Times New Roman" w:hAnsi="Times New Roman" w:cs="Times New Roman"/>
+        </w:rPr>
+        <w:t xml:space="preserve">   </w:t>
+      </w:r>
+      <w:proofErr w:type="spellStart"/>
+      <w:r>
+        <w:rPr>
+          <w:rFonts w:ascii="Times New Roman" w:hAnsi="Times New Roman" w:cs="Times New Roman"/>
+        </w:rPr>
+        <w:t>attention_mask</w:t>
+      </w:r>
+      <w:proofErr w:type="spellEnd"/>
+    </w:p>
+    <w:p>
+      <w:pPr>
+        <w:rPr>
+          <w:rFonts w:ascii="Times New Roman" w:hAnsi="Times New Roman" w:cs="Times New Roman"/>
+        </w:rPr>
+      </w:pPr>
+      <w:r>
+        <w:rPr>
+          <w:rFonts w:ascii="Times New Roman" w:hAnsi="Times New Roman" w:cs="Times New Roman"/>
+        </w:rPr>
+        <w:t xml:space="preserve">        ↓</w:t>
+      </w:r>
+    </w:p>
+    <w:p>
+      <w:pPr>
+        <w:rPr>
+          <w:rFonts w:ascii="Times New Roman" w:hAnsi="Times New Roman" w:cs="Times New Roman"/>
+        </w:rPr>
+      </w:pPr>
+      <w:r>
+        <w:rPr>
+          <w:rFonts w:ascii="Times New Roman" w:hAnsi="Times New Roman" w:cs="Times New Roman"/>
+        </w:rPr>
+        <w:t xml:space="preserve">      Tensors</w:t>
+      </w:r>
+    </w:p>
+    <w:p>
+      <w:pPr>
+        <w:rPr>
+          <w:rFonts w:ascii="Times New Roman" w:hAnsi="Times New Roman" w:cs="Times New Roman"/>
+        </w:rPr>
+      </w:pPr>
+      <w:r>
+        <w:rPr>
+          <w:rFonts w:ascii="Times New Roman" w:hAnsi="Times New Roman" w:cs="Times New Roman"/>
+        </w:rPr>
+        <w:t xml:space="preserve">        ↓</w:t>
+      </w:r>
+    </w:p>
+    <w:p>
+      <w:pPr>
+        <w:rPr>
+          <w:rFonts w:ascii="Times New Roman" w:hAnsi="Times New Roman" w:cs="Times New Roman"/>
+        </w:rPr>
+      </w:pPr>
+      <w:r>
+        <w:rPr>
+          <w:rFonts w:ascii="Times New Roman" w:hAnsi="Times New Roman" w:cs="Times New Roman"/>
+        </w:rPr>
+        <w:t xml:space="preserve">   ONNX Runtime</w:t>
+      </w:r>
+    </w:p>
+    <w:p>
+      <w:pPr>
+        <w:rPr>
+          <w:rFonts w:ascii="Times New Roman" w:hAnsi="Times New Roman" w:cs="Times New Roman"/>
+        </w:rPr>
+      </w:pPr>
+      <w:r>
+        <w:rPr>
+          <w:rFonts w:ascii="Times New Roman" w:hAnsi="Times New Roman" w:cs="Times New Roman"/>
+        </w:rPr>
+        <w:t xml:space="preserve">        ↓</w:t>
+      </w:r>
+    </w:p>
+    <w:p>
+      <w:pPr>
+        <w:rPr>
+          <w:rFonts w:ascii="Times New Roman" w:hAnsi="Times New Roman" w:cs="Times New Roman"/>
+        </w:rPr>
+      </w:pPr>
+      <w:proofErr w:type="spellStart"/>
+      <w:r>
+        <w:rPr>
+          <w:rFonts w:ascii="Times New Roman" w:hAnsi="Times New Roman" w:cs="Times New Roman"/>
+        </w:rPr>
+        <w:t>last_hidden_state</w:t>
+      </w:r>
+      <w:proofErr w:type="spellEnd"/>
+    </w:p>
+    <w:p>
+      <w:pPr>
+        <w:rPr>
+          <w:rFonts w:ascii="Times New Roman" w:hAnsi="Times New Roman" w:cs="Times New Roman"/>
+        </w:rPr>
+      </w:pPr>
+      <w:r>
+        <w:rPr>
+          <w:rFonts w:ascii="Times New Roman" w:hAnsi="Times New Roman" w:cs="Times New Roman"/>
+        </w:rPr>
+        <w:t xml:space="preserve">        ↓</w:t>
+      </w:r>
+    </w:p>
+    <w:p>
+      <w:pPr>
+        <w:rPr>
+          <w:rFonts w:ascii="Times New Roman" w:hAnsi="Times New Roman" w:cs="Times New Roman"/>
+        </w:rPr>
+      </w:pPr>
+      <w:r>
+        <w:rPr>
+          <w:rFonts w:ascii="Times New Roman" w:hAnsi="Times New Roman" w:cs="Times New Roman"/>
+        </w:rPr>
+        <w:t xml:space="preserve">   Mean Pooling</w:t>
+      </w:r>
+    </w:p>
+    <w:p>
+      <w:pPr>
+        <w:rPr>
+          <w:rFonts w:ascii="Times New Roman" w:hAnsi="Times New Roman" w:cs="Times New Roman"/>
+        </w:rPr>
+      </w:pPr>
+      <w:r>
+        <w:rPr>
+          <w:rFonts w:ascii="Times New Roman" w:hAnsi="Times New Roman" w:cs="Times New Roman"/>
+        </w:rPr>
+        <w:t xml:space="preserve">        ↓</w:t>
+      </w:r>
+    </w:p>
+    <w:p>
+      <w:pPr>
+        <w:rPr>
+          <w:rFonts w:ascii="Times New Roman" w:hAnsi="Times New Roman" w:cs="Times New Roman"/>
+        </w:rPr>
+      </w:pPr>
+      <w:r>
+        <w:rPr>
+          <w:rFonts w:ascii="Times New Roman" w:hAnsi="Times New Roman" w:cs="Times New Roman"/>
+        </w:rPr>
+        <w:t xml:space="preserve">   Normalization</w:t>
+      </w:r>
+    </w:p>
+    <w:p>
+      <w:pPr>
+        <w:rPr>
+          <w:rFonts w:ascii="Times New Roman" w:hAnsi="Times New Roman" w:cs="Times New Roman"/>
+        </w:rPr>
+      </w:pPr>
+      <w:r>
+        <w:rPr>
+          <w:rFonts w:ascii="Times New Roman" w:hAnsi="Times New Roman" w:cs="Times New Roman"/>
+        </w:rPr>
+        <w:t xml:space="preserve">        ↓</w:t>
+      </w:r>
+    </w:p>
+    <w:p>
+      <w:pPr>
+        <w:rPr>
+          <w:rFonts w:ascii="Times New Roman" w:hAnsi="Times New Roman" w:cs="Times New Roman"/>
+        </w:rPr>
+      </w:pPr>
+      <w:r>
+        <w:rPr>
+          <w:rFonts w:ascii="Times New Roman" w:hAnsi="Times New Roman" w:cs="Times New Roman"/>
+        </w:rPr>
+        <w:t xml:space="preserve">   </w:t>
+      </w:r>
+      <w:proofErr w:type="gramStart"/>
+      <w:r>
+        <w:rPr>
+          <w:rFonts w:ascii="Times New Roman" w:hAnsi="Times New Roman" w:cs="Times New Roman"/>
+        </w:rPr>
+        <w:t>float[</w:t>
+      </w:r>
+      <w:proofErr w:type="gramEnd"/>
+      <w:r>
+        <w:rPr>
+          <w:rFonts w:ascii="Times New Roman" w:hAnsi="Times New Roman" w:cs="Times New Roman"/>
+        </w:rPr>
+        <w:t>384]</w:t>
+      </w:r>
+    </w:p>
+    <w:p>
+      <w:pPr>
+        <w:rPr>
+          <w:rFonts w:ascii="Times New Roman" w:hAnsi="Times New Roman" w:cs="Times New Roman"/>
+        </w:rPr>
+      </w:pPr>
+    </w:p>
+    <w:p>
+      <w:pPr>
+        <w:rPr>
+          <w:rFonts w:ascii="Times New Roman" w:hAnsi="Times New Roman" w:cs="Times New Roman"/>
+        </w:rPr>
+      </w:pPr>
+    </w:p>
+    <w:p>
+      <w:pPr>
+        <w:rPr>
+          <w:rFonts w:ascii="Times New Roman" w:hAnsi="Times New Roman" w:cs="Times New Roman"/>
+        </w:rPr>
+      </w:pPr>
+    </w:p>
+    <w:p>
+      <w:pPr>
+        <w:rPr>
+          <w:rFonts w:ascii="Times New Roman" w:hAnsi="Times New Roman" w:cs="Times New Roman"/>
+        </w:rPr>
+      </w:pPr>
+    </w:p>
+    <w:p>
+      <w:pPr>
+        <w:rPr>
+          <w:rFonts w:ascii="Times New Roman" w:hAnsi="Times New Roman" w:cs="Times New Roman"/>
+        </w:rPr>
+      </w:pPr>
+    </w:p>
+    <w:p>
+      <w:pPr>
+        <w:rPr>
+          <w:rFonts w:ascii="Times New Roman" w:hAnsi="Times New Roman" w:cs="Times New Roman"/>
+        </w:rPr>
+      </w:pPr>
+    </w:p>
+    <w:p>
+      <w:pPr>
+        <w:rPr>
+          <w:rFonts w:ascii="Times New Roman" w:hAnsi="Times New Roman" w:cs="Times New Roman"/>
+        </w:rPr>
+      </w:pPr>
+    </w:p>
+    <w:p>
+      <w:pPr>
+        <w:rPr>
+          <w:rFonts w:ascii="Times New Roman" w:hAnsi="Times New Roman" w:cs="Times New Roman"/>
+          <w:b/>
+          <w:bCs/>
+          <w:sz w:val="36"/>
+          <w:szCs w:val="36"/>
+        </w:rPr>
+      </w:pPr>
+      <w:r>
+        <w:rPr>
+          <w:rFonts w:ascii="Times New Roman" w:hAnsi="Times New Roman" w:cs="Times New Roman"/>
+          <w:b/>
+          <w:bCs/>
+          <w:sz w:val="36"/>
+          <w:szCs w:val="36"/>
+        </w:rPr>
+        <w:lastRenderedPageBreak/>
+        <w:t>The three concepts together</w:t>
+      </w:r>
+    </w:p>
+    <w:p>
+      <w:pPr>
+        <w:rPr>
+          <w:rFonts w:ascii="Times New Roman" w:hAnsi="Times New Roman" w:cs="Times New Roman"/>
+        </w:rPr>
+      </w:pPr>
+      <w:r>
+        <w:rPr>
+          <w:rFonts w:ascii="Times New Roman" w:hAnsi="Times New Roman" w:cs="Times New Roman"/>
+        </w:rPr>
+        <w:t>If you remember only one thing from today's review, remember this:</w:t>
+      </w:r>
+    </w:p>
+    <w:p>
+      <w:pPr>
+        <w:rPr>
+          <w:rFonts w:ascii="Times New Roman" w:hAnsi="Times New Roman" w:cs="Times New Roman"/>
+          <w:b/>
+          <w:bCs/>
+        </w:rPr>
+      </w:pPr>
+      <w:r>
+        <w:rPr>
+          <w:rFonts w:ascii="Times New Roman" w:hAnsi="Times New Roman" w:cs="Times New Roman"/>
+          <w:b/>
+          <w:bCs/>
+        </w:rPr>
+        <w:t>Tensor</w:t>
+      </w:r>
+    </w:p>
+    <w:p>
+      <w:pPr>
+        <w:rPr>
+          <w:rFonts w:ascii="Times New Roman" w:hAnsi="Times New Roman" w:cs="Times New Roman"/>
+        </w:rPr>
+      </w:pPr>
+      <w:r>
+        <w:rPr>
+          <w:rFonts w:ascii="Times New Roman" w:hAnsi="Times New Roman" w:cs="Times New Roman"/>
+          <w:b/>
+          <w:bCs/>
+        </w:rPr>
+        <w:t>How we organize the numbers.</w:t>
+      </w:r>
+    </w:p>
+    <w:p>
+      <w:pPr>
+        <w:rPr>
+          <w:rFonts w:ascii="Times New Roman" w:hAnsi="Times New Roman" w:cs="Times New Roman"/>
+        </w:rPr>
+      </w:pPr>
+      <w:r>
+        <w:rPr>
+          <w:rFonts w:ascii="Times New Roman" w:hAnsi="Times New Roman" w:cs="Times New Roman"/>
+        </w:rPr>
+        <w:t>[batch, sequence, dimension]</w:t>
+      </w:r>
+    </w:p>
+    <w:p>
+      <w:pPr>
+        <w:rPr>
+          <w:rFonts w:ascii="Times New Roman" w:hAnsi="Times New Roman" w:cs="Times New Roman"/>
+        </w:rPr>
+      </w:pPr>
+      <w:r>
+        <w:rPr>
+          <w:rFonts w:ascii="Times New Roman" w:hAnsi="Times New Roman" w:cs="Times New Roman"/>
+        </w:rPr>
+        <w:t>Example:</w:t>
+      </w:r>
+    </w:p>
+    <w:p>
+      <w:pPr>
+        <w:rPr>
+          <w:rFonts w:ascii="Times New Roman" w:hAnsi="Times New Roman" w:cs="Times New Roman"/>
+        </w:rPr>
+      </w:pPr>
+      <w:r>
+        <w:rPr>
+          <w:rFonts w:ascii="Times New Roman" w:hAnsi="Times New Roman" w:cs="Times New Roman"/>
+        </w:rPr>
+        <w:t>[1, 128, 384]</w:t>
+      </w:r>
+    </w:p>
+    <w:p>
+      <w:pPr>
+        <w:rPr>
+          <w:rFonts w:ascii="Times New Roman" w:hAnsi="Times New Roman" w:cs="Times New Roman"/>
+        </w:rPr>
+      </w:pPr>
+      <w:r>
+        <w:rPr>
+          <w:rFonts w:ascii="Times New Roman" w:hAnsi="Times New Roman" w:cs="Times New Roman"/>
+        </w:rPr>
+        <w:pict w14:anchorId="14D1DC69">
+          <v:rect id="_x0000_i1046" style="width:0;height:1.5pt" o:hralign="center" o:hrstd="t" o:hr="t" fillcolor="#a0a0a0" stroked="f"/>
+        </w:pict>
+      </w:r>
+    </w:p>
+    <w:p>
+      <w:pPr>
+        <w:rPr>
+          <w:rFonts w:ascii="Times New Roman" w:hAnsi="Times New Roman" w:cs="Times New Roman"/>
+          <w:b/>
+          <w:bCs/>
+        </w:rPr>
+      </w:pPr>
+      <w:r>
+        <w:rPr>
+          <w:rFonts w:ascii="Times New Roman" w:hAnsi="Times New Roman" w:cs="Times New Roman"/>
+          <w:b/>
+          <w:bCs/>
+        </w:rPr>
+        <w:t>Attention Mask</w:t>
+      </w:r>
+    </w:p>
+    <w:p>
+      <w:pPr>
+        <w:rPr>
+          <w:rFonts w:ascii="Times New Roman" w:hAnsi="Times New Roman" w:cs="Times New Roman"/>
+        </w:rPr>
+      </w:pPr>
+      <w:r>
+        <w:rPr>
+          <w:rFonts w:ascii="Times New Roman" w:hAnsi="Times New Roman" w:cs="Times New Roman"/>
+          <w:b/>
+          <w:bCs/>
+        </w:rPr>
+        <w:t>Which token positions are real and which are padding.</w:t>
+      </w:r>
+    </w:p>
+    <w:p>
+      <w:pPr>
+        <w:rPr>
+          <w:rFonts w:ascii="Times New Roman" w:hAnsi="Times New Roman" w:cs="Times New Roman"/>
+        </w:rPr>
+      </w:pPr>
+      <w:r>
+        <w:rPr>
+          <w:rFonts w:ascii="Times New Roman" w:hAnsi="Times New Roman" w:cs="Times New Roman"/>
+        </w:rPr>
+        <w:t>[1, 1, 1, 1, 1, 1, 0, 0]</w:t>
+      </w:r>
+    </w:p>
+    <w:p>
+      <w:pPr>
+        <w:rPr>
+          <w:rFonts w:ascii="Times New Roman" w:hAnsi="Times New Roman" w:cs="Times New Roman"/>
+        </w:rPr>
+      </w:pPr>
+      <w:r>
+        <w:rPr>
+          <w:rFonts w:ascii="Times New Roman" w:hAnsi="Times New Roman" w:cs="Times New Roman"/>
+        </w:rPr>
+        <w:t>1 = real</w:t>
+      </w:r>
+    </w:p>
+    <w:p>
+      <w:pPr>
+        <w:rPr>
+          <w:rFonts w:ascii="Times New Roman" w:hAnsi="Times New Roman" w:cs="Times New Roman"/>
+        </w:rPr>
+      </w:pPr>
+      <w:r>
+        <w:rPr>
+          <w:rFonts w:ascii="Times New Roman" w:hAnsi="Times New Roman" w:cs="Times New Roman"/>
+        </w:rPr>
+        <w:t>0 = padding</w:t>
+      </w:r>
+    </w:p>
+    <w:p>
+      <w:pPr>
+        <w:rPr>
+          <w:rFonts w:ascii="Times New Roman" w:hAnsi="Times New Roman" w:cs="Times New Roman"/>
+        </w:rPr>
+      </w:pPr>
+      <w:r>
+        <w:rPr>
+          <w:rFonts w:ascii="Times New Roman" w:hAnsi="Times New Roman" w:cs="Times New Roman"/>
+        </w:rPr>
+        <w:pict w14:anchorId="52015ED7">
+          <v:rect id="_x0000_i1047" style="width:0;height:1.5pt" o:hralign="center" o:hrstd="t" o:hr="t" fillcolor="#a0a0a0" stroked="f"/>
+        </w:pict>
+      </w:r>
+    </w:p>
+    <w:p>
+      <w:pPr>
+        <w:rPr>
+          <w:rFonts w:ascii="Times New Roman" w:hAnsi="Times New Roman" w:cs="Times New Roman"/>
+          <w:b/>
+          <w:bCs/>
+        </w:rPr>
+      </w:pPr>
+      <w:r>
+        <w:rPr>
+          <w:rFonts w:ascii="Times New Roman" w:hAnsi="Times New Roman" w:cs="Times New Roman"/>
+          <w:b/>
+          <w:bCs/>
+        </w:rPr>
+        <w:t>Mean Pooling</w:t>
+      </w:r>
+    </w:p>
+    <w:p>
+      <w:pPr>
+        <w:rPr>
+          <w:rFonts w:ascii="Times New Roman" w:hAnsi="Times New Roman" w:cs="Times New Roman"/>
+        </w:rPr>
+      </w:pPr>
+      <w:r>
+        <w:rPr>
+          <w:rFonts w:ascii="Times New Roman" w:hAnsi="Times New Roman" w:cs="Times New Roman"/>
+          <w:b/>
+          <w:bCs/>
+        </w:rPr>
+        <w:t>How we convert many token vectors into one sentence vector.</w:t>
+      </w:r>
+    </w:p>
+    <w:p>
+      <w:pPr>
+        <w:rPr>
+          <w:rFonts w:ascii="Times New Roman" w:hAnsi="Times New Roman" w:cs="Times New Roman"/>
+        </w:rPr>
+      </w:pPr>
+      <w:r>
+        <w:rPr>
+          <w:rFonts w:ascii="Times New Roman" w:hAnsi="Times New Roman" w:cs="Times New Roman"/>
+        </w:rPr>
+        <w:t>[1, 128, 384]</w:t>
+      </w:r>
+    </w:p>
+    <w:p>
+      <w:pPr>
+        <w:rPr>
+          <w:rFonts w:ascii="Times New Roman" w:hAnsi="Times New Roman" w:cs="Times New Roman"/>
+        </w:rPr>
+      </w:pPr>
+      <w:r>
+        <w:rPr>
+          <w:rFonts w:ascii="Times New Roman" w:hAnsi="Times New Roman" w:cs="Times New Roman"/>
+        </w:rPr>
+        <w:t xml:space="preserve">       ↓</w:t>
+      </w:r>
+    </w:p>
+    <w:p>
+      <w:pPr>
+        <w:rPr>
+          <w:rFonts w:ascii="Times New Roman" w:hAnsi="Times New Roman" w:cs="Times New Roman"/>
+        </w:rPr>
+      </w:pPr>
+      <w:r>
+        <w:rPr>
+          <w:rFonts w:ascii="Times New Roman" w:hAnsi="Times New Roman" w:cs="Times New Roman"/>
+        </w:rPr>
+        <w:t xml:space="preserve"> Mean Pooling</w:t>
+      </w:r>
+    </w:p>
+    <w:p>
+      <w:pPr>
+        <w:rPr>
+          <w:rFonts w:ascii="Times New Roman" w:hAnsi="Times New Roman" w:cs="Times New Roman"/>
+        </w:rPr>
+      </w:pPr>
+      <w:r>
+        <w:rPr>
+          <w:rFonts w:ascii="Times New Roman" w:hAnsi="Times New Roman" w:cs="Times New Roman"/>
+        </w:rPr>
+        <w:t xml:space="preserve">       ↓</w:t>
+      </w:r>
+    </w:p>
+    <w:p>
+      <w:pPr>
+        <w:rPr>
+          <w:rFonts w:ascii="Times New Roman" w:hAnsi="Times New Roman" w:cs="Times New Roman"/>
+        </w:rPr>
+      </w:pPr>
+      <w:r>
+        <w:rPr>
+          <w:rFonts w:ascii="Times New Roman" w:hAnsi="Times New Roman" w:cs="Times New Roman"/>
+        </w:rPr>
+        <w:t xml:space="preserve">   [384]</w:t>
+      </w:r>
+    </w:p>
+    <w:p>
+      <w:pPr>
+        <w:rPr>
+          <w:rFonts w:ascii="Times New Roman" w:hAnsi="Times New Roman" w:cs="Times New Roman"/>
+        </w:rPr>
+      </w:pPr>
+      <w:r>
+        <w:rPr>
+          <w:rFonts w:ascii="Times New Roman" w:hAnsi="Times New Roman" w:cs="Times New Roman"/>
+        </w:rPr>
+        <w:t>And your complete semantic-search flow becomes:</w:t>
+      </w:r>
+    </w:p>
+    <w:p>
+      <w:pPr>
+        <w:rPr>
+          <w:rFonts w:ascii="Times New Roman" w:hAnsi="Times New Roman" w:cs="Times New Roman"/>
+        </w:rPr>
+      </w:pPr>
+      <w:r>
+        <w:rPr>
+          <w:rFonts w:ascii="Times New Roman" w:hAnsi="Times New Roman" w:cs="Times New Roman"/>
+        </w:rPr>
+        <w:t>TEXT</w:t>
+      </w:r>
+    </w:p>
+    <w:p>
+      <w:pPr>
+        <w:rPr>
+          <w:rFonts w:ascii="Times New Roman" w:hAnsi="Times New Roman" w:cs="Times New Roman"/>
+        </w:rPr>
+      </w:pPr>
+      <w:r>
+        <w:rPr>
+          <w:rFonts w:ascii="Times New Roman" w:hAnsi="Times New Roman" w:cs="Times New Roman"/>
+        </w:rPr>
+        <w:t xml:space="preserve"> ↓</w:t>
+      </w:r>
+    </w:p>
+    <w:p>
+      <w:pPr>
+        <w:rPr>
+          <w:rFonts w:ascii="Times New Roman" w:hAnsi="Times New Roman" w:cs="Times New Roman"/>
+        </w:rPr>
+      </w:pPr>
+      <w:r>
+        <w:rPr>
+          <w:rFonts w:ascii="Times New Roman" w:hAnsi="Times New Roman" w:cs="Times New Roman"/>
+        </w:rPr>
+        <w:t>Tokenizer</w:t>
+      </w:r>
+    </w:p>
+    <w:p>
+      <w:pPr>
+        <w:rPr>
+          <w:rFonts w:ascii="Times New Roman" w:hAnsi="Times New Roman" w:cs="Times New Roman"/>
+        </w:rPr>
+      </w:pPr>
+      <w:r>
+        <w:rPr>
+          <w:rFonts w:ascii="Times New Roman" w:hAnsi="Times New Roman" w:cs="Times New Roman"/>
+        </w:rPr>
+        <w:t xml:space="preserve"> ↓</w:t>
+      </w:r>
+    </w:p>
+    <w:p>
+      <w:pPr>
+        <w:rPr>
+          <w:rFonts w:ascii="Times New Roman" w:hAnsi="Times New Roman" w:cs="Times New Roman"/>
+        </w:rPr>
+      </w:pPr>
+      <w:r>
+        <w:rPr>
+          <w:rFonts w:ascii="Times New Roman" w:hAnsi="Times New Roman" w:cs="Times New Roman"/>
+        </w:rPr>
+        <w:t>Token IDs + Attention Mask</w:t>
+      </w:r>
+    </w:p>
+    <w:p>
+      <w:pPr>
+        <w:rPr>
+          <w:rFonts w:ascii="Times New Roman" w:hAnsi="Times New Roman" w:cs="Times New Roman"/>
+        </w:rPr>
+      </w:pPr>
+      <w:r>
+        <w:rPr>
+          <w:rFonts w:ascii="Times New Roman" w:hAnsi="Times New Roman" w:cs="Times New Roman"/>
+        </w:rPr>
+        <w:lastRenderedPageBreak/>
+        <w:t xml:space="preserve"> ↓</w:t>
+      </w:r>
+    </w:p>
+    <w:p>
+      <w:pPr>
+        <w:rPr>
+          <w:rFonts w:ascii="Times New Roman" w:hAnsi="Times New Roman" w:cs="Times New Roman"/>
+        </w:rPr>
+      </w:pPr>
+      <w:r>
+        <w:rPr>
+          <w:rFonts w:ascii="Times New Roman" w:hAnsi="Times New Roman" w:cs="Times New Roman"/>
+        </w:rPr>
+        <w:t>Tensor</w:t>
+      </w:r>
+    </w:p>
+    <w:p>
+      <w:pPr>
+        <w:rPr>
+          <w:rFonts w:ascii="Times New Roman" w:hAnsi="Times New Roman" w:cs="Times New Roman"/>
+        </w:rPr>
+      </w:pPr>
+      <w:r>
+        <w:rPr>
+          <w:rFonts w:ascii="Times New Roman" w:hAnsi="Times New Roman" w:cs="Times New Roman"/>
+        </w:rPr>
+        <w:t xml:space="preserve"> ↓</w:t>
+      </w:r>
+    </w:p>
+    <w:p>
+      <w:pPr>
+        <w:rPr>
+          <w:rFonts w:ascii="Times New Roman" w:hAnsi="Times New Roman" w:cs="Times New Roman"/>
+        </w:rPr>
+      </w:pPr>
+      <w:r>
+        <w:rPr>
+          <w:rFonts w:ascii="Times New Roman" w:hAnsi="Times New Roman" w:cs="Times New Roman"/>
+        </w:rPr>
+        <w:t>ONNX Transformer</w:t>
+      </w:r>
+    </w:p>
+    <w:p>
+      <w:pPr>
+        <w:rPr>
+          <w:rFonts w:ascii="Times New Roman" w:hAnsi="Times New Roman" w:cs="Times New Roman"/>
+        </w:rPr>
+      </w:pPr>
+      <w:r>
+        <w:rPr>
+          <w:rFonts w:ascii="Times New Roman" w:hAnsi="Times New Roman" w:cs="Times New Roman"/>
+        </w:rPr>
+        <w:t xml:space="preserve"> ↓</w:t>
+      </w:r>
+    </w:p>
+    <w:p>
+      <w:pPr>
+        <w:rPr>
+          <w:rFonts w:ascii="Times New Roman" w:hAnsi="Times New Roman" w:cs="Times New Roman"/>
+        </w:rPr>
+      </w:pPr>
+      <w:r>
+        <w:rPr>
+          <w:rFonts w:ascii="Times New Roman" w:hAnsi="Times New Roman" w:cs="Times New Roman"/>
+        </w:rPr>
+        <w:t>Token Embeddings [1, sequence, 384]</w:t>
+      </w:r>
+    </w:p>
+    <w:p>
+      <w:pPr>
+        <w:rPr>
+          <w:rFonts w:ascii="Times New Roman" w:hAnsi="Times New Roman" w:cs="Times New Roman"/>
+        </w:rPr>
+      </w:pPr>
+      <w:r>
+        <w:rPr>
+          <w:rFonts w:ascii="Times New Roman" w:hAnsi="Times New Roman" w:cs="Times New Roman"/>
+        </w:rPr>
+        <w:t xml:space="preserve"> ↓</w:t>
+      </w:r>
+    </w:p>
+    <w:p>
+      <w:pPr>
+        <w:rPr>
+          <w:rFonts w:ascii="Times New Roman" w:hAnsi="Times New Roman" w:cs="Times New Roman"/>
+        </w:rPr>
+      </w:pPr>
+      <w:r>
+        <w:rPr>
+          <w:rFonts w:ascii="Times New Roman" w:hAnsi="Times New Roman" w:cs="Times New Roman"/>
+        </w:rPr>
+        <w:t>Attention-Mask-aware Mean Pooling</w:t>
+      </w:r>
+    </w:p>
+    <w:p>
+      <w:pPr>
+        <w:rPr>
+          <w:rFonts w:ascii="Times New Roman" w:hAnsi="Times New Roman" w:cs="Times New Roman"/>
+        </w:rPr>
+      </w:pPr>
+      <w:r>
+        <w:rPr>
+          <w:rFonts w:ascii="Times New Roman" w:hAnsi="Times New Roman" w:cs="Times New Roman"/>
+        </w:rPr>
+        <w:t xml:space="preserve"> ↓</w:t>
+      </w:r>
+    </w:p>
+    <w:p>
+      <w:pPr>
+        <w:rPr>
+          <w:rFonts w:ascii="Times New Roman" w:hAnsi="Times New Roman" w:cs="Times New Roman"/>
+        </w:rPr>
+      </w:pPr>
+      <w:r>
+        <w:rPr>
+          <w:rFonts w:ascii="Times New Roman" w:hAnsi="Times New Roman" w:cs="Times New Roman"/>
+        </w:rPr>
+        <w:t>Sentence Embedding [384]</w:t>
+      </w:r>
+    </w:p>
+    <w:p>
+      <w:pPr>
+        <w:rPr>
+          <w:rFonts w:ascii="Times New Roman" w:hAnsi="Times New Roman" w:cs="Times New Roman"/>
+        </w:rPr>
+      </w:pPr>
+      <w:r>
+        <w:rPr>
+          <w:rFonts w:ascii="Times New Roman" w:hAnsi="Times New Roman" w:cs="Times New Roman"/>
+        </w:rPr>
+        <w:t xml:space="preserve"> ↓</w:t>
+      </w:r>
+    </w:p>
+    <w:p>
+      <w:pPr>
+        <w:rPr>
+          <w:rFonts w:ascii="Times New Roman" w:hAnsi="Times New Roman" w:cs="Times New Roman"/>
+        </w:rPr>
+      </w:pPr>
+      <w:r>
+        <w:rPr>
+          <w:rFonts w:ascii="Times New Roman" w:hAnsi="Times New Roman" w:cs="Times New Roman"/>
+        </w:rPr>
+        <w:t>Cosine Similarity</w:t>
+      </w:r>
+    </w:p>
+    <w:p>
+      <w:pPr>
+        <w:rPr>
+          <w:rFonts w:ascii="Times New Roman" w:hAnsi="Times New Roman" w:cs="Times New Roman"/>
+        </w:rPr>
+      </w:pPr>
+      <w:r>
+        <w:rPr>
+          <w:rFonts w:ascii="Times New Roman" w:hAnsi="Times New Roman" w:cs="Times New Roman"/>
+        </w:rPr>
+        <w:t xml:space="preserve"> ↓</w:t>
+      </w:r>
+    </w:p>
+    <w:p>
+      <w:pPr>
+        <w:rPr>
+          <w:rFonts w:ascii="Times New Roman" w:hAnsi="Times New Roman" w:cs="Times New Roman"/>
+        </w:rPr>
+      </w:pPr>
+      <w:r>
+        <w:rPr>
+          <w:rFonts w:ascii="Times New Roman" w:hAnsi="Times New Roman" w:cs="Times New Roman"/>
+        </w:rPr>
+        <w:t>Semantic Search</w:t>
+      </w:r>
+    </w:p>
+    <w:p>
+      <w:pPr>
+        <w:rPr>
+          <w:rFonts w:ascii="Times New Roman" w:hAnsi="Times New Roman" w:cs="Times New Roman"/>
+        </w:rPr>
+      </w:pPr>
+      <w:r>
+        <w:rPr>
+          <w:rFonts w:ascii="Times New Roman" w:hAnsi="Times New Roman" w:cs="Times New Roman"/>
+        </w:rPr>
+        <w:t xml:space="preserve">You have already implemented all of these. </w:t>
+      </w:r>
+    </w:p>
+    <w:p>
+      <w:pPr>
+        <w:rPr>
+          <w:rFonts w:ascii="Times New Roman" w:hAnsi="Times New Roman" w:cs="Times New Roman"/>
+        </w:rPr>
+      </w:pPr>
+    </w:p>
+    <w:p>
+      <w:pPr>
+        <w:rPr>
+          <w:rFonts w:ascii="Times New Roman" w:hAnsi="Times New Roman" w:cs="Times New Roman"/>
+        </w:rPr>
+      </w:pPr>
+    </w:p>
+    <w:p>
+      <w:pPr>
+        <w:rPr>
+          <w:rFonts w:ascii="Times New Roman" w:hAnsi="Times New Roman" w:cs="Times New Roman"/>
+        </w:rPr>
+      </w:pPr>
+    </w:p>
+    <w:p>
+      <w:pPr>
+        <w:rPr>
+          <w:rFonts w:ascii="Times New Roman" w:hAnsi="Times New Roman" w:cs="Times New Roman"/>
+        </w:rPr>
+      </w:pPr>
+    </w:p>
+    <w:p>
+      <w:pPr>
+        <w:rPr>
+          <w:rFonts w:ascii="Times New Roman" w:hAnsi="Times New Roman" w:cs="Times New Roman"/>
+        </w:rPr>
+      </w:pPr>
+    </w:p>
+    <w:p>
+      <w:pPr>
+        <w:rPr>
+          <w:rFonts w:ascii="Times New Roman" w:hAnsi="Times New Roman" w:cs="Times New Roman"/>
+        </w:rPr>
+      </w:pPr>
+    </w:p>
+    <w:p>
+      <w:pPr>
+        <w:rPr>
+          <w:rFonts w:ascii="Times New Roman" w:hAnsi="Times New Roman" w:cs="Times New Roman"/>
+        </w:rPr>
+      </w:pPr>
+    </w:p>
+    <w:p>
+      <w:pPr>
+        <w:rPr>
+          <w:rFonts w:ascii="Times New Roman" w:hAnsi="Times New Roman" w:cs="Times New Roman"/>
+        </w:rPr>
+      </w:pPr>
+    </w:p>
+    <w:p>
+      <w:pPr>
+        <w:rPr>
+          <w:rFonts w:ascii="Times New Roman" w:hAnsi="Times New Roman" w:cs="Times New Roman"/>
+        </w:rPr>
+      </w:pPr>
+    </w:p>
+    <w:p>
+      <w:pPr>
+        <w:rPr>
+          <w:rFonts w:ascii="Times New Roman" w:hAnsi="Times New Roman" w:cs="Times New Roman"/>
+        </w:rPr>
+      </w:pPr>
+    </w:p>
+    <w:p>
+      <w:pPr>
+        <w:rPr>
+          <w:rFonts w:ascii="Times New Roman" w:hAnsi="Times New Roman" w:cs="Times New Roman"/>
+        </w:rPr>
+      </w:pPr>
+    </w:p>
+    <w:p>
+      <w:pPr>
+        <w:rPr>
+          <w:rFonts w:ascii="Times New Roman" w:hAnsi="Times New Roman" w:cs="Times New Roman"/>
+        </w:rPr>
+      </w:pPr>
+    </w:p>
+    <w:p>
+      <w:pPr>
+        <w:rPr>
+          <w:rFonts w:ascii="Times New Roman" w:hAnsi="Times New Roman" w:cs="Times New Roman"/>
+          <w:b/>
+          <w:bCs/>
+          <w:sz w:val="32"/>
+          <w:szCs w:val="32"/>
+        </w:rPr>
+      </w:pPr>
+      <w:r>
+        <w:rPr>
+          <w:rFonts w:ascii="Times New Roman" w:hAnsi="Times New Roman" w:cs="Times New Roman"/>
+          <w:b/>
+          <w:bCs/>
+          <w:sz w:val="32"/>
+          <w:szCs w:val="32"/>
+        </w:rPr>
+        <w:lastRenderedPageBreak/>
+        <w:t>Similar Document Finder</w:t>
+      </w:r>
+    </w:p>
+    <w:p>
+      <w:pPr>
+        <w:rPr>
+          <w:rFonts w:ascii="Times New Roman" w:hAnsi="Times New Roman" w:cs="Times New Roman"/>
+        </w:rPr>
+      </w:pPr>
+      <w:r>
+        <w:rPr>
+          <w:rFonts w:ascii="Times New Roman" w:hAnsi="Times New Roman" w:cs="Times New Roman"/>
+        </w:rPr>
+        <w:t>And build it properly:</w:t>
+      </w:r>
+    </w:p>
+    <w:p>
+      <w:pPr>
+        <w:numPr>
+          <w:ilvl w:val="0"/>
+          <w:numId w:val="37"/>
+        </w:numPr>
+        <w:rPr>
+          <w:rFonts w:ascii="Times New Roman" w:hAnsi="Times New Roman" w:cs="Times New Roman"/>
+        </w:rPr>
+      </w:pPr>
+      <w:r>
+        <w:rPr>
+          <w:rFonts w:ascii="Times New Roman" w:hAnsi="Times New Roman" w:cs="Times New Roman"/>
+        </w:rPr>
+        <w:t xml:space="preserve">Define what "similar document" means. </w:t>
+      </w:r>
+    </w:p>
+    <w:p>
+      <w:pPr>
+        <w:numPr>
+          <w:ilvl w:val="0"/>
+          <w:numId w:val="37"/>
+        </w:numPr>
+        <w:rPr>
+          <w:rFonts w:ascii="Times New Roman" w:hAnsi="Times New Roman" w:cs="Times New Roman"/>
+        </w:rPr>
+      </w:pPr>
+      <w:r>
+        <w:rPr>
+          <w:rFonts w:ascii="Times New Roman" w:hAnsi="Times New Roman" w:cs="Times New Roman"/>
+        </w:rPr>
+        <w:t xml:space="preserve">Load your documents. </w:t>
+      </w:r>
+    </w:p>
+    <w:p>
+      <w:pPr>
+        <w:numPr>
+          <w:ilvl w:val="0"/>
+          <w:numId w:val="37"/>
+        </w:numPr>
+        <w:rPr>
+          <w:rFonts w:ascii="Times New Roman" w:hAnsi="Times New Roman" w:cs="Times New Roman"/>
+        </w:rPr>
+      </w:pPr>
+      <w:r>
+        <w:rPr>
+          <w:rFonts w:ascii="Times New Roman" w:hAnsi="Times New Roman" w:cs="Times New Roman"/>
+        </w:rPr>
+        <w:t xml:space="preserve">Generate embeddings. </w:t>
+      </w:r>
+    </w:p>
+    <w:p>
+      <w:pPr>
+        <w:numPr>
+          <w:ilvl w:val="0"/>
+          <w:numId w:val="37"/>
+        </w:numPr>
+        <w:rPr>
+          <w:rFonts w:ascii="Times New Roman" w:hAnsi="Times New Roman" w:cs="Times New Roman"/>
+        </w:rPr>
+      </w:pPr>
+      <w:r>
+        <w:rPr>
+          <w:rFonts w:ascii="Times New Roman" w:hAnsi="Times New Roman" w:cs="Times New Roman"/>
+        </w:rPr>
+        <w:t xml:space="preserve">Store embeddings. </w:t>
+      </w:r>
+    </w:p>
+    <w:p>
+      <w:pPr>
+        <w:numPr>
+          <w:ilvl w:val="0"/>
+          <w:numId w:val="37"/>
+        </w:numPr>
+        <w:rPr>
+          <w:rFonts w:ascii="Times New Roman" w:hAnsi="Times New Roman" w:cs="Times New Roman"/>
+        </w:rPr>
+      </w:pPr>
+      <w:r>
+        <w:rPr>
+          <w:rFonts w:ascii="Times New Roman" w:hAnsi="Times New Roman" w:cs="Times New Roman"/>
+        </w:rPr>
+        <w:t xml:space="preserve">Select one document as the query. </w:t>
+      </w:r>
+    </w:p>
+    <w:p>
+      <w:pPr>
+        <w:numPr>
+          <w:ilvl w:val="0"/>
+          <w:numId w:val="37"/>
+        </w:numPr>
+        <w:rPr>
+          <w:rFonts w:ascii="Times New Roman" w:hAnsi="Times New Roman" w:cs="Times New Roman"/>
+        </w:rPr>
+      </w:pPr>
+      <w:r>
+        <w:rPr>
+          <w:rFonts w:ascii="Times New Roman" w:hAnsi="Times New Roman" w:cs="Times New Roman"/>
+        </w:rPr>
+        <w:t xml:space="preserve">Compare it against every other document. </w:t>
+      </w:r>
+    </w:p>
+    <w:p>
+      <w:pPr>
+        <w:numPr>
+          <w:ilvl w:val="0"/>
+          <w:numId w:val="37"/>
+        </w:numPr>
+        <w:rPr>
+          <w:rFonts w:ascii="Times New Roman" w:hAnsi="Times New Roman" w:cs="Times New Roman"/>
+        </w:rPr>
+      </w:pPr>
+      <w:r>
+        <w:rPr>
+          <w:rFonts w:ascii="Times New Roman" w:hAnsi="Times New Roman" w:cs="Times New Roman"/>
+        </w:rPr>
+        <w:t xml:space="preserve">Calculate cosine similarity. </w:t>
+      </w:r>
+    </w:p>
+    <w:p>
+      <w:pPr>
+        <w:numPr>
+          <w:ilvl w:val="0"/>
+          <w:numId w:val="37"/>
+        </w:numPr>
+        <w:rPr>
+          <w:rFonts w:ascii="Times New Roman" w:hAnsi="Times New Roman" w:cs="Times New Roman"/>
+        </w:rPr>
+      </w:pPr>
+      <w:r>
+        <w:rPr>
+          <w:rFonts w:ascii="Times New Roman" w:hAnsi="Times New Roman" w:cs="Times New Roman"/>
+        </w:rPr>
+        <w:t xml:space="preserve">Exclude the document itself. </w:t>
+      </w:r>
+    </w:p>
+    <w:p>
+      <w:pPr>
+        <w:numPr>
+          <w:ilvl w:val="0"/>
+          <w:numId w:val="37"/>
+        </w:numPr>
+        <w:rPr>
+          <w:rFonts w:ascii="Times New Roman" w:hAnsi="Times New Roman" w:cs="Times New Roman"/>
+        </w:rPr>
+      </w:pPr>
+      <w:r>
+        <w:rPr>
+          <w:rFonts w:ascii="Times New Roman" w:hAnsi="Times New Roman" w:cs="Times New Roman"/>
+        </w:rPr>
+        <w:t xml:space="preserve">Sort by similarity. </w:t>
+      </w:r>
+    </w:p>
+    <w:p>
+      <w:pPr>
+        <w:numPr>
+          <w:ilvl w:val="0"/>
+          <w:numId w:val="37"/>
+        </w:numPr>
+        <w:rPr>
+          <w:rFonts w:ascii="Times New Roman" w:hAnsi="Times New Roman" w:cs="Times New Roman"/>
+        </w:rPr>
+      </w:pPr>
+      <w:r>
+        <w:rPr>
+          <w:rFonts w:ascii="Times New Roman" w:hAnsi="Times New Roman" w:cs="Times New Roman"/>
+        </w:rPr>
+        <w:t xml:space="preserve">Return Top-K similar documents. </w:t>
+      </w:r>
+    </w:p>
+    <w:p>
+      <w:pPr>
+        <w:numPr>
+          <w:ilvl w:val="0"/>
+          <w:numId w:val="37"/>
+        </w:numPr>
+        <w:rPr>
+          <w:rFonts w:ascii="Times New Roman" w:hAnsi="Times New Roman" w:cs="Times New Roman"/>
+        </w:rPr>
+      </w:pPr>
+      <w:r>
+        <w:rPr>
+          <w:rFonts w:ascii="Times New Roman" w:hAnsi="Times New Roman" w:cs="Times New Roman"/>
+        </w:rPr>
+        <w:t xml:space="preserve">Add a similarity threshold. </w:t>
+      </w:r>
+    </w:p>
+    <w:p>
+      <w:pPr>
+        <w:numPr>
+          <w:ilvl w:val="0"/>
+          <w:numId w:val="37"/>
+        </w:numPr>
+        <w:rPr>
+          <w:rFonts w:ascii="Times New Roman" w:hAnsi="Times New Roman" w:cs="Times New Roman"/>
+        </w:rPr>
+      </w:pPr>
+      <w:r>
+        <w:rPr>
+          <w:rFonts w:ascii="Times New Roman" w:hAnsi="Times New Roman" w:cs="Times New Roman"/>
+        </w:rPr>
+        <w:t xml:space="preserve">Test with real documents. </w:t>
+      </w:r>
+    </w:p>
+    <w:p>
+      <w:pPr>
+        <w:rPr>
+          <w:rFonts w:ascii="Times New Roman" w:hAnsi="Times New Roman" w:cs="Times New Roman"/>
+          <w:b/>
+          <w:bCs/>
+          <w:i/>
+          <w:iCs/>
+        </w:rPr>
+      </w:pPr>
+      <w:r>
+        <w:rPr>
+          <w:rFonts w:ascii="Times New Roman" w:hAnsi="Times New Roman" w:cs="Times New Roman"/>
+          <w:b/>
+          <w:bCs/>
+          <w:i/>
+          <w:iCs/>
+        </w:rPr>
+        <w:t xml:space="preserve">Then you'll be ready for Local Vector Search, </w:t>
+      </w:r>
+    </w:p>
+    <w:p>
+      <w:pPr>
+        <w:rPr>
+          <w:rFonts w:ascii="Times New Roman" w:hAnsi="Times New Roman" w:cs="Times New Roman"/>
+        </w:rPr>
+      </w:pPr>
+    </w:p>
+    <w:p>
+      <w:pPr>
+        <w:rPr>
+          <w:rFonts w:ascii="Times New Roman" w:hAnsi="Times New Roman" w:cs="Times New Roman"/>
+        </w:rPr>
+      </w:pPr>
+    </w:p>
+    <w:p>
+      <w:pPr>
+        <w:rPr>
+          <w:rFonts w:ascii="Times New Roman" w:hAnsi="Times New Roman" w:cs="Times New Roman"/>
+        </w:rPr>
+      </w:pPr>
+    </w:p>
+    <w:p>
+      <w:pPr>
+        <w:rPr>
+          <w:rFonts w:ascii="Times New Roman" w:hAnsi="Times New Roman" w:cs="Times New Roman"/>
+        </w:rPr>
+      </w:pPr>
+    </w:p>
+    <w:p>
+      <w:pPr>
+        <w:rPr>
+          <w:rFonts w:ascii="Times New Roman" w:hAnsi="Times New Roman" w:cs="Times New Roman"/>
+        </w:rPr>
+      </w:pPr>
+    </w:p>
+    <w:p>
+      <w:pPr>
+        <w:rPr>
+          <w:rFonts w:ascii="Times New Roman" w:hAnsi="Times New Roman" w:cs="Times New Roman"/>
+        </w:rPr>
+      </w:pPr>
+    </w:p>
+    <w:p>
+      <w:pPr>
+        <w:rPr>
+          <w:rFonts w:ascii="Times New Roman" w:hAnsi="Times New Roman" w:cs="Times New Roman"/>
+        </w:rPr>
+      </w:pPr>
+    </w:p>
+    <w:p>
+      <w:pPr>
+        <w:rPr>
+          <w:rFonts w:ascii="Times New Roman" w:hAnsi="Times New Roman" w:cs="Times New Roman"/>
+        </w:rPr>
+      </w:pPr>
+    </w:p>
+    <w:p>
+      <w:pPr>
+        <w:rPr>
+          <w:rFonts w:ascii="Times New Roman" w:hAnsi="Times New Roman" w:cs="Times New Roman"/>
+        </w:rPr>
+      </w:pPr>
+    </w:p>
+    <w:p>
+      <w:pPr>
+        <w:rPr>
+          <w:rFonts w:ascii="Times New Roman" w:hAnsi="Times New Roman" w:cs="Times New Roman"/>
+        </w:rPr>
+      </w:pPr>
+    </w:p>
+    <w:p>
+      <w:pPr>
+        <w:rPr>
+          <w:rFonts w:ascii="Times New Roman" w:hAnsi="Times New Roman" w:cs="Times New Roman"/>
+        </w:rPr>
+      </w:pPr>
+    </w:p>
+    <w:p>
+      <w:pPr>
+        <w:rPr>
+          <w:rFonts w:ascii="Times New Roman" w:hAnsi="Times New Roman" w:cs="Times New Roman"/>
+        </w:rPr>
+      </w:pPr>
+    </w:p>
+    <w:p>
+      <w:pPr>
+        <w:rPr>
+          <w:rFonts w:ascii="Times New Roman" w:hAnsi="Times New Roman" w:cs="Times New Roman"/>
+          <w:b/>
+          <w:bCs/>
+          <w:sz w:val="36"/>
+          <w:szCs w:val="36"/>
+        </w:rPr>
+      </w:pPr>
+      <w:r>
+        <w:rPr>
+          <w:rFonts w:ascii="Times New Roman" w:hAnsi="Times New Roman" w:cs="Times New Roman"/>
+          <w:b/>
+          <w:bCs/>
+          <w:sz w:val="36"/>
+          <w:szCs w:val="36"/>
+        </w:rPr>
+        <w:lastRenderedPageBreak/>
+        <w:t>Your architecture is now:</w:t>
+      </w:r>
+    </w:p>
+    <w:p>
+      <w:pPr>
+        <w:rPr>
+          <w:rFonts w:ascii="Times New Roman" w:hAnsi="Times New Roman" w:cs="Times New Roman"/>
+        </w:rPr>
+      </w:pPr>
+      <w:r>
+        <w:rPr>
+          <w:rFonts w:ascii="Times New Roman" w:hAnsi="Times New Roman" w:cs="Times New Roman"/>
+        </w:rPr>
+        <w:t>JSON Documents</w:t>
+      </w:r>
+    </w:p>
+    <w:p>
+      <w:pPr>
+        <w:rPr>
+          <w:rFonts w:ascii="Times New Roman" w:hAnsi="Times New Roman" w:cs="Times New Roman"/>
+        </w:rPr>
+      </w:pPr>
+      <w:r>
+        <w:rPr>
+          <w:rFonts w:ascii="Times New Roman" w:hAnsi="Times New Roman" w:cs="Times New Roman"/>
+        </w:rPr>
+        <w:t xml:space="preserve">      ↓</w:t>
+      </w:r>
+    </w:p>
+    <w:p>
+      <w:pPr>
+        <w:rPr>
+          <w:rFonts w:ascii="Times New Roman" w:hAnsi="Times New Roman" w:cs="Times New Roman"/>
+        </w:rPr>
+      </w:pPr>
+      <w:proofErr w:type="spellStart"/>
+      <w:proofErr w:type="gramStart"/>
+      <w:r>
+        <w:rPr>
+          <w:rFonts w:ascii="Times New Roman" w:hAnsi="Times New Roman" w:cs="Times New Roman"/>
+        </w:rPr>
+        <w:t>InitializeAsync</w:t>
+      </w:r>
+      <w:proofErr w:type="spellEnd"/>
+      <w:r>
+        <w:rPr>
+          <w:rFonts w:ascii="Times New Roman" w:hAnsi="Times New Roman" w:cs="Times New Roman"/>
+        </w:rPr>
+        <w:t>(</w:t>
+      </w:r>
+      <w:proofErr w:type="gramEnd"/>
+      <w:r>
+        <w:rPr>
+          <w:rFonts w:ascii="Times New Roman" w:hAnsi="Times New Roman" w:cs="Times New Roman"/>
+        </w:rPr>
+        <w:t>)</w:t>
+      </w:r>
+    </w:p>
+    <w:p>
+      <w:pPr>
+        <w:rPr>
+          <w:rFonts w:ascii="Times New Roman" w:hAnsi="Times New Roman" w:cs="Times New Roman"/>
+        </w:rPr>
+      </w:pPr>
+      <w:r>
+        <w:rPr>
+          <w:rFonts w:ascii="Times New Roman" w:hAnsi="Times New Roman" w:cs="Times New Roman"/>
+        </w:rPr>
+        <w:t xml:space="preserve">      ↓</w:t>
+      </w:r>
+    </w:p>
+    <w:p>
+      <w:pPr>
+        <w:rPr>
+          <w:rFonts w:ascii="Times New Roman" w:hAnsi="Times New Roman" w:cs="Times New Roman"/>
+        </w:rPr>
+      </w:pPr>
+      <w:r>
+        <w:rPr>
+          <w:rFonts w:ascii="Times New Roman" w:hAnsi="Times New Roman" w:cs="Times New Roman"/>
+        </w:rPr>
+        <w:t>Load documents</w:t>
+      </w:r>
+    </w:p>
+    <w:p>
+      <w:pPr>
+        <w:rPr>
+          <w:rFonts w:ascii="Times New Roman" w:hAnsi="Times New Roman" w:cs="Times New Roman"/>
+        </w:rPr>
+      </w:pPr>
+      <w:r>
+        <w:rPr>
+          <w:rFonts w:ascii="Times New Roman" w:hAnsi="Times New Roman" w:cs="Times New Roman"/>
+        </w:rPr>
+        <w:t xml:space="preserve">      ↓</w:t>
+      </w:r>
+    </w:p>
+    <w:p>
+      <w:pPr>
+        <w:rPr>
+          <w:rFonts w:ascii="Times New Roman" w:hAnsi="Times New Roman" w:cs="Times New Roman"/>
+        </w:rPr>
+      </w:pPr>
+      <w:r>
+        <w:rPr>
+          <w:rFonts w:ascii="Times New Roman" w:hAnsi="Times New Roman" w:cs="Times New Roman"/>
+        </w:rPr>
+        <w:t>Generate embedding for each document</w:t>
+      </w:r>
+    </w:p>
+    <w:p>
+      <w:pPr>
+        <w:rPr>
+          <w:rFonts w:ascii="Times New Roman" w:hAnsi="Times New Roman" w:cs="Times New Roman"/>
+        </w:rPr>
+      </w:pPr>
+      <w:r>
+        <w:rPr>
+          <w:rFonts w:ascii="Times New Roman" w:hAnsi="Times New Roman" w:cs="Times New Roman"/>
+        </w:rPr>
+        <w:t xml:space="preserve">      ↓</w:t>
+      </w:r>
+    </w:p>
+    <w:p>
+      <w:pPr>
+        <w:rPr>
+          <w:rFonts w:ascii="Times New Roman" w:hAnsi="Times New Roman" w:cs="Times New Roman"/>
+        </w:rPr>
+      </w:pPr>
+      <w:r>
+        <w:rPr>
+          <w:rFonts w:ascii="Times New Roman" w:hAnsi="Times New Roman" w:cs="Times New Roman"/>
+        </w:rPr>
+        <w:t xml:space="preserve">Each document gets </w:t>
+      </w:r>
+      <w:proofErr w:type="gramStart"/>
+      <w:r>
+        <w:rPr>
+          <w:rFonts w:ascii="Times New Roman" w:hAnsi="Times New Roman" w:cs="Times New Roman"/>
+        </w:rPr>
+        <w:t>float[</w:t>
+      </w:r>
+      <w:proofErr w:type="gramEnd"/>
+      <w:r>
+        <w:rPr>
+          <w:rFonts w:ascii="Times New Roman" w:hAnsi="Times New Roman" w:cs="Times New Roman"/>
+        </w:rPr>
+        <w:t>384]</w:t>
+      </w:r>
+    </w:p>
+    <w:p>
+      <w:pPr>
+        <w:rPr>
+          <w:rFonts w:ascii="Times New Roman" w:hAnsi="Times New Roman" w:cs="Times New Roman"/>
+        </w:rPr>
+      </w:pPr>
+      <w:r>
+        <w:rPr>
+          <w:rFonts w:ascii="Times New Roman" w:hAnsi="Times New Roman" w:cs="Times New Roman"/>
+        </w:rPr>
+        <w:t xml:space="preserve">      ↓</w:t>
+      </w:r>
+    </w:p>
+    <w:p>
+      <w:pPr>
+        <w:rPr>
+          <w:rFonts w:ascii="Times New Roman" w:hAnsi="Times New Roman" w:cs="Times New Roman"/>
+        </w:rPr>
+      </w:pPr>
+      <w:r>
+        <w:rPr>
+          <w:rFonts w:ascii="Times New Roman" w:hAnsi="Times New Roman" w:cs="Times New Roman"/>
+        </w:rPr>
+        <w:t>Select document by Id</w:t>
+      </w:r>
+    </w:p>
+    <w:p>
+      <w:pPr>
+        <w:rPr>
+          <w:rFonts w:ascii="Times New Roman" w:hAnsi="Times New Roman" w:cs="Times New Roman"/>
+        </w:rPr>
+      </w:pPr>
+      <w:r>
+        <w:rPr>
+          <w:rFonts w:ascii="Times New Roman" w:hAnsi="Times New Roman" w:cs="Times New Roman"/>
+        </w:rPr>
+        <w:t xml:space="preserve">      ↓</w:t>
+      </w:r>
+    </w:p>
+    <w:p>
+      <w:pPr>
+        <w:rPr>
+          <w:rFonts w:ascii="Times New Roman" w:hAnsi="Times New Roman" w:cs="Times New Roman"/>
+        </w:rPr>
+      </w:pPr>
+      <w:r>
+        <w:rPr>
+          <w:rFonts w:ascii="Times New Roman" w:hAnsi="Times New Roman" w:cs="Times New Roman"/>
+        </w:rPr>
+        <w:t>Get its embedding</w:t>
+      </w:r>
+    </w:p>
+    <w:p>
+      <w:pPr>
+        <w:rPr>
+          <w:rFonts w:ascii="Times New Roman" w:hAnsi="Times New Roman" w:cs="Times New Roman"/>
+        </w:rPr>
+      </w:pPr>
+      <w:r>
+        <w:rPr>
+          <w:rFonts w:ascii="Times New Roman" w:hAnsi="Times New Roman" w:cs="Times New Roman"/>
+        </w:rPr>
+        <w:t xml:space="preserve">      ↓</w:t>
+      </w:r>
+    </w:p>
+    <w:p>
+      <w:pPr>
+        <w:rPr>
+          <w:rFonts w:ascii="Times New Roman" w:hAnsi="Times New Roman" w:cs="Times New Roman"/>
+        </w:rPr>
+      </w:pPr>
+      <w:r>
+        <w:rPr>
+          <w:rFonts w:ascii="Times New Roman" w:hAnsi="Times New Roman" w:cs="Times New Roman"/>
+        </w:rPr>
+        <w:t>Cosine Similarity against other documents</w:t>
+      </w:r>
+    </w:p>
+    <w:p>
+      <w:pPr>
+        <w:rPr>
+          <w:rFonts w:ascii="Times New Roman" w:hAnsi="Times New Roman" w:cs="Times New Roman"/>
+        </w:rPr>
+      </w:pPr>
+      <w:r>
+        <w:rPr>
+          <w:rFonts w:ascii="Times New Roman" w:hAnsi="Times New Roman" w:cs="Times New Roman"/>
+        </w:rPr>
+        <w:t xml:space="preserve">      ↓</w:t>
+      </w:r>
+    </w:p>
+    <w:p>
+      <w:pPr>
+        <w:rPr>
+          <w:rFonts w:ascii="Times New Roman" w:hAnsi="Times New Roman" w:cs="Times New Roman"/>
+        </w:rPr>
+      </w:pPr>
+      <w:proofErr w:type="spellStart"/>
+      <w:r>
+        <w:rPr>
+          <w:rFonts w:ascii="Times New Roman" w:hAnsi="Times New Roman" w:cs="Times New Roman"/>
+        </w:rPr>
+        <w:t>OrderByDescending</w:t>
+      </w:r>
+      <w:proofErr w:type="spellEnd"/>
+    </w:p>
+    <w:p>
+      <w:pPr>
+        <w:rPr>
+          <w:rFonts w:ascii="Times New Roman" w:hAnsi="Times New Roman" w:cs="Times New Roman"/>
+        </w:rPr>
+      </w:pPr>
+      <w:r>
+        <w:rPr>
+          <w:rFonts w:ascii="Times New Roman" w:hAnsi="Times New Roman" w:cs="Times New Roman"/>
+        </w:rPr>
+        <w:t xml:space="preserve">      ↓</w:t>
+      </w:r>
+    </w:p>
+    <w:p>
+      <w:pPr>
+        <w:rPr>
+          <w:rFonts w:ascii="Times New Roman" w:hAnsi="Times New Roman" w:cs="Times New Roman"/>
+        </w:rPr>
+      </w:pPr>
+      <w:r>
+        <w:rPr>
+          <w:rFonts w:ascii="Times New Roman" w:hAnsi="Times New Roman" w:cs="Times New Roman"/>
+        </w:rPr>
+        <w:t>Top-K similar documents</w:t>
+      </w:r>
     </w:p>
     <w:p>
       <w:pPr>
@@ -18514,7 +20178,7 @@
 </file>
 
 <file path=word/numbering.xml><?xml version="1.0" encoding="utf-8"?>
-<w:numbering xmlns:wpc="http://schemas.microsoft.com/office/word/2010/wordprocessingCanvas" xmlns:mc="http://schemas.openxmlformats.org/markup-compatibility/2006" xmlns:o="urn:schemas-microsoft-com:office:office" xmlns:r="http://schemas.openxmlformats.org/officeDocument/2006/relationships" xmlns:m="http://schemas.openxmlformats.org/officeDocument/2006/math" xmlns:v="urn:schemas-microsoft-com:vml" xmlns:wp14="http://schemas.microsoft.com/office/word/2010/wordprocessingDrawing" xmlns:wp="http://schemas.openxmlformats.org/drawingml/2006/wordprocessingDrawing" xmlns:w10="urn:schemas-microsoft-com:office:word" xmlns:w="http://schemas.openxmlformats.org/wordprocessingml/2006/main" xmlns:w14="http://schemas.microsoft.com/office/word/2010/wordml" xmlns:w15="http://schemas.microsoft.com/office/word/2012/wordml" xmlns:wpg="http://schemas.microsoft.com/office/word/2010/wordprocessingGroup" xmlns:wpi="http://schemas.microsoft.com/office/word/2010/wordprocessingInk" xmlns:wne="http://schemas.microsoft.com/office/word/2006/wordml" xmlns:wps="http://schemas.microsoft.com/office/word/2010/wordprocessingShape" mc:Ignorable="w14 w15 wp14">
+<w:numbering xmlns:wpc="http://schemas.microsoft.com/office/word/2010/wordprocessingCanvas" xmlns:cx="http://schemas.microsoft.com/office/drawing/2014/chartex" xmlns:cx1="http://schemas.microsoft.com/office/drawing/2015/9/8/chartex" xmlns:cx2="http://schemas.microsoft.com/office/drawing/2015/10/21/chartex" xmlns:cx3="http://schemas.microsoft.com/office/drawing/2016/5/9/chartex" xmlns:cx4="http://schemas.microsoft.com/office/drawing/2016/5/10/chartex" xmlns:cx5="http://schemas.microsoft.com/office/drawing/2016/5/11/chartex" xmlns:cx6="http://schemas.microsoft.com/office/drawing/2016/5/12/chartex" xmlns:cx7="http://schemas.microsoft.com/office/drawing/2016/5/13/chartex" xmlns:cx8="http://schemas.microsoft.com/office/drawing/2016/5/14/chartex" xmlns:mc="http://schemas.openxmlformats.org/markup-compatibility/2006" xmlns:aink="http://schemas.microsoft.com/office/drawing/2016/ink" xmlns:am3d="http://schemas.microsoft.com/office/drawing/2017/model3d" xmlns:o="urn:schemas-microsoft-com:office:office" xmlns:oel="http://schemas.microsoft.com/office/2019/extlst" xmlns:r="http://schemas.openxmlformats.org/officeDocument/2006/relationships" xmlns:m="http://schemas.openxmlformats.org/officeDocument/2006/math" xmlns:v="urn:schemas-microsoft-com:vml" xmlns:wp14="http://schemas.microsoft.com/office/word/2010/wordprocessingDrawing" xmlns:wp="http://schemas.openxmlformats.org/drawingml/2006/wordprocessingDrawing" xmlns:w10="urn:schemas-microsoft-com:office:word" xmlns:w="http://schemas.openxmlformats.org/wordprocessingml/2006/main" xmlns:w14="http://schemas.microsoft.com/office/word/2010/wordml" xmlns:w15="http://schemas.microsoft.com/office/word/2012/wordml" xmlns:w16cex="http://schemas.microsoft.com/office/word/2018/wordml/cex" xmlns:w16cid="http://schemas.microsoft.com/office/word/2016/wordml/cid" xmlns:w16="http://schemas.microsoft.com/office/word/2018/wordml" xmlns:w16sdtdh="http://schemas.microsoft.com/office/word/2020/wordml/sdtdatahash" xmlns:w16se="http://schemas.microsoft.com/office/word/2015/wordml/symex" xmlns:wpg="http://schemas.microsoft.com/office/word/2010/wordprocessingGroup" xmlns:wpi="http://schemas.microsoft.com/office/word/2010/wordprocessingInk" xmlns:wne="http://schemas.microsoft.com/office/word/2006/wordml" xmlns:wps="http://schemas.microsoft.com/office/word/2010/wordprocessingShape" mc:Ignorable="w14 w15 w16se w16cid w16 w16cex w16sdtdh wp14">
   <w:abstractNum w:abstractNumId="0" w15:restartNumberingAfterBreak="0">
     <w:nsid w:val="002E0AD0"/>
     <w:multiLevelType w:val="multilevel"/>
@@ -21835,6 +23499,232 @@
     </w:lvl>
   </w:abstractNum>
   <w:abstractNum w:abstractNumId="23" w15:restartNumberingAfterBreak="0">
+    <w:nsid w:val="5A163511"/>
+    <w:multiLevelType w:val="multilevel"/>
+    <w:tmpl w:val="221297E6"/>
+    <w:lvl w:ilvl="0">
+      <w:start w:val="1"/>
+      <w:numFmt w:val="decimal"/>
+      <w:lvlText w:val="%1."/>
+      <w:lvlJc w:val="left"/>
+      <w:pPr>
+        <w:tabs>
+          <w:tab w:val="num" w:pos="720"/>
+        </w:tabs>
+        <w:ind w:left="720" w:hanging="360"/>
+      </w:pPr>
+    </w:lvl>
+    <w:lvl w:ilvl="1" w:tentative="1">
+      <w:start w:val="1"/>
+      <w:numFmt w:val="decimal"/>
+      <w:lvlText w:val="%2."/>
+      <w:lvlJc w:val="left"/>
+      <w:pPr>
+        <w:tabs>
+          <w:tab w:val="num" w:pos="1440"/>
+        </w:tabs>
+        <w:ind w:left="1440" w:hanging="360"/>
+      </w:pPr>
+    </w:lvl>
+    <w:lvl w:ilvl="2" w:tentative="1">
+      <w:start w:val="1"/>
+      <w:numFmt w:val="decimal"/>
+      <w:lvlText w:val="%3."/>
+      <w:lvlJc w:val="left"/>
+      <w:pPr>
+        <w:tabs>
+          <w:tab w:val="num" w:pos="2160"/>
+        </w:tabs>
+        <w:ind w:left="2160" w:hanging="360"/>
+      </w:pPr>
+    </w:lvl>
+    <w:lvl w:ilvl="3" w:tentative="1">
+      <w:start w:val="1"/>
+      <w:numFmt w:val="decimal"/>
+      <w:lvlText w:val="%4."/>
+      <w:lvlJc w:val="left"/>
+      <w:pPr>
+        <w:tabs>
+          <w:tab w:val="num" w:pos="2880"/>
+        </w:tabs>
+        <w:ind w:left="2880" w:hanging="360"/>
+      </w:pPr>
+    </w:lvl>
+    <w:lvl w:ilvl="4" w:tentative="1">
+      <w:start w:val="1"/>
+      <w:numFmt w:val="decimal"/>
+      <w:lvlText w:val="%5."/>
+      <w:lvlJc w:val="left"/>
+      <w:pPr>
+        <w:tabs>
+          <w:tab w:val="num" w:pos="3600"/>
+        </w:tabs>
+        <w:ind w:left="3600" w:hanging="360"/>
+      </w:pPr>
+    </w:lvl>
+    <w:lvl w:ilvl="5" w:tentative="1">
+      <w:start w:val="1"/>
+      <w:numFmt w:val="decimal"/>
+      <w:lvlText w:val="%6."/>
+      <w:lvlJc w:val="left"/>
+      <w:pPr>
+        <w:tabs>
+          <w:tab w:val="num" w:pos="4320"/>
+        </w:tabs>
+        <w:ind w:left="4320" w:hanging="360"/>
+      </w:pPr>
+    </w:lvl>
+    <w:lvl w:ilvl="6" w:tentative="1">
+      <w:start w:val="1"/>
+      <w:numFmt w:val="decimal"/>
+      <w:lvlText w:val="%7."/>
+      <w:lvlJc w:val="left"/>
+      <w:pPr>
+        <w:tabs>
+          <w:tab w:val="num" w:pos="5040"/>
+        </w:tabs>
+        <w:ind w:left="5040" w:hanging="360"/>
+      </w:pPr>
+    </w:lvl>
+    <w:lvl w:ilvl="7" w:tentative="1">
+      <w:start w:val="1"/>
+      <w:numFmt w:val="decimal"/>
+      <w:lvlText w:val="%8."/>
+      <w:lvlJc w:val="left"/>
+      <w:pPr>
+        <w:tabs>
+          <w:tab w:val="num" w:pos="5760"/>
+        </w:tabs>
+        <w:ind w:left="5760" w:hanging="360"/>
+      </w:pPr>
+    </w:lvl>
+    <w:lvl w:ilvl="8" w:tentative="1">
+      <w:start w:val="1"/>
+      <w:numFmt w:val="decimal"/>
+      <w:lvlText w:val="%9."/>
+      <w:lvlJc w:val="left"/>
+      <w:pPr>
+        <w:tabs>
+          <w:tab w:val="num" w:pos="6480"/>
+        </w:tabs>
+        <w:ind w:left="6480" w:hanging="360"/>
+      </w:pPr>
+    </w:lvl>
+  </w:abstractNum>
+  <w:abstractNum w:abstractNumId="24" w15:restartNumberingAfterBreak="0">
+    <w:nsid w:val="5C0F033E"/>
+    <w:multiLevelType w:val="multilevel"/>
+    <w:tmpl w:val="197852DC"/>
+    <w:lvl w:ilvl="0">
+      <w:start w:val="1"/>
+      <w:numFmt w:val="decimal"/>
+      <w:lvlText w:val="%1."/>
+      <w:lvlJc w:val="left"/>
+      <w:pPr>
+        <w:tabs>
+          <w:tab w:val="num" w:pos="720"/>
+        </w:tabs>
+        <w:ind w:left="720" w:hanging="360"/>
+      </w:pPr>
+    </w:lvl>
+    <w:lvl w:ilvl="1" w:tentative="1">
+      <w:start w:val="1"/>
+      <w:numFmt w:val="decimal"/>
+      <w:lvlText w:val="%2."/>
+      <w:lvlJc w:val="left"/>
+      <w:pPr>
+        <w:tabs>
+          <w:tab w:val="num" w:pos="1440"/>
+        </w:tabs>
+        <w:ind w:left="1440" w:hanging="360"/>
+      </w:pPr>
+    </w:lvl>
+    <w:lvl w:ilvl="2" w:tentative="1">
+      <w:start w:val="1"/>
+      <w:numFmt w:val="decimal"/>
+      <w:lvlText w:val="%3."/>
+      <w:lvlJc w:val="left"/>
+      <w:pPr>
+        <w:tabs>
+          <w:tab w:val="num" w:pos="2160"/>
+        </w:tabs>
+        <w:ind w:left="2160" w:hanging="360"/>
+      </w:pPr>
+    </w:lvl>
+    <w:lvl w:ilvl="3" w:tentative="1">
+      <w:start w:val="1"/>
+      <w:numFmt w:val="decimal"/>
+      <w:lvlText w:val="%4."/>
+      <w:lvlJc w:val="left"/>
+      <w:pPr>
+        <w:tabs>
+          <w:tab w:val="num" w:pos="2880"/>
+        </w:tabs>
+        <w:ind w:left="2880" w:hanging="360"/>
+      </w:pPr>
+    </w:lvl>
+    <w:lvl w:ilvl="4" w:tentative="1">
+      <w:start w:val="1"/>
+      <w:numFmt w:val="decimal"/>
+      <w:lvlText w:val="%5."/>
+      <w:lvlJc w:val="left"/>
+      <w:pPr>
+        <w:tabs>
+          <w:tab w:val="num" w:pos="3600"/>
+        </w:tabs>
+        <w:ind w:left="3600" w:hanging="360"/>
+      </w:pPr>
+    </w:lvl>
+    <w:lvl w:ilvl="5" w:tentative="1">
+      <w:start w:val="1"/>
+      <w:numFmt w:val="decimal"/>
+      <w:lvlText w:val="%6."/>
+      <w:lvlJc w:val="left"/>
+      <w:pPr>
+        <w:tabs>
+          <w:tab w:val="num" w:pos="4320"/>
+        </w:tabs>
+        <w:ind w:left="4320" w:hanging="360"/>
+      </w:pPr>
+    </w:lvl>
+    <w:lvl w:ilvl="6" w:tentative="1">
+      <w:start w:val="1"/>
+      <w:numFmt w:val="decimal"/>
+      <w:lvlText w:val="%7."/>
+      <w:lvlJc w:val="left"/>
+      <w:pPr>
+        <w:tabs>
+          <w:tab w:val="num" w:pos="5040"/>
+        </w:tabs>
+        <w:ind w:left="5040" w:hanging="360"/>
+      </w:pPr>
+    </w:lvl>
+    <w:lvl w:ilvl="7" w:tentative="1">
+      <w:start w:val="1"/>
+      <w:numFmt w:val="decimal"/>
+      <w:lvlText w:val="%8."/>
+      <w:lvlJc w:val="left"/>
+      <w:pPr>
+        <w:tabs>
+          <w:tab w:val="num" w:pos="5760"/>
+        </w:tabs>
+        <w:ind w:left="5760" w:hanging="360"/>
+      </w:pPr>
+    </w:lvl>
+    <w:lvl w:ilvl="8" w:tentative="1">
+      <w:start w:val="1"/>
+      <w:numFmt w:val="decimal"/>
+      <w:lvlText w:val="%9."/>
+      <w:lvlJc w:val="left"/>
+      <w:pPr>
+        <w:tabs>
+          <w:tab w:val="num" w:pos="6480"/>
+        </w:tabs>
+        <w:ind w:left="6480" w:hanging="360"/>
+      </w:pPr>
+    </w:lvl>
+  </w:abstractNum>
+  <w:abstractNum w:abstractNumId="25" w15:restartNumberingAfterBreak="0">
     <w:nsid w:val="5C7651F5"/>
     <w:multiLevelType w:val="multilevel"/>
     <w:tmpl w:val="C6486E5C"/>
@@ -21947,7 +23837,7 @@
       </w:pPr>
     </w:lvl>
   </w:abstractNum>
-  <w:abstractNum w:abstractNumId="24" w15:restartNumberingAfterBreak="0">
+  <w:abstractNum w:abstractNumId="26" w15:restartNumberingAfterBreak="0">
     <w:nsid w:val="626D4350"/>
     <w:multiLevelType w:val="multilevel"/>
     <w:tmpl w:val="081097C0"/>
@@ -22096,7 +23986,7 @@
       </w:rPr>
     </w:lvl>
   </w:abstractNum>
-  <w:abstractNum w:abstractNumId="25" w15:restartNumberingAfterBreak="0">
+  <w:abstractNum w:abstractNumId="27" w15:restartNumberingAfterBreak="0">
     <w:nsid w:val="658B4A8D"/>
     <w:multiLevelType w:val="multilevel"/>
     <w:tmpl w:val="87CC1000"/>
@@ -22245,7 +24135,7 @@
       </w:rPr>
     </w:lvl>
   </w:abstractNum>
-  <w:abstractNum w:abstractNumId="26" w15:restartNumberingAfterBreak="0">
+  <w:abstractNum w:abstractNumId="28" w15:restartNumberingAfterBreak="0">
     <w:nsid w:val="6616161E"/>
     <w:multiLevelType w:val="multilevel"/>
     <w:tmpl w:val="6EA06F0E"/>
@@ -22394,7 +24284,7 @@
       </w:rPr>
     </w:lvl>
   </w:abstractNum>
-  <w:abstractNum w:abstractNumId="27" w15:restartNumberingAfterBreak="0">
+  <w:abstractNum w:abstractNumId="29" w15:restartNumberingAfterBreak="0">
     <w:nsid w:val="672D69CA"/>
     <w:multiLevelType w:val="multilevel"/>
     <w:tmpl w:val="6FD4A39C"/>
@@ -22543,7 +24433,7 @@
       </w:rPr>
     </w:lvl>
   </w:abstractNum>
-  <w:abstractNum w:abstractNumId="28" w15:restartNumberingAfterBreak="0">
+  <w:abstractNum w:abstractNumId="30" w15:restartNumberingAfterBreak="0">
     <w:nsid w:val="67FE5139"/>
     <w:multiLevelType w:val="multilevel"/>
     <w:tmpl w:val="60063E96"/>
@@ -22692,7 +24582,7 @@
       </w:rPr>
     </w:lvl>
   </w:abstractNum>
-  <w:abstractNum w:abstractNumId="29" w15:restartNumberingAfterBreak="0">
+  <w:abstractNum w:abstractNumId="31" w15:restartNumberingAfterBreak="0">
     <w:nsid w:val="684F60C2"/>
     <w:multiLevelType w:val="multilevel"/>
     <w:tmpl w:val="77CEB86E"/>
@@ -22841,7 +24731,7 @@
       </w:rPr>
     </w:lvl>
   </w:abstractNum>
-  <w:abstractNum w:abstractNumId="30" w15:restartNumberingAfterBreak="0">
+  <w:abstractNum w:abstractNumId="32" w15:restartNumberingAfterBreak="0">
     <w:nsid w:val="6CE7357A"/>
     <w:multiLevelType w:val="multilevel"/>
     <w:tmpl w:val="B54EE770"/>
@@ -22990,7 +24880,7 @@
       </w:rPr>
     </w:lvl>
   </w:abstractNum>
-  <w:abstractNum w:abstractNumId="31" w15:restartNumberingAfterBreak="0">
+  <w:abstractNum w:abstractNumId="33" w15:restartNumberingAfterBreak="0">
     <w:nsid w:val="74860F14"/>
     <w:multiLevelType w:val="multilevel"/>
     <w:tmpl w:val="486E165E"/>
@@ -23139,7 +25029,7 @@
       </w:rPr>
     </w:lvl>
   </w:abstractNum>
-  <w:abstractNum w:abstractNumId="32" w15:restartNumberingAfterBreak="0">
+  <w:abstractNum w:abstractNumId="34" w15:restartNumberingAfterBreak="0">
     <w:nsid w:val="76240C17"/>
     <w:multiLevelType w:val="multilevel"/>
     <w:tmpl w:val="24E86140"/>
@@ -23288,7 +25178,7 @@
       </w:rPr>
     </w:lvl>
   </w:abstractNum>
-  <w:abstractNum w:abstractNumId="33" w15:restartNumberingAfterBreak="0">
+  <w:abstractNum w:abstractNumId="35" w15:restartNumberingAfterBreak="0">
     <w:nsid w:val="7D8E7FB2"/>
     <w:multiLevelType w:val="multilevel"/>
     <w:tmpl w:val="61488092"/>
@@ -23437,7 +25327,7 @@
       </w:rPr>
     </w:lvl>
   </w:abstractNum>
-  <w:abstractNum w:abstractNumId="34" w15:restartNumberingAfterBreak="0">
+  <w:abstractNum w:abstractNumId="36" w15:restartNumberingAfterBreak="0">
     <w:nsid w:val="7F9D706B"/>
     <w:multiLevelType w:val="multilevel"/>
     <w:tmpl w:val="2B026A70"/>
@@ -23586,116 +25476,122 @@
       </w:rPr>
     </w:lvl>
   </w:abstractNum>
-  <w:num w:numId="1">
+  <w:num w:numId="1" w16cid:durableId="1616449883">
     <w:abstractNumId w:val="5"/>
   </w:num>
-  <w:num w:numId="2">
+  <w:num w:numId="2" w16cid:durableId="767388760">
     <w:abstractNumId w:val="4"/>
   </w:num>
-  <w:num w:numId="3">
+  <w:num w:numId="3" w16cid:durableId="2119176294">
     <w:abstractNumId w:val="8"/>
   </w:num>
-  <w:num w:numId="4">
+  <w:num w:numId="4" w16cid:durableId="1741975464">
     <w:abstractNumId w:val="16"/>
   </w:num>
-  <w:num w:numId="5">
+  <w:num w:numId="5" w16cid:durableId="58989891">
+    <w:abstractNumId w:val="36"/>
+  </w:num>
+  <w:num w:numId="6" w16cid:durableId="800537244">
+    <w:abstractNumId w:val="26"/>
+  </w:num>
+  <w:num w:numId="7" w16cid:durableId="1124230005">
+    <w:abstractNumId w:val="13"/>
+  </w:num>
+  <w:num w:numId="8" w16cid:durableId="1398360584">
+    <w:abstractNumId w:val="30"/>
+  </w:num>
+  <w:num w:numId="9" w16cid:durableId="398752178">
+    <w:abstractNumId w:val="7"/>
+  </w:num>
+  <w:num w:numId="10" w16cid:durableId="2039575328">
+    <w:abstractNumId w:val="18"/>
+  </w:num>
+  <w:num w:numId="11" w16cid:durableId="287323461">
+    <w:abstractNumId w:val="29"/>
+  </w:num>
+  <w:num w:numId="12" w16cid:durableId="871843083">
+    <w:abstractNumId w:val="20"/>
+  </w:num>
+  <w:num w:numId="13" w16cid:durableId="1818455504">
+    <w:abstractNumId w:val="35"/>
+  </w:num>
+  <w:num w:numId="14" w16cid:durableId="321273998">
+    <w:abstractNumId w:val="2"/>
+  </w:num>
+  <w:num w:numId="15" w16cid:durableId="1612397692">
+    <w:abstractNumId w:val="28"/>
+  </w:num>
+  <w:num w:numId="16" w16cid:durableId="1446734485">
+    <w:abstractNumId w:val="10"/>
+  </w:num>
+  <w:num w:numId="17" w16cid:durableId="1356732769">
+    <w:abstractNumId w:val="31"/>
+  </w:num>
+  <w:num w:numId="18" w16cid:durableId="258804913">
+    <w:abstractNumId w:val="12"/>
+  </w:num>
+  <w:num w:numId="19" w16cid:durableId="1453286456">
+    <w:abstractNumId w:val="6"/>
+  </w:num>
+  <w:num w:numId="20" w16cid:durableId="1375889996">
+    <w:abstractNumId w:val="1"/>
+  </w:num>
+  <w:num w:numId="21" w16cid:durableId="1028487095">
+    <w:abstractNumId w:val="21"/>
+  </w:num>
+  <w:num w:numId="22" w16cid:durableId="1843817076">
+    <w:abstractNumId w:val="14"/>
+  </w:num>
+  <w:num w:numId="23" w16cid:durableId="820314610">
+    <w:abstractNumId w:val="9"/>
+  </w:num>
+  <w:num w:numId="24" w16cid:durableId="1668481504">
+    <w:abstractNumId w:val="17"/>
+  </w:num>
+  <w:num w:numId="25" w16cid:durableId="1168053841">
+    <w:abstractNumId w:val="22"/>
+  </w:num>
+  <w:num w:numId="26" w16cid:durableId="259918018">
+    <w:abstractNumId w:val="11"/>
+  </w:num>
+  <w:num w:numId="27" w16cid:durableId="2088065648">
+    <w:abstractNumId w:val="33"/>
+  </w:num>
+  <w:num w:numId="28" w16cid:durableId="1112479661">
+    <w:abstractNumId w:val="3"/>
+  </w:num>
+  <w:num w:numId="29" w16cid:durableId="879630057">
+    <w:abstractNumId w:val="19"/>
+  </w:num>
+  <w:num w:numId="30" w16cid:durableId="61218958">
+    <w:abstractNumId w:val="27"/>
+  </w:num>
+  <w:num w:numId="31" w16cid:durableId="366030505">
+    <w:abstractNumId w:val="0"/>
+  </w:num>
+  <w:num w:numId="32" w16cid:durableId="821389952">
+    <w:abstractNumId w:val="15"/>
+  </w:num>
+  <w:num w:numId="33" w16cid:durableId="934944284">
     <w:abstractNumId w:val="34"/>
   </w:num>
-  <w:num w:numId="6">
-    <w:abstractNumId w:val="24"/>
-  </w:num>
-  <w:num w:numId="7">
-    <w:abstractNumId w:val="13"/>
-  </w:num>
-  <w:num w:numId="8">
-    <w:abstractNumId w:val="28"/>
-  </w:num>
-  <w:num w:numId="9">
-    <w:abstractNumId w:val="7"/>
-  </w:num>
-  <w:num w:numId="10">
-    <w:abstractNumId w:val="18"/>
-  </w:num>
-  <w:num w:numId="11">
-    <w:abstractNumId w:val="27"/>
-  </w:num>
-  <w:num w:numId="12">
-    <w:abstractNumId w:val="20"/>
-  </w:num>
-  <w:num w:numId="13">
-    <w:abstractNumId w:val="33"/>
-  </w:num>
-  <w:num w:numId="14">
-    <w:abstractNumId w:val="2"/>
-  </w:num>
-  <w:num w:numId="15">
-    <w:abstractNumId w:val="26"/>
-  </w:num>
-  <w:num w:numId="16">
-    <w:abstractNumId w:val="10"/>
-  </w:num>
-  <w:num w:numId="17">
-    <w:abstractNumId w:val="29"/>
-  </w:num>
-  <w:num w:numId="18">
-    <w:abstractNumId w:val="12"/>
-  </w:num>
-  <w:num w:numId="19">
-    <w:abstractNumId w:val="6"/>
-  </w:num>
-  <w:num w:numId="20">
-    <w:abstractNumId w:val="1"/>
-  </w:num>
-  <w:num w:numId="21">
-    <w:abstractNumId w:val="21"/>
-  </w:num>
-  <w:num w:numId="22">
-    <w:abstractNumId w:val="14"/>
-  </w:num>
-  <w:num w:numId="23">
-    <w:abstractNumId w:val="9"/>
-  </w:num>
-  <w:num w:numId="24">
-    <w:abstractNumId w:val="17"/>
-  </w:num>
-  <w:num w:numId="25">
-    <w:abstractNumId w:val="22"/>
-  </w:num>
-  <w:num w:numId="26">
-    <w:abstractNumId w:val="11"/>
-  </w:num>
-  <w:num w:numId="27">
-    <w:abstractNumId w:val="31"/>
-  </w:num>
-  <w:num w:numId="28">
-    <w:abstractNumId w:val="3"/>
-  </w:num>
-  <w:num w:numId="29">
-    <w:abstractNumId w:val="19"/>
-  </w:num>
-  <w:num w:numId="30">
+  <w:num w:numId="34" w16cid:durableId="797770063">
     <w:abstractNumId w:val="25"/>
   </w:num>
-  <w:num w:numId="31">
-    <w:abstractNumId w:val="0"/>
-  </w:num>
-  <w:num w:numId="32">
-    <w:abstractNumId w:val="15"/>
-  </w:num>
-  <w:num w:numId="33">
+  <w:num w:numId="35" w16cid:durableId="390663944">
     <w:abstractNumId w:val="32"/>
   </w:num>
-  <w:num w:numId="34">
+  <w:num w:numId="36" w16cid:durableId="1771703923">
     <w:abstractNumId w:val="23"/>
   </w:num>
-  <w:num w:numId="35">
-    <w:abstractNumId w:val="30"/>
+  <w:num w:numId="37" w16cid:durableId="590507898">
+    <w:abstractNumId w:val="24"/>
   </w:num>
 </w:numbering>
 </file>
 
 <file path=word/styles.xml><?xml version="1.0" encoding="utf-8"?>
-<w:styles xmlns:mc="http://schemas.openxmlformats.org/markup-compatibility/2006" xmlns:r="http://schemas.openxmlformats.org/officeDocument/2006/relationships" xmlns:w="http://schemas.openxmlformats.org/wordprocessingml/2006/main" xmlns:w14="http://schemas.microsoft.com/office/word/2010/wordml" xmlns:w15="http://schemas.microsoft.com/office/word/2012/wordml" mc:Ignorable="w14 w15">
+<w:styles xmlns:mc="http://schemas.openxmlformats.org/markup-compatibility/2006" xmlns:r="http://schemas.openxmlformats.org/officeDocument/2006/relationships" xmlns:w="http://schemas.openxmlformats.org/wordprocessingml/2006/main" xmlns:w14="http://schemas.microsoft.com/office/word/2010/wordml" xmlns:w15="http://schemas.microsoft.com/office/word/2012/wordml" xmlns:w16cex="http://schemas.microsoft.com/office/word/2018/wordml/cex" xmlns:w16cid="http://schemas.microsoft.com/office/word/2016/wordml/cid" xmlns:w16="http://schemas.microsoft.com/office/word/2018/wordml" xmlns:w16sdtdh="http://schemas.microsoft.com/office/word/2020/wordml/sdtdatahash" xmlns:w16se="http://schemas.microsoft.com/office/word/2015/wordml/symex" mc:Ignorable="w14 w15 w16se w16cid w16 w16cex w16sdtdh">
   <w:docDefaults>
     <w:rPrDefault>
       <w:rPr>
@@ -23711,7 +25607,7 @@
       </w:pPr>
     </w:pPrDefault>
   </w:docDefaults>
-  <w:latentStyles w:defLockedState="0" w:defUIPriority="99" w:defSemiHidden="0" w:defUnhideWhenUsed="0" w:defQFormat="0" w:count="371">
+  <w:latentStyles w:defLockedState="0" w:defUIPriority="99" w:defSemiHidden="0" w:defUnhideWhenUsed="0" w:defQFormat="0" w:count="376">
     <w:lsdException w:name="Normal" w:uiPriority="0" w:qFormat="1"/>
     <w:lsdException w:name="heading 1" w:uiPriority="9" w:qFormat="1"/>
     <w:lsdException w:name="heading 2" w:semiHidden="1" w:uiPriority="9" w:unhideWhenUsed="1" w:qFormat="1"/>
@@ -24083,6 +25979,11 @@
     <w:lsdException w:name="List Table 5 Dark Accent 6" w:uiPriority="50"/>
     <w:lsdException w:name="List Table 6 Colorful Accent 6" w:uiPriority="51"/>
     <w:lsdException w:name="List Table 7 Colorful Accent 6" w:uiPriority="52"/>
+    <w:lsdException w:name="Mention" w:semiHidden="1" w:unhideWhenUsed="1"/>
+    <w:lsdException w:name="Smart Hyperlink" w:semiHidden="1" w:unhideWhenUsed="1"/>
+    <w:lsdException w:name="Hashtag" w:semiHidden="1" w:unhideWhenUsed="1"/>
+    <w:lsdException w:name="Unresolved Mention" w:semiHidden="1" w:unhideWhenUsed="1"/>
+    <w:lsdException w:name="Smart Link" w:semiHidden="1" w:unhideWhenUsed="1"/>
   </w:latentStyles>
   <w:style w:type="paragraph" w:default="1" w:styleId="Normal">
     <w:name w:val="Normal"/>
@@ -24166,7 +26067,6 @@
   <w:style w:type="character" w:default="1" w:styleId="DefaultParagraphFont">
     <w:name w:val="Default Paragraph Font"/>
     <w:uiPriority w:val="1"/>
-    <w:semiHidden/>
     <w:unhideWhenUsed/>
   </w:style>
   <w:style w:type="table" w:default="1" w:styleId="TableNormal">

--- a/AIChatbot/AI Documents/AI Theory.docx
+++ b/AIChatbot/AI Documents/AI Theory.docx
@@ -7530,7 +7530,6 @@
         <w:t xml:space="preserve">             Load </w:t>
       </w:r>
       <w:proofErr w:type="spellStart"/>
-      <w:proofErr w:type="gramStart"/>
       <w:r>
         <w:rPr>
           <w:rFonts w:ascii="Times New Roman" w:hAnsi="Times New Roman" w:cs="Times New Roman"/>
@@ -7538,7 +7537,6 @@
         <w:t>knowledge.json</w:t>
       </w:r>
       <w:proofErr w:type="spellEnd"/>
-      <w:proofErr w:type="gramEnd"/>
     </w:p>
     <w:p>
       <w:pPr>
@@ -8211,21 +8209,7 @@
         <w:rPr>
           <w:rFonts w:ascii="Times New Roman" w:hAnsi="Times New Roman" w:cs="Times New Roman"/>
         </w:rPr>
-        <w:t>(</w:t>
-      </w:r>
-      <w:proofErr w:type="gramStart"/>
-      <w:r>
-        <w:rPr>
-          <w:rFonts w:ascii="Times New Roman" w:hAnsi="Times New Roman" w:cs="Times New Roman"/>
-        </w:rPr>
-        <w:t xml:space="preserve">Search)   </w:t>
-      </w:r>
-      <w:proofErr w:type="gramEnd"/>
-      <w:r>
-        <w:rPr>
-          <w:rFonts w:ascii="Times New Roman" w:hAnsi="Times New Roman" w:cs="Times New Roman"/>
-        </w:rPr>
-        <w:t xml:space="preserve">        </w:t>
+        <w:t xml:space="preserve">(Search)           </w:t>
       </w:r>
       <w:r>
         <w:rPr>
@@ -9635,10 +9619,572 @@
           <w:sz w:val="28"/>
           <w:szCs w:val="28"/>
         </w:rPr>
-        <w:t xml:space="preserve">Why Don't We Implement Word2Vec </w:t>
-      </w:r>
-      <w:proofErr w:type="gramStart"/>
-      <w:r>
+        <w:t>Why Don't We Implement Word2Vec From Scratch?</w:t>
+      </w:r>
+    </w:p>
+    <w:p>
+      <w:pPr>
+        <w:rPr>
+          <w:rFonts w:ascii="Times New Roman" w:hAnsi="Times New Roman" w:cs="Times New Roman"/>
+        </w:rPr>
+      </w:pPr>
+      <w:r>
+        <w:rPr>
+          <w:rFonts w:ascii="Times New Roman" w:hAnsi="Times New Roman" w:cs="Times New Roman"/>
+        </w:rPr>
+        <w:t>Although it's possible, it isn't practical for most applications because:</w:t>
+      </w:r>
+    </w:p>
+    <w:p>
+      <w:pPr>
+        <w:numPr>
+          <w:ilvl w:val="0"/>
+          <w:numId w:val="9"/>
+        </w:numPr>
+        <w:rPr>
+          <w:rFonts w:ascii="Times New Roman" w:hAnsi="Times New Roman" w:cs="Times New Roman"/>
+        </w:rPr>
+      </w:pPr>
+      <w:r>
+        <w:rPr>
+          <w:rFonts w:ascii="Times New Roman" w:hAnsi="Times New Roman" w:cs="Times New Roman"/>
+        </w:rPr>
+        <w:t xml:space="preserve">It requires </w:t>
+      </w:r>
+      <w:r>
+        <w:rPr>
+          <w:rFonts w:ascii="Times New Roman" w:hAnsi="Times New Roman" w:cs="Times New Roman"/>
+          <w:b/>
+          <w:bCs/>
+        </w:rPr>
+        <w:t>millions of sentences</w:t>
+      </w:r>
+      <w:r>
+        <w:rPr>
+          <w:rFonts w:ascii="Times New Roman" w:hAnsi="Times New Roman" w:cs="Times New Roman"/>
+        </w:rPr>
+        <w:t xml:space="preserve"> to produce good embeddings. </w:t>
+      </w:r>
+    </w:p>
+    <w:p>
+      <w:pPr>
+        <w:numPr>
+          <w:ilvl w:val="0"/>
+          <w:numId w:val="9"/>
+        </w:numPr>
+        <w:rPr>
+          <w:rFonts w:ascii="Times New Roman" w:hAnsi="Times New Roman" w:cs="Times New Roman"/>
+        </w:rPr>
+      </w:pPr>
+      <w:r>
+        <w:rPr>
+          <w:rFonts w:ascii="Times New Roman" w:hAnsi="Times New Roman" w:cs="Times New Roman"/>
+        </w:rPr>
+        <w:t xml:space="preserve">It needs a </w:t>
+      </w:r>
+      <w:r>
+        <w:rPr>
+          <w:rFonts w:ascii="Times New Roman" w:hAnsi="Times New Roman" w:cs="Times New Roman"/>
+          <w:b/>
+          <w:bCs/>
+        </w:rPr>
+        <w:t>neural network</w:t>
+      </w:r>
+      <w:r>
+        <w:rPr>
+          <w:rFonts w:ascii="Times New Roman" w:hAnsi="Times New Roman" w:cs="Times New Roman"/>
+        </w:rPr>
+        <w:t xml:space="preserve"> and optimization algorithms like gradient descent. </w:t>
+      </w:r>
+    </w:p>
+    <w:p>
+      <w:pPr>
+        <w:numPr>
+          <w:ilvl w:val="0"/>
+          <w:numId w:val="9"/>
+        </w:numPr>
+        <w:rPr>
+          <w:rFonts w:ascii="Times New Roman" w:hAnsi="Times New Roman" w:cs="Times New Roman"/>
+        </w:rPr>
+      </w:pPr>
+      <w:r>
+        <w:rPr>
+          <w:rFonts w:ascii="Times New Roman" w:hAnsi="Times New Roman" w:cs="Times New Roman"/>
+        </w:rPr>
+        <w:t xml:space="preserve">Training can take minutes to days depending on the data and hardware. </w:t>
+      </w:r>
+    </w:p>
+    <w:p>
+      <w:pPr>
+        <w:rPr>
+          <w:rFonts w:ascii="Times New Roman" w:hAnsi="Times New Roman" w:cs="Times New Roman"/>
+        </w:rPr>
+      </w:pPr>
+      <w:r>
+        <w:rPr>
+          <w:rFonts w:ascii="Times New Roman" w:hAnsi="Times New Roman" w:cs="Times New Roman"/>
+        </w:rPr>
+        <w:t xml:space="preserve">In real-world C# projects, developers almost always use </w:t>
+      </w:r>
+      <w:r>
+        <w:rPr>
+          <w:rFonts w:ascii="Times New Roman" w:hAnsi="Times New Roman" w:cs="Times New Roman"/>
+          <w:b/>
+          <w:bCs/>
+        </w:rPr>
+        <w:t>pre-trained embedding models</w:t>
+      </w:r>
+      <w:r>
+        <w:rPr>
+          <w:rFonts w:ascii="Times New Roman" w:hAnsi="Times New Roman" w:cs="Times New Roman"/>
+        </w:rPr>
+        <w:t xml:space="preserve"> instead of training Word2Vec themselves.</w:t>
+      </w:r>
+    </w:p>
+    <w:p>
+      <w:pPr>
+        <w:rPr>
+          <w:rFonts w:ascii="Times New Roman" w:hAnsi="Times New Roman" w:cs="Times New Roman"/>
+        </w:rPr>
+      </w:pPr>
+    </w:p>
+    <w:p>
+      <w:pPr>
+        <w:rPr>
+          <w:rFonts w:ascii="Times New Roman" w:hAnsi="Times New Roman" w:cs="Times New Roman"/>
+        </w:rPr>
+      </w:pPr>
+    </w:p>
+    <w:p>
+      <w:pPr>
+        <w:rPr>
+          <w:rFonts w:ascii="Times New Roman" w:hAnsi="Times New Roman" w:cs="Times New Roman"/>
+        </w:rPr>
+      </w:pPr>
+    </w:p>
+    <w:p>
+      <w:pPr>
+        <w:rPr>
+          <w:rFonts w:ascii="Times New Roman" w:hAnsi="Times New Roman" w:cs="Times New Roman"/>
+        </w:rPr>
+      </w:pPr>
+    </w:p>
+    <w:p>
+      <w:pPr>
+        <w:rPr>
+          <w:rFonts w:ascii="Times New Roman" w:hAnsi="Times New Roman" w:cs="Times New Roman"/>
+        </w:rPr>
+      </w:pPr>
+    </w:p>
+    <w:p>
+      <w:pPr>
+        <w:rPr>
+          <w:rFonts w:ascii="Times New Roman" w:hAnsi="Times New Roman" w:cs="Times New Roman"/>
+        </w:rPr>
+      </w:pPr>
+    </w:p>
+    <w:p>
+      <w:pPr>
+        <w:rPr>
+          <w:rFonts w:ascii="Times New Roman" w:hAnsi="Times New Roman" w:cs="Times New Roman"/>
+        </w:rPr>
+      </w:pPr>
+    </w:p>
+    <w:p>
+      <w:pPr>
+        <w:rPr>
+          <w:rFonts w:ascii="Times New Roman" w:hAnsi="Times New Roman" w:cs="Times New Roman"/>
+        </w:rPr>
+      </w:pPr>
+    </w:p>
+    <w:p>
+      <w:pPr>
+        <w:rPr>
+          <w:rFonts w:ascii="Times New Roman" w:hAnsi="Times New Roman" w:cs="Times New Roman"/>
+        </w:rPr>
+      </w:pPr>
+    </w:p>
+    <w:p>
+      <w:pPr>
+        <w:rPr>
+          <w:rFonts w:ascii="Times New Roman" w:hAnsi="Times New Roman" w:cs="Times New Roman"/>
+        </w:rPr>
+      </w:pPr>
+    </w:p>
+    <w:p>
+      <w:pPr>
+        <w:rPr>
+          <w:rFonts w:ascii="Times New Roman" w:hAnsi="Times New Roman" w:cs="Times New Roman"/>
+        </w:rPr>
+      </w:pPr>
+    </w:p>
+    <w:p>
+      <w:pPr>
+        <w:rPr>
+          <w:rFonts w:ascii="Times New Roman" w:hAnsi="Times New Roman" w:cs="Times New Roman"/>
+        </w:rPr>
+      </w:pPr>
+    </w:p>
+    <w:p>
+      <w:pPr>
+        <w:rPr>
+          <w:rFonts w:ascii="Times New Roman" w:hAnsi="Times New Roman" w:cs="Times New Roman"/>
+        </w:rPr>
+      </w:pPr>
+    </w:p>
+    <w:p>
+      <w:pPr>
+        <w:rPr>
+          <w:rFonts w:ascii="Times New Roman" w:hAnsi="Times New Roman" w:cs="Times New Roman"/>
+        </w:rPr>
+      </w:pPr>
+    </w:p>
+    <w:p>
+      <w:pPr>
+        <w:rPr>
+          <w:rFonts w:ascii="Times New Roman" w:hAnsi="Times New Roman" w:cs="Times New Roman"/>
+        </w:rPr>
+      </w:pPr>
+    </w:p>
+    <w:p>
+      <w:pPr>
+        <w:rPr>
+          <w:rFonts w:ascii="Times New Roman" w:hAnsi="Times New Roman" w:cs="Times New Roman"/>
+        </w:rPr>
+      </w:pPr>
+    </w:p>
+    <w:p>
+      <w:pPr>
+        <w:rPr>
+          <w:rFonts w:ascii="Times New Roman" w:hAnsi="Times New Roman" w:cs="Times New Roman"/>
+        </w:rPr>
+      </w:pPr>
+    </w:p>
+    <w:p>
+      <w:pPr>
+        <w:rPr>
+          <w:rFonts w:ascii="Times New Roman" w:hAnsi="Times New Roman" w:cs="Times New Roman"/>
+          <w:b/>
+          <w:bCs/>
+          <w:sz w:val="40"/>
+          <w:szCs w:val="40"/>
+        </w:rPr>
+      </w:pPr>
+      <w:r>
+        <w:rPr>
+          <w:rFonts w:ascii="Times New Roman" w:hAnsi="Times New Roman" w:cs="Times New Roman"/>
+          <w:b/>
+          <w:bCs/>
+          <w:sz w:val="40"/>
+          <w:szCs w:val="40"/>
+        </w:rPr>
+        <w:t>You've covered a lot in a short period:</w:t>
+      </w:r>
+    </w:p>
+    <w:p>
+      <w:pPr>
+        <w:numPr>
+          <w:ilvl w:val="0"/>
+          <w:numId w:val="24"/>
+        </w:numPr>
+        <w:rPr>
+          <w:rFonts w:ascii="Times New Roman" w:hAnsi="Times New Roman" w:cs="Times New Roman"/>
+        </w:rPr>
+      </w:pPr>
+      <w:r>
+        <w:rPr>
+          <w:rFonts w:ascii="Times New Roman" w:hAnsi="Times New Roman" w:cs="Times New Roman"/>
+        </w:rPr>
+        <w:t xml:space="preserve">Text preprocessing </w:t>
+      </w:r>
+    </w:p>
+    <w:p>
+      <w:pPr>
+        <w:numPr>
+          <w:ilvl w:val="0"/>
+          <w:numId w:val="24"/>
+        </w:numPr>
+        <w:rPr>
+          <w:rFonts w:ascii="Times New Roman" w:hAnsi="Times New Roman" w:cs="Times New Roman"/>
+        </w:rPr>
+      </w:pPr>
+      <w:r>
+        <w:rPr>
+          <w:rFonts w:ascii="Times New Roman" w:hAnsi="Times New Roman" w:cs="Times New Roman"/>
+        </w:rPr>
+        <w:t xml:space="preserve">Tokenization </w:t>
+      </w:r>
+    </w:p>
+    <w:p>
+      <w:pPr>
+        <w:numPr>
+          <w:ilvl w:val="0"/>
+          <w:numId w:val="24"/>
+        </w:numPr>
+        <w:rPr>
+          <w:rFonts w:ascii="Times New Roman" w:hAnsi="Times New Roman" w:cs="Times New Roman"/>
+        </w:rPr>
+      </w:pPr>
+      <w:r>
+        <w:rPr>
+          <w:rFonts w:ascii="Times New Roman" w:hAnsi="Times New Roman" w:cs="Times New Roman"/>
+        </w:rPr>
+        <w:t xml:space="preserve">Stop Words </w:t>
+      </w:r>
+    </w:p>
+    <w:p>
+      <w:pPr>
+        <w:numPr>
+          <w:ilvl w:val="0"/>
+          <w:numId w:val="24"/>
+        </w:numPr>
+        <w:rPr>
+          <w:rFonts w:ascii="Times New Roman" w:hAnsi="Times New Roman" w:cs="Times New Roman"/>
+        </w:rPr>
+      </w:pPr>
+      <w:r>
+        <w:rPr>
+          <w:rFonts w:ascii="Times New Roman" w:hAnsi="Times New Roman" w:cs="Times New Roman"/>
+        </w:rPr>
+        <w:t xml:space="preserve">Stemming </w:t>
+      </w:r>
+    </w:p>
+    <w:p>
+      <w:pPr>
+        <w:numPr>
+          <w:ilvl w:val="0"/>
+          <w:numId w:val="24"/>
+        </w:numPr>
+        <w:rPr>
+          <w:rFonts w:ascii="Times New Roman" w:hAnsi="Times New Roman" w:cs="Times New Roman"/>
+        </w:rPr>
+      </w:pPr>
+      <w:r>
+        <w:rPr>
+          <w:rFonts w:ascii="Times New Roman" w:hAnsi="Times New Roman" w:cs="Times New Roman"/>
+        </w:rPr>
+        <w:t xml:space="preserve">Lemmatization </w:t>
+      </w:r>
+    </w:p>
+    <w:p>
+      <w:pPr>
+        <w:numPr>
+          <w:ilvl w:val="0"/>
+          <w:numId w:val="24"/>
+        </w:numPr>
+        <w:rPr>
+          <w:rFonts w:ascii="Times New Roman" w:hAnsi="Times New Roman" w:cs="Times New Roman"/>
+        </w:rPr>
+      </w:pPr>
+      <w:r>
+        <w:rPr>
+          <w:rFonts w:ascii="Times New Roman" w:hAnsi="Times New Roman" w:cs="Times New Roman"/>
+        </w:rPr>
+        <w:t xml:space="preserve">N-Grams </w:t>
+      </w:r>
+    </w:p>
+    <w:p>
+      <w:pPr>
+        <w:numPr>
+          <w:ilvl w:val="0"/>
+          <w:numId w:val="24"/>
+        </w:numPr>
+        <w:rPr>
+          <w:rFonts w:ascii="Times New Roman" w:hAnsi="Times New Roman" w:cs="Times New Roman"/>
+        </w:rPr>
+      </w:pPr>
+      <w:r>
+        <w:rPr>
+          <w:rFonts w:ascii="Times New Roman" w:hAnsi="Times New Roman" w:cs="Times New Roman"/>
+        </w:rPr>
+        <w:t xml:space="preserve">Bag of Words </w:t>
+      </w:r>
+    </w:p>
+    <w:p>
+      <w:pPr>
+        <w:numPr>
+          <w:ilvl w:val="0"/>
+          <w:numId w:val="24"/>
+        </w:numPr>
+        <w:rPr>
+          <w:rFonts w:ascii="Times New Roman" w:hAnsi="Times New Roman" w:cs="Times New Roman"/>
+        </w:rPr>
+      </w:pPr>
+      <w:r>
+        <w:rPr>
+          <w:rFonts w:ascii="Times New Roman" w:hAnsi="Times New Roman" w:cs="Times New Roman"/>
+        </w:rPr>
+        <w:t xml:space="preserve">TF </w:t>
+      </w:r>
+    </w:p>
+    <w:p>
+      <w:pPr>
+        <w:numPr>
+          <w:ilvl w:val="0"/>
+          <w:numId w:val="24"/>
+        </w:numPr>
+        <w:rPr>
+          <w:rFonts w:ascii="Times New Roman" w:hAnsi="Times New Roman" w:cs="Times New Roman"/>
+        </w:rPr>
+      </w:pPr>
+      <w:r>
+        <w:rPr>
+          <w:rFonts w:ascii="Times New Roman" w:hAnsi="Times New Roman" w:cs="Times New Roman"/>
+        </w:rPr>
+        <w:t xml:space="preserve">IDF </w:t>
+      </w:r>
+    </w:p>
+    <w:p>
+      <w:pPr>
+        <w:numPr>
+          <w:ilvl w:val="0"/>
+          <w:numId w:val="24"/>
+        </w:numPr>
+        <w:rPr>
+          <w:rFonts w:ascii="Times New Roman" w:hAnsi="Times New Roman" w:cs="Times New Roman"/>
+        </w:rPr>
+      </w:pPr>
+      <w:r>
+        <w:rPr>
+          <w:rFonts w:ascii="Times New Roman" w:hAnsi="Times New Roman" w:cs="Times New Roman"/>
+        </w:rPr>
+        <w:t xml:space="preserve">TF-IDF </w:t>
+      </w:r>
+    </w:p>
+    <w:p>
+      <w:pPr>
+        <w:numPr>
+          <w:ilvl w:val="0"/>
+          <w:numId w:val="24"/>
+        </w:numPr>
+        <w:rPr>
+          <w:rFonts w:ascii="Times New Roman" w:hAnsi="Times New Roman" w:cs="Times New Roman"/>
+        </w:rPr>
+      </w:pPr>
+      <w:r>
+        <w:rPr>
+          <w:rFonts w:ascii="Times New Roman" w:hAnsi="Times New Roman" w:cs="Times New Roman"/>
+        </w:rPr>
+        <w:t xml:space="preserve">Cosine Similarity </w:t>
+      </w:r>
+    </w:p>
+    <w:p>
+      <w:pPr>
+        <w:numPr>
+          <w:ilvl w:val="0"/>
+          <w:numId w:val="24"/>
+        </w:numPr>
+        <w:rPr>
+          <w:rFonts w:ascii="Times New Roman" w:hAnsi="Times New Roman" w:cs="Times New Roman"/>
+        </w:rPr>
+      </w:pPr>
+      <w:r>
+        <w:rPr>
+          <w:rFonts w:ascii="Times New Roman" w:hAnsi="Times New Roman" w:cs="Times New Roman"/>
+        </w:rPr>
+        <w:t xml:space="preserve">Word2Vec </w:t>
+      </w:r>
+    </w:p>
+    <w:p>
+      <w:pPr>
+        <w:numPr>
+          <w:ilvl w:val="0"/>
+          <w:numId w:val="24"/>
+        </w:numPr>
+        <w:rPr>
+          <w:rFonts w:ascii="Times New Roman" w:hAnsi="Times New Roman" w:cs="Times New Roman"/>
+        </w:rPr>
+      </w:pPr>
+      <w:r>
+        <w:rPr>
+          <w:rFonts w:ascii="Times New Roman" w:hAnsi="Times New Roman" w:cs="Times New Roman"/>
+        </w:rPr>
+        <w:t xml:space="preserve">One-Hot Encoding </w:t>
+      </w:r>
+    </w:p>
+    <w:p>
+      <w:pPr>
+        <w:numPr>
+          <w:ilvl w:val="0"/>
+          <w:numId w:val="24"/>
+        </w:numPr>
+        <w:rPr>
+          <w:rFonts w:ascii="Times New Roman" w:hAnsi="Times New Roman" w:cs="Times New Roman"/>
+        </w:rPr>
+      </w:pPr>
+      <w:r>
+        <w:rPr>
+          <w:rFonts w:ascii="Times New Roman" w:hAnsi="Times New Roman" w:cs="Times New Roman"/>
+        </w:rPr>
+        <w:t xml:space="preserve">Embeddings </w:t>
+      </w:r>
+    </w:p>
+    <w:p>
+      <w:pPr>
+        <w:numPr>
+          <w:ilvl w:val="0"/>
+          <w:numId w:val="24"/>
+        </w:numPr>
+        <w:rPr>
+          <w:rFonts w:ascii="Times New Roman" w:hAnsi="Times New Roman" w:cs="Times New Roman"/>
+        </w:rPr>
+      </w:pPr>
+      <w:r>
+        <w:rPr>
+          <w:rFonts w:ascii="Times New Roman" w:hAnsi="Times New Roman" w:cs="Times New Roman"/>
+        </w:rPr>
+        <w:t xml:space="preserve">Sentence Embeddings </w:t>
+      </w:r>
+    </w:p>
+    <w:p>
+      <w:pPr>
+        <w:numPr>
+          <w:ilvl w:val="0"/>
+          <w:numId w:val="24"/>
+        </w:numPr>
+        <w:rPr>
+          <w:rFonts w:ascii="Times New Roman" w:hAnsi="Times New Roman" w:cs="Times New Roman"/>
+        </w:rPr>
+      </w:pPr>
+      <w:r>
+        <w:rPr>
+          <w:rFonts w:ascii="Times New Roman" w:hAnsi="Times New Roman" w:cs="Times New Roman"/>
+        </w:rPr>
+        <w:t xml:space="preserve">Transformer (basic understanding) </w:t>
+      </w:r>
+    </w:p>
+    <w:p>
+      <w:pPr>
+        <w:rPr>
+          <w:rFonts w:ascii="Times New Roman" w:hAnsi="Times New Roman" w:cs="Times New Roman"/>
+        </w:rPr>
+      </w:pPr>
+      <w:r>
+        <w:rPr>
+          <w:rFonts w:ascii="Times New Roman" w:hAnsi="Times New Roman" w:cs="Times New Roman"/>
+        </w:rPr>
+        <w:t>If you start a project immediately, you'll probably spend time looking back at your notes. A focused revision first will make the implementation much smoother.</w:t>
+      </w:r>
+    </w:p>
+    <w:p>
+      <w:pPr>
+        <w:rPr>
+          <w:rFonts w:ascii="Times New Roman" w:hAnsi="Times New Roman" w:cs="Times New Roman"/>
+          <w:b/>
+          <w:bCs/>
+        </w:rPr>
+      </w:pPr>
+      <w:r>
+        <w:rPr>
+          <w:rFonts w:ascii="Times New Roman" w:hAnsi="Times New Roman" w:cs="Times New Roman"/>
+          <w:b/>
+          <w:bCs/>
+        </w:rPr>
+        <w:t>I recommend this schedule for tomorrow</w:t>
+      </w:r>
+    </w:p>
+    <w:p>
+      <w:pPr>
         <w:rPr>
           <w:rFonts w:ascii="Times New Roman" w:hAnsi="Times New Roman" w:cs="Times New Roman"/>
           <w:b/>
@@ -9646,9 +10192,7 @@
           <w:sz w:val="28"/>
           <w:szCs w:val="28"/>
         </w:rPr>
-        <w:t>From</w:t>
-      </w:r>
-      <w:proofErr w:type="gramEnd"/>
+      </w:pPr>
       <w:r>
         <w:rPr>
           <w:rFonts w:ascii="Times New Roman" w:hAnsi="Times New Roman" w:cs="Times New Roman"/>
@@ -9657,588 +10201,6 @@
           <w:sz w:val="28"/>
           <w:szCs w:val="28"/>
         </w:rPr>
-        <w:t xml:space="preserve"> Scratch?</w:t>
-      </w:r>
-    </w:p>
-    <w:p>
-      <w:pPr>
-        <w:rPr>
-          <w:rFonts w:ascii="Times New Roman" w:hAnsi="Times New Roman" w:cs="Times New Roman"/>
-        </w:rPr>
-      </w:pPr>
-      <w:r>
-        <w:rPr>
-          <w:rFonts w:ascii="Times New Roman" w:hAnsi="Times New Roman" w:cs="Times New Roman"/>
-        </w:rPr>
-        <w:t>Although it's possible, it isn't practical for most applications because:</w:t>
-      </w:r>
-    </w:p>
-    <w:p>
-      <w:pPr>
-        <w:numPr>
-          <w:ilvl w:val="0"/>
-          <w:numId w:val="9"/>
-        </w:numPr>
-        <w:rPr>
-          <w:rFonts w:ascii="Times New Roman" w:hAnsi="Times New Roman" w:cs="Times New Roman"/>
-        </w:rPr>
-      </w:pPr>
-      <w:r>
-        <w:rPr>
-          <w:rFonts w:ascii="Times New Roman" w:hAnsi="Times New Roman" w:cs="Times New Roman"/>
-        </w:rPr>
-        <w:t xml:space="preserve">It requires </w:t>
-      </w:r>
-      <w:r>
-        <w:rPr>
-          <w:rFonts w:ascii="Times New Roman" w:hAnsi="Times New Roman" w:cs="Times New Roman"/>
-          <w:b/>
-          <w:bCs/>
-        </w:rPr>
-        <w:t>millions of sentences</w:t>
-      </w:r>
-      <w:r>
-        <w:rPr>
-          <w:rFonts w:ascii="Times New Roman" w:hAnsi="Times New Roman" w:cs="Times New Roman"/>
-        </w:rPr>
-        <w:t xml:space="preserve"> to produce good embeddings. </w:t>
-      </w:r>
-    </w:p>
-    <w:p>
-      <w:pPr>
-        <w:numPr>
-          <w:ilvl w:val="0"/>
-          <w:numId w:val="9"/>
-        </w:numPr>
-        <w:rPr>
-          <w:rFonts w:ascii="Times New Roman" w:hAnsi="Times New Roman" w:cs="Times New Roman"/>
-        </w:rPr>
-      </w:pPr>
-      <w:r>
-        <w:rPr>
-          <w:rFonts w:ascii="Times New Roman" w:hAnsi="Times New Roman" w:cs="Times New Roman"/>
-        </w:rPr>
-        <w:t xml:space="preserve">It needs a </w:t>
-      </w:r>
-      <w:r>
-        <w:rPr>
-          <w:rFonts w:ascii="Times New Roman" w:hAnsi="Times New Roman" w:cs="Times New Roman"/>
-          <w:b/>
-          <w:bCs/>
-        </w:rPr>
-        <w:t>neural network</w:t>
-      </w:r>
-      <w:r>
-        <w:rPr>
-          <w:rFonts w:ascii="Times New Roman" w:hAnsi="Times New Roman" w:cs="Times New Roman"/>
-        </w:rPr>
-        <w:t xml:space="preserve"> and optimization algorithms like gradient descent. </w:t>
-      </w:r>
-    </w:p>
-    <w:p>
-      <w:pPr>
-        <w:numPr>
-          <w:ilvl w:val="0"/>
-          <w:numId w:val="9"/>
-        </w:numPr>
-        <w:rPr>
-          <w:rFonts w:ascii="Times New Roman" w:hAnsi="Times New Roman" w:cs="Times New Roman"/>
-        </w:rPr>
-      </w:pPr>
-      <w:r>
-        <w:rPr>
-          <w:rFonts w:ascii="Times New Roman" w:hAnsi="Times New Roman" w:cs="Times New Roman"/>
-        </w:rPr>
-        <w:t xml:space="preserve">Training can take minutes to days depending on the data and hardware. </w:t>
-      </w:r>
-    </w:p>
-    <w:p>
-      <w:pPr>
-        <w:rPr>
-          <w:rFonts w:ascii="Times New Roman" w:hAnsi="Times New Roman" w:cs="Times New Roman"/>
-        </w:rPr>
-      </w:pPr>
-      <w:r>
-        <w:rPr>
-          <w:rFonts w:ascii="Times New Roman" w:hAnsi="Times New Roman" w:cs="Times New Roman"/>
-        </w:rPr>
-        <w:t xml:space="preserve">In real-world C# projects, developers almost always use </w:t>
-      </w:r>
-      <w:r>
-        <w:rPr>
-          <w:rFonts w:ascii="Times New Roman" w:hAnsi="Times New Roman" w:cs="Times New Roman"/>
-          <w:b/>
-          <w:bCs/>
-        </w:rPr>
-        <w:t>pre-trained embedding models</w:t>
-      </w:r>
-      <w:r>
-        <w:rPr>
-          <w:rFonts w:ascii="Times New Roman" w:hAnsi="Times New Roman" w:cs="Times New Roman"/>
-        </w:rPr>
-        <w:t xml:space="preserve"> instead of training Word2Vec themselves.</w:t>
-      </w:r>
-    </w:p>
-    <w:p>
-      <w:pPr>
-        <w:rPr>
-          <w:rFonts w:ascii="Times New Roman" w:hAnsi="Times New Roman" w:cs="Times New Roman"/>
-        </w:rPr>
-      </w:pPr>
-    </w:p>
-    <w:p>
-      <w:pPr>
-        <w:rPr>
-          <w:rFonts w:ascii="Times New Roman" w:hAnsi="Times New Roman" w:cs="Times New Roman"/>
-        </w:rPr>
-      </w:pPr>
-    </w:p>
-    <w:p>
-      <w:pPr>
-        <w:rPr>
-          <w:rFonts w:ascii="Times New Roman" w:hAnsi="Times New Roman" w:cs="Times New Roman"/>
-        </w:rPr>
-      </w:pPr>
-    </w:p>
-    <w:p>
-      <w:pPr>
-        <w:rPr>
-          <w:rFonts w:ascii="Times New Roman" w:hAnsi="Times New Roman" w:cs="Times New Roman"/>
-        </w:rPr>
-      </w:pPr>
-    </w:p>
-    <w:p>
-      <w:pPr>
-        <w:rPr>
-          <w:rFonts w:ascii="Times New Roman" w:hAnsi="Times New Roman" w:cs="Times New Roman"/>
-        </w:rPr>
-      </w:pPr>
-    </w:p>
-    <w:p>
-      <w:pPr>
-        <w:rPr>
-          <w:rFonts w:ascii="Times New Roman" w:hAnsi="Times New Roman" w:cs="Times New Roman"/>
-        </w:rPr>
-      </w:pPr>
-    </w:p>
-    <w:p>
-      <w:pPr>
-        <w:rPr>
-          <w:rFonts w:ascii="Times New Roman" w:hAnsi="Times New Roman" w:cs="Times New Roman"/>
-        </w:rPr>
-      </w:pPr>
-    </w:p>
-    <w:p>
-      <w:pPr>
-        <w:rPr>
-          <w:rFonts w:ascii="Times New Roman" w:hAnsi="Times New Roman" w:cs="Times New Roman"/>
-        </w:rPr>
-      </w:pPr>
-    </w:p>
-    <w:p>
-      <w:pPr>
-        <w:rPr>
-          <w:rFonts w:ascii="Times New Roman" w:hAnsi="Times New Roman" w:cs="Times New Roman"/>
-        </w:rPr>
-      </w:pPr>
-    </w:p>
-    <w:p>
-      <w:pPr>
-        <w:rPr>
-          <w:rFonts w:ascii="Times New Roman" w:hAnsi="Times New Roman" w:cs="Times New Roman"/>
-        </w:rPr>
-      </w:pPr>
-    </w:p>
-    <w:p>
-      <w:pPr>
-        <w:rPr>
-          <w:rFonts w:ascii="Times New Roman" w:hAnsi="Times New Roman" w:cs="Times New Roman"/>
-        </w:rPr>
-      </w:pPr>
-    </w:p>
-    <w:p>
-      <w:pPr>
-        <w:rPr>
-          <w:rFonts w:ascii="Times New Roman" w:hAnsi="Times New Roman" w:cs="Times New Roman"/>
-        </w:rPr>
-      </w:pPr>
-    </w:p>
-    <w:p>
-      <w:pPr>
-        <w:rPr>
-          <w:rFonts w:ascii="Times New Roman" w:hAnsi="Times New Roman" w:cs="Times New Roman"/>
-        </w:rPr>
-      </w:pPr>
-    </w:p>
-    <w:p>
-      <w:pPr>
-        <w:rPr>
-          <w:rFonts w:ascii="Times New Roman" w:hAnsi="Times New Roman" w:cs="Times New Roman"/>
-        </w:rPr>
-      </w:pPr>
-    </w:p>
-    <w:p>
-      <w:pPr>
-        <w:rPr>
-          <w:rFonts w:ascii="Times New Roman" w:hAnsi="Times New Roman" w:cs="Times New Roman"/>
-        </w:rPr>
-      </w:pPr>
-    </w:p>
-    <w:p>
-      <w:pPr>
-        <w:rPr>
-          <w:rFonts w:ascii="Times New Roman" w:hAnsi="Times New Roman" w:cs="Times New Roman"/>
-        </w:rPr>
-      </w:pPr>
-    </w:p>
-    <w:p>
-      <w:pPr>
-        <w:rPr>
-          <w:rFonts w:ascii="Times New Roman" w:hAnsi="Times New Roman" w:cs="Times New Roman"/>
-        </w:rPr>
-      </w:pPr>
-    </w:p>
-    <w:p>
-      <w:pPr>
-        <w:rPr>
-          <w:rFonts w:ascii="Times New Roman" w:hAnsi="Times New Roman" w:cs="Times New Roman"/>
-          <w:b/>
-          <w:bCs/>
-          <w:sz w:val="40"/>
-          <w:szCs w:val="40"/>
-        </w:rPr>
-      </w:pPr>
-      <w:r>
-        <w:rPr>
-          <w:rFonts w:ascii="Times New Roman" w:hAnsi="Times New Roman" w:cs="Times New Roman"/>
-          <w:b/>
-          <w:bCs/>
-          <w:sz w:val="40"/>
-          <w:szCs w:val="40"/>
-        </w:rPr>
-        <w:t>You've covered a lot in a short period:</w:t>
-      </w:r>
-    </w:p>
-    <w:p>
-      <w:pPr>
-        <w:numPr>
-          <w:ilvl w:val="0"/>
-          <w:numId w:val="24"/>
-        </w:numPr>
-        <w:rPr>
-          <w:rFonts w:ascii="Times New Roman" w:hAnsi="Times New Roman" w:cs="Times New Roman"/>
-        </w:rPr>
-      </w:pPr>
-      <w:r>
-        <w:rPr>
-          <w:rFonts w:ascii="Times New Roman" w:hAnsi="Times New Roman" w:cs="Times New Roman"/>
-        </w:rPr>
-        <w:t xml:space="preserve">Text preprocessing </w:t>
-      </w:r>
-    </w:p>
-    <w:p>
-      <w:pPr>
-        <w:numPr>
-          <w:ilvl w:val="0"/>
-          <w:numId w:val="24"/>
-        </w:numPr>
-        <w:rPr>
-          <w:rFonts w:ascii="Times New Roman" w:hAnsi="Times New Roman" w:cs="Times New Roman"/>
-        </w:rPr>
-      </w:pPr>
-      <w:r>
-        <w:rPr>
-          <w:rFonts w:ascii="Times New Roman" w:hAnsi="Times New Roman" w:cs="Times New Roman"/>
-        </w:rPr>
-        <w:t xml:space="preserve">Tokenization </w:t>
-      </w:r>
-    </w:p>
-    <w:p>
-      <w:pPr>
-        <w:numPr>
-          <w:ilvl w:val="0"/>
-          <w:numId w:val="24"/>
-        </w:numPr>
-        <w:rPr>
-          <w:rFonts w:ascii="Times New Roman" w:hAnsi="Times New Roman" w:cs="Times New Roman"/>
-        </w:rPr>
-      </w:pPr>
-      <w:r>
-        <w:rPr>
-          <w:rFonts w:ascii="Times New Roman" w:hAnsi="Times New Roman" w:cs="Times New Roman"/>
-        </w:rPr>
-        <w:t xml:space="preserve">Stop Words </w:t>
-      </w:r>
-    </w:p>
-    <w:p>
-      <w:pPr>
-        <w:numPr>
-          <w:ilvl w:val="0"/>
-          <w:numId w:val="24"/>
-        </w:numPr>
-        <w:rPr>
-          <w:rFonts w:ascii="Times New Roman" w:hAnsi="Times New Roman" w:cs="Times New Roman"/>
-        </w:rPr>
-      </w:pPr>
-      <w:r>
-        <w:rPr>
-          <w:rFonts w:ascii="Times New Roman" w:hAnsi="Times New Roman" w:cs="Times New Roman"/>
-        </w:rPr>
-        <w:t xml:space="preserve">Stemming </w:t>
-      </w:r>
-    </w:p>
-    <w:p>
-      <w:pPr>
-        <w:numPr>
-          <w:ilvl w:val="0"/>
-          <w:numId w:val="24"/>
-        </w:numPr>
-        <w:rPr>
-          <w:rFonts w:ascii="Times New Roman" w:hAnsi="Times New Roman" w:cs="Times New Roman"/>
-        </w:rPr>
-      </w:pPr>
-      <w:r>
-        <w:rPr>
-          <w:rFonts w:ascii="Times New Roman" w:hAnsi="Times New Roman" w:cs="Times New Roman"/>
-        </w:rPr>
-        <w:t xml:space="preserve">Lemmatization </w:t>
-      </w:r>
-    </w:p>
-    <w:p>
-      <w:pPr>
-        <w:numPr>
-          <w:ilvl w:val="0"/>
-          <w:numId w:val="24"/>
-        </w:numPr>
-        <w:rPr>
-          <w:rFonts w:ascii="Times New Roman" w:hAnsi="Times New Roman" w:cs="Times New Roman"/>
-        </w:rPr>
-      </w:pPr>
-      <w:r>
-        <w:rPr>
-          <w:rFonts w:ascii="Times New Roman" w:hAnsi="Times New Roman" w:cs="Times New Roman"/>
-        </w:rPr>
-        <w:t xml:space="preserve">N-Grams </w:t>
-      </w:r>
-    </w:p>
-    <w:p>
-      <w:pPr>
-        <w:numPr>
-          <w:ilvl w:val="0"/>
-          <w:numId w:val="24"/>
-        </w:numPr>
-        <w:rPr>
-          <w:rFonts w:ascii="Times New Roman" w:hAnsi="Times New Roman" w:cs="Times New Roman"/>
-        </w:rPr>
-      </w:pPr>
-      <w:r>
-        <w:rPr>
-          <w:rFonts w:ascii="Times New Roman" w:hAnsi="Times New Roman" w:cs="Times New Roman"/>
-        </w:rPr>
-        <w:t xml:space="preserve">Bag of Words </w:t>
-      </w:r>
-    </w:p>
-    <w:p>
-      <w:pPr>
-        <w:numPr>
-          <w:ilvl w:val="0"/>
-          <w:numId w:val="24"/>
-        </w:numPr>
-        <w:rPr>
-          <w:rFonts w:ascii="Times New Roman" w:hAnsi="Times New Roman" w:cs="Times New Roman"/>
-        </w:rPr>
-      </w:pPr>
-      <w:r>
-        <w:rPr>
-          <w:rFonts w:ascii="Times New Roman" w:hAnsi="Times New Roman" w:cs="Times New Roman"/>
-        </w:rPr>
-        <w:t xml:space="preserve">TF </w:t>
-      </w:r>
-    </w:p>
-    <w:p>
-      <w:pPr>
-        <w:numPr>
-          <w:ilvl w:val="0"/>
-          <w:numId w:val="24"/>
-        </w:numPr>
-        <w:rPr>
-          <w:rFonts w:ascii="Times New Roman" w:hAnsi="Times New Roman" w:cs="Times New Roman"/>
-        </w:rPr>
-      </w:pPr>
-      <w:r>
-        <w:rPr>
-          <w:rFonts w:ascii="Times New Roman" w:hAnsi="Times New Roman" w:cs="Times New Roman"/>
-        </w:rPr>
-        <w:t xml:space="preserve">IDF </w:t>
-      </w:r>
-    </w:p>
-    <w:p>
-      <w:pPr>
-        <w:numPr>
-          <w:ilvl w:val="0"/>
-          <w:numId w:val="24"/>
-        </w:numPr>
-        <w:rPr>
-          <w:rFonts w:ascii="Times New Roman" w:hAnsi="Times New Roman" w:cs="Times New Roman"/>
-        </w:rPr>
-      </w:pPr>
-      <w:r>
-        <w:rPr>
-          <w:rFonts w:ascii="Times New Roman" w:hAnsi="Times New Roman" w:cs="Times New Roman"/>
-        </w:rPr>
-        <w:t xml:space="preserve">TF-IDF </w:t>
-      </w:r>
-    </w:p>
-    <w:p>
-      <w:pPr>
-        <w:numPr>
-          <w:ilvl w:val="0"/>
-          <w:numId w:val="24"/>
-        </w:numPr>
-        <w:rPr>
-          <w:rFonts w:ascii="Times New Roman" w:hAnsi="Times New Roman" w:cs="Times New Roman"/>
-        </w:rPr>
-      </w:pPr>
-      <w:r>
-        <w:rPr>
-          <w:rFonts w:ascii="Times New Roman" w:hAnsi="Times New Roman" w:cs="Times New Roman"/>
-        </w:rPr>
-        <w:t xml:space="preserve">Cosine Similarity </w:t>
-      </w:r>
-    </w:p>
-    <w:p>
-      <w:pPr>
-        <w:numPr>
-          <w:ilvl w:val="0"/>
-          <w:numId w:val="24"/>
-        </w:numPr>
-        <w:rPr>
-          <w:rFonts w:ascii="Times New Roman" w:hAnsi="Times New Roman" w:cs="Times New Roman"/>
-        </w:rPr>
-      </w:pPr>
-      <w:r>
-        <w:rPr>
-          <w:rFonts w:ascii="Times New Roman" w:hAnsi="Times New Roman" w:cs="Times New Roman"/>
-        </w:rPr>
-        <w:t xml:space="preserve">Word2Vec </w:t>
-      </w:r>
-    </w:p>
-    <w:p>
-      <w:pPr>
-        <w:numPr>
-          <w:ilvl w:val="0"/>
-          <w:numId w:val="24"/>
-        </w:numPr>
-        <w:rPr>
-          <w:rFonts w:ascii="Times New Roman" w:hAnsi="Times New Roman" w:cs="Times New Roman"/>
-        </w:rPr>
-      </w:pPr>
-      <w:r>
-        <w:rPr>
-          <w:rFonts w:ascii="Times New Roman" w:hAnsi="Times New Roman" w:cs="Times New Roman"/>
-        </w:rPr>
-        <w:t xml:space="preserve">One-Hot Encoding </w:t>
-      </w:r>
-    </w:p>
-    <w:p>
-      <w:pPr>
-        <w:numPr>
-          <w:ilvl w:val="0"/>
-          <w:numId w:val="24"/>
-        </w:numPr>
-        <w:rPr>
-          <w:rFonts w:ascii="Times New Roman" w:hAnsi="Times New Roman" w:cs="Times New Roman"/>
-        </w:rPr>
-      </w:pPr>
-      <w:r>
-        <w:rPr>
-          <w:rFonts w:ascii="Times New Roman" w:hAnsi="Times New Roman" w:cs="Times New Roman"/>
-        </w:rPr>
-        <w:t xml:space="preserve">Embeddings </w:t>
-      </w:r>
-    </w:p>
-    <w:p>
-      <w:pPr>
-        <w:numPr>
-          <w:ilvl w:val="0"/>
-          <w:numId w:val="24"/>
-        </w:numPr>
-        <w:rPr>
-          <w:rFonts w:ascii="Times New Roman" w:hAnsi="Times New Roman" w:cs="Times New Roman"/>
-        </w:rPr>
-      </w:pPr>
-      <w:r>
-        <w:rPr>
-          <w:rFonts w:ascii="Times New Roman" w:hAnsi="Times New Roman" w:cs="Times New Roman"/>
-        </w:rPr>
-        <w:t xml:space="preserve">Sentence Embeddings </w:t>
-      </w:r>
-    </w:p>
-    <w:p>
-      <w:pPr>
-        <w:numPr>
-          <w:ilvl w:val="0"/>
-          <w:numId w:val="24"/>
-        </w:numPr>
-        <w:rPr>
-          <w:rFonts w:ascii="Times New Roman" w:hAnsi="Times New Roman" w:cs="Times New Roman"/>
-        </w:rPr>
-      </w:pPr>
-      <w:r>
-        <w:rPr>
-          <w:rFonts w:ascii="Times New Roman" w:hAnsi="Times New Roman" w:cs="Times New Roman"/>
-        </w:rPr>
-        <w:t xml:space="preserve">Transformer (basic understanding) </w:t>
-      </w:r>
-    </w:p>
-    <w:p>
-      <w:pPr>
-        <w:rPr>
-          <w:rFonts w:ascii="Times New Roman" w:hAnsi="Times New Roman" w:cs="Times New Roman"/>
-        </w:rPr>
-      </w:pPr>
-      <w:r>
-        <w:rPr>
-          <w:rFonts w:ascii="Times New Roman" w:hAnsi="Times New Roman" w:cs="Times New Roman"/>
-        </w:rPr>
-        <w:t>If you start a project immediately, you'll probably spend time looking back at your notes. A focused revision first will make the implementation much smoother.</w:t>
-      </w:r>
-    </w:p>
-    <w:p>
-      <w:pPr>
-        <w:rPr>
-          <w:rFonts w:ascii="Times New Roman" w:hAnsi="Times New Roman" w:cs="Times New Roman"/>
-          <w:b/>
-          <w:bCs/>
-        </w:rPr>
-      </w:pPr>
-      <w:r>
-        <w:rPr>
-          <w:rFonts w:ascii="Times New Roman" w:hAnsi="Times New Roman" w:cs="Times New Roman"/>
-          <w:b/>
-          <w:bCs/>
-        </w:rPr>
-        <w:t>I recommend this schedule for tomorrow</w:t>
-      </w:r>
-    </w:p>
-    <w:p>
-      <w:pPr>
-        <w:rPr>
-          <w:rFonts w:ascii="Times New Roman" w:hAnsi="Times New Roman" w:cs="Times New Roman"/>
-          <w:b/>
-          <w:bCs/>
-          <w:sz w:val="28"/>
-          <w:szCs w:val="28"/>
-        </w:rPr>
-      </w:pPr>
-      <w:r>
-        <w:rPr>
-          <w:rFonts w:ascii="Times New Roman" w:hAnsi="Times New Roman" w:cs="Times New Roman"/>
-          <w:b/>
-          <w:bCs/>
-          <w:sz w:val="28"/>
-          <w:szCs w:val="28"/>
-        </w:rPr>
         <w:t>Part 1 – Revise (2–3 hours)</w:t>
       </w:r>
     </w:p>
@@ -10622,7 +10584,6 @@
         </w:rPr>
       </w:pPr>
       <w:proofErr w:type="spellStart"/>
-      <w:proofErr w:type="gramStart"/>
       <w:r>
         <w:rPr>
           <w:rFonts w:ascii="Times New Roman" w:hAnsi="Times New Roman" w:cs="Times New Roman"/>
@@ -10634,14 +10595,7 @@
         <w:rPr>
           <w:rFonts w:ascii="Times New Roman" w:hAnsi="Times New Roman" w:cs="Times New Roman"/>
         </w:rPr>
-        <w:t>(</w:t>
-      </w:r>
-      <w:proofErr w:type="gramEnd"/>
-      <w:r>
-        <w:rPr>
-          <w:rFonts w:ascii="Times New Roman" w:hAnsi="Times New Roman" w:cs="Times New Roman"/>
-        </w:rPr>
-        <w:t xml:space="preserve">) </w:t>
+        <w:t xml:space="preserve">() </w:t>
       </w:r>
     </w:p>
     <w:p>
@@ -10654,19 +10608,11 @@
           <w:rFonts w:ascii="Times New Roman" w:hAnsi="Times New Roman" w:cs="Times New Roman"/>
         </w:rPr>
       </w:pPr>
-      <w:proofErr w:type="gramStart"/>
-      <w:r>
-        <w:rPr>
-          <w:rFonts w:ascii="Times New Roman" w:hAnsi="Times New Roman" w:cs="Times New Roman"/>
-        </w:rPr>
-        <w:t>Tokenization(</w:t>
-      </w:r>
-      <w:proofErr w:type="gramEnd"/>
-      <w:r>
-        <w:rPr>
-          <w:rFonts w:ascii="Times New Roman" w:hAnsi="Times New Roman" w:cs="Times New Roman"/>
-        </w:rPr>
-        <w:t xml:space="preserve">) </w:t>
+      <w:r>
+        <w:rPr>
+          <w:rFonts w:ascii="Times New Roman" w:hAnsi="Times New Roman" w:cs="Times New Roman"/>
+        </w:rPr>
+        <w:t xml:space="preserve">Tokenization() </w:t>
       </w:r>
     </w:p>
     <w:p>
@@ -10680,7 +10626,6 @@
         </w:rPr>
       </w:pPr>
       <w:proofErr w:type="spellStart"/>
-      <w:proofErr w:type="gramStart"/>
       <w:r>
         <w:rPr>
           <w:rFonts w:ascii="Times New Roman" w:hAnsi="Times New Roman" w:cs="Times New Roman"/>
@@ -10692,14 +10637,7 @@
         <w:rPr>
           <w:rFonts w:ascii="Times New Roman" w:hAnsi="Times New Roman" w:cs="Times New Roman"/>
         </w:rPr>
-        <w:t>(</w:t>
-      </w:r>
-      <w:proofErr w:type="gramEnd"/>
-      <w:r>
-        <w:rPr>
-          <w:rFonts w:ascii="Times New Roman" w:hAnsi="Times New Roman" w:cs="Times New Roman"/>
-        </w:rPr>
-        <w:t xml:space="preserve">) </w:t>
+        <w:t xml:space="preserve">() </w:t>
       </w:r>
     </w:p>
     <w:p>
@@ -10712,19 +10650,11 @@
           <w:rFonts w:ascii="Times New Roman" w:hAnsi="Times New Roman" w:cs="Times New Roman"/>
         </w:rPr>
       </w:pPr>
-      <w:proofErr w:type="gramStart"/>
-      <w:r>
-        <w:rPr>
-          <w:rFonts w:ascii="Times New Roman" w:hAnsi="Times New Roman" w:cs="Times New Roman"/>
-        </w:rPr>
-        <w:t>Stemming(</w:t>
-      </w:r>
-      <w:proofErr w:type="gramEnd"/>
-      <w:r>
-        <w:rPr>
-          <w:rFonts w:ascii="Times New Roman" w:hAnsi="Times New Roman" w:cs="Times New Roman"/>
-        </w:rPr>
-        <w:t xml:space="preserve">) </w:t>
+      <w:r>
+        <w:rPr>
+          <w:rFonts w:ascii="Times New Roman" w:hAnsi="Times New Roman" w:cs="Times New Roman"/>
+        </w:rPr>
+        <w:t xml:space="preserve">Stemming() </w:t>
       </w:r>
     </w:p>
     <w:p>
@@ -10737,19 +10667,11 @@
           <w:rFonts w:ascii="Times New Roman" w:hAnsi="Times New Roman" w:cs="Times New Roman"/>
         </w:rPr>
       </w:pPr>
-      <w:proofErr w:type="gramStart"/>
-      <w:r>
-        <w:rPr>
-          <w:rFonts w:ascii="Times New Roman" w:hAnsi="Times New Roman" w:cs="Times New Roman"/>
-        </w:rPr>
-        <w:t>Lemmatization(</w:t>
-      </w:r>
-      <w:proofErr w:type="gramEnd"/>
-      <w:r>
-        <w:rPr>
-          <w:rFonts w:ascii="Times New Roman" w:hAnsi="Times New Roman" w:cs="Times New Roman"/>
-        </w:rPr>
-        <w:t xml:space="preserve">) </w:t>
+      <w:r>
+        <w:rPr>
+          <w:rFonts w:ascii="Times New Roman" w:hAnsi="Times New Roman" w:cs="Times New Roman"/>
+        </w:rPr>
+        <w:t xml:space="preserve">Lemmatization() </w:t>
       </w:r>
     </w:p>
     <w:p>
@@ -10763,7 +10685,6 @@
         </w:rPr>
       </w:pPr>
       <w:proofErr w:type="spellStart"/>
-      <w:proofErr w:type="gramStart"/>
       <w:r>
         <w:rPr>
           <w:rFonts w:ascii="Times New Roman" w:hAnsi="Times New Roman" w:cs="Times New Roman"/>
@@ -10775,14 +10696,7 @@
         <w:rPr>
           <w:rFonts w:ascii="Times New Roman" w:hAnsi="Times New Roman" w:cs="Times New Roman"/>
         </w:rPr>
-        <w:t>(</w:t>
-      </w:r>
-      <w:proofErr w:type="gramEnd"/>
-      <w:r>
-        <w:rPr>
-          <w:rFonts w:ascii="Times New Roman" w:hAnsi="Times New Roman" w:cs="Times New Roman"/>
-        </w:rPr>
-        <w:t xml:space="preserve">) </w:t>
+        <w:t xml:space="preserve">() </w:t>
       </w:r>
     </w:p>
     <w:p>
@@ -10796,7 +10710,6 @@
         </w:rPr>
       </w:pPr>
       <w:proofErr w:type="spellStart"/>
-      <w:proofErr w:type="gramStart"/>
       <w:r>
         <w:rPr>
           <w:rFonts w:ascii="Times New Roman" w:hAnsi="Times New Roman" w:cs="Times New Roman"/>
@@ -10809,14 +10722,7 @@
         <w:rPr>
           <w:rFonts w:ascii="Times New Roman" w:hAnsi="Times New Roman" w:cs="Times New Roman"/>
         </w:rPr>
-        <w:t>(</w:t>
-      </w:r>
-      <w:proofErr w:type="gramEnd"/>
-      <w:r>
-        <w:rPr>
-          <w:rFonts w:ascii="Times New Roman" w:hAnsi="Times New Roman" w:cs="Times New Roman"/>
-        </w:rPr>
-        <w:t xml:space="preserve">) </w:t>
+        <w:t xml:space="preserve">() </w:t>
       </w:r>
     </w:p>
     <w:p>
@@ -10830,7 +10736,6 @@
         </w:rPr>
       </w:pPr>
       <w:proofErr w:type="spellStart"/>
-      <w:proofErr w:type="gramStart"/>
       <w:r>
         <w:rPr>
           <w:rFonts w:ascii="Times New Roman" w:hAnsi="Times New Roman" w:cs="Times New Roman"/>
@@ -10842,14 +10747,7 @@
         <w:rPr>
           <w:rFonts w:ascii="Times New Roman" w:hAnsi="Times New Roman" w:cs="Times New Roman"/>
         </w:rPr>
-        <w:t>(</w:t>
-      </w:r>
-      <w:proofErr w:type="gramEnd"/>
-      <w:r>
-        <w:rPr>
-          <w:rFonts w:ascii="Times New Roman" w:hAnsi="Times New Roman" w:cs="Times New Roman"/>
-        </w:rPr>
-        <w:t xml:space="preserve">) </w:t>
+        <w:t xml:space="preserve">() </w:t>
       </w:r>
     </w:p>
     <w:p>
@@ -10863,7 +10761,6 @@
         </w:rPr>
       </w:pPr>
       <w:proofErr w:type="spellStart"/>
-      <w:proofErr w:type="gramStart"/>
       <w:r>
         <w:rPr>
           <w:rFonts w:ascii="Times New Roman" w:hAnsi="Times New Roman" w:cs="Times New Roman"/>
@@ -10875,14 +10772,7 @@
         <w:rPr>
           <w:rFonts w:ascii="Times New Roman" w:hAnsi="Times New Roman" w:cs="Times New Roman"/>
         </w:rPr>
-        <w:t>(</w:t>
-      </w:r>
-      <w:proofErr w:type="gramEnd"/>
-      <w:r>
-        <w:rPr>
-          <w:rFonts w:ascii="Times New Roman" w:hAnsi="Times New Roman" w:cs="Times New Roman"/>
-        </w:rPr>
-        <w:t xml:space="preserve">) </w:t>
+        <w:t xml:space="preserve">() </w:t>
       </w:r>
     </w:p>
     <w:p>
@@ -10896,7 +10786,6 @@
         </w:rPr>
       </w:pPr>
       <w:proofErr w:type="spellStart"/>
-      <w:proofErr w:type="gramStart"/>
       <w:r>
         <w:rPr>
           <w:rFonts w:ascii="Times New Roman" w:hAnsi="Times New Roman" w:cs="Times New Roman"/>
@@ -10908,14 +10797,7 @@
         <w:rPr>
           <w:rFonts w:ascii="Times New Roman" w:hAnsi="Times New Roman" w:cs="Times New Roman"/>
         </w:rPr>
-        <w:t>(</w:t>
-      </w:r>
-      <w:proofErr w:type="gramEnd"/>
-      <w:r>
-        <w:rPr>
-          <w:rFonts w:ascii="Times New Roman" w:hAnsi="Times New Roman" w:cs="Times New Roman"/>
-        </w:rPr>
-        <w:t xml:space="preserve">) </w:t>
+        <w:t xml:space="preserve">() </w:t>
       </w:r>
     </w:p>
     <w:p>
@@ -16602,29 +16484,7 @@
           <w:szCs w:val="20"/>
           <w14:ligatures w14:val="none"/>
         </w:rPr>
-        <w:t>"</w:t>
-      </w:r>
-      <w:proofErr w:type="gramStart"/>
-      <w:r>
-        <w:rPr>
-          <w:rFonts w:ascii="Courier New" w:eastAsia="Times New Roman" w:hAnsi="Courier New" w:cs="Courier New"/>
-          <w:kern w:val="0"/>
-          <w:sz w:val="20"/>
-          <w:szCs w:val="20"/>
-          <w14:ligatures w14:val="none"/>
-        </w:rPr>
-        <w:t>forgot</w:t>
-      </w:r>
-      <w:proofErr w:type="gramEnd"/>
-      <w:r>
-        <w:rPr>
-          <w:rFonts w:ascii="Courier New" w:eastAsia="Times New Roman" w:hAnsi="Courier New" w:cs="Courier New"/>
-          <w:kern w:val="0"/>
-          <w:sz w:val="20"/>
-          <w:szCs w:val="20"/>
-          <w14:ligatures w14:val="none"/>
-        </w:rPr>
-        <w:t xml:space="preserve"> my password"</w:t>
+        <w:t>"forgot my password"</w:t>
       </w:r>
     </w:p>
     <w:p>
@@ -16682,29 +16542,7 @@
           <w:szCs w:val="20"/>
           <w14:ligatures w14:val="none"/>
         </w:rPr>
-        <w:t>"</w:t>
-      </w:r>
-      <w:proofErr w:type="gramStart"/>
-      <w:r>
-        <w:rPr>
-          <w:rFonts w:ascii="Courier New" w:eastAsia="Times New Roman" w:hAnsi="Courier New" w:cs="Courier New"/>
-          <w:kern w:val="0"/>
-          <w:sz w:val="20"/>
-          <w:szCs w:val="20"/>
-          <w14:ligatures w14:val="none"/>
-        </w:rPr>
-        <w:t>reset</w:t>
-      </w:r>
-      <w:proofErr w:type="gramEnd"/>
-      <w:r>
-        <w:rPr>
-          <w:rFonts w:ascii="Courier New" w:eastAsia="Times New Roman" w:hAnsi="Courier New" w:cs="Courier New"/>
-          <w:kern w:val="0"/>
-          <w:sz w:val="20"/>
-          <w:szCs w:val="20"/>
-          <w14:ligatures w14:val="none"/>
-        </w:rPr>
-        <w:t xml:space="preserve"> your password"</w:t>
+        <w:t>"reset your password"</w:t>
       </w:r>
     </w:p>
     <w:p>
@@ -16752,23 +16590,13 @@
           <w14:ligatures w14:val="none"/>
         </w:rPr>
       </w:pPr>
-      <w:proofErr w:type="gramStart"/>
-      <w:r>
-        <w:rPr>
-          <w:rFonts w:ascii="Times New Roman" w:eastAsia="Times New Roman" w:hAnsi="Times New Roman" w:cs="Times New Roman"/>
-          <w:kern w:val="0"/>
-          <w14:ligatures w14:val="none"/>
-        </w:rPr>
-        <w:t>So</w:t>
-      </w:r>
-      <w:proofErr w:type="gramEnd"/>
-      <w:r>
-        <w:rPr>
-          <w:rFonts w:ascii="Times New Roman" w:eastAsia="Times New Roman" w:hAnsi="Times New Roman" w:cs="Times New Roman"/>
-          <w:kern w:val="0"/>
-          <w14:ligatures w14:val="none"/>
-        </w:rPr>
-        <w:t xml:space="preserve"> it can return:</w:t>
+      <w:r>
+        <w:rPr>
+          <w:rFonts w:ascii="Times New Roman" w:eastAsia="Times New Roman" w:hAnsi="Times New Roman" w:cs="Times New Roman"/>
+          <w:kern w:val="0"/>
+          <w14:ligatures w14:val="none"/>
+        </w:rPr>
+        <w:t>So it can return:</w:t>
       </w:r>
     </w:p>
     <w:p>
@@ -17173,13 +17001,8 @@
       <w:pPr>
         <w:pStyle w:val="NormalWeb"/>
       </w:pPr>
-      <w:proofErr w:type="gramStart"/>
-      <w:r>
-        <w:t>So</w:t>
-      </w:r>
-      <w:proofErr w:type="gramEnd"/>
-      <w:r>
-        <w:t xml:space="preserve"> I recommend you learn semantic search in </w:t>
+      <w:r>
+        <w:t xml:space="preserve">So I recommend you learn semantic search in </w:t>
       </w:r>
       <w:r>
         <w:rPr>
@@ -17540,13 +17363,8 @@
       <w:pPr>
         <w:pStyle w:val="NormalWeb"/>
       </w:pPr>
-      <w:proofErr w:type="gramStart"/>
-      <w:r>
-        <w:t>So</w:t>
-      </w:r>
-      <w:proofErr w:type="gramEnd"/>
-      <w:r>
-        <w:t xml:space="preserve"> the simplest definition to remember is:</w:t>
+      <w:r>
+        <w:t>So the simplest definition to remember is:</w:t>
       </w:r>
     </w:p>
     <w:p>
@@ -18132,7 +17950,6 @@
         <w:t xml:space="preserve">                 </w:t>
       </w:r>
       <w:proofErr w:type="spellStart"/>
-      <w:proofErr w:type="gramStart"/>
       <w:r>
         <w:rPr>
           <w:rFonts w:ascii="Times New Roman" w:hAnsi="Times New Roman" w:cs="Times New Roman"/>
@@ -18140,7 +17957,6 @@
         <w:t>documents.json</w:t>
       </w:r>
       <w:proofErr w:type="spellEnd"/>
-      <w:proofErr w:type="gramEnd"/>
     </w:p>
     <w:p>
       <w:pPr>
@@ -18717,21 +18533,7 @@
         <w:rPr>
           <w:rFonts w:ascii="Times New Roman" w:hAnsi="Times New Roman" w:cs="Times New Roman"/>
         </w:rPr>
-        <w:t xml:space="preserve">   </w:t>
-      </w:r>
-      <w:proofErr w:type="gramStart"/>
-      <w:r>
-        <w:rPr>
-          <w:rFonts w:ascii="Times New Roman" w:hAnsi="Times New Roman" w:cs="Times New Roman"/>
-        </w:rPr>
-        <w:t>float[</w:t>
-      </w:r>
-      <w:proofErr w:type="gramEnd"/>
-      <w:r>
-        <w:rPr>
-          <w:rFonts w:ascii="Times New Roman" w:hAnsi="Times New Roman" w:cs="Times New Roman"/>
-        </w:rPr>
-        <w:t>384]</w:t>
+        <w:t xml:space="preserve">   float[384]</w:t>
       </w:r>
     </w:p>
     <w:p>
@@ -18900,7 +18702,7 @@
           <w:rFonts w:ascii="Times New Roman" w:hAnsi="Times New Roman" w:cs="Times New Roman"/>
         </w:rPr>
         <w:pict w14:anchorId="14D1DC69">
-          <v:rect id="_x0000_i1046" style="width:0;height:1.5pt" o:hralign="center" o:hrstd="t" o:hr="t" fillcolor="#a0a0a0" stroked="f"/>
+          <v:rect id="_x0000_i1034" style="width:0;height:1.5pt" o:hralign="center" o:hrstd="t" o:hr="t" fillcolor="#a0a0a0" stroked="f"/>
         </w:pict>
       </w:r>
     </w:p>
@@ -18986,7 +18788,7 @@
           <w:rFonts w:ascii="Times New Roman" w:hAnsi="Times New Roman" w:cs="Times New Roman"/>
         </w:rPr>
         <w:pict w14:anchorId="52015ED7">
-          <v:rect id="_x0000_i1047" style="width:0;height:1.5pt" o:hralign="center" o:hrstd="t" o:hr="t" fillcolor="#a0a0a0" stroked="f"/>
+          <v:rect id="_x0000_i1035" style="width:0;height:1.5pt" o:hralign="center" o:hrstd="t" o:hr="t" fillcolor="#a0a0a0" stroked="f"/>
         </w:pict>
       </w:r>
     </w:p>
@@ -19430,6 +19232,424 @@
           <w:rFonts w:ascii="Times New Roman" w:hAnsi="Times New Roman" w:cs="Times New Roman"/>
         </w:rPr>
       </w:pPr>
+    </w:p>
+    <w:p>
+      <w:pPr>
+        <w:rPr>
+          <w:rFonts w:ascii="Times New Roman" w:hAnsi="Times New Roman" w:cs="Times New Roman"/>
+        </w:rPr>
+      </w:pPr>
+    </w:p>
+    <w:p>
+      <w:pPr>
+        <w:rPr>
+          <w:rFonts w:ascii="Times New Roman" w:hAnsi="Times New Roman" w:cs="Times New Roman"/>
+        </w:rPr>
+      </w:pPr>
+    </w:p>
+    <w:p>
+      <w:pPr>
+        <w:rPr>
+          <w:rFonts w:ascii="Times New Roman" w:hAnsi="Times New Roman" w:cs="Times New Roman"/>
+          <w:b/>
+          <w:bCs/>
+        </w:rPr>
+      </w:pPr>
+      <w:r>
+        <w:rPr>
+          <w:rFonts w:ascii="Times New Roman" w:hAnsi="Times New Roman" w:cs="Times New Roman"/>
+          <w:b/>
+          <w:bCs/>
+        </w:rPr>
+        <w:lastRenderedPageBreak/>
+        <w:t>What does Mean Pooling do?</w:t>
+      </w:r>
+    </w:p>
+    <w:p>
+      <w:pPr>
+        <w:rPr>
+          <w:rFonts w:ascii="Times New Roman" w:hAnsi="Times New Roman" w:cs="Times New Roman"/>
+        </w:rPr>
+      </w:pPr>
+      <w:r>
+        <w:rPr>
+          <w:rFonts w:ascii="Times New Roman" w:hAnsi="Times New Roman" w:cs="Times New Roman"/>
+        </w:rPr>
+        <w:t xml:space="preserve">In your all-MiniLM-L6-v2 model, the model does </w:t>
+      </w:r>
+      <w:r>
+        <w:rPr>
+          <w:rFonts w:ascii="Times New Roman" w:hAnsi="Times New Roman" w:cs="Times New Roman"/>
+          <w:b/>
+          <w:bCs/>
+        </w:rPr>
+        <w:t>not directly give one vector for the whole sentence</w:t>
+      </w:r>
+      <w:r>
+        <w:rPr>
+          <w:rFonts w:ascii="Times New Roman" w:hAnsi="Times New Roman" w:cs="Times New Roman"/>
+        </w:rPr>
+        <w:t>.</w:t>
+      </w:r>
+    </w:p>
+    <w:p>
+      <w:pPr>
+        <w:rPr>
+          <w:rFonts w:ascii="Times New Roman" w:hAnsi="Times New Roman" w:cs="Times New Roman"/>
+        </w:rPr>
+      </w:pPr>
+      <w:r>
+        <w:rPr>
+          <w:rFonts w:ascii="Times New Roman" w:hAnsi="Times New Roman" w:cs="Times New Roman"/>
+        </w:rPr>
+        <w:t xml:space="preserve">It gives </w:t>
+      </w:r>
+      <w:r>
+        <w:rPr>
+          <w:rFonts w:ascii="Times New Roman" w:hAnsi="Times New Roman" w:cs="Times New Roman"/>
+          <w:b/>
+          <w:bCs/>
+        </w:rPr>
+        <w:t>one 384-dimensional vector for each token</w:t>
+      </w:r>
+      <w:r>
+        <w:rPr>
+          <w:rFonts w:ascii="Times New Roman" w:hAnsi="Times New Roman" w:cs="Times New Roman"/>
+        </w:rPr>
+        <w:t>.</w:t>
+      </w:r>
+    </w:p>
+    <w:p>
+      <w:pPr>
+        <w:rPr>
+          <w:rFonts w:ascii="Times New Roman" w:hAnsi="Times New Roman" w:cs="Times New Roman"/>
+        </w:rPr>
+      </w:pPr>
+      <w:r>
+        <w:rPr>
+          <w:rFonts w:ascii="Times New Roman" w:hAnsi="Times New Roman" w:cs="Times New Roman"/>
+        </w:rPr>
+        <w:t>For example:</w:t>
+      </w:r>
+    </w:p>
+    <w:p>
+      <w:pPr>
+        <w:rPr>
+          <w:rFonts w:ascii="Times New Roman" w:hAnsi="Times New Roman" w:cs="Times New Roman"/>
+        </w:rPr>
+      </w:pPr>
+      <w:r>
+        <w:rPr>
+          <w:rFonts w:ascii="Times New Roman" w:hAnsi="Times New Roman" w:cs="Times New Roman"/>
+        </w:rPr>
+        <w:t>"I forgot my password"</w:t>
+      </w:r>
+    </w:p>
+    <w:p>
+      <w:pPr>
+        <w:rPr>
+          <w:rFonts w:ascii="Times New Roman" w:hAnsi="Times New Roman" w:cs="Times New Roman"/>
+        </w:rPr>
+      </w:pPr>
+      <w:r>
+        <w:rPr>
+          <w:rFonts w:ascii="Times New Roman" w:hAnsi="Times New Roman" w:cs="Times New Roman"/>
+        </w:rPr>
+        <w:t xml:space="preserve">        ↓</w:t>
+      </w:r>
+    </w:p>
+    <w:p>
+      <w:pPr>
+        <w:rPr>
+          <w:rFonts w:ascii="Times New Roman" w:hAnsi="Times New Roman" w:cs="Times New Roman"/>
+        </w:rPr>
+      </w:pPr>
+      <w:r>
+        <w:rPr>
+          <w:rFonts w:ascii="Times New Roman" w:hAnsi="Times New Roman" w:cs="Times New Roman"/>
+        </w:rPr>
+        <w:t>Tokenizer</w:t>
+      </w:r>
+    </w:p>
+    <w:p>
+      <w:pPr>
+        <w:rPr>
+          <w:rFonts w:ascii="Times New Roman" w:hAnsi="Times New Roman" w:cs="Times New Roman"/>
+        </w:rPr>
+      </w:pPr>
+      <w:r>
+        <w:rPr>
+          <w:rFonts w:ascii="Times New Roman" w:hAnsi="Times New Roman" w:cs="Times New Roman"/>
+        </w:rPr>
+        <w:t xml:space="preserve">        ↓</w:t>
+      </w:r>
+    </w:p>
+    <w:p>
+      <w:pPr>
+        <w:rPr>
+          <w:rFonts w:ascii="Times New Roman" w:hAnsi="Times New Roman" w:cs="Times New Roman"/>
+        </w:rPr>
+      </w:pPr>
+      <w:r>
+        <w:rPr>
+          <w:rFonts w:ascii="Times New Roman" w:hAnsi="Times New Roman" w:cs="Times New Roman"/>
+        </w:rPr>
+        <w:t>[CLS]   I   forgot   my   password   [SEP]</w:t>
+      </w:r>
+    </w:p>
+    <w:p>
+      <w:pPr>
+        <w:rPr>
+          <w:rFonts w:ascii="Times New Roman" w:hAnsi="Times New Roman" w:cs="Times New Roman"/>
+        </w:rPr>
+      </w:pPr>
+      <w:r>
+        <w:rPr>
+          <w:rFonts w:ascii="Times New Roman" w:hAnsi="Times New Roman" w:cs="Times New Roman"/>
+        </w:rPr>
+        <w:t xml:space="preserve">  ↓     ↓      ↓      ↓       ↓         ↓</w:t>
+      </w:r>
+    </w:p>
+    <w:p>
+      <w:pPr>
+        <w:rPr>
+          <w:rFonts w:ascii="Times New Roman" w:hAnsi="Times New Roman" w:cs="Times New Roman"/>
+        </w:rPr>
+      </w:pPr>
+      <w:r>
+        <w:rPr>
+          <w:rFonts w:ascii="Times New Roman" w:hAnsi="Times New Roman" w:cs="Times New Roman"/>
+        </w:rPr>
+        <w:t>384    384    384    384     384       384</w:t>
+      </w:r>
+    </w:p>
+    <w:p>
+      <w:pPr>
+        <w:rPr>
+          <w:rFonts w:ascii="Times New Roman" w:hAnsi="Times New Roman" w:cs="Times New Roman"/>
+        </w:rPr>
+      </w:pPr>
+      <w:r>
+        <w:rPr>
+          <w:rFonts w:ascii="Times New Roman" w:hAnsi="Times New Roman" w:cs="Times New Roman"/>
+        </w:rPr>
+        <w:t>So the output looks like:</w:t>
+      </w:r>
+    </w:p>
+    <w:p>
+      <w:pPr>
+        <w:rPr>
+          <w:rFonts w:ascii="Times New Roman" w:hAnsi="Times New Roman" w:cs="Times New Roman"/>
+        </w:rPr>
+      </w:pPr>
+      <w:r>
+        <w:rPr>
+          <w:rFonts w:ascii="Times New Roman" w:hAnsi="Times New Roman" w:cs="Times New Roman"/>
+        </w:rPr>
+        <w:t xml:space="preserve">[1, </w:t>
+      </w:r>
+      <w:proofErr w:type="spellStart"/>
+      <w:r>
+        <w:rPr>
+          <w:rFonts w:ascii="Times New Roman" w:hAnsi="Times New Roman" w:cs="Times New Roman"/>
+        </w:rPr>
+        <w:t>sequenceLength</w:t>
+      </w:r>
+      <w:proofErr w:type="spellEnd"/>
+      <w:r>
+        <w:rPr>
+          <w:rFonts w:ascii="Times New Roman" w:hAnsi="Times New Roman" w:cs="Times New Roman"/>
+        </w:rPr>
+        <w:t>, 384]</w:t>
+      </w:r>
+    </w:p>
+    <w:p>
+      <w:pPr>
+        <w:rPr>
+          <w:rFonts w:ascii="Times New Roman" w:hAnsi="Times New Roman" w:cs="Times New Roman"/>
+          <w:b/>
+          <w:bCs/>
+        </w:rPr>
+      </w:pPr>
+      <w:r>
+        <w:rPr>
+          <w:rFonts w:ascii="Times New Roman" w:hAnsi="Times New Roman" w:cs="Times New Roman"/>
+          <w:b/>
+          <w:bCs/>
+        </w:rPr>
+        <w:t>Mean Pooling's job</w:t>
+      </w:r>
+    </w:p>
+    <w:p>
+      <w:pPr>
+        <w:rPr>
+          <w:rFonts w:ascii="Times New Roman" w:hAnsi="Times New Roman" w:cs="Times New Roman"/>
+        </w:rPr>
+      </w:pPr>
+      <w:r>
+        <w:rPr>
+          <w:rFonts w:ascii="Times New Roman" w:hAnsi="Times New Roman" w:cs="Times New Roman"/>
+        </w:rPr>
+        <w:t xml:space="preserve">Mean pooling takes all the </w:t>
+      </w:r>
+      <w:r>
+        <w:rPr>
+          <w:rFonts w:ascii="Times New Roman" w:hAnsi="Times New Roman" w:cs="Times New Roman"/>
+          <w:b/>
+          <w:bCs/>
+        </w:rPr>
+        <w:t>real token vectors</w:t>
+      </w:r>
+      <w:r>
+        <w:rPr>
+          <w:rFonts w:ascii="Times New Roman" w:hAnsi="Times New Roman" w:cs="Times New Roman"/>
+        </w:rPr>
+        <w:t xml:space="preserve"> and calculates their </w:t>
+      </w:r>
+      <w:r>
+        <w:rPr>
+          <w:rFonts w:ascii="Times New Roman" w:hAnsi="Times New Roman" w:cs="Times New Roman"/>
+          <w:b/>
+          <w:bCs/>
+        </w:rPr>
+        <w:t>average</w:t>
+      </w:r>
+      <w:r>
+        <w:rPr>
+          <w:rFonts w:ascii="Times New Roman" w:hAnsi="Times New Roman" w:cs="Times New Roman"/>
+        </w:rPr>
+        <w:t>.</w:t>
+      </w:r>
+    </w:p>
+    <w:p>
+      <w:pPr>
+        <w:rPr>
+          <w:rFonts w:ascii="Times New Roman" w:hAnsi="Times New Roman" w:cs="Times New Roman"/>
+        </w:rPr>
+      </w:pPr>
+      <w:r>
+        <w:rPr>
+          <w:rFonts w:ascii="Times New Roman" w:hAnsi="Times New Roman" w:cs="Times New Roman"/>
+        </w:rPr>
+        <w:t>For a simple example, suppose there are only 3 tokens and each vector has 3 values:</w:t>
+      </w:r>
+    </w:p>
+    <w:p>
+      <w:pPr>
+        <w:rPr>
+          <w:rFonts w:ascii="Times New Roman" w:hAnsi="Times New Roman" w:cs="Times New Roman"/>
+        </w:rPr>
+      </w:pPr>
+      <w:r>
+        <w:rPr>
+          <w:rFonts w:ascii="Times New Roman" w:hAnsi="Times New Roman" w:cs="Times New Roman"/>
+        </w:rPr>
+        <w:t>Token 1 = [1, 2, 3]</w:t>
+      </w:r>
+    </w:p>
+    <w:p>
+      <w:pPr>
+        <w:rPr>
+          <w:rFonts w:ascii="Times New Roman" w:hAnsi="Times New Roman" w:cs="Times New Roman"/>
+        </w:rPr>
+      </w:pPr>
+      <w:r>
+        <w:rPr>
+          <w:rFonts w:ascii="Times New Roman" w:hAnsi="Times New Roman" w:cs="Times New Roman"/>
+        </w:rPr>
+        <w:t>Token 2 = [4, 5, 6]</w:t>
+      </w:r>
+    </w:p>
+    <w:p>
+      <w:pPr>
+        <w:rPr>
+          <w:rFonts w:ascii="Times New Roman" w:hAnsi="Times New Roman" w:cs="Times New Roman"/>
+        </w:rPr>
+      </w:pPr>
+      <w:r>
+        <w:rPr>
+          <w:rFonts w:ascii="Times New Roman" w:hAnsi="Times New Roman" w:cs="Times New Roman"/>
+        </w:rPr>
+        <w:t>Token 3 = [7, 8, 9]</w:t>
+      </w:r>
+    </w:p>
+    <w:p>
+      <w:pPr>
+        <w:rPr>
+          <w:rFonts w:ascii="Times New Roman" w:hAnsi="Times New Roman" w:cs="Times New Roman"/>
+        </w:rPr>
+      </w:pPr>
+      <w:r>
+        <w:rPr>
+          <w:rFonts w:ascii="Times New Roman" w:hAnsi="Times New Roman" w:cs="Times New Roman"/>
+        </w:rPr>
+        <w:t>Mean pooling calculates:</w:t>
+      </w:r>
+    </w:p>
+    <w:p>
+      <w:pPr>
+        <w:rPr>
+          <w:rFonts w:ascii="Times New Roman" w:hAnsi="Times New Roman" w:cs="Times New Roman"/>
+        </w:rPr>
+      </w:pPr>
+      <w:r>
+        <w:rPr>
+          <w:rFonts w:ascii="Times New Roman" w:hAnsi="Times New Roman" w:cs="Times New Roman"/>
+        </w:rPr>
+        <w:t>Dimension 1: (1 + 4 + 7) / 3 = 4</w:t>
+      </w:r>
+    </w:p>
+    <w:p>
+      <w:pPr>
+        <w:rPr>
+          <w:rFonts w:ascii="Times New Roman" w:hAnsi="Times New Roman" w:cs="Times New Roman"/>
+        </w:rPr>
+      </w:pPr>
+      <w:r>
+        <w:rPr>
+          <w:rFonts w:ascii="Times New Roman" w:hAnsi="Times New Roman" w:cs="Times New Roman"/>
+        </w:rPr>
+        <w:t>Dimension 2: (2 + 5 + 8) / 3 = 5</w:t>
+      </w:r>
+    </w:p>
+    <w:p>
+      <w:pPr>
+        <w:rPr>
+          <w:rFonts w:ascii="Times New Roman" w:hAnsi="Times New Roman" w:cs="Times New Roman"/>
+        </w:rPr>
+      </w:pPr>
+      <w:r>
+        <w:rPr>
+          <w:rFonts w:ascii="Times New Roman" w:hAnsi="Times New Roman" w:cs="Times New Roman"/>
+        </w:rPr>
+        <w:t>Dimension 3: (3 + 6 + 9) / 3 = 6</w:t>
+      </w:r>
+    </w:p>
+    <w:p>
+      <w:pPr>
+        <w:rPr>
+          <w:rFonts w:ascii="Times New Roman" w:hAnsi="Times New Roman" w:cs="Times New Roman"/>
+        </w:rPr>
+      </w:pPr>
+      <w:r>
+        <w:rPr>
+          <w:rFonts w:ascii="Times New Roman" w:hAnsi="Times New Roman" w:cs="Times New Roman"/>
+        </w:rPr>
+        <w:t>Result:</w:t>
+      </w:r>
+    </w:p>
+    <w:p>
+      <w:pPr>
+        <w:rPr>
+          <w:rFonts w:ascii="Times New Roman" w:hAnsi="Times New Roman" w:cs="Times New Roman"/>
+        </w:rPr>
+      </w:pPr>
+      <w:r>
+        <w:rPr>
+          <w:rFonts w:ascii="Times New Roman" w:hAnsi="Times New Roman" w:cs="Times New Roman"/>
+        </w:rPr>
+        <w:t>[4, 5, 6]</w:t>
+      </w:r>
     </w:p>
     <w:p>
       <w:pPr>
@@ -19463,7 +19683,6 @@
           <w:sz w:val="32"/>
           <w:szCs w:val="32"/>
         </w:rPr>
-        <w:lastRenderedPageBreak/>
         <w:t>Similar Document Finder</w:t>
       </w:r>
     </w:p>
@@ -19786,13 +20005,6 @@
       <w:pPr>
         <w:rPr>
           <w:rFonts w:ascii="Times New Roman" w:hAnsi="Times New Roman" w:cs="Times New Roman"/>
-        </w:rPr>
-      </w:pPr>
-    </w:p>
-    <w:p>
-      <w:pPr>
-        <w:rPr>
-          <w:rFonts w:ascii="Times New Roman" w:hAnsi="Times New Roman" w:cs="Times New Roman"/>
           <w:b/>
           <w:bCs/>
           <w:sz w:val="36"/>
@@ -19844,7 +20056,6 @@
         </w:rPr>
       </w:pPr>
       <w:proofErr w:type="spellStart"/>
-      <w:proofErr w:type="gramStart"/>
       <w:r>
         <w:rPr>
           <w:rFonts w:ascii="Times New Roman" w:hAnsi="Times New Roman" w:cs="Times New Roman"/>
@@ -19856,14 +20067,7 @@
         <w:rPr>
           <w:rFonts w:ascii="Times New Roman" w:hAnsi="Times New Roman" w:cs="Times New Roman"/>
         </w:rPr>
-        <w:t>(</w:t>
-      </w:r>
-      <w:proofErr w:type="gramEnd"/>
-      <w:r>
-        <w:rPr>
-          <w:rFonts w:ascii="Times New Roman" w:hAnsi="Times New Roman" w:cs="Times New Roman"/>
-        </w:rPr>
-        <w:t>)</w:t>
+        <w:t>()</w:t>
       </w:r>
     </w:p>
     <w:p>
@@ -19941,21 +20145,7 @@
         <w:rPr>
           <w:rFonts w:ascii="Times New Roman" w:hAnsi="Times New Roman" w:cs="Times New Roman"/>
         </w:rPr>
-        <w:t xml:space="preserve">Each document gets </w:t>
-      </w:r>
-      <w:proofErr w:type="gramStart"/>
-      <w:r>
-        <w:rPr>
-          <w:rFonts w:ascii="Times New Roman" w:hAnsi="Times New Roman" w:cs="Times New Roman"/>
-        </w:rPr>
-        <w:t>float[</w:t>
-      </w:r>
-      <w:proofErr w:type="gramEnd"/>
-      <w:r>
-        <w:rPr>
-          <w:rFonts w:ascii="Times New Roman" w:hAnsi="Times New Roman" w:cs="Times New Roman"/>
-        </w:rPr>
-        <w:t>384]</w:t>
+        <w:t>Each document gets float[384]</w:t>
       </w:r>
     </w:p>
     <w:p>
@@ -20110,6 +20300,5201 @@
           <w:rFonts w:ascii="Times New Roman" w:hAnsi="Times New Roman" w:cs="Times New Roman"/>
         </w:rPr>
       </w:pPr>
+    </w:p>
+    <w:p>
+      <w:pPr>
+        <w:rPr>
+          <w:rFonts w:ascii="Times New Roman" w:hAnsi="Times New Roman" w:cs="Times New Roman"/>
+        </w:rPr>
+      </w:pPr>
+    </w:p>
+    <w:p>
+      <w:pPr>
+        <w:rPr>
+          <w:rFonts w:ascii="Times New Roman" w:hAnsi="Times New Roman" w:cs="Times New Roman"/>
+        </w:rPr>
+      </w:pPr>
+    </w:p>
+    <w:p>
+      <w:pPr>
+        <w:rPr>
+          <w:rFonts w:ascii="Times New Roman" w:hAnsi="Times New Roman" w:cs="Times New Roman"/>
+        </w:rPr>
+      </w:pPr>
+    </w:p>
+    <w:p>
+      <w:pPr>
+        <w:rPr>
+          <w:rFonts w:ascii="Times New Roman" w:hAnsi="Times New Roman" w:cs="Times New Roman"/>
+        </w:rPr>
+      </w:pPr>
+    </w:p>
+    <w:p>
+      <w:pPr>
+        <w:rPr>
+          <w:rFonts w:ascii="Times New Roman" w:hAnsi="Times New Roman" w:cs="Times New Roman"/>
+          <w:b/>
+          <w:bCs/>
+          <w:sz w:val="28"/>
+          <w:szCs w:val="28"/>
+        </w:rPr>
+      </w:pPr>
+      <w:r>
+        <w:rPr>
+          <w:rFonts w:ascii="Times New Roman" w:hAnsi="Times New Roman" w:cs="Times New Roman"/>
+          <w:b/>
+          <w:bCs/>
+          <w:sz w:val="28"/>
+          <w:szCs w:val="28"/>
+        </w:rPr>
+        <w:lastRenderedPageBreak/>
+        <w:t>Local Vector Search</w:t>
+      </w:r>
+    </w:p>
+    <w:p>
+      <w:pPr>
+        <w:rPr>
+          <w:rFonts w:ascii="Times New Roman" w:hAnsi="Times New Roman" w:cs="Times New Roman"/>
+        </w:rPr>
+      </w:pPr>
+      <w:r>
+        <w:rPr>
+          <w:rFonts w:ascii="Times New Roman" w:hAnsi="Times New Roman" w:cs="Times New Roman"/>
+        </w:rPr>
+        <w:t>This is where things get more interesting.</w:t>
+      </w:r>
+    </w:p>
+    <w:p>
+      <w:pPr>
+        <w:rPr>
+          <w:rFonts w:ascii="Times New Roman" w:hAnsi="Times New Roman" w:cs="Times New Roman"/>
+        </w:rPr>
+      </w:pPr>
+      <w:r>
+        <w:rPr>
+          <w:rFonts w:ascii="Times New Roman" w:hAnsi="Times New Roman" w:cs="Times New Roman"/>
+        </w:rPr>
+        <w:t>Currently you're doing:</w:t>
+      </w:r>
+    </w:p>
+    <w:p>
+      <w:pPr>
+        <w:rPr>
+          <w:rFonts w:ascii="Times New Roman" w:hAnsi="Times New Roman" w:cs="Times New Roman"/>
+        </w:rPr>
+      </w:pPr>
+      <w:proofErr w:type="spellStart"/>
+      <w:r>
+        <w:rPr>
+          <w:rFonts w:ascii="Times New Roman" w:hAnsi="Times New Roman" w:cs="Times New Roman"/>
+        </w:rPr>
+        <w:t>dataList</w:t>
+      </w:r>
+      <w:proofErr w:type="spellEnd"/>
+    </w:p>
+    <w:p>
+      <w:pPr>
+        <w:rPr>
+          <w:rFonts w:ascii="Times New Roman" w:hAnsi="Times New Roman" w:cs="Times New Roman"/>
+        </w:rPr>
+      </w:pPr>
+      <w:r>
+        <w:rPr>
+          <w:rFonts w:ascii="Times New Roman" w:hAnsi="Times New Roman" w:cs="Times New Roman"/>
+        </w:rPr>
+        <w:t xml:space="preserve">    .Where(...)</w:t>
+      </w:r>
+    </w:p>
+    <w:p>
+      <w:pPr>
+        <w:rPr>
+          <w:rFonts w:ascii="Times New Roman" w:hAnsi="Times New Roman" w:cs="Times New Roman"/>
+        </w:rPr>
+      </w:pPr>
+      <w:r>
+        <w:rPr>
+          <w:rFonts w:ascii="Times New Roman" w:hAnsi="Times New Roman" w:cs="Times New Roman"/>
+        </w:rPr>
+        <w:t xml:space="preserve">    .Select(...)</w:t>
+      </w:r>
+    </w:p>
+    <w:p>
+      <w:pPr>
+        <w:rPr>
+          <w:rFonts w:ascii="Times New Roman" w:hAnsi="Times New Roman" w:cs="Times New Roman"/>
+        </w:rPr>
+      </w:pPr>
+      <w:r>
+        <w:rPr>
+          <w:rFonts w:ascii="Times New Roman" w:hAnsi="Times New Roman" w:cs="Times New Roman"/>
+        </w:rPr>
+        <w:t xml:space="preserve">    .</w:t>
+      </w:r>
+      <w:proofErr w:type="spellStart"/>
+      <w:r>
+        <w:rPr>
+          <w:rFonts w:ascii="Times New Roman" w:hAnsi="Times New Roman" w:cs="Times New Roman"/>
+        </w:rPr>
+        <w:t>OrderByDescending</w:t>
+      </w:r>
+      <w:proofErr w:type="spellEnd"/>
+      <w:r>
+        <w:rPr>
+          <w:rFonts w:ascii="Times New Roman" w:hAnsi="Times New Roman" w:cs="Times New Roman"/>
+        </w:rPr>
+        <w:t>(...)</w:t>
+      </w:r>
+    </w:p>
+    <w:p>
+      <w:pPr>
+        <w:rPr>
+          <w:rFonts w:ascii="Times New Roman" w:hAnsi="Times New Roman" w:cs="Times New Roman"/>
+        </w:rPr>
+      </w:pPr>
+      <w:r>
+        <w:rPr>
+          <w:rFonts w:ascii="Times New Roman" w:hAnsi="Times New Roman" w:cs="Times New Roman"/>
+        </w:rPr>
+        <w:t xml:space="preserve">So every search scans </w:t>
+      </w:r>
+      <w:r>
+        <w:rPr>
+          <w:rFonts w:ascii="Times New Roman" w:hAnsi="Times New Roman" w:cs="Times New Roman"/>
+          <w:b/>
+          <w:bCs/>
+        </w:rPr>
+        <w:t>every document</w:t>
+      </w:r>
+      <w:r>
+        <w:rPr>
+          <w:rFonts w:ascii="Times New Roman" w:hAnsi="Times New Roman" w:cs="Times New Roman"/>
+        </w:rPr>
+        <w:t>.</w:t>
+      </w:r>
+    </w:p>
+    <w:p>
+      <w:pPr>
+        <w:rPr>
+          <w:rFonts w:ascii="Times New Roman" w:hAnsi="Times New Roman" w:cs="Times New Roman"/>
+        </w:rPr>
+      </w:pPr>
+      <w:r>
+        <w:rPr>
+          <w:rFonts w:ascii="Times New Roman" w:hAnsi="Times New Roman" w:cs="Times New Roman"/>
+        </w:rPr>
+        <w:t>For 10 documents, that's fine.</w:t>
+      </w:r>
+    </w:p>
+    <w:p>
+      <w:pPr>
+        <w:rPr>
+          <w:rFonts w:ascii="Times New Roman" w:hAnsi="Times New Roman" w:cs="Times New Roman"/>
+        </w:rPr>
+      </w:pPr>
+      <w:r>
+        <w:rPr>
+          <w:rFonts w:ascii="Times New Roman" w:hAnsi="Times New Roman" w:cs="Times New Roman"/>
+        </w:rPr>
+        <w:t>For:</w:t>
+      </w:r>
+    </w:p>
+    <w:p>
+      <w:pPr>
+        <w:rPr>
+          <w:rFonts w:ascii="Times New Roman" w:hAnsi="Times New Roman" w:cs="Times New Roman"/>
+        </w:rPr>
+      </w:pPr>
+      <w:r>
+        <w:rPr>
+          <w:rFonts w:ascii="Times New Roman" w:hAnsi="Times New Roman" w:cs="Times New Roman"/>
+        </w:rPr>
+        <w:t>100,000 documents</w:t>
+      </w:r>
+    </w:p>
+    <w:p>
+      <w:pPr>
+        <w:rPr>
+          <w:rFonts w:ascii="Times New Roman" w:hAnsi="Times New Roman" w:cs="Times New Roman"/>
+        </w:rPr>
+      </w:pPr>
+      <w:r>
+        <w:rPr>
+          <w:rFonts w:ascii="Times New Roman" w:hAnsi="Times New Roman" w:cs="Times New Roman"/>
+        </w:rPr>
+        <w:t>1,000,000 documents</w:t>
+      </w:r>
+    </w:p>
+    <w:p>
+      <w:pPr>
+        <w:rPr>
+          <w:rFonts w:ascii="Times New Roman" w:hAnsi="Times New Roman" w:cs="Times New Roman"/>
+        </w:rPr>
+      </w:pPr>
+      <w:r>
+        <w:rPr>
+          <w:rFonts w:ascii="Times New Roman" w:hAnsi="Times New Roman" w:cs="Times New Roman"/>
+        </w:rPr>
+        <w:t>10,000,000 documents</w:t>
+      </w:r>
+    </w:p>
+    <w:p>
+      <w:pPr>
+        <w:rPr>
+          <w:rFonts w:ascii="Times New Roman" w:hAnsi="Times New Roman" w:cs="Times New Roman"/>
+        </w:rPr>
+      </w:pPr>
+      <w:r>
+        <w:rPr>
+          <w:rFonts w:ascii="Times New Roman" w:hAnsi="Times New Roman" w:cs="Times New Roman"/>
+        </w:rPr>
+        <w:t>you don't want to calculate similarity against everything.</w:t>
+      </w:r>
+    </w:p>
+    <w:p>
+      <w:pPr>
+        <w:rPr>
+          <w:rFonts w:ascii="Times New Roman" w:hAnsi="Times New Roman" w:cs="Times New Roman"/>
+        </w:rPr>
+      </w:pPr>
+      <w:r>
+        <w:rPr>
+          <w:rFonts w:ascii="Times New Roman" w:hAnsi="Times New Roman" w:cs="Times New Roman"/>
+        </w:rPr>
+        <w:t>That's why the next stage is:</w:t>
+      </w:r>
+    </w:p>
+    <w:p>
+      <w:pPr>
+        <w:rPr>
+          <w:rFonts w:ascii="Times New Roman" w:hAnsi="Times New Roman" w:cs="Times New Roman"/>
+        </w:rPr>
+      </w:pPr>
+      <w:r>
+        <w:rPr>
+          <w:rFonts w:ascii="Times New Roman" w:hAnsi="Times New Roman" w:cs="Times New Roman"/>
+        </w:rPr>
+        <w:t xml:space="preserve">             Documents</w:t>
+      </w:r>
+    </w:p>
+    <w:p>
+      <w:pPr>
+        <w:rPr>
+          <w:rFonts w:ascii="Times New Roman" w:hAnsi="Times New Roman" w:cs="Times New Roman"/>
+        </w:rPr>
+      </w:pPr>
+      <w:r>
+        <w:rPr>
+          <w:rFonts w:ascii="Times New Roman" w:hAnsi="Times New Roman" w:cs="Times New Roman"/>
+        </w:rPr>
+        <w:t xml:space="preserve">                 ↓</w:t>
+      </w:r>
+    </w:p>
+    <w:p>
+      <w:pPr>
+        <w:rPr>
+          <w:rFonts w:ascii="Times New Roman" w:hAnsi="Times New Roman" w:cs="Times New Roman"/>
+        </w:rPr>
+      </w:pPr>
+      <w:r>
+        <w:rPr>
+          <w:rFonts w:ascii="Times New Roman" w:hAnsi="Times New Roman" w:cs="Times New Roman"/>
+        </w:rPr>
+        <w:t xml:space="preserve">          Embedding Vectors</w:t>
+      </w:r>
+    </w:p>
+    <w:p>
+      <w:pPr>
+        <w:rPr>
+          <w:rFonts w:ascii="Times New Roman" w:hAnsi="Times New Roman" w:cs="Times New Roman"/>
+        </w:rPr>
+      </w:pPr>
+      <w:r>
+        <w:rPr>
+          <w:rFonts w:ascii="Times New Roman" w:hAnsi="Times New Roman" w:cs="Times New Roman"/>
+        </w:rPr>
+        <w:t xml:space="preserve">                 ↓</w:t>
+      </w:r>
+    </w:p>
+    <w:p>
+      <w:pPr>
+        <w:rPr>
+          <w:rFonts w:ascii="Times New Roman" w:hAnsi="Times New Roman" w:cs="Times New Roman"/>
+        </w:rPr>
+      </w:pPr>
+      <w:r>
+        <w:rPr>
+          <w:rFonts w:ascii="Times New Roman" w:hAnsi="Times New Roman" w:cs="Times New Roman"/>
+        </w:rPr>
+        <w:t xml:space="preserve">           Vector Storage</w:t>
+      </w:r>
+    </w:p>
+    <w:p>
+      <w:pPr>
+        <w:rPr>
+          <w:rFonts w:ascii="Times New Roman" w:hAnsi="Times New Roman" w:cs="Times New Roman"/>
+        </w:rPr>
+      </w:pPr>
+      <w:r>
+        <w:rPr>
+          <w:rFonts w:ascii="Times New Roman" w:hAnsi="Times New Roman" w:cs="Times New Roman"/>
+        </w:rPr>
+        <w:t xml:space="preserve">                 ↓</w:t>
+      </w:r>
+    </w:p>
+    <w:p>
+      <w:pPr>
+        <w:rPr>
+          <w:rFonts w:ascii="Times New Roman" w:hAnsi="Times New Roman" w:cs="Times New Roman"/>
+        </w:rPr>
+      </w:pPr>
+      <w:r>
+        <w:rPr>
+          <w:rFonts w:ascii="Times New Roman" w:hAnsi="Times New Roman" w:cs="Times New Roman"/>
+        </w:rPr>
+        <w:t xml:space="preserve">          Vector Index</w:t>
+      </w:r>
+    </w:p>
+    <w:p>
+      <w:pPr>
+        <w:rPr>
+          <w:rFonts w:ascii="Times New Roman" w:hAnsi="Times New Roman" w:cs="Times New Roman"/>
+        </w:rPr>
+      </w:pPr>
+      <w:r>
+        <w:rPr>
+          <w:rFonts w:ascii="Times New Roman" w:hAnsi="Times New Roman" w:cs="Times New Roman"/>
+        </w:rPr>
+        <w:t xml:space="preserve">                 ↓</w:t>
+      </w:r>
+    </w:p>
+    <w:p>
+      <w:pPr>
+        <w:rPr>
+          <w:rFonts w:ascii="Times New Roman" w:hAnsi="Times New Roman" w:cs="Times New Roman"/>
+        </w:rPr>
+      </w:pPr>
+      <w:r>
+        <w:rPr>
+          <w:rFonts w:ascii="Times New Roman" w:hAnsi="Times New Roman" w:cs="Times New Roman"/>
+        </w:rPr>
+        <w:t xml:space="preserve">           Vector Search</w:t>
+      </w:r>
+    </w:p>
+    <w:p>
+      <w:pPr>
+        <w:rPr>
+          <w:rFonts w:ascii="Times New Roman" w:hAnsi="Times New Roman" w:cs="Times New Roman"/>
+        </w:rPr>
+      </w:pPr>
+      <w:r>
+        <w:rPr>
+          <w:rFonts w:ascii="Times New Roman" w:hAnsi="Times New Roman" w:cs="Times New Roman"/>
+        </w:rPr>
+        <w:t xml:space="preserve">                 ↓</w:t>
+      </w:r>
+    </w:p>
+    <w:p>
+      <w:pPr>
+        <w:rPr>
+          <w:rFonts w:ascii="Times New Roman" w:hAnsi="Times New Roman" w:cs="Times New Roman"/>
+        </w:rPr>
+      </w:pPr>
+      <w:r>
+        <w:rPr>
+          <w:rFonts w:ascii="Times New Roman" w:hAnsi="Times New Roman" w:cs="Times New Roman"/>
+        </w:rPr>
+        <w:t xml:space="preserve">              Top-K</w:t>
+      </w:r>
+    </w:p>
+    <w:p>
+      <w:pPr>
+        <w:rPr>
+          <w:rFonts w:ascii="Times New Roman" w:hAnsi="Times New Roman" w:cs="Times New Roman"/>
+        </w:rPr>
+      </w:pPr>
+    </w:p>
+    <w:p>
+      <w:pPr>
+        <w:rPr>
+          <w:rFonts w:ascii="Times New Roman" w:hAnsi="Times New Roman" w:cs="Times New Roman"/>
+          <w:b/>
+          <w:bCs/>
+          <w:sz w:val="32"/>
+          <w:szCs w:val="32"/>
+        </w:rPr>
+      </w:pPr>
+      <w:r>
+        <w:rPr>
+          <w:rFonts w:ascii="Times New Roman" w:hAnsi="Times New Roman" w:cs="Times New Roman"/>
+          <w:b/>
+          <w:bCs/>
+          <w:sz w:val="32"/>
+          <w:szCs w:val="32"/>
+        </w:rPr>
+        <w:lastRenderedPageBreak/>
+        <w:t>Local Vector Search</w:t>
+      </w:r>
+    </w:p>
+    <w:p>
+      <w:pPr>
+        <w:rPr>
+          <w:rFonts w:ascii="Times New Roman" w:hAnsi="Times New Roman" w:cs="Times New Roman"/>
+        </w:rPr>
+      </w:pPr>
+      <w:r>
+        <w:rPr>
+          <w:rFonts w:ascii="Times New Roman" w:hAnsi="Times New Roman" w:cs="Times New Roman"/>
+        </w:rPr>
+        <w:t>Our goal is to move from:</w:t>
+      </w:r>
+    </w:p>
+    <w:p>
+      <w:pPr>
+        <w:rPr>
+          <w:rFonts w:ascii="Times New Roman" w:hAnsi="Times New Roman" w:cs="Times New Roman"/>
+        </w:rPr>
+      </w:pPr>
+      <w:r>
+        <w:rPr>
+          <w:rFonts w:ascii="Times New Roman" w:hAnsi="Times New Roman" w:cs="Times New Roman"/>
+        </w:rPr>
+        <w:t>List&lt;Document&gt;</w:t>
+      </w:r>
+    </w:p>
+    <w:p>
+      <w:pPr>
+        <w:rPr>
+          <w:rFonts w:ascii="Times New Roman" w:hAnsi="Times New Roman" w:cs="Times New Roman"/>
+        </w:rPr>
+      </w:pPr>
+      <w:r>
+        <w:rPr>
+          <w:rFonts w:ascii="Times New Roman" w:hAnsi="Times New Roman" w:cs="Times New Roman"/>
+        </w:rPr>
+        <w:t xml:space="preserve">     ↓</w:t>
+      </w:r>
+    </w:p>
+    <w:p>
+      <w:pPr>
+        <w:rPr>
+          <w:rFonts w:ascii="Times New Roman" w:hAnsi="Times New Roman" w:cs="Times New Roman"/>
+        </w:rPr>
+      </w:pPr>
+      <w:r>
+        <w:rPr>
+          <w:rFonts w:ascii="Times New Roman" w:hAnsi="Times New Roman" w:cs="Times New Roman"/>
+        </w:rPr>
+        <w:t>Loop through every document</w:t>
+      </w:r>
+    </w:p>
+    <w:p>
+      <w:pPr>
+        <w:rPr>
+          <w:rFonts w:ascii="Times New Roman" w:hAnsi="Times New Roman" w:cs="Times New Roman"/>
+        </w:rPr>
+      </w:pPr>
+      <w:r>
+        <w:rPr>
+          <w:rFonts w:ascii="Times New Roman" w:hAnsi="Times New Roman" w:cs="Times New Roman"/>
+        </w:rPr>
+        <w:t xml:space="preserve">     ↓</w:t>
+      </w:r>
+    </w:p>
+    <w:p>
+      <w:pPr>
+        <w:rPr>
+          <w:rFonts w:ascii="Times New Roman" w:hAnsi="Times New Roman" w:cs="Times New Roman"/>
+        </w:rPr>
+      </w:pPr>
+      <w:r>
+        <w:rPr>
+          <w:rFonts w:ascii="Times New Roman" w:hAnsi="Times New Roman" w:cs="Times New Roman"/>
+        </w:rPr>
+        <w:t>Cosine Similarity</w:t>
+      </w:r>
+    </w:p>
+    <w:p>
+      <w:pPr>
+        <w:rPr>
+          <w:rFonts w:ascii="Times New Roman" w:hAnsi="Times New Roman" w:cs="Times New Roman"/>
+        </w:rPr>
+      </w:pPr>
+      <w:r>
+        <w:rPr>
+          <w:rFonts w:ascii="Times New Roman" w:hAnsi="Times New Roman" w:cs="Times New Roman"/>
+        </w:rPr>
+        <w:t>to a reusable:</w:t>
+      </w:r>
+    </w:p>
+    <w:p>
+      <w:pPr>
+        <w:rPr>
+          <w:rFonts w:ascii="Times New Roman" w:hAnsi="Times New Roman" w:cs="Times New Roman"/>
+        </w:rPr>
+      </w:pPr>
+      <w:r>
+        <w:rPr>
+          <w:rFonts w:ascii="Times New Roman" w:hAnsi="Times New Roman" w:cs="Times New Roman"/>
+        </w:rPr>
+        <w:t>Vector Store</w:t>
+      </w:r>
+    </w:p>
+    <w:p>
+      <w:pPr>
+        <w:rPr>
+          <w:rFonts w:ascii="Times New Roman" w:hAnsi="Times New Roman" w:cs="Times New Roman"/>
+        </w:rPr>
+      </w:pPr>
+      <w:r>
+        <w:rPr>
+          <w:rFonts w:ascii="Times New Roman" w:hAnsi="Times New Roman" w:cs="Times New Roman"/>
+        </w:rPr>
+        <w:t xml:space="preserve">     ↓</w:t>
+      </w:r>
+    </w:p>
+    <w:p>
+      <w:pPr>
+        <w:rPr>
+          <w:rFonts w:ascii="Times New Roman" w:hAnsi="Times New Roman" w:cs="Times New Roman"/>
+        </w:rPr>
+      </w:pPr>
+      <w:r>
+        <w:rPr>
+          <w:rFonts w:ascii="Times New Roman" w:hAnsi="Times New Roman" w:cs="Times New Roman"/>
+        </w:rPr>
+        <w:t>Vector Search</w:t>
+      </w:r>
+    </w:p>
+    <w:p>
+      <w:pPr>
+        <w:rPr>
+          <w:rFonts w:ascii="Times New Roman" w:hAnsi="Times New Roman" w:cs="Times New Roman"/>
+        </w:rPr>
+      </w:pPr>
+      <w:r>
+        <w:rPr>
+          <w:rFonts w:ascii="Times New Roman" w:hAnsi="Times New Roman" w:cs="Times New Roman"/>
+        </w:rPr>
+        <w:t xml:space="preserve">     ↓</w:t>
+      </w:r>
+    </w:p>
+    <w:p>
+      <w:pPr>
+        <w:rPr>
+          <w:rFonts w:ascii="Times New Roman" w:hAnsi="Times New Roman" w:cs="Times New Roman"/>
+        </w:rPr>
+      </w:pPr>
+      <w:r>
+        <w:rPr>
+          <w:rFonts w:ascii="Times New Roman" w:hAnsi="Times New Roman" w:cs="Times New Roman"/>
+        </w:rPr>
+        <w:t>Top-K</w:t>
+      </w:r>
+    </w:p>
+    <w:p>
+      <w:pPr>
+        <w:rPr>
+          <w:rFonts w:ascii="Times New Roman" w:hAnsi="Times New Roman" w:cs="Times New Roman"/>
+        </w:rPr>
+      </w:pPr>
+    </w:p>
+    <w:p>
+      <w:pPr>
+        <w:rPr>
+          <w:rFonts w:ascii="Times New Roman" w:hAnsi="Times New Roman" w:cs="Times New Roman"/>
+          <w:b/>
+          <w:bCs/>
+          <w:sz w:val="28"/>
+          <w:szCs w:val="28"/>
+        </w:rPr>
+      </w:pPr>
+      <w:r>
+        <w:rPr>
+          <w:rFonts w:ascii="Times New Roman" w:hAnsi="Times New Roman" w:cs="Times New Roman"/>
+          <w:b/>
+          <w:bCs/>
+          <w:sz w:val="28"/>
+          <w:szCs w:val="28"/>
+        </w:rPr>
+        <w:t>Understand what we're building</w:t>
+      </w:r>
+    </w:p>
+    <w:p>
+      <w:pPr>
+        <w:rPr>
+          <w:rFonts w:ascii="Times New Roman" w:hAnsi="Times New Roman" w:cs="Times New Roman"/>
+        </w:rPr>
+      </w:pPr>
+      <w:r>
+        <w:rPr>
+          <w:rFonts w:ascii="Times New Roman" w:hAnsi="Times New Roman" w:cs="Times New Roman"/>
+        </w:rPr>
+        <w:t>Your current Similar Document Finder does:</w:t>
+      </w:r>
+    </w:p>
+    <w:p>
+      <w:pPr>
+        <w:rPr>
+          <w:rFonts w:ascii="Times New Roman" w:hAnsi="Times New Roman" w:cs="Times New Roman"/>
+        </w:rPr>
+      </w:pPr>
+      <w:r>
+        <w:rPr>
+          <w:rFonts w:ascii="Times New Roman" w:hAnsi="Times New Roman" w:cs="Times New Roman"/>
+        </w:rPr>
+        <w:t>Document 1 → [384]</w:t>
+      </w:r>
+    </w:p>
+    <w:p>
+      <w:pPr>
+        <w:rPr>
+          <w:rFonts w:ascii="Times New Roman" w:hAnsi="Times New Roman" w:cs="Times New Roman"/>
+        </w:rPr>
+      </w:pPr>
+      <w:r>
+        <w:rPr>
+          <w:rFonts w:ascii="Times New Roman" w:hAnsi="Times New Roman" w:cs="Times New Roman"/>
+        </w:rPr>
+        <w:t>Document 2 → [384]</w:t>
+      </w:r>
+    </w:p>
+    <w:p>
+      <w:pPr>
+        <w:rPr>
+          <w:rFonts w:ascii="Times New Roman" w:hAnsi="Times New Roman" w:cs="Times New Roman"/>
+        </w:rPr>
+      </w:pPr>
+      <w:r>
+        <w:rPr>
+          <w:rFonts w:ascii="Times New Roman" w:hAnsi="Times New Roman" w:cs="Times New Roman"/>
+        </w:rPr>
+        <w:t>Document 3 → [384]</w:t>
+      </w:r>
+    </w:p>
+    <w:p>
+      <w:pPr>
+        <w:rPr>
+          <w:rFonts w:ascii="Times New Roman" w:hAnsi="Times New Roman" w:cs="Times New Roman"/>
+        </w:rPr>
+      </w:pPr>
+      <w:r>
+        <w:rPr>
+          <w:rFonts w:ascii="Times New Roman" w:hAnsi="Times New Roman" w:cs="Times New Roman"/>
+        </w:rPr>
+        <w:t>Document 4 → [384]</w:t>
+      </w:r>
+    </w:p>
+    <w:p>
+      <w:pPr>
+        <w:rPr>
+          <w:rFonts w:ascii="Times New Roman" w:hAnsi="Times New Roman" w:cs="Times New Roman"/>
+        </w:rPr>
+      </w:pPr>
+      <w:r>
+        <w:rPr>
+          <w:rFonts w:ascii="Times New Roman" w:hAnsi="Times New Roman" w:cs="Times New Roman"/>
+        </w:rPr>
+        <w:t>Document 5 → [384]</w:t>
+      </w:r>
+    </w:p>
+    <w:p>
+      <w:pPr>
+        <w:rPr>
+          <w:rFonts w:ascii="Times New Roman" w:hAnsi="Times New Roman" w:cs="Times New Roman"/>
+        </w:rPr>
+      </w:pPr>
+    </w:p>
+    <w:p>
+      <w:pPr>
+        <w:rPr>
+          <w:rFonts w:ascii="Times New Roman" w:hAnsi="Times New Roman" w:cs="Times New Roman"/>
+        </w:rPr>
+      </w:pPr>
+      <w:r>
+        <w:rPr>
+          <w:rFonts w:ascii="Times New Roman" w:hAnsi="Times New Roman" w:cs="Times New Roman"/>
+        </w:rPr>
+        <w:t xml:space="preserve">             ↓</w:t>
+      </w:r>
+    </w:p>
+    <w:p>
+      <w:pPr>
+        <w:rPr>
+          <w:rFonts w:ascii="Times New Roman" w:hAnsi="Times New Roman" w:cs="Times New Roman"/>
+        </w:rPr>
+      </w:pPr>
+    </w:p>
+    <w:p>
+      <w:pPr>
+        <w:rPr>
+          <w:rFonts w:ascii="Times New Roman" w:hAnsi="Times New Roman" w:cs="Times New Roman"/>
+        </w:rPr>
+      </w:pPr>
+      <w:r>
+        <w:rPr>
+          <w:rFonts w:ascii="Times New Roman" w:hAnsi="Times New Roman" w:cs="Times New Roman"/>
+        </w:rPr>
+        <w:t xml:space="preserve">       Search Document</w:t>
+      </w:r>
+    </w:p>
+    <w:p>
+      <w:pPr>
+        <w:rPr>
+          <w:rFonts w:ascii="Times New Roman" w:hAnsi="Times New Roman" w:cs="Times New Roman"/>
+        </w:rPr>
+      </w:pPr>
+    </w:p>
+    <w:p>
+      <w:pPr>
+        <w:rPr>
+          <w:rFonts w:ascii="Times New Roman" w:hAnsi="Times New Roman" w:cs="Times New Roman"/>
+        </w:rPr>
+      </w:pPr>
+      <w:r>
+        <w:rPr>
+          <w:rFonts w:ascii="Times New Roman" w:hAnsi="Times New Roman" w:cs="Times New Roman"/>
+        </w:rPr>
+        <w:t xml:space="preserve">             ↓</w:t>
+      </w:r>
+    </w:p>
+    <w:p>
+      <w:pPr>
+        <w:rPr>
+          <w:rFonts w:ascii="Times New Roman" w:hAnsi="Times New Roman" w:cs="Times New Roman"/>
+        </w:rPr>
+      </w:pPr>
+    </w:p>
+    <w:p>
+      <w:pPr>
+        <w:rPr>
+          <w:rFonts w:ascii="Times New Roman" w:hAnsi="Times New Roman" w:cs="Times New Roman"/>
+        </w:rPr>
+      </w:pPr>
+      <w:r>
+        <w:rPr>
+          <w:rFonts w:ascii="Times New Roman" w:hAnsi="Times New Roman" w:cs="Times New Roman"/>
+        </w:rPr>
+        <w:t>Compare with:</w:t>
+      </w:r>
+    </w:p>
+    <w:p>
+      <w:pPr>
+        <w:rPr>
+          <w:rFonts w:ascii="Times New Roman" w:hAnsi="Times New Roman" w:cs="Times New Roman"/>
+        </w:rPr>
+      </w:pPr>
+      <w:r>
+        <w:rPr>
+          <w:rFonts w:ascii="Times New Roman" w:hAnsi="Times New Roman" w:cs="Times New Roman"/>
+        </w:rPr>
+        <w:t>1</w:t>
+      </w:r>
+    </w:p>
+    <w:p>
+      <w:pPr>
+        <w:rPr>
+          <w:rFonts w:ascii="Times New Roman" w:hAnsi="Times New Roman" w:cs="Times New Roman"/>
+        </w:rPr>
+      </w:pPr>
+      <w:r>
+        <w:rPr>
+          <w:rFonts w:ascii="Times New Roman" w:hAnsi="Times New Roman" w:cs="Times New Roman"/>
+        </w:rPr>
+        <w:t>2</w:t>
+      </w:r>
+    </w:p>
+    <w:p>
+      <w:pPr>
+        <w:rPr>
+          <w:rFonts w:ascii="Times New Roman" w:hAnsi="Times New Roman" w:cs="Times New Roman"/>
+        </w:rPr>
+      </w:pPr>
+      <w:r>
+        <w:rPr>
+          <w:rFonts w:ascii="Times New Roman" w:hAnsi="Times New Roman" w:cs="Times New Roman"/>
+        </w:rPr>
+        <w:t>3</w:t>
+      </w:r>
+    </w:p>
+    <w:p>
+      <w:pPr>
+        <w:rPr>
+          <w:rFonts w:ascii="Times New Roman" w:hAnsi="Times New Roman" w:cs="Times New Roman"/>
+        </w:rPr>
+      </w:pPr>
+      <w:r>
+        <w:rPr>
+          <w:rFonts w:ascii="Times New Roman" w:hAnsi="Times New Roman" w:cs="Times New Roman"/>
+        </w:rPr>
+        <w:t>4</w:t>
+      </w:r>
+    </w:p>
+    <w:p>
+      <w:pPr>
+        <w:rPr>
+          <w:rFonts w:ascii="Times New Roman" w:hAnsi="Times New Roman" w:cs="Times New Roman"/>
+        </w:rPr>
+      </w:pPr>
+      <w:r>
+        <w:rPr>
+          <w:rFonts w:ascii="Times New Roman" w:hAnsi="Times New Roman" w:cs="Times New Roman"/>
+        </w:rPr>
+        <w:t>5</w:t>
+      </w:r>
+    </w:p>
+    <w:p>
+      <w:pPr>
+        <w:rPr>
+          <w:rFonts w:ascii="Times New Roman" w:hAnsi="Times New Roman" w:cs="Times New Roman"/>
+        </w:rPr>
+      </w:pPr>
+    </w:p>
+    <w:p>
+      <w:pPr>
+        <w:rPr>
+          <w:rFonts w:ascii="Times New Roman" w:hAnsi="Times New Roman" w:cs="Times New Roman"/>
+        </w:rPr>
+      </w:pPr>
+      <w:r>
+        <w:rPr>
+          <w:rFonts w:ascii="Times New Roman" w:hAnsi="Times New Roman" w:cs="Times New Roman"/>
+        </w:rPr>
+        <w:t xml:space="preserve">             ↓</w:t>
+      </w:r>
+    </w:p>
+    <w:p>
+      <w:pPr>
+        <w:rPr>
+          <w:rFonts w:ascii="Times New Roman" w:hAnsi="Times New Roman" w:cs="Times New Roman"/>
+        </w:rPr>
+      </w:pPr>
+    </w:p>
+    <w:p>
+      <w:pPr>
+        <w:rPr>
+          <w:rFonts w:ascii="Times New Roman" w:hAnsi="Times New Roman" w:cs="Times New Roman"/>
+        </w:rPr>
+      </w:pPr>
+      <w:r>
+        <w:rPr>
+          <w:rFonts w:ascii="Times New Roman" w:hAnsi="Times New Roman" w:cs="Times New Roman"/>
+        </w:rPr>
+        <w:t xml:space="preserve">       Cosine Similarity</w:t>
+      </w:r>
+    </w:p>
+    <w:p>
+      <w:pPr>
+        <w:rPr>
+          <w:rFonts w:ascii="Times New Roman" w:hAnsi="Times New Roman" w:cs="Times New Roman"/>
+        </w:rPr>
+      </w:pPr>
+      <w:r>
+        <w:rPr>
+          <w:rFonts w:ascii="Times New Roman" w:hAnsi="Times New Roman" w:cs="Times New Roman"/>
+        </w:rPr>
+        <w:t xml:space="preserve">This is called </w:t>
+      </w:r>
+      <w:r>
+        <w:rPr>
+          <w:rFonts w:ascii="Times New Roman" w:hAnsi="Times New Roman" w:cs="Times New Roman"/>
+          <w:b/>
+          <w:bCs/>
+        </w:rPr>
+        <w:t>brute-force vector search</w:t>
+      </w:r>
+      <w:r>
+        <w:rPr>
+          <w:rFonts w:ascii="Times New Roman" w:hAnsi="Times New Roman" w:cs="Times New Roman"/>
+        </w:rPr>
+        <w:t>.</w:t>
+      </w:r>
+    </w:p>
+    <w:p>
+      <w:pPr>
+        <w:rPr>
+          <w:rFonts w:ascii="Times New Roman" w:hAnsi="Times New Roman" w:cs="Times New Roman"/>
+        </w:rPr>
+      </w:pPr>
+      <w:r>
+        <w:rPr>
+          <w:rFonts w:ascii="Times New Roman" w:hAnsi="Times New Roman" w:cs="Times New Roman"/>
+        </w:rPr>
+        <w:t>It's perfectly fine for learning.</w:t>
+      </w:r>
+    </w:p>
+    <w:p>
+      <w:pPr>
+        <w:rPr>
+          <w:rFonts w:ascii="Times New Roman" w:hAnsi="Times New Roman" w:cs="Times New Roman"/>
+        </w:rPr>
+      </w:pPr>
+      <w:r>
+        <w:rPr>
+          <w:rFonts w:ascii="Times New Roman" w:hAnsi="Times New Roman" w:cs="Times New Roman"/>
+        </w:rPr>
+        <w:t>But now we want to separate the responsibilities:</w:t>
+      </w:r>
+    </w:p>
+    <w:p>
+      <w:pPr>
+        <w:rPr>
+          <w:rFonts w:ascii="Times New Roman" w:hAnsi="Times New Roman" w:cs="Times New Roman"/>
+        </w:rPr>
+      </w:pPr>
+      <w:proofErr w:type="spellStart"/>
+      <w:r>
+        <w:rPr>
+          <w:rFonts w:ascii="Times New Roman" w:hAnsi="Times New Roman" w:cs="Times New Roman"/>
+        </w:rPr>
+        <w:t>EmbeddingService</w:t>
+      </w:r>
+      <w:proofErr w:type="spellEnd"/>
+    </w:p>
+    <w:p>
+      <w:pPr>
+        <w:rPr>
+          <w:rFonts w:ascii="Times New Roman" w:hAnsi="Times New Roman" w:cs="Times New Roman"/>
+        </w:rPr>
+      </w:pPr>
+      <w:r>
+        <w:rPr>
+          <w:rFonts w:ascii="Times New Roman" w:hAnsi="Times New Roman" w:cs="Times New Roman"/>
+        </w:rPr>
+        <w:t xml:space="preserve">      ↓</w:t>
+      </w:r>
+    </w:p>
+    <w:p>
+      <w:pPr>
+        <w:rPr>
+          <w:rFonts w:ascii="Times New Roman" w:hAnsi="Times New Roman" w:cs="Times New Roman"/>
+        </w:rPr>
+      </w:pPr>
+      <w:r>
+        <w:rPr>
+          <w:rFonts w:ascii="Times New Roman" w:hAnsi="Times New Roman" w:cs="Times New Roman"/>
+        </w:rPr>
+        <w:t>Generate vector</w:t>
+      </w:r>
+    </w:p>
+    <w:p>
+      <w:pPr>
+        <w:rPr>
+          <w:rFonts w:ascii="Times New Roman" w:hAnsi="Times New Roman" w:cs="Times New Roman"/>
+        </w:rPr>
+      </w:pPr>
+    </w:p>
+    <w:p>
+      <w:pPr>
+        <w:rPr>
+          <w:rFonts w:ascii="Times New Roman" w:hAnsi="Times New Roman" w:cs="Times New Roman"/>
+        </w:rPr>
+      </w:pPr>
+      <w:proofErr w:type="spellStart"/>
+      <w:r>
+        <w:rPr>
+          <w:rFonts w:ascii="Times New Roman" w:hAnsi="Times New Roman" w:cs="Times New Roman"/>
+        </w:rPr>
+        <w:t>VectorStore</w:t>
+      </w:r>
+      <w:proofErr w:type="spellEnd"/>
+    </w:p>
+    <w:p>
+      <w:pPr>
+        <w:rPr>
+          <w:rFonts w:ascii="Times New Roman" w:hAnsi="Times New Roman" w:cs="Times New Roman"/>
+        </w:rPr>
+      </w:pPr>
+      <w:r>
+        <w:rPr>
+          <w:rFonts w:ascii="Times New Roman" w:hAnsi="Times New Roman" w:cs="Times New Roman"/>
+        </w:rPr>
+        <w:t xml:space="preserve">      ↓</w:t>
+      </w:r>
+    </w:p>
+    <w:p>
+      <w:pPr>
+        <w:rPr>
+          <w:rFonts w:ascii="Times New Roman" w:hAnsi="Times New Roman" w:cs="Times New Roman"/>
+        </w:rPr>
+      </w:pPr>
+      <w:r>
+        <w:rPr>
+          <w:rFonts w:ascii="Times New Roman" w:hAnsi="Times New Roman" w:cs="Times New Roman"/>
+        </w:rPr>
+        <w:t>Store vectors</w:t>
+      </w:r>
+    </w:p>
+    <w:p>
+      <w:pPr>
+        <w:rPr>
+          <w:rFonts w:ascii="Times New Roman" w:hAnsi="Times New Roman" w:cs="Times New Roman"/>
+        </w:rPr>
+      </w:pPr>
+    </w:p>
+    <w:p>
+      <w:pPr>
+        <w:rPr>
+          <w:rFonts w:ascii="Times New Roman" w:hAnsi="Times New Roman" w:cs="Times New Roman"/>
+        </w:rPr>
+      </w:pPr>
+      <w:proofErr w:type="spellStart"/>
+      <w:r>
+        <w:rPr>
+          <w:rFonts w:ascii="Times New Roman" w:hAnsi="Times New Roman" w:cs="Times New Roman"/>
+        </w:rPr>
+        <w:t>VectorSearchService</w:t>
+      </w:r>
+      <w:proofErr w:type="spellEnd"/>
+    </w:p>
+    <w:p>
+      <w:pPr>
+        <w:rPr>
+          <w:rFonts w:ascii="Times New Roman" w:hAnsi="Times New Roman" w:cs="Times New Roman"/>
+        </w:rPr>
+      </w:pPr>
+      <w:r>
+        <w:rPr>
+          <w:rFonts w:ascii="Times New Roman" w:hAnsi="Times New Roman" w:cs="Times New Roman"/>
+        </w:rPr>
+        <w:t xml:space="preserve">      ↓</w:t>
+      </w:r>
+    </w:p>
+    <w:p>
+      <w:pPr>
+        <w:rPr>
+          <w:rFonts w:ascii="Times New Roman" w:hAnsi="Times New Roman" w:cs="Times New Roman"/>
+        </w:rPr>
+      </w:pPr>
+      <w:r>
+        <w:rPr>
+          <w:rFonts w:ascii="Times New Roman" w:hAnsi="Times New Roman" w:cs="Times New Roman"/>
+        </w:rPr>
+        <w:t>Search vectors</w:t>
+      </w:r>
+    </w:p>
+    <w:p>
+      <w:pPr>
+        <w:rPr>
+          <w:rFonts w:ascii="Times New Roman" w:hAnsi="Times New Roman" w:cs="Times New Roman"/>
+        </w:rPr>
+      </w:pPr>
+    </w:p>
+    <w:p>
+      <w:pPr>
+        <w:rPr>
+          <w:rFonts w:ascii="Times New Roman" w:hAnsi="Times New Roman" w:cs="Times New Roman"/>
+        </w:rPr>
+      </w:pPr>
+    </w:p>
+    <w:p>
+      <w:pPr>
+        <w:rPr>
+          <w:rFonts w:ascii="Times New Roman" w:hAnsi="Times New Roman" w:cs="Times New Roman"/>
+          <w:b/>
+          <w:bCs/>
+        </w:rPr>
+      </w:pPr>
+      <w:r>
+        <w:rPr>
+          <w:rFonts w:ascii="Times New Roman" w:hAnsi="Times New Roman" w:cs="Times New Roman"/>
+          <w:b/>
+          <w:bCs/>
+        </w:rPr>
+        <w:lastRenderedPageBreak/>
+        <w:t>PDF Chatbot</w:t>
+      </w:r>
+    </w:p>
+    <w:p>
+      <w:pPr>
+        <w:rPr>
+          <w:rFonts w:ascii="Times New Roman" w:hAnsi="Times New Roman" w:cs="Times New Roman"/>
+        </w:rPr>
+      </w:pPr>
+      <w:r>
+        <w:rPr>
+          <w:rFonts w:ascii="Times New Roman" w:hAnsi="Times New Roman" w:cs="Times New Roman"/>
+        </w:rPr>
+        <w:t xml:space="preserve">This is your first </w:t>
+      </w:r>
+      <w:r>
+        <w:rPr>
+          <w:rFonts w:ascii="Times New Roman" w:hAnsi="Times New Roman" w:cs="Times New Roman"/>
+          <w:b/>
+          <w:bCs/>
+        </w:rPr>
+        <w:t>RAG (Retrieval-Augmented Generation)</w:t>
+      </w:r>
+      <w:r>
+        <w:rPr>
+          <w:rFonts w:ascii="Times New Roman" w:hAnsi="Times New Roman" w:cs="Times New Roman"/>
+        </w:rPr>
+        <w:t xml:space="preserve"> project.</w:t>
+      </w:r>
+    </w:p>
+    <w:p>
+      <w:pPr>
+        <w:rPr>
+          <w:rFonts w:ascii="Times New Roman" w:hAnsi="Times New Roman" w:cs="Times New Roman"/>
+          <w:b/>
+          <w:bCs/>
+        </w:rPr>
+      </w:pPr>
+      <w:r>
+        <w:rPr>
+          <w:rFonts w:ascii="Times New Roman" w:hAnsi="Times New Roman" w:cs="Times New Roman"/>
+          <w:b/>
+          <w:bCs/>
+        </w:rPr>
+        <w:t>What you'll learn in PDF Chatbot</w:t>
+      </w:r>
+    </w:p>
+    <w:p>
+      <w:pPr>
+        <w:rPr>
+          <w:rFonts w:ascii="Times New Roman" w:hAnsi="Times New Roman" w:cs="Times New Roman"/>
+        </w:rPr>
+      </w:pPr>
+      <w:r>
+        <w:rPr>
+          <w:rFonts w:ascii="Times New Roman" w:hAnsi="Times New Roman" w:cs="Times New Roman"/>
+        </w:rPr>
+        <w:t>This project is important because you'll combine several things you've already learned:</w:t>
+      </w:r>
+    </w:p>
+    <w:p>
+      <w:pPr>
+        <w:rPr>
+          <w:rFonts w:ascii="Times New Roman" w:hAnsi="Times New Roman" w:cs="Times New Roman"/>
+        </w:rPr>
+      </w:pPr>
+      <w:r>
+        <w:rPr>
+          <w:rFonts w:ascii="Times New Roman" w:hAnsi="Times New Roman" w:cs="Times New Roman"/>
+        </w:rPr>
+        <w:t xml:space="preserve">                    PDF FILE</w:t>
+      </w:r>
+    </w:p>
+    <w:p>
+      <w:pPr>
+        <w:rPr>
+          <w:rFonts w:ascii="Times New Roman" w:hAnsi="Times New Roman" w:cs="Times New Roman"/>
+        </w:rPr>
+      </w:pPr>
+      <w:r>
+        <w:rPr>
+          <w:rFonts w:ascii="Times New Roman" w:hAnsi="Times New Roman" w:cs="Times New Roman"/>
+        </w:rPr>
+        <w:t xml:space="preserve">                       │</w:t>
+      </w:r>
+    </w:p>
+    <w:p>
+      <w:pPr>
+        <w:rPr>
+          <w:rFonts w:ascii="Times New Roman" w:hAnsi="Times New Roman" w:cs="Times New Roman"/>
+        </w:rPr>
+      </w:pPr>
+      <w:r>
+        <w:rPr>
+          <w:rFonts w:ascii="Times New Roman" w:hAnsi="Times New Roman" w:cs="Times New Roman"/>
+        </w:rPr>
+        <w:t xml:space="preserve">                       ▼</w:t>
+      </w:r>
+    </w:p>
+    <w:p>
+      <w:pPr>
+        <w:rPr>
+          <w:rFonts w:ascii="Times New Roman" w:hAnsi="Times New Roman" w:cs="Times New Roman"/>
+        </w:rPr>
+      </w:pPr>
+      <w:r>
+        <w:rPr>
+          <w:rFonts w:ascii="Times New Roman" w:hAnsi="Times New Roman" w:cs="Times New Roman"/>
+        </w:rPr>
+        <w:t xml:space="preserve">                ┌─────────────┐</w:t>
+      </w:r>
+    </w:p>
+    <w:p>
+      <w:pPr>
+        <w:rPr>
+          <w:rFonts w:ascii="Times New Roman" w:hAnsi="Times New Roman" w:cs="Times New Roman"/>
+        </w:rPr>
+      </w:pPr>
+      <w:r>
+        <w:rPr>
+          <w:rFonts w:ascii="Times New Roman" w:hAnsi="Times New Roman" w:cs="Times New Roman"/>
+        </w:rPr>
+        <w:t xml:space="preserve">                │ Extract Text</w:t>
+      </w:r>
+      <w:r>
+        <w:rPr>
+          <w:rFonts w:ascii="Times New Roman" w:hAnsi="Times New Roman" w:cs="Times New Roman"/>
+        </w:rPr>
+        <w:tab/>
+        <w:t xml:space="preserve">        </w:t>
+      </w:r>
+      <w:r>
+        <w:rPr>
+          <w:rFonts w:ascii="Times New Roman" w:hAnsi="Times New Roman" w:cs="Times New Roman"/>
+        </w:rPr>
+        <w:t>│</w:t>
+      </w:r>
+    </w:p>
+    <w:p>
+      <w:pPr>
+        <w:rPr>
+          <w:rFonts w:ascii="Times New Roman" w:hAnsi="Times New Roman" w:cs="Times New Roman"/>
+        </w:rPr>
+      </w:pPr>
+      <w:r>
+        <w:rPr>
+          <w:rFonts w:ascii="Times New Roman" w:hAnsi="Times New Roman" w:cs="Times New Roman"/>
+        </w:rPr>
+        <w:t xml:space="preserve">                └──────┬──────┘</w:t>
+      </w:r>
+    </w:p>
+    <w:p>
+      <w:pPr>
+        <w:rPr>
+          <w:rFonts w:ascii="Times New Roman" w:hAnsi="Times New Roman" w:cs="Times New Roman"/>
+        </w:rPr>
+      </w:pPr>
+      <w:r>
+        <w:rPr>
+          <w:rFonts w:ascii="Times New Roman" w:hAnsi="Times New Roman" w:cs="Times New Roman"/>
+        </w:rPr>
+        <w:t xml:space="preserve">                      </w:t>
+      </w:r>
+      <w:r>
+        <w:rPr>
+          <w:rFonts w:ascii="Times New Roman" w:hAnsi="Times New Roman" w:cs="Times New Roman"/>
+        </w:rPr>
+        <w:t xml:space="preserve">             </w:t>
+      </w:r>
+      <w:r>
+        <w:rPr>
+          <w:rFonts w:ascii="Times New Roman" w:hAnsi="Times New Roman" w:cs="Times New Roman"/>
+        </w:rPr>
+        <w:t xml:space="preserve"> │</w:t>
+      </w:r>
+    </w:p>
+    <w:p>
+      <w:pPr>
+        <w:rPr>
+          <w:rFonts w:ascii="Times New Roman" w:hAnsi="Times New Roman" w:cs="Times New Roman"/>
+        </w:rPr>
+      </w:pPr>
+      <w:r>
+        <w:rPr>
+          <w:rFonts w:ascii="Times New Roman" w:hAnsi="Times New Roman" w:cs="Times New Roman"/>
+        </w:rPr>
+        <w:t xml:space="preserve">                       </w:t>
+      </w:r>
+      <w:r>
+        <w:rPr>
+          <w:rFonts w:ascii="Times New Roman" w:hAnsi="Times New Roman" w:cs="Times New Roman"/>
+        </w:rPr>
+        <w:t xml:space="preserve">            </w:t>
+      </w:r>
+      <w:r>
+        <w:rPr>
+          <w:rFonts w:ascii="Times New Roman" w:hAnsi="Times New Roman" w:cs="Times New Roman"/>
+        </w:rPr>
+        <w:t>▼</w:t>
+      </w:r>
+    </w:p>
+    <w:p>
+      <w:pPr>
+        <w:rPr>
+          <w:rFonts w:ascii="Times New Roman" w:hAnsi="Times New Roman" w:cs="Times New Roman"/>
+        </w:rPr>
+      </w:pPr>
+      <w:r>
+        <w:rPr>
+          <w:rFonts w:ascii="Times New Roman" w:hAnsi="Times New Roman" w:cs="Times New Roman"/>
+        </w:rPr>
+        <w:t xml:space="preserve">                ┌─────────────┐</w:t>
+      </w:r>
+    </w:p>
+    <w:p>
+      <w:pPr>
+        <w:rPr>
+          <w:rFonts w:ascii="Times New Roman" w:hAnsi="Times New Roman" w:cs="Times New Roman"/>
+        </w:rPr>
+      </w:pPr>
+      <w:r>
+        <w:rPr>
+          <w:rFonts w:ascii="Times New Roman" w:hAnsi="Times New Roman" w:cs="Times New Roman"/>
+        </w:rPr>
+        <w:t xml:space="preserve">                │ Split Chunks</w:t>
+      </w:r>
+      <w:r>
+        <w:rPr>
+          <w:rFonts w:ascii="Times New Roman" w:hAnsi="Times New Roman" w:cs="Times New Roman"/>
+        </w:rPr>
+        <w:t xml:space="preserve">               </w:t>
+      </w:r>
+      <w:r>
+        <w:rPr>
+          <w:rFonts w:ascii="Times New Roman" w:hAnsi="Times New Roman" w:cs="Times New Roman"/>
+        </w:rPr>
+        <w:t>│</w:t>
+      </w:r>
+    </w:p>
+    <w:p>
+      <w:pPr>
+        <w:rPr>
+          <w:rFonts w:ascii="Times New Roman" w:hAnsi="Times New Roman" w:cs="Times New Roman"/>
+        </w:rPr>
+      </w:pPr>
+      <w:r>
+        <w:rPr>
+          <w:rFonts w:ascii="Times New Roman" w:hAnsi="Times New Roman" w:cs="Times New Roman"/>
+        </w:rPr>
+        <w:t xml:space="preserve">                └──────┬──────┘</w:t>
+      </w:r>
+    </w:p>
+    <w:p>
+      <w:pPr>
+        <w:rPr>
+          <w:rFonts w:ascii="Times New Roman" w:hAnsi="Times New Roman" w:cs="Times New Roman"/>
+        </w:rPr>
+      </w:pPr>
+      <w:r>
+        <w:rPr>
+          <w:rFonts w:ascii="Times New Roman" w:hAnsi="Times New Roman" w:cs="Times New Roman"/>
+        </w:rPr>
+        <w:t xml:space="preserve">                       </w:t>
+      </w:r>
+      <w:r>
+        <w:rPr>
+          <w:rFonts w:ascii="Times New Roman" w:hAnsi="Times New Roman" w:cs="Times New Roman"/>
+        </w:rPr>
+        <w:t xml:space="preserve">             </w:t>
+      </w:r>
+      <w:r>
+        <w:rPr>
+          <w:rFonts w:ascii="Times New Roman" w:hAnsi="Times New Roman" w:cs="Times New Roman"/>
+        </w:rPr>
+        <w:t>│</w:t>
+      </w:r>
+    </w:p>
+    <w:p>
+      <w:pPr>
+        <w:rPr>
+          <w:rFonts w:ascii="Times New Roman" w:hAnsi="Times New Roman" w:cs="Times New Roman"/>
+        </w:rPr>
+      </w:pPr>
+      <w:r>
+        <w:rPr>
+          <w:rFonts w:ascii="Times New Roman" w:hAnsi="Times New Roman" w:cs="Times New Roman"/>
+        </w:rPr>
+        <w:t xml:space="preserve">                       </w:t>
+      </w:r>
+      <w:r>
+        <w:rPr>
+          <w:rFonts w:ascii="Times New Roman" w:hAnsi="Times New Roman" w:cs="Times New Roman"/>
+        </w:rPr>
+        <w:t xml:space="preserve">            </w:t>
+      </w:r>
+      <w:r>
+        <w:rPr>
+          <w:rFonts w:ascii="Times New Roman" w:hAnsi="Times New Roman" w:cs="Times New Roman"/>
+        </w:rPr>
+        <w:t>▼</w:t>
+      </w:r>
+    </w:p>
+    <w:p>
+      <w:pPr>
+        <w:rPr>
+          <w:rFonts w:ascii="Times New Roman" w:hAnsi="Times New Roman" w:cs="Times New Roman"/>
+        </w:rPr>
+      </w:pPr>
+      <w:r>
+        <w:rPr>
+          <w:rFonts w:ascii="Times New Roman" w:hAnsi="Times New Roman" w:cs="Times New Roman"/>
+        </w:rPr>
+        <w:t xml:space="preserve">              ┌──────────────────┐</w:t>
+      </w:r>
+    </w:p>
+    <w:p>
+      <w:pPr>
+        <w:rPr>
+          <w:rFonts w:ascii="Times New Roman" w:hAnsi="Times New Roman" w:cs="Times New Roman"/>
+        </w:rPr>
+      </w:pPr>
+      <w:r>
+        <w:rPr>
+          <w:rFonts w:ascii="Times New Roman" w:hAnsi="Times New Roman" w:cs="Times New Roman"/>
+        </w:rPr>
+        <w:t xml:space="preserve">              │ Generate Embedding</w:t>
+      </w:r>
+      <w:r>
+        <w:rPr>
+          <w:rFonts w:ascii="Times New Roman" w:hAnsi="Times New Roman" w:cs="Times New Roman"/>
+        </w:rPr>
+        <w:t xml:space="preserve">                </w:t>
+      </w:r>
+      <w:r>
+        <w:rPr>
+          <w:rFonts w:ascii="Times New Roman" w:hAnsi="Times New Roman" w:cs="Times New Roman"/>
+        </w:rPr>
+        <w:t>│</w:t>
+      </w:r>
+    </w:p>
+    <w:p>
+      <w:pPr>
+        <w:rPr>
+          <w:rFonts w:ascii="Times New Roman" w:hAnsi="Times New Roman" w:cs="Times New Roman"/>
+        </w:rPr>
+      </w:pPr>
+      <w:r>
+        <w:rPr>
+          <w:rFonts w:ascii="Times New Roman" w:hAnsi="Times New Roman" w:cs="Times New Roman"/>
+        </w:rPr>
+        <w:t xml:space="preserve">              └────────┬─────────┘</w:t>
+      </w:r>
+    </w:p>
+    <w:p>
+      <w:pPr>
+        <w:rPr>
+          <w:rFonts w:ascii="Times New Roman" w:hAnsi="Times New Roman" w:cs="Times New Roman"/>
+        </w:rPr>
+      </w:pPr>
+      <w:r>
+        <w:rPr>
+          <w:rFonts w:ascii="Times New Roman" w:hAnsi="Times New Roman" w:cs="Times New Roman"/>
+        </w:rPr>
+        <w:t xml:space="preserve">                       </w:t>
+      </w:r>
+      <w:r>
+        <w:rPr>
+          <w:rFonts w:ascii="Times New Roman" w:hAnsi="Times New Roman" w:cs="Times New Roman"/>
+        </w:rPr>
+        <w:t xml:space="preserve">                </w:t>
+      </w:r>
+      <w:r>
+        <w:rPr>
+          <w:rFonts w:ascii="Times New Roman" w:hAnsi="Times New Roman" w:cs="Times New Roman"/>
+        </w:rPr>
+        <w:t>│</w:t>
+      </w:r>
+    </w:p>
+    <w:p>
+      <w:pPr>
+        <w:rPr>
+          <w:rFonts w:ascii="Times New Roman" w:hAnsi="Times New Roman" w:cs="Times New Roman"/>
+        </w:rPr>
+      </w:pPr>
+      <w:r>
+        <w:rPr>
+          <w:rFonts w:ascii="Times New Roman" w:hAnsi="Times New Roman" w:cs="Times New Roman"/>
+        </w:rPr>
+        <w:t xml:space="preserve">                       </w:t>
+      </w:r>
+      <w:r>
+        <w:rPr>
+          <w:rFonts w:ascii="Times New Roman" w:hAnsi="Times New Roman" w:cs="Times New Roman"/>
+        </w:rPr>
+        <w:t xml:space="preserve">               </w:t>
+      </w:r>
+      <w:r>
+        <w:rPr>
+          <w:rFonts w:ascii="Times New Roman" w:hAnsi="Times New Roman" w:cs="Times New Roman"/>
+        </w:rPr>
+        <w:t>▼</w:t>
+      </w:r>
+    </w:p>
+    <w:p>
+      <w:pPr>
+        <w:rPr>
+          <w:rFonts w:ascii="Times New Roman" w:hAnsi="Times New Roman" w:cs="Times New Roman"/>
+        </w:rPr>
+      </w:pPr>
+      <w:r>
+        <w:rPr>
+          <w:rFonts w:ascii="Times New Roman" w:hAnsi="Times New Roman" w:cs="Times New Roman"/>
+        </w:rPr>
+        <w:t xml:space="preserve">                ┌─────────────┐</w:t>
+      </w:r>
+    </w:p>
+    <w:p>
+      <w:pPr>
+        <w:rPr>
+          <w:rFonts w:ascii="Times New Roman" w:hAnsi="Times New Roman" w:cs="Times New Roman"/>
+        </w:rPr>
+      </w:pPr>
+      <w:r>
+        <w:rPr>
+          <w:rFonts w:ascii="Times New Roman" w:hAnsi="Times New Roman" w:cs="Times New Roman"/>
+        </w:rPr>
+        <w:t xml:space="preserve">                │ Vector Store</w:t>
+      </w:r>
+      <w:r>
+        <w:rPr>
+          <w:rFonts w:ascii="Times New Roman" w:hAnsi="Times New Roman" w:cs="Times New Roman"/>
+        </w:rPr>
+        <w:t xml:space="preserve">                </w:t>
+      </w:r>
+      <w:r>
+        <w:rPr>
+          <w:rFonts w:ascii="Times New Roman" w:hAnsi="Times New Roman" w:cs="Times New Roman"/>
+        </w:rPr>
+        <w:t>│</w:t>
+      </w:r>
+    </w:p>
+    <w:p>
+      <w:pPr>
+        <w:rPr>
+          <w:rFonts w:ascii="Times New Roman" w:hAnsi="Times New Roman" w:cs="Times New Roman"/>
+        </w:rPr>
+      </w:pPr>
+      <w:r>
+        <w:rPr>
+          <w:rFonts w:ascii="Times New Roman" w:hAnsi="Times New Roman" w:cs="Times New Roman"/>
+        </w:rPr>
+        <w:t xml:space="preserve">                └──────┬──────┘</w:t>
+      </w:r>
+    </w:p>
+    <w:p>
+      <w:pPr>
+        <w:rPr>
+          <w:rFonts w:ascii="Times New Roman" w:hAnsi="Times New Roman" w:cs="Times New Roman"/>
+        </w:rPr>
+      </w:pPr>
+      <w:r>
+        <w:rPr>
+          <w:rFonts w:ascii="Times New Roman" w:hAnsi="Times New Roman" w:cs="Times New Roman"/>
+        </w:rPr>
+        <w:t xml:space="preserve">                       </w:t>
+      </w:r>
+      <w:r>
+        <w:rPr>
+          <w:rFonts w:ascii="Times New Roman" w:hAnsi="Times New Roman" w:cs="Times New Roman"/>
+        </w:rPr>
+        <w:t xml:space="preserve">             </w:t>
+      </w:r>
+      <w:r>
+        <w:rPr>
+          <w:rFonts w:ascii="Times New Roman" w:hAnsi="Times New Roman" w:cs="Times New Roman"/>
+        </w:rPr>
+        <w:t>│</w:t>
+      </w:r>
+    </w:p>
+    <w:p>
+      <w:pPr>
+        <w:rPr>
+          <w:rFonts w:ascii="Times New Roman" w:hAnsi="Times New Roman" w:cs="Times New Roman"/>
+        </w:rPr>
+      </w:pPr>
+    </w:p>
+    <w:p>
+      <w:pPr>
+        <w:rPr>
+          <w:rFonts w:ascii="Times New Roman" w:hAnsi="Times New Roman" w:cs="Times New Roman"/>
+        </w:rPr>
+      </w:pPr>
+      <w:r>
+        <w:rPr>
+          <w:rFonts w:ascii="Times New Roman" w:hAnsi="Times New Roman" w:cs="Times New Roman"/>
+        </w:rPr>
+        <w:lastRenderedPageBreak/>
+        <w:t xml:space="preserve">             ┌─────────┴─────────┐</w:t>
+      </w:r>
+    </w:p>
+    <w:p>
+      <w:pPr>
+        <w:rPr>
+          <w:rFonts w:ascii="Times New Roman" w:hAnsi="Times New Roman" w:cs="Times New Roman"/>
+        </w:rPr>
+      </w:pPr>
+      <w:r>
+        <w:rPr>
+          <w:rFonts w:ascii="Times New Roman" w:hAnsi="Times New Roman" w:cs="Times New Roman"/>
+        </w:rPr>
+        <w:t xml:space="preserve">             │                   </w:t>
+      </w:r>
+      <w:r>
+        <w:rPr>
+          <w:rFonts w:ascii="Times New Roman" w:hAnsi="Times New Roman" w:cs="Times New Roman"/>
+        </w:rPr>
+        <w:t xml:space="preserve">                                   </w:t>
+      </w:r>
+      <w:r>
+        <w:rPr>
+          <w:rFonts w:ascii="Times New Roman" w:hAnsi="Times New Roman" w:cs="Times New Roman"/>
+        </w:rPr>
+        <w:t>│</w:t>
+      </w:r>
+    </w:p>
+    <w:p>
+      <w:pPr>
+        <w:rPr>
+          <w:rFonts w:ascii="Times New Roman" w:hAnsi="Times New Roman" w:cs="Times New Roman"/>
+        </w:rPr>
+      </w:pPr>
+      <w:r>
+        <w:rPr>
+          <w:rFonts w:ascii="Times New Roman" w:hAnsi="Times New Roman" w:cs="Times New Roman"/>
+        </w:rPr>
+        <w:t xml:space="preserve">             ▼                   </w:t>
+      </w:r>
+      <w:r>
+        <w:rPr>
+          <w:rFonts w:ascii="Times New Roman" w:hAnsi="Times New Roman" w:cs="Times New Roman"/>
+        </w:rPr>
+        <w:t xml:space="preserve">                                  </w:t>
+      </w:r>
+      <w:r>
+        <w:rPr>
+          <w:rFonts w:ascii="Times New Roman" w:hAnsi="Times New Roman" w:cs="Times New Roman"/>
+        </w:rPr>
+        <w:t>│</w:t>
+      </w:r>
+    </w:p>
+    <w:p>
+      <w:pPr>
+        <w:rPr>
+          <w:rFonts w:ascii="Times New Roman" w:hAnsi="Times New Roman" w:cs="Times New Roman"/>
+        </w:rPr>
+      </w:pPr>
+      <w:r>
+        <w:rPr>
+          <w:rFonts w:ascii="Times New Roman" w:hAnsi="Times New Roman" w:cs="Times New Roman"/>
+        </w:rPr>
+        <w:t xml:space="preserve">        User Question            </w:t>
+      </w:r>
+      <w:r>
+        <w:rPr>
+          <w:rFonts w:ascii="Times New Roman" w:hAnsi="Times New Roman" w:cs="Times New Roman"/>
+        </w:rPr>
+        <w:t xml:space="preserve">                           </w:t>
+      </w:r>
+      <w:r>
+        <w:rPr>
+          <w:rFonts w:ascii="Times New Roman" w:hAnsi="Times New Roman" w:cs="Times New Roman"/>
+        </w:rPr>
+        <w:t>│</w:t>
+      </w:r>
+    </w:p>
+    <w:p>
+      <w:pPr>
+        <w:rPr>
+          <w:rFonts w:ascii="Times New Roman" w:hAnsi="Times New Roman" w:cs="Times New Roman"/>
+        </w:rPr>
+      </w:pPr>
+      <w:r>
+        <w:rPr>
+          <w:rFonts w:ascii="Times New Roman" w:hAnsi="Times New Roman" w:cs="Times New Roman"/>
+        </w:rPr>
+        <w:t xml:space="preserve">             │                   </w:t>
+      </w:r>
+      <w:r>
+        <w:rPr>
+          <w:rFonts w:ascii="Times New Roman" w:hAnsi="Times New Roman" w:cs="Times New Roman"/>
+        </w:rPr>
+        <w:t xml:space="preserve">                                   </w:t>
+      </w:r>
+      <w:r>
+        <w:rPr>
+          <w:rFonts w:ascii="Times New Roman" w:hAnsi="Times New Roman" w:cs="Times New Roman"/>
+        </w:rPr>
+        <w:t>│</w:t>
+      </w:r>
+    </w:p>
+    <w:p>
+      <w:pPr>
+        <w:rPr>
+          <w:rFonts w:ascii="Times New Roman" w:hAnsi="Times New Roman" w:cs="Times New Roman"/>
+        </w:rPr>
+      </w:pPr>
+      <w:r>
+        <w:rPr>
+          <w:rFonts w:ascii="Times New Roman" w:hAnsi="Times New Roman" w:cs="Times New Roman"/>
+        </w:rPr>
+        <w:t xml:space="preserve">             ▼                   </w:t>
+      </w:r>
+      <w:r>
+        <w:rPr>
+          <w:rFonts w:ascii="Times New Roman" w:hAnsi="Times New Roman" w:cs="Times New Roman"/>
+        </w:rPr>
+        <w:t xml:space="preserve">                                  </w:t>
+      </w:r>
+      <w:r>
+        <w:rPr>
+          <w:rFonts w:ascii="Times New Roman" w:hAnsi="Times New Roman" w:cs="Times New Roman"/>
+        </w:rPr>
+        <w:t>│</w:t>
+      </w:r>
+    </w:p>
+    <w:p>
+      <w:pPr>
+        <w:rPr>
+          <w:rFonts w:ascii="Times New Roman" w:hAnsi="Times New Roman" w:cs="Times New Roman"/>
+        </w:rPr>
+      </w:pPr>
+      <w:r>
+        <w:rPr>
+          <w:rFonts w:ascii="Times New Roman" w:hAnsi="Times New Roman" w:cs="Times New Roman"/>
+        </w:rPr>
+        <w:t xml:space="preserve">      Generate Embedding         </w:t>
+      </w:r>
+      <w:r>
+        <w:rPr>
+          <w:rFonts w:ascii="Times New Roman" w:hAnsi="Times New Roman" w:cs="Times New Roman"/>
+        </w:rPr>
+        <w:t xml:space="preserve">                     </w:t>
+      </w:r>
+      <w:r>
+        <w:rPr>
+          <w:rFonts w:ascii="Times New Roman" w:hAnsi="Times New Roman" w:cs="Times New Roman"/>
+        </w:rPr>
+        <w:t>│</w:t>
+      </w:r>
+    </w:p>
+    <w:p>
+      <w:pPr>
+        <w:rPr>
+          <w:rFonts w:ascii="Times New Roman" w:hAnsi="Times New Roman" w:cs="Times New Roman"/>
+        </w:rPr>
+      </w:pPr>
+      <w:r>
+        <w:rPr>
+          <w:rFonts w:ascii="Times New Roman" w:hAnsi="Times New Roman" w:cs="Times New Roman"/>
+        </w:rPr>
+        <w:t xml:space="preserve">             │                   </w:t>
+      </w:r>
+      <w:r>
+        <w:rPr>
+          <w:rFonts w:ascii="Times New Roman" w:hAnsi="Times New Roman" w:cs="Times New Roman"/>
+        </w:rPr>
+        <w:t xml:space="preserve">                                   </w:t>
+      </w:r>
+      <w:r>
+        <w:rPr>
+          <w:rFonts w:ascii="Times New Roman" w:hAnsi="Times New Roman" w:cs="Times New Roman"/>
+        </w:rPr>
+        <w:t>│</w:t>
+      </w:r>
+    </w:p>
+    <w:p>
+      <w:pPr>
+        <w:rPr>
+          <w:rFonts w:ascii="Times New Roman" w:hAnsi="Times New Roman" w:cs="Times New Roman"/>
+        </w:rPr>
+      </w:pPr>
+      <w:r>
+        <w:rPr>
+          <w:rFonts w:ascii="Times New Roman" w:hAnsi="Times New Roman" w:cs="Times New Roman"/>
+        </w:rPr>
+        <w:t xml:space="preserve">             ▼                  </w:t>
+      </w:r>
+      <w:r>
+        <w:rPr>
+          <w:rFonts w:ascii="Times New Roman" w:hAnsi="Times New Roman" w:cs="Times New Roman"/>
+        </w:rPr>
+        <w:t xml:space="preserve">                                 </w:t>
+      </w:r>
+      <w:r>
+        <w:rPr>
+          <w:rFonts w:ascii="Times New Roman" w:hAnsi="Times New Roman" w:cs="Times New Roman"/>
+        </w:rPr>
+        <w:t xml:space="preserve"> │</w:t>
+      </w:r>
+    </w:p>
+    <w:p>
+      <w:pPr>
+        <w:rPr>
+          <w:rFonts w:ascii="Times New Roman" w:hAnsi="Times New Roman" w:cs="Times New Roman"/>
+        </w:rPr>
+      </w:pPr>
+      <w:r>
+        <w:rPr>
+          <w:rFonts w:ascii="Times New Roman" w:hAnsi="Times New Roman" w:cs="Times New Roman"/>
+        </w:rPr>
+        <w:t xml:space="preserve">       Vector Search</w:t>
+      </w:r>
+      <w:r>
+        <w:rPr>
+          <w:rFonts w:ascii="Times New Roman" w:hAnsi="Times New Roman" w:cs="Times New Roman"/>
+        </w:rPr>
+        <w:t xml:space="preserve">     </w:t>
+      </w:r>
+      <w:r>
+        <w:rPr>
+          <w:rFonts w:ascii="Times New Roman" w:hAnsi="Times New Roman" w:cs="Times New Roman"/>
+        </w:rPr>
+        <w:t xml:space="preserve"> ────────────┘</w:t>
+      </w:r>
+    </w:p>
+    <w:p>
+      <w:pPr>
+        <w:rPr>
+          <w:rFonts w:ascii="Times New Roman" w:hAnsi="Times New Roman" w:cs="Times New Roman"/>
+        </w:rPr>
+      </w:pPr>
+      <w:r>
+        <w:rPr>
+          <w:rFonts w:ascii="Times New Roman" w:hAnsi="Times New Roman" w:cs="Times New Roman"/>
+        </w:rPr>
+        <w:t xml:space="preserve">             │</w:t>
+      </w:r>
+    </w:p>
+    <w:p>
+      <w:pPr>
+        <w:rPr>
+          <w:rFonts w:ascii="Times New Roman" w:hAnsi="Times New Roman" w:cs="Times New Roman"/>
+        </w:rPr>
+      </w:pPr>
+      <w:r>
+        <w:rPr>
+          <w:rFonts w:ascii="Times New Roman" w:hAnsi="Times New Roman" w:cs="Times New Roman"/>
+        </w:rPr>
+        <w:t xml:space="preserve">             ▼</w:t>
+      </w:r>
+    </w:p>
+    <w:p>
+      <w:pPr>
+        <w:rPr>
+          <w:rFonts w:ascii="Times New Roman" w:hAnsi="Times New Roman" w:cs="Times New Roman"/>
+        </w:rPr>
+      </w:pPr>
+      <w:r>
+        <w:rPr>
+          <w:rFonts w:ascii="Times New Roman" w:hAnsi="Times New Roman" w:cs="Times New Roman"/>
+        </w:rPr>
+        <w:t xml:space="preserve">      Relevant PDF Chunks</w:t>
+      </w:r>
+    </w:p>
+    <w:p>
+      <w:pPr>
+        <w:rPr>
+          <w:rFonts w:ascii="Times New Roman" w:hAnsi="Times New Roman" w:cs="Times New Roman"/>
+        </w:rPr>
+      </w:pPr>
+      <w:r>
+        <w:rPr>
+          <w:rFonts w:ascii="Times New Roman" w:hAnsi="Times New Roman" w:cs="Times New Roman"/>
+        </w:rPr>
+        <w:t xml:space="preserve">             │</w:t>
+      </w:r>
+    </w:p>
+    <w:p>
+      <w:pPr>
+        <w:rPr>
+          <w:rFonts w:ascii="Times New Roman" w:hAnsi="Times New Roman" w:cs="Times New Roman"/>
+        </w:rPr>
+      </w:pPr>
+      <w:r>
+        <w:rPr>
+          <w:rFonts w:ascii="Times New Roman" w:hAnsi="Times New Roman" w:cs="Times New Roman"/>
+        </w:rPr>
+        <w:t xml:space="preserve">             ▼</w:t>
+      </w:r>
+    </w:p>
+    <w:p>
+      <w:pPr>
+        <w:rPr>
+          <w:rFonts w:ascii="Times New Roman" w:hAnsi="Times New Roman" w:cs="Times New Roman"/>
+        </w:rPr>
+      </w:pPr>
+      <w:r>
+        <w:rPr>
+          <w:rFonts w:ascii="Times New Roman" w:hAnsi="Times New Roman" w:cs="Times New Roman"/>
+        </w:rPr>
+        <w:t xml:space="preserve">      Context + Question</w:t>
+      </w:r>
+    </w:p>
+    <w:p>
+      <w:pPr>
+        <w:rPr>
+          <w:rFonts w:ascii="Times New Roman" w:hAnsi="Times New Roman" w:cs="Times New Roman"/>
+        </w:rPr>
+      </w:pPr>
+      <w:r>
+        <w:rPr>
+          <w:rFonts w:ascii="Times New Roman" w:hAnsi="Times New Roman" w:cs="Times New Roman"/>
+        </w:rPr>
+        <w:t xml:space="preserve">             │</w:t>
+      </w:r>
+    </w:p>
+    <w:p>
+      <w:pPr>
+        <w:rPr>
+          <w:rFonts w:ascii="Times New Roman" w:hAnsi="Times New Roman" w:cs="Times New Roman"/>
+        </w:rPr>
+      </w:pPr>
+      <w:r>
+        <w:rPr>
+          <w:rFonts w:ascii="Times New Roman" w:hAnsi="Times New Roman" w:cs="Times New Roman"/>
+        </w:rPr>
+        <w:t xml:space="preserve">             ▼</w:t>
+      </w:r>
+    </w:p>
+    <w:p>
+      <w:pPr>
+        <w:rPr>
+          <w:rFonts w:ascii="Times New Roman" w:hAnsi="Times New Roman" w:cs="Times New Roman"/>
+        </w:rPr>
+      </w:pPr>
+      <w:r>
+        <w:rPr>
+          <w:rFonts w:ascii="Times New Roman" w:hAnsi="Times New Roman" w:cs="Times New Roman"/>
+        </w:rPr>
+        <w:t xml:space="preserve">            LLM</w:t>
+      </w:r>
+    </w:p>
+    <w:p>
+      <w:pPr>
+        <w:rPr>
+          <w:rFonts w:ascii="Times New Roman" w:hAnsi="Times New Roman" w:cs="Times New Roman"/>
+        </w:rPr>
+      </w:pPr>
+      <w:r>
+        <w:rPr>
+          <w:rFonts w:ascii="Times New Roman" w:hAnsi="Times New Roman" w:cs="Times New Roman"/>
+        </w:rPr>
+        <w:t xml:space="preserve">             │</w:t>
+      </w:r>
+    </w:p>
+    <w:p>
+      <w:pPr>
+        <w:rPr>
+          <w:rFonts w:ascii="Times New Roman" w:hAnsi="Times New Roman" w:cs="Times New Roman"/>
+        </w:rPr>
+      </w:pPr>
+      <w:r>
+        <w:rPr>
+          <w:rFonts w:ascii="Times New Roman" w:hAnsi="Times New Roman" w:cs="Times New Roman"/>
+        </w:rPr>
+        <w:t xml:space="preserve">             ▼</w:t>
+      </w:r>
+    </w:p>
+    <w:p>
+      <w:pPr>
+        <w:rPr>
+          <w:rFonts w:ascii="Times New Roman" w:hAnsi="Times New Roman" w:cs="Times New Roman"/>
+        </w:rPr>
+      </w:pPr>
+      <w:r>
+        <w:rPr>
+          <w:rFonts w:ascii="Times New Roman" w:hAnsi="Times New Roman" w:cs="Times New Roman"/>
+        </w:rPr>
+        <w:t xml:space="preserve">          Answer</w:t>
+      </w:r>
+    </w:p>
+    <w:p>
+      <w:pPr>
+        <w:rPr>
+          <w:rFonts w:ascii="Times New Roman" w:hAnsi="Times New Roman" w:cs="Times New Roman"/>
+        </w:rPr>
+      </w:pPr>
+      <w:r>
+        <w:rPr>
+          <w:rFonts w:ascii="Times New Roman" w:hAnsi="Times New Roman" w:cs="Times New Roman"/>
+        </w:rPr>
+        <w:t xml:space="preserve">This is the basic </w:t>
+      </w:r>
+      <w:r>
+        <w:rPr>
+          <w:rFonts w:ascii="Times New Roman" w:hAnsi="Times New Roman" w:cs="Times New Roman"/>
+          <w:b/>
+          <w:bCs/>
+        </w:rPr>
+        <w:t>RAG pipeline</w:t>
+      </w:r>
+      <w:r>
+        <w:rPr>
+          <w:rFonts w:ascii="Times New Roman" w:hAnsi="Times New Roman" w:cs="Times New Roman"/>
+        </w:rPr>
+        <w:t>.</w:t>
+      </w:r>
+    </w:p>
+    <w:p>
+      <w:pPr>
+        <w:rPr>
+          <w:rFonts w:ascii="Times New Roman" w:hAnsi="Times New Roman" w:cs="Times New Roman"/>
+          <w:b/>
+          <w:bCs/>
+        </w:rPr>
+      </w:pPr>
+      <w:r>
+        <w:rPr>
+          <w:rFonts w:ascii="Times New Roman" w:hAnsi="Times New Roman" w:cs="Times New Roman"/>
+          <w:b/>
+          <w:bCs/>
+        </w:rPr>
+        <w:t>Example</w:t>
+      </w:r>
+    </w:p>
+    <w:p>
+      <w:pPr>
+        <w:rPr>
+          <w:rFonts w:ascii="Times New Roman" w:hAnsi="Times New Roman" w:cs="Times New Roman"/>
+        </w:rPr>
+      </w:pPr>
+      <w:r>
+        <w:rPr>
+          <w:rFonts w:ascii="Times New Roman" w:hAnsi="Times New Roman" w:cs="Times New Roman"/>
+        </w:rPr>
+        <w:t>Suppose your PDF contains:</w:t>
+      </w:r>
+    </w:p>
+    <w:p>
+      <w:pPr>
+        <w:rPr>
+          <w:rFonts w:ascii="Times New Roman" w:hAnsi="Times New Roman" w:cs="Times New Roman"/>
+        </w:rPr>
+      </w:pPr>
+      <w:r>
+        <w:rPr>
+          <w:rFonts w:ascii="Times New Roman" w:hAnsi="Times New Roman" w:cs="Times New Roman"/>
+        </w:rPr>
+        <w:t>"Employees can apply for annual leave through the HR portal..."</w:t>
+      </w:r>
+    </w:p>
+    <w:p>
+      <w:pPr>
+        <w:rPr>
+          <w:rFonts w:ascii="Times New Roman" w:hAnsi="Times New Roman" w:cs="Times New Roman"/>
+        </w:rPr>
+      </w:pPr>
+      <w:r>
+        <w:rPr>
+          <w:rFonts w:ascii="Times New Roman" w:hAnsi="Times New Roman" w:cs="Times New Roman"/>
+        </w:rPr>
+        <w:t>User asks:</w:t>
+      </w:r>
+    </w:p>
+    <w:p>
+      <w:pPr>
+        <w:rPr>
+          <w:rFonts w:ascii="Times New Roman" w:hAnsi="Times New Roman" w:cs="Times New Roman"/>
+        </w:rPr>
+      </w:pPr>
+      <w:r>
+        <w:rPr>
+          <w:rFonts w:ascii="Times New Roman" w:hAnsi="Times New Roman" w:cs="Times New Roman"/>
+        </w:rPr>
+        <w:lastRenderedPageBreak/>
+        <w:t>How can I apply for annual leave?</w:t>
+      </w:r>
+    </w:p>
+    <w:p>
+      <w:pPr>
+        <w:rPr>
+          <w:rFonts w:ascii="Times New Roman" w:hAnsi="Times New Roman" w:cs="Times New Roman"/>
+        </w:rPr>
+      </w:pPr>
+      <w:r>
+        <w:rPr>
+          <w:rFonts w:ascii="Times New Roman" w:hAnsi="Times New Roman" w:cs="Times New Roman"/>
+        </w:rPr>
+        <w:t>Your system will:</w:t>
+      </w:r>
+    </w:p>
+    <w:p>
+      <w:pPr>
+        <w:rPr>
+          <w:rFonts w:ascii="Times New Roman" w:hAnsi="Times New Roman" w:cs="Times New Roman"/>
+        </w:rPr>
+      </w:pPr>
+      <w:r>
+        <w:rPr>
+          <w:rFonts w:ascii="Times New Roman" w:hAnsi="Times New Roman" w:cs="Times New Roman"/>
+        </w:rPr>
+        <w:t>Question</w:t>
+      </w:r>
+    </w:p>
+    <w:p>
+      <w:pPr>
+        <w:rPr>
+          <w:rFonts w:ascii="Times New Roman" w:hAnsi="Times New Roman" w:cs="Times New Roman"/>
+        </w:rPr>
+      </w:pPr>
+      <w:r>
+        <w:rPr>
+          <w:rFonts w:ascii="Times New Roman" w:hAnsi="Times New Roman" w:cs="Times New Roman"/>
+        </w:rPr>
+        <w:t xml:space="preserve">   ↓</w:t>
+      </w:r>
+    </w:p>
+    <w:p>
+      <w:pPr>
+        <w:rPr>
+          <w:rFonts w:ascii="Times New Roman" w:hAnsi="Times New Roman" w:cs="Times New Roman"/>
+        </w:rPr>
+      </w:pPr>
+      <w:r>
+        <w:rPr>
+          <w:rFonts w:ascii="Times New Roman" w:hAnsi="Times New Roman" w:cs="Times New Roman"/>
+        </w:rPr>
+        <w:t>Embedding</w:t>
+      </w:r>
+    </w:p>
+    <w:p>
+      <w:pPr>
+        <w:rPr>
+          <w:rFonts w:ascii="Times New Roman" w:hAnsi="Times New Roman" w:cs="Times New Roman"/>
+        </w:rPr>
+      </w:pPr>
+      <w:r>
+        <w:rPr>
+          <w:rFonts w:ascii="Times New Roman" w:hAnsi="Times New Roman" w:cs="Times New Roman"/>
+        </w:rPr>
+        <w:t xml:space="preserve">   ↓</w:t>
+      </w:r>
+    </w:p>
+    <w:p>
+      <w:pPr>
+        <w:rPr>
+          <w:rFonts w:ascii="Times New Roman" w:hAnsi="Times New Roman" w:cs="Times New Roman"/>
+        </w:rPr>
+      </w:pPr>
+      <w:r>
+        <w:rPr>
+          <w:rFonts w:ascii="Times New Roman" w:hAnsi="Times New Roman" w:cs="Times New Roman"/>
+        </w:rPr>
+        <w:t>Vector Search</w:t>
+      </w:r>
+    </w:p>
+    <w:p>
+      <w:pPr>
+        <w:rPr>
+          <w:rFonts w:ascii="Times New Roman" w:hAnsi="Times New Roman" w:cs="Times New Roman"/>
+        </w:rPr>
+      </w:pPr>
+      <w:r>
+        <w:rPr>
+          <w:rFonts w:ascii="Times New Roman" w:hAnsi="Times New Roman" w:cs="Times New Roman"/>
+        </w:rPr>
+        <w:t xml:space="preserve">   ↓</w:t>
+      </w:r>
+    </w:p>
+    <w:p>
+      <w:pPr>
+        <w:rPr>
+          <w:rFonts w:ascii="Times New Roman" w:hAnsi="Times New Roman" w:cs="Times New Roman"/>
+        </w:rPr>
+      </w:pPr>
+      <w:r>
+        <w:rPr>
+          <w:rFonts w:ascii="Times New Roman" w:hAnsi="Times New Roman" w:cs="Times New Roman"/>
+        </w:rPr>
+        <w:t>Find relevant PDF chunk</w:t>
+      </w:r>
+    </w:p>
+    <w:p>
+      <w:pPr>
+        <w:rPr>
+          <w:rFonts w:ascii="Times New Roman" w:hAnsi="Times New Roman" w:cs="Times New Roman"/>
+        </w:rPr>
+      </w:pPr>
+      <w:r>
+        <w:rPr>
+          <w:rFonts w:ascii="Times New Roman" w:hAnsi="Times New Roman" w:cs="Times New Roman"/>
+        </w:rPr>
+        <w:t xml:space="preserve">   ↓</w:t>
+      </w:r>
+    </w:p>
+    <w:p>
+      <w:pPr>
+        <w:rPr>
+          <w:rFonts w:ascii="Times New Roman" w:hAnsi="Times New Roman" w:cs="Times New Roman"/>
+        </w:rPr>
+      </w:pPr>
+      <w:r>
+        <w:rPr>
+          <w:rFonts w:ascii="Times New Roman" w:hAnsi="Times New Roman" w:cs="Times New Roman"/>
+        </w:rPr>
+        <w:t>"Employees can apply for annual leave..."</w:t>
+      </w:r>
+    </w:p>
+    <w:p>
+      <w:pPr>
+        <w:rPr>
+          <w:rFonts w:ascii="Times New Roman" w:hAnsi="Times New Roman" w:cs="Times New Roman"/>
+        </w:rPr>
+      </w:pPr>
+      <w:r>
+        <w:rPr>
+          <w:rFonts w:ascii="Times New Roman" w:hAnsi="Times New Roman" w:cs="Times New Roman"/>
+        </w:rPr>
+        <w:t xml:space="preserve">   ↓</w:t>
+      </w:r>
+    </w:p>
+    <w:p>
+      <w:pPr>
+        <w:rPr>
+          <w:rFonts w:ascii="Times New Roman" w:hAnsi="Times New Roman" w:cs="Times New Roman"/>
+        </w:rPr>
+      </w:pPr>
+      <w:r>
+        <w:rPr>
+          <w:rFonts w:ascii="Times New Roman" w:hAnsi="Times New Roman" w:cs="Times New Roman"/>
+        </w:rPr>
+        <w:t>LLM</w:t>
+      </w:r>
+    </w:p>
+    <w:p>
+      <w:pPr>
+        <w:rPr>
+          <w:rFonts w:ascii="Times New Roman" w:hAnsi="Times New Roman" w:cs="Times New Roman"/>
+        </w:rPr>
+      </w:pPr>
+      <w:r>
+        <w:rPr>
+          <w:rFonts w:ascii="Times New Roman" w:hAnsi="Times New Roman" w:cs="Times New Roman"/>
+        </w:rPr>
+        <w:t xml:space="preserve">   ↓</w:t>
+      </w:r>
+    </w:p>
+    <w:p>
+      <w:pPr>
+        <w:rPr>
+          <w:rFonts w:ascii="Times New Roman" w:hAnsi="Times New Roman" w:cs="Times New Roman"/>
+        </w:rPr>
+      </w:pPr>
+      <w:r>
+        <w:rPr>
+          <w:rFonts w:ascii="Times New Roman" w:hAnsi="Times New Roman" w:cs="Times New Roman"/>
+        </w:rPr>
+        <w:t>Answer</w:t>
+      </w:r>
+    </w:p>
+    <w:p>
+      <w:pPr>
+        <w:rPr>
+          <w:rFonts w:ascii="Times New Roman" w:hAnsi="Times New Roman" w:cs="Times New Roman"/>
+          <w:b/>
+          <w:bCs/>
+        </w:rPr>
+      </w:pPr>
+      <w:r>
+        <w:rPr>
+          <w:rFonts w:ascii="Times New Roman" w:hAnsi="Times New Roman" w:cs="Times New Roman"/>
+          <w:b/>
+          <w:bCs/>
+        </w:rPr>
+        <w:t>One important difference</w:t>
+      </w:r>
+    </w:p>
+    <w:p>
+      <w:pPr>
+        <w:rPr>
+          <w:rFonts w:ascii="Times New Roman" w:hAnsi="Times New Roman" w:cs="Times New Roman"/>
+        </w:rPr>
+      </w:pPr>
+      <w:r>
+        <w:rPr>
+          <w:rFonts w:ascii="Times New Roman" w:hAnsi="Times New Roman" w:cs="Times New Roman"/>
+        </w:rPr>
+        <w:t xml:space="preserve">Your </w:t>
+      </w:r>
+      <w:r>
+        <w:rPr>
+          <w:rFonts w:ascii="Times New Roman" w:hAnsi="Times New Roman" w:cs="Times New Roman"/>
+          <w:b/>
+          <w:bCs/>
+        </w:rPr>
+        <w:t>Local Vector Search</w:t>
+      </w:r>
+      <w:r>
+        <w:rPr>
+          <w:rFonts w:ascii="Times New Roman" w:hAnsi="Times New Roman" w:cs="Times New Roman"/>
+        </w:rPr>
+        <w:t xml:space="preserve"> project stopped here:</w:t>
+      </w:r>
+    </w:p>
+    <w:p>
+      <w:pPr>
+        <w:rPr>
+          <w:rFonts w:ascii="Times New Roman" w:hAnsi="Times New Roman" w:cs="Times New Roman"/>
+        </w:rPr>
+      </w:pPr>
+      <w:r>
+        <w:rPr>
+          <w:rFonts w:ascii="Times New Roman" w:hAnsi="Times New Roman" w:cs="Times New Roman"/>
+        </w:rPr>
+        <w:t>Question</w:t>
+      </w:r>
+    </w:p>
+    <w:p>
+      <w:pPr>
+        <w:rPr>
+          <w:rFonts w:ascii="Times New Roman" w:hAnsi="Times New Roman" w:cs="Times New Roman"/>
+        </w:rPr>
+      </w:pPr>
+      <w:r>
+        <w:rPr>
+          <w:rFonts w:ascii="Times New Roman" w:hAnsi="Times New Roman" w:cs="Times New Roman"/>
+        </w:rPr>
+        <w:t xml:space="preserve"> ↓</w:t>
+      </w:r>
+    </w:p>
+    <w:p>
+      <w:pPr>
+        <w:rPr>
+          <w:rFonts w:ascii="Times New Roman" w:hAnsi="Times New Roman" w:cs="Times New Roman"/>
+        </w:rPr>
+      </w:pPr>
+      <w:r>
+        <w:rPr>
+          <w:rFonts w:ascii="Times New Roman" w:hAnsi="Times New Roman" w:cs="Times New Roman"/>
+        </w:rPr>
+        <w:t>Embedding</w:t>
+      </w:r>
+    </w:p>
+    <w:p>
+      <w:pPr>
+        <w:rPr>
+          <w:rFonts w:ascii="Times New Roman" w:hAnsi="Times New Roman" w:cs="Times New Roman"/>
+        </w:rPr>
+      </w:pPr>
+      <w:r>
+        <w:rPr>
+          <w:rFonts w:ascii="Times New Roman" w:hAnsi="Times New Roman" w:cs="Times New Roman"/>
+        </w:rPr>
+        <w:t xml:space="preserve"> ↓</w:t>
+      </w:r>
+    </w:p>
+    <w:p>
+      <w:pPr>
+        <w:rPr>
+          <w:rFonts w:ascii="Times New Roman" w:hAnsi="Times New Roman" w:cs="Times New Roman"/>
+        </w:rPr>
+      </w:pPr>
+      <w:r>
+        <w:rPr>
+          <w:rFonts w:ascii="Times New Roman" w:hAnsi="Times New Roman" w:cs="Times New Roman"/>
+        </w:rPr>
+        <w:t>Vector Search</w:t>
+      </w:r>
+    </w:p>
+    <w:p>
+      <w:pPr>
+        <w:rPr>
+          <w:rFonts w:ascii="Times New Roman" w:hAnsi="Times New Roman" w:cs="Times New Roman"/>
+        </w:rPr>
+      </w:pPr>
+      <w:r>
+        <w:rPr>
+          <w:rFonts w:ascii="Times New Roman" w:hAnsi="Times New Roman" w:cs="Times New Roman"/>
+        </w:rPr>
+        <w:t xml:space="preserve"> ↓</w:t>
+      </w:r>
+    </w:p>
+    <w:p>
+      <w:pPr>
+        <w:rPr>
+          <w:rFonts w:ascii="Times New Roman" w:hAnsi="Times New Roman" w:cs="Times New Roman"/>
+        </w:rPr>
+      </w:pPr>
+      <w:r>
+        <w:rPr>
+          <w:rFonts w:ascii="Times New Roman" w:hAnsi="Times New Roman" w:cs="Times New Roman"/>
+        </w:rPr>
+        <w:t>Relevant Documents</w:t>
+      </w:r>
+    </w:p>
+    <w:p>
+      <w:pPr>
+        <w:rPr>
+          <w:rFonts w:ascii="Times New Roman" w:hAnsi="Times New Roman" w:cs="Times New Roman"/>
+        </w:rPr>
+      </w:pPr>
+      <w:r>
+        <w:rPr>
+          <w:rFonts w:ascii="Times New Roman" w:hAnsi="Times New Roman" w:cs="Times New Roman"/>
+        </w:rPr>
+        <w:t xml:space="preserve">The </w:t>
+      </w:r>
+      <w:r>
+        <w:rPr>
+          <w:rFonts w:ascii="Times New Roman" w:hAnsi="Times New Roman" w:cs="Times New Roman"/>
+          <w:b/>
+          <w:bCs/>
+        </w:rPr>
+        <w:t>PDF Chatbot</w:t>
+      </w:r>
+      <w:r>
+        <w:rPr>
+          <w:rFonts w:ascii="Times New Roman" w:hAnsi="Times New Roman" w:cs="Times New Roman"/>
+        </w:rPr>
+        <w:t xml:space="preserve"> adds the next part:</w:t>
+      </w:r>
+    </w:p>
+    <w:p>
+      <w:pPr>
+        <w:rPr>
+          <w:rFonts w:ascii="Times New Roman" w:hAnsi="Times New Roman" w:cs="Times New Roman"/>
+        </w:rPr>
+      </w:pPr>
+      <w:r>
+        <w:rPr>
+          <w:rFonts w:ascii="Times New Roman" w:hAnsi="Times New Roman" w:cs="Times New Roman"/>
+        </w:rPr>
+        <w:t>Relevant Documents</w:t>
+      </w:r>
+    </w:p>
+    <w:p>
+      <w:pPr>
+        <w:rPr>
+          <w:rFonts w:ascii="Times New Roman" w:hAnsi="Times New Roman" w:cs="Times New Roman"/>
+        </w:rPr>
+      </w:pPr>
+      <w:r>
+        <w:rPr>
+          <w:rFonts w:ascii="Times New Roman" w:hAnsi="Times New Roman" w:cs="Times New Roman"/>
+        </w:rPr>
+        <w:t xml:space="preserve">        ↓</w:t>
+      </w:r>
+    </w:p>
+    <w:p>
+      <w:pPr>
+        <w:rPr>
+          <w:rFonts w:ascii="Times New Roman" w:hAnsi="Times New Roman" w:cs="Times New Roman"/>
+        </w:rPr>
+      </w:pPr>
+      <w:r>
+        <w:rPr>
+          <w:rFonts w:ascii="Times New Roman" w:hAnsi="Times New Roman" w:cs="Times New Roman"/>
+        </w:rPr>
+        <w:lastRenderedPageBreak/>
+        <w:t xml:space="preserve">      Context</w:t>
+      </w:r>
+    </w:p>
+    <w:p>
+      <w:pPr>
+        <w:rPr>
+          <w:rFonts w:ascii="Times New Roman" w:hAnsi="Times New Roman" w:cs="Times New Roman"/>
+        </w:rPr>
+      </w:pPr>
+      <w:r>
+        <w:rPr>
+          <w:rFonts w:ascii="Times New Roman" w:hAnsi="Times New Roman" w:cs="Times New Roman"/>
+        </w:rPr>
+        <w:t xml:space="preserve">        ↓</w:t>
+      </w:r>
+    </w:p>
+    <w:p>
+      <w:pPr>
+        <w:rPr>
+          <w:rFonts w:ascii="Times New Roman" w:hAnsi="Times New Roman" w:cs="Times New Roman"/>
+        </w:rPr>
+      </w:pPr>
+      <w:r>
+        <w:rPr>
+          <w:rFonts w:ascii="Times New Roman" w:hAnsi="Times New Roman" w:cs="Times New Roman"/>
+        </w:rPr>
+        <w:t xml:space="preserve">       LLM</w:t>
+      </w:r>
+    </w:p>
+    <w:p>
+      <w:pPr>
+        <w:rPr>
+          <w:rFonts w:ascii="Times New Roman" w:hAnsi="Times New Roman" w:cs="Times New Roman"/>
+        </w:rPr>
+      </w:pPr>
+      <w:r>
+        <w:rPr>
+          <w:rFonts w:ascii="Times New Roman" w:hAnsi="Times New Roman" w:cs="Times New Roman"/>
+        </w:rPr>
+        <w:t xml:space="preserve">        ↓</w:t>
+      </w:r>
+    </w:p>
+    <w:p>
+      <w:pPr>
+        <w:rPr>
+          <w:rFonts w:ascii="Times New Roman" w:hAnsi="Times New Roman" w:cs="Times New Roman"/>
+        </w:rPr>
+      </w:pPr>
+      <w:r>
+        <w:rPr>
+          <w:rFonts w:ascii="Times New Roman" w:hAnsi="Times New Roman" w:cs="Times New Roman"/>
+        </w:rPr>
+        <w:t>Natural-language answer</w:t>
+      </w:r>
+    </w:p>
+    <w:p>
+      <w:pPr>
+        <w:rPr>
+          <w:rFonts w:ascii="Times New Roman" w:hAnsi="Times New Roman" w:cs="Times New Roman"/>
+        </w:rPr>
+      </w:pPr>
+      <w:r>
+        <w:rPr>
+          <w:rFonts w:ascii="Times New Roman" w:hAnsi="Times New Roman" w:cs="Times New Roman"/>
+        </w:rPr>
+        <w:t xml:space="preserve">So this project will be your introduction to </w:t>
+      </w:r>
+      <w:r>
+        <w:rPr>
+          <w:rFonts w:ascii="Times New Roman" w:hAnsi="Times New Roman" w:cs="Times New Roman"/>
+          <w:b/>
+          <w:bCs/>
+        </w:rPr>
+        <w:t>RAG</w:t>
+      </w:r>
+      <w:r>
+        <w:rPr>
+          <w:rFonts w:ascii="Times New Roman" w:hAnsi="Times New Roman" w:cs="Times New Roman"/>
+        </w:rPr>
+        <w:t xml:space="preserve">, and it will build directly on your </w:t>
+      </w:r>
+      <w:proofErr w:type="spellStart"/>
+      <w:r>
+        <w:rPr>
+          <w:rFonts w:ascii="Times New Roman" w:hAnsi="Times New Roman" w:cs="Times New Roman"/>
+        </w:rPr>
+        <w:t>EmbeddingService</w:t>
+      </w:r>
+      <w:proofErr w:type="spellEnd"/>
+      <w:r>
+        <w:rPr>
+          <w:rFonts w:ascii="Times New Roman" w:hAnsi="Times New Roman" w:cs="Times New Roman"/>
+        </w:rPr>
+        <w:t>, all-MiniLM-L6-v2, cosine similarity, and local vector store work.</w:t>
+      </w:r>
+    </w:p>
+    <w:p>
+      <w:pPr>
+        <w:rPr>
+          <w:rFonts w:ascii="Times New Roman" w:hAnsi="Times New Roman" w:cs="Times New Roman"/>
+        </w:rPr>
+      </w:pPr>
+    </w:p>
+    <w:p>
+      <w:pPr>
+        <w:rPr>
+          <w:rFonts w:ascii="Times New Roman" w:hAnsi="Times New Roman" w:cs="Times New Roman"/>
+        </w:rPr>
+      </w:pPr>
+    </w:p>
+    <w:p>
+      <w:pPr>
+        <w:rPr>
+          <w:rFonts w:ascii="Times New Roman" w:hAnsi="Times New Roman" w:cs="Times New Roman"/>
+          <w:b/>
+          <w:bCs/>
+        </w:rPr>
+      </w:pPr>
+      <w:r>
+        <w:rPr>
+          <w:rFonts w:ascii="Times New Roman" w:hAnsi="Times New Roman" w:cs="Times New Roman"/>
+          <w:b/>
+          <w:bCs/>
+        </w:rPr>
+        <w:t xml:space="preserve">2. </w:t>
+      </w:r>
+      <w:r>
+        <w:rPr>
+          <w:rFonts w:ascii="Times New Roman" w:hAnsi="Times New Roman" w:cs="Times New Roman"/>
+          <w:b/>
+          <w:bCs/>
+        </w:rPr>
+        <w:t>What is RAG?</w:t>
+      </w:r>
+    </w:p>
+    <w:p>
+      <w:pPr>
+        <w:rPr>
+          <w:rFonts w:ascii="Times New Roman" w:hAnsi="Times New Roman" w:cs="Times New Roman"/>
+        </w:rPr>
+      </w:pPr>
+      <w:r>
+        <w:rPr>
+          <w:rFonts w:ascii="Times New Roman" w:hAnsi="Times New Roman" w:cs="Times New Roman"/>
+          <w:b/>
+          <w:bCs/>
+        </w:rPr>
+        <w:t>RAG = Retrieval-Augmented Generation</w:t>
+      </w:r>
+    </w:p>
+    <w:p>
+      <w:pPr>
+        <w:rPr>
+          <w:rFonts w:ascii="Times New Roman" w:hAnsi="Times New Roman" w:cs="Times New Roman"/>
+        </w:rPr>
+      </w:pPr>
+      <w:r>
+        <w:rPr>
+          <w:rFonts w:ascii="Times New Roman" w:hAnsi="Times New Roman" w:cs="Times New Roman"/>
+        </w:rPr>
+        <w:t>Let's break the name down.</w:t>
+      </w:r>
+    </w:p>
+    <w:p>
+      <w:pPr>
+        <w:rPr>
+          <w:rFonts w:ascii="Times New Roman" w:hAnsi="Times New Roman" w:cs="Times New Roman"/>
+          <w:b/>
+          <w:bCs/>
+        </w:rPr>
+      </w:pPr>
+      <w:r>
+        <w:rPr>
+          <w:rFonts w:ascii="Times New Roman" w:hAnsi="Times New Roman" w:cs="Times New Roman"/>
+          <w:b/>
+          <w:bCs/>
+        </w:rPr>
+        <w:t>Retrieval</w:t>
+      </w:r>
+    </w:p>
+    <w:p>
+      <w:pPr>
+        <w:rPr>
+          <w:rFonts w:ascii="Times New Roman" w:hAnsi="Times New Roman" w:cs="Times New Roman"/>
+        </w:rPr>
+      </w:pPr>
+      <w:r>
+        <w:rPr>
+          <w:rFonts w:ascii="Times New Roman" w:hAnsi="Times New Roman" w:cs="Times New Roman"/>
+        </w:rPr>
+        <w:t>Find relevant information from your own data.</w:t>
+      </w:r>
+    </w:p>
+    <w:p>
+      <w:pPr>
+        <w:rPr>
+          <w:rFonts w:ascii="Times New Roman" w:hAnsi="Times New Roman" w:cs="Times New Roman"/>
+        </w:rPr>
+      </w:pPr>
+      <w:r>
+        <w:rPr>
+          <w:rFonts w:ascii="Times New Roman" w:hAnsi="Times New Roman" w:cs="Times New Roman"/>
+        </w:rPr>
+        <w:t>For example:</w:t>
+      </w:r>
+    </w:p>
+    <w:p>
+      <w:pPr>
+        <w:rPr>
+          <w:rFonts w:ascii="Times New Roman" w:hAnsi="Times New Roman" w:cs="Times New Roman"/>
+        </w:rPr>
+      </w:pPr>
+      <w:r>
+        <w:rPr>
+          <w:rFonts w:ascii="Times New Roman" w:hAnsi="Times New Roman" w:cs="Times New Roman"/>
+        </w:rPr>
+        <w:t>Question:</w:t>
+      </w:r>
+    </w:p>
+    <w:p>
+      <w:pPr>
+        <w:rPr>
+          <w:rFonts w:ascii="Times New Roman" w:hAnsi="Times New Roman" w:cs="Times New Roman"/>
+        </w:rPr>
+      </w:pPr>
+      <w:r>
+        <w:rPr>
+          <w:rFonts w:ascii="Times New Roman" w:hAnsi="Times New Roman" w:cs="Times New Roman"/>
+        </w:rPr>
+        <w:t>"How many days of annual leave can an employee take?"</w:t>
+      </w:r>
+    </w:p>
+    <w:p>
+      <w:pPr>
+        <w:rPr>
+          <w:rFonts w:ascii="Times New Roman" w:hAnsi="Times New Roman" w:cs="Times New Roman"/>
+        </w:rPr>
+      </w:pPr>
+    </w:p>
+    <w:p>
+      <w:pPr>
+        <w:rPr>
+          <w:rFonts w:ascii="Times New Roman" w:hAnsi="Times New Roman" w:cs="Times New Roman"/>
+        </w:rPr>
+      </w:pPr>
+      <w:r>
+        <w:rPr>
+          <w:rFonts w:ascii="Times New Roman" w:hAnsi="Times New Roman" w:cs="Times New Roman"/>
+        </w:rPr>
+        <w:t xml:space="preserve">        ↓</w:t>
+      </w:r>
+    </w:p>
+    <w:p>
+      <w:pPr>
+        <w:rPr>
+          <w:rFonts w:ascii="Times New Roman" w:hAnsi="Times New Roman" w:cs="Times New Roman"/>
+        </w:rPr>
+      </w:pPr>
+    </w:p>
+    <w:p>
+      <w:pPr>
+        <w:rPr>
+          <w:rFonts w:ascii="Times New Roman" w:hAnsi="Times New Roman" w:cs="Times New Roman"/>
+        </w:rPr>
+      </w:pPr>
+      <w:r>
+        <w:rPr>
+          <w:rFonts w:ascii="Times New Roman" w:hAnsi="Times New Roman" w:cs="Times New Roman"/>
+        </w:rPr>
+        <w:t>Vector Search</w:t>
+      </w:r>
+    </w:p>
+    <w:p>
+      <w:pPr>
+        <w:rPr>
+          <w:rFonts w:ascii="Times New Roman" w:hAnsi="Times New Roman" w:cs="Times New Roman"/>
+        </w:rPr>
+      </w:pPr>
+    </w:p>
+    <w:p>
+      <w:pPr>
+        <w:rPr>
+          <w:rFonts w:ascii="Times New Roman" w:hAnsi="Times New Roman" w:cs="Times New Roman"/>
+        </w:rPr>
+      </w:pPr>
+      <w:r>
+        <w:rPr>
+          <w:rFonts w:ascii="Times New Roman" w:hAnsi="Times New Roman" w:cs="Times New Roman"/>
+        </w:rPr>
+        <w:t xml:space="preserve">        ↓</w:t>
+      </w:r>
+    </w:p>
+    <w:p>
+      <w:pPr>
+        <w:rPr>
+          <w:rFonts w:ascii="Times New Roman" w:hAnsi="Times New Roman" w:cs="Times New Roman"/>
+        </w:rPr>
+      </w:pPr>
+    </w:p>
+    <w:p>
+      <w:pPr>
+        <w:rPr>
+          <w:rFonts w:ascii="Times New Roman" w:hAnsi="Times New Roman" w:cs="Times New Roman"/>
+        </w:rPr>
+      </w:pPr>
+      <w:r>
+        <w:rPr>
+          <w:rFonts w:ascii="Times New Roman" w:hAnsi="Times New Roman" w:cs="Times New Roman"/>
+        </w:rPr>
+        <w:t>PDF chunk:</w:t>
+      </w:r>
+    </w:p>
+    <w:p>
+      <w:pPr>
+        <w:rPr>
+          <w:rFonts w:ascii="Times New Roman" w:hAnsi="Times New Roman" w:cs="Times New Roman"/>
+        </w:rPr>
+      </w:pPr>
+      <w:r>
+        <w:rPr>
+          <w:rFonts w:ascii="Times New Roman" w:hAnsi="Times New Roman" w:cs="Times New Roman"/>
+        </w:rPr>
+        <w:t>"Employees are entitled to 20 days of annual leave..."</w:t>
+      </w:r>
+    </w:p>
+    <w:p>
+      <w:pPr>
+        <w:rPr>
+          <w:rFonts w:ascii="Times New Roman" w:hAnsi="Times New Roman" w:cs="Times New Roman"/>
+        </w:rPr>
+      </w:pPr>
+      <w:r>
+        <w:rPr>
+          <w:rFonts w:ascii="Times New Roman" w:hAnsi="Times New Roman" w:cs="Times New Roman"/>
+        </w:rPr>
+        <w:t xml:space="preserve">That's </w:t>
+      </w:r>
+      <w:r>
+        <w:rPr>
+          <w:rFonts w:ascii="Times New Roman" w:hAnsi="Times New Roman" w:cs="Times New Roman"/>
+          <w:b/>
+          <w:bCs/>
+        </w:rPr>
+        <w:t>retrieval</w:t>
+      </w:r>
+      <w:r>
+        <w:rPr>
+          <w:rFonts w:ascii="Times New Roman" w:hAnsi="Times New Roman" w:cs="Times New Roman"/>
+        </w:rPr>
+        <w:t>.</w:t>
+      </w:r>
+    </w:p>
+    <w:p>
+      <w:pPr>
+        <w:rPr>
+          <w:rFonts w:ascii="Times New Roman" w:hAnsi="Times New Roman" w:cs="Times New Roman"/>
+          <w:b/>
+          <w:bCs/>
+        </w:rPr>
+      </w:pPr>
+      <w:r>
+        <w:rPr>
+          <w:rFonts w:ascii="Times New Roman" w:hAnsi="Times New Roman" w:cs="Times New Roman"/>
+          <w:b/>
+          <w:bCs/>
+        </w:rPr>
+        <w:lastRenderedPageBreak/>
+        <w:t>Augmented</w:t>
+      </w:r>
+    </w:p>
+    <w:p>
+      <w:pPr>
+        <w:rPr>
+          <w:rFonts w:ascii="Times New Roman" w:hAnsi="Times New Roman" w:cs="Times New Roman"/>
+        </w:rPr>
+      </w:pPr>
+      <w:r>
+        <w:rPr>
+          <w:rFonts w:ascii="Times New Roman" w:hAnsi="Times New Roman" w:cs="Times New Roman"/>
+        </w:rPr>
+        <w:t>We give that retrieved information to the LLM as context.</w:t>
+      </w:r>
+    </w:p>
+    <w:p>
+      <w:pPr>
+        <w:rPr>
+          <w:rFonts w:ascii="Times New Roman" w:hAnsi="Times New Roman" w:cs="Times New Roman"/>
+        </w:rPr>
+      </w:pPr>
+      <w:r>
+        <w:rPr>
+          <w:rFonts w:ascii="Times New Roman" w:hAnsi="Times New Roman" w:cs="Times New Roman"/>
+        </w:rPr>
+        <w:t>Question:</w:t>
+      </w:r>
+    </w:p>
+    <w:p>
+      <w:pPr>
+        <w:rPr>
+          <w:rFonts w:ascii="Times New Roman" w:hAnsi="Times New Roman" w:cs="Times New Roman"/>
+        </w:rPr>
+      </w:pPr>
+      <w:r>
+        <w:rPr>
+          <w:rFonts w:ascii="Times New Roman" w:hAnsi="Times New Roman" w:cs="Times New Roman"/>
+        </w:rPr>
+        <w:t>How many days of annual leave can an employee take?</w:t>
+      </w:r>
+    </w:p>
+    <w:p>
+      <w:pPr>
+        <w:rPr>
+          <w:rFonts w:ascii="Times New Roman" w:hAnsi="Times New Roman" w:cs="Times New Roman"/>
+        </w:rPr>
+      </w:pPr>
+    </w:p>
+    <w:p>
+      <w:pPr>
+        <w:rPr>
+          <w:rFonts w:ascii="Times New Roman" w:hAnsi="Times New Roman" w:cs="Times New Roman"/>
+        </w:rPr>
+      </w:pPr>
+      <w:r>
+        <w:rPr>
+          <w:rFonts w:ascii="Times New Roman" w:hAnsi="Times New Roman" w:cs="Times New Roman"/>
+        </w:rPr>
+        <w:t>Context:</w:t>
+      </w:r>
+    </w:p>
+    <w:p>
+      <w:pPr>
+        <w:rPr>
+          <w:rFonts w:ascii="Times New Roman" w:hAnsi="Times New Roman" w:cs="Times New Roman"/>
+        </w:rPr>
+      </w:pPr>
+      <w:r>
+        <w:rPr>
+          <w:rFonts w:ascii="Times New Roman" w:hAnsi="Times New Roman" w:cs="Times New Roman"/>
+        </w:rPr>
+        <w:t>Employees are entitled to 20 days of annual leave.</w:t>
+      </w:r>
+    </w:p>
+    <w:p>
+      <w:pPr>
+        <w:rPr>
+          <w:rFonts w:ascii="Times New Roman" w:hAnsi="Times New Roman" w:cs="Times New Roman"/>
+        </w:rPr>
+      </w:pPr>
+      <w:r>
+        <w:rPr>
+          <w:rFonts w:ascii="Times New Roman" w:hAnsi="Times New Roman" w:cs="Times New Roman"/>
+        </w:rPr>
+        <w:t xml:space="preserve">That's the </w:t>
+      </w:r>
+      <w:r>
+        <w:rPr>
+          <w:rFonts w:ascii="Times New Roman" w:hAnsi="Times New Roman" w:cs="Times New Roman"/>
+          <w:b/>
+          <w:bCs/>
+        </w:rPr>
+        <w:t>augmentation</w:t>
+      </w:r>
+      <w:r>
+        <w:rPr>
+          <w:rFonts w:ascii="Times New Roman" w:hAnsi="Times New Roman" w:cs="Times New Roman"/>
+        </w:rPr>
+        <w:t xml:space="preserve"> part.</w:t>
+      </w:r>
+    </w:p>
+    <w:p>
+      <w:pPr>
+        <w:rPr>
+          <w:rFonts w:ascii="Times New Roman" w:hAnsi="Times New Roman" w:cs="Times New Roman"/>
+          <w:b/>
+          <w:bCs/>
+        </w:rPr>
+      </w:pPr>
+      <w:r>
+        <w:rPr>
+          <w:rFonts w:ascii="Times New Roman" w:hAnsi="Times New Roman" w:cs="Times New Roman"/>
+          <w:b/>
+          <w:bCs/>
+        </w:rPr>
+        <w:t>Generation</w:t>
+      </w:r>
+    </w:p>
+    <w:p>
+      <w:pPr>
+        <w:rPr>
+          <w:rFonts w:ascii="Times New Roman" w:hAnsi="Times New Roman" w:cs="Times New Roman"/>
+        </w:rPr>
+      </w:pPr>
+      <w:r>
+        <w:rPr>
+          <w:rFonts w:ascii="Times New Roman" w:hAnsi="Times New Roman" w:cs="Times New Roman"/>
+        </w:rPr>
+        <w:t>The LLM uses the question + retrieved context to generate a natural-language answer.</w:t>
+      </w:r>
+    </w:p>
+    <w:p>
+      <w:pPr>
+        <w:rPr>
+          <w:rFonts w:ascii="Times New Roman" w:hAnsi="Times New Roman" w:cs="Times New Roman"/>
+        </w:rPr>
+      </w:pPr>
+      <w:r>
+        <w:rPr>
+          <w:rFonts w:ascii="Times New Roman" w:hAnsi="Times New Roman" w:cs="Times New Roman"/>
+        </w:rPr>
+        <w:t>LLM</w:t>
+      </w:r>
+    </w:p>
+    <w:p>
+      <w:pPr>
+        <w:rPr>
+          <w:rFonts w:ascii="Times New Roman" w:hAnsi="Times New Roman" w:cs="Times New Roman"/>
+        </w:rPr>
+      </w:pPr>
+    </w:p>
+    <w:p>
+      <w:pPr>
+        <w:rPr>
+          <w:rFonts w:ascii="Times New Roman" w:hAnsi="Times New Roman" w:cs="Times New Roman"/>
+        </w:rPr>
+      </w:pPr>
+      <w:r>
+        <w:rPr>
+          <w:rFonts w:ascii="Times New Roman" w:hAnsi="Times New Roman" w:cs="Times New Roman"/>
+        </w:rPr>
+        <w:t>Question + Context</w:t>
+      </w:r>
+    </w:p>
+    <w:p>
+      <w:pPr>
+        <w:rPr>
+          <w:rFonts w:ascii="Times New Roman" w:hAnsi="Times New Roman" w:cs="Times New Roman"/>
+        </w:rPr>
+      </w:pPr>
+      <w:r>
+        <w:rPr>
+          <w:rFonts w:ascii="Times New Roman" w:hAnsi="Times New Roman" w:cs="Times New Roman"/>
+        </w:rPr>
+        <w:t xml:space="preserve">       ↓</w:t>
+      </w:r>
+    </w:p>
+    <w:p>
+      <w:pPr>
+        <w:rPr>
+          <w:rFonts w:ascii="Times New Roman" w:hAnsi="Times New Roman" w:cs="Times New Roman"/>
+        </w:rPr>
+      </w:pPr>
+      <w:r>
+        <w:rPr>
+          <w:rFonts w:ascii="Times New Roman" w:hAnsi="Times New Roman" w:cs="Times New Roman"/>
+        </w:rPr>
+        <w:t>"Employees are entitled to 20 days of annual leave."</w:t>
+      </w:r>
+    </w:p>
+    <w:p>
+      <w:pPr>
+        <w:rPr>
+          <w:rFonts w:ascii="Times New Roman" w:hAnsi="Times New Roman" w:cs="Times New Roman"/>
+        </w:rPr>
+      </w:pPr>
+      <w:r>
+        <w:rPr>
+          <w:rFonts w:ascii="Times New Roman" w:hAnsi="Times New Roman" w:cs="Times New Roman"/>
+        </w:rPr>
+        <w:t xml:space="preserve">That's </w:t>
+      </w:r>
+      <w:r>
+        <w:rPr>
+          <w:rFonts w:ascii="Times New Roman" w:hAnsi="Times New Roman" w:cs="Times New Roman"/>
+          <w:b/>
+          <w:bCs/>
+        </w:rPr>
+        <w:t>generation</w:t>
+      </w:r>
+      <w:r>
+        <w:rPr>
+          <w:rFonts w:ascii="Times New Roman" w:hAnsi="Times New Roman" w:cs="Times New Roman"/>
+        </w:rPr>
+        <w:t>.</w:t>
+      </w:r>
+    </w:p>
+    <w:p>
+      <w:pPr>
+        <w:rPr>
+          <w:rFonts w:ascii="Times New Roman" w:hAnsi="Times New Roman" w:cs="Times New Roman"/>
+        </w:rPr>
+      </w:pPr>
+      <w:r>
+        <w:rPr>
+          <w:rFonts w:ascii="Times New Roman" w:hAnsi="Times New Roman" w:cs="Times New Roman"/>
+        </w:rPr>
+        <w:t>So:</w:t>
+      </w:r>
+    </w:p>
+    <w:p>
+      <w:pPr>
+        <w:rPr>
+          <w:rFonts w:ascii="Times New Roman" w:hAnsi="Times New Roman" w:cs="Times New Roman"/>
+        </w:rPr>
+      </w:pPr>
+      <w:r>
+        <w:rPr>
+          <w:rFonts w:ascii="Times New Roman" w:hAnsi="Times New Roman" w:cs="Times New Roman"/>
+        </w:rPr>
+        <w:t>RAG</w:t>
+      </w:r>
+    </w:p>
+    <w:p>
+      <w:pPr>
+        <w:rPr>
+          <w:rFonts w:ascii="Times New Roman" w:hAnsi="Times New Roman" w:cs="Times New Roman"/>
+        </w:rPr>
+      </w:pPr>
+      <w:r>
+        <w:rPr>
+          <w:rFonts w:ascii="Times New Roman" w:hAnsi="Times New Roman" w:cs="Times New Roman"/>
+        </w:rPr>
+        <w:t>=</w:t>
+      </w:r>
+    </w:p>
+    <w:p>
+      <w:pPr>
+        <w:rPr>
+          <w:rFonts w:ascii="Times New Roman" w:hAnsi="Times New Roman" w:cs="Times New Roman"/>
+        </w:rPr>
+      </w:pPr>
+      <w:r>
+        <w:rPr>
+          <w:rFonts w:ascii="Times New Roman" w:hAnsi="Times New Roman" w:cs="Times New Roman"/>
+        </w:rPr>
+        <w:t>Retrieval</w:t>
+      </w:r>
+    </w:p>
+    <w:p>
+      <w:pPr>
+        <w:rPr>
+          <w:rFonts w:ascii="Times New Roman" w:hAnsi="Times New Roman" w:cs="Times New Roman"/>
+        </w:rPr>
+      </w:pPr>
+      <w:r>
+        <w:rPr>
+          <w:rFonts w:ascii="Times New Roman" w:hAnsi="Times New Roman" w:cs="Times New Roman"/>
+        </w:rPr>
+        <w:t>+</w:t>
+      </w:r>
+    </w:p>
+    <w:p>
+      <w:pPr>
+        <w:rPr>
+          <w:rFonts w:ascii="Times New Roman" w:hAnsi="Times New Roman" w:cs="Times New Roman"/>
+        </w:rPr>
+      </w:pPr>
+      <w:r>
+        <w:rPr>
+          <w:rFonts w:ascii="Times New Roman" w:hAnsi="Times New Roman" w:cs="Times New Roman"/>
+        </w:rPr>
+        <w:t>Context</w:t>
+      </w:r>
+    </w:p>
+    <w:p>
+      <w:pPr>
+        <w:rPr>
+          <w:rFonts w:ascii="Times New Roman" w:hAnsi="Times New Roman" w:cs="Times New Roman"/>
+        </w:rPr>
+      </w:pPr>
+      <w:r>
+        <w:rPr>
+          <w:rFonts w:ascii="Times New Roman" w:hAnsi="Times New Roman" w:cs="Times New Roman"/>
+        </w:rPr>
+        <w:t>+</w:t>
+      </w:r>
+    </w:p>
+    <w:p>
+      <w:pPr>
+        <w:rPr>
+          <w:rFonts w:ascii="Times New Roman" w:hAnsi="Times New Roman" w:cs="Times New Roman"/>
+        </w:rPr>
+      </w:pPr>
+      <w:r>
+        <w:rPr>
+          <w:rFonts w:ascii="Times New Roman" w:hAnsi="Times New Roman" w:cs="Times New Roman"/>
+        </w:rPr>
+        <w:t>LLM Generation</w:t>
+      </w:r>
+    </w:p>
+    <w:p>
+      <w:pPr>
+        <w:rPr>
+          <w:rFonts w:ascii="Times New Roman" w:hAnsi="Times New Roman" w:cs="Times New Roman"/>
+        </w:rPr>
+      </w:pPr>
+      <w:r>
+        <w:rPr>
+          <w:rFonts w:ascii="Times New Roman" w:hAnsi="Times New Roman" w:cs="Times New Roman"/>
+        </w:rPr>
+        <w:pict w14:anchorId="7A2BC85A">
+          <v:rect id="_x0000_i1036" style="width:0;height:1.5pt" o:hralign="center" o:hrstd="t" o:hr="t" fillcolor="#a0a0a0" stroked="f"/>
+        </w:pict>
+      </w:r>
+    </w:p>
+    <w:p>
+      <w:pPr>
+        <w:rPr>
+          <w:rFonts w:ascii="Times New Roman" w:hAnsi="Times New Roman" w:cs="Times New Roman"/>
+          <w:b/>
+          <w:bCs/>
+        </w:rPr>
+      </w:pPr>
+      <w:r>
+        <w:rPr>
+          <w:rFonts w:ascii="Times New Roman" w:hAnsi="Times New Roman" w:cs="Times New Roman"/>
+          <w:b/>
+          <w:bCs/>
+        </w:rPr>
+        <w:t>Step 3 — Why can't we simply send the whole PDF to the LLM?</w:t>
+      </w:r>
+    </w:p>
+    <w:p>
+      <w:pPr>
+        <w:rPr>
+          <w:rFonts w:ascii="Times New Roman" w:hAnsi="Times New Roman" w:cs="Times New Roman"/>
+        </w:rPr>
+      </w:pPr>
+      <w:r>
+        <w:rPr>
+          <w:rFonts w:ascii="Times New Roman" w:hAnsi="Times New Roman" w:cs="Times New Roman"/>
+        </w:rPr>
+        <w:t>This is one of the most important concepts in RAG.</w:t>
+      </w:r>
+    </w:p>
+    <w:p>
+      <w:pPr>
+        <w:rPr>
+          <w:rFonts w:ascii="Times New Roman" w:hAnsi="Times New Roman" w:cs="Times New Roman"/>
+        </w:rPr>
+      </w:pPr>
+      <w:r>
+        <w:rPr>
+          <w:rFonts w:ascii="Times New Roman" w:hAnsi="Times New Roman" w:cs="Times New Roman"/>
+        </w:rPr>
+        <w:lastRenderedPageBreak/>
+        <w:t xml:space="preserve">Imagine a PDF containing </w:t>
+      </w:r>
+      <w:r>
+        <w:rPr>
+          <w:rFonts w:ascii="Times New Roman" w:hAnsi="Times New Roman" w:cs="Times New Roman"/>
+          <w:b/>
+          <w:bCs/>
+        </w:rPr>
+        <w:t>200 pages</w:t>
+      </w:r>
+      <w:r>
+        <w:rPr>
+          <w:rFonts w:ascii="Times New Roman" w:hAnsi="Times New Roman" w:cs="Times New Roman"/>
+        </w:rPr>
+        <w:t>.</w:t>
+      </w:r>
+    </w:p>
+    <w:p>
+      <w:pPr>
+        <w:rPr>
+          <w:rFonts w:ascii="Times New Roman" w:hAnsi="Times New Roman" w:cs="Times New Roman"/>
+        </w:rPr>
+      </w:pPr>
+      <w:r>
+        <w:rPr>
+          <w:rFonts w:ascii="Times New Roman" w:hAnsi="Times New Roman" w:cs="Times New Roman"/>
+        </w:rPr>
+        <w:t>You ask:</w:t>
+      </w:r>
+    </w:p>
+    <w:p>
+      <w:pPr>
+        <w:rPr>
+          <w:rFonts w:ascii="Times New Roman" w:hAnsi="Times New Roman" w:cs="Times New Roman"/>
+        </w:rPr>
+      </w:pPr>
+      <w:r>
+        <w:rPr>
+          <w:rFonts w:ascii="Times New Roman" w:hAnsi="Times New Roman" w:cs="Times New Roman"/>
+        </w:rPr>
+        <w:t>"What is the company's annual leave policy?"</w:t>
+      </w:r>
+    </w:p>
+    <w:p>
+      <w:pPr>
+        <w:rPr>
+          <w:rFonts w:ascii="Times New Roman" w:hAnsi="Times New Roman" w:cs="Times New Roman"/>
+        </w:rPr>
+      </w:pPr>
+      <w:r>
+        <w:rPr>
+          <w:rFonts w:ascii="Times New Roman" w:hAnsi="Times New Roman" w:cs="Times New Roman"/>
+        </w:rPr>
+        <w:t>We don't want to send all 200 pages to the LLM.</w:t>
+      </w:r>
+    </w:p>
+    <w:p>
+      <w:pPr>
+        <w:rPr>
+          <w:rFonts w:ascii="Times New Roman" w:hAnsi="Times New Roman" w:cs="Times New Roman"/>
+        </w:rPr>
+      </w:pPr>
+      <w:r>
+        <w:rPr>
+          <w:rFonts w:ascii="Times New Roman" w:hAnsi="Times New Roman" w:cs="Times New Roman"/>
+        </w:rPr>
+        <w:t>Instead:</w:t>
+      </w:r>
+    </w:p>
+    <w:p>
+      <w:pPr>
+        <w:rPr>
+          <w:rFonts w:ascii="Times New Roman" w:hAnsi="Times New Roman" w:cs="Times New Roman"/>
+        </w:rPr>
+      </w:pPr>
+      <w:r>
+        <w:rPr>
+          <w:rFonts w:ascii="Times New Roman" w:hAnsi="Times New Roman" w:cs="Times New Roman"/>
+        </w:rPr>
+        <w:t>200-page PDF</w:t>
+      </w:r>
+    </w:p>
+    <w:p>
+      <w:pPr>
+        <w:rPr>
+          <w:rFonts w:ascii="Times New Roman" w:hAnsi="Times New Roman" w:cs="Times New Roman"/>
+        </w:rPr>
+      </w:pPr>
+      <w:r>
+        <w:rPr>
+          <w:rFonts w:ascii="Times New Roman" w:hAnsi="Times New Roman" w:cs="Times New Roman"/>
+        </w:rPr>
+        <w:t xml:space="preserve">     ↓</w:t>
+      </w:r>
+    </w:p>
+    <w:p>
+      <w:pPr>
+        <w:rPr>
+          <w:rFonts w:ascii="Times New Roman" w:hAnsi="Times New Roman" w:cs="Times New Roman"/>
+        </w:rPr>
+      </w:pPr>
+      <w:r>
+        <w:rPr>
+          <w:rFonts w:ascii="Times New Roman" w:hAnsi="Times New Roman" w:cs="Times New Roman"/>
+        </w:rPr>
+        <w:t>Extract text</w:t>
+      </w:r>
+    </w:p>
+    <w:p>
+      <w:pPr>
+        <w:rPr>
+          <w:rFonts w:ascii="Times New Roman" w:hAnsi="Times New Roman" w:cs="Times New Roman"/>
+        </w:rPr>
+      </w:pPr>
+      <w:r>
+        <w:rPr>
+          <w:rFonts w:ascii="Times New Roman" w:hAnsi="Times New Roman" w:cs="Times New Roman"/>
+        </w:rPr>
+        <w:t xml:space="preserve">     ↓</w:t>
+      </w:r>
+    </w:p>
+    <w:p>
+      <w:pPr>
+        <w:rPr>
+          <w:rFonts w:ascii="Times New Roman" w:hAnsi="Times New Roman" w:cs="Times New Roman"/>
+        </w:rPr>
+      </w:pPr>
+      <w:r>
+        <w:rPr>
+          <w:rFonts w:ascii="Times New Roman" w:hAnsi="Times New Roman" w:cs="Times New Roman"/>
+        </w:rPr>
+        <w:t>Split into 500 chunks</w:t>
+      </w:r>
+    </w:p>
+    <w:p>
+      <w:pPr>
+        <w:rPr>
+          <w:rFonts w:ascii="Times New Roman" w:hAnsi="Times New Roman" w:cs="Times New Roman"/>
+        </w:rPr>
+      </w:pPr>
+      <w:r>
+        <w:rPr>
+          <w:rFonts w:ascii="Times New Roman" w:hAnsi="Times New Roman" w:cs="Times New Roman"/>
+        </w:rPr>
+        <w:t xml:space="preserve">     ↓</w:t>
+      </w:r>
+    </w:p>
+    <w:p>
+      <w:pPr>
+        <w:rPr>
+          <w:rFonts w:ascii="Times New Roman" w:hAnsi="Times New Roman" w:cs="Times New Roman"/>
+        </w:rPr>
+      </w:pPr>
+      <w:r>
+        <w:rPr>
+          <w:rFonts w:ascii="Times New Roman" w:hAnsi="Times New Roman" w:cs="Times New Roman"/>
+        </w:rPr>
+        <w:t>Generate embeddings</w:t>
+      </w:r>
+    </w:p>
+    <w:p>
+      <w:pPr>
+        <w:rPr>
+          <w:rFonts w:ascii="Times New Roman" w:hAnsi="Times New Roman" w:cs="Times New Roman"/>
+        </w:rPr>
+      </w:pPr>
+      <w:r>
+        <w:rPr>
+          <w:rFonts w:ascii="Times New Roman" w:hAnsi="Times New Roman" w:cs="Times New Roman"/>
+        </w:rPr>
+        <w:t xml:space="preserve">     ↓</w:t>
+      </w:r>
+    </w:p>
+    <w:p>
+      <w:pPr>
+        <w:rPr>
+          <w:rFonts w:ascii="Times New Roman" w:hAnsi="Times New Roman" w:cs="Times New Roman"/>
+        </w:rPr>
+      </w:pPr>
+      <w:r>
+        <w:rPr>
+          <w:rFonts w:ascii="Times New Roman" w:hAnsi="Times New Roman" w:cs="Times New Roman"/>
+        </w:rPr>
+        <w:t>Store vectors</w:t>
+      </w:r>
+    </w:p>
+    <w:p>
+      <w:pPr>
+        <w:rPr>
+          <w:rFonts w:ascii="Times New Roman" w:hAnsi="Times New Roman" w:cs="Times New Roman"/>
+        </w:rPr>
+      </w:pPr>
+      <w:r>
+        <w:rPr>
+          <w:rFonts w:ascii="Times New Roman" w:hAnsi="Times New Roman" w:cs="Times New Roman"/>
+        </w:rPr>
+        <w:t>Then the question:</w:t>
+      </w:r>
+    </w:p>
+    <w:p>
+      <w:pPr>
+        <w:rPr>
+          <w:rFonts w:ascii="Times New Roman" w:hAnsi="Times New Roman" w:cs="Times New Roman"/>
+        </w:rPr>
+      </w:pPr>
+      <w:r>
+        <w:rPr>
+          <w:rFonts w:ascii="Times New Roman" w:hAnsi="Times New Roman" w:cs="Times New Roman"/>
+        </w:rPr>
+        <w:t>"What is the company's annual leave policy?"</w:t>
+      </w:r>
+    </w:p>
+    <w:p>
+      <w:pPr>
+        <w:rPr>
+          <w:rFonts w:ascii="Times New Roman" w:hAnsi="Times New Roman" w:cs="Times New Roman"/>
+        </w:rPr>
+      </w:pPr>
+      <w:r>
+        <w:rPr>
+          <w:rFonts w:ascii="Times New Roman" w:hAnsi="Times New Roman" w:cs="Times New Roman"/>
+        </w:rPr>
+        <w:t xml:space="preserve">              ↓</w:t>
+      </w:r>
+    </w:p>
+    <w:p>
+      <w:pPr>
+        <w:rPr>
+          <w:rFonts w:ascii="Times New Roman" w:hAnsi="Times New Roman" w:cs="Times New Roman"/>
+        </w:rPr>
+      </w:pPr>
+      <w:r>
+        <w:rPr>
+          <w:rFonts w:ascii="Times New Roman" w:hAnsi="Times New Roman" w:cs="Times New Roman"/>
+        </w:rPr>
+        <w:t xml:space="preserve">         Embedding</w:t>
+      </w:r>
+    </w:p>
+    <w:p>
+      <w:pPr>
+        <w:rPr>
+          <w:rFonts w:ascii="Times New Roman" w:hAnsi="Times New Roman" w:cs="Times New Roman"/>
+        </w:rPr>
+      </w:pPr>
+      <w:r>
+        <w:rPr>
+          <w:rFonts w:ascii="Times New Roman" w:hAnsi="Times New Roman" w:cs="Times New Roman"/>
+        </w:rPr>
+        <w:t xml:space="preserve">              ↓</w:t>
+      </w:r>
+    </w:p>
+    <w:p>
+      <w:pPr>
+        <w:rPr>
+          <w:rFonts w:ascii="Times New Roman" w:hAnsi="Times New Roman" w:cs="Times New Roman"/>
+        </w:rPr>
+      </w:pPr>
+      <w:r>
+        <w:rPr>
+          <w:rFonts w:ascii="Times New Roman" w:hAnsi="Times New Roman" w:cs="Times New Roman"/>
+        </w:rPr>
+        <w:t xml:space="preserve">       Vector Search</w:t>
+      </w:r>
+    </w:p>
+    <w:p>
+      <w:pPr>
+        <w:rPr>
+          <w:rFonts w:ascii="Times New Roman" w:hAnsi="Times New Roman" w:cs="Times New Roman"/>
+        </w:rPr>
+      </w:pPr>
+      <w:r>
+        <w:rPr>
+          <w:rFonts w:ascii="Times New Roman" w:hAnsi="Times New Roman" w:cs="Times New Roman"/>
+        </w:rPr>
+        <w:t xml:space="preserve">              ↓</w:t>
+      </w:r>
+    </w:p>
+    <w:p>
+      <w:pPr>
+        <w:rPr>
+          <w:rFonts w:ascii="Times New Roman" w:hAnsi="Times New Roman" w:cs="Times New Roman"/>
+        </w:rPr>
+      </w:pPr>
+      <w:r>
+        <w:rPr>
+          <w:rFonts w:ascii="Times New Roman" w:hAnsi="Times New Roman" w:cs="Times New Roman"/>
+        </w:rPr>
+        <w:t xml:space="preserve">       Top 3 relevant chunks</w:t>
+      </w:r>
+    </w:p>
+    <w:p>
+      <w:pPr>
+        <w:rPr>
+          <w:rFonts w:ascii="Times New Roman" w:hAnsi="Times New Roman" w:cs="Times New Roman"/>
+        </w:rPr>
+      </w:pPr>
+      <w:r>
+        <w:rPr>
+          <w:rFonts w:ascii="Times New Roman" w:hAnsi="Times New Roman" w:cs="Times New Roman"/>
+        </w:rPr>
+        <w:t xml:space="preserve">              ↓</w:t>
+      </w:r>
+    </w:p>
+    <w:p>
+      <w:pPr>
+        <w:rPr>
+          <w:rFonts w:ascii="Times New Roman" w:hAnsi="Times New Roman" w:cs="Times New Roman"/>
+        </w:rPr>
+      </w:pPr>
+      <w:r>
+        <w:rPr>
+          <w:rFonts w:ascii="Times New Roman" w:hAnsi="Times New Roman" w:cs="Times New Roman"/>
+        </w:rPr>
+        <w:t xml:space="preserve">             LLM</w:t>
+      </w:r>
+    </w:p>
+    <w:p>
+      <w:pPr>
+        <w:rPr>
+          <w:rFonts w:ascii="Times New Roman" w:hAnsi="Times New Roman" w:cs="Times New Roman"/>
+        </w:rPr>
+      </w:pPr>
+      <w:r>
+        <w:rPr>
+          <w:rFonts w:ascii="Times New Roman" w:hAnsi="Times New Roman" w:cs="Times New Roman"/>
+        </w:rPr>
+        <w:t>The LLM receives only the useful information.</w:t>
+      </w:r>
+    </w:p>
+    <w:p>
+      <w:pPr>
+        <w:rPr>
+          <w:rFonts w:ascii="Times New Roman" w:hAnsi="Times New Roman" w:cs="Times New Roman"/>
+        </w:rPr>
+      </w:pPr>
+      <w:r>
+        <w:rPr>
+          <w:rFonts w:ascii="Times New Roman" w:hAnsi="Times New Roman" w:cs="Times New Roman"/>
+        </w:rPr>
+        <w:t>This is the fundamental idea behind RAG.</w:t>
+      </w:r>
+    </w:p>
+    <w:p>
+      <w:pPr>
+        <w:rPr>
+          <w:rFonts w:ascii="Times New Roman" w:hAnsi="Times New Roman" w:cs="Times New Roman"/>
+        </w:rPr>
+      </w:pPr>
+      <w:r>
+        <w:rPr>
+          <w:rFonts w:ascii="Times New Roman" w:hAnsi="Times New Roman" w:cs="Times New Roman"/>
+        </w:rPr>
+        <w:pict w14:anchorId="7CB2196E">
+          <v:rect id="_x0000_i1037" style="width:0;height:1.5pt" o:hralign="center" o:hrstd="t" o:hr="t" fillcolor="#a0a0a0" stroked="f"/>
+        </w:pict>
+      </w:r>
+    </w:p>
+    <w:p>
+      <w:pPr>
+        <w:rPr>
+          <w:rFonts w:ascii="Times New Roman" w:hAnsi="Times New Roman" w:cs="Times New Roman"/>
+          <w:b/>
+          <w:bCs/>
+        </w:rPr>
+      </w:pPr>
+      <w:r>
+        <w:rPr>
+          <w:rFonts w:ascii="Times New Roman" w:hAnsi="Times New Roman" w:cs="Times New Roman"/>
+          <w:b/>
+          <w:bCs/>
+        </w:rPr>
+        <w:lastRenderedPageBreak/>
+        <w:t>Step 4 — The new concept: Chunking</w:t>
+      </w:r>
+    </w:p>
+    <w:p>
+      <w:pPr>
+        <w:rPr>
+          <w:rFonts w:ascii="Times New Roman" w:hAnsi="Times New Roman" w:cs="Times New Roman"/>
+        </w:rPr>
+      </w:pPr>
+      <w:r>
+        <w:rPr>
+          <w:rFonts w:ascii="Times New Roman" w:hAnsi="Times New Roman" w:cs="Times New Roman"/>
+        </w:rPr>
+        <w:t>You've already learned embeddings and vector search.</w:t>
+      </w:r>
+    </w:p>
+    <w:p>
+      <w:pPr>
+        <w:rPr>
+          <w:rFonts w:ascii="Times New Roman" w:hAnsi="Times New Roman" w:cs="Times New Roman"/>
+        </w:rPr>
+      </w:pPr>
+      <w:r>
+        <w:rPr>
+          <w:rFonts w:ascii="Times New Roman" w:hAnsi="Times New Roman" w:cs="Times New Roman"/>
+        </w:rPr>
+        <w:t>Now we introduce:</w:t>
+      </w:r>
+    </w:p>
+    <w:p>
+      <w:pPr>
+        <w:rPr>
+          <w:rFonts w:ascii="Times New Roman" w:hAnsi="Times New Roman" w:cs="Times New Roman"/>
+        </w:rPr>
+      </w:pPr>
+      <w:r>
+        <w:rPr>
+          <w:rFonts w:ascii="Times New Roman" w:hAnsi="Times New Roman" w:cs="Times New Roman"/>
+          <w:b/>
+          <w:bCs/>
+        </w:rPr>
+        <w:t>Text Chunking</w:t>
+      </w:r>
+    </w:p>
+    <w:p>
+      <w:pPr>
+        <w:rPr>
+          <w:rFonts w:ascii="Times New Roman" w:hAnsi="Times New Roman" w:cs="Times New Roman"/>
+        </w:rPr>
+      </w:pPr>
+      <w:r>
+        <w:rPr>
+          <w:rFonts w:ascii="Times New Roman" w:hAnsi="Times New Roman" w:cs="Times New Roman"/>
+        </w:rPr>
+        <w:t>Suppose the PDF contains:</w:t>
+      </w:r>
+    </w:p>
+    <w:p>
+      <w:pPr>
+        <w:rPr>
+          <w:rFonts w:ascii="Times New Roman" w:hAnsi="Times New Roman" w:cs="Times New Roman"/>
+        </w:rPr>
+      </w:pPr>
+      <w:r>
+        <w:rPr>
+          <w:rFonts w:ascii="Times New Roman" w:hAnsi="Times New Roman" w:cs="Times New Roman"/>
+        </w:rPr>
+        <w:t>Page 1</w:t>
+      </w:r>
+    </w:p>
+    <w:p>
+      <w:pPr>
+        <w:rPr>
+          <w:rFonts w:ascii="Times New Roman" w:hAnsi="Times New Roman" w:cs="Times New Roman"/>
+        </w:rPr>
+      </w:pPr>
+      <w:r>
+        <w:rPr>
+          <w:rFonts w:ascii="Times New Roman" w:hAnsi="Times New Roman" w:cs="Times New Roman"/>
+        </w:rPr>
+        <w:t>Employee Information</w:t>
+      </w:r>
+    </w:p>
+    <w:p>
+      <w:pPr>
+        <w:rPr>
+          <w:rFonts w:ascii="Times New Roman" w:hAnsi="Times New Roman" w:cs="Times New Roman"/>
+        </w:rPr>
+      </w:pPr>
+      <w:r>
+        <w:rPr>
+          <w:rFonts w:ascii="Times New Roman" w:hAnsi="Times New Roman" w:cs="Times New Roman"/>
+        </w:rPr>
+        <w:t>Employees must register their personal information...</w:t>
+      </w:r>
+    </w:p>
+    <w:p>
+      <w:pPr>
+        <w:rPr>
+          <w:rFonts w:ascii="Times New Roman" w:hAnsi="Times New Roman" w:cs="Times New Roman"/>
+        </w:rPr>
+      </w:pPr>
+    </w:p>
+    <w:p>
+      <w:pPr>
+        <w:rPr>
+          <w:rFonts w:ascii="Times New Roman" w:hAnsi="Times New Roman" w:cs="Times New Roman"/>
+        </w:rPr>
+      </w:pPr>
+      <w:r>
+        <w:rPr>
+          <w:rFonts w:ascii="Times New Roman" w:hAnsi="Times New Roman" w:cs="Times New Roman"/>
+        </w:rPr>
+        <w:t>Page 2</w:t>
+      </w:r>
+    </w:p>
+    <w:p>
+      <w:pPr>
+        <w:rPr>
+          <w:rFonts w:ascii="Times New Roman" w:hAnsi="Times New Roman" w:cs="Times New Roman"/>
+        </w:rPr>
+      </w:pPr>
+      <w:r>
+        <w:rPr>
+          <w:rFonts w:ascii="Times New Roman" w:hAnsi="Times New Roman" w:cs="Times New Roman"/>
+        </w:rPr>
+        <w:t>Leave Policy</w:t>
+      </w:r>
+    </w:p>
+    <w:p>
+      <w:pPr>
+        <w:rPr>
+          <w:rFonts w:ascii="Times New Roman" w:hAnsi="Times New Roman" w:cs="Times New Roman"/>
+        </w:rPr>
+      </w:pPr>
+      <w:r>
+        <w:rPr>
+          <w:rFonts w:ascii="Times New Roman" w:hAnsi="Times New Roman" w:cs="Times New Roman"/>
+        </w:rPr>
+        <w:t>Employees can apply for annual leave...</w:t>
+      </w:r>
+    </w:p>
+    <w:p>
+      <w:pPr>
+        <w:rPr>
+          <w:rFonts w:ascii="Times New Roman" w:hAnsi="Times New Roman" w:cs="Times New Roman"/>
+        </w:rPr>
+      </w:pPr>
+    </w:p>
+    <w:p>
+      <w:pPr>
+        <w:rPr>
+          <w:rFonts w:ascii="Times New Roman" w:hAnsi="Times New Roman" w:cs="Times New Roman"/>
+        </w:rPr>
+      </w:pPr>
+      <w:r>
+        <w:rPr>
+          <w:rFonts w:ascii="Times New Roman" w:hAnsi="Times New Roman" w:cs="Times New Roman"/>
+        </w:rPr>
+        <w:t>Page 3</w:t>
+      </w:r>
+    </w:p>
+    <w:p>
+      <w:pPr>
+        <w:rPr>
+          <w:rFonts w:ascii="Times New Roman" w:hAnsi="Times New Roman" w:cs="Times New Roman"/>
+        </w:rPr>
+      </w:pPr>
+      <w:r>
+        <w:rPr>
+          <w:rFonts w:ascii="Times New Roman" w:hAnsi="Times New Roman" w:cs="Times New Roman"/>
+        </w:rPr>
+        <w:t>Salary Policy</w:t>
+      </w:r>
+    </w:p>
+    <w:p>
+      <w:pPr>
+        <w:rPr>
+          <w:rFonts w:ascii="Times New Roman" w:hAnsi="Times New Roman" w:cs="Times New Roman"/>
+        </w:rPr>
+      </w:pPr>
+      <w:r>
+        <w:rPr>
+          <w:rFonts w:ascii="Times New Roman" w:hAnsi="Times New Roman" w:cs="Times New Roman"/>
+        </w:rPr>
+        <w:t>Employees can view their salary information...</w:t>
+      </w:r>
+    </w:p>
+    <w:p>
+      <w:pPr>
+        <w:rPr>
+          <w:rFonts w:ascii="Times New Roman" w:hAnsi="Times New Roman" w:cs="Times New Roman"/>
+        </w:rPr>
+      </w:pPr>
+      <w:r>
+        <w:rPr>
+          <w:rFonts w:ascii="Times New Roman" w:hAnsi="Times New Roman" w:cs="Times New Roman"/>
+        </w:rPr>
+        <w:t>We shouldn't necessarily create one giant embedding for the entire PDF.</w:t>
+      </w:r>
+    </w:p>
+    <w:p>
+      <w:pPr>
+        <w:rPr>
+          <w:rFonts w:ascii="Times New Roman" w:hAnsi="Times New Roman" w:cs="Times New Roman"/>
+        </w:rPr>
+      </w:pPr>
+      <w:r>
+        <w:rPr>
+          <w:rFonts w:ascii="Times New Roman" w:hAnsi="Times New Roman" w:cs="Times New Roman"/>
+        </w:rPr>
+        <w:t>Instead:</w:t>
+      </w:r>
+    </w:p>
+    <w:p>
+      <w:pPr>
+        <w:rPr>
+          <w:rFonts w:ascii="Times New Roman" w:hAnsi="Times New Roman" w:cs="Times New Roman"/>
+        </w:rPr>
+      </w:pPr>
+      <w:r>
+        <w:rPr>
+          <w:rFonts w:ascii="Times New Roman" w:hAnsi="Times New Roman" w:cs="Times New Roman"/>
+        </w:rPr>
+        <w:t>PDF</w:t>
+      </w:r>
+    </w:p>
+    <w:p>
+      <w:pPr>
+        <w:rPr>
+          <w:rFonts w:ascii="Times New Roman" w:hAnsi="Times New Roman" w:cs="Times New Roman"/>
+        </w:rPr>
+      </w:pPr>
+      <w:r>
+        <w:rPr>
+          <w:rFonts w:ascii="Times New Roman" w:hAnsi="Times New Roman" w:cs="Times New Roman"/>
+        </w:rPr>
+        <w:t xml:space="preserve"> ↓</w:t>
+      </w:r>
+    </w:p>
+    <w:p>
+      <w:pPr>
+        <w:rPr>
+          <w:rFonts w:ascii="Times New Roman" w:hAnsi="Times New Roman" w:cs="Times New Roman"/>
+        </w:rPr>
+      </w:pPr>
+      <w:r>
+        <w:rPr>
+          <w:rFonts w:ascii="Times New Roman" w:hAnsi="Times New Roman" w:cs="Times New Roman"/>
+        </w:rPr>
+        <w:t>Text</w:t>
+      </w:r>
+    </w:p>
+    <w:p>
+      <w:pPr>
+        <w:rPr>
+          <w:rFonts w:ascii="Times New Roman" w:hAnsi="Times New Roman" w:cs="Times New Roman"/>
+        </w:rPr>
+      </w:pPr>
+      <w:r>
+        <w:rPr>
+          <w:rFonts w:ascii="Times New Roman" w:hAnsi="Times New Roman" w:cs="Times New Roman"/>
+        </w:rPr>
+        <w:t xml:space="preserve"> ↓</w:t>
+      </w:r>
+    </w:p>
+    <w:p>
+      <w:pPr>
+        <w:rPr>
+          <w:rFonts w:ascii="Times New Roman" w:hAnsi="Times New Roman" w:cs="Times New Roman"/>
+        </w:rPr>
+      </w:pPr>
+      <w:r>
+        <w:rPr>
+          <w:rFonts w:ascii="Times New Roman" w:hAnsi="Times New Roman" w:cs="Times New Roman"/>
+        </w:rPr>
+        <w:t>Chunk 1</w:t>
+      </w:r>
+    </w:p>
+    <w:p>
+      <w:pPr>
+        <w:rPr>
+          <w:rFonts w:ascii="Times New Roman" w:hAnsi="Times New Roman" w:cs="Times New Roman"/>
+        </w:rPr>
+      </w:pPr>
+      <w:r>
+        <w:rPr>
+          <w:rFonts w:ascii="Times New Roman" w:hAnsi="Times New Roman" w:cs="Times New Roman"/>
+        </w:rPr>
+        <w:t>"Employee Information..."</w:t>
+      </w:r>
+    </w:p>
+    <w:p>
+      <w:pPr>
+        <w:rPr>
+          <w:rFonts w:ascii="Times New Roman" w:hAnsi="Times New Roman" w:cs="Times New Roman"/>
+        </w:rPr>
+      </w:pPr>
+    </w:p>
+    <w:p>
+      <w:pPr>
+        <w:rPr>
+          <w:rFonts w:ascii="Times New Roman" w:hAnsi="Times New Roman" w:cs="Times New Roman"/>
+        </w:rPr>
+      </w:pPr>
+      <w:r>
+        <w:rPr>
+          <w:rFonts w:ascii="Times New Roman" w:hAnsi="Times New Roman" w:cs="Times New Roman"/>
+        </w:rPr>
+        <w:t>Chunk 2</w:t>
+      </w:r>
+    </w:p>
+    <w:p>
+      <w:pPr>
+        <w:rPr>
+          <w:rFonts w:ascii="Times New Roman" w:hAnsi="Times New Roman" w:cs="Times New Roman"/>
+        </w:rPr>
+      </w:pPr>
+      <w:r>
+        <w:rPr>
+          <w:rFonts w:ascii="Times New Roman" w:hAnsi="Times New Roman" w:cs="Times New Roman"/>
+        </w:rPr>
+        <w:t>"Employees can apply for annual leave..."</w:t>
+      </w:r>
+    </w:p>
+    <w:p>
+      <w:pPr>
+        <w:rPr>
+          <w:rFonts w:ascii="Times New Roman" w:hAnsi="Times New Roman" w:cs="Times New Roman"/>
+        </w:rPr>
+      </w:pPr>
+    </w:p>
+    <w:p>
+      <w:pPr>
+        <w:rPr>
+          <w:rFonts w:ascii="Times New Roman" w:hAnsi="Times New Roman" w:cs="Times New Roman"/>
+        </w:rPr>
+      </w:pPr>
+      <w:r>
+        <w:rPr>
+          <w:rFonts w:ascii="Times New Roman" w:hAnsi="Times New Roman" w:cs="Times New Roman"/>
+        </w:rPr>
+        <w:t>Chunk 3</w:t>
+      </w:r>
+    </w:p>
+    <w:p>
+      <w:pPr>
+        <w:rPr>
+          <w:rFonts w:ascii="Times New Roman" w:hAnsi="Times New Roman" w:cs="Times New Roman"/>
+        </w:rPr>
+      </w:pPr>
+      <w:r>
+        <w:rPr>
+          <w:rFonts w:ascii="Times New Roman" w:hAnsi="Times New Roman" w:cs="Times New Roman"/>
+        </w:rPr>
+        <w:t>"Employees can view salary information..."</w:t>
+      </w:r>
+    </w:p>
+    <w:p>
+      <w:pPr>
+        <w:rPr>
+          <w:rFonts w:ascii="Times New Roman" w:hAnsi="Times New Roman" w:cs="Times New Roman"/>
+        </w:rPr>
+      </w:pPr>
+      <w:r>
+        <w:rPr>
+          <w:rFonts w:ascii="Times New Roman" w:hAnsi="Times New Roman" w:cs="Times New Roman"/>
+        </w:rPr>
+        <w:t>Each chunk gets its own embedding:</w:t>
+      </w:r>
+    </w:p>
+    <w:p>
+      <w:pPr>
+        <w:rPr>
+          <w:rFonts w:ascii="Times New Roman" w:hAnsi="Times New Roman" w:cs="Times New Roman"/>
+        </w:rPr>
+      </w:pPr>
+      <w:r>
+        <w:rPr>
+          <w:rFonts w:ascii="Times New Roman" w:hAnsi="Times New Roman" w:cs="Times New Roman"/>
+        </w:rPr>
+        <w:t>Chunk 1 → [384]</w:t>
+      </w:r>
+    </w:p>
+    <w:p>
+      <w:pPr>
+        <w:rPr>
+          <w:rFonts w:ascii="Times New Roman" w:hAnsi="Times New Roman" w:cs="Times New Roman"/>
+        </w:rPr>
+      </w:pPr>
+      <w:r>
+        <w:rPr>
+          <w:rFonts w:ascii="Times New Roman" w:hAnsi="Times New Roman" w:cs="Times New Roman"/>
+        </w:rPr>
+        <w:t>Chunk 2 → [384]</w:t>
+      </w:r>
+    </w:p>
+    <w:p>
+      <w:pPr>
+        <w:rPr>
+          <w:rFonts w:ascii="Times New Roman" w:hAnsi="Times New Roman" w:cs="Times New Roman"/>
+        </w:rPr>
+      </w:pPr>
+      <w:r>
+        <w:rPr>
+          <w:rFonts w:ascii="Times New Roman" w:hAnsi="Times New Roman" w:cs="Times New Roman"/>
+        </w:rPr>
+        <w:t>Chunk 3 → [384]</w:t>
+      </w:r>
+    </w:p>
+    <w:p>
+      <w:pPr>
+        <w:rPr>
+          <w:rFonts w:ascii="Times New Roman" w:hAnsi="Times New Roman" w:cs="Times New Roman"/>
+        </w:rPr>
+      </w:pPr>
+      <w:r>
+        <w:rPr>
+          <w:rFonts w:ascii="Times New Roman" w:hAnsi="Times New Roman" w:cs="Times New Roman"/>
+        </w:rPr>
+        <w:t>Then these vectors go into your local vector store.</w:t>
+      </w:r>
+    </w:p>
+    <w:p>
+      <w:pPr>
+        <w:rPr>
+          <w:rFonts w:ascii="Times New Roman" w:hAnsi="Times New Roman" w:cs="Times New Roman"/>
+        </w:rPr>
+      </w:pPr>
+      <w:r>
+        <w:rPr>
+          <w:rFonts w:ascii="Times New Roman" w:hAnsi="Times New Roman" w:cs="Times New Roman"/>
+        </w:rPr>
+        <w:pict w14:anchorId="5786912A">
+          <v:rect id="_x0000_i1038" style="width:0;height:1.5pt" o:hralign="center" o:hrstd="t" o:hr="t" fillcolor="#a0a0a0" stroked="f"/>
+        </w:pict>
+      </w:r>
+    </w:p>
+    <w:p>
+      <w:pPr>
+        <w:rPr>
+          <w:rFonts w:ascii="Times New Roman" w:hAnsi="Times New Roman" w:cs="Times New Roman"/>
+          <w:b/>
+          <w:bCs/>
+        </w:rPr>
+      </w:pPr>
+      <w:r>
+        <w:rPr>
+          <w:rFonts w:ascii="Times New Roman" w:hAnsi="Times New Roman" w:cs="Times New Roman"/>
+          <w:b/>
+          <w:bCs/>
+        </w:rPr>
+        <w:t>Step 5 — Why chunks instead of pages?</w:t>
+      </w:r>
+    </w:p>
+    <w:p>
+      <w:pPr>
+        <w:rPr>
+          <w:rFonts w:ascii="Times New Roman" w:hAnsi="Times New Roman" w:cs="Times New Roman"/>
+        </w:rPr>
+      </w:pPr>
+      <w:r>
+        <w:rPr>
+          <w:rFonts w:ascii="Times New Roman" w:hAnsi="Times New Roman" w:cs="Times New Roman"/>
+        </w:rPr>
+        <w:t>Because a page isn't necessarily a good semantic unit.</w:t>
+      </w:r>
+    </w:p>
+    <w:p>
+      <w:pPr>
+        <w:rPr>
+          <w:rFonts w:ascii="Times New Roman" w:hAnsi="Times New Roman" w:cs="Times New Roman"/>
+        </w:rPr>
+      </w:pPr>
+      <w:r>
+        <w:rPr>
+          <w:rFonts w:ascii="Times New Roman" w:hAnsi="Times New Roman" w:cs="Times New Roman"/>
+        </w:rPr>
+        <w:t>For example, one page might contain:</w:t>
+      </w:r>
+    </w:p>
+    <w:p>
+      <w:pPr>
+        <w:rPr>
+          <w:rFonts w:ascii="Times New Roman" w:hAnsi="Times New Roman" w:cs="Times New Roman"/>
+        </w:rPr>
+      </w:pPr>
+      <w:r>
+        <w:rPr>
+          <w:rFonts w:ascii="Times New Roman" w:hAnsi="Times New Roman" w:cs="Times New Roman"/>
+        </w:rPr>
+        <w:t>Employee Information</w:t>
+      </w:r>
+    </w:p>
+    <w:p>
+      <w:pPr>
+        <w:rPr>
+          <w:rFonts w:ascii="Times New Roman" w:hAnsi="Times New Roman" w:cs="Times New Roman"/>
+        </w:rPr>
+      </w:pPr>
+    </w:p>
+    <w:p>
+      <w:pPr>
+        <w:rPr>
+          <w:rFonts w:ascii="Times New Roman" w:hAnsi="Times New Roman" w:cs="Times New Roman"/>
+        </w:rPr>
+      </w:pPr>
+      <w:r>
+        <w:rPr>
+          <w:rFonts w:ascii="Times New Roman" w:hAnsi="Times New Roman" w:cs="Times New Roman"/>
+        </w:rPr>
+        <w:t>Name...</w:t>
+      </w:r>
+    </w:p>
+    <w:p>
+      <w:pPr>
+        <w:rPr>
+          <w:rFonts w:ascii="Times New Roman" w:hAnsi="Times New Roman" w:cs="Times New Roman"/>
+        </w:rPr>
+      </w:pPr>
+      <w:r>
+        <w:rPr>
+          <w:rFonts w:ascii="Times New Roman" w:hAnsi="Times New Roman" w:cs="Times New Roman"/>
+        </w:rPr>
+        <w:t>Address...</w:t>
+      </w:r>
+    </w:p>
+    <w:p>
+      <w:pPr>
+        <w:rPr>
+          <w:rFonts w:ascii="Times New Roman" w:hAnsi="Times New Roman" w:cs="Times New Roman"/>
+        </w:rPr>
+      </w:pPr>
+      <w:r>
+        <w:rPr>
+          <w:rFonts w:ascii="Times New Roman" w:hAnsi="Times New Roman" w:cs="Times New Roman"/>
+        </w:rPr>
+        <w:t>Phone...</w:t>
+      </w:r>
+    </w:p>
+    <w:p>
+      <w:pPr>
+        <w:rPr>
+          <w:rFonts w:ascii="Times New Roman" w:hAnsi="Times New Roman" w:cs="Times New Roman"/>
+        </w:rPr>
+      </w:pPr>
+    </w:p>
+    <w:p>
+      <w:pPr>
+        <w:rPr>
+          <w:rFonts w:ascii="Times New Roman" w:hAnsi="Times New Roman" w:cs="Times New Roman"/>
+        </w:rPr>
+      </w:pPr>
+      <w:r>
+        <w:rPr>
+          <w:rFonts w:ascii="Times New Roman" w:hAnsi="Times New Roman" w:cs="Times New Roman"/>
+        </w:rPr>
+        <w:t>Leave Policy</w:t>
+      </w:r>
+    </w:p>
+    <w:p>
+      <w:pPr>
+        <w:rPr>
+          <w:rFonts w:ascii="Times New Roman" w:hAnsi="Times New Roman" w:cs="Times New Roman"/>
+        </w:rPr>
+      </w:pPr>
+    </w:p>
+    <w:p>
+      <w:pPr>
+        <w:rPr>
+          <w:rFonts w:ascii="Times New Roman" w:hAnsi="Times New Roman" w:cs="Times New Roman"/>
+        </w:rPr>
+      </w:pPr>
+      <w:r>
+        <w:rPr>
+          <w:rFonts w:ascii="Times New Roman" w:hAnsi="Times New Roman" w:cs="Times New Roman"/>
+        </w:rPr>
+        <w:t>Annual leave...</w:t>
+      </w:r>
+    </w:p>
+    <w:p>
+      <w:pPr>
+        <w:rPr>
+          <w:rFonts w:ascii="Times New Roman" w:hAnsi="Times New Roman" w:cs="Times New Roman"/>
+        </w:rPr>
+      </w:pPr>
+      <w:r>
+        <w:rPr>
+          <w:rFonts w:ascii="Times New Roman" w:hAnsi="Times New Roman" w:cs="Times New Roman"/>
+        </w:rPr>
+        <w:t>Sick leave...</w:t>
+      </w:r>
+    </w:p>
+    <w:p>
+      <w:pPr>
+        <w:rPr>
+          <w:rFonts w:ascii="Times New Roman" w:hAnsi="Times New Roman" w:cs="Times New Roman"/>
+        </w:rPr>
+      </w:pPr>
+      <w:r>
+        <w:rPr>
+          <w:rFonts w:ascii="Times New Roman" w:hAnsi="Times New Roman" w:cs="Times New Roman"/>
+        </w:rPr>
+        <w:t>Casual leave...</w:t>
+      </w:r>
+    </w:p>
+    <w:p>
+      <w:pPr>
+        <w:rPr>
+          <w:rFonts w:ascii="Times New Roman" w:hAnsi="Times New Roman" w:cs="Times New Roman"/>
+        </w:rPr>
+      </w:pPr>
+      <w:r>
+        <w:rPr>
+          <w:rFonts w:ascii="Times New Roman" w:hAnsi="Times New Roman" w:cs="Times New Roman"/>
+        </w:rPr>
+        <w:t>If we embed the entire page, the vector represents several unrelated topics.</w:t>
+      </w:r>
+    </w:p>
+    <w:p>
+      <w:pPr>
+        <w:rPr>
+          <w:rFonts w:ascii="Times New Roman" w:hAnsi="Times New Roman" w:cs="Times New Roman"/>
+        </w:rPr>
+      </w:pPr>
+      <w:r>
+        <w:rPr>
+          <w:rFonts w:ascii="Times New Roman" w:hAnsi="Times New Roman" w:cs="Times New Roman"/>
+        </w:rPr>
+        <w:t>A chunk can be more focused:</w:t>
+      </w:r>
+    </w:p>
+    <w:p>
+      <w:pPr>
+        <w:rPr>
+          <w:rFonts w:ascii="Times New Roman" w:hAnsi="Times New Roman" w:cs="Times New Roman"/>
+        </w:rPr>
+      </w:pPr>
+      <w:r>
+        <w:rPr>
+          <w:rFonts w:ascii="Times New Roman" w:hAnsi="Times New Roman" w:cs="Times New Roman"/>
+        </w:rPr>
+        <w:t>Chunk 1</w:t>
+      </w:r>
+    </w:p>
+    <w:p>
+      <w:pPr>
+        <w:rPr>
+          <w:rFonts w:ascii="Times New Roman" w:hAnsi="Times New Roman" w:cs="Times New Roman"/>
+        </w:rPr>
+      </w:pPr>
+      <w:r>
+        <w:rPr>
+          <w:rFonts w:ascii="Times New Roman" w:hAnsi="Times New Roman" w:cs="Times New Roman"/>
+        </w:rPr>
+        <w:t>Employee personal information...</w:t>
+      </w:r>
+    </w:p>
+    <w:p>
+      <w:pPr>
+        <w:rPr>
+          <w:rFonts w:ascii="Times New Roman" w:hAnsi="Times New Roman" w:cs="Times New Roman"/>
+        </w:rPr>
+      </w:pPr>
+    </w:p>
+    <w:p>
+      <w:pPr>
+        <w:rPr>
+          <w:rFonts w:ascii="Times New Roman" w:hAnsi="Times New Roman" w:cs="Times New Roman"/>
+        </w:rPr>
+      </w:pPr>
+      <w:r>
+        <w:rPr>
+          <w:rFonts w:ascii="Times New Roman" w:hAnsi="Times New Roman" w:cs="Times New Roman"/>
+        </w:rPr>
+        <w:t>Chunk 2</w:t>
+      </w:r>
+    </w:p>
+    <w:p>
+      <w:pPr>
+        <w:rPr>
+          <w:rFonts w:ascii="Times New Roman" w:hAnsi="Times New Roman" w:cs="Times New Roman"/>
+        </w:rPr>
+      </w:pPr>
+      <w:r>
+        <w:rPr>
+          <w:rFonts w:ascii="Times New Roman" w:hAnsi="Times New Roman" w:cs="Times New Roman"/>
+        </w:rPr>
+        <w:t>Annual leave policy...</w:t>
+      </w:r>
+    </w:p>
+    <w:p>
+      <w:pPr>
+        <w:rPr>
+          <w:rFonts w:ascii="Times New Roman" w:hAnsi="Times New Roman" w:cs="Times New Roman"/>
+        </w:rPr>
+      </w:pPr>
+    </w:p>
+    <w:p>
+      <w:pPr>
+        <w:rPr>
+          <w:rFonts w:ascii="Times New Roman" w:hAnsi="Times New Roman" w:cs="Times New Roman"/>
+        </w:rPr>
+      </w:pPr>
+      <w:r>
+        <w:rPr>
+          <w:rFonts w:ascii="Times New Roman" w:hAnsi="Times New Roman" w:cs="Times New Roman"/>
+        </w:rPr>
+        <w:t>Chunk 3</w:t>
+      </w:r>
+    </w:p>
+    <w:p>
+      <w:pPr>
+        <w:rPr>
+          <w:rFonts w:ascii="Times New Roman" w:hAnsi="Times New Roman" w:cs="Times New Roman"/>
+        </w:rPr>
+      </w:pPr>
+      <w:r>
+        <w:rPr>
+          <w:rFonts w:ascii="Times New Roman" w:hAnsi="Times New Roman" w:cs="Times New Roman"/>
+        </w:rPr>
+        <w:t>Sick leave policy...</w:t>
+      </w:r>
+    </w:p>
+    <w:p>
+      <w:pPr>
+        <w:rPr>
+          <w:rFonts w:ascii="Times New Roman" w:hAnsi="Times New Roman" w:cs="Times New Roman"/>
+        </w:rPr>
+      </w:pPr>
+      <w:r>
+        <w:rPr>
+          <w:rFonts w:ascii="Times New Roman" w:hAnsi="Times New Roman" w:cs="Times New Roman"/>
+        </w:rPr>
+        <w:t>This generally gives retrieval a more precise piece of information to work with.</w:t>
+      </w:r>
+    </w:p>
+    <w:p>
+      <w:pPr>
+        <w:rPr>
+          <w:rFonts w:ascii="Times New Roman" w:hAnsi="Times New Roman" w:cs="Times New Roman"/>
+        </w:rPr>
+      </w:pPr>
+    </w:p>
+    <w:p>
+      <w:pPr>
+        <w:rPr>
+          <w:rFonts w:ascii="Times New Roman" w:hAnsi="Times New Roman" w:cs="Times New Roman"/>
+        </w:rPr>
+      </w:pPr>
+    </w:p>
+    <w:p>
+      <w:pPr>
+        <w:rPr>
+          <w:rFonts w:ascii="Times New Roman" w:hAnsi="Times New Roman" w:cs="Times New Roman"/>
+          <w:b/>
+          <w:bCs/>
+          <w:sz w:val="28"/>
+          <w:szCs w:val="28"/>
+        </w:rPr>
+      </w:pPr>
+      <w:r>
+        <w:rPr>
+          <w:rFonts w:ascii="Times New Roman" w:hAnsi="Times New Roman" w:cs="Times New Roman"/>
+          <w:b/>
+          <w:bCs/>
+          <w:sz w:val="28"/>
+          <w:szCs w:val="28"/>
+        </w:rPr>
+        <w:t>LLM Email Generator</w:t>
+      </w:r>
+    </w:p>
+    <w:p>
+      <w:pPr>
+        <w:rPr>
+          <w:rFonts w:ascii="Times New Roman" w:hAnsi="Times New Roman" w:cs="Times New Roman"/>
+        </w:rPr>
+      </w:pPr>
+      <w:r>
+        <w:rPr>
+          <w:rFonts w:ascii="Times New Roman" w:hAnsi="Times New Roman" w:cs="Times New Roman"/>
+        </w:rPr>
+        <w:t>Our application will accept:</w:t>
+      </w:r>
+    </w:p>
+    <w:p>
+      <w:pPr>
+        <w:rPr>
+          <w:rFonts w:ascii="Times New Roman" w:hAnsi="Times New Roman" w:cs="Times New Roman"/>
+        </w:rPr>
+      </w:pPr>
+      <w:r>
+        <w:rPr>
+          <w:rFonts w:ascii="Times New Roman" w:hAnsi="Times New Roman" w:cs="Times New Roman"/>
+        </w:rPr>
+        <w:t>Purpose       : Leave Request</w:t>
+      </w:r>
+    </w:p>
+    <w:p>
+      <w:pPr>
+        <w:rPr>
+          <w:rFonts w:ascii="Times New Roman" w:hAnsi="Times New Roman" w:cs="Times New Roman"/>
+        </w:rPr>
+      </w:pPr>
+      <w:r>
+        <w:rPr>
+          <w:rFonts w:ascii="Times New Roman" w:hAnsi="Times New Roman" w:cs="Times New Roman"/>
+        </w:rPr>
+        <w:t>Recipient     : HR Manager</w:t>
+      </w:r>
+    </w:p>
+    <w:p>
+      <w:pPr>
+        <w:rPr>
+          <w:rFonts w:ascii="Times New Roman" w:hAnsi="Times New Roman" w:cs="Times New Roman"/>
+        </w:rPr>
+      </w:pPr>
+      <w:r>
+        <w:rPr>
+          <w:rFonts w:ascii="Times New Roman" w:hAnsi="Times New Roman" w:cs="Times New Roman"/>
+        </w:rPr>
+        <w:t>Reason        : Family event</w:t>
+      </w:r>
+    </w:p>
+    <w:p>
+      <w:pPr>
+        <w:rPr>
+          <w:rFonts w:ascii="Times New Roman" w:hAnsi="Times New Roman" w:cs="Times New Roman"/>
+        </w:rPr>
+      </w:pPr>
+      <w:r>
+        <w:rPr>
+          <w:rFonts w:ascii="Times New Roman" w:hAnsi="Times New Roman" w:cs="Times New Roman"/>
+        </w:rPr>
+        <w:t>Duration      : 3 days</w:t>
+      </w:r>
+    </w:p>
+    <w:p>
+      <w:pPr>
+        <w:rPr>
+          <w:rFonts w:ascii="Times New Roman" w:hAnsi="Times New Roman" w:cs="Times New Roman"/>
+        </w:rPr>
+      </w:pPr>
+      <w:r>
+        <w:rPr>
+          <w:rFonts w:ascii="Times New Roman" w:hAnsi="Times New Roman" w:cs="Times New Roman"/>
+        </w:rPr>
+        <w:t>Tone          : Professional</w:t>
+      </w:r>
+    </w:p>
+    <w:p>
+      <w:pPr>
+        <w:rPr>
+          <w:rFonts w:ascii="Times New Roman" w:hAnsi="Times New Roman" w:cs="Times New Roman"/>
+        </w:rPr>
+      </w:pPr>
+      <w:r>
+        <w:rPr>
+          <w:rFonts w:ascii="Times New Roman" w:hAnsi="Times New Roman" w:cs="Times New Roman"/>
+        </w:rPr>
+        <w:t>and ask an LLM to generate a complete email.</w:t>
+      </w:r>
+    </w:p>
+    <w:p>
+      <w:pPr>
+        <w:rPr>
+          <w:rFonts w:ascii="Times New Roman" w:hAnsi="Times New Roman" w:cs="Times New Roman"/>
+          <w:b/>
+          <w:bCs/>
+        </w:rPr>
+      </w:pPr>
+      <w:r>
+        <w:rPr>
+          <w:rFonts w:ascii="Times New Roman" w:hAnsi="Times New Roman" w:cs="Times New Roman"/>
+          <w:b/>
+          <w:bCs/>
+        </w:rPr>
+        <w:t>The architecture will eventually be:</w:t>
+      </w:r>
+    </w:p>
+    <w:p>
+      <w:pPr>
+        <w:rPr>
+          <w:rFonts w:ascii="Times New Roman" w:hAnsi="Times New Roman" w:cs="Times New Roman"/>
+        </w:rPr>
+      </w:pPr>
+      <w:r>
+        <w:rPr>
+          <w:rFonts w:ascii="Times New Roman" w:hAnsi="Times New Roman" w:cs="Times New Roman"/>
+        </w:rPr>
+        <w:t xml:space="preserve">                  C# Console App</w:t>
+      </w:r>
+    </w:p>
+    <w:p>
+      <w:pPr>
+        <w:rPr>
+          <w:rFonts w:ascii="Times New Roman" w:hAnsi="Times New Roman" w:cs="Times New Roman"/>
+        </w:rPr>
+      </w:pPr>
+      <w:r>
+        <w:rPr>
+          <w:rFonts w:ascii="Times New Roman" w:hAnsi="Times New Roman" w:cs="Times New Roman"/>
+        </w:rPr>
+        <w:t xml:space="preserve">                        │</w:t>
+      </w:r>
+    </w:p>
+    <w:p>
+      <w:pPr>
+        <w:rPr>
+          <w:rFonts w:ascii="Times New Roman" w:hAnsi="Times New Roman" w:cs="Times New Roman"/>
+        </w:rPr>
+      </w:pPr>
+      <w:r>
+        <w:rPr>
+          <w:rFonts w:ascii="Times New Roman" w:hAnsi="Times New Roman" w:cs="Times New Roman"/>
+        </w:rPr>
+        <w:t xml:space="preserve">                        ▼</w:t>
+      </w:r>
+    </w:p>
+    <w:p>
+      <w:pPr>
+        <w:rPr>
+          <w:rFonts w:ascii="Times New Roman" w:hAnsi="Times New Roman" w:cs="Times New Roman"/>
+        </w:rPr>
+      </w:pPr>
+      <w:r>
+        <w:rPr>
+          <w:rFonts w:ascii="Times New Roman" w:hAnsi="Times New Roman" w:cs="Times New Roman"/>
+        </w:rPr>
+        <w:t xml:space="preserve">                 User Input</w:t>
+      </w:r>
+    </w:p>
+    <w:p>
+      <w:pPr>
+        <w:rPr>
+          <w:rFonts w:ascii="Times New Roman" w:hAnsi="Times New Roman" w:cs="Times New Roman"/>
+        </w:rPr>
+      </w:pPr>
+      <w:r>
+        <w:rPr>
+          <w:rFonts w:ascii="Times New Roman" w:hAnsi="Times New Roman" w:cs="Times New Roman"/>
+        </w:rPr>
+        <w:t xml:space="preserve">                        │</w:t>
+      </w:r>
+    </w:p>
+    <w:p>
+      <w:pPr>
+        <w:rPr>
+          <w:rFonts w:ascii="Times New Roman" w:hAnsi="Times New Roman" w:cs="Times New Roman"/>
+        </w:rPr>
+      </w:pPr>
+      <w:r>
+        <w:rPr>
+          <w:rFonts w:ascii="Times New Roman" w:hAnsi="Times New Roman" w:cs="Times New Roman"/>
+        </w:rPr>
+        <w:t xml:space="preserve">                        ▼</w:t>
+      </w:r>
+    </w:p>
+    <w:p>
+      <w:pPr>
+        <w:rPr>
+          <w:rFonts w:ascii="Times New Roman" w:hAnsi="Times New Roman" w:cs="Times New Roman"/>
+        </w:rPr>
+      </w:pPr>
+      <w:r>
+        <w:rPr>
+          <w:rFonts w:ascii="Times New Roman" w:hAnsi="Times New Roman" w:cs="Times New Roman"/>
+        </w:rPr>
+        <w:t xml:space="preserve">               Email Prompt Builder</w:t>
+      </w:r>
+    </w:p>
+    <w:p>
+      <w:pPr>
+        <w:rPr>
+          <w:rFonts w:ascii="Times New Roman" w:hAnsi="Times New Roman" w:cs="Times New Roman"/>
+        </w:rPr>
+      </w:pPr>
+      <w:r>
+        <w:rPr>
+          <w:rFonts w:ascii="Times New Roman" w:hAnsi="Times New Roman" w:cs="Times New Roman"/>
+        </w:rPr>
+        <w:t xml:space="preserve">                        │</w:t>
+      </w:r>
+    </w:p>
+    <w:p>
+      <w:pPr>
+        <w:rPr>
+          <w:rFonts w:ascii="Times New Roman" w:hAnsi="Times New Roman" w:cs="Times New Roman"/>
+        </w:rPr>
+      </w:pPr>
+      <w:r>
+        <w:rPr>
+          <w:rFonts w:ascii="Times New Roman" w:hAnsi="Times New Roman" w:cs="Times New Roman"/>
+        </w:rPr>
+        <w:t xml:space="preserve">                        ▼</w:t>
+      </w:r>
+    </w:p>
+    <w:p>
+      <w:pPr>
+        <w:rPr>
+          <w:rFonts w:ascii="Times New Roman" w:hAnsi="Times New Roman" w:cs="Times New Roman"/>
+        </w:rPr>
+      </w:pPr>
+      <w:r>
+        <w:rPr>
+          <w:rFonts w:ascii="Times New Roman" w:hAnsi="Times New Roman" w:cs="Times New Roman"/>
+        </w:rPr>
+        <w:lastRenderedPageBreak/>
+        <w:t xml:space="preserve">                  LLM API</w:t>
+      </w:r>
+    </w:p>
+    <w:p>
+      <w:pPr>
+        <w:rPr>
+          <w:rFonts w:ascii="Times New Roman" w:hAnsi="Times New Roman" w:cs="Times New Roman"/>
+        </w:rPr>
+      </w:pPr>
+      <w:r>
+        <w:rPr>
+          <w:rFonts w:ascii="Times New Roman" w:hAnsi="Times New Roman" w:cs="Times New Roman"/>
+        </w:rPr>
+        <w:t xml:space="preserve">                        │</w:t>
+      </w:r>
+    </w:p>
+    <w:p>
+      <w:pPr>
+        <w:rPr>
+          <w:rFonts w:ascii="Times New Roman" w:hAnsi="Times New Roman" w:cs="Times New Roman"/>
+        </w:rPr>
+      </w:pPr>
+      <w:r>
+        <w:rPr>
+          <w:rFonts w:ascii="Times New Roman" w:hAnsi="Times New Roman" w:cs="Times New Roman"/>
+        </w:rPr>
+        <w:t xml:space="preserve">                        ▼</w:t>
+      </w:r>
+    </w:p>
+    <w:p>
+      <w:pPr>
+        <w:rPr>
+          <w:rFonts w:ascii="Times New Roman" w:hAnsi="Times New Roman" w:cs="Times New Roman"/>
+        </w:rPr>
+      </w:pPr>
+      <w:r>
+        <w:rPr>
+          <w:rFonts w:ascii="Times New Roman" w:hAnsi="Times New Roman" w:cs="Times New Roman"/>
+        </w:rPr>
+        <w:t xml:space="preserve">                Generated Email</w:t>
+      </w:r>
+    </w:p>
+    <w:p>
+      <w:pPr>
+        <w:rPr>
+          <w:rFonts w:ascii="Times New Roman" w:hAnsi="Times New Roman" w:cs="Times New Roman"/>
+        </w:rPr>
+      </w:pPr>
+      <w:r>
+        <w:rPr>
+          <w:rFonts w:ascii="Times New Roman" w:hAnsi="Times New Roman" w:cs="Times New Roman"/>
+        </w:rPr>
+        <w:t xml:space="preserve">                        │</w:t>
+      </w:r>
+    </w:p>
+    <w:p>
+      <w:pPr>
+        <w:rPr>
+          <w:rFonts w:ascii="Times New Roman" w:hAnsi="Times New Roman" w:cs="Times New Roman"/>
+        </w:rPr>
+      </w:pPr>
+      <w:r>
+        <w:rPr>
+          <w:rFonts w:ascii="Times New Roman" w:hAnsi="Times New Roman" w:cs="Times New Roman"/>
+        </w:rPr>
+        <w:t xml:space="preserve">                        ▼</w:t>
+      </w:r>
+    </w:p>
+    <w:p>
+      <w:pPr>
+        <w:rPr>
+          <w:rFonts w:ascii="Times New Roman" w:hAnsi="Times New Roman" w:cs="Times New Roman"/>
+        </w:rPr>
+      </w:pPr>
+      <w:r>
+        <w:rPr>
+          <w:rFonts w:ascii="Times New Roman" w:hAnsi="Times New Roman" w:cs="Times New Roman"/>
+        </w:rPr>
+        <w:t xml:space="preserve">                 Console Output</w:t>
+      </w:r>
+    </w:p>
+    <w:p>
+      <w:pPr>
+        <w:rPr>
+          <w:rFonts w:ascii="Times New Roman" w:hAnsi="Times New Roman" w:cs="Times New Roman"/>
+        </w:rPr>
+      </w:pPr>
+    </w:p>
+    <w:p>
+      <w:pPr>
+        <w:rPr>
+          <w:rFonts w:ascii="Times New Roman" w:hAnsi="Times New Roman" w:cs="Times New Roman"/>
+        </w:rPr>
+      </w:pPr>
+    </w:p>
+    <w:p>
+      <w:pPr>
+        <w:rPr>
+          <w:rFonts w:ascii="Times New Roman" w:hAnsi="Times New Roman" w:cs="Times New Roman"/>
+        </w:rPr>
+      </w:pPr>
+    </w:p>
+    <w:p>
+      <w:pPr>
+        <w:rPr>
+          <w:rFonts w:ascii="Times New Roman" w:hAnsi="Times New Roman" w:cs="Times New Roman"/>
+        </w:rPr>
+      </w:pPr>
+    </w:p>
+    <w:p>
+      <w:pPr>
+        <w:rPr>
+          <w:rFonts w:ascii="Times New Roman" w:hAnsi="Times New Roman" w:cs="Times New Roman"/>
+        </w:rPr>
+      </w:pPr>
+    </w:p>
+    <w:p>
+      <w:pPr>
+        <w:rPr>
+          <w:rFonts w:ascii="Times New Roman" w:hAnsi="Times New Roman" w:cs="Times New Roman"/>
+        </w:rPr>
+      </w:pPr>
+    </w:p>
+    <w:p>
+      <w:pPr>
+        <w:rPr>
+          <w:rFonts w:ascii="Times New Roman" w:hAnsi="Times New Roman" w:cs="Times New Roman"/>
+        </w:rPr>
+      </w:pPr>
+    </w:p>
+    <w:p>
+      <w:pPr>
+        <w:rPr>
+          <w:rFonts w:ascii="Times New Roman" w:hAnsi="Times New Roman" w:cs="Times New Roman"/>
+        </w:rPr>
+      </w:pPr>
+    </w:p>
+    <w:p>
+      <w:pPr>
+        <w:rPr>
+          <w:rFonts w:ascii="Times New Roman" w:hAnsi="Times New Roman" w:cs="Times New Roman"/>
+        </w:rPr>
+      </w:pPr>
+    </w:p>
+    <w:p>
+      <w:pPr>
+        <w:rPr>
+          <w:rFonts w:ascii="Times New Roman" w:hAnsi="Times New Roman" w:cs="Times New Roman"/>
+        </w:rPr>
+      </w:pPr>
+    </w:p>
+    <w:p>
+      <w:pPr>
+        <w:rPr>
+          <w:rFonts w:ascii="Times New Roman" w:hAnsi="Times New Roman" w:cs="Times New Roman"/>
+        </w:rPr>
+      </w:pPr>
+    </w:p>
+    <w:p>
+      <w:pPr>
+        <w:rPr>
+          <w:rFonts w:ascii="Times New Roman" w:hAnsi="Times New Roman" w:cs="Times New Roman"/>
+        </w:rPr>
+      </w:pPr>
+    </w:p>
+    <w:p>
+      <w:pPr>
+        <w:rPr>
+          <w:rFonts w:ascii="Times New Roman" w:hAnsi="Times New Roman" w:cs="Times New Roman"/>
+        </w:rPr>
+      </w:pPr>
+    </w:p>
+    <w:p>
+      <w:pPr>
+        <w:rPr>
+          <w:rFonts w:ascii="Times New Roman" w:hAnsi="Times New Roman" w:cs="Times New Roman"/>
+        </w:rPr>
+      </w:pPr>
+    </w:p>
+    <w:p>
+      <w:pPr>
+        <w:rPr>
+          <w:rFonts w:ascii="Times New Roman" w:hAnsi="Times New Roman" w:cs="Times New Roman"/>
+        </w:rPr>
+      </w:pPr>
+    </w:p>
+    <w:p>
+      <w:pPr>
+        <w:rPr>
+          <w:rFonts w:ascii="Times New Roman" w:hAnsi="Times New Roman" w:cs="Times New Roman"/>
+        </w:rPr>
+      </w:pPr>
+    </w:p>
+    <w:p>
+      <w:pPr>
+        <w:rPr>
+          <w:rFonts w:ascii="Times New Roman" w:hAnsi="Times New Roman" w:cs="Times New Roman"/>
+        </w:rPr>
+      </w:pPr>
+    </w:p>
+    <w:p>
+      <w:pPr>
+        <w:rPr>
+          <w:rFonts w:ascii="Times New Roman" w:hAnsi="Times New Roman" w:cs="Times New Roman"/>
+        </w:rPr>
+      </w:pPr>
+    </w:p>
+    <w:p>
+      <w:pPr>
+        <w:rPr>
+          <w:rFonts w:ascii="Times New Roman" w:hAnsi="Times New Roman" w:cs="Times New Roman"/>
+        </w:rPr>
+      </w:pPr>
+    </w:p>
+    <w:p>
+      <w:pPr>
+        <w:rPr>
+          <w:rFonts w:ascii="Times New Roman" w:hAnsi="Times New Roman" w:cs="Times New Roman"/>
+        </w:rPr>
+      </w:pPr>
+    </w:p>
+    <w:p>
+      <w:pPr>
+        <w:rPr>
+          <w:rFonts w:ascii="Times New Roman" w:hAnsi="Times New Roman" w:cs="Times New Roman"/>
+          <w:b/>
+          <w:bCs/>
+        </w:rPr>
+      </w:pPr>
+      <w:r>
+        <w:rPr>
+          <w:rFonts w:ascii="Times New Roman" w:hAnsi="Times New Roman" w:cs="Times New Roman"/>
+          <w:b/>
+          <w:bCs/>
+        </w:rPr>
+        <w:lastRenderedPageBreak/>
+        <w:t>My recommended roadmap for you</w:t>
+      </w:r>
+    </w:p>
+    <w:p>
+      <w:pPr>
+        <w:rPr>
+          <w:rFonts w:ascii="Times New Roman" w:hAnsi="Times New Roman" w:cs="Times New Roman"/>
+        </w:rPr>
+      </w:pPr>
+      <w:r>
+        <w:rPr>
+          <w:rFonts w:ascii="Times New Roman" w:hAnsi="Times New Roman" w:cs="Times New Roman"/>
+        </w:rPr>
+        <w:t>Based on what you've already completed, I'd change your roadmap to:</w:t>
+      </w:r>
+    </w:p>
+    <w:p>
+      <w:pPr>
+        <w:rPr>
+          <w:rFonts w:ascii="Times New Roman" w:hAnsi="Times New Roman" w:cs="Times New Roman"/>
+        </w:rPr>
+      </w:pPr>
+      <w:r>
+        <w:rPr>
+          <w:rFonts w:ascii="Segoe UI Emoji" w:hAnsi="Segoe UI Emoji" w:cs="Segoe UI Emoji"/>
+        </w:rPr>
+        <w:t>✅</w:t>
+      </w:r>
+      <w:r>
+        <w:rPr>
+          <w:rFonts w:ascii="Times New Roman" w:hAnsi="Times New Roman" w:cs="Times New Roman"/>
+        </w:rPr>
+        <w:t xml:space="preserve"> 1. FAQ Search</w:t>
+      </w:r>
+    </w:p>
+    <w:p>
+      <w:pPr>
+        <w:rPr>
+          <w:rFonts w:ascii="Times New Roman" w:hAnsi="Times New Roman" w:cs="Times New Roman"/>
+        </w:rPr>
+      </w:pPr>
+      <w:r>
+        <w:rPr>
+          <w:rFonts w:ascii="Segoe UI Emoji" w:hAnsi="Segoe UI Emoji" w:cs="Segoe UI Emoji"/>
+        </w:rPr>
+        <w:t>✅</w:t>
+      </w:r>
+      <w:r>
+        <w:rPr>
+          <w:rFonts w:ascii="Times New Roman" w:hAnsi="Times New Roman" w:cs="Times New Roman"/>
+        </w:rPr>
+        <w:t xml:space="preserve"> 2. Resume Search</w:t>
+      </w:r>
+    </w:p>
+    <w:p>
+      <w:pPr>
+        <w:rPr>
+          <w:rFonts w:ascii="Times New Roman" w:hAnsi="Times New Roman" w:cs="Times New Roman"/>
+        </w:rPr>
+      </w:pPr>
+      <w:r>
+        <w:rPr>
+          <w:rFonts w:ascii="Segoe UI Emoji" w:hAnsi="Segoe UI Emoji" w:cs="Segoe UI Emoji"/>
+        </w:rPr>
+        <w:t>✅</w:t>
+      </w:r>
+      <w:r>
+        <w:rPr>
+          <w:rFonts w:ascii="Times New Roman" w:hAnsi="Times New Roman" w:cs="Times New Roman"/>
+        </w:rPr>
+        <w:t xml:space="preserve"> 3. Similar Document Finder</w:t>
+      </w:r>
+    </w:p>
+    <w:p>
+      <w:pPr>
+        <w:rPr>
+          <w:rFonts w:ascii="Times New Roman" w:hAnsi="Times New Roman" w:cs="Times New Roman"/>
+        </w:rPr>
+      </w:pPr>
+      <w:r>
+        <w:rPr>
+          <w:rFonts w:ascii="Segoe UI Emoji" w:hAnsi="Segoe UI Emoji" w:cs="Segoe UI Emoji"/>
+        </w:rPr>
+        <w:t>✅</w:t>
+      </w:r>
+      <w:r>
+        <w:rPr>
+          <w:rFonts w:ascii="Times New Roman" w:hAnsi="Times New Roman" w:cs="Times New Roman"/>
+        </w:rPr>
+        <w:t xml:space="preserve"> 4. Spam Detection</w:t>
+      </w:r>
+    </w:p>
+    <w:p>
+      <w:pPr>
+        <w:rPr>
+          <w:rFonts w:ascii="Times New Roman" w:hAnsi="Times New Roman" w:cs="Times New Roman"/>
+        </w:rPr>
+      </w:pPr>
+      <w:r>
+        <w:rPr>
+          <w:rFonts w:ascii="Segoe UI Emoji" w:hAnsi="Segoe UI Emoji" w:cs="Segoe UI Emoji"/>
+        </w:rPr>
+        <w:t>✅</w:t>
+      </w:r>
+      <w:r>
+        <w:rPr>
+          <w:rFonts w:ascii="Times New Roman" w:hAnsi="Times New Roman" w:cs="Times New Roman"/>
+        </w:rPr>
+        <w:t xml:space="preserve"> 5. Sentiment Analysis</w:t>
+      </w:r>
+    </w:p>
+    <w:p>
+      <w:pPr>
+        <w:rPr>
+          <w:rFonts w:ascii="Times New Roman" w:hAnsi="Times New Roman" w:cs="Times New Roman"/>
+        </w:rPr>
+      </w:pPr>
+      <w:r>
+        <w:rPr>
+          <w:rFonts w:ascii="Segoe UI Emoji" w:hAnsi="Segoe UI Emoji" w:cs="Segoe UI Emoji"/>
+        </w:rPr>
+        <w:t>✅</w:t>
+      </w:r>
+      <w:r>
+        <w:rPr>
+          <w:rFonts w:ascii="Times New Roman" w:hAnsi="Times New Roman" w:cs="Times New Roman"/>
+        </w:rPr>
+        <w:t xml:space="preserve"> 6. Intent Classification</w:t>
+      </w:r>
+    </w:p>
+    <w:p>
+      <w:pPr>
+        <w:rPr>
+          <w:rFonts w:ascii="Times New Roman" w:hAnsi="Times New Roman" w:cs="Times New Roman"/>
+        </w:rPr>
+      </w:pPr>
+      <w:r>
+        <w:rPr>
+          <w:rFonts w:ascii="Segoe UI Emoji" w:hAnsi="Segoe UI Emoji" w:cs="Segoe UI Emoji"/>
+        </w:rPr>
+        <w:t>✅</w:t>
+      </w:r>
+      <w:r>
+        <w:rPr>
+          <w:rFonts w:ascii="Times New Roman" w:hAnsi="Times New Roman" w:cs="Times New Roman"/>
+        </w:rPr>
+        <w:t xml:space="preserve"> 7. Semantic Search</w:t>
+      </w:r>
+    </w:p>
+    <w:p>
+      <w:pPr>
+        <w:rPr>
+          <w:rFonts w:ascii="Times New Roman" w:hAnsi="Times New Roman" w:cs="Times New Roman"/>
+        </w:rPr>
+      </w:pPr>
+      <w:r>
+        <w:rPr>
+          <w:rFonts w:ascii="Segoe UI Emoji" w:hAnsi="Segoe UI Emoji" w:cs="Segoe UI Emoji"/>
+        </w:rPr>
+        <w:t>✅</w:t>
+      </w:r>
+      <w:r>
+        <w:rPr>
+          <w:rFonts w:ascii="Times New Roman" w:hAnsi="Times New Roman" w:cs="Times New Roman"/>
+        </w:rPr>
+        <w:t xml:space="preserve"> 8. Local Vector Search</w:t>
+      </w:r>
+    </w:p>
+    <w:p>
+      <w:pPr>
+        <w:rPr>
+          <w:rFonts w:ascii="Times New Roman" w:hAnsi="Times New Roman" w:cs="Times New Roman"/>
+        </w:rPr>
+      </w:pPr>
+      <w:r>
+        <w:rPr>
+          <w:rFonts w:ascii="Segoe UI Emoji" w:hAnsi="Segoe UI Emoji" w:cs="Segoe UI Emoji"/>
+        </w:rPr>
+        <w:t>✅</w:t>
+      </w:r>
+      <w:r>
+        <w:rPr>
+          <w:rFonts w:ascii="Times New Roman" w:hAnsi="Times New Roman" w:cs="Times New Roman"/>
+        </w:rPr>
+        <w:t xml:space="preserve"> 9. PDF Chatbot / RAG</w:t>
+      </w:r>
+    </w:p>
+    <w:p>
+      <w:pPr>
+        <w:rPr>
+          <w:rFonts w:ascii="Times New Roman" w:hAnsi="Times New Roman" w:cs="Times New Roman"/>
+        </w:rPr>
+      </w:pPr>
+      <w:r>
+        <w:rPr>
+          <w:rFonts w:ascii="Segoe UI Emoji" w:hAnsi="Segoe UI Emoji" w:cs="Segoe UI Emoji"/>
+        </w:rPr>
+        <w:t>✅</w:t>
+      </w:r>
+      <w:r>
+        <w:rPr>
+          <w:rFonts w:ascii="Times New Roman" w:hAnsi="Times New Roman" w:cs="Times New Roman"/>
+        </w:rPr>
+        <w:t xml:space="preserve"> 10. Email Generator architecture</w:t>
+      </w:r>
+    </w:p>
+    <w:p>
+      <w:pPr>
+        <w:rPr>
+          <w:rFonts w:ascii="Times New Roman" w:hAnsi="Times New Roman" w:cs="Times New Roman"/>
+        </w:rPr>
+      </w:pPr>
+      <w:r>
+        <w:rPr>
+          <w:rFonts w:ascii="Times New Roman" w:hAnsi="Times New Roman" w:cs="Times New Roman"/>
+        </w:rPr>
+        <w:t xml:space="preserve">   └── Waiting for real LLM key</w:t>
+      </w:r>
+    </w:p>
+    <w:p>
+      <w:pPr>
+        <w:rPr>
+          <w:rFonts w:ascii="Times New Roman" w:hAnsi="Times New Roman" w:cs="Times New Roman"/>
+        </w:rPr>
+      </w:pPr>
+    </w:p>
+    <w:p>
+      <w:pPr>
+        <w:rPr>
+          <w:rFonts w:ascii="Times New Roman" w:hAnsi="Times New Roman" w:cs="Times New Roman"/>
+        </w:rPr>
+      </w:pPr>
+      <w:r>
+        <w:rPr>
+          <w:rFonts w:ascii="Segoe UI Symbol" w:hAnsi="Segoe UI Symbol" w:cs="Segoe UI Symbol"/>
+        </w:rPr>
+        <w:t>➡</w:t>
+      </w:r>
+      <w:r>
+        <w:rPr>
+          <w:rFonts w:ascii="Times New Roman" w:hAnsi="Times New Roman" w:cs="Times New Roman"/>
+        </w:rPr>
+        <w:t>️ 11. SQL Assistant</w:t>
+      </w:r>
+    </w:p>
+    <w:p>
+      <w:pPr>
+        <w:rPr>
+          <w:rFonts w:ascii="Times New Roman" w:hAnsi="Times New Roman" w:cs="Times New Roman"/>
+        </w:rPr>
+      </w:pPr>
+      <w:r>
+        <w:rPr>
+          <w:rFonts w:ascii="Times New Roman" w:hAnsi="Times New Roman" w:cs="Times New Roman"/>
+        </w:rPr>
+        <w:t xml:space="preserve">   └── Build locally with Fake LLM</w:t>
+      </w:r>
+    </w:p>
+    <w:p>
+      <w:pPr>
+        <w:rPr>
+          <w:rFonts w:ascii="Times New Roman" w:hAnsi="Times New Roman" w:cs="Times New Roman"/>
+        </w:rPr>
+      </w:pPr>
+    </w:p>
+    <w:p>
+      <w:pPr>
+        <w:rPr>
+          <w:rFonts w:ascii="Times New Roman" w:hAnsi="Times New Roman" w:cs="Times New Roman"/>
+        </w:rPr>
+      </w:pPr>
+      <w:r>
+        <w:rPr>
+          <w:rFonts w:ascii="Segoe UI Symbol" w:hAnsi="Segoe UI Symbol" w:cs="Segoe UI Symbol"/>
+        </w:rPr>
+        <w:t>➡</w:t>
+      </w:r>
+      <w:r>
+        <w:rPr>
+          <w:rFonts w:ascii="Times New Roman" w:hAnsi="Times New Roman" w:cs="Times New Roman"/>
+        </w:rPr>
+        <w:t>️ 12. Local LLM</w:t>
+      </w:r>
+    </w:p>
+    <w:p>
+      <w:pPr>
+        <w:rPr>
+          <w:rFonts w:ascii="Times New Roman" w:hAnsi="Times New Roman" w:cs="Times New Roman"/>
+        </w:rPr>
+      </w:pPr>
+      <w:r>
+        <w:rPr>
+          <w:rFonts w:ascii="Times New Roman" w:hAnsi="Times New Roman" w:cs="Times New Roman"/>
+        </w:rPr>
+        <w:t xml:space="preserve">   └── Learn how to run an actual language model locally</w:t>
+      </w:r>
+    </w:p>
+    <w:p>
+      <w:pPr>
+        <w:rPr>
+          <w:rFonts w:ascii="Times New Roman" w:hAnsi="Times New Roman" w:cs="Times New Roman"/>
+        </w:rPr>
+      </w:pPr>
+    </w:p>
+    <w:p>
+      <w:pPr>
+        <w:rPr>
+          <w:rFonts w:ascii="Times New Roman" w:hAnsi="Times New Roman" w:cs="Times New Roman"/>
+        </w:rPr>
+      </w:pPr>
+      <w:r>
+        <w:rPr>
+          <w:rFonts w:ascii="Segoe UI Symbol" w:hAnsi="Segoe UI Symbol" w:cs="Segoe UI Symbol"/>
+        </w:rPr>
+        <w:t>➡</w:t>
+      </w:r>
+      <w:r>
+        <w:rPr>
+          <w:rFonts w:ascii="Times New Roman" w:hAnsi="Times New Roman" w:cs="Times New Roman"/>
+        </w:rPr>
+        <w:t>️ 13. RAG + Local LLM</w:t>
+      </w:r>
+    </w:p>
+    <w:p>
+      <w:pPr>
+        <w:rPr>
+          <w:rFonts w:ascii="Times New Roman" w:hAnsi="Times New Roman" w:cs="Times New Roman"/>
+        </w:rPr>
+      </w:pPr>
+      <w:r>
+        <w:rPr>
+          <w:rFonts w:ascii="Times New Roman" w:hAnsi="Times New Roman" w:cs="Times New Roman"/>
+        </w:rPr>
+        <w:t xml:space="preserve">   └── Your PDF chatbot becomes a real generative RAG system</w:t>
+      </w:r>
+    </w:p>
+    <w:p>
+      <w:pPr>
+        <w:rPr>
+          <w:rFonts w:ascii="Times New Roman" w:hAnsi="Times New Roman" w:cs="Times New Roman"/>
+        </w:rPr>
+      </w:pPr>
+    </w:p>
+    <w:p>
+      <w:pPr>
+        <w:rPr>
+          <w:rFonts w:ascii="Times New Roman" w:hAnsi="Times New Roman" w:cs="Times New Roman"/>
+        </w:rPr>
+      </w:pPr>
+      <w:r>
+        <w:rPr>
+          <w:rFonts w:ascii="Segoe UI Symbol" w:hAnsi="Segoe UI Symbol" w:cs="Segoe UI Symbol"/>
+        </w:rPr>
+        <w:t>➡</w:t>
+      </w:r>
+      <w:r>
+        <w:rPr>
+          <w:rFonts w:ascii="Times New Roman" w:hAnsi="Times New Roman" w:cs="Times New Roman"/>
+        </w:rPr>
+        <w:t>️ 14. Database Assistant / AI Agent</w:t>
+      </w:r>
+    </w:p>
+    <w:p>
+      <w:pPr>
+        <w:rPr>
+          <w:rFonts w:ascii="Times New Roman" w:hAnsi="Times New Roman" w:cs="Times New Roman"/>
+        </w:rPr>
+      </w:pPr>
+      <w:r>
+        <w:rPr>
+          <w:rFonts w:ascii="Times New Roman" w:hAnsi="Times New Roman" w:cs="Times New Roman"/>
+        </w:rPr>
+        <w:t xml:space="preserve">   └── LLM + SQL + tools + validation</w:t>
+      </w:r>
     </w:p>
     <w:p>
       <w:pPr>
